--- a/docs/papers/mon-hoc/thesis-full.docx
+++ b/docs/papers/mon-hoc/thesis-full.docx
@@ -6048,7 +6048,7 @@
     <w:bookmarkEnd w:id="42"/>
     <w:bookmarkEnd w:id="43"/>
     <w:bookmarkEnd w:id="44"/>
-    <w:bookmarkStart w:id="74" w:name="chương-3-thiết-kế-và-cài-đặt"/>
+    <w:bookmarkStart w:id="77" w:name="chương-3-thiết-kế-và-cài-đặt"/>
     <w:p>
       <w:pPr>
         <w:pStyle w:val="Heading1"/>
@@ -6196,7 +6196,7 @@
         <w:t xml:space="preserve"> </w:t>
       </w:r>
       <w:r>
-        <w:t xml:space="preserve">— cắt, phóng đại, tăng cường tương phản, khử nhiễu, nắn hình, phân loại bố cục, tách và ghép (mục 3.4);</w:t>
+        <w:t xml:space="preserve">— cắt, phân loại bố cục theo hình học, tách và ghép, rồi phóng đại, tăng cường tương phản và khử nhiễu (mục 3.4);</w:t>
       </w:r>
     </w:p>
     <w:p>
@@ -8106,7 +8106,7 @@
       </w:r>
     </w:p>
     <w:bookmarkEnd w:id="56"/>
-    <w:bookmarkStart w:id="64" w:name="X9c2c9b365086d10c999a46e4942f14d73b6baa5"/>
+    <w:bookmarkStart w:id="67" w:name="X9c2c9b365086d10c999a46e4942f14d73b6baa5"/>
     <w:p>
       <w:pPr>
         <w:pStyle w:val="Heading2"/>
@@ -8139,7 +8139,7 @@
         <w:t xml:space="preserve">đưa sang bộ nhận dạng.</w:t>
       </w:r>
     </w:p>
-    <w:bookmarkStart w:id="57" w:name="X18366d2ca2a670ba198761f661338f3d7f9f2a6"/>
+    <w:bookmarkStart w:id="60" w:name="X18366d2ca2a670ba198761f661338f3d7f9f2a6"/>
     <w:p>
       <w:pPr>
         <w:pStyle w:val="Heading3"/>
@@ -8190,7 +8190,28 @@
         <w:pStyle w:val="BodyText"/>
       </w:pPr>
       <w:r>
-        <w:t xml:space="preserve">Thứ tự: cắt vùng → phóng đại → thang xám → CLAHE → lọc song phương → ước lượng số dòng →</w:t>
+        <w:t xml:space="preserve">Thứ tự trên</w:t>
+      </w:r>
+      <w:r>
+        <w:t xml:space="preserve"> </w:t>
+      </w:r>
+      <w:r>
+        <w:rPr>
+          <w:b/>
+          <w:bCs/>
+        </w:rPr>
+        <w:t xml:space="preserve">đường chạy chính</w:t>
+      </w:r>
+      <w:r>
+        <w:t xml:space="preserve">:</w:t>
+      </w:r>
+    </w:p>
+    <w:p>
+      <w:pPr>
+        <w:pStyle w:val="BlockText"/>
+      </w:pPr>
+      <w:r>
+        <w:t xml:space="preserve">cắt vùng → ước lượng số dòng →</w:t>
       </w:r>
       <w:r>
         <w:t xml:space="preserve"> </w:t>
@@ -8206,11 +8227,219 @@
         <w:t xml:space="preserve"> </w:t>
       </w:r>
       <w:r>
-        <w:t xml:space="preserve">tách hai nửa → ghép ngang → nhận dạng.</w:t>
-      </w:r>
-    </w:p>
-    <w:bookmarkEnd w:id="57"/>
-    <w:bookmarkStart w:id="58" w:name="Xbd6fc628c8274ad71f5ff8ee0ce13f6f3464cf1"/>
+        <w:t xml:space="preserve">tách hai nửa → ghép ngang → phóng đại → thang xám → CLAHE → lọc song phương → nhận dạng</w:t>
+      </w:r>
+    </w:p>
+    <w:p>
+      <w:pPr>
+        <w:pStyle w:val="FirstParagraph"/>
+      </w:pPr>
+      <w:r>
+        <w:t xml:space="preserve">Hai chi tiết về thứ tự này đáng nêu, vì đảo lại sẽ ra một hệ thống khác.</w:t>
+      </w:r>
+    </w:p>
+    <w:p>
+      <w:pPr>
+        <w:pStyle w:val="BodyText"/>
+      </w:pPr>
+      <w:r>
+        <w:rPr>
+          <w:b/>
+          <w:bCs/>
+        </w:rPr>
+        <w:t xml:space="preserve">Ước lượng số dòng chạy trên vùng cắt thô, trước mọi phép tăng cường.</w:t>
+      </w:r>
+      <w:r>
+        <w:t xml:space="preserve"> </w:t>
+      </w:r>
+      <w:r>
+        <w:t xml:space="preserve">Điều này an toàn vì các bước tăng cường không đổi tỉ lệ khung hình — phóng đại giữ nguyên tỉ lệ, còn thang xám, CLAHE và lọc song phương chỉ đổi giá trị điểm ảnh. Đại lượng mà bước phân loại dựa vào vì vậy không bị bước nào phía sau làm nhiễu.</w:t>
+      </w:r>
+    </w:p>
+    <w:p>
+      <w:pPr>
+        <w:pStyle w:val="BodyText"/>
+      </w:pPr>
+      <w:r>
+        <w:rPr>
+          <w:b/>
+          <w:bCs/>
+        </w:rPr>
+        <w:t xml:space="preserve">Tiền xử lý chạy sau khi ghép, không phải trước khi tách.</w:t>
+      </w:r>
+      <w:r>
+        <w:t xml:space="preserve"> </w:t>
+      </w:r>
+      <w:r>
+        <w:t xml:space="preserve">CLAHE vì vậy làm việc trên</w:t>
+      </w:r>
+      <w:r>
+        <w:t xml:space="preserve"> </w:t>
+      </w:r>
+      <w:r>
+        <w:rPr>
+          <w:b/>
+          <w:bCs/>
+        </w:rPr>
+        <w:t xml:space="preserve">dải ảnh đã ghép</w:t>
+      </w:r>
+      <w:r>
+        <w:t xml:space="preserve">, tức trên một hàng ký tự duy nhất, chứ không phải trên từng nửa riêng. Đây là lựa chọn có chủ đích: chạy CLAHE riêng cho từng nửa sẽ cân bằng tương phản của hai nửa</w:t>
+      </w:r>
+      <w:r>
+        <w:t xml:space="preserve"> </w:t>
+      </w:r>
+      <w:r>
+        <w:rPr>
+          <w:b/>
+          <w:bCs/>
+        </w:rPr>
+        <w:t xml:space="preserve">độc lập với nhau</w:t>
+      </w:r>
+      <w:r>
+        <w:t xml:space="preserve">, và nếu một nửa bị chói còn nửa kia không, hai nửa sau khi ghép sẽ có độ sáng lệch nhau ngay giữa dải — đúng chỗ bộ phát hiện văn bản dễ hiểu nhầm là ranh giới giữa hai vùng chữ.</w:t>
+      </w:r>
+    </w:p>
+    <w:p>
+      <w:pPr>
+        <w:pStyle w:val="BodyText"/>
+      </w:pPr>
+      <w:r>
+        <w:rPr>
+          <w:b/>
+          <w:bCs/>
+        </w:rPr>
+        <w:t xml:space="preserve">Bước nắn hình không nằm trên đường chạy chính.</w:t>
+      </w:r>
+      <w:r>
+        <w:t xml:space="preserve"> </w:t>
+      </w:r>
+      <w:r>
+        <w:t xml:space="preserve">Nó thuộc bậc thang thử lại ở mục 3.4.6, chỉ chạy sau khi lần đọc đầu tiên đã thất bại.</w:t>
+      </w:r>
+    </w:p>
+    <w:p>
+      <w:pPr>
+        <w:pStyle w:val="BodyText"/>
+      </w:pPr>
+      <w:r>
+        <w:drawing>
+          <wp:inline>
+            <wp:extent cx="5334000" cy="8969712"/>
+            <wp:effectExtent b="0" l="0" r="0" t="0"/>
+            <wp:docPr descr="" title="" id="58" name="Picture"/>
+            <a:graphic>
+              <a:graphicData uri="http://schemas.openxmlformats.org/drawingml/2006/picture">
+                <pic:pic>
+                  <pic:nvPicPr>
+                    <pic:cNvPr descr="figures/fig-pipeline-strip.png" id="59" name="Picture"/>
+                    <pic:cNvPicPr>
+                      <a:picLocks noChangeArrowheads="1" noChangeAspect="1"/>
+                    </pic:cNvPicPr>
+                  </pic:nvPicPr>
+                  <pic:blipFill>
+                    <a:blip r:embed="rId57"/>
+                    <a:stretch>
+                      <a:fillRect/>
+                    </a:stretch>
+                  </pic:blipFill>
+                  <pic:spPr bwMode="auto">
+                    <a:xfrm>
+                      <a:off x="0" y="0"/>
+                      <a:ext cx="5334000" cy="8969712"/>
+                    </a:xfrm>
+                    <a:prstGeom prst="rect">
+                      <a:avLst/>
+                    </a:prstGeom>
+                    <a:noFill/>
+                    <a:ln w="9525">
+                      <a:noFill/>
+                      <a:headEnd/>
+                      <a:tailEnd/>
+                    </a:ln>
+                  </pic:spPr>
+                </pic:pic>
+              </a:graphicData>
+            </a:graphic>
+          </wp:inline>
+        </w:drawing>
+      </w:r>
+    </w:p>
+    <w:p>
+      <w:pPr>
+        <w:pStyle w:val="BodyText"/>
+      </w:pPr>
+      <w:r>
+        <w:rPr>
+          <w:b/>
+          <w:bCs/>
+        </w:rPr>
+        <w:t xml:space="preserve">Hình 3.3.</w:t>
+      </w:r>
+      <w:r>
+        <w:t xml:space="preserve"> </w:t>
+      </w:r>
+      <w:r>
+        <w:t xml:space="preserve">Toàn bộ chuỗi xử lý trên một biển thật, ảnh chụp sau từng bước</w:t>
+      </w:r>
+    </w:p>
+    <w:p>
+      <w:pPr>
+        <w:pStyle w:val="BodyText"/>
+      </w:pPr>
+      <w:r>
+        <w:t xml:space="preserve">Hình 3.3 là kết quả chạy</w:t>
+      </w:r>
+      <w:r>
+        <w:t xml:space="preserve"> </w:t>
+      </w:r>
+      <w:r>
+        <w:rPr>
+          <w:b/>
+          <w:bCs/>
+        </w:rPr>
+        <w:t xml:space="preserve">chính các hàm của bản giao hàng</w:t>
+      </w:r>
+      <w:r>
+        <w:t xml:space="preserve">, không phải hình vẽ minh hoạ: mỗi khung là mảng ảnh thật ở đầu ra của bước tương ứng, và chuỗi kết thúc bằng chuỗi ký tự mà hệ thống thực sự đọc được. Hai khung đáng nhìn kỹ là khung 3 và khung 4 — chúng cho thấy trực tiếp thứ mà cả mục này mô tả bằng chữ:</w:t>
+      </w:r>
+      <w:r>
+        <w:t xml:space="preserve"> </w:t>
+      </w:r>
+      <w:r>
+        <w:rPr>
+          <w:b/>
+          <w:bCs/>
+        </w:rPr>
+        <w:t xml:space="preserve">tỉ lệ khung hình nhảy từ 1,12 lên 4,42</w:t>
+      </w:r>
+      <w:r>
+        <w:t xml:space="preserve">, và hai hàng ký tự cao 30 px trở thành một hàng duy nhất nhận trọn 50 px.</w:t>
+      </w:r>
+    </w:p>
+    <w:p>
+      <w:pPr>
+        <w:pStyle w:val="BodyText"/>
+      </w:pPr>
+      <w:r>
+        <w:t xml:space="preserve">Khung 3 cũng cho thấy một chi tiết dễ bị hiểu nhầm: nửa dưới</w:t>
+      </w:r>
+      <w:r>
+        <w:t xml:space="preserve"> </w:t>
+      </w:r>
+      <w:r>
+        <w:rPr>
+          <w:b/>
+          <w:bCs/>
+        </w:rPr>
+        <w:t xml:space="preserve">có chứa phần chân của hàng ký tự trên</w:t>
+      </w:r>
+      <w:r>
+        <w:t xml:space="preserve">. Đó không phải lỗi cắt mà chính là vùng chồng lấn ở mục 3.4.4, và mục 3.4.7 cho thấy nó còn giải quyết thêm một vấn đề nữa.</w:t>
+      </w:r>
+    </w:p>
+    <w:bookmarkEnd w:id="60"/>
+    <w:bookmarkStart w:id="61" w:name="Xbd6fc628c8274ad71f5ff8ee0ce13f6f3464cf1"/>
     <w:p>
       <w:pPr>
         <w:pStyle w:val="Heading3"/>
@@ -8340,8 +8569,8 @@
         <w:t xml:space="preserve">chiều cao trước toàn bộ chuỗi trên, vì ảnh do bộ phát hiện sinh ra thường chỉ cao 20–40 điểm ảnh.</w:t>
       </w:r>
     </w:p>
-    <w:bookmarkEnd w:id="58"/>
-    <w:bookmarkStart w:id="59" w:name="Xaeeeb2319ab7efb104dc5ff0aeaccb8a62d966d"/>
+    <w:bookmarkEnd w:id="61"/>
+    <w:bookmarkStart w:id="62" w:name="Xaeeeb2319ab7efb104dc5ff0aeaccb8a62d966d"/>
     <w:p>
       <w:pPr>
         <w:pStyle w:val="Heading3"/>
@@ -8455,27 +8684,67 @@
         <w:t xml:space="preserve">vùng bất định</w:t>
       </w:r>
       <w:r>
-        <w:t xml:space="preserve">: một biển một dòng chụp nghiêng lớn có thể cho tỉ lệ rơi vào khoảng này. Đây chính là lý do bước nắn hình ở mục 3.4.6 chạy</w:t>
-      </w:r>
-      <w:r>
-        <w:t xml:space="preserve"> </w:t>
-      </w:r>
-      <w:r>
-        <w:rPr>
-          <w:b/>
-          <w:bCs/>
-        </w:rPr>
-        <w:t xml:space="preserve">trước</w:t>
-      </w:r>
-      <w:r>
-        <w:t xml:space="preserve"> </w:t>
-      </w:r>
-      <w:r>
-        <w:t xml:space="preserve">bước ước lượng số dòng.</w:t>
-      </w:r>
-    </w:p>
-    <w:bookmarkEnd w:id="59"/>
-    <w:bookmarkStart w:id="60" w:name="Xfb39b319058ed80282caa828cc2c5a2f546e33e"/>
+        <w:t xml:space="preserve">, và nó bất định theo cả hai chiều: một biển một dòng chụp nghiêng lớn có thể cho tỉ lệ rơi xuống khoảng này, còn một biển hai dòng nghiêng thì có tỉ lệ</w:t>
+      </w:r>
+      <w:r>
+        <w:t xml:space="preserve"> </w:t>
+      </w:r>
+      <w:r>
+        <w:rPr>
+          <w:b/>
+          <w:bCs/>
+        </w:rPr>
+        <w:t xml:space="preserve">vọt lên trên</w:t>
+      </w:r>
+      <w:r>
+        <w:t xml:space="preserve"> </w:t>
+      </w:r>
+      <w:r>
+        <w:t xml:space="preserve">ngưỡng và đi nhầm sang nhánh một dòng.</w:t>
+      </w:r>
+    </w:p>
+    <w:p>
+      <w:pPr>
+        <w:pStyle w:val="BodyText"/>
+      </w:pPr>
+      <w:r>
+        <w:t xml:space="preserve">Đường chạy chính</w:t>
+      </w:r>
+      <w:r>
+        <w:t xml:space="preserve"> </w:t>
+      </w:r>
+      <w:r>
+        <w:rPr>
+          <w:b/>
+          <w:bCs/>
+        </w:rPr>
+        <w:t xml:space="preserve">không có cách nào tự phát hiện</w:t>
+      </w:r>
+      <w:r>
+        <w:t xml:space="preserve"> </w:t>
+      </w:r>
+      <w:r>
+        <w:t xml:space="preserve">mình vừa phân loại nhầm — nó chỉ đo một con số và so với một ngưỡng. Đây chính là lý do bậc thang thử lại ở mục 3.4.6 tồn tại: nó không sửa ngưỡng mà</w:t>
+      </w:r>
+      <w:r>
+        <w:t xml:space="preserve"> </w:t>
+      </w:r>
+      <w:r>
+        <w:rPr>
+          <w:b/>
+          <w:bCs/>
+        </w:rPr>
+        <w:t xml:space="preserve">dùng kết quả đọc hỏng làm tín hiệu</w:t>
+      </w:r>
+      <w:r>
+        <w:t xml:space="preserve"> </w:t>
+      </w:r>
+      <w:r>
+        <w:t xml:space="preserve">để nắn hình rồi phân loại lại.</w:t>
+      </w:r>
+    </w:p>
+    <w:bookmarkEnd w:id="62"/>
+    <w:bookmarkStart w:id="63" w:name="Xfb39b319058ed80282caa828cc2c5a2f546e33e"/>
     <w:p>
       <w:pPr>
         <w:pStyle w:val="Heading3"/>
@@ -8627,8 +8896,8 @@
         <w:t xml:space="preserve">Vùng chồng lấn này về sau hoá ra còn có một tác dụng thứ hai mà thiết kế ban đầu không lường trước, phân tích ở mục 3.4.7.</w:t>
       </w:r>
     </w:p>
-    <w:bookmarkEnd w:id="60"/>
-    <w:bookmarkStart w:id="61" w:name="Xe16187c91814f7d1f771b6ec5ec517eaf605643"/>
+    <w:bookmarkEnd w:id="63"/>
+    <w:bookmarkStart w:id="64" w:name="Xe16187c91814f7d1f771b6ec5ec517eaf605643"/>
     <w:p>
       <w:pPr>
         <w:pStyle w:val="Heading3"/>
@@ -8763,8 +9032,8 @@
         <w:t xml:space="preserve">.</w:t>
       </w:r>
     </w:p>
-    <w:bookmarkEnd w:id="61"/>
-    <w:bookmarkStart w:id="62" w:name="Xca395d3aa70618ffb18e8d6de122579f4218e94"/>
+    <w:bookmarkEnd w:id="64"/>
+    <w:bookmarkStart w:id="65" w:name="Xca395d3aa70618ffb18e8d6de122579f4218e94"/>
     <w:p>
       <w:pPr>
         <w:pStyle w:val="Heading3"/>
@@ -8778,39 +9047,7 @@
         <w:pStyle w:val="FirstParagraph"/>
       </w:pPr>
       <w:r>
-        <w:t xml:space="preserve">Biển chụp nghiêng gây hai vấn đề cùng lúc: tỉ lệ khung hình đo được sai lệch (ảnh hưởng mục 3.4.3), và ký tự bị biến dạng phối cảnh. Hệ thống áp một bước</w:t>
-      </w:r>
-      <w:r>
-        <w:t xml:space="preserve"> </w:t>
-      </w:r>
-      <w:r>
-        <w:rPr>
-          <w:b/>
-          <w:bCs/>
-        </w:rPr>
-        <w:t xml:space="preserve">nắn hình</w:t>
-      </w:r>
-      <w:r>
-        <w:t xml:space="preserve"> </w:t>
-      </w:r>
-      <w:r>
-        <w:t xml:space="preserve">— ước lượng góc nghiêng rồi hiệu chỉnh —</w:t>
-      </w:r>
-      <w:r>
-        <w:t xml:space="preserve"> </w:t>
-      </w:r>
-      <w:r>
-        <w:rPr>
-          <w:b/>
-          <w:bCs/>
-        </w:rPr>
-        <w:t xml:space="preserve">trước</w:t>
-      </w:r>
-      <w:r>
-        <w:t xml:space="preserve"> </w:t>
-      </w:r>
-      <w:r>
-        <w:t xml:space="preserve">bước ước lượng số dòng, kèm một bước giãn theo chiều dọc cho biển bị nén.</w:t>
+        <w:t xml:space="preserve">Biển chụp nghiêng gây hai vấn đề cùng lúc, và vấn đề thứ nhất nguy hiểm hơn vấn đề thứ hai.</w:t>
       </w:r>
     </w:p>
     <w:p>
@@ -8818,7 +9055,216 @@
         <w:pStyle w:val="BodyText"/>
       </w:pPr>
       <w:r>
-        <w:t xml:space="preserve">Các bước này được tổ chức thành một</w:t>
+        <w:rPr>
+          <w:b/>
+          <w:bCs/>
+        </w:rPr>
+        <w:t xml:space="preserve">Vấn đề hiển nhiên</w:t>
+      </w:r>
+      <w:r>
+        <w:t xml:space="preserve"> </w:t>
+      </w:r>
+      <w:r>
+        <w:t xml:space="preserve">là ký tự bị biến dạng phối cảnh.</w:t>
+      </w:r>
+      <w:r>
+        <w:t xml:space="preserve"> </w:t>
+      </w:r>
+      <w:r>
+        <w:rPr>
+          <w:b/>
+          <w:bCs/>
+        </w:rPr>
+        <w:t xml:space="preserve">Vấn đề thật sự</w:t>
+      </w:r>
+      <w:r>
+        <w:t xml:space="preserve"> </w:t>
+      </w:r>
+      <w:r>
+        <w:t xml:space="preserve">là biển nghiêng làm</w:t>
+      </w:r>
+      <w:r>
+        <w:t xml:space="preserve"> </w:t>
+      </w:r>
+      <w:r>
+        <w:rPr>
+          <w:b/>
+          <w:bCs/>
+        </w:rPr>
+        <w:t xml:space="preserve">hộp bao nở rộng ra theo chiều ngang</w:t>
+      </w:r>
+      <w:r>
+        <w:t xml:space="preserve">, nên tỉ lệ khung hình đo được</w:t>
+      </w:r>
+      <w:r>
+        <w:t xml:space="preserve"> </w:t>
+      </w:r>
+      <w:r>
+        <w:rPr>
+          <w:b/>
+          <w:bCs/>
+        </w:rPr>
+        <w:t xml:space="preserve">vượt qua ngưỡng 2,5</w:t>
+      </w:r>
+      <w:r>
+        <w:t xml:space="preserve"> </w:t>
+      </w:r>
+      <w:r>
+        <w:t xml:space="preserve">của mục 3.4.3: vùng biển hai dòng bị phân loại nhầm thành một dòng,</w:t>
+      </w:r>
+      <w:r>
+        <w:t xml:space="preserve"> </w:t>
+      </w:r>
+      <w:r>
+        <w:rPr>
+          <w:b/>
+          <w:bCs/>
+        </w:rPr>
+        <w:t xml:space="preserve">không bao giờ được tách</w:t>
+      </w:r>
+      <w:r>
+        <w:t xml:space="preserve">, và bộ nhận dạng trả về chuỗi rỗng — trong khi đúng biển đó chụp chính diện thì đọc hoàn hảo. Sai sót ở đây không phải "đọc kém đi" mà là</w:t>
+      </w:r>
+      <w:r>
+        <w:t xml:space="preserve"> </w:t>
+      </w:r>
+      <w:r>
+        <w:rPr>
+          <w:b/>
+          <w:bCs/>
+        </w:rPr>
+        <w:t xml:space="preserve">đi nhầm nhánh xử lý</w:t>
+      </w:r>
+      <w:r>
+        <w:t xml:space="preserve">.</w:t>
+      </w:r>
+    </w:p>
+    <w:p>
+      <w:pPr>
+        <w:pStyle w:val="BodyText"/>
+      </w:pPr>
+      <w:r>
+        <w:t xml:space="preserve">Hai phép hiệu chỉnh được cài để kéo vùng biển về đúng nhánh:</w:t>
+      </w:r>
+    </w:p>
+    <w:p>
+      <w:pPr>
+        <w:pStyle w:val="Compact"/>
+        <w:numPr>
+          <w:ilvl w:val="0"/>
+          <w:numId w:val="1004"/>
+        </w:numPr>
+      </w:pPr>
+      <w:r>
+        <w:rPr>
+          <w:b/>
+          <w:bCs/>
+        </w:rPr>
+        <w:t xml:space="preserve">Nắn hình</w:t>
+      </w:r>
+      <w:r>
+        <w:t xml:space="preserve"> </w:t>
+      </w:r>
+      <w:r>
+        <w:t xml:space="preserve">— nhị phân hoá bằng Otsu ở cả hai cực, lấy vùng liên thông lớn nhất, khớp một hình chữ nhật xoay, rồi xoay ảnh cho cạnh dài nằm ngang và cắt lại sát. Trả về</w:t>
+      </w:r>
+      <w:r>
+        <w:t xml:space="preserve"> </w:t>
+      </w:r>
+      <w:r>
+        <w:rPr>
+          <w:b/>
+          <w:bCs/>
+        </w:rPr>
+        <w:t xml:space="preserve">phần cắt sát</w:t>
+      </w:r>
+      <w:r>
+        <w:t xml:space="preserve"> </w:t>
+      </w:r>
+      <w:r>
+        <w:t xml:space="preserve">chứ không phải khung đã xoay, vì tỉ lệ của phần cắt sát mới là hình dạng thật của biển — đúng đại lượng mà bước phân loại cần.</w:t>
+      </w:r>
+    </w:p>
+    <w:p>
+      <w:pPr>
+        <w:pStyle w:val="Compact"/>
+        <w:numPr>
+          <w:ilvl w:val="0"/>
+          <w:numId w:val="1004"/>
+        </w:numPr>
+      </w:pPr>
+      <w:r>
+        <w:rPr>
+          <w:b/>
+          <w:bCs/>
+        </w:rPr>
+        <w:t xml:space="preserve">Giãn theo chiều dọc</w:t>
+      </w:r>
+      <w:r>
+        <w:t xml:space="preserve"> </w:t>
+      </w:r>
+      <w:r>
+        <w:t xml:space="preserve">— cho biển bị nén do chụp chếch từ trên xuống. Trường hợp này</w:t>
+      </w:r>
+      <w:r>
+        <w:t xml:space="preserve"> </w:t>
+      </w:r>
+      <w:r>
+        <w:rPr>
+          <w:b/>
+          <w:bCs/>
+        </w:rPr>
+        <w:t xml:space="preserve">không có góc xoay nào để nắn</w:t>
+      </w:r>
+      <w:r>
+        <w:t xml:space="preserve">: biển vẫn nằm ngang, chỉ bị ép dẹt. Các hàng điểm ảnh nội suy thêm</w:t>
+      </w:r>
+      <w:r>
+        <w:t xml:space="preserve"> </w:t>
+      </w:r>
+      <w:r>
+        <w:rPr>
+          <w:b/>
+          <w:bCs/>
+        </w:rPr>
+        <w:t xml:space="preserve">không mang thông tin mới</w:t>
+      </w:r>
+      <w:r>
+        <w:t xml:space="preserve">; giá trị của phép giãn nằm ở chỗ</w:t>
+      </w:r>
+      <w:r>
+        <w:t xml:space="preserve"> </w:t>
+      </w:r>
+      <w:r>
+        <w:rPr>
+          <w:b/>
+          <w:bCs/>
+        </w:rPr>
+        <w:t xml:space="preserve">định tuyến</w:t>
+      </w:r>
+      <w:r>
+        <w:t xml:space="preserve">, không ở chi tiết ảnh.</w:t>
+      </w:r>
+    </w:p>
+    <w:p>
+      <w:pPr>
+        <w:pStyle w:val="FirstParagraph"/>
+      </w:pPr>
+      <w:r>
+        <w:t xml:space="preserve">Hai phép này</w:t>
+      </w:r>
+      <w:r>
+        <w:t xml:space="preserve"> </w:t>
+      </w:r>
+      <w:r>
+        <w:rPr>
+          <w:b/>
+          <w:bCs/>
+        </w:rPr>
+        <w:t xml:space="preserve">không nằm trên đường chạy chính</w:t>
+      </w:r>
+      <w:r>
+        <w:t xml:space="preserve">. Chúng được tổ chức thành một</w:t>
       </w:r>
       <w:r>
         <w:t xml:space="preserve"> </w:t>
@@ -8831,7 +9277,7 @@
         <w:t xml:space="preserve">bậc thang thử lại</w:t>
       </w:r>
       <w:r>
-        <w:t xml:space="preserve">: chúng chỉ chạy</w:t>
+        <w:t xml:space="preserve">, chỉ kích hoạt</w:t>
       </w:r>
       <w:r>
         <w:t xml:space="preserve"> </w:t>
@@ -8844,7 +9290,10 @@
         <w:t xml:space="preserve">sau khi lần đọc đầu tiên đã thất bại</w:t>
       </w:r>
       <w:r>
-        <w:t xml:space="preserve">, tức khi chuỗi trả về không qua được kiểm tra định dạng. Cấu trúc này có một tính chất quan trọng: vì cổng chỉ mở khi kết quả đã không hợp lệ,</w:t>
+        <w:t xml:space="preserve"> </w:t>
+      </w:r>
+      <w:r>
+        <w:t xml:space="preserve">— tức khi chuỗi trả về không qua được kiểm tra định dạng. Cấu trúc này có một tính chất quan trọng: vì cổng chỉ mở khi kết quả đã không hợp lệ,</w:t>
       </w:r>
       <w:r>
         <w:t xml:space="preserve"> </w:t>
@@ -8857,7 +9306,20 @@
         <w:t xml:space="preserve">tập bị can thiệp và tập đang đúng là hai tập rời nhau</w:t>
       </w:r>
       <w:r>
-        <w:t xml:space="preserve">, nên bậc thang không thể làm hỏng một biển vốn đã đọc đúng.</w:t>
+        <w:t xml:space="preserve">, nên bậc thang</w:t>
+      </w:r>
+      <w:r>
+        <w:t xml:space="preserve"> </w:t>
+      </w:r>
+      <w:r>
+        <w:rPr>
+          <w:b/>
+          <w:bCs/>
+        </w:rPr>
+        <w:t xml:space="preserve">không thể làm hỏng một biển vốn đã đọc đúng</w:t>
+      </w:r>
+      <w:r>
+        <w:t xml:space="preserve">. Chính tính chất đó cho phép để nó bật mặc định mà không cần lo thoái lui về độ chính xác.</w:t>
       </w:r>
     </w:p>
     <w:p>
@@ -8865,6 +9327,14 @@
         <w:pStyle w:val="BodyText"/>
       </w:pPr>
       <w:r>
+        <w:t xml:space="preserve">Bản thân bước nắn hình cũng có ba cổng an toàn, mỗi cổng đều lùi về "trả nguyên vùng cắt": góc nghiêng dưới 1,5° (không có gì để sửa, giữ nguyên đường chạy chính diện không đổi một bit), góc trên 35° (ước lượng gần như chắc chắn sai), hoặc vùng liên thông lớn nhất chiếm dưới 25% diện tích vùng cắt (nhị phân hoá đã làm vỡ biển thay vì cô lập nó).</w:t>
+      </w:r>
+    </w:p>
+    <w:p>
+      <w:pPr>
+        <w:pStyle w:val="BodyText"/>
+      </w:pPr>
+      <w:r>
         <w:t xml:space="preserve">Chi phí và lợi ích đo được trình bày ở mục 4.4.2, kèm một quyết định</w:t>
       </w:r>
       <w:r>
@@ -8884,8 +9354,8 @@
         <w:t xml:space="preserve">một bậc trong đó.</w:t>
       </w:r>
     </w:p>
-    <w:bookmarkEnd w:id="62"/>
-    <w:bookmarkStart w:id="63" w:name="Xbea6f895427b64827cac31a6453bf27649ea77e"/>
+    <w:bookmarkEnd w:id="65"/>
+    <w:bookmarkStart w:id="66" w:name="Xbea6f895427b64827cac31a6453bf27649ea77e"/>
     <w:p>
       <w:pPr>
         <w:pStyle w:val="Heading3"/>
@@ -9083,9 +9553,9 @@
         <w:t xml:space="preserve">, ghép với chuỗi thô rồi chuẩn hoá lại; kết quả mới chỉ được chấp nhận nếu vượt kiểm tra định dạng.</w:t>
       </w:r>
     </w:p>
-    <w:bookmarkEnd w:id="63"/>
-    <w:bookmarkEnd w:id="64"/>
-    <w:bookmarkStart w:id="65" w:name="Xb17945b5d9374e5087c2c96ace1685ff00e2e22"/>
+    <w:bookmarkEnd w:id="66"/>
+    <w:bookmarkEnd w:id="67"/>
+    <w:bookmarkStart w:id="68" w:name="Xb17945b5d9374e5087c2c96ace1685ff00e2e22"/>
     <w:p>
       <w:pPr>
         <w:pStyle w:val="Heading2"/>
@@ -9254,8 +9724,8 @@
         <w:t xml:space="preserve">, và nếu phán quyết ban đầu không nằm trong tập ứng viên thì kết quả giữ nguyên. Nói cách khác, màu nền không thể tạo ra một họ biển mà bộ luật ký tự đã bác bỏ.</w:t>
       </w:r>
     </w:p>
-    <w:bookmarkEnd w:id="65"/>
-    <w:bookmarkStart w:id="69" w:name="Xfad7df3f963ac0b8ebfe8cf87d7c64fa075f760"/>
+    <w:bookmarkEnd w:id="68"/>
+    <w:bookmarkStart w:id="72" w:name="Xfad7df3f963ac0b8ebfe8cf87d7c64fa075f760"/>
     <w:p>
       <w:pPr>
         <w:pStyle w:val="Heading2"/>
@@ -9273,18 +9743,18 @@
           <wp:inline>
             <wp:extent cx="5334000" cy="1217839"/>
             <wp:effectExtent b="0" l="0" r="0" t="0"/>
-            <wp:docPr descr="" title="" id="67" name="Picture"/>
+            <wp:docPr descr="" title="" id="70" name="Picture"/>
             <a:graphic>
               <a:graphicData uri="http://schemas.openxmlformats.org/drawingml/2006/picture">
                 <pic:pic>
                   <pic:nvPicPr>
-                    <pic:cNvPr descr="figures/fig-ch5-03.png" id="68" name="Picture"/>
+                    <pic:cNvPr descr="figures/fig-ch5-03.png" id="71" name="Picture"/>
                     <pic:cNvPicPr>
                       <a:picLocks noChangeArrowheads="1" noChangeAspect="1"/>
                     </pic:cNvPicPr>
                   </pic:nvPicPr>
                   <pic:blipFill>
-                    <a:blip r:embed="rId66"/>
+                    <a:blip r:embed="rId69"/>
                     <a:stretch>
                       <a:fillRect/>
                     </a:stretch>
@@ -9320,7 +9790,7 @@
           <w:b/>
           <w:bCs/>
         </w:rPr>
-        <w:t xml:space="preserve">Hình 3.3.</w:t>
+        <w:t xml:space="preserve">Hình 3.4.</w:t>
       </w:r>
       <w:r>
         <w:t xml:space="preserve"> </w:t>
@@ -9442,150 +9912,6 @@
       </w:r>
       <w:r>
         <w:t xml:space="preserve">là ký tự đại diện không áp đặt kiểu:</w:t>
-      </w:r>
-    </w:p>
-    <w:p>
-      <w:pPr>
-        <w:pStyle w:val="Compact"/>
-        <w:numPr>
-          <w:ilvl w:val="0"/>
-          <w:numId w:val="1004"/>
-        </w:numPr>
-      </w:pPr>
-      <w:r>
-        <w:t xml:space="preserve">chuỗi 8 ký tự (ô tô, seri 5 chữ số):</w:t>
-      </w:r>
-      <w:r>
-        <w:t xml:space="preserve"> </w:t>
-      </w:r>
-      <w:r>
-        <w:rPr>
-          <w:rStyle w:val="VerbatimChar"/>
-        </w:rPr>
-        <w:t xml:space="preserve">DDLDDDDD</w:t>
-      </w:r>
-    </w:p>
-    <w:p>
-      <w:pPr>
-        <w:pStyle w:val="Compact"/>
-        <w:numPr>
-          <w:ilvl w:val="0"/>
-          <w:numId w:val="1004"/>
-        </w:numPr>
-      </w:pPr>
-      <w:r>
-        <w:t xml:space="preserve">chuỗi 7 ký tự (ô tô, seri 4 chữ số kiểu cũ):</w:t>
-      </w:r>
-      <w:r>
-        <w:t xml:space="preserve"> </w:t>
-      </w:r>
-      <w:r>
-        <w:rPr>
-          <w:rStyle w:val="VerbatimChar"/>
-        </w:rPr>
-        <w:t xml:space="preserve">DDLDDDD</w:t>
-      </w:r>
-    </w:p>
-    <w:p>
-      <w:pPr>
-        <w:pStyle w:val="Compact"/>
-        <w:numPr>
-          <w:ilvl w:val="0"/>
-          <w:numId w:val="1004"/>
-        </w:numPr>
-      </w:pPr>
-      <w:r>
-        <w:t xml:space="preserve">chuỗi 9 ký tự (xe máy):</w:t>
-      </w:r>
-      <w:r>
-        <w:t xml:space="preserve"> </w:t>
-      </w:r>
-      <w:r>
-        <w:rPr>
-          <w:rStyle w:val="VerbatimChar"/>
-        </w:rPr>
-        <w:t xml:space="preserve">DDL?DDDDD</w:t>
-      </w:r>
-    </w:p>
-    <w:p>
-      <w:pPr>
-        <w:pStyle w:val="FirstParagraph"/>
-      </w:pPr>
-      <w:r>
-        <w:t xml:space="preserve">Ký tự đại diện tại</w:t>
-      </w:r>
-      <w:r>
-        <w:t xml:space="preserve"> </w:t>
-      </w:r>
-      <w:r>
-        <w:rPr>
-          <w:b/>
-          <w:bCs/>
-        </w:rPr>
-        <w:t xml:space="preserve">chỉ số 3</w:t>
-      </w:r>
-      <w:r>
-        <w:t xml:space="preserve"> </w:t>
-      </w:r>
-      <w:r>
-        <w:t xml:space="preserve">của chuỗi 9 ký tự là chi tiết thiết kế then chốt. Hai kiểu biển xe máy cùng 9 ký tự nhưng khác nhau</w:t>
-      </w:r>
-      <w:r>
-        <w:t xml:space="preserve"> </w:t>
-      </w:r>
-      <w:r>
-        <w:rPr>
-          <w:b/>
-          <w:bCs/>
-        </w:rPr>
-        <w:t xml:space="preserve">đúng tại vị trí này</w:t>
-      </w:r>
-      <w:r>
-        <w:t xml:space="preserve">: kiểu mới dùng seri hai chữ cái, kiểu cũ dùng một chữ cái kết hợp một chữ số và vẫn lưu hành hợp pháp. Tách thành hai mặt nạ riêng sẽ buộc phải áp kiểu tại chỉ số 3, và chạy thật cho thấy khi đó</w:t>
-      </w:r>
-      <w:r>
-        <w:t xml:space="preserve"> </w:t>
-      </w:r>
-      <w:r>
-        <w:rPr>
-          <w:b/>
-          <w:bCs/>
-        </w:rPr>
-        <w:t xml:space="preserve">một trong hai kiểu bị phá huỷ</w:t>
-      </w:r>
-      <w:r>
-        <w:t xml:space="preserve">. Đây là vị trí duy nhất trong toàn hệ thống biển số Việt Nam mà cả chữ cái lẫn chữ số đều hợp lệ.</w:t>
-      </w:r>
-    </w:p>
-    <w:p>
-      <w:pPr>
-        <w:pStyle w:val="BodyText"/>
-      </w:pPr>
-      <w:r>
-        <w:rPr>
-          <w:b/>
-          <w:bCs/>
-        </w:rPr>
-        <w:t xml:space="preserve">c) Bảng ánh xạ nhầm lẫn và tính không đối xứng.</w:t>
-      </w:r>
-      <w:r>
-        <w:t xml:space="preserve"> </w:t>
-      </w:r>
-      <w:r>
-        <w:t xml:space="preserve">Hai bảng riêng biệt được áp tại vị trí bắt buộc chữ số và vị trí bắt buộc chữ cái, và phát hiện trung tâm là</w:t>
-      </w:r>
-      <w:r>
-        <w:t xml:space="preserve"> </w:t>
-      </w:r>
-      <w:r>
-        <w:rPr>
-          <w:b/>
-          <w:bCs/>
-        </w:rPr>
-        <w:t xml:space="preserve">hai bảng không đối xứng</w:t>
-      </w:r>
-      <w:r>
-        <w:t xml:space="preserve">:</w:t>
       </w:r>
     </w:p>
     <w:p>
@@ -9597,16 +9923,16 @@
         </w:numPr>
       </w:pPr>
       <w:r>
+        <w:t xml:space="preserve">chuỗi 8 ký tự (ô tô, seri 5 chữ số):</w:t>
+      </w:r>
+      <w:r>
+        <w:t xml:space="preserve"> </w:t>
+      </w:r>
+      <w:r>
         <w:rPr>
           <w:rStyle w:val="VerbatimChar"/>
         </w:rPr>
-        <w:t xml:space="preserve">O → 0</w:t>
-      </w:r>
-      <w:r>
-        <w:t xml:space="preserve"> </w:t>
-      </w:r>
-      <w:r>
-        <w:t xml:space="preserve">tại vị trí chữ số là hợp lý;</w:t>
+        <w:t xml:space="preserve">DDLDDDDD</w:t>
       </w:r>
     </w:p>
     <w:p>
@@ -9618,9 +9944,153 @@
         </w:numPr>
       </w:pPr>
       <w:r>
+        <w:t xml:space="preserve">chuỗi 7 ký tự (ô tô, seri 4 chữ số kiểu cũ):</w:t>
+      </w:r>
+      <w:r>
+        <w:t xml:space="preserve"> </w:t>
+      </w:r>
+      <w:r>
         <w:rPr>
           <w:rStyle w:val="VerbatimChar"/>
         </w:rPr>
+        <w:t xml:space="preserve">DDLDDDD</w:t>
+      </w:r>
+    </w:p>
+    <w:p>
+      <w:pPr>
+        <w:pStyle w:val="Compact"/>
+        <w:numPr>
+          <w:ilvl w:val="0"/>
+          <w:numId w:val="1005"/>
+        </w:numPr>
+      </w:pPr>
+      <w:r>
+        <w:t xml:space="preserve">chuỗi 9 ký tự (xe máy):</w:t>
+      </w:r>
+      <w:r>
+        <w:t xml:space="preserve"> </w:t>
+      </w:r>
+      <w:r>
+        <w:rPr>
+          <w:rStyle w:val="VerbatimChar"/>
+        </w:rPr>
+        <w:t xml:space="preserve">DDL?DDDDD</w:t>
+      </w:r>
+    </w:p>
+    <w:p>
+      <w:pPr>
+        <w:pStyle w:val="FirstParagraph"/>
+      </w:pPr>
+      <w:r>
+        <w:t xml:space="preserve">Ký tự đại diện tại</w:t>
+      </w:r>
+      <w:r>
+        <w:t xml:space="preserve"> </w:t>
+      </w:r>
+      <w:r>
+        <w:rPr>
+          <w:b/>
+          <w:bCs/>
+        </w:rPr>
+        <w:t xml:space="preserve">chỉ số 3</w:t>
+      </w:r>
+      <w:r>
+        <w:t xml:space="preserve"> </w:t>
+      </w:r>
+      <w:r>
+        <w:t xml:space="preserve">của chuỗi 9 ký tự là chi tiết thiết kế then chốt. Hai kiểu biển xe máy cùng 9 ký tự nhưng khác nhau</w:t>
+      </w:r>
+      <w:r>
+        <w:t xml:space="preserve"> </w:t>
+      </w:r>
+      <w:r>
+        <w:rPr>
+          <w:b/>
+          <w:bCs/>
+        </w:rPr>
+        <w:t xml:space="preserve">đúng tại vị trí này</w:t>
+      </w:r>
+      <w:r>
+        <w:t xml:space="preserve">: kiểu mới dùng seri hai chữ cái, kiểu cũ dùng một chữ cái kết hợp một chữ số và vẫn lưu hành hợp pháp. Tách thành hai mặt nạ riêng sẽ buộc phải áp kiểu tại chỉ số 3, và chạy thật cho thấy khi đó</w:t>
+      </w:r>
+      <w:r>
+        <w:t xml:space="preserve"> </w:t>
+      </w:r>
+      <w:r>
+        <w:rPr>
+          <w:b/>
+          <w:bCs/>
+        </w:rPr>
+        <w:t xml:space="preserve">một trong hai kiểu bị phá huỷ</w:t>
+      </w:r>
+      <w:r>
+        <w:t xml:space="preserve">. Đây là vị trí duy nhất trong toàn hệ thống biển số Việt Nam mà cả chữ cái lẫn chữ số đều hợp lệ.</w:t>
+      </w:r>
+    </w:p>
+    <w:p>
+      <w:pPr>
+        <w:pStyle w:val="BodyText"/>
+      </w:pPr>
+      <w:r>
+        <w:rPr>
+          <w:b/>
+          <w:bCs/>
+        </w:rPr>
+        <w:t xml:space="preserve">c) Bảng ánh xạ nhầm lẫn và tính không đối xứng.</w:t>
+      </w:r>
+      <w:r>
+        <w:t xml:space="preserve"> </w:t>
+      </w:r>
+      <w:r>
+        <w:t xml:space="preserve">Hai bảng riêng biệt được áp tại vị trí bắt buộc chữ số và vị trí bắt buộc chữ cái, và phát hiện trung tâm là</w:t>
+      </w:r>
+      <w:r>
+        <w:t xml:space="preserve"> </w:t>
+      </w:r>
+      <w:r>
+        <w:rPr>
+          <w:b/>
+          <w:bCs/>
+        </w:rPr>
+        <w:t xml:space="preserve">hai bảng không đối xứng</w:t>
+      </w:r>
+      <w:r>
+        <w:t xml:space="preserve">:</w:t>
+      </w:r>
+    </w:p>
+    <w:p>
+      <w:pPr>
+        <w:pStyle w:val="Compact"/>
+        <w:numPr>
+          <w:ilvl w:val="0"/>
+          <w:numId w:val="1006"/>
+        </w:numPr>
+      </w:pPr>
+      <w:r>
+        <w:rPr>
+          <w:rStyle w:val="VerbatimChar"/>
+        </w:rPr>
+        <w:t xml:space="preserve">O → 0</w:t>
+      </w:r>
+      <w:r>
+        <w:t xml:space="preserve"> </w:t>
+      </w:r>
+      <w:r>
+        <w:t xml:space="preserve">tại vị trí chữ số là hợp lý;</w:t>
+      </w:r>
+    </w:p>
+    <w:p>
+      <w:pPr>
+        <w:pStyle w:val="Compact"/>
+        <w:numPr>
+          <w:ilvl w:val="0"/>
+          <w:numId w:val="1006"/>
+        </w:numPr>
+      </w:pPr>
+      <w:r>
+        <w:rPr>
+          <w:rStyle w:val="VerbatimChar"/>
+        </w:rPr>
         <w:t xml:space="preserve">0 → O</w:t>
       </w:r>
       <w:r>
@@ -9841,8 +10311,8 @@
         <w:t xml:space="preserve">, và nó phải có mặt từ giai đoạn thiết kế chứ không thể bổ sung về sau.</w:t>
       </w:r>
     </w:p>
-    <w:bookmarkEnd w:id="69"/>
-    <w:bookmarkStart w:id="73" w:name="X9b5467225f237e4ee44d60f7d236cbdfdaa1e07"/>
+    <w:bookmarkEnd w:id="72"/>
+    <w:bookmarkStart w:id="76" w:name="X9b5467225f237e4ee44d60f7d236cbdfdaa1e07"/>
     <w:p>
       <w:pPr>
         <w:pStyle w:val="Heading2"/>
@@ -9868,18 +10338,18 @@
           <wp:inline>
             <wp:extent cx="5334000" cy="5953125"/>
             <wp:effectExtent b="0" l="0" r="0" t="0"/>
-            <wp:docPr descr="" title="" id="71" name="Picture"/>
+            <wp:docPr descr="" title="" id="74" name="Picture"/>
             <a:graphic>
               <a:graphicData uri="http://schemas.openxmlformats.org/drawingml/2006/picture">
                 <pic:pic>
                   <pic:nvPicPr>
-                    <pic:cNvPr descr="figures/fig-ch4-02.png" id="72" name="Picture"/>
+                    <pic:cNvPr descr="figures/fig-ch4-02.png" id="75" name="Picture"/>
                     <pic:cNvPicPr>
                       <a:picLocks noChangeArrowheads="1" noChangeAspect="1"/>
                     </pic:cNvPicPr>
                   </pic:nvPicPr>
                   <pic:blipFill>
-                    <a:blip r:embed="rId70"/>
+                    <a:blip r:embed="rId73"/>
                     <a:stretch>
                       <a:fillRect/>
                     </a:stretch>
@@ -9915,7 +10385,7 @@
           <w:b/>
           <w:bCs/>
         </w:rPr>
-        <w:t xml:space="preserve">Hình 3.4.</w:t>
+        <w:t xml:space="preserve">Hình 3.5.</w:t>
       </w:r>
       <w:r>
         <w:t xml:space="preserve"> </w:t>
@@ -10100,9 +10570,9 @@
         <w:br w:type="page"/>
       </w:r>
     </w:p>
-    <w:bookmarkEnd w:id="73"/>
-    <w:bookmarkEnd w:id="74"/>
-    <w:bookmarkStart w:id="95" w:name="chương-4-thực-nghiệm-và-đánh-giá"/>
+    <w:bookmarkEnd w:id="76"/>
+    <w:bookmarkEnd w:id="77"/>
+    <w:bookmarkStart w:id="98" w:name="chương-4-thực-nghiệm-và-đánh-giá"/>
     <w:p>
       <w:pPr>
         <w:pStyle w:val="Heading1"/>
@@ -10111,7 +10581,7 @@
         <w:t xml:space="preserve">CHƯƠNG 4. THỰC NGHIỆM VÀ ĐÁNH GIÁ</w:t>
       </w:r>
     </w:p>
-    <w:bookmarkStart w:id="75" w:name="X43cb4672f728ce1df4f211c1d18360135f0c40b"/>
+    <w:bookmarkStart w:id="78" w:name="X43cb4672f728ce1df4f211c1d18360135f0c40b"/>
     <w:p>
       <w:pPr>
         <w:pStyle w:val="Heading2"/>
@@ -10566,8 +11036,8 @@
         </w:tc>
       </w:tr>
     </w:tbl>
-    <w:bookmarkEnd w:id="75"/>
-    <w:bookmarkStart w:id="79" w:name="Xe48430b60e6d2b1022368eb4316c1fe9f53411f"/>
+    <w:bookmarkEnd w:id="78"/>
+    <w:bookmarkStart w:id="82" w:name="Xe48430b60e6d2b1022368eb4316c1fe9f53411f"/>
     <w:p>
       <w:pPr>
         <w:pStyle w:val="Heading2"/>
@@ -10576,7 +11046,7 @@
         <w:t xml:space="preserve">4.2. Kết quả phát hiện vùng biển</w:t>
       </w:r>
     </w:p>
-    <w:bookmarkStart w:id="76" w:name="X56c4ad64f323e7d5d8f79cdbf16c7362a0aef17"/>
+    <w:bookmarkStart w:id="79" w:name="X56c4ad64f323e7d5d8f79cdbf16c7362a0aef17"/>
     <w:p>
       <w:pPr>
         <w:pStyle w:val="Heading3"/>
@@ -11128,8 +11598,8 @@
         <w:t xml:space="preserve">— hai mục sau tách nó ra.</w:t>
       </w:r>
     </w:p>
-    <w:bookmarkEnd w:id="76"/>
-    <w:bookmarkStart w:id="77" w:name="X76b5ad2eb0947394d99fbc8d4c555204fcfa2b1"/>
+    <w:bookmarkEnd w:id="79"/>
+    <w:bookmarkStart w:id="80" w:name="X76b5ad2eb0947394d99fbc8d4c555204fcfa2b1"/>
     <w:p>
       <w:pPr>
         <w:pStyle w:val="Heading3"/>
@@ -11498,8 +11968,8 @@
         <w:t xml:space="preserve">bài toán biển hai dòng không nằm ở khâu phát hiện.</w:t>
       </w:r>
     </w:p>
-    <w:bookmarkEnd w:id="77"/>
-    <w:bookmarkStart w:id="78" w:name="X41bc35bcdab077ebbaf79f6ced40537acd1436c"/>
+    <w:bookmarkEnd w:id="80"/>
+    <w:bookmarkStart w:id="81" w:name="X41bc35bcdab077ebbaf79f6ced40537acd1436c"/>
     <w:p>
       <w:pPr>
         <w:pStyle w:val="Heading3"/>
@@ -12049,9 +12519,9 @@
         <w:t xml:space="preserve">. Với biển số, hộp kém khít kéo theo hậu quả dây chuyền: vùng cắt lệch làm tỉ lệ khung hình đo sai, khiến bước ước lượng số dòng ở mục 3.4.3 phân loại nhầm.</w:t>
       </w:r>
     </w:p>
-    <w:bookmarkEnd w:id="78"/>
-    <w:bookmarkEnd w:id="79"/>
-    <w:bookmarkStart w:id="84" w:name="X09b724f0b907c7f652c2569c27ef1d5728c277c"/>
+    <w:bookmarkEnd w:id="81"/>
+    <w:bookmarkEnd w:id="82"/>
+    <w:bookmarkStart w:id="87" w:name="X09b724f0b907c7f652c2569c27ef1d5728c277c"/>
     <w:p>
       <w:pPr>
         <w:pStyle w:val="Heading2"/>
@@ -12060,7 +12530,7 @@
         <w:t xml:space="preserve">4.3. Kết quả nhận dạng ký tự</w:t>
       </w:r>
     </w:p>
-    <w:bookmarkStart w:id="80" w:name="X3c3adc210b7bc8e8daf0d648803166c94172956"/>
+    <w:bookmarkStart w:id="83" w:name="X3c3adc210b7bc8e8daf0d648803166c94172956"/>
     <w:p>
       <w:pPr>
         <w:pStyle w:val="Heading3"/>
@@ -12832,8 +13302,8 @@
         <w:t xml:space="preserve">— đúng cơ chế đã dự đoán ở mục 2.4.2.</w:t>
       </w:r>
     </w:p>
-    <w:bookmarkEnd w:id="80"/>
-    <w:bookmarkStart w:id="81" w:name="Xf4a411f9b930bd7efb06d9cebaa0d210bbebd52"/>
+    <w:bookmarkEnd w:id="83"/>
+    <w:bookmarkStart w:id="84" w:name="Xf4a411f9b930bd7efb06d9cebaa0d210bbebd52"/>
     <w:p>
       <w:pPr>
         <w:pStyle w:val="Heading3"/>
@@ -13474,8 +13944,8 @@
         <w:t xml:space="preserve">, không ở khâu cắt hay ghép, vì hai khâu đó đã được đo tách bạch ở mục 4.4.</w:t>
       </w:r>
     </w:p>
-    <w:bookmarkEnd w:id="81"/>
-    <w:bookmarkStart w:id="82" w:name="X516560e0106c9b2c9337ca0aa9894f291cfef72"/>
+    <w:bookmarkEnd w:id="84"/>
+    <w:bookmarkStart w:id="85" w:name="X516560e0106c9b2c9337ca0aa9894f291cfef72"/>
     <w:p>
       <w:pPr>
         <w:pStyle w:val="Heading3"/>
@@ -14328,8 +14798,8 @@
         <w:t xml:space="preserve">. Đây là ví dụ điển hình cho việc đo đạc thay thế trực giác.</w:t>
       </w:r>
     </w:p>
-    <w:bookmarkEnd w:id="82"/>
-    <w:bookmarkStart w:id="83" w:name="X32c869b544db030deb425bd3e0946cad398dd79"/>
+    <w:bookmarkEnd w:id="85"/>
+    <w:bookmarkStart w:id="86" w:name="X32c869b544db030deb425bd3e0946cad398dd79"/>
     <w:p>
       <w:pPr>
         <w:pStyle w:val="Heading3"/>
@@ -14997,9 +15467,9 @@
         <w:t xml:space="preserve">một đóng góp độc lập engine.</w:t>
       </w:r>
     </w:p>
-    <w:bookmarkEnd w:id="83"/>
-    <w:bookmarkEnd w:id="84"/>
-    <w:bookmarkStart w:id="88" w:name="X0c205a3fd5474e5e1d380a3735df7543f97f059"/>
+    <w:bookmarkEnd w:id="86"/>
+    <w:bookmarkEnd w:id="87"/>
+    <w:bookmarkStart w:id="91" w:name="X0c205a3fd5474e5e1d380a3735df7543f97f059"/>
     <w:p>
       <w:pPr>
         <w:pStyle w:val="Heading2"/>
@@ -15016,7 +15486,7 @@
         <w:t xml:space="preserve">Mục này là lý do các bước ở mục 3.4 được thiết kế bật tắt độc lập.</w:t>
       </w:r>
     </w:p>
-    <w:bookmarkStart w:id="85" w:name="X829136f7291c297c5cca8b1d56094b3c973a208"/>
+    <w:bookmarkStart w:id="88" w:name="X829136f7291c297c5cca8b1d56094b3c973a208"/>
     <w:p>
       <w:pPr>
         <w:pStyle w:val="Heading3"/>
@@ -15387,8 +15857,8 @@
         <w:t xml:space="preserve">: nó chứng minh lựa chọn kiến trúc ở mục 3.4.5 không tuỳ tiện, và nó cho thấy vùng chồng lấn — vốn thiết kế chỉ để tránh cắt cụt ký tự — còn có một tác dụng thứ hai mà thiết kế ban đầu không lường trước.</w:t>
       </w:r>
     </w:p>
-    <w:bookmarkEnd w:id="85"/>
-    <w:bookmarkStart w:id="86" w:name="X588f7fa284ca796b8f5cd2fcddeec4c0f167016"/>
+    <w:bookmarkEnd w:id="88"/>
+    <w:bookmarkStart w:id="89" w:name="X588f7fa284ca796b8f5cd2fcddeec4c0f167016"/>
     <w:p>
       <w:pPr>
         <w:pStyle w:val="Heading3"/>
@@ -15741,8 +16211,8 @@
         <w:t xml:space="preserve">: đổi 277 ms ở p95 lấy 34 biển đọc thêm.</w:t>
       </w:r>
     </w:p>
-    <w:bookmarkEnd w:id="86"/>
-    <w:bookmarkStart w:id="87" w:name="X85ddc1f42a1ffcce01d47550816576bde0056e6"/>
+    <w:bookmarkEnd w:id="89"/>
+    <w:bookmarkStart w:id="90" w:name="X85ddc1f42a1ffcce01d47550816576bde0056e6"/>
     <w:p>
       <w:pPr>
         <w:pStyle w:val="Heading3"/>
@@ -16071,9 +16541,9 @@
         <w:t xml:space="preserve">.</w:t>
       </w:r>
     </w:p>
-    <w:bookmarkEnd w:id="87"/>
-    <w:bookmarkEnd w:id="88"/>
-    <w:bookmarkStart w:id="92" w:name="X8f4b2c0e55e8764a0677cdfa39e96dbe6822859"/>
+    <w:bookmarkEnd w:id="90"/>
+    <w:bookmarkEnd w:id="91"/>
+    <w:bookmarkStart w:id="95" w:name="X8f4b2c0e55e8764a0677cdfa39e96dbe6822859"/>
     <w:p>
       <w:pPr>
         <w:pStyle w:val="Heading2"/>
@@ -16082,7 +16552,7 @@
         <w:t xml:space="preserve">4.5. Hiệu năng</w:t>
       </w:r>
     </w:p>
-    <w:bookmarkStart w:id="89" w:name="X6b24f3990d1b4e2ac43b4d4b755cf3b675cd008"/>
+    <w:bookmarkStart w:id="92" w:name="X6b24f3990d1b4e2ac43b4d4b755cf3b675cd008"/>
     <w:p>
       <w:pPr>
         <w:pStyle w:val="Heading3"/>
@@ -16492,8 +16962,8 @@
         <w:t xml:space="preserve">Theo định luật Amdahl, tăng tốc bộ phát hiện gấp 2–3 lần chỉ kéo tổng xuống khoảng 15–23%; muốn giảm mạnh hơn thì khối nhận dạng (64,3%) mới là mục tiêu.</w:t>
       </w:r>
     </w:p>
-    <w:bookmarkEnd w:id="89"/>
-    <w:bookmarkStart w:id="90" w:name="X3b6618c2a34744073ed1d69732272ba0db00294"/>
+    <w:bookmarkEnd w:id="92"/>
+    <w:bookmarkStart w:id="93" w:name="X3b6618c2a34744073ed1d69732272ba0db00294"/>
     <w:p>
       <w:pPr>
         <w:pStyle w:val="Heading3"/>
@@ -16592,8 +17062,8 @@
         <w:t xml:space="preserve">.</w:t>
       </w:r>
     </w:p>
-    <w:bookmarkEnd w:id="90"/>
-    <w:bookmarkStart w:id="91" w:name="X741c163f416d1e6dc001f8f3f4991f5dc161193"/>
+    <w:bookmarkEnd w:id="93"/>
+    <w:bookmarkStart w:id="94" w:name="X741c163f416d1e6dc001f8f3f4991f5dc161193"/>
     <w:p>
       <w:pPr>
         <w:pStyle w:val="Heading3"/>
@@ -16981,9 +17451,9 @@
         <w:t xml:space="preserve">bộ dữ liệu không chứa biển đỏ và biển ngoại giao nên hai nhánh này chưa có số liệu.</w:t>
       </w:r>
     </w:p>
-    <w:bookmarkEnd w:id="91"/>
-    <w:bookmarkEnd w:id="92"/>
-    <w:bookmarkStart w:id="93" w:name="X7468ed9f095dd0192ebc5de940dc44b5cd3e099"/>
+    <w:bookmarkEnd w:id="94"/>
+    <w:bookmarkEnd w:id="95"/>
+    <w:bookmarkStart w:id="96" w:name="X7468ed9f095dd0192ebc5de940dc44b5cd3e099"/>
     <w:p>
       <w:pPr>
         <w:pStyle w:val="Heading2"/>
@@ -17623,8 +18093,8 @@
         <w:t xml:space="preserve">(73/73), khớp với hồ sơ lỗi thiên về xoá ở mục 4.3.1 và với chế độ hỏng "mất hẳn dòng trên" mà mục 3.4.7 xử lý.</w:t>
       </w:r>
     </w:p>
-    <w:bookmarkEnd w:id="93"/>
-    <w:bookmarkStart w:id="94" w:name="X88e1c26a6581f7bd1dbdb2c85ae6116c5ba8393"/>
+    <w:bookmarkEnd w:id="96"/>
+    <w:bookmarkStart w:id="97" w:name="X88e1c26a6581f7bd1dbdb2c85ae6116c5ba8393"/>
     <w:p>
       <w:pPr>
         <w:pStyle w:val="Heading2"/>
@@ -18152,9 +18622,9 @@
         <w:br w:type="page"/>
       </w:r>
     </w:p>
-    <w:bookmarkEnd w:id="94"/>
-    <w:bookmarkEnd w:id="95"/>
-    <w:bookmarkStart w:id="100" w:name="chương-5-kết-luận-và-hướng-phát-triển"/>
+    <w:bookmarkEnd w:id="97"/>
+    <w:bookmarkEnd w:id="98"/>
+    <w:bookmarkStart w:id="103" w:name="chương-5-kết-luận-và-hướng-phát-triển"/>
     <w:p>
       <w:pPr>
         <w:pStyle w:val="Heading1"/>
@@ -18163,7 +18633,7 @@
         <w:t xml:space="preserve">CHƯƠNG 5. KẾT LUẬN VÀ HƯỚNG PHÁT TRIỂN</w:t>
       </w:r>
     </w:p>
-    <w:bookmarkStart w:id="96" w:name="Xcefa088882d41b38c21b7b5b44c738cb5564fbb"/>
+    <w:bookmarkStart w:id="99" w:name="Xcefa088882d41b38c21b7b5b44c738cb5564fbb"/>
     <w:p>
       <w:pPr>
         <w:pStyle w:val="Heading2"/>
@@ -18810,8 +19280,8 @@
         <w:t xml:space="preserve">: mọi bước xử lý ảnh bật tắt được độc lập nên đóng góp của từng bước đo được riêng, và các kết quả âm — phương án đọc riêng từng nửa thua 61 điểm, bậc siêu phân giải mua 0 biển — được ghi lại thay vì bỏ đi.</w:t>
       </w:r>
     </w:p>
-    <w:bookmarkEnd w:id="96"/>
-    <w:bookmarkStart w:id="97" w:name="Xe79f58ab8ce7b6f148c68a374118dd9eaec1a1c"/>
+    <w:bookmarkEnd w:id="99"/>
+    <w:bookmarkStart w:id="100" w:name="Xe79f58ab8ce7b6f148c68a374118dd9eaec1a1c"/>
     <w:p>
       <w:pPr>
         <w:pStyle w:val="Heading2"/>
@@ -19196,8 +19666,8 @@
         </w:tc>
       </w:tr>
     </w:tbl>
-    <w:bookmarkEnd w:id="97"/>
-    <w:bookmarkStart w:id="98" w:name="X66db71c9020c40cf46e490c5c37ad244e2b7594"/>
+    <w:bookmarkEnd w:id="100"/>
+    <w:bookmarkStart w:id="101" w:name="X66db71c9020c40cf46e490c5c37ad244e2b7594"/>
     <w:p>
       <w:pPr>
         <w:pStyle w:val="Heading2"/>
@@ -19601,8 +20071,8 @@
         </w:tc>
       </w:tr>
     </w:tbl>
-    <w:bookmarkEnd w:id="98"/>
-    <w:bookmarkStart w:id="99" w:name="Xe5a2fe3dfcd4681648271b7ddc344b106e48b3b"/>
+    <w:bookmarkEnd w:id="101"/>
+    <w:bookmarkStart w:id="102" w:name="Xe5a2fe3dfcd4681648271b7ddc344b106e48b3b"/>
     <w:p>
       <w:pPr>
         <w:pStyle w:val="Heading2"/>
@@ -19711,9 +20181,9 @@
         <w:br w:type="page"/>
       </w:r>
     </w:p>
-    <w:bookmarkEnd w:id="99"/>
-    <w:bookmarkEnd w:id="100"/>
-    <w:bookmarkStart w:id="110" w:name="tài-liệu-tham-khảo"/>
+    <w:bookmarkEnd w:id="102"/>
+    <w:bookmarkEnd w:id="103"/>
+    <w:bookmarkStart w:id="113" w:name="tài-liệu-tham-khảo"/>
     <w:p>
       <w:pPr>
         <w:pStyle w:val="Heading1"/>
@@ -19732,7 +20202,7 @@
       <w:r>
         <w:t xml:space="preserve"> </w:t>
       </w:r>
-      <w:hyperlink r:id="rId101">
+      <w:hyperlink r:id="rId104">
         <w:r>
           <w:rPr>
             <w:rStyle w:val="Hyperlink"/>
@@ -19770,7 +20240,7 @@
       <w:r>
         <w:t xml:space="preserve"> </w:t>
       </w:r>
-      <w:hyperlink r:id="rId102">
+      <w:hyperlink r:id="rId105">
         <w:r>
           <w:rPr>
             <w:rStyle w:val="Hyperlink"/>
@@ -19795,7 +20265,7 @@
       <w:r>
         <w:t xml:space="preserve"> </w:t>
       </w:r>
-      <w:hyperlink r:id="rId103">
+      <w:hyperlink r:id="rId106">
         <w:r>
           <w:rPr>
             <w:rStyle w:val="Hyperlink"/>
@@ -19820,7 +20290,7 @@
       <w:r>
         <w:t xml:space="preserve"> </w:t>
       </w:r>
-      <w:hyperlink r:id="rId104">
+      <w:hyperlink r:id="rId107">
         <w:r>
           <w:rPr>
             <w:rStyle w:val="Hyperlink"/>
@@ -19845,7 +20315,7 @@
       <w:r>
         <w:t xml:space="preserve"> </w:t>
       </w:r>
-      <w:hyperlink r:id="rId105">
+      <w:hyperlink r:id="rId108">
         <w:r>
           <w:rPr>
             <w:rStyle w:val="Hyperlink"/>
@@ -19870,7 +20340,7 @@
       <w:r>
         <w:t xml:space="preserve"> </w:t>
       </w:r>
-      <w:hyperlink r:id="rId106">
+      <w:hyperlink r:id="rId109">
         <w:r>
           <w:rPr>
             <w:rStyle w:val="Hyperlink"/>
@@ -19895,7 +20365,7 @@
       <w:r>
         <w:t xml:space="preserve"> </w:t>
       </w:r>
-      <w:hyperlink r:id="rId107">
+      <w:hyperlink r:id="rId110">
         <w:r>
           <w:rPr>
             <w:rStyle w:val="Hyperlink"/>
@@ -19920,7 +20390,7 @@
       <w:r>
         <w:t xml:space="preserve"> </w:t>
       </w:r>
-      <w:hyperlink r:id="rId108">
+      <w:hyperlink r:id="rId111">
         <w:r>
           <w:rPr>
             <w:rStyle w:val="Hyperlink"/>
@@ -19958,7 +20428,7 @@
       <w:r>
         <w:t xml:space="preserve"> </w:t>
       </w:r>
-      <w:hyperlink r:id="rId109">
+      <w:hyperlink r:id="rId112">
         <w:r>
           <w:rPr>
             <w:rStyle w:val="Hyperlink"/>
@@ -20120,8 +20590,8 @@
         <w:br w:type="page"/>
       </w:r>
     </w:p>
-    <w:bookmarkEnd w:id="110"/>
-    <w:bookmarkStart w:id="119" w:name="phụ-lục"/>
+    <w:bookmarkEnd w:id="113"/>
+    <w:bookmarkStart w:id="122" w:name="phụ-lục"/>
     <w:p>
       <w:pPr>
         <w:pStyle w:val="Heading1"/>
@@ -20130,7 +20600,7 @@
         <w:t xml:space="preserve">PHỤ LỤC</w:t>
       </w:r>
     </w:p>
-    <w:bookmarkStart w:id="111" w:name="X83a44054771301632e631cad76f68aab3cb663f"/>
+    <w:bookmarkStart w:id="114" w:name="X83a44054771301632e631cad76f68aab3cb663f"/>
     <w:p>
       <w:pPr>
         <w:pStyle w:val="Heading2"/>
@@ -21038,8 +21508,8 @@
         </w:tc>
       </w:tr>
     </w:tbl>
-    <w:bookmarkEnd w:id="111"/>
-    <w:bookmarkStart w:id="118" w:name="phụ-lục-b-hướng-dẫn-cài-đặt-và-chạy"/>
+    <w:bookmarkEnd w:id="114"/>
+    <w:bookmarkStart w:id="121" w:name="phụ-lục-b-hướng-dẫn-cài-đặt-và-chạy"/>
     <w:p>
       <w:pPr>
         <w:pStyle w:val="Heading2"/>
@@ -21048,7 +21518,7 @@
         <w:t xml:space="preserve">Phụ lục B. Hướng dẫn cài đặt và chạy</w:t>
       </w:r>
     </w:p>
-    <w:bookmarkStart w:id="114" w:name="b1-chạy-bằng-docker-khuyến-nghị"/>
+    <w:bookmarkStart w:id="117" w:name="b1-chạy-bằng-docker-khuyến-nghị"/>
     <w:p>
       <w:pPr>
         <w:pStyle w:val="Heading3"/>
@@ -21098,7 +21568,7 @@
         <w:pStyle w:val="Compact"/>
         <w:numPr>
           <w:ilvl w:val="0"/>
-          <w:numId w:val="1006"/>
+          <w:numId w:val="1007"/>
         </w:numPr>
       </w:pPr>
       <w:r>
@@ -21107,7 +21577,7 @@
       <w:r>
         <w:t xml:space="preserve"> </w:t>
       </w:r>
-      <w:hyperlink r:id="rId112">
+      <w:hyperlink r:id="rId115">
         <w:r>
           <w:rPr>
             <w:rStyle w:val="Hyperlink"/>
@@ -21121,7 +21591,7 @@
         <w:pStyle w:val="Compact"/>
         <w:numPr>
           <w:ilvl w:val="0"/>
-          <w:numId w:val="1006"/>
+          <w:numId w:val="1007"/>
         </w:numPr>
       </w:pPr>
       <w:r>
@@ -21130,7 +21600,7 @@
       <w:r>
         <w:t xml:space="preserve"> </w:t>
       </w:r>
-      <w:hyperlink r:id="rId113">
+      <w:hyperlink r:id="rId116">
         <w:r>
           <w:rPr>
             <w:rStyle w:val="Hyperlink"/>
@@ -21229,8 +21699,8 @@
         <w:t xml:space="preserve">phải có mặt trước khi khởi động.</w:t>
       </w:r>
     </w:p>
-    <w:bookmarkEnd w:id="114"/>
-    <w:bookmarkStart w:id="115" w:name="Xf164c78b43aed40f1f75a57042a8729375773e2"/>
+    <w:bookmarkEnd w:id="117"/>
+    <w:bookmarkStart w:id="118" w:name="Xf164c78b43aed40f1f75a57042a8729375773e2"/>
     <w:p>
       <w:pPr>
         <w:pStyle w:val="Heading3"/>
@@ -21348,8 +21818,8 @@
         <w:t xml:space="preserve">npm run dev</w:t>
       </w:r>
     </w:p>
-    <w:bookmarkEnd w:id="115"/>
-    <w:bookmarkStart w:id="116" w:name="b3-chạy-lại-các-phép-đo-của-chương-4"/>
+    <w:bookmarkEnd w:id="118"/>
+    <w:bookmarkStart w:id="119" w:name="b3-chạy-lại-các-phép-đo-của-chương-4"/>
     <w:p>
       <w:pPr>
         <w:pStyle w:val="Heading3"/>
@@ -21411,8 +21881,8 @@
         <w:t xml:space="preserve">ở mục 4.4; một công cụ đo tự dựng cấu hình riêng sẽ đo một hệ thống khác với hệ thống được bàn giao.</w:t>
       </w:r>
     </w:p>
-    <w:bookmarkEnd w:id="116"/>
-    <w:bookmarkStart w:id="117" w:name="b4-dựng-lại-quyển-báo-cáo"/>
+    <w:bookmarkEnd w:id="119"/>
+    <w:bookmarkStart w:id="120" w:name="b4-dựng-lại-quyển-báo-cáo"/>
     <w:p>
       <w:pPr>
         <w:pStyle w:val="Heading3"/>
@@ -21481,9 +21951,9 @@
         <w:br w:type="page"/>
       </w:r>
     </w:p>
-    <w:bookmarkEnd w:id="117"/>
-    <w:bookmarkEnd w:id="118"/>
-    <w:bookmarkEnd w:id="119"/>
+    <w:bookmarkEnd w:id="120"/>
+    <w:bookmarkEnd w:id="121"/>
+    <w:bookmarkEnd w:id="122"/>
     <w:sectPr>
       <w:footnotePr>
         <w:numRestart w:val="eachSect"/>
@@ -21828,6 +22298,9 @@
     <w:abstractNumId w:val="991"/>
   </w:num>
   <w:num w:numId="1006">
+    <w:abstractNumId w:val="991"/>
+  </w:num>
+  <w:num w:numId="1007">
     <w:abstractNumId w:val="991"/>
   </w:num>
 </w:numbering>

--- a/docs/papers/mon-hoc/thesis-full.docx
+++ b/docs/papers/mon-hoc/thesis-full.docx
@@ -10572,7 +10572,7 @@
     </w:p>
     <w:bookmarkEnd w:id="76"/>
     <w:bookmarkEnd w:id="77"/>
-    <w:bookmarkStart w:id="98" w:name="chương-4-thực-nghiệm-và-đánh-giá"/>
+    <w:bookmarkStart w:id="104" w:name="chương-4-thực-nghiệm-và-đánh-giá"/>
     <w:p>
       <w:pPr>
         <w:pStyle w:val="Heading1"/>
@@ -12521,7 +12521,7 @@
     </w:p>
     <w:bookmarkEnd w:id="81"/>
     <w:bookmarkEnd w:id="82"/>
-    <w:bookmarkStart w:id="87" w:name="X09b724f0b907c7f652c2569c27ef1d5728c277c"/>
+    <w:bookmarkStart w:id="90" w:name="X09b724f0b907c7f652c2569c27ef1d5728c277c"/>
     <w:p>
       <w:pPr>
         <w:pStyle w:val="Heading2"/>
@@ -13303,7 +13303,7 @@
       </w:r>
     </w:p>
     <w:bookmarkEnd w:id="83"/>
-    <w:bookmarkStart w:id="84" w:name="Xf4a411f9b930bd7efb06d9cebaa0d210bbebd52"/>
+    <w:bookmarkStart w:id="87" w:name="Xf4a411f9b930bd7efb06d9cebaa0d210bbebd52"/>
     <w:p>
       <w:pPr>
         <w:pStyle w:val="Heading3"/>
@@ -13733,6 +13733,71 @@
         <w:pStyle w:val="BodyText"/>
       </w:pPr>
       <w:r>
+        <w:drawing>
+          <wp:inline>
+            <wp:extent cx="5334000" cy="2883855"/>
+            <wp:effectExtent b="0" l="0" r="0" t="0"/>
+            <wp:docPr descr="" title="" id="85" name="Picture"/>
+            <a:graphic>
+              <a:graphicData uri="http://schemas.openxmlformats.org/drawingml/2006/picture">
+                <pic:pic>
+                  <pic:nvPicPr>
+                    <pic:cNvPr descr="figures/fig-ch4-layout.png" id="86" name="Picture"/>
+                    <pic:cNvPicPr>
+                      <a:picLocks noChangeArrowheads="1" noChangeAspect="1"/>
+                    </pic:cNvPicPr>
+                  </pic:nvPicPr>
+                  <pic:blipFill>
+                    <a:blip r:embed="rId84"/>
+                    <a:stretch>
+                      <a:fillRect/>
+                    </a:stretch>
+                  </pic:blipFill>
+                  <pic:spPr bwMode="auto">
+                    <a:xfrm>
+                      <a:off x="0" y="0"/>
+                      <a:ext cx="5334000" cy="2883855"/>
+                    </a:xfrm>
+                    <a:prstGeom prst="rect">
+                      <a:avLst/>
+                    </a:prstGeom>
+                    <a:noFill/>
+                    <a:ln w="9525">
+                      <a:noFill/>
+                      <a:headEnd/>
+                      <a:tailEnd/>
+                    </a:ln>
+                  </pic:spPr>
+                </pic:pic>
+              </a:graphicData>
+            </a:graphic>
+          </wp:inline>
+        </w:drawing>
+      </w:r>
+    </w:p>
+    <w:p>
+      <w:pPr>
+        <w:pStyle w:val="BodyText"/>
+      </w:pPr>
+      <w:r>
+        <w:rPr>
+          <w:b/>
+          <w:bCs/>
+        </w:rPr>
+        <w:t xml:space="preserve">Hình 4.1.</w:t>
+      </w:r>
+      <w:r>
+        <w:t xml:space="preserve"> </w:t>
+      </w:r>
+      <w:r>
+        <w:t xml:space="preserve">Đối chiếu biển một dòng và hai dòng trên ba chỉ số</w:t>
+      </w:r>
+    </w:p>
+    <w:p>
+      <w:pPr>
+        <w:pStyle w:val="BodyText"/>
+      </w:pPr>
+      <w:r>
         <w:t xml:space="preserve">Chênh lệch mà tầng phát hiện gần như che khuất (2,09 điểm ở Bảng 4.2)</w:t>
       </w:r>
       <w:r>
@@ -13779,6 +13844,46 @@
       </w:r>
       <w:r>
         <w:t xml:space="preserve">ở S₀.</w:t>
+      </w:r>
+    </w:p>
+    <w:p>
+      <w:pPr>
+        <w:pStyle w:val="BodyText"/>
+      </w:pPr>
+      <w:r>
+        <w:t xml:space="preserve">Hình 4.1 còn cho thấy một điều mà bảng số không nói ngay:</w:t>
+      </w:r>
+      <w:r>
+        <w:t xml:space="preserve"> </w:t>
+      </w:r>
+      <w:r>
+        <w:rPr>
+          <w:b/>
+          <w:bCs/>
+        </w:rPr>
+        <w:t xml:space="preserve">cột đo mức ký tự gần như không phân biệt được hai bố cục</w:t>
+      </w:r>
+      <w:r>
+        <w:t xml:space="preserve"> </w:t>
+      </w:r>
+      <w:r>
+        <w:t xml:space="preserve">(0,9925 so với 0,9344), trong khi cột đo cả chuỗi thì cách nhau một trời một vực. Đây chính là quan hệ phi tuyến ở mục 2.4.3: sai một ký tự trong tám là hỏng cả chuỗi, nên một chênh lệch 5,81 điểm ở mức ký tự</w:t>
+      </w:r>
+      <w:r>
+        <w:t xml:space="preserve"> </w:t>
+      </w:r>
+      <w:r>
+        <w:rPr>
+          <w:b/>
+          <w:bCs/>
+        </w:rPr>
+        <w:t xml:space="preserve">khuếch đại thành 25,45 điểm</w:t>
+      </w:r>
+      <w:r>
+        <w:t xml:space="preserve"> </w:t>
+      </w:r>
+      <w:r>
+        <w:t xml:space="preserve">ở mức chuỗi. Chọn chỉ số nào để báo cáo vì vậy quyết định kết luận trông ra sao — và mức chuỗi mới là mức phản ánh giá trị sử dụng.</w:t>
       </w:r>
     </w:p>
     <w:p>
@@ -13944,8 +14049,8 @@
         <w:t xml:space="preserve">, không ở khâu cắt hay ghép, vì hai khâu đó đã được đo tách bạch ở mục 4.4.</w:t>
       </w:r>
     </w:p>
-    <w:bookmarkEnd w:id="84"/>
-    <w:bookmarkStart w:id="85" w:name="X516560e0106c9b2c9337ca0aa9894f291cfef72"/>
+    <w:bookmarkEnd w:id="87"/>
+    <w:bookmarkStart w:id="88" w:name="X516560e0106c9b2c9337ca0aa9894f291cfef72"/>
     <w:p>
       <w:pPr>
         <w:pStyle w:val="Heading3"/>
@@ -14798,8 +14903,8 @@
         <w:t xml:space="preserve">. Đây là ví dụ điển hình cho việc đo đạc thay thế trực giác.</w:t>
       </w:r>
     </w:p>
-    <w:bookmarkEnd w:id="85"/>
-    <w:bookmarkStart w:id="86" w:name="X32c869b544db030deb425bd3e0946cad398dd79"/>
+    <w:bookmarkEnd w:id="88"/>
+    <w:bookmarkStart w:id="89" w:name="X32c869b544db030deb425bd3e0946cad398dd79"/>
     <w:p>
       <w:pPr>
         <w:pStyle w:val="Heading3"/>
@@ -15467,9 +15572,9 @@
         <w:t xml:space="preserve">một đóng góp độc lập engine.</w:t>
       </w:r>
     </w:p>
-    <w:bookmarkEnd w:id="86"/>
-    <w:bookmarkEnd w:id="87"/>
-    <w:bookmarkStart w:id="91" w:name="X0c205a3fd5474e5e1d380a3735df7543f97f059"/>
+    <w:bookmarkEnd w:id="89"/>
+    <w:bookmarkEnd w:id="90"/>
+    <w:bookmarkStart w:id="94" w:name="X0c205a3fd5474e5e1d380a3735df7543f97f059"/>
     <w:p>
       <w:pPr>
         <w:pStyle w:val="Heading2"/>
@@ -15486,7 +15591,7 @@
         <w:t xml:space="preserve">Mục này là lý do các bước ở mục 3.4 được thiết kế bật tắt độc lập.</w:t>
       </w:r>
     </w:p>
-    <w:bookmarkStart w:id="88" w:name="X829136f7291c297c5cca8b1d56094b3c973a208"/>
+    <w:bookmarkStart w:id="91" w:name="X829136f7291c297c5cca8b1d56094b3c973a208"/>
     <w:p>
       <w:pPr>
         <w:pStyle w:val="Heading3"/>
@@ -15857,8 +15962,8 @@
         <w:t xml:space="preserve">: nó chứng minh lựa chọn kiến trúc ở mục 3.4.5 không tuỳ tiện, và nó cho thấy vùng chồng lấn — vốn thiết kế chỉ để tránh cắt cụt ký tự — còn có một tác dụng thứ hai mà thiết kế ban đầu không lường trước.</w:t>
       </w:r>
     </w:p>
-    <w:bookmarkEnd w:id="88"/>
-    <w:bookmarkStart w:id="89" w:name="X588f7fa284ca796b8f5cd2fcddeec4c0f167016"/>
+    <w:bookmarkEnd w:id="91"/>
+    <w:bookmarkStart w:id="92" w:name="X588f7fa284ca796b8f5cd2fcddeec4c0f167016"/>
     <w:p>
       <w:pPr>
         <w:pStyle w:val="Heading3"/>
@@ -16211,8 +16316,8 @@
         <w:t xml:space="preserve">: đổi 277 ms ở p95 lấy 34 biển đọc thêm.</w:t>
       </w:r>
     </w:p>
-    <w:bookmarkEnd w:id="89"/>
-    <w:bookmarkStart w:id="90" w:name="X85ddc1f42a1ffcce01d47550816576bde0056e6"/>
+    <w:bookmarkEnd w:id="92"/>
+    <w:bookmarkStart w:id="93" w:name="X85ddc1f42a1ffcce01d47550816576bde0056e6"/>
     <w:p>
       <w:pPr>
         <w:pStyle w:val="Heading3"/>
@@ -16541,9 +16646,9 @@
         <w:t xml:space="preserve">.</w:t>
       </w:r>
     </w:p>
-    <w:bookmarkEnd w:id="90"/>
-    <w:bookmarkEnd w:id="91"/>
-    <w:bookmarkStart w:id="95" w:name="X8f4b2c0e55e8764a0677cdfa39e96dbe6822859"/>
+    <w:bookmarkEnd w:id="93"/>
+    <w:bookmarkEnd w:id="94"/>
+    <w:bookmarkStart w:id="98" w:name="X8f4b2c0e55e8764a0677cdfa39e96dbe6822859"/>
     <w:p>
       <w:pPr>
         <w:pStyle w:val="Heading2"/>
@@ -16552,7 +16657,7 @@
         <w:t xml:space="preserve">4.5. Hiệu năng</w:t>
       </w:r>
     </w:p>
-    <w:bookmarkStart w:id="92" w:name="X6b24f3990d1b4e2ac43b4d4b755cf3b675cd008"/>
+    <w:bookmarkStart w:id="95" w:name="X6b24f3990d1b4e2ac43b4d4b755cf3b675cd008"/>
     <w:p>
       <w:pPr>
         <w:pStyle w:val="Heading3"/>
@@ -16962,8 +17067,8 @@
         <w:t xml:space="preserve">Theo định luật Amdahl, tăng tốc bộ phát hiện gấp 2–3 lần chỉ kéo tổng xuống khoảng 15–23%; muốn giảm mạnh hơn thì khối nhận dạng (64,3%) mới là mục tiêu.</w:t>
       </w:r>
     </w:p>
-    <w:bookmarkEnd w:id="92"/>
-    <w:bookmarkStart w:id="93" w:name="X3b6618c2a34744073ed1d69732272ba0db00294"/>
+    <w:bookmarkEnd w:id="95"/>
+    <w:bookmarkStart w:id="96" w:name="X3b6618c2a34744073ed1d69732272ba0db00294"/>
     <w:p>
       <w:pPr>
         <w:pStyle w:val="Heading3"/>
@@ -17062,8 +17167,8 @@
         <w:t xml:space="preserve">.</w:t>
       </w:r>
     </w:p>
-    <w:bookmarkEnd w:id="93"/>
-    <w:bookmarkStart w:id="94" w:name="X741c163f416d1e6dc001f8f3f4991f5dc161193"/>
+    <w:bookmarkEnd w:id="96"/>
+    <w:bookmarkStart w:id="97" w:name="X741c163f416d1e6dc001f8f3f4991f5dc161193"/>
     <w:p>
       <w:pPr>
         <w:pStyle w:val="Heading3"/>
@@ -17451,9 +17556,9 @@
         <w:t xml:space="preserve">bộ dữ liệu không chứa biển đỏ và biển ngoại giao nên hai nhánh này chưa có số liệu.</w:t>
       </w:r>
     </w:p>
-    <w:bookmarkEnd w:id="94"/>
-    <w:bookmarkEnd w:id="95"/>
-    <w:bookmarkStart w:id="96" w:name="X7468ed9f095dd0192ebc5de940dc44b5cd3e099"/>
+    <w:bookmarkEnd w:id="97"/>
+    <w:bookmarkEnd w:id="98"/>
+    <w:bookmarkStart w:id="102" w:name="X7468ed9f095dd0192ebc5de940dc44b5cd3e099"/>
     <w:p>
       <w:pPr>
         <w:pStyle w:val="Heading2"/>
@@ -18093,8 +18198,258 @@
         <w:t xml:space="preserve">(73/73), khớp với hồ sơ lỗi thiên về xoá ở mục 4.3.1 và với chế độ hỏng "mất hẳn dòng trên" mà mục 3.4.7 xử lý.</w:t>
       </w:r>
     </w:p>
-    <w:bookmarkEnd w:id="96"/>
-    <w:bookmarkStart w:id="97" w:name="X88e1c26a6581f7bd1dbdb2c85ae6116c5ba8393"/>
+    <w:p>
+      <w:pPr>
+        <w:pStyle w:val="BodyText"/>
+      </w:pPr>
+      <w:r>
+        <w:drawing>
+          <wp:inline>
+            <wp:extent cx="5334000" cy="3317670"/>
+            <wp:effectExtent b="0" l="0" r="0" t="0"/>
+            <wp:docPr descr="" title="" id="100" name="Picture"/>
+            <a:graphic>
+              <a:graphicData uri="http://schemas.openxmlformats.org/drawingml/2006/picture">
+                <pic:pic>
+                  <pic:nvPicPr>
+                    <pic:cNvPr descr="figures/fig-ch4-loi.png" id="101" name="Picture"/>
+                    <pic:cNvPicPr>
+                      <a:picLocks noChangeArrowheads="1" noChangeAspect="1"/>
+                    </pic:cNvPicPr>
+                  </pic:nvPicPr>
+                  <pic:blipFill>
+                    <a:blip r:embed="rId99"/>
+                    <a:stretch>
+                      <a:fillRect/>
+                    </a:stretch>
+                  </pic:blipFill>
+                  <pic:spPr bwMode="auto">
+                    <a:xfrm>
+                      <a:off x="0" y="0"/>
+                      <a:ext cx="5334000" cy="3317670"/>
+                    </a:xfrm>
+                    <a:prstGeom prst="rect">
+                      <a:avLst/>
+                    </a:prstGeom>
+                    <a:noFill/>
+                    <a:ln w="9525">
+                      <a:noFill/>
+                      <a:headEnd/>
+                      <a:tailEnd/>
+                    </a:ln>
+                  </pic:spPr>
+                </pic:pic>
+              </a:graphicData>
+            </a:graphic>
+          </wp:inline>
+        </w:drawing>
+      </w:r>
+    </w:p>
+    <w:p>
+      <w:pPr>
+        <w:pStyle w:val="BodyText"/>
+      </w:pPr>
+      <w:r>
+        <w:rPr>
+          <w:b/>
+          <w:bCs/>
+        </w:rPr>
+        <w:t xml:space="preserve">Hình 4.2.</w:t>
+      </w:r>
+      <w:r>
+        <w:t xml:space="preserve"> </w:t>
+      </w:r>
+      <w:r>
+        <w:t xml:space="preserve">Sáu vùng biển thật: ba ca khối hậu xử lý sửa được, ba ca vẫn sai</w:t>
+      </w:r>
+    </w:p>
+    <w:p>
+      <w:pPr>
+        <w:pStyle w:val="BodyText"/>
+      </w:pPr>
+      <w:r>
+        <w:t xml:space="preserve">Hình 4.2 cho thấy các con số ở Bảng 4.12</w:t>
+      </w:r>
+      <w:r>
+        <w:t xml:space="preserve"> </w:t>
+      </w:r>
+      <w:r>
+        <w:rPr>
+          <w:b/>
+          <w:bCs/>
+        </w:rPr>
+        <w:t xml:space="preserve">trông như thế nào trên ảnh thật</w:t>
+      </w:r>
+      <w:r>
+        <w:t xml:space="preserve">. Hàng trên minh hoạ đúng ba cơ chế mà mục 3.6 mô tả:</w:t>
+      </w:r>
+      <w:r>
+        <w:t xml:space="preserve"> </w:t>
+      </w:r>
+      <w:r>
+        <w:rPr>
+          <w:rStyle w:val="VerbatimChar"/>
+        </w:rPr>
+        <w:t xml:space="preserve">2947872 → 29A7872</w:t>
+      </w:r>
+      <w:r>
+        <w:t xml:space="preserve"> </w:t>
+      </w:r>
+      <w:r>
+        <w:t xml:space="preserve">là mặt nạ vị trí ép chữ số thành chữ cái ở vị trí seri;</w:t>
+      </w:r>
+      <w:r>
+        <w:t xml:space="preserve"> </w:t>
+      </w:r>
+      <w:r>
+        <w:rPr>
+          <w:rStyle w:val="VerbatimChar"/>
+        </w:rPr>
+        <w:t xml:space="preserve">52126661 → 52L26661</w:t>
+      </w:r>
+      <w:r>
+        <w:t xml:space="preserve"> </w:t>
+      </w:r>
+      <w:r>
+        <w:t xml:space="preserve">là cùng cơ chế với cặp</w:t>
+      </w:r>
+      <w:r>
+        <w:t xml:space="preserve"> </w:t>
+      </w:r>
+      <w:r>
+        <w:rPr>
+          <w:rStyle w:val="VerbatimChar"/>
+        </w:rPr>
+        <w:t xml:space="preserve">1 / L</w:t>
+      </w:r>
+      <w:r>
+        <w:t xml:space="preserve">; còn</w:t>
+      </w:r>
+      <w:r>
+        <w:t xml:space="preserve"> </w:t>
+      </w:r>
+      <w:r>
+        <w:rPr>
+          <w:rStyle w:val="VerbatimChar"/>
+        </w:rPr>
+        <w:t xml:space="preserve">5203 → 78N25203</w:t>
+      </w:r>
+      <w:r>
+        <w:t xml:space="preserve"> </w:t>
+      </w:r>
+      <w:r>
+        <w:t xml:space="preserve">là bước phục hồi dòng trên ở mục 3.4.7 — chuỗi thô mất trọn dòng trên và được đọc lại riêng nửa trên.</w:t>
+      </w:r>
+    </w:p>
+    <w:p>
+      <w:pPr>
+        <w:pStyle w:val="BodyText"/>
+      </w:pPr>
+      <w:r>
+        <w:t xml:space="preserve">Hàng dưới cho thấy phần còn lại khó ở đâu. Cả ba đều là biển hai dòng, và cả ba đều</w:t>
+      </w:r>
+      <w:r>
+        <w:t xml:space="preserve"> </w:t>
+      </w:r>
+      <w:r>
+        <w:rPr>
+          <w:b/>
+          <w:bCs/>
+        </w:rPr>
+        <w:t xml:space="preserve">hỏng ở dòng trên</w:t>
+      </w:r>
+      <w:r>
+        <w:t xml:space="preserve">:</w:t>
+      </w:r>
+      <w:r>
+        <w:t xml:space="preserve"> </w:t>
+      </w:r>
+      <w:r>
+        <w:rPr>
+          <w:rStyle w:val="VerbatimChar"/>
+        </w:rPr>
+        <w:t xml:space="preserve">30A → 37L</w:t>
+      </w:r>
+      <w:r>
+        <w:t xml:space="preserve">,</w:t>
+      </w:r>
+      <w:r>
+        <w:t xml:space="preserve"> </w:t>
+      </w:r>
+      <w:r>
+        <w:rPr>
+          <w:rStyle w:val="VerbatimChar"/>
+        </w:rPr>
+        <w:t xml:space="preserve">31F</w:t>
+      </w:r>
+      <w:r>
+        <w:t xml:space="preserve"> </w:t>
+      </w:r>
+      <w:r>
+        <w:t xml:space="preserve">mất hẳn,</w:t>
+      </w:r>
+      <w:r>
+        <w:t xml:space="preserve"> </w:t>
+      </w:r>
+      <w:r>
+        <w:rPr>
+          <w:rStyle w:val="VerbatimChar"/>
+        </w:rPr>
+        <w:t xml:space="preserve">52Z → 52T</w:t>
+      </w:r>
+      <w:r>
+        <w:t xml:space="preserve">. Dòng dưới toàn chữ số nên bộ luật vị trí kiểm được; dòng trên trộn chữ và số ở đúng vị trí mà mặt nạ cho phép cả hai, nên hậu xử lý</w:t>
+      </w:r>
+      <w:r>
+        <w:t xml:space="preserve"> </w:t>
+      </w:r>
+      <w:r>
+        <w:rPr>
+          <w:b/>
+          <w:bCs/>
+        </w:rPr>
+        <w:t xml:space="preserve">không có ràng buộc nào để bám vào</w:t>
+      </w:r>
+      <w:r>
+        <w:t xml:space="preserve">. Đây là lý do hướng phát triển số 1 ở mục 5.3 nhắm vào bộ nhận dạng chứ không nhắm vào bộ luật.</w:t>
+      </w:r>
+    </w:p>
+    <w:p>
+      <w:pPr>
+        <w:pStyle w:val="BodyText"/>
+      </w:pPr>
+      <w:r>
+        <w:t xml:space="preserve">Cần lưu ý về ảnh: ngữ liệu nhãn xuất mọi vùng cắt về khung vuông 640 × 640,</w:t>
+      </w:r>
+      <w:r>
+        <w:t xml:space="preserve"> </w:t>
+      </w:r>
+      <w:r>
+        <w:rPr>
+          <w:b/>
+          <w:bCs/>
+        </w:rPr>
+        <w:t xml:space="preserve">phá tỉ lệ khung hình gốc</w:t>
+      </w:r>
+      <w:r>
+        <w:t xml:space="preserve">. Hình trên đã khôi phục tỉ lệ bằng đúng hàm mà công cụ đo dùng trước khi chạy nhận dạng. Bước khôi phục này không phải chi tiết trình bày: bỏ nó đi thì S₁ rơi từ 0,7512 xuống</w:t>
+      </w:r>
+      <w:r>
+        <w:t xml:space="preserve"> </w:t>
+      </w:r>
+      <w:r>
+        <w:rPr>
+          <w:b/>
+          <w:bCs/>
+        </w:rPr>
+        <w:t xml:space="preserve">0,4988</w:t>
+      </w:r>
+      <w:r>
+        <w:t xml:space="preserve">, vì mọi vùng cắt vuông đều bị phân loại thành hai dòng.</w:t>
+      </w:r>
+    </w:p>
+    <w:bookmarkEnd w:id="102"/>
+    <w:bookmarkStart w:id="103" w:name="X88e1c26a6581f7bd1dbdb2c85ae6116c5ba8393"/>
     <w:p>
       <w:pPr>
         <w:pStyle w:val="Heading2"/>
@@ -18622,9 +18977,9 @@
         <w:br w:type="page"/>
       </w:r>
     </w:p>
-    <w:bookmarkEnd w:id="97"/>
-    <w:bookmarkEnd w:id="98"/>
-    <w:bookmarkStart w:id="103" w:name="chương-5-kết-luận-và-hướng-phát-triển"/>
+    <w:bookmarkEnd w:id="103"/>
+    <w:bookmarkEnd w:id="104"/>
+    <w:bookmarkStart w:id="109" w:name="chương-5-kết-luận-và-hướng-phát-triển"/>
     <w:p>
       <w:pPr>
         <w:pStyle w:val="Heading1"/>
@@ -18633,7 +18988,7 @@
         <w:t xml:space="preserve">CHƯƠNG 5. KẾT LUẬN VÀ HƯỚNG PHÁT TRIỂN</w:t>
       </w:r>
     </w:p>
-    <w:bookmarkStart w:id="99" w:name="Xcefa088882d41b38c21b7b5b44c738cb5564fbb"/>
+    <w:bookmarkStart w:id="105" w:name="Xcefa088882d41b38c21b7b5b44c738cb5564fbb"/>
     <w:p>
       <w:pPr>
         <w:pStyle w:val="Heading2"/>
@@ -19280,8 +19635,8 @@
         <w:t xml:space="preserve">: mọi bước xử lý ảnh bật tắt được độc lập nên đóng góp của từng bước đo được riêng, và các kết quả âm — phương án đọc riêng từng nửa thua 61 điểm, bậc siêu phân giải mua 0 biển — được ghi lại thay vì bỏ đi.</w:t>
       </w:r>
     </w:p>
-    <w:bookmarkEnd w:id="99"/>
-    <w:bookmarkStart w:id="100" w:name="Xe79f58ab8ce7b6f148c68a374118dd9eaec1a1c"/>
+    <w:bookmarkEnd w:id="105"/>
+    <w:bookmarkStart w:id="106" w:name="Xe79f58ab8ce7b6f148c68a374118dd9eaec1a1c"/>
     <w:p>
       <w:pPr>
         <w:pStyle w:val="Heading2"/>
@@ -19666,8 +20021,8 @@
         </w:tc>
       </w:tr>
     </w:tbl>
-    <w:bookmarkEnd w:id="100"/>
-    <w:bookmarkStart w:id="101" w:name="X66db71c9020c40cf46e490c5c37ad244e2b7594"/>
+    <w:bookmarkEnd w:id="106"/>
+    <w:bookmarkStart w:id="107" w:name="X66db71c9020c40cf46e490c5c37ad244e2b7594"/>
     <w:p>
       <w:pPr>
         <w:pStyle w:val="Heading2"/>
@@ -20071,8 +20426,8 @@
         </w:tc>
       </w:tr>
     </w:tbl>
-    <w:bookmarkEnd w:id="101"/>
-    <w:bookmarkStart w:id="102" w:name="Xe5a2fe3dfcd4681648271b7ddc344b106e48b3b"/>
+    <w:bookmarkEnd w:id="107"/>
+    <w:bookmarkStart w:id="108" w:name="Xe5a2fe3dfcd4681648271b7ddc344b106e48b3b"/>
     <w:p>
       <w:pPr>
         <w:pStyle w:val="Heading2"/>
@@ -20181,9 +20536,9 @@
         <w:br w:type="page"/>
       </w:r>
     </w:p>
-    <w:bookmarkEnd w:id="102"/>
-    <w:bookmarkEnd w:id="103"/>
-    <w:bookmarkStart w:id="113" w:name="tài-liệu-tham-khảo"/>
+    <w:bookmarkEnd w:id="108"/>
+    <w:bookmarkEnd w:id="109"/>
+    <w:bookmarkStart w:id="119" w:name="tài-liệu-tham-khảo"/>
     <w:p>
       <w:pPr>
         <w:pStyle w:val="Heading1"/>
@@ -20202,7 +20557,7 @@
       <w:r>
         <w:t xml:space="preserve"> </w:t>
       </w:r>
-      <w:hyperlink r:id="rId104">
+      <w:hyperlink r:id="rId110">
         <w:r>
           <w:rPr>
             <w:rStyle w:val="Hyperlink"/>
@@ -20240,7 +20595,7 @@
       <w:r>
         <w:t xml:space="preserve"> </w:t>
       </w:r>
-      <w:hyperlink r:id="rId105">
+      <w:hyperlink r:id="rId111">
         <w:r>
           <w:rPr>
             <w:rStyle w:val="Hyperlink"/>
@@ -20265,7 +20620,7 @@
       <w:r>
         <w:t xml:space="preserve"> </w:t>
       </w:r>
-      <w:hyperlink r:id="rId106">
+      <w:hyperlink r:id="rId112">
         <w:r>
           <w:rPr>
             <w:rStyle w:val="Hyperlink"/>
@@ -20290,7 +20645,7 @@
       <w:r>
         <w:t xml:space="preserve"> </w:t>
       </w:r>
-      <w:hyperlink r:id="rId107">
+      <w:hyperlink r:id="rId113">
         <w:r>
           <w:rPr>
             <w:rStyle w:val="Hyperlink"/>
@@ -20315,7 +20670,7 @@
       <w:r>
         <w:t xml:space="preserve"> </w:t>
       </w:r>
-      <w:hyperlink r:id="rId108">
+      <w:hyperlink r:id="rId114">
         <w:r>
           <w:rPr>
             <w:rStyle w:val="Hyperlink"/>
@@ -20340,7 +20695,7 @@
       <w:r>
         <w:t xml:space="preserve"> </w:t>
       </w:r>
-      <w:hyperlink r:id="rId109">
+      <w:hyperlink r:id="rId115">
         <w:r>
           <w:rPr>
             <w:rStyle w:val="Hyperlink"/>
@@ -20365,7 +20720,7 @@
       <w:r>
         <w:t xml:space="preserve"> </w:t>
       </w:r>
-      <w:hyperlink r:id="rId110">
+      <w:hyperlink r:id="rId116">
         <w:r>
           <w:rPr>
             <w:rStyle w:val="Hyperlink"/>
@@ -20390,7 +20745,7 @@
       <w:r>
         <w:t xml:space="preserve"> </w:t>
       </w:r>
-      <w:hyperlink r:id="rId111">
+      <w:hyperlink r:id="rId117">
         <w:r>
           <w:rPr>
             <w:rStyle w:val="Hyperlink"/>
@@ -20428,7 +20783,7 @@
       <w:r>
         <w:t xml:space="preserve"> </w:t>
       </w:r>
-      <w:hyperlink r:id="rId112">
+      <w:hyperlink r:id="rId118">
         <w:r>
           <w:rPr>
             <w:rStyle w:val="Hyperlink"/>
@@ -20590,8 +20945,8 @@
         <w:br w:type="page"/>
       </w:r>
     </w:p>
-    <w:bookmarkEnd w:id="113"/>
-    <w:bookmarkStart w:id="122" w:name="phụ-lục"/>
+    <w:bookmarkEnd w:id="119"/>
+    <w:bookmarkStart w:id="128" w:name="phụ-lục"/>
     <w:p>
       <w:pPr>
         <w:pStyle w:val="Heading1"/>
@@ -20600,7 +20955,7 @@
         <w:t xml:space="preserve">PHỤ LỤC</w:t>
       </w:r>
     </w:p>
-    <w:bookmarkStart w:id="114" w:name="X83a44054771301632e631cad76f68aab3cb663f"/>
+    <w:bookmarkStart w:id="120" w:name="X83a44054771301632e631cad76f68aab3cb663f"/>
     <w:p>
       <w:pPr>
         <w:pStyle w:val="Heading2"/>
@@ -21508,8 +21863,8 @@
         </w:tc>
       </w:tr>
     </w:tbl>
-    <w:bookmarkEnd w:id="114"/>
-    <w:bookmarkStart w:id="121" w:name="phụ-lục-b-hướng-dẫn-cài-đặt-và-chạy"/>
+    <w:bookmarkEnd w:id="120"/>
+    <w:bookmarkStart w:id="127" w:name="phụ-lục-b-hướng-dẫn-cài-đặt-và-chạy"/>
     <w:p>
       <w:pPr>
         <w:pStyle w:val="Heading2"/>
@@ -21518,7 +21873,7 @@
         <w:t xml:space="preserve">Phụ lục B. Hướng dẫn cài đặt và chạy</w:t>
       </w:r>
     </w:p>
-    <w:bookmarkStart w:id="117" w:name="b1-chạy-bằng-docker-khuyến-nghị"/>
+    <w:bookmarkStart w:id="123" w:name="b1-chạy-bằng-docker-khuyến-nghị"/>
     <w:p>
       <w:pPr>
         <w:pStyle w:val="Heading3"/>
@@ -21577,7 +21932,7 @@
       <w:r>
         <w:t xml:space="preserve"> </w:t>
       </w:r>
-      <w:hyperlink r:id="rId115">
+      <w:hyperlink r:id="rId121">
         <w:r>
           <w:rPr>
             <w:rStyle w:val="Hyperlink"/>
@@ -21600,7 +21955,7 @@
       <w:r>
         <w:t xml:space="preserve"> </w:t>
       </w:r>
-      <w:hyperlink r:id="rId116">
+      <w:hyperlink r:id="rId122">
         <w:r>
           <w:rPr>
             <w:rStyle w:val="Hyperlink"/>
@@ -21699,8 +22054,8 @@
         <w:t xml:space="preserve">phải có mặt trước khi khởi động.</w:t>
       </w:r>
     </w:p>
-    <w:bookmarkEnd w:id="117"/>
-    <w:bookmarkStart w:id="118" w:name="Xf164c78b43aed40f1f75a57042a8729375773e2"/>
+    <w:bookmarkEnd w:id="123"/>
+    <w:bookmarkStart w:id="124" w:name="Xf164c78b43aed40f1f75a57042a8729375773e2"/>
     <w:p>
       <w:pPr>
         <w:pStyle w:val="Heading3"/>
@@ -21818,8 +22173,8 @@
         <w:t xml:space="preserve">npm run dev</w:t>
       </w:r>
     </w:p>
-    <w:bookmarkEnd w:id="118"/>
-    <w:bookmarkStart w:id="119" w:name="b3-chạy-lại-các-phép-đo-của-chương-4"/>
+    <w:bookmarkEnd w:id="124"/>
+    <w:bookmarkStart w:id="125" w:name="b3-chạy-lại-các-phép-đo-của-chương-4"/>
     <w:p>
       <w:pPr>
         <w:pStyle w:val="Heading3"/>
@@ -21881,8 +22236,8 @@
         <w:t xml:space="preserve">ở mục 4.4; một công cụ đo tự dựng cấu hình riêng sẽ đo một hệ thống khác với hệ thống được bàn giao.</w:t>
       </w:r>
     </w:p>
-    <w:bookmarkEnd w:id="119"/>
-    <w:bookmarkStart w:id="120" w:name="b4-dựng-lại-quyển-báo-cáo"/>
+    <w:bookmarkEnd w:id="125"/>
+    <w:bookmarkStart w:id="126" w:name="b4-dựng-lại-quyển-báo-cáo"/>
     <w:p>
       <w:pPr>
         <w:pStyle w:val="Heading3"/>
@@ -21951,9 +22306,9 @@
         <w:br w:type="page"/>
       </w:r>
     </w:p>
-    <w:bookmarkEnd w:id="120"/>
-    <w:bookmarkEnd w:id="121"/>
-    <w:bookmarkEnd w:id="122"/>
+    <w:bookmarkEnd w:id="126"/>
+    <w:bookmarkEnd w:id="127"/>
+    <w:bookmarkEnd w:id="128"/>
     <w:sectPr>
       <w:footnotePr>
         <w:numRestart w:val="eachSect"/>

--- a/docs/papers/mon-hoc/thesis-full.docx
+++ b/docs/papers/mon-hoc/thesis-full.docx
@@ -10605,62 +10605,52 @@
         <w:t xml:space="preserve"> </w:t>
       </w:r>
       <w:r>
-        <w:t xml:space="preserve">Toàn bộ số liệu đo trên</w:t>
-      </w:r>
-      <w:r>
-        <w:t xml:space="preserve"> </w:t>
-      </w:r>
-      <w:r>
-        <w:rPr>
-          <w:b/>
-          <w:bCs/>
-        </w:rPr>
-        <w:t xml:space="preserve">một máy trạm duy nhất</w:t>
-      </w:r>
-      <w:r>
-        <w:t xml:space="preserve">: Windows 11 Pro; Intel Core i5-14600K,</w:t>
-      </w:r>
-      <w:r>
-        <w:t xml:space="preserve"> </w:t>
-      </w:r>
-      <w:r>
-        <w:rPr>
-          <w:b/>
-          <w:bCs/>
-        </w:rPr>
-        <w:t xml:space="preserve">14 nhân vật lý / 20 nhân logic</w:t>
-      </w:r>
-      <w:r>
-        <w:t xml:space="preserve">; RAM 31,77 GiB;</w:t>
-      </w:r>
-      <w:r>
-        <w:t xml:space="preserve"> </w:t>
-      </w:r>
-      <w:r>
-        <w:rPr>
-          <w:b/>
-          <w:bCs/>
-        </w:rPr>
-        <w:t xml:space="preserve">không có GPU CUDA</w:t>
-      </w:r>
-      <w:r>
-        <w:t xml:space="preserve">; Python 3.13.12. Mọi suy luận và huấn luyện chạy trên CPU. Đây là</w:t>
-      </w:r>
-      <w:r>
-        <w:t xml:space="preserve"> </w:t>
-      </w:r>
-      <w:r>
-        <w:rPr>
-          <w:b/>
-          <w:bCs/>
-        </w:rPr>
-        <w:t xml:space="preserve">tiền tố ngầm định của mọi con số hiệu năng ở mục 4.5</w:t>
-      </w:r>
-      <w:r>
-        <w:t xml:space="preserve"> </w:t>
-      </w:r>
-      <w:r>
-        <w:t xml:space="preserve">— so sánh chúng với FPS đo trên GPU là không hợp lệ.</w:t>
+        <w:t xml:space="preserve">Mọi số liệu</w:t>
+      </w:r>
+      <w:r>
+        <w:t xml:space="preserve"> </w:t>
+      </w:r>
+      <w:r>
+        <w:rPr>
+          <w:b/>
+          <w:bCs/>
+        </w:rPr>
+        <w:t xml:space="preserve">hiệu năng</w:t>
+      </w:r>
+      <w:r>
+        <w:t xml:space="preserve"> </w:t>
+      </w:r>
+      <w:r>
+        <w:t xml:space="preserve">ở mục 4.5 đo trên một máy trạm duy nhất,</w:t>
+      </w:r>
+      <w:r>
+        <w:t xml:space="preserve"> </w:t>
+      </w:r>
+      <w:r>
+        <w:rPr>
+          <w:b/>
+          <w:bCs/>
+        </w:rPr>
+        <w:t xml:space="preserve">Intel Core i5-14600K (14 nhân / 20 luồng), không có GPU CUDA</w:t>
+      </w:r>
+      <w:r>
+        <w:t xml:space="preserve">; toàn bộ suy luận và huấn luyện chạy trên CPU. Cần nêu số nhân chứ không chỉ nêu "trên CPU", vì độ trễ tỉ lệ trực tiếp với nó và hệ thống đặt cứng số luồng tính toán. Ngược lại, số liệu</w:t>
+      </w:r>
+      <w:r>
+        <w:t xml:space="preserve"> </w:t>
+      </w:r>
+      <w:r>
+        <w:rPr>
+          <w:b/>
+          <w:bCs/>
+        </w:rPr>
+        <w:t xml:space="preserve">độ chính xác</w:t>
+      </w:r>
+      <w:r>
+        <w:t xml:space="preserve"> </w:t>
+      </w:r>
+      <w:r>
+        <w:t xml:space="preserve">không phụ thuộc phần cứng: cùng mô hình và cùng dữ liệu thì máy nào cũng cho kết quả đó. Phiên bản hệ điều hành, thư viện và Python ghi ở Phụ lục A.</w:t>
       </w:r>
     </w:p>
     <w:p>
@@ -20946,7 +20936,7 @@
       </w:r>
     </w:p>
     <w:bookmarkEnd w:id="119"/>
-    <w:bookmarkStart w:id="128" w:name="phụ-lục"/>
+    <w:bookmarkStart w:id="131" w:name="phụ-lục"/>
     <w:p>
       <w:pPr>
         <w:pStyle w:val="Heading1"/>
@@ -20955,13 +20945,22 @@
         <w:t xml:space="preserve">PHỤ LỤC</w:t>
       </w:r>
     </w:p>
-    <w:bookmarkStart w:id="120" w:name="X83a44054771301632e631cad76f68aab3cb663f"/>
+    <w:bookmarkStart w:id="123" w:name="phụ-lục-a-cấu-hình-và-siêu-tham-số"/>
     <w:p>
       <w:pPr>
         <w:pStyle w:val="Heading2"/>
       </w:pPr>
       <w:r>
-        <w:t xml:space="preserve">Phụ lục A. Siêu tham số huấn luyện bộ phát hiện</w:t>
+        <w:t xml:space="preserve">Phụ lục A. Cấu hình và siêu tham số</w:t>
+      </w:r>
+    </w:p>
+    <w:bookmarkStart w:id="120" w:name="a1-môi-trường-thực-thi"/>
+    <w:p>
+      <w:pPr>
+        <w:pStyle w:val="Heading3"/>
+      </w:pPr>
+      <w:r>
+        <w:t xml:space="preserve">A.1. Môi trường thực thi</w:t>
       </w:r>
     </w:p>
     <w:p>
@@ -20969,20 +20968,20 @@
         <w:pStyle w:val="FirstParagraph"/>
       </w:pPr>
       <w:r>
-        <w:t xml:space="preserve">Bảng dưới trích từ tệp tham số do thư viện Ultralytics tự sinh sau lượt huấn luyện chính thức — bản ghi</w:t>
-      </w:r>
-      <w:r>
-        <w:t xml:space="preserve"> </w:t>
-      </w:r>
-      <w:r>
-        <w:rPr>
-          <w:b/>
-          <w:bCs/>
-        </w:rPr>
-        <w:t xml:space="preserve">đã thực thi</w:t>
-      </w:r>
-      <w:r>
-        <w:t xml:space="preserve">, không phải cấu hình dự định.</w:t>
+        <w:t xml:space="preserve">Chỉ cần khi muốn tái lập</w:t>
+      </w:r>
+      <w:r>
+        <w:t xml:space="preserve"> </w:t>
+      </w:r>
+      <w:r>
+        <w:rPr>
+          <w:b/>
+          <w:bCs/>
+        </w:rPr>
+        <w:t xml:space="preserve">số đo hiệu năng</w:t>
+      </w:r>
+      <w:r>
+        <w:t xml:space="preserve">; số đo độ chính xác không phụ thuộc những giá trị này.</w:t>
       </w:r>
     </w:p>
     <w:tbl>
@@ -21006,6 +21005,345 @@
               <w:pStyle w:val="Compact"/>
             </w:pPr>
             <w:r>
+              <w:t xml:space="preserve">Hạng mục</w:t>
+            </w:r>
+          </w:p>
+        </w:tc>
+        <w:tc>
+          <w:tcPr/>
+          <w:p>
+            <w:pPr>
+              <w:pStyle w:val="Compact"/>
+            </w:pPr>
+            <w:r>
+              <w:t xml:space="preserve">Giá trị</w:t>
+            </w:r>
+          </w:p>
+        </w:tc>
+      </w:tr>
+      <w:tr>
+        <w:tc>
+          <w:tcPr/>
+          <w:p>
+            <w:pPr>
+              <w:pStyle w:val="Compact"/>
+            </w:pPr>
+            <w:r>
+              <w:t xml:space="preserve">Hệ điều hành</w:t>
+            </w:r>
+          </w:p>
+        </w:tc>
+        <w:tc>
+          <w:tcPr/>
+          <w:p>
+            <w:pPr>
+              <w:pStyle w:val="Compact"/>
+            </w:pPr>
+            <w:r>
+              <w:t xml:space="preserve">Windows 11 Pro 10.0.26200</w:t>
+            </w:r>
+          </w:p>
+        </w:tc>
+      </w:tr>
+      <w:tr>
+        <w:tc>
+          <w:tcPr/>
+          <w:p>
+            <w:pPr>
+              <w:pStyle w:val="Compact"/>
+            </w:pPr>
+            <w:r>
+              <w:t xml:space="preserve">CPU · RAM</w:t>
+            </w:r>
+          </w:p>
+        </w:tc>
+        <w:tc>
+          <w:tcPr/>
+          <w:p>
+            <w:pPr>
+              <w:pStyle w:val="Compact"/>
+            </w:pPr>
+            <w:r>
+              <w:t xml:space="preserve">Intel Core i5-14600K, 14 nhân / 20 luồng · 31,77 GiB</w:t>
+            </w:r>
+          </w:p>
+        </w:tc>
+      </w:tr>
+      <w:tr>
+        <w:tc>
+          <w:tcPr/>
+          <w:p>
+            <w:pPr>
+              <w:pStyle w:val="Compact"/>
+            </w:pPr>
+            <w:r>
+              <w:t xml:space="preserve">GPU</w:t>
+            </w:r>
+          </w:p>
+        </w:tc>
+        <w:tc>
+          <w:tcPr/>
+          <w:p>
+            <w:pPr>
+              <w:pStyle w:val="Compact"/>
+            </w:pPr>
+            <w:r>
+              <w:rPr>
+                <w:b/>
+                <w:bCs/>
+              </w:rPr>
+              <w:t xml:space="preserve">Không có GPU CUDA</w:t>
+            </w:r>
+          </w:p>
+        </w:tc>
+      </w:tr>
+      <w:tr>
+        <w:tc>
+          <w:tcPr/>
+          <w:p>
+            <w:pPr>
+              <w:pStyle w:val="Compact"/>
+            </w:pPr>
+            <w:r>
+              <w:t xml:space="preserve">Python</w:t>
+            </w:r>
+          </w:p>
+        </w:tc>
+        <w:tc>
+          <w:tcPr/>
+          <w:p>
+            <w:pPr>
+              <w:pStyle w:val="Compact"/>
+            </w:pPr>
+            <w:r>
+              <w:t xml:space="preserve">3.13.12</w:t>
+            </w:r>
+          </w:p>
+        </w:tc>
+      </w:tr>
+      <w:tr>
+        <w:tc>
+          <w:tcPr/>
+          <w:p>
+            <w:pPr>
+              <w:pStyle w:val="Compact"/>
+            </w:pPr>
+            <w:r>
+              <w:t xml:space="preserve">Thư viện chính</w:t>
+            </w:r>
+          </w:p>
+        </w:tc>
+        <w:tc>
+          <w:tcPr/>
+          <w:p>
+            <w:pPr>
+              <w:pStyle w:val="Compact"/>
+            </w:pPr>
+            <w:r>
+              <w:rPr>
+                <w:rStyle w:val="VerbatimChar"/>
+              </w:rPr>
+              <w:t xml:space="preserve">ultralytics</w:t>
+            </w:r>
+            <w:r>
+              <w:t xml:space="preserve"> </w:t>
+            </w:r>
+            <w:r>
+              <w:t xml:space="preserve">8.4.101 ·</w:t>
+            </w:r>
+            <w:r>
+              <w:t xml:space="preserve"> </w:t>
+            </w:r>
+            <w:r>
+              <w:rPr>
+                <w:rStyle w:val="VerbatimChar"/>
+              </w:rPr>
+              <w:t xml:space="preserve">torch</w:t>
+            </w:r>
+            <w:r>
+              <w:t xml:space="preserve"> </w:t>
+            </w:r>
+            <w:r>
+              <w:t xml:space="preserve">2.13.0+cpu ·</w:t>
+            </w:r>
+            <w:r>
+              <w:t xml:space="preserve"> </w:t>
+            </w:r>
+            <w:r>
+              <w:rPr>
+                <w:rStyle w:val="VerbatimChar"/>
+              </w:rPr>
+              <w:t xml:space="preserve">paddleocr</w:t>
+            </w:r>
+            <w:r>
+              <w:t xml:space="preserve"> </w:t>
+            </w:r>
+            <w:r>
+              <w:t xml:space="preserve">3.7.0 ·</w:t>
+            </w:r>
+            <w:r>
+              <w:t xml:space="preserve"> </w:t>
+            </w:r>
+            <w:r>
+              <w:rPr>
+                <w:rStyle w:val="VerbatimChar"/>
+              </w:rPr>
+              <w:t xml:space="preserve">paddlepaddle</w:t>
+            </w:r>
+            <w:r>
+              <w:t xml:space="preserve"> </w:t>
+            </w:r>
+            <w:r>
+              <w:t xml:space="preserve">3.3.1 ·</w:t>
+            </w:r>
+            <w:r>
+              <w:t xml:space="preserve"> </w:t>
+            </w:r>
+            <w:r>
+              <w:rPr>
+                <w:rStyle w:val="VerbatimChar"/>
+              </w:rPr>
+              <w:t xml:space="preserve">opencv-python</w:t>
+            </w:r>
+            <w:r>
+              <w:t xml:space="preserve"> </w:t>
+            </w:r>
+            <w:r>
+              <w:t xml:space="preserve">4.10.0.84 ·</w:t>
+            </w:r>
+            <w:r>
+              <w:t xml:space="preserve"> </w:t>
+            </w:r>
+            <w:r>
+              <w:rPr>
+                <w:rStyle w:val="VerbatimChar"/>
+              </w:rPr>
+              <w:t xml:space="preserve">numpy</w:t>
+            </w:r>
+            <w:r>
+              <w:t xml:space="preserve"> </w:t>
+            </w:r>
+            <w:r>
+              <w:t xml:space="preserve">2.4.5</w:t>
+            </w:r>
+          </w:p>
+        </w:tc>
+      </w:tr>
+    </w:tbl>
+    <w:p>
+      <w:pPr>
+        <w:pStyle w:val="BodyText"/>
+      </w:pPr>
+      <w:r>
+        <w:t xml:space="preserve">Phiên bản thư viện trích từ</w:t>
+      </w:r>
+      <w:r>
+        <w:t xml:space="preserve"> </w:t>
+      </w:r>
+      <w:r>
+        <w:rPr>
+          <w:b/>
+          <w:bCs/>
+        </w:rPr>
+        <w:t xml:space="preserve">môi trường đang chạy tại thời điểm đo</w:t>
+      </w:r>
+      <w:r>
+        <w:t xml:space="preserve">, không lấy từ tệp khai báo phụ thuộc — tệp khai báo ghi</w:t>
+      </w:r>
+      <w:r>
+        <w:t xml:space="preserve"> </w:t>
+      </w:r>
+      <w:r>
+        <w:rPr>
+          <w:i/>
+          <w:iCs/>
+        </w:rPr>
+        <w:t xml:space="preserve">ràng buộc phiên bản</w:t>
+      </w:r>
+      <w:r>
+        <w:t xml:space="preserve">, không ghi</w:t>
+      </w:r>
+      <w:r>
+        <w:t xml:space="preserve"> </w:t>
+      </w:r>
+      <w:r>
+        <w:rPr>
+          <w:i/>
+          <w:iCs/>
+        </w:rPr>
+        <w:t xml:space="preserve">phiên bản đã cài</w:t>
+      </w:r>
+      <w:r>
+        <w:t xml:space="preserve">. Riêng phiên bản OpenCV đáng ghi vì quy ước góc của</w:t>
+      </w:r>
+      <w:r>
+        <w:t xml:space="preserve"> </w:t>
+      </w:r>
+      <w:r>
+        <w:rPr>
+          <w:rStyle w:val="VerbatimChar"/>
+        </w:rPr>
+        <w:t xml:space="preserve">minAreaRect</w:t>
+      </w:r>
+      <w:r>
+        <w:t xml:space="preserve"> </w:t>
+      </w:r>
+      <w:r>
+        <w:t xml:space="preserve">từng đổi giữa các phiên bản lớn, và bước nắn hình ở mục 3.4.6 phải xử lý riêng chuyện đó.</w:t>
+      </w:r>
+    </w:p>
+    <w:bookmarkEnd w:id="120"/>
+    <w:bookmarkStart w:id="121" w:name="a2-siêu-tham-số-huấn-luyện-bộ-phát-hiện"/>
+    <w:p>
+      <w:pPr>
+        <w:pStyle w:val="Heading3"/>
+      </w:pPr>
+      <w:r>
+        <w:t xml:space="preserve">A.2. Siêu tham số huấn luyện bộ phát hiện</w:t>
+      </w:r>
+    </w:p>
+    <w:p>
+      <w:pPr>
+        <w:pStyle w:val="FirstParagraph"/>
+      </w:pPr>
+      <w:r>
+        <w:t xml:space="preserve">Bảng dưới trích từ tệp tham số do thư viện Ultralytics tự sinh sau lượt huấn luyện chính thức — bản ghi</w:t>
+      </w:r>
+      <w:r>
+        <w:t xml:space="preserve"> </w:t>
+      </w:r>
+      <w:r>
+        <w:rPr>
+          <w:b/>
+          <w:bCs/>
+        </w:rPr>
+        <w:t xml:space="preserve">đã thực thi</w:t>
+      </w:r>
+      <w:r>
+        <w:t xml:space="preserve">, không phải cấu hình dự định.</w:t>
+      </w:r>
+    </w:p>
+    <w:tbl>
+      <w:tblPr>
+        <w:tblStyle w:val="Table"/>
+        <w:tblW w:type="auto" w:w="0"/>
+        <w:tblLook w:firstRow="1" w:lastRow="0" w:firstColumn="0" w:lastColumn="0" w:noHBand="0" w:noVBand="0" w:val="0020"/>
+      </w:tblPr>
+      <w:tblGrid>
+        <w:gridCol w:w="3960"/>
+        <w:gridCol w:w="3960"/>
+      </w:tblGrid>
+      <w:tr>
+        <w:trPr>
+          <w:tblHeader w:val="on"/>
+        </w:trPr>
+        <w:tc>
+          <w:tcPr/>
+          <w:p>
+            <w:pPr>
+              <w:pStyle w:val="Compact"/>
+            </w:pPr>
+            <w:r>
               <w:t xml:space="preserve">Tham số</w:t>
             </w:r>
           </w:p>
@@ -21548,16 +21886,14 @@
         </w:tc>
       </w:tr>
     </w:tbl>
-    <w:p>
-      <w:pPr>
-        <w:pStyle w:val="BodyText"/>
-      </w:pPr>
-      <w:r>
-        <w:rPr>
-          <w:b/>
-          <w:bCs/>
-        </w:rPr>
-        <w:t xml:space="preserve">Tham số của khối xử lý ảnh</w:t>
+    <w:bookmarkEnd w:id="121"/>
+    <w:bookmarkStart w:id="122" w:name="a3-tham-số-của-khối-xử-lý-ảnh"/>
+    <w:p>
+      <w:pPr>
+        <w:pStyle w:val="Heading3"/>
+      </w:pPr>
+      <w:r>
+        <w:t xml:space="preserve">A.3. Tham số của khối xử lý ảnh</w:t>
       </w:r>
     </w:p>
     <w:tbl>
@@ -21863,8 +22199,9 @@
         </w:tc>
       </w:tr>
     </w:tbl>
-    <w:bookmarkEnd w:id="120"/>
-    <w:bookmarkStart w:id="127" w:name="phụ-lục-b-hướng-dẫn-cài-đặt-và-chạy"/>
+    <w:bookmarkEnd w:id="122"/>
+    <w:bookmarkEnd w:id="123"/>
+    <w:bookmarkStart w:id="130" w:name="phụ-lục-b-hướng-dẫn-cài-đặt-và-chạy"/>
     <w:p>
       <w:pPr>
         <w:pStyle w:val="Heading2"/>
@@ -21873,7 +22210,7 @@
         <w:t xml:space="preserve">Phụ lục B. Hướng dẫn cài đặt và chạy</w:t>
       </w:r>
     </w:p>
-    <w:bookmarkStart w:id="123" w:name="b1-chạy-bằng-docker-khuyến-nghị"/>
+    <w:bookmarkStart w:id="126" w:name="b1-chạy-bằng-docker-khuyến-nghị"/>
     <w:p>
       <w:pPr>
         <w:pStyle w:val="Heading3"/>
@@ -21932,7 +22269,7 @@
       <w:r>
         <w:t xml:space="preserve"> </w:t>
       </w:r>
-      <w:hyperlink r:id="rId121">
+      <w:hyperlink r:id="rId124">
         <w:r>
           <w:rPr>
             <w:rStyle w:val="Hyperlink"/>
@@ -21955,7 +22292,7 @@
       <w:r>
         <w:t xml:space="preserve"> </w:t>
       </w:r>
-      <w:hyperlink r:id="rId122">
+      <w:hyperlink r:id="rId125">
         <w:r>
           <w:rPr>
             <w:rStyle w:val="Hyperlink"/>
@@ -22054,8 +22391,8 @@
         <w:t xml:space="preserve">phải có mặt trước khi khởi động.</w:t>
       </w:r>
     </w:p>
-    <w:bookmarkEnd w:id="123"/>
-    <w:bookmarkStart w:id="124" w:name="Xf164c78b43aed40f1f75a57042a8729375773e2"/>
+    <w:bookmarkEnd w:id="126"/>
+    <w:bookmarkStart w:id="127" w:name="Xf164c78b43aed40f1f75a57042a8729375773e2"/>
     <w:p>
       <w:pPr>
         <w:pStyle w:val="Heading3"/>
@@ -22173,8 +22510,8 @@
         <w:t xml:space="preserve">npm run dev</w:t>
       </w:r>
     </w:p>
-    <w:bookmarkEnd w:id="124"/>
-    <w:bookmarkStart w:id="125" w:name="b3-chạy-lại-các-phép-đo-của-chương-4"/>
+    <w:bookmarkEnd w:id="127"/>
+    <w:bookmarkStart w:id="128" w:name="b3-chạy-lại-các-phép-đo-của-chương-4"/>
     <w:p>
       <w:pPr>
         <w:pStyle w:val="Heading3"/>
@@ -22236,8 +22573,8 @@
         <w:t xml:space="preserve">ở mục 4.4; một công cụ đo tự dựng cấu hình riêng sẽ đo một hệ thống khác với hệ thống được bàn giao.</w:t>
       </w:r>
     </w:p>
-    <w:bookmarkEnd w:id="125"/>
-    <w:bookmarkStart w:id="126" w:name="b4-dựng-lại-quyển-báo-cáo"/>
+    <w:bookmarkEnd w:id="128"/>
+    <w:bookmarkStart w:id="129" w:name="b4-dựng-lại-quyển-báo-cáo"/>
     <w:p>
       <w:pPr>
         <w:pStyle w:val="Heading3"/>
@@ -22306,9 +22643,9 @@
         <w:br w:type="page"/>
       </w:r>
     </w:p>
-    <w:bookmarkEnd w:id="126"/>
-    <w:bookmarkEnd w:id="127"/>
-    <w:bookmarkEnd w:id="128"/>
+    <w:bookmarkEnd w:id="129"/>
+    <w:bookmarkEnd w:id="130"/>
+    <w:bookmarkEnd w:id="131"/>
     <w:sectPr>
       <w:footnotePr>
         <w:numRestart w:val="eachSect"/>

--- a/docs/papers/mon-hoc/thesis-full.docx
+++ b/docs/papers/mon-hoc/thesis-full.docx
@@ -1446,7 +1446,7 @@
               <w:pStyle w:val="Compact"/>
             </w:pPr>
             <w:r>
-              <w:t xml:space="preserve">Thắng dứt khoát trên chính ảnh biển số Việt Nam (mục 4.3.4)</w:t>
+              <w:t xml:space="preserve">Cao hơn hẳn hai engine kia trên chính ảnh biển số Việt Nam, trong cấu hình đánh giá của đồ án (mục 4.3.4)</w:t>
             </w:r>
           </w:p>
         </w:tc>
@@ -1606,7 +1606,20 @@
         <w:t xml:space="preserve"> </w:t>
       </w:r>
       <w:r>
-        <w:t xml:space="preserve">là kết quả của một phép đo do đồ án tự chạy chứ không phải suy đoán từ tài liệu: tài liệu công khai thực tế nghiêng về EasyOCR, và phép đo trên 2.801 biển số Việt Nam ở mục 4.3.4 nói ngược lại.</w:t>
+        <w:t xml:space="preserve">là kết quả của một phép đo do đồ án tự chạy chứ không phải suy đoán từ tài liệu: một số tài liệu công khai nghiêng về EasyOCR, còn phép đo trên 2.801 biển số Việt Nam ở mục 4.3.4 cho kết quả ngược lại</w:t>
+      </w:r>
+      <w:r>
+        <w:t xml:space="preserve"> </w:t>
+      </w:r>
+      <w:r>
+        <w:rPr>
+          <w:b/>
+          <w:bCs/>
+        </w:rPr>
+        <w:t xml:space="preserve">trong cấu hình đánh giá của đồ án</w:t>
+      </w:r>
+      <w:r>
+        <w:t xml:space="preserve">.</w:t>
       </w:r>
     </w:p>
     <w:p>
@@ -14908,7 +14921,7 @@
         <w:pStyle w:val="FirstParagraph"/>
       </w:pPr>
       <w:r>
-        <w:t xml:space="preserve">Câu hỏi: chọn PaddleOCR có đúng không, khi tài liệu công khai thực tế nghiêng về EasyOCR?</w:t>
+        <w:t xml:space="preserve">Câu hỏi: chọn PaddleOCR có đúng không, khi một số tài liệu công khai lại nghiêng về EasyOCR?</w:t>
       </w:r>
     </w:p>
     <w:p>
@@ -15282,13 +15295,13 @@
           <w:b/>
           <w:bCs/>
         </w:rPr>
-        <w:t xml:space="preserve">PaddleOCR thắng dứt khoát</w:t>
-      </w:r>
-      <w:r>
-        <w:t xml:space="preserve"> </w:t>
-      </w:r>
-      <w:r>
-        <w:t xml:space="preserve">— 68,87%, hơn EasyOCR 54,59 điểm và hơn Tesseract 58,59 điểm, khoảng cách quá lớn để quy cho nhiễu.</w:t>
+        <w:t xml:space="preserve">PaddleOCR cao hơn hẳn trong phép đo này</w:t>
+      </w:r>
+      <w:r>
+        <w:t xml:space="preserve"> </w:t>
+      </w:r>
+      <w:r>
+        <w:t xml:space="preserve">— 68,87%, hơn EasyOCR 54,59 điểm và hơn Tesseract 58,59 điểm; khoảng cách quá lớn để quy cho nhiễu, nhưng kết luận chỉ áp cho cấu hình đánh giá ở mục b.</w:t>
       </w:r>
     </w:p>
     <w:p>

--- a/docs/papers/mon-hoc/thesis-full.docx
+++ b/docs/papers/mon-hoc/thesis-full.docx
@@ -442,7 +442,7 @@
           <w:b/>
           <w:bCs/>
         </w:rPr>
-        <w:t xml:space="preserve">Thứ nhất, biển hai dòng là điểm gãy đã đo được.</w:t>
+        <w:t xml:space="preserve">Thứ nhất, biển hai dòng là điểm suy giảm đã đo được.</w:t>
       </w:r>
       <w:r>
         <w:t xml:space="preserve"> </w:t>
@@ -582,7 +582,7 @@
         <w:pStyle w:val="FirstParagraph"/>
       </w:pPr>
       <w:r>
-        <w:t xml:space="preserve">Xây dựng một hệ thống nhận dạng biển số xe Việt Nam chạy được đầu-cuối,</w:t>
+        <w:t xml:space="preserve">Xây dựng một hệ thống nhận dạng biển số xe Việt Nam chạy được đầu cuối,</w:t>
       </w:r>
       <w:r>
         <w:t xml:space="preserve"> </w:t>
@@ -1446,7 +1446,7 @@
               <w:pStyle w:val="Compact"/>
             </w:pPr>
             <w:r>
-              <w:t xml:space="preserve">Cao hơn hẳn hai engine kia trên chính ảnh biển số Việt Nam, trong cấu hình đánh giá của đồ án (mục 4.3.4)</w:t>
+              <w:t xml:space="preserve">Cao hơn hẳn hai bộ nhận dạng kia trên chính ảnh biển số Việt Nam, trong cấu hình đánh giá của đồ án (mục 4.3.4)</w:t>
             </w:r>
           </w:p>
         </w:tc>
@@ -5066,13 +5066,13 @@
     </w:p>
     <w:bookmarkEnd w:id="35"/>
     <w:bookmarkEnd w:id="36"/>
-    <w:bookmarkStart w:id="43" w:name="Xd4500a91c701e38aaeed5d98aaca5531ae1e06b"/>
+    <w:bookmarkStart w:id="43" w:name="X1a77f36e16d4ad267b00eabe7cf793e1dbe08e9"/>
     <w:p>
       <w:pPr>
         <w:pStyle w:val="Heading2"/>
       </w:pPr>
       <w:r>
-        <w:t xml:space="preserve">2.4. Nhận dạng ký tự và điểm gãy trên văn bản hai dòng</w:t>
+        <w:t xml:space="preserve">2.4. Nhận dạng ký tự và điểm suy giảm trên văn bản hai dòng</w:t>
       </w:r>
     </w:p>
     <w:bookmarkStart w:id="37" w:name="Xe83b99ff4f9e166a4486fbbbb917c3cf6660cf0"/>
@@ -5502,7 +5502,7 @@
         <w:t xml:space="preserve">không cần nhãn vị trí từng ký tự</w:t>
       </w:r>
       <w:r>
-        <w:t xml:space="preserve">, lý do CTC là mặc định của hầu hết engine OCR mã nguồn mở.</w:t>
+        <w:t xml:space="preserve">, lý do CTC là mặc định của hầu hết bộ nhận dạng ký tự mã nguồn mở.</w:t>
       </w:r>
     </w:p>
     <w:bookmarkEnd w:id="37"/>
@@ -6050,7 +6050,7 @@
         </m:r>
       </m:oMath>
       <w:r>
-        <w:t xml:space="preserve">. Đây là lý do một engine có CER rất tốt trên văn bản tài liệu vẫn có thể thất bại trên biển số.</w:t>
+        <w:t xml:space="preserve">. Đây là lý do một bộ nhận dạng có CER rất tốt trên văn bản tài liệu vẫn có thể thất bại trên biển số.</w:t>
       </w:r>
     </w:p>
     <w:p>
@@ -6061,7 +6061,7 @@
     <w:bookmarkEnd w:id="42"/>
     <w:bookmarkEnd w:id="43"/>
     <w:bookmarkEnd w:id="44"/>
-    <w:bookmarkStart w:id="77" w:name="chương-3-thiết-kế-và-cài-đặt"/>
+    <w:bookmarkStart w:id="74" w:name="chương-3-thiết-kế-và-cài-đặt"/>
     <w:p>
       <w:pPr>
         <w:pStyle w:val="Heading1"/>
@@ -6282,7 +6282,7 @@
         <w:t xml:space="preserve">gói Python độc lập không phụ thuộc tầng web</w:t>
       </w:r>
       <w:r>
-        <w:t xml:space="preserve">. Ràng buộc này không phải hình thức: nó cho phép cùng một mã chạy được trong sổ tay thử nghiệm, trong kịch bản đo đạc và trong dịch vụ đang vận hành. Bài học ngược lại đã xảy ra thật trong đồ án — một kịch bản đo</w:t>
+        <w:t xml:space="preserve">. Ràng buộc này không phải hình thức: nó cho phép cùng một mã chạy được trong sổ tay thử nghiệm, trong kịch bản đo đạc và trong dịch vụ đang vận hành. Bài học ngược lại đã xảy ra trong quá trình thực hiện đồ án: một kịch bản đo</w:t>
       </w:r>
       <w:r>
         <w:t xml:space="preserve"> </w:t>
@@ -7370,7 +7370,7 @@
         <w:t xml:space="preserve"> </w:t>
       </w:r>
       <w:r>
-        <w:t xml:space="preserve">bằng công cụ hiện có, và đồ án ghi nhận thẳng thắn thay vì bỏ qua.</w:t>
+        <w:t xml:space="preserve">bằng công cụ hiện có, và đồ án ghi nhận thay vì bỏ qua.</w:t>
       </w:r>
     </w:p>
     <w:p>
@@ -8119,7 +8119,7 @@
       </w:r>
     </w:p>
     <w:bookmarkEnd w:id="56"/>
-    <w:bookmarkStart w:id="67" w:name="X9c2c9b365086d10c999a46e4942f14d73b6baa5"/>
+    <w:bookmarkStart w:id="64" w:name="X9c2c9b365086d10c999a46e4942f14d73b6baa5"/>
     <w:p>
       <w:pPr>
         <w:pStyle w:val="Heading2"/>
@@ -8152,7 +8152,7 @@
         <w:t xml:space="preserve">đưa sang bộ nhận dạng.</w:t>
       </w:r>
     </w:p>
-    <w:bookmarkStart w:id="60" w:name="X18366d2ca2a670ba198761f661338f3d7f9f2a6"/>
+    <w:bookmarkStart w:id="57" w:name="X18366d2ca2a670ba198761f661338f3d7f9f2a6"/>
     <w:p>
       <w:pPr>
         <w:pStyle w:val="Heading3"/>
@@ -8195,7 +8195,7 @@
         <w:t xml:space="preserve">bóc tách đóng góp của từng bước</w:t>
       </w:r>
       <w:r>
-        <w:t xml:space="preserve">: không có công tắc thì không đo được bước nào mua được gì.</w:t>
+        <w:t xml:space="preserve">: không có công tắc thì không đo được bước nào cải thiện được gì.</w:t>
       </w:r>
     </w:p>
     <w:p>
@@ -8336,1438 +8336,1399 @@
         <w:pStyle w:val="BodyText"/>
       </w:pPr>
       <w:r>
+        <w:t xml:space="preserve">![](figures/fig-đường ống-strip.png)</w:t>
+      </w:r>
+    </w:p>
+    <w:p>
+      <w:pPr>
+        <w:pStyle w:val="BodyText"/>
+      </w:pPr>
+      <w:r>
+        <w:rPr>
+          <w:b/>
+          <w:bCs/>
+        </w:rPr>
+        <w:t xml:space="preserve">Hình 3.3.</w:t>
+      </w:r>
+      <w:r>
+        <w:t xml:space="preserve"> </w:t>
+      </w:r>
+      <w:r>
+        <w:t xml:space="preserve">Toàn bộ chuỗi xử lý trên một biển thật, ảnh chụp sau từng bước</w:t>
+      </w:r>
+    </w:p>
+    <w:p>
+      <w:pPr>
+        <w:pStyle w:val="BodyText"/>
+      </w:pPr>
+      <w:r>
+        <w:t xml:space="preserve">Hình 3.3 là kết quả chạy</w:t>
+      </w:r>
+      <w:r>
+        <w:t xml:space="preserve"> </w:t>
+      </w:r>
+      <w:r>
+        <w:rPr>
+          <w:b/>
+          <w:bCs/>
+        </w:rPr>
+        <w:t xml:space="preserve">chính các hàm của bản bàn giao</w:t>
+      </w:r>
+      <w:r>
+        <w:t xml:space="preserve">, không phải hình vẽ minh hoạ: mỗi khung là mảng ảnh thật ở đầu ra của bước tương ứng, và chuỗi kết thúc bằng chuỗi ký tự mà hệ thống thực sự đọc được. Hai khung đáng nhìn kỹ là khung 3 và khung 4 — chúng cho thấy trực tiếp thứ mà cả mục này mô tả bằng chữ:</w:t>
+      </w:r>
+      <w:r>
+        <w:t xml:space="preserve"> </w:t>
+      </w:r>
+      <w:r>
+        <w:rPr>
+          <w:b/>
+          <w:bCs/>
+        </w:rPr>
+        <w:t xml:space="preserve">tỉ lệ khung hình nhảy từ 1,12 lên 4,42</w:t>
+      </w:r>
+      <w:r>
+        <w:t xml:space="preserve">, và hai hàng ký tự cao 30 px trở thành một hàng duy nhất nhận trọn 50 px.</w:t>
+      </w:r>
+    </w:p>
+    <w:p>
+      <w:pPr>
+        <w:pStyle w:val="BodyText"/>
+      </w:pPr>
+      <w:r>
+        <w:t xml:space="preserve">Khung 3 cũng cho thấy một chi tiết dễ bị hiểu nhầm: nửa dưới</w:t>
+      </w:r>
+      <w:r>
+        <w:t xml:space="preserve"> </w:t>
+      </w:r>
+      <w:r>
+        <w:rPr>
+          <w:b/>
+          <w:bCs/>
+        </w:rPr>
+        <w:t xml:space="preserve">có chứa phần chân của hàng ký tự trên</w:t>
+      </w:r>
+      <w:r>
+        <w:t xml:space="preserve">. Đó không phải lỗi cắt mà chính là vùng chồng lấn ở mục 3.4.4, và mục 3.4.7 cho thấy nó còn giải quyết thêm một vấn đề nữa.</w:t>
+      </w:r>
+    </w:p>
+    <w:bookmarkEnd w:id="57"/>
+    <w:bookmarkStart w:id="58" w:name="Xbd6fc628c8274ad71f5ff8ee0ce13f6f3464cf1"/>
+    <w:p>
+      <w:pPr>
+        <w:pStyle w:val="Heading3"/>
+      </w:pPr>
+      <w:r>
+        <w:t xml:space="preserve">3.4.2. Tiền xử lý</w:t>
+      </w:r>
+    </w:p>
+    <w:p>
+      <w:pPr>
+        <w:pStyle w:val="FirstParagraph"/>
+      </w:pPr>
+      <w:r>
+        <w:t xml:space="preserve">Ba bước độc lập, cơ sở lý thuyết ở mục 2.2:</w:t>
+      </w:r>
+    </w:p>
+    <w:p>
+      <w:pPr>
+        <w:pStyle w:val="Compact"/>
+        <w:numPr>
+          <w:ilvl w:val="0"/>
+          <w:numId w:val="1003"/>
+        </w:numPr>
+      </w:pPr>
+      <w:r>
+        <w:rPr>
+          <w:b/>
+          <w:bCs/>
+        </w:rPr>
+        <w:t xml:space="preserve">Chuyển thang xám</w:t>
+      </w:r>
+      <w:r>
+        <w:t xml:space="preserve">, vì ký tự không mang thông tin phân biệt trong kênh màu.</w:t>
+      </w:r>
+    </w:p>
+    <w:p>
+      <w:pPr>
+        <w:pStyle w:val="Compact"/>
+        <w:numPr>
+          <w:ilvl w:val="0"/>
+          <w:numId w:val="1003"/>
+        </w:numPr>
+      </w:pPr>
+      <w:r>
+        <w:rPr>
+          <w:b/>
+          <w:bCs/>
+        </w:rPr>
+        <w:t xml:space="preserve">CLAHE</w:t>
+      </w:r>
+      <w:r>
+        <w:t xml:space="preserve">, hệ số giới hạn</w:t>
+      </w:r>
+      <w:r>
+        <w:t xml:space="preserve"> </w:t>
+      </w:r>
+      <w:r>
+        <w:rPr>
+          <w:b/>
+          <w:bCs/>
+        </w:rPr>
+        <w:t xml:space="preserve">2,0</w:t>
+      </w:r>
+      <w:r>
+        <w:t xml:space="preserve"> </w:t>
+      </w:r>
+      <w:r>
+        <w:t xml:space="preserve">trên lưới ô</w:t>
+      </w:r>
+      <w:r>
+        <w:t xml:space="preserve"> </w:t>
+      </w:r>
+      <w:r>
+        <w:rPr>
+          <w:b/>
+          <w:bCs/>
+        </w:rPr>
+        <w:t xml:space="preserve">8 × 8</w:t>
+      </w:r>
+      <w:r>
+        <w:t xml:space="preserve">, để xử lý mảng chói cục bộ do bề mặt phản quang.</w:t>
+      </w:r>
+    </w:p>
+    <w:p>
+      <w:pPr>
+        <w:pStyle w:val="Compact"/>
+        <w:numPr>
+          <w:ilvl w:val="0"/>
+          <w:numId w:val="1003"/>
+        </w:numPr>
+      </w:pPr>
+      <w:r>
+        <w:rPr>
+          <w:b/>
+          <w:bCs/>
+        </w:rPr>
+        <w:t xml:space="preserve">Lọc song phương</w:t>
+      </w:r>
+      <w:r>
+        <w:t xml:space="preserve"> </w:t>
+      </w:r>
+      <w:r>
+        <w:t xml:space="preserve">thay cho làm mờ Gauss, để khử nhiễu mà không phá biên — yếu tố quyết định phân biệt các cặp ký tự đồng hình.</w:t>
+      </w:r>
+    </w:p>
+    <w:p>
+      <w:pPr>
+        <w:pStyle w:val="FirstParagraph"/>
+      </w:pPr>
+      <w:r>
+        <w:t xml:space="preserve">Vùng biển được</w:t>
+      </w:r>
+      <w:r>
+        <w:t xml:space="preserve"> </w:t>
+      </w:r>
+      <w:r>
+        <w:rPr>
+          <w:b/>
+          <w:bCs/>
+        </w:rPr>
+        <w:t xml:space="preserve">phóng đại về 64 điểm ảnh</w:t>
+      </w:r>
+      <w:r>
+        <w:t xml:space="preserve"> </w:t>
+      </w:r>
+      <w:r>
+        <w:t xml:space="preserve">chiều cao trước toàn bộ chuỗi trên, vì ảnh do bộ phát hiện sinh ra thường chỉ cao 20–40 điểm ảnh.</w:t>
+      </w:r>
+    </w:p>
+    <w:bookmarkEnd w:id="58"/>
+    <w:bookmarkStart w:id="59" w:name="Xaeeeb2319ab7efb104dc5ff0aeaccb8a62d966d"/>
+    <w:p>
+      <w:pPr>
+        <w:pStyle w:val="Heading3"/>
+      </w:pPr>
+      <w:r>
+        <w:t xml:space="preserve">3.4.3. Ước lượng số dòng bằng tỉ lệ khung hình</w:t>
+      </w:r>
+    </w:p>
+    <w:p>
+      <w:pPr>
+        <w:pStyle w:val="FirstParagraph"/>
+      </w:pPr>
+      <w:r>
+        <w:t xml:space="preserve">Số dòng suy từ tỉ lệ chiều rộng trên chiều cao của vùng biển,</w:t>
+      </w:r>
+      <w:r>
+        <w:t xml:space="preserve"> </w:t>
+      </w:r>
+      <w:r>
+        <w:rPr>
+          <w:b/>
+          <w:bCs/>
+        </w:rPr>
+        <w:t xml:space="preserve">ngưỡng phân loại 2,5</w:t>
+      </w:r>
+      <w:r>
+        <w:t xml:space="preserve">: tỉ lệ nhỏ hơn ngưỡng được xếp vào nhóm hai dòng.</w:t>
+      </w:r>
+    </w:p>
+    <w:p>
+      <w:pPr>
+        <w:pStyle w:val="BodyText"/>
+      </w:pPr>
+      <w:r>
+        <w:t xml:space="preserve">Ngưỡng này là</w:t>
+      </w:r>
+      <w:r>
+        <w:t xml:space="preserve"> </w:t>
+      </w:r>
+      <w:r>
+        <w:rPr>
+          <w:b/>
+          <w:bCs/>
+        </w:rPr>
+        <w:t xml:space="preserve">đề xuất của đồ án, không phải quy định pháp lý</w:t>
+      </w:r>
+      <w:r>
+        <w:t xml:space="preserve">. Quy chuẩn chỉ cung cấp ba tỉ lệ vật lý 4,727 · 2,000 · 1,357 (mục 2.1.2), để lại khoảng trống rộng giữa 2,000 và 4,727. Giá trị 2,5 được đặt</w:t>
+      </w:r>
+      <w:r>
+        <w:t xml:space="preserve"> </w:t>
+      </w:r>
+      <w:r>
+        <w:rPr>
+          <w:b/>
+          <w:bCs/>
+        </w:rPr>
+        <w:t xml:space="preserve">lệch hẳn về phía nhóm hai dòng</w:t>
+      </w:r>
+      <w:r>
+        <w:t xml:space="preserve"> </w:t>
+      </w:r>
+      <w:r>
+        <w:t xml:space="preserve">thay vì đặt ở giữa khoảng trống, và lý do là</w:t>
+      </w:r>
+      <w:r>
+        <w:t xml:space="preserve"> </w:t>
+      </w:r>
+      <w:r>
+        <w:rPr>
+          <w:b/>
+          <w:bCs/>
+        </w:rPr>
+        <w:t xml:space="preserve">tính bất đối xứng của chi phí sai sót</w:t>
+      </w:r>
+      <w:r>
+        <w:t xml:space="preserve">: đường xử lý hai dòng</w:t>
+      </w:r>
+      <w:r>
+        <w:t xml:space="preserve"> </w:t>
+      </w:r>
+      <w:r>
+        <w:rPr>
+          <w:b/>
+          <w:bCs/>
+        </w:rPr>
+        <w:t xml:space="preserve">suy giảm êm</w:t>
+      </w:r>
+      <w:r>
+        <w:t xml:space="preserve"> </w:t>
+      </w:r>
+      <w:r>
+        <w:t xml:space="preserve">khi gặp đầu vào một dòng — nó chỉ tách một ảnh vốn đã một dòng thành hai nửa rồi ghép lại, kết quả gần như không đổi — trong khi chiều ngược lại thì không, một biển hai dòng đi thẳng vào bộ nhận dạng sẽ hỏng theo cơ chế ở mục 2.4.2.</w:t>
+      </w:r>
+    </w:p>
+    <w:p>
+      <w:pPr>
+        <w:pStyle w:val="BodyText"/>
+      </w:pPr>
+      <w:r>
+        <w:t xml:space="preserve">Dải 2,5–3,0 vẫn là</w:t>
+      </w:r>
+      <w:r>
+        <w:t xml:space="preserve"> </w:t>
+      </w:r>
+      <w:r>
+        <w:rPr>
+          <w:b/>
+          <w:bCs/>
+        </w:rPr>
+        <w:t xml:space="preserve">vùng bất định</w:t>
+      </w:r>
+      <w:r>
+        <w:t xml:space="preserve">, và nó bất định theo cả hai chiều: một biển một dòng chụp nghiêng lớn có thể cho tỉ lệ rơi xuống khoảng này, còn một biển hai dòng nghiêng thì có tỉ lệ</w:t>
+      </w:r>
+      <w:r>
+        <w:t xml:space="preserve"> </w:t>
+      </w:r>
+      <w:r>
+        <w:rPr>
+          <w:b/>
+          <w:bCs/>
+        </w:rPr>
+        <w:t xml:space="preserve">vọt lên trên</w:t>
+      </w:r>
+      <w:r>
+        <w:t xml:space="preserve"> </w:t>
+      </w:r>
+      <w:r>
+        <w:t xml:space="preserve">ngưỡng và đi nhầm sang nhánh một dòng.</w:t>
+      </w:r>
+    </w:p>
+    <w:p>
+      <w:pPr>
+        <w:pStyle w:val="BodyText"/>
+      </w:pPr>
+      <w:r>
+        <w:t xml:space="preserve">Đường chạy chính</w:t>
+      </w:r>
+      <w:r>
+        <w:t xml:space="preserve"> </w:t>
+      </w:r>
+      <w:r>
+        <w:rPr>
+          <w:b/>
+          <w:bCs/>
+        </w:rPr>
+        <w:t xml:space="preserve">không có cách nào tự phát hiện</w:t>
+      </w:r>
+      <w:r>
+        <w:t xml:space="preserve"> </w:t>
+      </w:r>
+      <w:r>
+        <w:t xml:space="preserve">mình vừa phân loại nhầm — nó chỉ đo một con số và so với một ngưỡng. Đây chính là lý do bậc thang thử lại ở mục 3.4.6 tồn tại: nó không sửa ngưỡng mà</w:t>
+      </w:r>
+      <w:r>
+        <w:t xml:space="preserve"> </w:t>
+      </w:r>
+      <w:r>
+        <w:rPr>
+          <w:b/>
+          <w:bCs/>
+        </w:rPr>
+        <w:t xml:space="preserve">dùng kết quả đọc hỏng làm tín hiệu</w:t>
+      </w:r>
+      <w:r>
+        <w:t xml:space="preserve"> </w:t>
+      </w:r>
+      <w:r>
+        <w:t xml:space="preserve">để nắn hình rồi phân loại lại.</w:t>
+      </w:r>
+    </w:p>
+    <w:bookmarkEnd w:id="59"/>
+    <w:bookmarkStart w:id="60" w:name="Xfb39b319058ed80282caa828cc2c5a2f546e33e"/>
+    <w:p>
+      <w:pPr>
+        <w:pStyle w:val="Heading3"/>
+      </w:pPr>
+      <w:r>
+        <w:t xml:space="preserve">3.4.4. Tách hai nửa có chồng lấn</w:t>
+      </w:r>
+    </w:p>
+    <w:p>
+      <w:pPr>
+        <w:pStyle w:val="FirstParagraph"/>
+      </w:pPr>
+      <w:r>
+        <w:t xml:space="preserve">Vùng biển được cắt thành hai nửa theo chiều dọc, nhưng</w:t>
+      </w:r>
+      <w:r>
+        <w:t xml:space="preserve"> </w:t>
+      </w:r>
+      <w:r>
+        <w:rPr>
+          <w:b/>
+          <w:bCs/>
+        </w:rPr>
+        <w:t xml:space="preserve">hai nửa cố ý chồng lên nhau</w:t>
+      </w:r>
+      <w:r>
+        <w:t xml:space="preserve">: nửa trên kết thúc tại</w:t>
+      </w:r>
+      <w:r>
+        <w:t xml:space="preserve"> </w:t>
+      </w:r>
+      <w:r>
+        <w:rPr>
+          <w:b/>
+          <w:bCs/>
+        </w:rPr>
+        <w:t xml:space="preserve">5/12</w:t>
+      </w:r>
+      <w:r>
+        <w:t xml:space="preserve"> </w:t>
+      </w:r>
+      <w:r>
+        <w:t xml:space="preserve">chiều cao, nửa dưới bắt đầu tại</w:t>
+      </w:r>
+      <w:r>
+        <w:t xml:space="preserve"> </w:t>
+      </w:r>
+      <w:r>
+        <w:rPr>
+          <w:b/>
+          <w:bCs/>
+        </w:rPr>
+        <w:t xml:space="preserve">1/3</w:t>
+      </w:r>
+      <w:r>
+        <w:t xml:space="preserve">, tạo vùng chồng lấn bằng</w:t>
+      </w:r>
+      <w:r>
+        <w:t xml:space="preserve"> </w:t>
+      </w:r>
+      <w:r>
+        <w:rPr>
+          <w:b/>
+          <w:bCs/>
+        </w:rPr>
+        <w:t xml:space="preserve">1/12</w:t>
+      </w:r>
+      <w:r>
+        <w:t xml:space="preserve"> </w:t>
+      </w:r>
+      <w:r>
+        <w:t xml:space="preserve">chiều cao biển.</w:t>
+      </w:r>
+    </w:p>
+    <w:p>
+      <w:pPr>
+        <w:pStyle w:val="BodyText"/>
+      </w:pPr>
+      <w:r>
+        <w:t xml:space="preserve">Thiết kế xuất phát từ tính bất đối xứng của chi phí sai sót, giống mục 3.4.3 nhưng ở một đại lượng khác. Cắt cụt chân của ký tự dòng trên hoặc đỉnh của ký tự dòng dưới</w:t>
+      </w:r>
+      <w:r>
+        <w:t xml:space="preserve"> </w:t>
+      </w:r>
+      <w:r>
+        <w:rPr>
+          <w:b/>
+          <w:bCs/>
+        </w:rPr>
+        <w:t xml:space="preserve">phá huỷ thông tin không phục hồi được</w:t>
+      </w:r>
+      <w:r>
+        <w:t xml:space="preserve"> </w:t>
+      </w:r>
+      <w:r>
+        <w:t xml:space="preserve">— một</w:t>
+      </w:r>
+      <w:r>
+        <w:t xml:space="preserve"> </w:t>
+      </w:r>
+      <w:r>
+        <w:rPr>
+          <w:rStyle w:val="VerbatimChar"/>
+        </w:rPr>
+        <w:t xml:space="preserve">8</w:t>
+      </w:r>
+      <w:r>
+        <w:t xml:space="preserve"> </w:t>
+      </w:r>
+      <w:r>
+        <w:t xml:space="preserve">bị cắt chân thành</w:t>
+      </w:r>
+      <w:r>
+        <w:t xml:space="preserve"> </w:t>
+      </w:r>
+      <w:r>
+        <w:rPr>
+          <w:rStyle w:val="VerbatimChar"/>
+        </w:rPr>
+        <w:t xml:space="preserve">9</w:t>
+      </w:r>
+      <w:r>
+        <w:t xml:space="preserve"> </w:t>
+      </w:r>
+      <w:r>
+        <w:t xml:space="preserve">hoặc</w:t>
+      </w:r>
+      <w:r>
+        <w:t xml:space="preserve"> </w:t>
+      </w:r>
+      <w:r>
+        <w:rPr>
+          <w:rStyle w:val="VerbatimChar"/>
+        </w:rPr>
+        <w:t xml:space="preserve">0</w:t>
+      </w:r>
+      <w:r>
+        <w:t xml:space="preserve"> </w:t>
+      </w:r>
+      <w:r>
+        <w:t xml:space="preserve">là lỗi vĩnh viễn. Ngược lại, để lọt vài hàng điểm ảnh của nửa còn lại chỉ tạo ra một dải nhiễu mà bộ nhận dạng xử lý như nền.</w:t>
+      </w:r>
+    </w:p>
+    <w:p>
+      <w:pPr>
+        <w:pStyle w:val="BodyText"/>
+      </w:pPr>
+      <w:r>
+        <w:t xml:space="preserve">Vùng chồng lấn này về sau hoá ra còn có một tác dụng thứ hai mà thiết kế ban đầu không lường trước, phân tích ở mục 3.4.7.</w:t>
+      </w:r>
+    </w:p>
+    <w:bookmarkEnd w:id="60"/>
+    <w:bookmarkStart w:id="61" w:name="Xe16187c91814f7d1f771b6ec5ec517eaf605643"/>
+    <w:p>
+      <w:pPr>
+        <w:pStyle w:val="Heading3"/>
+      </w:pPr>
+      <w:r>
+        <w:t xml:space="preserve">3.4.5. Ghép ngang</w:t>
+      </w:r>
+    </w:p>
+    <w:p>
+      <w:pPr>
+        <w:pStyle w:val="FirstParagraph"/>
+      </w:pPr>
+      <w:r>
+        <w:t xml:space="preserve">Hai nửa được ghép theo chiều ngang bằng phép nối mảng</w:t>
+      </w:r>
+      <w:r>
+        <w:t xml:space="preserve"> </w:t>
+      </w:r>
+      <w:r>
+        <w:rPr>
+          <w:rStyle w:val="VerbatimChar"/>
+        </w:rPr>
+        <w:t xml:space="preserve">hstack</w:t>
+      </w:r>
+      <w:r>
+        <w:t xml:space="preserve">,</w:t>
+      </w:r>
+      <w:r>
+        <w:t xml:space="preserve"> </w:t>
+      </w:r>
+      <w:r>
+        <w:rPr>
+          <w:b/>
+          <w:bCs/>
+        </w:rPr>
+        <w:t xml:space="preserve">nửa trên đặt bên trái</w:t>
+      </w:r>
+      <w:r>
+        <w:t xml:space="preserve"> </w:t>
+      </w:r>
+      <w:r>
+        <w:t xml:space="preserve">để bảo toàn thứ tự đọc. Chiều cao chung lấy bằng giá trị lớn nhất trong ba đại lượng: chiều cao nửa trên, chiều cao nửa dưới, và</w:t>
+      </w:r>
+      <w:r>
+        <w:t xml:space="preserve"> </w:t>
+      </w:r>
+      <w:r>
+        <w:rPr>
+          <w:b/>
+          <w:bCs/>
+        </w:rPr>
+        <w:t xml:space="preserve">48 điểm ảnh</w:t>
+      </w:r>
+      <w:r>
+        <w:t xml:space="preserve"> </w:t>
+      </w:r>
+      <w:r>
+        <w:t xml:space="preserve">— đúng bằng chiều cao đầu vào cố định của mô-đun nhận dạng.</w:t>
+      </w:r>
+    </w:p>
+    <w:p>
+      <w:pPr>
+        <w:pStyle w:val="BodyText"/>
+      </w:pPr>
+      <w:r>
+        <w:t xml:space="preserve">Chi tiết cuối cùng là điểm mấu chốt của toàn bộ thiết kế. Sau khi ghép, ảnh chỉ còn</w:t>
+      </w:r>
+      <w:r>
+        <w:t xml:space="preserve"> </w:t>
+      </w:r>
+      <w:r>
+        <w:rPr>
+          <w:b/>
+          <w:bCs/>
+        </w:rPr>
+        <w:t xml:space="preserve">một hàng ký tự duy nhất</w:t>
+      </w:r>
+      <w:r>
+        <w:t xml:space="preserve">, và hàng đó nhận</w:t>
+      </w:r>
+      <w:r>
+        <w:t xml:space="preserve"> </w:t>
+      </w:r>
+      <w:r>
+        <w:rPr>
+          <w:b/>
+          <w:bCs/>
+        </w:rPr>
+        <w:t xml:space="preserve">trọn ngân sách 48 điểm ảnh</w:t>
+      </w:r>
+      <w:r>
+        <w:t xml:space="preserve"> </w:t>
+      </w:r>
+      <w:r>
+        <w:t xml:space="preserve">thay vì hai hàng chia nhau mỗi hàng 24 điểm ảnh. Phép biến đổi này vô hiệu hoá</w:t>
+      </w:r>
+      <w:r>
+        <w:t xml:space="preserve"> </w:t>
+      </w:r>
+      <w:r>
+        <w:rPr>
+          <w:b/>
+          <w:bCs/>
+        </w:rPr>
+        <w:t xml:space="preserve">đồng thời cả hai nguyên nhân</w:t>
+      </w:r>
+      <w:r>
+        <w:t xml:space="preserve"> </w:t>
+      </w:r>
+      <w:r>
+        <w:t xml:space="preserve">đã phân tích ở mục 2.4.2: giả định căn chỉnh đơn điệu của CTC lại đúng, và độ phân giải mỗi hàng ký tự tăng gấp đôi.</w:t>
+      </w:r>
+    </w:p>
+    <w:p>
+      <w:pPr>
+        <w:pStyle w:val="BodyText"/>
+      </w:pPr>
+      <w:r>
+        <w:t xml:space="preserve">Đây là một minh hoạ trực tiếp cho luận điểm của môn học: bài toán không được giải bằng cách thay mô hình mạnh hơn, mà bằng cách</w:t>
+      </w:r>
+      <w:r>
+        <w:t xml:space="preserve"> </w:t>
+      </w:r>
+      <w:r>
+        <w:rPr>
+          <w:b/>
+          <w:bCs/>
+        </w:rPr>
+        <w:t xml:space="preserve">biến đổi ảnh đầu vào cho khớp giả định của mô hình sẵn có</w:t>
+      </w:r>
+      <w:r>
+        <w:t xml:space="preserve">.</w:t>
+      </w:r>
+    </w:p>
+    <w:bookmarkEnd w:id="61"/>
+    <w:bookmarkStart w:id="62" w:name="Xca395d3aa70618ffb18e8d6de122579f4218e94"/>
+    <w:p>
+      <w:pPr>
+        <w:pStyle w:val="Heading3"/>
+      </w:pPr>
+      <w:r>
+        <w:t xml:space="preserve">3.4.6. Nắn hình và bậc thang thử lại</w:t>
+      </w:r>
+    </w:p>
+    <w:p>
+      <w:pPr>
+        <w:pStyle w:val="FirstParagraph"/>
+      </w:pPr>
+      <w:r>
+        <w:t xml:space="preserve">Biển chụp nghiêng gây hai vấn đề cùng lúc, và vấn đề thứ nhất nguy hiểm hơn vấn đề thứ hai.</w:t>
+      </w:r>
+    </w:p>
+    <w:p>
+      <w:pPr>
+        <w:pStyle w:val="BodyText"/>
+      </w:pPr>
+      <w:r>
+        <w:rPr>
+          <w:b/>
+          <w:bCs/>
+        </w:rPr>
+        <w:t xml:space="preserve">Vấn đề hiển nhiên</w:t>
+      </w:r>
+      <w:r>
+        <w:t xml:space="preserve"> </w:t>
+      </w:r>
+      <w:r>
+        <w:t xml:space="preserve">là ký tự bị biến dạng phối cảnh.</w:t>
+      </w:r>
+      <w:r>
+        <w:t xml:space="preserve"> </w:t>
+      </w:r>
+      <w:r>
+        <w:rPr>
+          <w:b/>
+          <w:bCs/>
+        </w:rPr>
+        <w:t xml:space="preserve">Vấn đề thật sự</w:t>
+      </w:r>
+      <w:r>
+        <w:t xml:space="preserve"> </w:t>
+      </w:r>
+      <w:r>
+        <w:t xml:space="preserve">là biển nghiêng làm</w:t>
+      </w:r>
+      <w:r>
+        <w:t xml:space="preserve"> </w:t>
+      </w:r>
+      <w:r>
+        <w:rPr>
+          <w:b/>
+          <w:bCs/>
+        </w:rPr>
+        <w:t xml:space="preserve">hộp bao nở rộng ra theo chiều ngang</w:t>
+      </w:r>
+      <w:r>
+        <w:t xml:space="preserve">, nên tỉ lệ khung hình đo được</w:t>
+      </w:r>
+      <w:r>
+        <w:t xml:space="preserve"> </w:t>
+      </w:r>
+      <w:r>
+        <w:rPr>
+          <w:b/>
+          <w:bCs/>
+        </w:rPr>
+        <w:t xml:space="preserve">vượt qua ngưỡng 2,5</w:t>
+      </w:r>
+      <w:r>
+        <w:t xml:space="preserve"> </w:t>
+      </w:r>
+      <w:r>
+        <w:t xml:space="preserve">của mục 3.4.3: vùng biển hai dòng bị phân loại nhầm thành một dòng,</w:t>
+      </w:r>
+      <w:r>
+        <w:t xml:space="preserve"> </w:t>
+      </w:r>
+      <w:r>
+        <w:rPr>
+          <w:b/>
+          <w:bCs/>
+        </w:rPr>
+        <w:t xml:space="preserve">không bao giờ được tách</w:t>
+      </w:r>
+      <w:r>
+        <w:t xml:space="preserve">, và bộ nhận dạng trả về chuỗi rỗng — trong khi đúng biển đó chụp chính diện thì đọc hoàn hảo. Sai sót ở đây không phải "đọc kém đi" mà là</w:t>
+      </w:r>
+      <w:r>
+        <w:t xml:space="preserve"> </w:t>
+      </w:r>
+      <w:r>
+        <w:rPr>
+          <w:b/>
+          <w:bCs/>
+        </w:rPr>
+        <w:t xml:space="preserve">đi nhầm nhánh xử lý</w:t>
+      </w:r>
+      <w:r>
+        <w:t xml:space="preserve">.</w:t>
+      </w:r>
+    </w:p>
+    <w:p>
+      <w:pPr>
+        <w:pStyle w:val="BodyText"/>
+      </w:pPr>
+      <w:r>
+        <w:t xml:space="preserve">Hai phép hiệu chỉnh được cài để kéo vùng biển về đúng nhánh:</w:t>
+      </w:r>
+    </w:p>
+    <w:p>
+      <w:pPr>
+        <w:pStyle w:val="Compact"/>
+        <w:numPr>
+          <w:ilvl w:val="0"/>
+          <w:numId w:val="1004"/>
+        </w:numPr>
+      </w:pPr>
+      <w:r>
+        <w:rPr>
+          <w:b/>
+          <w:bCs/>
+        </w:rPr>
+        <w:t xml:space="preserve">Nắn hình</w:t>
+      </w:r>
+      <w:r>
+        <w:t xml:space="preserve"> </w:t>
+      </w:r>
+      <w:r>
+        <w:t xml:space="preserve">— nhị phân hoá bằng Otsu ở cả hai cực, lấy vùng liên thông lớn nhất, khớp một hình chữ nhật xoay, rồi xoay ảnh cho cạnh dài nằm ngang và cắt lại sát. Trả về</w:t>
+      </w:r>
+      <w:r>
+        <w:t xml:space="preserve"> </w:t>
+      </w:r>
+      <w:r>
+        <w:rPr>
+          <w:b/>
+          <w:bCs/>
+        </w:rPr>
+        <w:t xml:space="preserve">phần cắt sát</w:t>
+      </w:r>
+      <w:r>
+        <w:t xml:space="preserve"> </w:t>
+      </w:r>
+      <w:r>
+        <w:t xml:space="preserve">chứ không phải khung đã xoay, vì tỉ lệ của phần cắt sát mới là hình dạng thật của biển — đúng đại lượng mà bước phân loại cần.</w:t>
+      </w:r>
+    </w:p>
+    <w:p>
+      <w:pPr>
+        <w:pStyle w:val="Compact"/>
+        <w:numPr>
+          <w:ilvl w:val="0"/>
+          <w:numId w:val="1004"/>
+        </w:numPr>
+      </w:pPr>
+      <w:r>
+        <w:rPr>
+          <w:b/>
+          <w:bCs/>
+        </w:rPr>
+        <w:t xml:space="preserve">Giãn theo chiều dọc</w:t>
+      </w:r>
+      <w:r>
+        <w:t xml:space="preserve"> </w:t>
+      </w:r>
+      <w:r>
+        <w:t xml:space="preserve">— cho biển bị nén do chụp chếch từ trên xuống. Trường hợp này</w:t>
+      </w:r>
+      <w:r>
+        <w:t xml:space="preserve"> </w:t>
+      </w:r>
+      <w:r>
+        <w:rPr>
+          <w:b/>
+          <w:bCs/>
+        </w:rPr>
+        <w:t xml:space="preserve">không có góc xoay nào để nắn</w:t>
+      </w:r>
+      <w:r>
+        <w:t xml:space="preserve">: biển vẫn nằm ngang, chỉ bị ép dẹt. Các hàng điểm ảnh nội suy thêm</w:t>
+      </w:r>
+      <w:r>
+        <w:t xml:space="preserve"> </w:t>
+      </w:r>
+      <w:r>
+        <w:rPr>
+          <w:b/>
+          <w:bCs/>
+        </w:rPr>
+        <w:t xml:space="preserve">không mang thông tin mới</w:t>
+      </w:r>
+      <w:r>
+        <w:t xml:space="preserve">; giá trị của phép giãn nằm ở chỗ</w:t>
+      </w:r>
+      <w:r>
+        <w:t xml:space="preserve"> </w:t>
+      </w:r>
+      <w:r>
+        <w:rPr>
+          <w:b/>
+          <w:bCs/>
+        </w:rPr>
+        <w:t xml:space="preserve">định tuyến</w:t>
+      </w:r>
+      <w:r>
+        <w:t xml:space="preserve">, không ở chi tiết ảnh.</w:t>
+      </w:r>
+    </w:p>
+    <w:p>
+      <w:pPr>
+        <w:pStyle w:val="FirstParagraph"/>
+      </w:pPr>
+      <w:r>
+        <w:t xml:space="preserve">Hai phép này</w:t>
+      </w:r>
+      <w:r>
+        <w:t xml:space="preserve"> </w:t>
+      </w:r>
+      <w:r>
+        <w:rPr>
+          <w:b/>
+          <w:bCs/>
+        </w:rPr>
+        <w:t xml:space="preserve">không nằm trên đường chạy chính</w:t>
+      </w:r>
+      <w:r>
+        <w:t xml:space="preserve">. Chúng được tổ chức thành một</w:t>
+      </w:r>
+      <w:r>
+        <w:t xml:space="preserve"> </w:t>
+      </w:r>
+      <w:r>
+        <w:rPr>
+          <w:b/>
+          <w:bCs/>
+        </w:rPr>
+        <w:t xml:space="preserve">bậc thang thử lại</w:t>
+      </w:r>
+      <w:r>
+        <w:t xml:space="preserve">, chỉ kích hoạt</w:t>
+      </w:r>
+      <w:r>
+        <w:t xml:space="preserve"> </w:t>
+      </w:r>
+      <w:r>
+        <w:rPr>
+          <w:b/>
+          <w:bCs/>
+        </w:rPr>
+        <w:t xml:space="preserve">sau khi lần đọc đầu tiên đã thất bại</w:t>
+      </w:r>
+      <w:r>
+        <w:t xml:space="preserve"> </w:t>
+      </w:r>
+      <w:r>
+        <w:t xml:space="preserve">— tức khi chuỗi trả về không qua được kiểm tra định dạng. Cấu trúc này có một tính chất quan trọng: vì cổng chỉ mở khi kết quả đã không hợp lệ,</w:t>
+      </w:r>
+      <w:r>
+        <w:t xml:space="preserve"> </w:t>
+      </w:r>
+      <w:r>
+        <w:rPr>
+          <w:b/>
+          <w:bCs/>
+        </w:rPr>
+        <w:t xml:space="preserve">tập bị can thiệp và tập đang đúng là hai tập rời nhau</w:t>
+      </w:r>
+      <w:r>
+        <w:t xml:space="preserve">, nên bậc thang</w:t>
+      </w:r>
+      <w:r>
+        <w:t xml:space="preserve"> </w:t>
+      </w:r>
+      <w:r>
+        <w:rPr>
+          <w:b/>
+          <w:bCs/>
+        </w:rPr>
+        <w:t xml:space="preserve">không thể làm hỏng một biển vốn đã đọc đúng</w:t>
+      </w:r>
+      <w:r>
+        <w:t xml:space="preserve">. Chính tính chất đó cho phép để nó bật mặc định mà không cần lo thoái lui về độ chính xác.</w:t>
+      </w:r>
+    </w:p>
+    <w:p>
+      <w:pPr>
+        <w:pStyle w:val="BodyText"/>
+      </w:pPr>
+      <w:r>
+        <w:t xml:space="preserve">Bản thân bước nắn hình cũng có ba cổng an toàn, mỗi cổng đều lùi về "trả nguyên vùng cắt": góc nghiêng dưới 1,5° (không có gì để sửa, giữ nguyên đường chạy chính diện không đổi một bit), góc trên 35° (ước lượng gần như chắc chắn sai), hoặc vùng liên thông lớn nhất chiếm dưới 25% diện tích vùng cắt (nhị phân hoá đã làm hỏng biển thay vì cô lập nó).</w:t>
+      </w:r>
+    </w:p>
+    <w:p>
+      <w:pPr>
+        <w:pStyle w:val="BodyText"/>
+      </w:pPr>
+      <w:r>
+        <w:t xml:space="preserve">Chi phí và lợi ích đo được trình bày ở mục 4.4.2, kèm một quyết định</w:t>
+      </w:r>
+      <w:r>
+        <w:t xml:space="preserve"> </w:t>
+      </w:r>
+      <w:r>
+        <w:rPr>
+          <w:b/>
+          <w:bCs/>
+        </w:rPr>
+        <w:t xml:space="preserve">tắt</w:t>
+      </w:r>
+      <w:r>
+        <w:t xml:space="preserve"> </w:t>
+      </w:r>
+      <w:r>
+        <w:t xml:space="preserve">một bậc trong đó.</w:t>
+      </w:r>
+    </w:p>
+    <w:bookmarkEnd w:id="62"/>
+    <w:bookmarkStart w:id="63" w:name="Xbea6f895427b64827cac31a6453bf27649ea77e"/>
+    <w:p>
+      <w:pPr>
+        <w:pStyle w:val="Heading3"/>
+      </w:pPr>
+      <w:r>
+        <w:t xml:space="preserve">3.4.7. Bước phục hồi dòng trên</w:t>
+      </w:r>
+    </w:p>
+    <w:p>
+      <w:pPr>
+        <w:pStyle w:val="FirstParagraph"/>
+      </w:pPr>
+      <w:r>
+        <w:t xml:space="preserve">Chế độ hỏng quan sát được: chuỗi</w:t>
+      </w:r>
+      <w:r>
+        <w:t xml:space="preserve"> </w:t>
+      </w:r>
+      <w:r>
+        <w:rPr>
+          <w:rStyle w:val="VerbatimChar"/>
+        </w:rPr>
+        <w:t xml:space="preserve">29E-015.66</w:t>
+      </w:r>
+      <w:r>
+        <w:t xml:space="preserve"> </w:t>
+      </w:r>
+      <w:r>
+        <w:t xml:space="preserve">chỉ đọc ra</w:t>
+      </w:r>
+      <w:r>
+        <w:t xml:space="preserve"> </w:t>
+      </w:r>
+      <w:r>
+        <w:rPr>
+          <w:rStyle w:val="VerbatimChar"/>
+        </w:rPr>
+        <w:t xml:space="preserve">015.66</w:t>
+      </w:r>
+      <w:r>
+        <w:t xml:space="preserve"> </w:t>
+      </w:r>
+      <w:r>
+        <w:t xml:space="preserve">— sau khi ghép, bộ phát hiện văn bản của PaddleOCR chỉ khoanh được một vùng chữ và bỏ qua cụm mã tỉnh cùng ký tự seri ở nửa bên trái.</w:t>
+      </w:r>
+    </w:p>
+    <w:p>
+      <w:pPr>
+        <w:pStyle w:val="BodyText"/>
+      </w:pPr>
+      <w:r>
+        <w:t xml:space="preserve">Giả thuyết tự nhiên là</w:t>
+      </w:r>
+      <w:r>
+        <w:t xml:space="preserve"> </w:t>
+      </w:r>
+      <w:r>
+        <w:rPr>
+          <w:b/>
+          <w:bCs/>
+        </w:rPr>
+        <w:t xml:space="preserve">bỏ hẳn phép ghép, đọc riêng từng nửa rồi nối chuỗi</w:t>
+      </w:r>
+      <w:r>
+        <w:t xml:space="preserve">. Giả thuyết này được kiểm chứng bằng thí nghiệm A/B trên 200 biển hai dòng chứ không bị loại bằng lập luận, và kết quả ở mục 4.4.1</w:t>
+      </w:r>
+      <w:r>
+        <w:t xml:space="preserve"> </w:t>
+      </w:r>
+      <w:r>
+        <w:rPr>
+          <w:b/>
+          <w:bCs/>
+        </w:rPr>
+        <w:t xml:space="preserve">bác bỏ nó dứt khoát</w:t>
+      </w:r>
+      <w:r>
+        <w:t xml:space="preserve">. Nguyên nhân nằm ở chính vùng chồng lấn của mục 3.4.4: khi hai nửa được đọc</w:t>
+      </w:r>
+      <w:r>
+        <w:t xml:space="preserve"> </w:t>
+      </w:r>
+      <w:r>
+        <w:rPr>
+          <w:b/>
+          <w:bCs/>
+        </w:rPr>
+        <w:t xml:space="preserve">riêng</w:t>
+      </w:r>
+      <w:r>
+        <w:t xml:space="preserve">, dải chồng lấn bị nhận dạng</w:t>
+      </w:r>
+      <w:r>
+        <w:t xml:space="preserve"> </w:t>
+      </w:r>
+      <w:r>
+        <w:rPr>
+          <w:b/>
+          <w:bCs/>
+        </w:rPr>
+        <w:t xml:space="preserve">hai lần</w:t>
+      </w:r>
+      <w:r>
+        <w:t xml:space="preserve"> </w:t>
+      </w:r>
+      <w:r>
+        <w:t xml:space="preserve">và sinh ký tự thừa —</w:t>
+      </w:r>
+      <w:r>
+        <w:t xml:space="preserve"> </w:t>
+      </w:r>
+      <w:r>
+        <w:rPr>
+          <w:rStyle w:val="VerbatimChar"/>
+        </w:rPr>
+        <w:t xml:space="preserve">84G122593</w:t>
+      </w:r>
+      <w:r>
+        <w:t xml:space="preserve"> </w:t>
+      </w:r>
+      <w:r>
+        <w:t xml:space="preserve">đọc thành</w:t>
+      </w:r>
+      <w:r>
+        <w:t xml:space="preserve"> </w:t>
+      </w:r>
+      <w:r>
+        <w:rPr>
+          <w:rStyle w:val="VerbatimChar"/>
+        </w:rPr>
+        <w:t xml:space="preserve">84-G124E009.01225.93</w:t>
+      </w:r>
+      <w:r>
+        <w:t xml:space="preserve">.</w:t>
+      </w:r>
+    </w:p>
+    <w:p>
+      <w:pPr>
+        <w:pStyle w:val="BodyText"/>
+      </w:pPr>
+      <w:r>
+        <w:t xml:space="preserve">Kết quả này đảo ngược cách hiểu ban đầu về vùng chồng lấn. Trên dải liền mạch đã ghép, vùng lặp nằm</w:t>
+      </w:r>
+      <w:r>
+        <w:t xml:space="preserve"> </w:t>
+      </w:r>
+      <w:r>
+        <w:rPr>
+          <w:b/>
+          <w:bCs/>
+        </w:rPr>
+        <w:t xml:space="preserve">giữa</w:t>
+      </w:r>
+      <w:r>
+        <w:t xml:space="preserve"> </w:t>
+      </w:r>
+      <w:r>
+        <w:t xml:space="preserve">hai cụm ký tự và bị bộ phát hiện văn bản loại bỏ như một mảnh nhiễu; điều đó không xảy ra khi hai ảnh được xử lý tách biệt.</w:t>
+      </w:r>
+    </w:p>
+    <w:p>
+      <w:pPr>
+        <w:pStyle w:val="BodyText"/>
+      </w:pPr>
+      <w:r>
+        <w:t xml:space="preserve">Thiết kế cuối cùng vì vậy</w:t>
+      </w:r>
+      <w:r>
+        <w:t xml:space="preserve"> </w:t>
+      </w:r>
+      <w:r>
+        <w:rPr>
+          <w:b/>
+          <w:bCs/>
+        </w:rPr>
+        <w:t xml:space="preserve">giữ nguyên chiến lược ghép</w:t>
+      </w:r>
+      <w:r>
+        <w:t xml:space="preserve"> </w:t>
+      </w:r>
+      <w:r>
+        <w:t xml:space="preserve">và chỉ bổ sung một bước phục hồi có điều kiện chặt: chỉ kích hoạt khi đồng thời (a) vùng biển được phân loại hai dòng, (b) chuỗi sau chuẩn hoá không hợp lệ, và (c) chuỗi thô khác rỗng. Khi đó hệ thống nhận dạng thêm một lượt trên</w:t>
+      </w:r>
+      <w:r>
+        <w:t xml:space="preserve"> </w:t>
+      </w:r>
+      <w:r>
+        <w:rPr>
+          <w:b/>
+          <w:bCs/>
+        </w:rPr>
+        <w:t xml:space="preserve">riêng nửa trên</w:t>
+      </w:r>
+      <w:r>
+        <w:t xml:space="preserve">, ghép với chuỗi thô rồi chuẩn hoá lại; kết quả mới chỉ được chấp nhận nếu vượt kiểm tra định dạng.</w:t>
+      </w:r>
+    </w:p>
+    <w:bookmarkEnd w:id="63"/>
+    <w:bookmarkEnd w:id="64"/>
+    <w:bookmarkStart w:id="65" w:name="Xb17945b5d9374e5087c2c96ace1685ff00e2e22"/>
+    <w:p>
+      <w:pPr>
+        <w:pStyle w:val="Heading2"/>
+      </w:pPr>
+      <w:r>
+        <w:t xml:space="preserve">3.5. Phân loại màu nền trong không gian HSV</w:t>
+      </w:r>
+    </w:p>
+    <w:p>
+      <w:pPr>
+        <w:pStyle w:val="FirstParagraph"/>
+      </w:pPr>
+      <w:r>
+        <w:t xml:space="preserve">Mục 2.1.3 đã chỉ ra giới hạn về nguyên tắc: chuỗi ký tự không phân biệt được biển vàng với biển trắng. Bộ phân loại màu cung cấp</w:t>
+      </w:r>
+      <w:r>
+        <w:t xml:space="preserve"> </w:t>
+      </w:r>
+      <w:r>
+        <w:rPr>
+          <w:b/>
+          <w:bCs/>
+        </w:rPr>
+        <w:t xml:space="preserve">nguồn bằng chứng thứ hai</w:t>
+      </w:r>
+      <w:r>
+        <w:t xml:space="preserve">.</w:t>
+      </w:r>
+    </w:p>
+    <w:p>
+      <w:pPr>
+        <w:pStyle w:val="BodyText"/>
+      </w:pPr>
+      <w:r>
+        <w:t xml:space="preserve">Bộ phân loại chuyển vùng biển sang không gian HSV, thống kê tỉ lệ điểm ảnh theo từng dải sắc độ và chọn dải chiếm ưu thế. Ba quyết định thiết kế đáng lưu ý:</w:t>
+      </w:r>
+    </w:p>
+    <w:p>
+      <w:pPr>
+        <w:pStyle w:val="BodyText"/>
+      </w:pPr>
+      <w:r>
+        <w:rPr>
+          <w:b/>
+          <w:bCs/>
+        </w:rPr>
+        <w:t xml:space="preserve">Chỉ lấy mẫu vùng trung tâm, thu biên vào 18% mỗi phía.</w:t>
+      </w:r>
+      <w:r>
+        <w:t xml:space="preserve"> </w:t>
+      </w:r>
+      <w:r>
+        <w:t xml:space="preserve">Hộp bao do bộ phát hiện sinh ra hiếm khi ôm sát mép biển, nên rìa hộp thường chứa màu thân xe phía sau. Với biển nhỏ, phần rìa đó đủ để chiếm ưu thế và lật kết quả.</w:t>
+      </w:r>
+    </w:p>
+    <w:p>
+      <w:pPr>
+        <w:pStyle w:val="BodyText"/>
+      </w:pPr>
+      <w:r>
+        <w:rPr>
+          <w:b/>
+          <w:bCs/>
+        </w:rPr>
+        <w:t xml:space="preserve">Không loại trừ điểm ảnh thuộc ký tự.</w:t>
+      </w:r>
+      <w:r>
+        <w:t xml:space="preserve"> </w:t>
+      </w:r>
+      <w:r>
+        <w:t xml:space="preserve">Ký tự chiếm thiểu số diện tích biển, và việc bổ sung một bước phân đoạn ký tự sẽ đưa vào chuỗi xử lý một khâu</w:t>
+      </w:r>
+      <w:r>
+        <w:t xml:space="preserve"> </w:t>
+      </w:r>
+      <w:r>
+        <w:rPr>
+          <w:b/>
+          <w:bCs/>
+        </w:rPr>
+        <w:t xml:space="preserve">kém ổn định hơn chính khâu nó bảo vệ</w:t>
+      </w:r>
+      <w:r>
+        <w:t xml:space="preserve">.</w:t>
+      </w:r>
+    </w:p>
+    <w:p>
+      <w:pPr>
+        <w:pStyle w:val="BodyText"/>
+      </w:pPr>
+      <w:r>
+        <w:rPr>
+          <w:b/>
+          <w:bCs/>
+        </w:rPr>
+        <w:t xml:space="preserve">Trả kết quả</w:t>
+      </w:r>
+      <w:r>
+        <w:rPr>
+          <w:b/>
+          <w:bCs/>
+        </w:rPr>
+        <w:t xml:space="preserve"> </w:t>
+      </w:r>
+      <w:r>
+        <w:rPr>
+          <w:b/>
+          <w:bCs/>
+          <w:i/>
+          <w:iCs/>
+        </w:rPr>
+        <w:t xml:space="preserve">không xác định</w:t>
+      </w:r>
+      <w:r>
+        <w:rPr>
+          <w:b/>
+          <w:bCs/>
+        </w:rPr>
+        <w:t xml:space="preserve"> </w:t>
+      </w:r>
+      <w:r>
+        <w:rPr>
+          <w:b/>
+          <w:bCs/>
+        </w:rPr>
+        <w:t xml:space="preserve">khi dải chiếm ưu thế không đạt 30%.</w:t>
+      </w:r>
+      <w:r>
+        <w:t xml:space="preserve"> </w:t>
+      </w:r>
+      <w:r>
+        <w:t xml:space="preserve">Một kết luận sai về màu tương đương khẳng định một loại phương tiện không chứng minh được; thừa nhận không xác định được chỉ là ghi nhận một giới hạn.</w:t>
+      </w:r>
+    </w:p>
+    <w:p>
+      <w:pPr>
+        <w:pStyle w:val="BodyText"/>
+      </w:pPr>
+      <w:r>
+        <w:t xml:space="preserve">Kết quả hợp nhất giữa hai nguồn bằng chứng tuân một</w:t>
+      </w:r>
+      <w:r>
+        <w:t xml:space="preserve"> </w:t>
+      </w:r>
+      <w:r>
+        <w:rPr>
+          <w:b/>
+          <w:bCs/>
+        </w:rPr>
+        <w:t xml:space="preserve">ràng buộc an toàn</w:t>
+      </w:r>
+      <w:r>
+        <w:t xml:space="preserve">: màu nền chỉ được phép</w:t>
+      </w:r>
+      <w:r>
+        <w:t xml:space="preserve"> </w:t>
+      </w:r>
+      <w:r>
+        <w:rPr>
+          <w:b/>
+          <w:bCs/>
+        </w:rPr>
+        <w:t xml:space="preserve">nâng cấp một ứng viên mà bộ luật ký tự đã coi là hợp lý</w:t>
+      </w:r>
+      <w:r>
+        <w:t xml:space="preserve">, và nếu phán quyết ban đầu không nằm trong tập ứng viên thì kết quả giữ nguyên. Nói cách khác, màu nền không thể tạo ra một họ biển mà bộ luật ký tự đã bác bỏ.</w:t>
+      </w:r>
+    </w:p>
+    <w:bookmarkEnd w:id="65"/>
+    <w:bookmarkStart w:id="69" w:name="Xfad7df3f963ac0b8ebfe8cf87d7c64fa075f760"/>
+    <w:p>
+      <w:pPr>
+        <w:pStyle w:val="Heading2"/>
+      </w:pPr>
+      <w:r>
+        <w:t xml:space="preserve">3.6. Bộ luật hậu xử lý theo vị trí</w:t>
+      </w:r>
+    </w:p>
+    <w:p>
+      <w:pPr>
+        <w:pStyle w:val="FirstParagraph"/>
+      </w:pPr>
+      <w:r>
         <w:drawing>
           <wp:inline>
-            <wp:extent cx="5334000" cy="8969712"/>
+            <wp:extent cx="5334000" cy="1217839"/>
             <wp:effectExtent b="0" l="0" r="0" t="0"/>
-            <wp:docPr descr="" title="" id="58" name="Picture"/>
+            <wp:docPr descr="" title="" id="67" name="Picture"/>
             <a:graphic>
               <a:graphicData uri="http://schemas.openxmlformats.org/drawingml/2006/picture">
                 <pic:pic>
                   <pic:nvPicPr>
-                    <pic:cNvPr descr="figures/fig-pipeline-strip.png" id="59" name="Picture"/>
+                    <pic:cNvPr descr="figures/fig-ch5-03.png" id="68" name="Picture"/>
                     <pic:cNvPicPr>
                       <a:picLocks noChangeArrowheads="1" noChangeAspect="1"/>
                     </pic:cNvPicPr>
                   </pic:nvPicPr>
                   <pic:blipFill>
-                    <a:blip r:embed="rId57"/>
-                    <a:stretch>
-                      <a:fillRect/>
-                    </a:stretch>
-                  </pic:blipFill>
-                  <pic:spPr bwMode="auto">
-                    <a:xfrm>
-                      <a:off x="0" y="0"/>
-                      <a:ext cx="5334000" cy="8969712"/>
-                    </a:xfrm>
-                    <a:prstGeom prst="rect">
-                      <a:avLst/>
-                    </a:prstGeom>
-                    <a:noFill/>
-                    <a:ln w="9525">
-                      <a:noFill/>
-                      <a:headEnd/>
-                      <a:tailEnd/>
-                    </a:ln>
-                  </pic:spPr>
-                </pic:pic>
-              </a:graphicData>
-            </a:graphic>
-          </wp:inline>
-        </w:drawing>
-      </w:r>
-    </w:p>
-    <w:p>
-      <w:pPr>
-        <w:pStyle w:val="BodyText"/>
-      </w:pPr>
-      <w:r>
-        <w:rPr>
-          <w:b/>
-          <w:bCs/>
-        </w:rPr>
-        <w:t xml:space="preserve">Hình 3.3.</w:t>
-      </w:r>
-      <w:r>
-        <w:t xml:space="preserve"> </w:t>
-      </w:r>
-      <w:r>
-        <w:t xml:space="preserve">Toàn bộ chuỗi xử lý trên một biển thật, ảnh chụp sau từng bước</w:t>
-      </w:r>
-    </w:p>
-    <w:p>
-      <w:pPr>
-        <w:pStyle w:val="BodyText"/>
-      </w:pPr>
-      <w:r>
-        <w:t xml:space="preserve">Hình 3.3 là kết quả chạy</w:t>
-      </w:r>
-      <w:r>
-        <w:t xml:space="preserve"> </w:t>
-      </w:r>
-      <w:r>
-        <w:rPr>
-          <w:b/>
-          <w:bCs/>
-        </w:rPr>
-        <w:t xml:space="preserve">chính các hàm của bản giao hàng</w:t>
-      </w:r>
-      <w:r>
-        <w:t xml:space="preserve">, không phải hình vẽ minh hoạ: mỗi khung là mảng ảnh thật ở đầu ra của bước tương ứng, và chuỗi kết thúc bằng chuỗi ký tự mà hệ thống thực sự đọc được. Hai khung đáng nhìn kỹ là khung 3 và khung 4 — chúng cho thấy trực tiếp thứ mà cả mục này mô tả bằng chữ:</w:t>
-      </w:r>
-      <w:r>
-        <w:t xml:space="preserve"> </w:t>
-      </w:r>
-      <w:r>
-        <w:rPr>
-          <w:b/>
-          <w:bCs/>
-        </w:rPr>
-        <w:t xml:space="preserve">tỉ lệ khung hình nhảy từ 1,12 lên 4,42</w:t>
-      </w:r>
-      <w:r>
-        <w:t xml:space="preserve">, và hai hàng ký tự cao 30 px trở thành một hàng duy nhất nhận trọn 50 px.</w:t>
-      </w:r>
-    </w:p>
-    <w:p>
-      <w:pPr>
-        <w:pStyle w:val="BodyText"/>
-      </w:pPr>
-      <w:r>
-        <w:t xml:space="preserve">Khung 3 cũng cho thấy một chi tiết dễ bị hiểu nhầm: nửa dưới</w:t>
-      </w:r>
-      <w:r>
-        <w:t xml:space="preserve"> </w:t>
-      </w:r>
-      <w:r>
-        <w:rPr>
-          <w:b/>
-          <w:bCs/>
-        </w:rPr>
-        <w:t xml:space="preserve">có chứa phần chân của hàng ký tự trên</w:t>
-      </w:r>
-      <w:r>
-        <w:t xml:space="preserve">. Đó không phải lỗi cắt mà chính là vùng chồng lấn ở mục 3.4.4, và mục 3.4.7 cho thấy nó còn giải quyết thêm một vấn đề nữa.</w:t>
-      </w:r>
-    </w:p>
-    <w:bookmarkEnd w:id="60"/>
-    <w:bookmarkStart w:id="61" w:name="Xbd6fc628c8274ad71f5ff8ee0ce13f6f3464cf1"/>
-    <w:p>
-      <w:pPr>
-        <w:pStyle w:val="Heading3"/>
-      </w:pPr>
-      <w:r>
-        <w:t xml:space="preserve">3.4.2. Tiền xử lý</w:t>
-      </w:r>
-    </w:p>
-    <w:p>
-      <w:pPr>
-        <w:pStyle w:val="FirstParagraph"/>
-      </w:pPr>
-      <w:r>
-        <w:t xml:space="preserve">Ba bước độc lập, cơ sở lý thuyết ở mục 2.2:</w:t>
-      </w:r>
-    </w:p>
-    <w:p>
-      <w:pPr>
-        <w:pStyle w:val="Compact"/>
-        <w:numPr>
-          <w:ilvl w:val="0"/>
-          <w:numId w:val="1003"/>
-        </w:numPr>
-      </w:pPr>
-      <w:r>
-        <w:rPr>
-          <w:b/>
-          <w:bCs/>
-        </w:rPr>
-        <w:t xml:space="preserve">Chuyển thang xám</w:t>
-      </w:r>
-      <w:r>
-        <w:t xml:space="preserve">, vì ký tự không mang thông tin phân biệt trong kênh màu.</w:t>
-      </w:r>
-    </w:p>
-    <w:p>
-      <w:pPr>
-        <w:pStyle w:val="Compact"/>
-        <w:numPr>
-          <w:ilvl w:val="0"/>
-          <w:numId w:val="1003"/>
-        </w:numPr>
-      </w:pPr>
-      <w:r>
-        <w:rPr>
-          <w:b/>
-          <w:bCs/>
-        </w:rPr>
-        <w:t xml:space="preserve">CLAHE</w:t>
-      </w:r>
-      <w:r>
-        <w:t xml:space="preserve">, hệ số giới hạn</w:t>
-      </w:r>
-      <w:r>
-        <w:t xml:space="preserve"> </w:t>
-      </w:r>
-      <w:r>
-        <w:rPr>
-          <w:b/>
-          <w:bCs/>
-        </w:rPr>
-        <w:t xml:space="preserve">2,0</w:t>
-      </w:r>
-      <w:r>
-        <w:t xml:space="preserve"> </w:t>
-      </w:r>
-      <w:r>
-        <w:t xml:space="preserve">trên lưới ô</w:t>
-      </w:r>
-      <w:r>
-        <w:t xml:space="preserve"> </w:t>
-      </w:r>
-      <w:r>
-        <w:rPr>
-          <w:b/>
-          <w:bCs/>
-        </w:rPr>
-        <w:t xml:space="preserve">8 × 8</w:t>
-      </w:r>
-      <w:r>
-        <w:t xml:space="preserve">, để xử lý mảng chói cục bộ do bề mặt phản quang.</w:t>
-      </w:r>
-    </w:p>
-    <w:p>
-      <w:pPr>
-        <w:pStyle w:val="Compact"/>
-        <w:numPr>
-          <w:ilvl w:val="0"/>
-          <w:numId w:val="1003"/>
-        </w:numPr>
-      </w:pPr>
-      <w:r>
-        <w:rPr>
-          <w:b/>
-          <w:bCs/>
-        </w:rPr>
-        <w:t xml:space="preserve">Lọc song phương</w:t>
-      </w:r>
-      <w:r>
-        <w:t xml:space="preserve"> </w:t>
-      </w:r>
-      <w:r>
-        <w:t xml:space="preserve">thay cho làm mờ Gauss, để khử nhiễu mà không phá biên — yếu tố quyết định phân biệt các cặp ký tự đồng hình.</w:t>
-      </w:r>
-    </w:p>
-    <w:p>
-      <w:pPr>
-        <w:pStyle w:val="FirstParagraph"/>
-      </w:pPr>
-      <w:r>
-        <w:t xml:space="preserve">Vùng biển được</w:t>
-      </w:r>
-      <w:r>
-        <w:t xml:space="preserve"> </w:t>
-      </w:r>
-      <w:r>
-        <w:rPr>
-          <w:b/>
-          <w:bCs/>
-        </w:rPr>
-        <w:t xml:space="preserve">phóng đại về 64 điểm ảnh</w:t>
-      </w:r>
-      <w:r>
-        <w:t xml:space="preserve"> </w:t>
-      </w:r>
-      <w:r>
-        <w:t xml:space="preserve">chiều cao trước toàn bộ chuỗi trên, vì ảnh do bộ phát hiện sinh ra thường chỉ cao 20–40 điểm ảnh.</w:t>
-      </w:r>
-    </w:p>
-    <w:bookmarkEnd w:id="61"/>
-    <w:bookmarkStart w:id="62" w:name="Xaeeeb2319ab7efb104dc5ff0aeaccb8a62d966d"/>
-    <w:p>
-      <w:pPr>
-        <w:pStyle w:val="Heading3"/>
-      </w:pPr>
-      <w:r>
-        <w:t xml:space="preserve">3.4.3. Ước lượng số dòng bằng tỉ lệ khung hình</w:t>
-      </w:r>
-    </w:p>
-    <w:p>
-      <w:pPr>
-        <w:pStyle w:val="FirstParagraph"/>
-      </w:pPr>
-      <w:r>
-        <w:t xml:space="preserve">Số dòng suy từ tỉ lệ chiều rộng trên chiều cao của vùng biển,</w:t>
-      </w:r>
-      <w:r>
-        <w:t xml:space="preserve"> </w:t>
-      </w:r>
-      <w:r>
-        <w:rPr>
-          <w:b/>
-          <w:bCs/>
-        </w:rPr>
-        <w:t xml:space="preserve">ngưỡng phân loại 2,5</w:t>
-      </w:r>
-      <w:r>
-        <w:t xml:space="preserve">: tỉ lệ nhỏ hơn ngưỡng được xếp vào nhóm hai dòng.</w:t>
-      </w:r>
-    </w:p>
-    <w:p>
-      <w:pPr>
-        <w:pStyle w:val="BodyText"/>
-      </w:pPr>
-      <w:r>
-        <w:t xml:space="preserve">Ngưỡng này là</w:t>
-      </w:r>
-      <w:r>
-        <w:t xml:space="preserve"> </w:t>
-      </w:r>
-      <w:r>
-        <w:rPr>
-          <w:b/>
-          <w:bCs/>
-        </w:rPr>
-        <w:t xml:space="preserve">đề xuất của đồ án, không phải quy định pháp lý</w:t>
-      </w:r>
-      <w:r>
-        <w:t xml:space="preserve">. Quy chuẩn chỉ cung cấp ba tỉ lệ vật lý 4,727 · 2,000 · 1,357 (mục 2.1.2), để lại khoảng trống rộng giữa 2,000 và 4,727. Giá trị 2,5 được đặt</w:t>
-      </w:r>
-      <w:r>
-        <w:t xml:space="preserve"> </w:t>
-      </w:r>
-      <w:r>
-        <w:rPr>
-          <w:b/>
-          <w:bCs/>
-        </w:rPr>
-        <w:t xml:space="preserve">lệch hẳn về phía nhóm hai dòng</w:t>
-      </w:r>
-      <w:r>
-        <w:t xml:space="preserve"> </w:t>
-      </w:r>
-      <w:r>
-        <w:t xml:space="preserve">thay vì đặt ở giữa khoảng trống, và lý do là</w:t>
-      </w:r>
-      <w:r>
-        <w:t xml:space="preserve"> </w:t>
-      </w:r>
-      <w:r>
-        <w:rPr>
-          <w:b/>
-          <w:bCs/>
-        </w:rPr>
-        <w:t xml:space="preserve">tính bất đối xứng của chi phí sai sót</w:t>
-      </w:r>
-      <w:r>
-        <w:t xml:space="preserve">: đường xử lý hai dòng</w:t>
-      </w:r>
-      <w:r>
-        <w:t xml:space="preserve"> </w:t>
-      </w:r>
-      <w:r>
-        <w:rPr>
-          <w:b/>
-          <w:bCs/>
-        </w:rPr>
-        <w:t xml:space="preserve">suy giảm êm</w:t>
-      </w:r>
-      <w:r>
-        <w:t xml:space="preserve"> </w:t>
-      </w:r>
-      <w:r>
-        <w:t xml:space="preserve">khi gặp đầu vào một dòng — nó chỉ tách một ảnh vốn đã một dòng thành hai nửa rồi ghép lại, kết quả gần như không đổi — trong khi chiều ngược lại thì không, một biển hai dòng đi thẳng vào bộ nhận dạng sẽ hỏng theo cơ chế ở mục 2.4.2.</w:t>
-      </w:r>
-    </w:p>
-    <w:p>
-      <w:pPr>
-        <w:pStyle w:val="BodyText"/>
-      </w:pPr>
-      <w:r>
-        <w:t xml:space="preserve">Dải 2,5–3,0 vẫn là</w:t>
-      </w:r>
-      <w:r>
-        <w:t xml:space="preserve"> </w:t>
-      </w:r>
-      <w:r>
-        <w:rPr>
-          <w:b/>
-          <w:bCs/>
-        </w:rPr>
-        <w:t xml:space="preserve">vùng bất định</w:t>
-      </w:r>
-      <w:r>
-        <w:t xml:space="preserve">, và nó bất định theo cả hai chiều: một biển một dòng chụp nghiêng lớn có thể cho tỉ lệ rơi xuống khoảng này, còn một biển hai dòng nghiêng thì có tỉ lệ</w:t>
-      </w:r>
-      <w:r>
-        <w:t xml:space="preserve"> </w:t>
-      </w:r>
-      <w:r>
-        <w:rPr>
-          <w:b/>
-          <w:bCs/>
-        </w:rPr>
-        <w:t xml:space="preserve">vọt lên trên</w:t>
-      </w:r>
-      <w:r>
-        <w:t xml:space="preserve"> </w:t>
-      </w:r>
-      <w:r>
-        <w:t xml:space="preserve">ngưỡng và đi nhầm sang nhánh một dòng.</w:t>
-      </w:r>
-    </w:p>
-    <w:p>
-      <w:pPr>
-        <w:pStyle w:val="BodyText"/>
-      </w:pPr>
-      <w:r>
-        <w:t xml:space="preserve">Đường chạy chính</w:t>
-      </w:r>
-      <w:r>
-        <w:t xml:space="preserve"> </w:t>
-      </w:r>
-      <w:r>
-        <w:rPr>
-          <w:b/>
-          <w:bCs/>
-        </w:rPr>
-        <w:t xml:space="preserve">không có cách nào tự phát hiện</w:t>
-      </w:r>
-      <w:r>
-        <w:t xml:space="preserve"> </w:t>
-      </w:r>
-      <w:r>
-        <w:t xml:space="preserve">mình vừa phân loại nhầm — nó chỉ đo một con số và so với một ngưỡng. Đây chính là lý do bậc thang thử lại ở mục 3.4.6 tồn tại: nó không sửa ngưỡng mà</w:t>
-      </w:r>
-      <w:r>
-        <w:t xml:space="preserve"> </w:t>
-      </w:r>
-      <w:r>
-        <w:rPr>
-          <w:b/>
-          <w:bCs/>
-        </w:rPr>
-        <w:t xml:space="preserve">dùng kết quả đọc hỏng làm tín hiệu</w:t>
-      </w:r>
-      <w:r>
-        <w:t xml:space="preserve"> </w:t>
-      </w:r>
-      <w:r>
-        <w:t xml:space="preserve">để nắn hình rồi phân loại lại.</w:t>
-      </w:r>
-    </w:p>
-    <w:bookmarkEnd w:id="62"/>
-    <w:bookmarkStart w:id="63" w:name="Xfb39b319058ed80282caa828cc2c5a2f546e33e"/>
-    <w:p>
-      <w:pPr>
-        <w:pStyle w:val="Heading3"/>
-      </w:pPr>
-      <w:r>
-        <w:t xml:space="preserve">3.4.4. Tách hai nửa có chồng lấn</w:t>
-      </w:r>
-    </w:p>
-    <w:p>
-      <w:pPr>
-        <w:pStyle w:val="FirstParagraph"/>
-      </w:pPr>
-      <w:r>
-        <w:t xml:space="preserve">Vùng biển được cắt thành hai nửa theo chiều dọc, nhưng</w:t>
-      </w:r>
-      <w:r>
-        <w:t xml:space="preserve"> </w:t>
-      </w:r>
-      <w:r>
-        <w:rPr>
-          <w:b/>
-          <w:bCs/>
-        </w:rPr>
-        <w:t xml:space="preserve">hai nửa cố ý chồng lên nhau</w:t>
-      </w:r>
-      <w:r>
-        <w:t xml:space="preserve">: nửa trên kết thúc tại</w:t>
-      </w:r>
-      <w:r>
-        <w:t xml:space="preserve"> </w:t>
-      </w:r>
-      <w:r>
-        <w:rPr>
-          <w:b/>
-          <w:bCs/>
-        </w:rPr>
-        <w:t xml:space="preserve">5/12</w:t>
-      </w:r>
-      <w:r>
-        <w:t xml:space="preserve"> </w:t>
-      </w:r>
-      <w:r>
-        <w:t xml:space="preserve">chiều cao, nửa dưới bắt đầu tại</w:t>
-      </w:r>
-      <w:r>
-        <w:t xml:space="preserve"> </w:t>
-      </w:r>
-      <w:r>
-        <w:rPr>
-          <w:b/>
-          <w:bCs/>
-        </w:rPr>
-        <w:t xml:space="preserve">1/3</w:t>
-      </w:r>
-      <w:r>
-        <w:t xml:space="preserve">, tạo vùng chồng lấn bằng</w:t>
-      </w:r>
-      <w:r>
-        <w:t xml:space="preserve"> </w:t>
-      </w:r>
-      <w:r>
-        <w:rPr>
-          <w:b/>
-          <w:bCs/>
-        </w:rPr>
-        <w:t xml:space="preserve">1/12</w:t>
-      </w:r>
-      <w:r>
-        <w:t xml:space="preserve"> </w:t>
-      </w:r>
-      <w:r>
-        <w:t xml:space="preserve">chiều cao biển.</w:t>
-      </w:r>
-    </w:p>
-    <w:p>
-      <w:pPr>
-        <w:pStyle w:val="BodyText"/>
-      </w:pPr>
-      <w:r>
-        <w:t xml:space="preserve">Thiết kế xuất phát từ tính bất đối xứng của chi phí sai sót, giống mục 3.4.3 nhưng ở một đại lượng khác. Cắt cụt chân của ký tự dòng trên hoặc đỉnh của ký tự dòng dưới</w:t>
-      </w:r>
-      <w:r>
-        <w:t xml:space="preserve"> </w:t>
-      </w:r>
-      <w:r>
-        <w:rPr>
-          <w:b/>
-          <w:bCs/>
-        </w:rPr>
-        <w:t xml:space="preserve">phá huỷ thông tin không phục hồi được</w:t>
-      </w:r>
-      <w:r>
-        <w:t xml:space="preserve"> </w:t>
-      </w:r>
-      <w:r>
-        <w:t xml:space="preserve">— một</w:t>
-      </w:r>
-      <w:r>
-        <w:t xml:space="preserve"> </w:t>
-      </w:r>
-      <w:r>
-        <w:rPr>
-          <w:rStyle w:val="VerbatimChar"/>
-        </w:rPr>
-        <w:t xml:space="preserve">8</w:t>
-      </w:r>
-      <w:r>
-        <w:t xml:space="preserve"> </w:t>
-      </w:r>
-      <w:r>
-        <w:t xml:space="preserve">bị cắt chân thành</w:t>
-      </w:r>
-      <w:r>
-        <w:t xml:space="preserve"> </w:t>
-      </w:r>
-      <w:r>
-        <w:rPr>
-          <w:rStyle w:val="VerbatimChar"/>
-        </w:rPr>
-        <w:t xml:space="preserve">9</w:t>
-      </w:r>
-      <w:r>
-        <w:t xml:space="preserve"> </w:t>
-      </w:r>
-      <w:r>
-        <w:t xml:space="preserve">hoặc</w:t>
-      </w:r>
-      <w:r>
-        <w:t xml:space="preserve"> </w:t>
-      </w:r>
-      <w:r>
-        <w:rPr>
-          <w:rStyle w:val="VerbatimChar"/>
-        </w:rPr>
-        <w:t xml:space="preserve">0</w:t>
-      </w:r>
-      <w:r>
-        <w:t xml:space="preserve"> </w:t>
-      </w:r>
-      <w:r>
-        <w:t xml:space="preserve">là lỗi vĩnh viễn. Ngược lại, để lọt vài hàng điểm ảnh của nửa còn lại chỉ tạo ra một dải nhiễu mà bộ nhận dạng xử lý như nền.</w:t>
-      </w:r>
-    </w:p>
-    <w:p>
-      <w:pPr>
-        <w:pStyle w:val="BodyText"/>
-      </w:pPr>
-      <w:r>
-        <w:t xml:space="preserve">Vùng chồng lấn này về sau hoá ra còn có một tác dụng thứ hai mà thiết kế ban đầu không lường trước, phân tích ở mục 3.4.7.</w:t>
-      </w:r>
-    </w:p>
-    <w:bookmarkEnd w:id="63"/>
-    <w:bookmarkStart w:id="64" w:name="Xe16187c91814f7d1f771b6ec5ec517eaf605643"/>
-    <w:p>
-      <w:pPr>
-        <w:pStyle w:val="Heading3"/>
-      </w:pPr>
-      <w:r>
-        <w:t xml:space="preserve">3.4.5. Ghép ngang</w:t>
-      </w:r>
-    </w:p>
-    <w:p>
-      <w:pPr>
-        <w:pStyle w:val="FirstParagraph"/>
-      </w:pPr>
-      <w:r>
-        <w:t xml:space="preserve">Hai nửa được ghép theo chiều ngang bằng phép nối mảng</w:t>
-      </w:r>
-      <w:r>
-        <w:t xml:space="preserve"> </w:t>
-      </w:r>
-      <w:r>
-        <w:rPr>
-          <w:rStyle w:val="VerbatimChar"/>
-        </w:rPr>
-        <w:t xml:space="preserve">hstack</w:t>
-      </w:r>
-      <w:r>
-        <w:t xml:space="preserve">,</w:t>
-      </w:r>
-      <w:r>
-        <w:t xml:space="preserve"> </w:t>
-      </w:r>
-      <w:r>
-        <w:rPr>
-          <w:b/>
-          <w:bCs/>
-        </w:rPr>
-        <w:t xml:space="preserve">nửa trên đặt bên trái</w:t>
-      </w:r>
-      <w:r>
-        <w:t xml:space="preserve"> </w:t>
-      </w:r>
-      <w:r>
-        <w:t xml:space="preserve">để bảo toàn thứ tự đọc. Chiều cao chung lấy bằng giá trị lớn nhất trong ba đại lượng: chiều cao nửa trên, chiều cao nửa dưới, và</w:t>
-      </w:r>
-      <w:r>
-        <w:t xml:space="preserve"> </w:t>
-      </w:r>
-      <w:r>
-        <w:rPr>
-          <w:b/>
-          <w:bCs/>
-        </w:rPr>
-        <w:t xml:space="preserve">48 điểm ảnh</w:t>
-      </w:r>
-      <w:r>
-        <w:t xml:space="preserve"> </w:t>
-      </w:r>
-      <w:r>
-        <w:t xml:space="preserve">— đúng bằng chiều cao đầu vào cố định của mô-đun nhận dạng.</w:t>
-      </w:r>
-    </w:p>
-    <w:p>
-      <w:pPr>
-        <w:pStyle w:val="BodyText"/>
-      </w:pPr>
-      <w:r>
-        <w:t xml:space="preserve">Chi tiết cuối cùng là điểm mấu chốt của toàn bộ thiết kế. Sau khi ghép, ảnh chỉ còn</w:t>
-      </w:r>
-      <w:r>
-        <w:t xml:space="preserve"> </w:t>
-      </w:r>
-      <w:r>
-        <w:rPr>
-          <w:b/>
-          <w:bCs/>
-        </w:rPr>
-        <w:t xml:space="preserve">một hàng ký tự duy nhất</w:t>
-      </w:r>
-      <w:r>
-        <w:t xml:space="preserve">, và hàng đó nhận</w:t>
-      </w:r>
-      <w:r>
-        <w:t xml:space="preserve"> </w:t>
-      </w:r>
-      <w:r>
-        <w:rPr>
-          <w:b/>
-          <w:bCs/>
-        </w:rPr>
-        <w:t xml:space="preserve">trọn ngân sách 48 điểm ảnh</w:t>
-      </w:r>
-      <w:r>
-        <w:t xml:space="preserve"> </w:t>
-      </w:r>
-      <w:r>
-        <w:t xml:space="preserve">thay vì hai hàng chia nhau mỗi hàng 24 điểm ảnh. Phép biến đổi này vô hiệu hoá</w:t>
-      </w:r>
-      <w:r>
-        <w:t xml:space="preserve"> </w:t>
-      </w:r>
-      <w:r>
-        <w:rPr>
-          <w:b/>
-          <w:bCs/>
-        </w:rPr>
-        <w:t xml:space="preserve">đồng thời cả hai nguyên nhân</w:t>
-      </w:r>
-      <w:r>
-        <w:t xml:space="preserve"> </w:t>
-      </w:r>
-      <w:r>
-        <w:t xml:space="preserve">đã phân tích ở mục 2.4.2: giả định căn chỉnh đơn điệu của CTC lại đúng, và độ phân giải mỗi hàng ký tự tăng gấp đôi.</w:t>
-      </w:r>
-    </w:p>
-    <w:p>
-      <w:pPr>
-        <w:pStyle w:val="BodyText"/>
-      </w:pPr>
-      <w:r>
-        <w:t xml:space="preserve">Đây là một minh hoạ trực tiếp cho luận điểm của môn học: bài toán không được giải bằng cách thay mô hình mạnh hơn, mà bằng cách</w:t>
-      </w:r>
-      <w:r>
-        <w:t xml:space="preserve"> </w:t>
-      </w:r>
-      <w:r>
-        <w:rPr>
-          <w:b/>
-          <w:bCs/>
-        </w:rPr>
-        <w:t xml:space="preserve">biến đổi ảnh đầu vào cho khớp giả định của mô hình sẵn có</w:t>
-      </w:r>
-      <w:r>
-        <w:t xml:space="preserve">.</w:t>
-      </w:r>
-    </w:p>
-    <w:bookmarkEnd w:id="64"/>
-    <w:bookmarkStart w:id="65" w:name="Xca395d3aa70618ffb18e8d6de122579f4218e94"/>
-    <w:p>
-      <w:pPr>
-        <w:pStyle w:val="Heading3"/>
-      </w:pPr>
-      <w:r>
-        <w:t xml:space="preserve">3.4.6. Nắn hình và bậc thang thử lại</w:t>
-      </w:r>
-    </w:p>
-    <w:p>
-      <w:pPr>
-        <w:pStyle w:val="FirstParagraph"/>
-      </w:pPr>
-      <w:r>
-        <w:t xml:space="preserve">Biển chụp nghiêng gây hai vấn đề cùng lúc, và vấn đề thứ nhất nguy hiểm hơn vấn đề thứ hai.</w:t>
-      </w:r>
-    </w:p>
-    <w:p>
-      <w:pPr>
-        <w:pStyle w:val="BodyText"/>
-      </w:pPr>
-      <w:r>
-        <w:rPr>
-          <w:b/>
-          <w:bCs/>
-        </w:rPr>
-        <w:t xml:space="preserve">Vấn đề hiển nhiên</w:t>
-      </w:r>
-      <w:r>
-        <w:t xml:space="preserve"> </w:t>
-      </w:r>
-      <w:r>
-        <w:t xml:space="preserve">là ký tự bị biến dạng phối cảnh.</w:t>
-      </w:r>
-      <w:r>
-        <w:t xml:space="preserve"> </w:t>
-      </w:r>
-      <w:r>
-        <w:rPr>
-          <w:b/>
-          <w:bCs/>
-        </w:rPr>
-        <w:t xml:space="preserve">Vấn đề thật sự</w:t>
-      </w:r>
-      <w:r>
-        <w:t xml:space="preserve"> </w:t>
-      </w:r>
-      <w:r>
-        <w:t xml:space="preserve">là biển nghiêng làm</w:t>
-      </w:r>
-      <w:r>
-        <w:t xml:space="preserve"> </w:t>
-      </w:r>
-      <w:r>
-        <w:rPr>
-          <w:b/>
-          <w:bCs/>
-        </w:rPr>
-        <w:t xml:space="preserve">hộp bao nở rộng ra theo chiều ngang</w:t>
-      </w:r>
-      <w:r>
-        <w:t xml:space="preserve">, nên tỉ lệ khung hình đo được</w:t>
-      </w:r>
-      <w:r>
-        <w:t xml:space="preserve"> </w:t>
-      </w:r>
-      <w:r>
-        <w:rPr>
-          <w:b/>
-          <w:bCs/>
-        </w:rPr>
-        <w:t xml:space="preserve">vượt qua ngưỡng 2,5</w:t>
-      </w:r>
-      <w:r>
-        <w:t xml:space="preserve"> </w:t>
-      </w:r>
-      <w:r>
-        <w:t xml:space="preserve">của mục 3.4.3: vùng biển hai dòng bị phân loại nhầm thành một dòng,</w:t>
-      </w:r>
-      <w:r>
-        <w:t xml:space="preserve"> </w:t>
-      </w:r>
-      <w:r>
-        <w:rPr>
-          <w:b/>
-          <w:bCs/>
-        </w:rPr>
-        <w:t xml:space="preserve">không bao giờ được tách</w:t>
-      </w:r>
-      <w:r>
-        <w:t xml:space="preserve">, và bộ nhận dạng trả về chuỗi rỗng — trong khi đúng biển đó chụp chính diện thì đọc hoàn hảo. Sai sót ở đây không phải "đọc kém đi" mà là</w:t>
-      </w:r>
-      <w:r>
-        <w:t xml:space="preserve"> </w:t>
-      </w:r>
-      <w:r>
-        <w:rPr>
-          <w:b/>
-          <w:bCs/>
-        </w:rPr>
-        <w:t xml:space="preserve">đi nhầm nhánh xử lý</w:t>
-      </w:r>
-      <w:r>
-        <w:t xml:space="preserve">.</w:t>
-      </w:r>
-    </w:p>
-    <w:p>
-      <w:pPr>
-        <w:pStyle w:val="BodyText"/>
-      </w:pPr>
-      <w:r>
-        <w:t xml:space="preserve">Hai phép hiệu chỉnh được cài để kéo vùng biển về đúng nhánh:</w:t>
-      </w:r>
-    </w:p>
-    <w:p>
-      <w:pPr>
-        <w:pStyle w:val="Compact"/>
-        <w:numPr>
-          <w:ilvl w:val="0"/>
-          <w:numId w:val="1004"/>
-        </w:numPr>
-      </w:pPr>
-      <w:r>
-        <w:rPr>
-          <w:b/>
-          <w:bCs/>
-        </w:rPr>
-        <w:t xml:space="preserve">Nắn hình</w:t>
-      </w:r>
-      <w:r>
-        <w:t xml:space="preserve"> </w:t>
-      </w:r>
-      <w:r>
-        <w:t xml:space="preserve">— nhị phân hoá bằng Otsu ở cả hai cực, lấy vùng liên thông lớn nhất, khớp một hình chữ nhật xoay, rồi xoay ảnh cho cạnh dài nằm ngang và cắt lại sát. Trả về</w:t>
-      </w:r>
-      <w:r>
-        <w:t xml:space="preserve"> </w:t>
-      </w:r>
-      <w:r>
-        <w:rPr>
-          <w:b/>
-          <w:bCs/>
-        </w:rPr>
-        <w:t xml:space="preserve">phần cắt sát</w:t>
-      </w:r>
-      <w:r>
-        <w:t xml:space="preserve"> </w:t>
-      </w:r>
-      <w:r>
-        <w:t xml:space="preserve">chứ không phải khung đã xoay, vì tỉ lệ của phần cắt sát mới là hình dạng thật của biển — đúng đại lượng mà bước phân loại cần.</w:t>
-      </w:r>
-    </w:p>
-    <w:p>
-      <w:pPr>
-        <w:pStyle w:val="Compact"/>
-        <w:numPr>
-          <w:ilvl w:val="0"/>
-          <w:numId w:val="1004"/>
-        </w:numPr>
-      </w:pPr>
-      <w:r>
-        <w:rPr>
-          <w:b/>
-          <w:bCs/>
-        </w:rPr>
-        <w:t xml:space="preserve">Giãn theo chiều dọc</w:t>
-      </w:r>
-      <w:r>
-        <w:t xml:space="preserve"> </w:t>
-      </w:r>
-      <w:r>
-        <w:t xml:space="preserve">— cho biển bị nén do chụp chếch từ trên xuống. Trường hợp này</w:t>
-      </w:r>
-      <w:r>
-        <w:t xml:space="preserve"> </w:t>
-      </w:r>
-      <w:r>
-        <w:rPr>
-          <w:b/>
-          <w:bCs/>
-        </w:rPr>
-        <w:t xml:space="preserve">không có góc xoay nào để nắn</w:t>
-      </w:r>
-      <w:r>
-        <w:t xml:space="preserve">: biển vẫn nằm ngang, chỉ bị ép dẹt. Các hàng điểm ảnh nội suy thêm</w:t>
-      </w:r>
-      <w:r>
-        <w:t xml:space="preserve"> </w:t>
-      </w:r>
-      <w:r>
-        <w:rPr>
-          <w:b/>
-          <w:bCs/>
-        </w:rPr>
-        <w:t xml:space="preserve">không mang thông tin mới</w:t>
-      </w:r>
-      <w:r>
-        <w:t xml:space="preserve">; giá trị của phép giãn nằm ở chỗ</w:t>
-      </w:r>
-      <w:r>
-        <w:t xml:space="preserve"> </w:t>
-      </w:r>
-      <w:r>
-        <w:rPr>
-          <w:b/>
-          <w:bCs/>
-        </w:rPr>
-        <w:t xml:space="preserve">định tuyến</w:t>
-      </w:r>
-      <w:r>
-        <w:t xml:space="preserve">, không ở chi tiết ảnh.</w:t>
-      </w:r>
-    </w:p>
-    <w:p>
-      <w:pPr>
-        <w:pStyle w:val="FirstParagraph"/>
-      </w:pPr>
-      <w:r>
-        <w:t xml:space="preserve">Hai phép này</w:t>
-      </w:r>
-      <w:r>
-        <w:t xml:space="preserve"> </w:t>
-      </w:r>
-      <w:r>
-        <w:rPr>
-          <w:b/>
-          <w:bCs/>
-        </w:rPr>
-        <w:t xml:space="preserve">không nằm trên đường chạy chính</w:t>
-      </w:r>
-      <w:r>
-        <w:t xml:space="preserve">. Chúng được tổ chức thành một</w:t>
-      </w:r>
-      <w:r>
-        <w:t xml:space="preserve"> </w:t>
-      </w:r>
-      <w:r>
-        <w:rPr>
-          <w:b/>
-          <w:bCs/>
-        </w:rPr>
-        <w:t xml:space="preserve">bậc thang thử lại</w:t>
-      </w:r>
-      <w:r>
-        <w:t xml:space="preserve">, chỉ kích hoạt</w:t>
-      </w:r>
-      <w:r>
-        <w:t xml:space="preserve"> </w:t>
-      </w:r>
-      <w:r>
-        <w:rPr>
-          <w:b/>
-          <w:bCs/>
-        </w:rPr>
-        <w:t xml:space="preserve">sau khi lần đọc đầu tiên đã thất bại</w:t>
-      </w:r>
-      <w:r>
-        <w:t xml:space="preserve"> </w:t>
-      </w:r>
-      <w:r>
-        <w:t xml:space="preserve">— tức khi chuỗi trả về không qua được kiểm tra định dạng. Cấu trúc này có một tính chất quan trọng: vì cổng chỉ mở khi kết quả đã không hợp lệ,</w:t>
-      </w:r>
-      <w:r>
-        <w:t xml:space="preserve"> </w:t>
-      </w:r>
-      <w:r>
-        <w:rPr>
-          <w:b/>
-          <w:bCs/>
-        </w:rPr>
-        <w:t xml:space="preserve">tập bị can thiệp và tập đang đúng là hai tập rời nhau</w:t>
-      </w:r>
-      <w:r>
-        <w:t xml:space="preserve">, nên bậc thang</w:t>
-      </w:r>
-      <w:r>
-        <w:t xml:space="preserve"> </w:t>
-      </w:r>
-      <w:r>
-        <w:rPr>
-          <w:b/>
-          <w:bCs/>
-        </w:rPr>
-        <w:t xml:space="preserve">không thể làm hỏng một biển vốn đã đọc đúng</w:t>
-      </w:r>
-      <w:r>
-        <w:t xml:space="preserve">. Chính tính chất đó cho phép để nó bật mặc định mà không cần lo thoái lui về độ chính xác.</w:t>
-      </w:r>
-    </w:p>
-    <w:p>
-      <w:pPr>
-        <w:pStyle w:val="BodyText"/>
-      </w:pPr>
-      <w:r>
-        <w:t xml:space="preserve">Bản thân bước nắn hình cũng có ba cổng an toàn, mỗi cổng đều lùi về "trả nguyên vùng cắt": góc nghiêng dưới 1,5° (không có gì để sửa, giữ nguyên đường chạy chính diện không đổi một bit), góc trên 35° (ước lượng gần như chắc chắn sai), hoặc vùng liên thông lớn nhất chiếm dưới 25% diện tích vùng cắt (nhị phân hoá đã làm vỡ biển thay vì cô lập nó).</w:t>
-      </w:r>
-    </w:p>
-    <w:p>
-      <w:pPr>
-        <w:pStyle w:val="BodyText"/>
-      </w:pPr>
-      <w:r>
-        <w:t xml:space="preserve">Chi phí và lợi ích đo được trình bày ở mục 4.4.2, kèm một quyết định</w:t>
-      </w:r>
-      <w:r>
-        <w:t xml:space="preserve"> </w:t>
-      </w:r>
-      <w:r>
-        <w:rPr>
-          <w:b/>
-          <w:bCs/>
-        </w:rPr>
-        <w:t xml:space="preserve">tắt</w:t>
-      </w:r>
-      <w:r>
-        <w:t xml:space="preserve"> </w:t>
-      </w:r>
-      <w:r>
-        <w:t xml:space="preserve">một bậc trong đó.</w:t>
-      </w:r>
-    </w:p>
-    <w:bookmarkEnd w:id="65"/>
-    <w:bookmarkStart w:id="66" w:name="Xbea6f895427b64827cac31a6453bf27649ea77e"/>
-    <w:p>
-      <w:pPr>
-        <w:pStyle w:val="Heading3"/>
-      </w:pPr>
-      <w:r>
-        <w:t xml:space="preserve">3.4.7. Bước phục hồi dòng trên</w:t>
-      </w:r>
-    </w:p>
-    <w:p>
-      <w:pPr>
-        <w:pStyle w:val="FirstParagraph"/>
-      </w:pPr>
-      <w:r>
-        <w:t xml:space="preserve">Chế độ hỏng quan sát được: chuỗi</w:t>
-      </w:r>
-      <w:r>
-        <w:t xml:space="preserve"> </w:t>
-      </w:r>
-      <w:r>
-        <w:rPr>
-          <w:rStyle w:val="VerbatimChar"/>
-        </w:rPr>
-        <w:t xml:space="preserve">29E-015.66</w:t>
-      </w:r>
-      <w:r>
-        <w:t xml:space="preserve"> </w:t>
-      </w:r>
-      <w:r>
-        <w:t xml:space="preserve">chỉ đọc ra</w:t>
-      </w:r>
-      <w:r>
-        <w:t xml:space="preserve"> </w:t>
-      </w:r>
-      <w:r>
-        <w:rPr>
-          <w:rStyle w:val="VerbatimChar"/>
-        </w:rPr>
-        <w:t xml:space="preserve">015.66</w:t>
-      </w:r>
-      <w:r>
-        <w:t xml:space="preserve"> </w:t>
-      </w:r>
-      <w:r>
-        <w:t xml:space="preserve">— sau khi ghép, bộ phát hiện văn bản của PaddleOCR chỉ khoanh được một vùng chữ và bỏ qua cụm mã tỉnh cùng ký tự seri ở nửa bên trái.</w:t>
-      </w:r>
-    </w:p>
-    <w:p>
-      <w:pPr>
-        <w:pStyle w:val="BodyText"/>
-      </w:pPr>
-      <w:r>
-        <w:t xml:space="preserve">Giả thuyết tự nhiên là</w:t>
-      </w:r>
-      <w:r>
-        <w:t xml:space="preserve"> </w:t>
-      </w:r>
-      <w:r>
-        <w:rPr>
-          <w:b/>
-          <w:bCs/>
-        </w:rPr>
-        <w:t xml:space="preserve">bỏ hẳn phép ghép, đọc riêng từng nửa rồi nối chuỗi</w:t>
-      </w:r>
-      <w:r>
-        <w:t xml:space="preserve">. Giả thuyết này được kiểm chứng bằng thí nghiệm A/B trên 200 biển hai dòng chứ không bị loại bằng lập luận, và kết quả ở mục 4.4.1</w:t>
-      </w:r>
-      <w:r>
-        <w:t xml:space="preserve"> </w:t>
-      </w:r>
-      <w:r>
-        <w:rPr>
-          <w:b/>
-          <w:bCs/>
-        </w:rPr>
-        <w:t xml:space="preserve">bác bỏ nó dứt khoát</w:t>
-      </w:r>
-      <w:r>
-        <w:t xml:space="preserve">. Nguyên nhân nằm ở chính vùng chồng lấn của mục 3.4.4: khi hai nửa được đọc</w:t>
-      </w:r>
-      <w:r>
-        <w:t xml:space="preserve"> </w:t>
-      </w:r>
-      <w:r>
-        <w:rPr>
-          <w:b/>
-          <w:bCs/>
-        </w:rPr>
-        <w:t xml:space="preserve">riêng</w:t>
-      </w:r>
-      <w:r>
-        <w:t xml:space="preserve">, dải chồng lấn bị nhận dạng</w:t>
-      </w:r>
-      <w:r>
-        <w:t xml:space="preserve"> </w:t>
-      </w:r>
-      <w:r>
-        <w:rPr>
-          <w:b/>
-          <w:bCs/>
-        </w:rPr>
-        <w:t xml:space="preserve">hai lần</w:t>
-      </w:r>
-      <w:r>
-        <w:t xml:space="preserve"> </w:t>
-      </w:r>
-      <w:r>
-        <w:t xml:space="preserve">và sinh ký tự thừa —</w:t>
-      </w:r>
-      <w:r>
-        <w:t xml:space="preserve"> </w:t>
-      </w:r>
-      <w:r>
-        <w:rPr>
-          <w:rStyle w:val="VerbatimChar"/>
-        </w:rPr>
-        <w:t xml:space="preserve">84G122593</w:t>
-      </w:r>
-      <w:r>
-        <w:t xml:space="preserve"> </w:t>
-      </w:r>
-      <w:r>
-        <w:t xml:space="preserve">đọc thành</w:t>
-      </w:r>
-      <w:r>
-        <w:t xml:space="preserve"> </w:t>
-      </w:r>
-      <w:r>
-        <w:rPr>
-          <w:rStyle w:val="VerbatimChar"/>
-        </w:rPr>
-        <w:t xml:space="preserve">84-G124E009.01225.93</w:t>
-      </w:r>
-      <w:r>
-        <w:t xml:space="preserve">.</w:t>
-      </w:r>
-    </w:p>
-    <w:p>
-      <w:pPr>
-        <w:pStyle w:val="BodyText"/>
-      </w:pPr>
-      <w:r>
-        <w:t xml:space="preserve">Kết quả này đảo ngược cách hiểu ban đầu về vùng chồng lấn. Trên dải liền mạch đã ghép, vùng lặp nằm</w:t>
-      </w:r>
-      <w:r>
-        <w:t xml:space="preserve"> </w:t>
-      </w:r>
-      <w:r>
-        <w:rPr>
-          <w:b/>
-          <w:bCs/>
-        </w:rPr>
-        <w:t xml:space="preserve">giữa</w:t>
-      </w:r>
-      <w:r>
-        <w:t xml:space="preserve"> </w:t>
-      </w:r>
-      <w:r>
-        <w:t xml:space="preserve">hai cụm ký tự và bị bộ phát hiện văn bản loại bỏ như một mảnh nhiễu; điều đó không xảy ra khi hai ảnh được xử lý tách biệt.</w:t>
-      </w:r>
-    </w:p>
-    <w:p>
-      <w:pPr>
-        <w:pStyle w:val="BodyText"/>
-      </w:pPr>
-      <w:r>
-        <w:t xml:space="preserve">Thiết kế cuối cùng vì vậy</w:t>
-      </w:r>
-      <w:r>
-        <w:t xml:space="preserve"> </w:t>
-      </w:r>
-      <w:r>
-        <w:rPr>
-          <w:b/>
-          <w:bCs/>
-        </w:rPr>
-        <w:t xml:space="preserve">giữ nguyên chiến lược ghép</w:t>
-      </w:r>
-      <w:r>
-        <w:t xml:space="preserve"> </w:t>
-      </w:r>
-      <w:r>
-        <w:t xml:space="preserve">và chỉ bổ sung một bước phục hồi có điều kiện chặt: chỉ kích hoạt khi đồng thời (a) vùng biển được phân loại hai dòng, (b) chuỗi sau chuẩn hoá không hợp lệ, và (c) chuỗi thô khác rỗng. Khi đó hệ thống nhận dạng thêm một lượt trên</w:t>
-      </w:r>
-      <w:r>
-        <w:t xml:space="preserve"> </w:t>
-      </w:r>
-      <w:r>
-        <w:rPr>
-          <w:b/>
-          <w:bCs/>
-        </w:rPr>
-        <w:t xml:space="preserve">riêng nửa trên</w:t>
-      </w:r>
-      <w:r>
-        <w:t xml:space="preserve">, ghép với chuỗi thô rồi chuẩn hoá lại; kết quả mới chỉ được chấp nhận nếu vượt kiểm tra định dạng.</w:t>
-      </w:r>
-    </w:p>
-    <w:bookmarkEnd w:id="66"/>
-    <w:bookmarkEnd w:id="67"/>
-    <w:bookmarkStart w:id="68" w:name="Xb17945b5d9374e5087c2c96ace1685ff00e2e22"/>
-    <w:p>
-      <w:pPr>
-        <w:pStyle w:val="Heading2"/>
-      </w:pPr>
-      <w:r>
-        <w:t xml:space="preserve">3.5. Phân loại màu nền trong không gian HSV</w:t>
-      </w:r>
-    </w:p>
-    <w:p>
-      <w:pPr>
-        <w:pStyle w:val="FirstParagraph"/>
-      </w:pPr>
-      <w:r>
-        <w:t xml:space="preserve">Mục 2.1.3 đã chỉ ra giới hạn về nguyên tắc: chuỗi ký tự không phân biệt được biển vàng với biển trắng. Bộ phân loại màu cung cấp</w:t>
-      </w:r>
-      <w:r>
-        <w:t xml:space="preserve"> </w:t>
-      </w:r>
-      <w:r>
-        <w:rPr>
-          <w:b/>
-          <w:bCs/>
-        </w:rPr>
-        <w:t xml:space="preserve">nguồn bằng chứng thứ hai</w:t>
-      </w:r>
-      <w:r>
-        <w:t xml:space="preserve">.</w:t>
-      </w:r>
-    </w:p>
-    <w:p>
-      <w:pPr>
-        <w:pStyle w:val="BodyText"/>
-      </w:pPr>
-      <w:r>
-        <w:t xml:space="preserve">Bộ phân loại chuyển vùng biển sang không gian HSV, thống kê tỉ lệ điểm ảnh theo từng dải sắc độ và chọn dải chiếm ưu thế. Ba quyết định thiết kế đáng lưu ý:</w:t>
-      </w:r>
-    </w:p>
-    <w:p>
-      <w:pPr>
-        <w:pStyle w:val="BodyText"/>
-      </w:pPr>
-      <w:r>
-        <w:rPr>
-          <w:b/>
-          <w:bCs/>
-        </w:rPr>
-        <w:t xml:space="preserve">Chỉ lấy mẫu vùng trung tâm, thu biên vào 18% mỗi phía.</w:t>
-      </w:r>
-      <w:r>
-        <w:t xml:space="preserve"> </w:t>
-      </w:r>
-      <w:r>
-        <w:t xml:space="preserve">Hộp bao do bộ phát hiện sinh ra hiếm khi ôm sát mép biển, nên rìa hộp thường chứa màu thân xe phía sau. Với biển nhỏ, phần rìa đó đủ để chiếm ưu thế và lật kết quả.</w:t>
-      </w:r>
-    </w:p>
-    <w:p>
-      <w:pPr>
-        <w:pStyle w:val="BodyText"/>
-      </w:pPr>
-      <w:r>
-        <w:rPr>
-          <w:b/>
-          <w:bCs/>
-        </w:rPr>
-        <w:t xml:space="preserve">Không loại trừ điểm ảnh thuộc ký tự.</w:t>
-      </w:r>
-      <w:r>
-        <w:t xml:space="preserve"> </w:t>
-      </w:r>
-      <w:r>
-        <w:t xml:space="preserve">Ký tự chiếm thiểu số diện tích biển, và việc bổ sung một bước phân đoạn ký tự sẽ đưa vào chuỗi xử lý một khâu</w:t>
-      </w:r>
-      <w:r>
-        <w:t xml:space="preserve"> </w:t>
-      </w:r>
-      <w:r>
-        <w:rPr>
-          <w:b/>
-          <w:bCs/>
-        </w:rPr>
-        <w:t xml:space="preserve">kém ổn định hơn chính khâu nó bảo vệ</w:t>
-      </w:r>
-      <w:r>
-        <w:t xml:space="preserve">.</w:t>
-      </w:r>
-    </w:p>
-    <w:p>
-      <w:pPr>
-        <w:pStyle w:val="BodyText"/>
-      </w:pPr>
-      <w:r>
-        <w:rPr>
-          <w:b/>
-          <w:bCs/>
-        </w:rPr>
-        <w:t xml:space="preserve">Trả kết quả</w:t>
-      </w:r>
-      <w:r>
-        <w:rPr>
-          <w:b/>
-          <w:bCs/>
-        </w:rPr>
-        <w:t xml:space="preserve"> </w:t>
-      </w:r>
-      <w:r>
-        <w:rPr>
-          <w:b/>
-          <w:bCs/>
-          <w:i/>
-          <w:iCs/>
-        </w:rPr>
-        <w:t xml:space="preserve">không xác định</w:t>
-      </w:r>
-      <w:r>
-        <w:rPr>
-          <w:b/>
-          <w:bCs/>
-        </w:rPr>
-        <w:t xml:space="preserve"> </w:t>
-      </w:r>
-      <w:r>
-        <w:rPr>
-          <w:b/>
-          <w:bCs/>
-        </w:rPr>
-        <w:t xml:space="preserve">khi dải chiếm ưu thế không đạt 30%.</w:t>
-      </w:r>
-      <w:r>
-        <w:t xml:space="preserve"> </w:t>
-      </w:r>
-      <w:r>
-        <w:t xml:space="preserve">Một kết luận sai về màu tương đương khẳng định một loại phương tiện không chứng minh được; thừa nhận không xác định được chỉ là ghi nhận một giới hạn.</w:t>
-      </w:r>
-    </w:p>
-    <w:p>
-      <w:pPr>
-        <w:pStyle w:val="BodyText"/>
-      </w:pPr>
-      <w:r>
-        <w:t xml:space="preserve">Kết quả hợp nhất giữa hai nguồn bằng chứng tuân một</w:t>
-      </w:r>
-      <w:r>
-        <w:t xml:space="preserve"> </w:t>
-      </w:r>
-      <w:r>
-        <w:rPr>
-          <w:b/>
-          <w:bCs/>
-        </w:rPr>
-        <w:t xml:space="preserve">ràng buộc an toàn</w:t>
-      </w:r>
-      <w:r>
-        <w:t xml:space="preserve">: màu nền chỉ được phép</w:t>
-      </w:r>
-      <w:r>
-        <w:t xml:space="preserve"> </w:t>
-      </w:r>
-      <w:r>
-        <w:rPr>
-          <w:b/>
-          <w:bCs/>
-        </w:rPr>
-        <w:t xml:space="preserve">nâng cấp một ứng viên mà bộ luật ký tự đã coi là hợp lý</w:t>
-      </w:r>
-      <w:r>
-        <w:t xml:space="preserve">, và nếu phán quyết ban đầu không nằm trong tập ứng viên thì kết quả giữ nguyên. Nói cách khác, màu nền không thể tạo ra một họ biển mà bộ luật ký tự đã bác bỏ.</w:t>
-      </w:r>
-    </w:p>
-    <w:bookmarkEnd w:id="68"/>
-    <w:bookmarkStart w:id="72" w:name="Xfad7df3f963ac0b8ebfe8cf87d7c64fa075f760"/>
-    <w:p>
-      <w:pPr>
-        <w:pStyle w:val="Heading2"/>
-      </w:pPr>
-      <w:r>
-        <w:t xml:space="preserve">3.6. Bộ luật hậu xử lý theo vị trí</w:t>
-      </w:r>
-    </w:p>
-    <w:p>
-      <w:pPr>
-        <w:pStyle w:val="FirstParagraph"/>
-      </w:pPr>
-      <w:r>
-        <w:drawing>
-          <wp:inline>
-            <wp:extent cx="5334000" cy="1217839"/>
-            <wp:effectExtent b="0" l="0" r="0" t="0"/>
-            <wp:docPr descr="" title="" id="70" name="Picture"/>
-            <a:graphic>
-              <a:graphicData uri="http://schemas.openxmlformats.org/drawingml/2006/picture">
-                <pic:pic>
-                  <pic:nvPicPr>
-                    <pic:cNvPr descr="figures/fig-ch5-03.png" id="71" name="Picture"/>
-                    <pic:cNvPicPr>
-                      <a:picLocks noChangeArrowheads="1" noChangeAspect="1"/>
-                    </pic:cNvPicPr>
-                  </pic:nvPicPr>
-                  <pic:blipFill>
-                    <a:blip r:embed="rId69"/>
+                    <a:blip r:embed="rId66"/>
                     <a:stretch>
                       <a:fillRect/>
                     </a:stretch>
@@ -10324,8 +10285,8 @@
         <w:t xml:space="preserve">, và nó phải có mặt từ giai đoạn thiết kế chứ không thể bổ sung về sau.</w:t>
       </w:r>
     </w:p>
-    <w:bookmarkEnd w:id="72"/>
-    <w:bookmarkStart w:id="76" w:name="X9b5467225f237e4ee44d60f7d236cbdfdaa1e07"/>
+    <w:bookmarkEnd w:id="69"/>
+    <w:bookmarkStart w:id="73" w:name="X9b5467225f237e4ee44d60f7d236cbdfdaa1e07"/>
     <w:p>
       <w:pPr>
         <w:pStyle w:val="Heading2"/>
@@ -10351,18 +10312,18 @@
           <wp:inline>
             <wp:extent cx="5334000" cy="5953125"/>
             <wp:effectExtent b="0" l="0" r="0" t="0"/>
-            <wp:docPr descr="" title="" id="74" name="Picture"/>
+            <wp:docPr descr="" title="" id="71" name="Picture"/>
             <a:graphic>
               <a:graphicData uri="http://schemas.openxmlformats.org/drawingml/2006/picture">
                 <pic:pic>
                   <pic:nvPicPr>
-                    <pic:cNvPr descr="figures/fig-ch4-02.png" id="75" name="Picture"/>
+                    <pic:cNvPr descr="figures/fig-ch4-02.png" id="72" name="Picture"/>
                     <pic:cNvPicPr>
                       <a:picLocks noChangeArrowheads="1" noChangeAspect="1"/>
                     </pic:cNvPicPr>
                   </pic:nvPicPr>
                   <pic:blipFill>
-                    <a:blip r:embed="rId73"/>
+                    <a:blip r:embed="rId70"/>
                     <a:stretch>
                       <a:fillRect/>
                     </a:stretch>
@@ -10422,7 +10383,7 @@
           <w:b/>
           <w:bCs/>
         </w:rPr>
-        <w:t xml:space="preserve">backend FastAPI</w:t>
+        <w:t xml:space="preserve">máy chủ FastAPI</w:t>
       </w:r>
       <w:r>
         <w:t xml:space="preserve"> </w:t>
@@ -10583,9 +10544,9 @@
         <w:br w:type="page"/>
       </w:r>
     </w:p>
-    <w:bookmarkEnd w:id="76"/>
-    <w:bookmarkEnd w:id="77"/>
-    <w:bookmarkStart w:id="104" w:name="chương-4-thực-nghiệm-và-đánh-giá"/>
+    <w:bookmarkEnd w:id="73"/>
+    <w:bookmarkEnd w:id="74"/>
+    <w:bookmarkStart w:id="98" w:name="chương-4-thực-nghiệm-và-đánh-giá"/>
     <w:p>
       <w:pPr>
         <w:pStyle w:val="Heading1"/>
@@ -10594,7 +10555,7 @@
         <w:t xml:space="preserve">CHƯƠNG 4. THỰC NGHIỆM VÀ ĐÁNH GIÁ</w:t>
       </w:r>
     </w:p>
-    <w:bookmarkStart w:id="78" w:name="X43cb4672f728ce1df4f211c1d18360135f0c40b"/>
+    <w:bookmarkStart w:id="75" w:name="X43cb4672f728ce1df4f211c1d18360135f0c40b"/>
     <w:p>
       <w:pPr>
         <w:pStyle w:val="Heading2"/>
@@ -10773,7 +10734,7 @@
         <w:t xml:space="preserve">tập con có nhãn chuỗi ký tự — 2.801 biển</w:t>
       </w:r>
       <w:r>
-        <w:t xml:space="preserve">, vì phần lớn corpus chỉ có nhãn hộp bao. Mẫu số nhỏ này là một hạn chế thật, ghi ở mục 4.7.</w:t>
+        <w:t xml:space="preserve">, vì phần lớn ngữ liệu chỉ có nhãn hộp bao. Mẫu số nhỏ này là một hạn chế thật, ghi ở mục 4.7.</w:t>
       </w:r>
     </w:p>
     <w:p>
@@ -11033,14 +10994,14 @@
               <w:pStyle w:val="Compact"/>
             </w:pPr>
             <w:r>
-              <w:t xml:space="preserve">Đúng đầu-cuối: ảnh vào → chuỗi ra, tính cả sai sót của bước phát hiện</w:t>
+              <w:t xml:space="preserve">Đúng đầu cuối: ảnh vào → chuỗi ra, tính cả sai sót của bước phát hiện</w:t>
             </w:r>
           </w:p>
         </w:tc>
       </w:tr>
     </w:tbl>
-    <w:bookmarkEnd w:id="78"/>
-    <w:bookmarkStart w:id="82" w:name="Xe48430b60e6d2b1022368eb4316c1fe9f53411f"/>
+    <w:bookmarkEnd w:id="75"/>
+    <w:bookmarkStart w:id="79" w:name="Xe48430b60e6d2b1022368eb4316c1fe9f53411f"/>
     <w:p>
       <w:pPr>
         <w:pStyle w:val="Heading2"/>
@@ -11049,7 +11010,7 @@
         <w:t xml:space="preserve">4.2. Kết quả phát hiện vùng biển</w:t>
       </w:r>
     </w:p>
-    <w:bookmarkStart w:id="79" w:name="X56c4ad64f323e7d5d8f79cdbf16c7362a0aef17"/>
+    <w:bookmarkStart w:id="76" w:name="X56c4ad64f323e7d5d8f79cdbf16c7362a0aef17"/>
     <w:p>
       <w:pPr>
         <w:pStyle w:val="Heading3"/>
@@ -11601,8 +11562,8 @@
         <w:t xml:space="preserve">— hai mục sau tách nó ra.</w:t>
       </w:r>
     </w:p>
-    <w:bookmarkEnd w:id="79"/>
-    <w:bookmarkStart w:id="80" w:name="X76b5ad2eb0947394d99fbc8d4c555204fcfa2b1"/>
+    <w:bookmarkEnd w:id="76"/>
+    <w:bookmarkStart w:id="77" w:name="X76b5ad2eb0947394d99fbc8d4c555204fcfa2b1"/>
     <w:p>
       <w:pPr>
         <w:pStyle w:val="Heading3"/>
@@ -11971,8 +11932,8 @@
         <w:t xml:space="preserve">bài toán biển hai dòng không nằm ở khâu phát hiện.</w:t>
       </w:r>
     </w:p>
-    <w:bookmarkEnd w:id="80"/>
-    <w:bookmarkStart w:id="81" w:name="X41bc35bcdab077ebbaf79f6ced40537acd1436c"/>
+    <w:bookmarkEnd w:id="77"/>
+    <w:bookmarkStart w:id="78" w:name="X41bc35bcdab077ebbaf79f6ced40537acd1436c"/>
     <w:p>
       <w:pPr>
         <w:pStyle w:val="Heading3"/>
@@ -12522,9 +12483,9 @@
         <w:t xml:space="preserve">. Với biển số, hộp kém khít kéo theo hậu quả dây chuyền: vùng cắt lệch làm tỉ lệ khung hình đo sai, khiến bước ước lượng số dòng ở mục 3.4.3 phân loại nhầm.</w:t>
       </w:r>
     </w:p>
-    <w:bookmarkEnd w:id="81"/>
-    <w:bookmarkEnd w:id="82"/>
-    <w:bookmarkStart w:id="90" w:name="X09b724f0b907c7f652c2569c27ef1d5728c277c"/>
+    <w:bookmarkEnd w:id="78"/>
+    <w:bookmarkEnd w:id="79"/>
+    <w:bookmarkStart w:id="84" w:name="X09b724f0b907c7f652c2569c27ef1d5728c277c"/>
     <w:p>
       <w:pPr>
         <w:pStyle w:val="Heading2"/>
@@ -12533,7 +12494,7 @@
         <w:t xml:space="preserve">4.3. Kết quả nhận dạng ký tự</w:t>
       </w:r>
     </w:p>
-    <w:bookmarkStart w:id="83" w:name="X3c3adc210b7bc8e8daf0d648803166c94172956"/>
+    <w:bookmarkStart w:id="80" w:name="X3c3adc210b7bc8e8daf0d648803166c94172956"/>
     <w:p>
       <w:pPr>
         <w:pStyle w:val="Heading3"/>
@@ -13305,8 +13266,8 @@
         <w:t xml:space="preserve">— đúng cơ chế đã dự đoán ở mục 2.4.2.</w:t>
       </w:r>
     </w:p>
-    <w:bookmarkEnd w:id="83"/>
-    <w:bookmarkStart w:id="87" w:name="Xf4a411f9b930bd7efb06d9cebaa0d210bbebd52"/>
+    <w:bookmarkEnd w:id="80"/>
+    <w:bookmarkStart w:id="81" w:name="Xf4a411f9b930bd7efb06d9cebaa0d210bbebd52"/>
     <w:p>
       <w:pPr>
         <w:pStyle w:val="Heading3"/>
@@ -13736,46 +13697,7 @@
         <w:pStyle w:val="BodyText"/>
       </w:pPr>
       <w:r>
-        <w:drawing>
-          <wp:inline>
-            <wp:extent cx="5334000" cy="2883855"/>
-            <wp:effectExtent b="0" l="0" r="0" t="0"/>
-            <wp:docPr descr="" title="" id="85" name="Picture"/>
-            <a:graphic>
-              <a:graphicData uri="http://schemas.openxmlformats.org/drawingml/2006/picture">
-                <pic:pic>
-                  <pic:nvPicPr>
-                    <pic:cNvPr descr="figures/fig-ch4-layout.png" id="86" name="Picture"/>
-                    <pic:cNvPicPr>
-                      <a:picLocks noChangeArrowheads="1" noChangeAspect="1"/>
-                    </pic:cNvPicPr>
-                  </pic:nvPicPr>
-                  <pic:blipFill>
-                    <a:blip r:embed="rId84"/>
-                    <a:stretch>
-                      <a:fillRect/>
-                    </a:stretch>
-                  </pic:blipFill>
-                  <pic:spPr bwMode="auto">
-                    <a:xfrm>
-                      <a:off x="0" y="0"/>
-                      <a:ext cx="5334000" cy="2883855"/>
-                    </a:xfrm>
-                    <a:prstGeom prst="rect">
-                      <a:avLst/>
-                    </a:prstGeom>
-                    <a:noFill/>
-                    <a:ln w="9525">
-                      <a:noFill/>
-                      <a:headEnd/>
-                      <a:tailEnd/>
-                    </a:ln>
-                  </pic:spPr>
-                </pic:pic>
-              </a:graphicData>
-            </a:graphic>
-          </wp:inline>
-        </w:drawing>
+        <w:t xml:space="preserve">![](figures/fig-ch4-bố cục.png)</w:t>
       </w:r>
     </w:p>
     <w:p>
@@ -14052,8 +13974,8 @@
         <w:t xml:space="preserve">, không ở khâu cắt hay ghép, vì hai khâu đó đã được đo tách bạch ở mục 4.4.</w:t>
       </w:r>
     </w:p>
-    <w:bookmarkEnd w:id="87"/>
-    <w:bookmarkStart w:id="88" w:name="X516560e0106c9b2c9337ca0aa9894f291cfef72"/>
+    <w:bookmarkEnd w:id="81"/>
+    <w:bookmarkStart w:id="82" w:name="X516560e0106c9b2c9337ca0aa9894f291cfef72"/>
     <w:p>
       <w:pPr>
         <w:pStyle w:val="Heading3"/>
@@ -14906,14 +14828,14 @@
         <w:t xml:space="preserve">. Đây là ví dụ điển hình cho việc đo đạc thay thế trực giác.</w:t>
       </w:r>
     </w:p>
-    <w:bookmarkEnd w:id="88"/>
-    <w:bookmarkStart w:id="89" w:name="X32c869b544db030deb425bd3e0946cad398dd79"/>
+    <w:bookmarkEnd w:id="82"/>
+    <w:bookmarkStart w:id="83" w:name="X072ea29981ed08c6a59494db2da88a9b5c62777"/>
     <w:p>
       <w:pPr>
         <w:pStyle w:val="Heading3"/>
       </w:pPr>
       <w:r>
-        <w:t xml:space="preserve">4.3.4. So sánh ba engine nhận dạng trên cùng một tầng bao quanh</w:t>
+        <w:t xml:space="preserve">4.3.4. So sánh ba bộ nhận dạng nhận dạng trên cùng một tầng bao quanh</w:t>
       </w:r>
     </w:p>
     <w:p>
@@ -14939,7 +14861,7 @@
         <w:t xml:space="preserve"> </w:t>
       </w:r>
       <w:r>
-        <w:t xml:space="preserve">Cả ba engine chạy trong</w:t>
+        <w:t xml:space="preserve">Cả ba bộ nhận dạng chạy trong</w:t>
       </w:r>
       <w:r>
         <w:t xml:space="preserve"> </w:t>
@@ -14955,7 +14877,7 @@
         <w:t xml:space="preserve"> </w:t>
       </w:r>
       <w:r>
-        <w:t xml:space="preserve">— sao đúng chuỗi bước xử lý ảnh của bản giao hàng — trên</w:t>
+        <w:t xml:space="preserve">— sao đúng chuỗi bước xử lý ảnh của bản bàn giao — trên</w:t>
       </w:r>
       <w:r>
         <w:t xml:space="preserve"> </w:t>
@@ -14968,23 +14890,23 @@
         <w:t xml:space="preserve">cùng một mảng ảnh đã chuẩn bị xong</w:t>
       </w:r>
       <w:r>
-        <w:t xml:space="preserve">; khác biệt duy nhất còn lại là engine. Điều này quan trọng, vì bốn lượt chạy đầu đều cho số vô nghĩa và mỗi lượt hỏng lộ ra một điều kiện bắt buộc. Bài học chung:</w:t>
-      </w:r>
-      <w:r>
-        <w:t xml:space="preserve"> </w:t>
-      </w:r>
-      <w:r>
-        <w:rPr>
-          <w:b/>
-          <w:bCs/>
-        </w:rPr>
-        <w:t xml:space="preserve">phần lớn năng lực đọc biển số không nằm trong engine mà ở tầng xử lý ảnh bao quanh nó</w:t>
-      </w:r>
-      <w:r>
-        <w:t xml:space="preserve"> </w:t>
-      </w:r>
-      <w:r>
-        <w:t xml:space="preserve">— so sánh ba engine với ba tầng bao quanh khác nhau là đo tầng bao quanh chứ không đo engine.</w:t>
+        <w:t xml:space="preserve">; khác biệt duy nhất còn lại là bộ nhận dạng. Điều này quan trọng, vì bốn lượt chạy đầu đều cho số vô nghĩa và mỗi lượt hỏng lộ ra một điều kiện bắt buộc. Bài học chung:</w:t>
+      </w:r>
+      <w:r>
+        <w:t xml:space="preserve"> </w:t>
+      </w:r>
+      <w:r>
+        <w:rPr>
+          <w:b/>
+          <w:bCs/>
+        </w:rPr>
+        <w:t xml:space="preserve">phần lớn năng lực đọc biển số không nằm trong bộ nhận dạng mà ở tầng xử lý ảnh bao quanh nó</w:t>
+      </w:r>
+      <w:r>
+        <w:t xml:space="preserve"> </w:t>
+      </w:r>
+      <w:r>
+        <w:t xml:space="preserve">— so sánh ba bộ nhận dạng với ba tầng bao quanh khác nhau là đo tầng bao quanh chứ không đo bộ nhận dạng.</w:t>
       </w:r>
     </w:p>
     <w:p>
@@ -15002,7 +14924,7 @@
         <w:t xml:space="preserve"> </w:t>
       </w:r>
       <w:r>
-        <w:t xml:space="preserve">So sánh ba engine trên 2.801 biển số Việt Nam</w:t>
+        <w:t xml:space="preserve">So sánh ba bộ nhận dạng trên 2.801 biển số Việt Nam</w:t>
       </w:r>
     </w:p>
     <w:tbl>
@@ -15029,7 +14951,7 @@
               <w:pStyle w:val="Compact"/>
             </w:pPr>
             <w:r>
-              <w:t xml:space="preserve">Engine</w:t>
+              <w:t xml:space="preserve">bộ nhận dạng</w:t>
             </w:r>
           </w:p>
         </w:tc>
@@ -15357,7 +15279,7 @@
           <w:b/>
           <w:bCs/>
         </w:rPr>
-        <w:t xml:space="preserve">Kết quả bất ngờ nhất — bước tách-ghép KHÔNG độc lập engine:</w:t>
+        <w:t xml:space="preserve">kết quả ngoài dự đoán nhất — bước tách-ghép KHÔNG độc lập bộ nhận dạng:</w:t>
       </w:r>
     </w:p>
     <w:tbl>
@@ -15381,7 +15303,7 @@
               <w:pStyle w:val="Compact"/>
             </w:pPr>
             <w:r>
-              <w:t xml:space="preserve">Engine</w:t>
+              <w:t xml:space="preserve">bộ nhận dạng</w:t>
             </w:r>
           </w:p>
         </w:tc>
@@ -15487,7 +15409,7 @@
         <w:pStyle w:val="BodyText"/>
       </w:pPr>
       <w:r>
-        <w:t xml:space="preserve">Nếu cả ba cùng tăng mạnh, đóng góp kỹ thuật ở mục 3.4.5 sẽ là một kỹ thuật độc lập engine — một khẳng định mạnh hơn nhiều.</w:t>
+        <w:t xml:space="preserve">Nếu cả ba cùng tăng mạnh, đóng góp kỹ thuật ở mục 3.4.5 sẽ là một kỹ thuật độc lập bộ nhận dạng — một khẳng định mạnh hơn nhiều.</w:t>
       </w:r>
       <w:r>
         <w:t xml:space="preserve"> </w:t>
@@ -15503,7 +15425,7 @@
         <w:t xml:space="preserve"> </w:t>
       </w:r>
       <w:r>
-        <w:t xml:space="preserve">Phát biểu đúng là: tách-rồi-ghép-ngang là</w:t>
+        <w:t xml:space="preserve">Phát biểu đúng là: tách rồi ghép ngang là</w:t>
       </w:r>
       <w:r>
         <w:t xml:space="preserve"> </w:t>
@@ -15532,7 +15454,7 @@
         <w:t xml:space="preserve">không đủ</w:t>
       </w:r>
       <w:r>
-        <w:t xml:space="preserve">; engine vẫn phải đủ mạnh để tận dụng dải ảnh đã ghép.</w:t>
+        <w:t xml:space="preserve">; bộ nhận dạng vẫn phải đủ mạnh để tận dụng dải ảnh đã ghép.</w:t>
       </w:r>
     </w:p>
     <w:p>
@@ -15572,12 +15494,12 @@
         <w:t xml:space="preserve"> </w:t>
       </w:r>
       <w:r>
-        <w:t xml:space="preserve">một đóng góp độc lập engine.</w:t>
-      </w:r>
-    </w:p>
-    <w:bookmarkEnd w:id="89"/>
-    <w:bookmarkEnd w:id="90"/>
-    <w:bookmarkStart w:id="94" w:name="X0c205a3fd5474e5e1d380a3735df7543f97f059"/>
+        <w:t xml:space="preserve">một đóng góp độc lập bộ nhận dạng.</w:t>
+      </w:r>
+    </w:p>
+    <w:bookmarkEnd w:id="83"/>
+    <w:bookmarkEnd w:id="84"/>
+    <w:bookmarkStart w:id="88" w:name="X0c205a3fd5474e5e1d380a3735df7543f97f059"/>
     <w:p>
       <w:pPr>
         <w:pStyle w:val="Heading2"/>
@@ -15594,7 +15516,7 @@
         <w:t xml:space="preserve">Mục này là lý do các bước ở mục 3.4 được thiết kế bật tắt độc lập.</w:t>
       </w:r>
     </w:p>
-    <w:bookmarkStart w:id="91" w:name="X829136f7291c297c5cca8b1d56094b3c973a208"/>
+    <w:bookmarkStart w:id="85" w:name="X829136f7291c297c5cca8b1d56094b3c973a208"/>
     <w:p>
       <w:pPr>
         <w:pStyle w:val="Heading3"/>
@@ -15839,7 +15761,7 @@
           <w:b/>
           <w:bCs/>
         </w:rPr>
-        <w:t xml:space="preserve">B kém A 61,00 điểm phần trăm và còn đắt hơn 51,24 ms.</w:t>
+        <w:t xml:space="preserve">B kém A 61,00 điểm phần trăm và còn tốn thêm 51,24 ms.</w:t>
       </w:r>
       <w:r>
         <w:t xml:space="preserve"> </w:t>
@@ -15965,8 +15887,8 @@
         <w:t xml:space="preserve">: nó chứng minh lựa chọn kiến trúc ở mục 3.4.5 không tuỳ tiện, và nó cho thấy vùng chồng lấn — vốn thiết kế chỉ để tránh cắt cụt ký tự — còn có một tác dụng thứ hai mà thiết kế ban đầu không lường trước.</w:t>
       </w:r>
     </w:p>
-    <w:bookmarkEnd w:id="91"/>
-    <w:bookmarkStart w:id="92" w:name="X588f7fa284ca796b8f5cd2fcddeec4c0f167016"/>
+    <w:bookmarkEnd w:id="85"/>
+    <w:bookmarkStart w:id="86" w:name="X588f7fa284ca796b8f5cd2fcddeec4c0f167016"/>
     <w:p>
       <w:pPr>
         <w:pStyle w:val="Heading3"/>
@@ -15980,7 +15902,7 @@
         <w:pStyle w:val="FirstParagraph"/>
       </w:pPr>
       <w:r>
-        <w:t xml:space="preserve">Bậc thang nắn hình và giãn dọc ở mục 3.4.6 mua thêm</w:t>
+        <w:t xml:space="preserve">Bậc thang nắn hình và giãn dọc ở mục 3.4.6 cải thiện thêm</w:t>
       </w:r>
       <w:r>
         <w:t xml:space="preserve"> </w:t>
@@ -16071,7 +15993,7 @@
                 <w:i/>
                 <w:iCs/>
               </w:rPr>
-              <w:t xml:space="preserve">(bản giao hàng)</w:t>
+              <w:t xml:space="preserve">(bản bàn giao)</w:t>
             </w:r>
           </w:p>
         </w:tc>
@@ -16319,8 +16241,8 @@
         <w:t xml:space="preserve">: đổi 277 ms ở p95 lấy 34 biển đọc thêm.</w:t>
       </w:r>
     </w:p>
-    <w:bookmarkEnd w:id="92"/>
-    <w:bookmarkStart w:id="93" w:name="X85ddc1f42a1ffcce01d47550816576bde0056e6"/>
+    <w:bookmarkEnd w:id="86"/>
+    <w:bookmarkStart w:id="87" w:name="X85ddc1f42a1ffcce01d47550816576bde0056e6"/>
     <w:p>
       <w:pPr>
         <w:pStyle w:val="Heading3"/>
@@ -16649,9 +16571,9 @@
         <w:t xml:space="preserve">.</w:t>
       </w:r>
     </w:p>
-    <w:bookmarkEnd w:id="93"/>
-    <w:bookmarkEnd w:id="94"/>
-    <w:bookmarkStart w:id="98" w:name="X8f4b2c0e55e8764a0677cdfa39e96dbe6822859"/>
+    <w:bookmarkEnd w:id="87"/>
+    <w:bookmarkEnd w:id="88"/>
+    <w:bookmarkStart w:id="92" w:name="X8f4b2c0e55e8764a0677cdfa39e96dbe6822859"/>
     <w:p>
       <w:pPr>
         <w:pStyle w:val="Heading2"/>
@@ -16660,7 +16582,7 @@
         <w:t xml:space="preserve">4.5. Hiệu năng</w:t>
       </w:r>
     </w:p>
-    <w:bookmarkStart w:id="95" w:name="X6b24f3990d1b4e2ac43b4d4b755cf3b675cd008"/>
+    <w:bookmarkStart w:id="89" w:name="X6b24f3990d1b4e2ac43b4d4b755cf3b675cd008"/>
     <w:p>
       <w:pPr>
         <w:pStyle w:val="Heading3"/>
@@ -17012,7 +16934,7 @@
           <w:b/>
           <w:bCs/>
         </w:rPr>
-        <w:t xml:space="preserve">Một, nút thắt là khối nhận dạng ký tự</w:t>
+        <w:t xml:space="preserve">Một, điểm nghẽn là khối nhận dạng ký tự</w:t>
       </w:r>
       <w:r>
         <w:t xml:space="preserve"> </w:t>
@@ -17070,14 +16992,14 @@
         <w:t xml:space="preserve">Theo định luật Amdahl, tăng tốc bộ phát hiện gấp 2–3 lần chỉ kéo tổng xuống khoảng 15–23%; muốn giảm mạnh hơn thì khối nhận dạng (64,3%) mới là mục tiêu.</w:t>
       </w:r>
     </w:p>
-    <w:bookmarkEnd w:id="95"/>
-    <w:bookmarkStart w:id="96" w:name="X3b6618c2a34744073ed1d69732272ba0db00294"/>
+    <w:bookmarkEnd w:id="89"/>
+    <w:bookmarkStart w:id="90" w:name="X3b6618c2a34744073ed1d69732272ba0db00294"/>
     <w:p>
       <w:pPr>
         <w:pStyle w:val="Heading3"/>
       </w:pPr>
       <w:r>
-        <w:t xml:space="preserve">4.5.2. Độ trễ đầu-cuối và các chỉ tiêu tài nguyên</w:t>
+        <w:t xml:space="preserve">4.5.2. Độ trễ đầu cuối và các chỉ tiêu tài nguyên</w:t>
       </w:r>
     </w:p>
     <w:p>
@@ -17170,8 +17092,8 @@
         <w:t xml:space="preserve">.</w:t>
       </w:r>
     </w:p>
-    <w:bookmarkEnd w:id="96"/>
-    <w:bookmarkStart w:id="97" w:name="X741c163f416d1e6dc001f8f3f4991f5dc161193"/>
+    <w:bookmarkEnd w:id="90"/>
+    <w:bookmarkStart w:id="91" w:name="X741c163f416d1e6dc001f8f3f4991f5dc161193"/>
     <w:p>
       <w:pPr>
         <w:pStyle w:val="Heading3"/>
@@ -17559,9 +17481,9 @@
         <w:t xml:space="preserve">bộ dữ liệu không chứa biển đỏ và biển ngoại giao nên hai nhánh này chưa có số liệu.</w:t>
       </w:r>
     </w:p>
-    <w:bookmarkEnd w:id="97"/>
-    <w:bookmarkEnd w:id="98"/>
-    <w:bookmarkStart w:id="102" w:name="X7468ed9f095dd0192ebc5de940dc44b5cd3e099"/>
+    <w:bookmarkEnd w:id="91"/>
+    <w:bookmarkEnd w:id="92"/>
+    <w:bookmarkStart w:id="96" w:name="X7468ed9f095dd0192ebc5de940dc44b5cd3e099"/>
     <w:p>
       <w:pPr>
         <w:pStyle w:val="Heading2"/>
@@ -18210,18 +18132,18 @@
           <wp:inline>
             <wp:extent cx="5334000" cy="3317670"/>
             <wp:effectExtent b="0" l="0" r="0" t="0"/>
-            <wp:docPr descr="" title="" id="100" name="Picture"/>
+            <wp:docPr descr="" title="" id="94" name="Picture"/>
             <a:graphic>
               <a:graphicData uri="http://schemas.openxmlformats.org/drawingml/2006/picture">
                 <pic:pic>
                   <pic:nvPicPr>
-                    <pic:cNvPr descr="figures/fig-ch4-loi.png" id="101" name="Picture"/>
+                    <pic:cNvPr descr="figures/fig-ch4-loi.png" id="95" name="Picture"/>
                     <pic:cNvPicPr>
                       <a:picLocks noChangeArrowheads="1" noChangeAspect="1"/>
                     </pic:cNvPicPr>
                   </pic:nvPicPr>
                   <pic:blipFill>
-                    <a:blip r:embed="rId99"/>
+                    <a:blip r:embed="rId93"/>
                     <a:stretch>
                       <a:fillRect/>
                     </a:stretch>
@@ -18451,8 +18373,8 @@
         <w:t xml:space="preserve">, vì mọi vùng cắt vuông đều bị phân loại thành hai dòng.</w:t>
       </w:r>
     </w:p>
-    <w:bookmarkEnd w:id="102"/>
-    <w:bookmarkStart w:id="103" w:name="X88e1c26a6581f7bd1dbdb2c85ae6116c5ba8393"/>
+    <w:bookmarkEnd w:id="96"/>
+    <w:bookmarkStart w:id="97" w:name="X88e1c26a6581f7bd1dbdb2c85ae6116c5ba8393"/>
     <w:p>
       <w:pPr>
         <w:pStyle w:val="Heading2"/>
@@ -18980,9 +18902,9 @@
         <w:br w:type="page"/>
       </w:r>
     </w:p>
-    <w:bookmarkEnd w:id="103"/>
-    <w:bookmarkEnd w:id="104"/>
-    <w:bookmarkStart w:id="109" w:name="chương-5-kết-luận-và-hướng-phát-triển"/>
+    <w:bookmarkEnd w:id="97"/>
+    <w:bookmarkEnd w:id="98"/>
+    <w:bookmarkStart w:id="103" w:name="chương-5-kết-luận-và-hướng-phát-triển"/>
     <w:p>
       <w:pPr>
         <w:pStyle w:val="Heading1"/>
@@ -18991,7 +18913,7 @@
         <w:t xml:space="preserve">CHƯƠNG 5. KẾT LUẬN VÀ HƯỚNG PHÁT TRIỂN</w:t>
       </w:r>
     </w:p>
-    <w:bookmarkStart w:id="105" w:name="Xcefa088882d41b38c21b7b5b44c738cb5564fbb"/>
+    <w:bookmarkStart w:id="99" w:name="Xcefa088882d41b38c21b7b5b44c738cb5564fbb"/>
     <w:p>
       <w:pPr>
         <w:pStyle w:val="Heading2"/>
@@ -19005,7 +18927,7 @@
         <w:pStyle w:val="FirstParagraph"/>
       </w:pPr>
       <w:r>
-        <w:t xml:space="preserve">Đồ án đã xây dựng một hệ thống nhận dạng biển số xe Việt Nam chạy đầu-cuối trên máy</w:t>
+        <w:t xml:space="preserve">Đồ án đã xây dựng một hệ thống nhận dạng biển số xe Việt Nam chạy đầu cuối trên máy</w:t>
       </w:r>
       <w:r>
         <w:t xml:space="preserve"> </w:t>
@@ -19537,13 +19459,13 @@
           <w:b/>
           <w:bCs/>
         </w:rPr>
-        <w:t xml:space="preserve">Hai — bước tách-rồi-ghép-ngang mua 34,92 điểm cho PaddleOCR nhưng chỉ 0,03 điểm cho Tesseract.</w:t>
-      </w:r>
-      <w:r>
-        <w:t xml:space="preserve"> </w:t>
-      </w:r>
-      <w:r>
-        <w:t xml:space="preserve">Đây là kết quả trái kỳ vọng và làm</w:t>
+        <w:t xml:space="preserve">Hai — bước tách rồi ghép ngang đóng góp 34,92 điểm cho PaddleOCR nhưng chỉ 0,03 điểm cho Tesseract.</w:t>
+      </w:r>
+      <w:r>
+        <w:t xml:space="preserve"> </w:t>
+      </w:r>
+      <w:r>
+        <w:t xml:space="preserve">Đây là kết quả khác với dự đoán ban đầu và làm</w:t>
       </w:r>
       <w:r>
         <w:t xml:space="preserve"> </w:t>
@@ -19572,7 +19494,7 @@
         <w:t xml:space="preserve">điều kiện cần, không đủ</w:t>
       </w:r>
       <w:r>
-        <w:t xml:space="preserve">. Nó biến bài toán đa dòng thành bài toán một dòng, nhưng engine vẫn phải đủ mạnh để tận dụng.</w:t>
+        <w:t xml:space="preserve">. Nó biến bài toán đa dòng thành bài toán một dòng, nhưng bộ nhận dạng vẫn phải đủ mạnh để tận dụng.</w:t>
       </w:r>
     </w:p>
     <w:p>
@@ -19635,11 +19557,11 @@
         <w:t xml:space="preserve">một quy trình đánh giá có kiểm chứng</w:t>
       </w:r>
       <w:r>
-        <w:t xml:space="preserve">: mọi bước xử lý ảnh bật tắt được độc lập nên đóng góp của từng bước đo được riêng, và các kết quả âm — phương án đọc riêng từng nửa thua 61 điểm, bậc siêu phân giải mua 0 biển — được ghi lại thay vì bỏ đi.</w:t>
-      </w:r>
-    </w:p>
-    <w:bookmarkEnd w:id="105"/>
-    <w:bookmarkStart w:id="106" w:name="Xe79f58ab8ce7b6f148c68a374118dd9eaec1a1c"/>
+        <w:t xml:space="preserve">: mọi bước xử lý ảnh bật tắt được độc lập nên đóng góp của từng bước đo được riêng, và các kết quả âm — phương án đọc riêng từng nửa thua 61 điểm, bậc siêu phân giải không cải thiện được biển nào — được ghi lại thay vì bỏ đi.</w:t>
+      </w:r>
+    </w:p>
+    <w:bookmarkEnd w:id="99"/>
+    <w:bookmarkStart w:id="100" w:name="Xe79f58ab8ce7b6f148c68a374118dd9eaec1a1c"/>
     <w:p>
       <w:pPr>
         <w:pStyle w:val="Heading2"/>
@@ -19776,7 +19698,7 @@
               <w:pStyle w:val="Compact"/>
             </w:pPr>
             <w:r>
-              <w:t xml:space="preserve">S₁ = 0,6996 so với 0,9541 của biển một dòng — nút thắt lớn nhất</w:t>
+              <w:t xml:space="preserve">S₁ = 0,6996 so với 0,9541 của biển một dòng — điểm nghẽn lớn nhất</w:t>
             </w:r>
           </w:p>
         </w:tc>
@@ -20024,8 +19946,8 @@
         </w:tc>
       </w:tr>
     </w:tbl>
-    <w:bookmarkEnd w:id="106"/>
-    <w:bookmarkStart w:id="107" w:name="X66db71c9020c40cf46e490c5c37ad244e2b7594"/>
+    <w:bookmarkEnd w:id="100"/>
+    <w:bookmarkStart w:id="101" w:name="X66db71c9020c40cf46e490c5c37ad244e2b7594"/>
     <w:p>
       <w:pPr>
         <w:pStyle w:val="Heading2"/>
@@ -20162,7 +20084,7 @@
               <w:pStyle w:val="Compact"/>
             </w:pPr>
             <w:r>
-              <w:t xml:space="preserve">Hướng quan trọng nhất. Phân tích ở mục 4.3.2 đã định vị nút thắt nằm ở năng lực mô hình ký tự, không ở khâu xử lý ảnh</w:t>
+              <w:t xml:space="preserve">Hướng quan trọng nhất. Phân tích ở mục 4.3.2 đã định vị điểm nghẽn nằm ở năng lực mô hình ký tự, không ở khâu xử lý ảnh</w:t>
             </w:r>
           </w:p>
         </w:tc>
@@ -20429,8 +20351,8 @@
         </w:tc>
       </w:tr>
     </w:tbl>
-    <w:bookmarkEnd w:id="107"/>
-    <w:bookmarkStart w:id="108" w:name="Xe5a2fe3dfcd4681648271b7ddc344b106e48b3b"/>
+    <w:bookmarkEnd w:id="101"/>
+    <w:bookmarkStart w:id="102" w:name="Xe5a2fe3dfcd4681648271b7ddc344b106e48b3b"/>
     <w:p>
       <w:pPr>
         <w:pStyle w:val="Heading2"/>
@@ -20491,7 +20413,7 @@
         <w:t xml:space="preserve">biến đổi ảnh đầu vào cho khớp giả định của mô hình sẵn có</w:t>
       </w:r>
       <w:r>
-        <w:t xml:space="preserve">: hạ một ảnh hai dòng thành một dải một dòng, và trong lúc đó tăng gấp đôi số điểm ảnh dành cho mỗi hàng ký tự. Phép biến đổi đó mua</w:t>
+        <w:t xml:space="preserve">: hạ một ảnh hai dòng thành một dải một dòng, và trong lúc đó tăng gấp đôi số điểm ảnh dành cho mỗi hàng ký tự. Phép biến đổi đó đóng góp</w:t>
       </w:r>
       <w:r>
         <w:t xml:space="preserve"> </w:t>
@@ -20515,7 +20437,7 @@
         <w:pStyle w:val="BodyText"/>
       </w:pPr>
       <w:r>
-        <w:t xml:space="preserve">Đồng thời, chính phép đo đó cũng chỉ ra giới hạn của cách tiếp cận: nó mua</w:t>
+        <w:t xml:space="preserve">Đồng thời, chính phép đo đó cũng chỉ ra giới hạn của cách tiếp cận: nó đóng góp</w:t>
       </w:r>
       <w:r>
         <w:t xml:space="preserve"> </w:t>
@@ -20539,9 +20461,9 @@
         <w:br w:type="page"/>
       </w:r>
     </w:p>
-    <w:bookmarkEnd w:id="108"/>
-    <w:bookmarkEnd w:id="109"/>
-    <w:bookmarkStart w:id="119" w:name="tài-liệu-tham-khảo"/>
+    <w:bookmarkEnd w:id="102"/>
+    <w:bookmarkEnd w:id="103"/>
+    <w:bookmarkStart w:id="113" w:name="tài-liệu-tham-khảo"/>
     <w:p>
       <w:pPr>
         <w:pStyle w:val="Heading1"/>
@@ -20560,7 +20482,7 @@
       <w:r>
         <w:t xml:space="preserve"> </w:t>
       </w:r>
-      <w:hyperlink r:id="rId110">
+      <w:hyperlink r:id="rId104">
         <w:r>
           <w:rPr>
             <w:rStyle w:val="Hyperlink"/>
@@ -20598,7 +20520,7 @@
       <w:r>
         <w:t xml:space="preserve"> </w:t>
       </w:r>
-      <w:hyperlink r:id="rId111">
+      <w:hyperlink r:id="rId105">
         <w:r>
           <w:rPr>
             <w:rStyle w:val="Hyperlink"/>
@@ -20623,7 +20545,7 @@
       <w:r>
         <w:t xml:space="preserve"> </w:t>
       </w:r>
-      <w:hyperlink r:id="rId112">
+      <w:hyperlink r:id="rId106">
         <w:r>
           <w:rPr>
             <w:rStyle w:val="Hyperlink"/>
@@ -20648,7 +20570,7 @@
       <w:r>
         <w:t xml:space="preserve"> </w:t>
       </w:r>
-      <w:hyperlink r:id="rId113">
+      <w:hyperlink r:id="rId107">
         <w:r>
           <w:rPr>
             <w:rStyle w:val="Hyperlink"/>
@@ -20673,7 +20595,7 @@
       <w:r>
         <w:t xml:space="preserve"> </w:t>
       </w:r>
-      <w:hyperlink r:id="rId114">
+      <w:hyperlink r:id="rId108">
         <w:r>
           <w:rPr>
             <w:rStyle w:val="Hyperlink"/>
@@ -20698,7 +20620,7 @@
       <w:r>
         <w:t xml:space="preserve"> </w:t>
       </w:r>
-      <w:hyperlink r:id="rId115">
+      <w:hyperlink r:id="rId109">
         <w:r>
           <w:rPr>
             <w:rStyle w:val="Hyperlink"/>
@@ -20723,7 +20645,7 @@
       <w:r>
         <w:t xml:space="preserve"> </w:t>
       </w:r>
-      <w:hyperlink r:id="rId116">
+      <w:hyperlink r:id="rId110">
         <w:r>
           <w:rPr>
             <w:rStyle w:val="Hyperlink"/>
@@ -20748,7 +20670,7 @@
       <w:r>
         <w:t xml:space="preserve"> </w:t>
       </w:r>
-      <w:hyperlink r:id="rId117">
+      <w:hyperlink r:id="rId111">
         <w:r>
           <w:rPr>
             <w:rStyle w:val="Hyperlink"/>
@@ -20786,7 +20708,7 @@
       <w:r>
         <w:t xml:space="preserve"> </w:t>
       </w:r>
-      <w:hyperlink r:id="rId118">
+      <w:hyperlink r:id="rId112">
         <w:r>
           <w:rPr>
             <w:rStyle w:val="Hyperlink"/>
@@ -20948,8 +20870,8 @@
         <w:br w:type="page"/>
       </w:r>
     </w:p>
-    <w:bookmarkEnd w:id="119"/>
-    <w:bookmarkStart w:id="131" w:name="phụ-lục"/>
+    <w:bookmarkEnd w:id="113"/>
+    <w:bookmarkStart w:id="125" w:name="phụ-lục"/>
     <w:p>
       <w:pPr>
         <w:pStyle w:val="Heading1"/>
@@ -20958,7 +20880,7 @@
         <w:t xml:space="preserve">PHỤ LỤC</w:t>
       </w:r>
     </w:p>
-    <w:bookmarkStart w:id="123" w:name="phụ-lục-a-cấu-hình-và-siêu-tham-số"/>
+    <w:bookmarkStart w:id="117" w:name="phụ-lục-a-cấu-hình-và-siêu-tham-số"/>
     <w:p>
       <w:pPr>
         <w:pStyle w:val="Heading2"/>
@@ -20967,7 +20889,7 @@
         <w:t xml:space="preserve">Phụ lục A. Cấu hình và siêu tham số</w:t>
       </w:r>
     </w:p>
-    <w:bookmarkStart w:id="120" w:name="a1-môi-trường-thực-thi"/>
+    <w:bookmarkStart w:id="114" w:name="a1-môi-trường-thực-thi"/>
     <w:p>
       <w:pPr>
         <w:pStyle w:val="Heading3"/>
@@ -21305,8 +21227,8 @@
         <w:t xml:space="preserve">từng đổi giữa các phiên bản lớn, và bước nắn hình ở mục 3.4.6 phải xử lý riêng chuyện đó.</w:t>
       </w:r>
     </w:p>
-    <w:bookmarkEnd w:id="120"/>
-    <w:bookmarkStart w:id="121" w:name="a2-siêu-tham-số-huấn-luyện-bộ-phát-hiện"/>
+    <w:bookmarkEnd w:id="114"/>
+    <w:bookmarkStart w:id="115" w:name="a2-siêu-tham-số-huấn-luyện-bộ-phát-hiện"/>
     <w:p>
       <w:pPr>
         <w:pStyle w:val="Heading3"/>
@@ -21899,8 +21821,8 @@
         </w:tc>
       </w:tr>
     </w:tbl>
-    <w:bookmarkEnd w:id="121"/>
-    <w:bookmarkStart w:id="122" w:name="a3-tham-số-của-khối-xử-lý-ảnh"/>
+    <w:bookmarkEnd w:id="115"/>
+    <w:bookmarkStart w:id="116" w:name="a3-tham-số-của-khối-xử-lý-ảnh"/>
     <w:p>
       <w:pPr>
         <w:pStyle w:val="Heading3"/>
@@ -22212,9 +22134,9 @@
         </w:tc>
       </w:tr>
     </w:tbl>
-    <w:bookmarkEnd w:id="122"/>
-    <w:bookmarkEnd w:id="123"/>
-    <w:bookmarkStart w:id="130" w:name="phụ-lục-b-hướng-dẫn-cài-đặt-và-chạy"/>
+    <w:bookmarkEnd w:id="116"/>
+    <w:bookmarkEnd w:id="117"/>
+    <w:bookmarkStart w:id="124" w:name="phụ-lục-b-hướng-dẫn-cài-đặt-và-chạy"/>
     <w:p>
       <w:pPr>
         <w:pStyle w:val="Heading2"/>
@@ -22223,7 +22145,7 @@
         <w:t xml:space="preserve">Phụ lục B. Hướng dẫn cài đặt và chạy</w:t>
       </w:r>
     </w:p>
-    <w:bookmarkStart w:id="126" w:name="b1-chạy-bằng-docker-khuyến-nghị"/>
+    <w:bookmarkStart w:id="120" w:name="b1-chạy-bằng-docker-khuyến-nghị"/>
     <w:p>
       <w:pPr>
         <w:pStyle w:val="Heading3"/>
@@ -22282,7 +22204,7 @@
       <w:r>
         <w:t xml:space="preserve"> </w:t>
       </w:r>
-      <w:hyperlink r:id="rId124">
+      <w:hyperlink r:id="rId118">
         <w:r>
           <w:rPr>
             <w:rStyle w:val="Hyperlink"/>
@@ -22305,7 +22227,7 @@
       <w:r>
         <w:t xml:space="preserve"> </w:t>
       </w:r>
-      <w:hyperlink r:id="rId125">
+      <w:hyperlink r:id="rId119">
         <w:r>
           <w:rPr>
             <w:rStyle w:val="Hyperlink"/>
@@ -22404,8 +22326,8 @@
         <w:t xml:space="preserve">phải có mặt trước khi khởi động.</w:t>
       </w:r>
     </w:p>
-    <w:bookmarkEnd w:id="126"/>
-    <w:bookmarkStart w:id="127" w:name="Xf164c78b43aed40f1f75a57042a8729375773e2"/>
+    <w:bookmarkEnd w:id="120"/>
+    <w:bookmarkStart w:id="121" w:name="Xf164c78b43aed40f1f75a57042a8729375773e2"/>
     <w:p>
       <w:pPr>
         <w:pStyle w:val="Heading3"/>
@@ -22523,8 +22445,8 @@
         <w:t xml:space="preserve">npm run dev</w:t>
       </w:r>
     </w:p>
-    <w:bookmarkEnd w:id="127"/>
-    <w:bookmarkStart w:id="128" w:name="b3-chạy-lại-các-phép-đo-của-chương-4"/>
+    <w:bookmarkEnd w:id="121"/>
+    <w:bookmarkStart w:id="122" w:name="b3-chạy-lại-các-phép-đo-của-chương-4"/>
     <w:p>
       <w:pPr>
         <w:pStyle w:val="Heading3"/>
@@ -22586,8 +22508,8 @@
         <w:t xml:space="preserve">ở mục 4.4; một công cụ đo tự dựng cấu hình riêng sẽ đo một hệ thống khác với hệ thống được bàn giao.</w:t>
       </w:r>
     </w:p>
-    <w:bookmarkEnd w:id="128"/>
-    <w:bookmarkStart w:id="129" w:name="b4-dựng-lại-quyển-báo-cáo"/>
+    <w:bookmarkEnd w:id="122"/>
+    <w:bookmarkStart w:id="123" w:name="b4-dựng-lại-quyển-báo-cáo"/>
     <w:p>
       <w:pPr>
         <w:pStyle w:val="Heading3"/>
@@ -22656,9 +22578,9 @@
         <w:br w:type="page"/>
       </w:r>
     </w:p>
-    <w:bookmarkEnd w:id="129"/>
-    <w:bookmarkEnd w:id="130"/>
-    <w:bookmarkEnd w:id="131"/>
+    <w:bookmarkEnd w:id="123"/>
+    <w:bookmarkEnd w:id="124"/>
+    <w:bookmarkEnd w:id="125"/>
     <w:sectPr>
       <w:footnotePr>
         <w:numRestart w:val="eachSect"/>

--- a/docs/papers/mon-hoc/thesis-full.docx
+++ b/docs/papers/mon-hoc/thesis-full.docx
@@ -20345,7 +20345,23 @@
               <w:pStyle w:val="Compact"/>
             </w:pPr>
             <w:r>
-              <w:t xml:space="preserve">Khối nhận dạng chiếm 64,3% ngân sách độ trễ (Bảng 4.10)</w:t>
+              <w:t xml:space="preserve">Khối nhận dạng chiếm 64,3% ngân sách độ trễ (Bảng 4.10). Riêng bộ phát hiện đã đo: OpenVINO nhanh</w:t>
+            </w:r>
+            <w:r>
+              <w:t xml:space="preserve"> </w:t>
+            </w:r>
+            <w:r>
+              <w:rPr>
+                <w:b/>
+                <w:bCs/>
+              </w:rPr>
+              <w:t xml:space="preserve">1,57×</w:t>
+            </w:r>
+            <w:r>
+              <w:t xml:space="preserve"> </w:t>
+            </w:r>
+            <w:r>
+              <w:t xml:space="preserve">mà không giảm mAP</w:t>
             </w:r>
           </w:p>
         </w:tc>

--- a/docs/papers/mon-hoc/thesis-full.docx
+++ b/docs/papers/mon-hoc/thesis-full.docx
@@ -17478,7 +17478,23 @@
         <w:t xml:space="preserve"> </w:t>
       </w:r>
       <w:r>
-        <w:t xml:space="preserve">bộ dữ liệu không chứa biển đỏ và biển ngoại giao nên hai nhánh này chưa có số liệu.</w:t>
+        <w:t xml:space="preserve">bộ dữ liệu không chứa biển đỏ và biển ngoại giao nên hai nhánh này chưa có số liệu — ghi thành</w:t>
+      </w:r>
+      <w:r>
+        <w:t xml:space="preserve"> </w:t>
+      </w:r>
+      <w:r>
+        <w:rPr>
+          <w:b/>
+          <w:bCs/>
+        </w:rPr>
+        <w:t xml:space="preserve">hạn chế số 6</w:t>
+      </w:r>
+      <w:r>
+        <w:t xml:space="preserve"> </w:t>
+      </w:r>
+      <w:r>
+        <w:t xml:space="preserve">ở mục 5.2.</w:t>
       </w:r>
     </w:p>
     <w:bookmarkEnd w:id="91"/>
@@ -19585,7 +19601,7 @@
         <w:t xml:space="preserve"> </w:t>
       </w:r>
       <w:r>
-        <w:t xml:space="preserve">Năm hạn chế của đồ án</w:t>
+        <w:t xml:space="preserve">Sáu hạn chế của đồ án</w:t>
       </w:r>
     </w:p>
     <w:tbl>
@@ -19941,6 +19957,68 @@
             </w:pPr>
             <w:r>
               <w:t xml:space="preserve">1.143,10 ms — thoái lui có chủ ý, đổi lấy 34 biển đọc thêm</w:t>
+            </w:r>
+          </w:p>
+        </w:tc>
+      </w:tr>
+      <w:tr>
+        <w:tc>
+          <w:tcPr/>
+          <w:p>
+            <w:pPr>
+              <w:pStyle w:val="Compact"/>
+              <w:jc w:val="center"/>
+            </w:pPr>
+            <w:r>
+              <w:t xml:space="preserve">6</w:t>
+            </w:r>
+          </w:p>
+        </w:tc>
+        <w:tc>
+          <w:tcPr/>
+          <w:p>
+            <w:pPr>
+              <w:pStyle w:val="Compact"/>
+            </w:pPr>
+            <w:r>
+              <w:rPr>
+                <w:b/>
+                <w:bCs/>
+              </w:rPr>
+              <w:t xml:space="preserve">Biển đỏ quân đội và biển ngoại giao không có mẫu đánh giá</w:t>
+            </w:r>
+          </w:p>
+        </w:tc>
+        <w:tc>
+          <w:tcPr/>
+          <w:p>
+            <w:pPr>
+              <w:pStyle w:val="Compact"/>
+              <w:jc w:val="center"/>
+            </w:pPr>
+            <w:r>
+              <w:t xml:space="preserve">Trung bình</w:t>
+            </w:r>
+          </w:p>
+        </w:tc>
+        <w:tc>
+          <w:tcPr/>
+          <w:p>
+            <w:pPr>
+              <w:pStyle w:val="Compact"/>
+            </w:pPr>
+            <w:r>
+              <w:t xml:space="preserve">Bộ dữ liệu không chứa hai loại này, nên hai nhánh phân loại tuy đã cài đặt và chạy đúng trên ảnh demo vẫn</w:t>
+            </w:r>
+            <w:r>
+              <w:t xml:space="preserve"> </w:t>
+            </w:r>
+            <w:r>
+              <w:rPr>
+                <w:b/>
+                <w:bCs/>
+              </w:rPr>
+              <w:t xml:space="preserve">chưa có số liệu định lượng</w:t>
             </w:r>
           </w:p>
         </w:tc>

--- a/docs/papers/mon-hoc/thesis-full.docx
+++ b/docs/papers/mon-hoc/thesis-full.docx
@@ -11916,7 +11916,7 @@
           <w:b/>
           <w:bCs/>
         </w:rPr>
-        <w:t xml:space="preserve">25,45 điểm</w:t>
+        <w:t xml:space="preserve">23,07 điểm</w:t>
       </w:r>
       <w:r>
         <w:t xml:space="preserve">. Kết luận:</w:t>
@@ -12689,7 +12689,7 @@
                 <w:b/>
                 <w:bCs/>
               </w:rPr>
-              <w:t xml:space="preserve">0,9454</w:t>
+              <w:t xml:space="preserve">0,9483</w:t>
             </w:r>
             <w:r>
               <w:t xml:space="preserve"> </w:t>
@@ -12865,7 +12865,7 @@
                 <w:b/>
                 <w:bCs/>
               </w:rPr>
-              <w:t xml:space="preserve">0,7512</w:t>
+              <w:t xml:space="preserve">0,7701</w:t>
             </w:r>
             <w:r>
               <w:t xml:space="preserve"> </w:t>
@@ -12887,7 +12887,7 @@
                 <w:b/>
                 <w:bCs/>
               </w:rPr>
-              <w:t xml:space="preserve">+11,39</w:t>
+              <w:t xml:space="preserve">+13,28</w:t>
             </w:r>
           </w:p>
         </w:tc>
@@ -12978,7 +12978,7 @@
                 <w:b/>
                 <w:bCs/>
               </w:rPr>
-              <w:t xml:space="preserve">319</w:t>
+              <w:t xml:space="preserve">372</w:t>
             </w:r>
             <w:r>
               <w:t xml:space="preserve"> </w:t>
@@ -13150,7 +13150,7 @@
           <w:b/>
           <w:bCs/>
         </w:rPr>
-        <w:t xml:space="preserve">Khối hậu xử lý đóng góp +11,39 điểm, sửa đúng 319 biển và không làm hỏng biển nào.</w:t>
+        <w:t xml:space="preserve">Khối hậu xử lý đóng góp +13,28 điểm, sửa đúng 372 biển và không làm hỏng biển nào.</w:t>
       </w:r>
       <w:r>
         <w:t xml:space="preserve"> </w:t>
@@ -13487,7 +13487,7 @@
               <w:jc w:val="right"/>
             </w:pPr>
             <w:r>
-              <w:t xml:space="preserve">0,9344</w:t>
+              <w:t xml:space="preserve">0,9380</w:t>
             </w:r>
           </w:p>
         </w:tc>
@@ -13617,7 +13617,7 @@
                 <w:b/>
                 <w:bCs/>
               </w:rPr>
-              <w:t xml:space="preserve">0,6996</w:t>
+              <w:t xml:space="preserve">0,7234</w:t>
             </w:r>
           </w:p>
         </w:tc>
@@ -13633,7 +13633,7 @@
                 <w:b/>
                 <w:bCs/>
               </w:rPr>
-              <w:t xml:space="preserve">25,45</w:t>
+              <w:t xml:space="preserve">23,07</w:t>
             </w:r>
           </w:p>
         </w:tc>
@@ -13674,7 +13674,7 @@
                 <w:b/>
                 <w:bCs/>
               </w:rPr>
-              <w:t xml:space="preserve">+13,97</w:t>
+              <w:t xml:space="preserve">+16,34</w:t>
             </w:r>
           </w:p>
         </w:tc>
@@ -13736,17 +13736,17 @@
         <w:t xml:space="preserve">lộ ra ở tầng nhận dạng với biên độ khác hẳn cấp</w:t>
       </w:r>
       <w:r>
-        <w:t xml:space="preserve">: 5,81 điểm ở mức ký tự,</w:t>
-      </w:r>
-      <w:r>
-        <w:t xml:space="preserve"> </w:t>
-      </w:r>
-      <w:r>
-        <w:rPr>
-          <w:b/>
-          <w:bCs/>
-        </w:rPr>
-        <w:t xml:space="preserve">25,45 điểm</w:t>
+        <w:t xml:space="preserve">: 5,45 điểm ở mức ký tự,</w:t>
+      </w:r>
+      <w:r>
+        <w:t xml:space="preserve"> </w:t>
+      </w:r>
+      <w:r>
+        <w:rPr>
+          <w:b/>
+          <w:bCs/>
+        </w:rPr>
+        <w:t xml:space="preserve">23,07 điểm</w:t>
       </w:r>
       <w:r>
         <w:t xml:space="preserve"> </w:t>
@@ -13792,17 +13792,17 @@
         <w:t xml:space="preserve"> </w:t>
       </w:r>
       <w:r>
-        <w:t xml:space="preserve">(0,9925 so với 0,9344), trong khi cột đo cả chuỗi thì cách nhau một trời một vực. Đây chính là quan hệ phi tuyến ở mục 2.4.3: sai một ký tự trong tám là hỏng cả chuỗi, nên một chênh lệch 5,81 điểm ở mức ký tự</w:t>
-      </w:r>
-      <w:r>
-        <w:t xml:space="preserve"> </w:t>
-      </w:r>
-      <w:r>
-        <w:rPr>
-          <w:b/>
-          <w:bCs/>
-        </w:rPr>
-        <w:t xml:space="preserve">khuếch đại thành 25,45 điểm</w:t>
+        <w:t xml:space="preserve">(0,9925 so với 0,9380), trong khi cột đo cả chuỗi thì cách nhau một trời một vực. Đây chính là quan hệ phi tuyến ở mục 2.4.3: sai một ký tự trong tám là hỏng cả chuỗi, nên một chênh lệch 5,45 điểm ở mức ký tự</w:t>
+      </w:r>
+      <w:r>
+        <w:t xml:space="preserve"> </w:t>
+      </w:r>
+      <w:r>
+        <w:rPr>
+          <w:b/>
+          <w:bCs/>
+        </w:rPr>
+        <w:t xml:space="preserve">khuếch đại thành 23,07 điểm</w:t>
       </w:r>
       <w:r>
         <w:t xml:space="preserve"> </w:t>
@@ -13881,7 +13881,7 @@
         <w:t xml:space="preserve"> </w:t>
       </w:r>
       <w:r>
-        <w:t xml:space="preserve">(+13,97 so với +1,23 điểm). Điều này hợp lý: biển một dòng vốn đã đọc gần đúng nên còn rất ít chỗ để sửa.</w:t>
+        <w:t xml:space="preserve">(+16,34 so với +1,23 điểm). Điều này hợp lý: biển một dòng vốn đã đọc gần đúng nên còn rất ít chỗ để sửa.</w:t>
       </w:r>
     </w:p>
     <w:p>
@@ -13893,7 +13893,7 @@
           <w:b/>
           <w:bCs/>
         </w:rPr>
-        <w:t xml:space="preserve">Khoảng cách 25,45 điểm là con số</w:t>
+        <w:t xml:space="preserve">Khoảng cách 23,07 điểm là con số</w:t>
       </w:r>
       <w:r>
         <w:rPr>
@@ -13955,7 +13955,7 @@
           <w:b/>
           <w:bCs/>
         </w:rPr>
-        <w:t xml:space="preserve">11,34 điểm</w:t>
+        <w:t xml:space="preserve">13,72 điểm</w:t>
       </w:r>
       <w:r>
         <w:t xml:space="preserve">, một dịch chuyển thật nhưng vẫn để lại gần một phần tư khoảng cách. Phần còn lại nằm ở</w:t>
@@ -16971,7 +16971,7 @@
         <w:t xml:space="preserve">Hai, toàn bộ khối xử lý ảnh của đồ án gần như miễn phí</w:t>
       </w:r>
       <w:r>
-        <w:t xml:space="preserve">: bước cắt và tiền xử lý vùng biển đo được xấp xỉ 0 ms, hậu xử lý 0,03 ms. Đóng góp +11,39 điểm ở mục 4.3.1 vì vậy đến với chi phí tính toán không đáng kể — một tỉ lệ lợi ích trên chi phí rất hiếm.</w:t>
+        <w:t xml:space="preserve">: bước cắt và tiền xử lý vùng biển đo được xấp xỉ 0 ms, hậu xử lý 0,03 ms. Đóng góp +13,28 điểm ở mục 4.3.1 vì vậy đến với chi phí tính toán không đáng kể — một tỉ lệ lợi ích trên chi phí rất hiếm.</w:t>
       </w:r>
     </w:p>
     <w:p>
@@ -18373,7 +18373,7 @@
         <w:t xml:space="preserve">phá tỉ lệ khung hình gốc</w:t>
       </w:r>
       <w:r>
-        <w:t xml:space="preserve">. Hình trên đã khôi phục tỉ lệ bằng đúng hàm mà công cụ đo dùng trước khi chạy nhận dạng. Bước khôi phục này không phải chi tiết trình bày: bỏ nó đi thì S₁ rơi từ 0,7512 xuống</w:t>
+        <w:t xml:space="preserve">. Hình trên đã khôi phục tỉ lệ bằng đúng hàm mà công cụ đo dùng trước khi chạy nhận dạng. Bước khôi phục này không phải chi tiết trình bày: bỏ nó đi thì S₁ rơi từ 0,7701 xuống</w:t>
       </w:r>
       <w:r>
         <w:t xml:space="preserve"> </w:t>
@@ -19238,7 +19238,7 @@
                 <w:b/>
                 <w:bCs/>
               </w:rPr>
-              <w:t xml:space="preserve">0,9454</w:t>
+              <w:t xml:space="preserve">0,9483</w:t>
             </w:r>
           </w:p>
         </w:tc>
@@ -19313,7 +19313,7 @@
                 <w:b/>
                 <w:bCs/>
               </w:rPr>
-              <w:t xml:space="preserve">0,6373 → 0,7512</w:t>
+              <w:t xml:space="preserve">0,6373 → 0,7701</w:t>
             </w:r>
           </w:p>
         </w:tc>
@@ -19447,10 +19447,10 @@
           <w:b/>
           <w:bCs/>
         </w:rPr>
-        <w:t xml:space="preserve">Một — đóng góp thuần của khối hậu xử lý: +11,39 điểm</w:t>
-      </w:r>
-      <w:r>
-        <w:t xml:space="preserve">, sửa đúng 319 biển và làm hỏng 0 biển trên 2.801 mẫu, với chi phí tính toán 0,03 ms mỗi biển. Con số này chỉ đo được nhờ một quyết định thiết kế dữ liệu từ đầu:</w:t>
+        <w:t xml:space="preserve">Một — đóng góp thuần của khối hậu xử lý: +13,28 điểm</w:t>
+      </w:r>
+      <w:r>
+        <w:t xml:space="preserve">, sửa đúng 372 biển và làm hỏng 0 biển trên 2.801 mẫu, với chi phí tính toán 0,03 ms mỗi biển. Con số này chỉ đo được nhờ một quyết định thiết kế dữ liệu từ đầu:</w:t>
       </w:r>
       <w:r>
         <w:t xml:space="preserve"> </w:t>
@@ -19714,7 +19714,7 @@
               <w:pStyle w:val="Compact"/>
             </w:pPr>
             <w:r>
-              <w:t xml:space="preserve">S₁ = 0,6996 so với 0,9541 của biển một dòng — điểm nghẽn lớn nhất</w:t>
+              <w:t xml:space="preserve">S₁ = 0,7234 so với 0,9541 của biển một dòng — điểm nghẽn lớn nhất</w:t>
             </w:r>
           </w:p>
         </w:tc>

--- a/docs/papers/mon-hoc/thesis-full.docx
+++ b/docs/papers/mon-hoc/thesis-full.docx
@@ -13989,7 +13989,7 @@
         <w:pStyle w:val="FirstParagraph"/>
       </w:pPr>
       <w:r>
-        <w:t xml:space="preserve">Mục 3.6c đã nêu một giới hạn: bảng ánh xạ nhầm lẫn</w:t>
+        <w:t xml:space="preserve">Mục 3.6c đã nêu một giới hạn: bảng ánh xạ nhầm lẫn ban đầu</w:t>
       </w:r>
       <w:r>
         <w:t xml:space="preserve"> </w:t>
@@ -14002,7 +14002,20 @@
         <w:t xml:space="preserve">suy từ hình dạng ký tự chứ không từ đo đạc</w:t>
       </w:r>
       <w:r>
-        <w:t xml:space="preserve">. Mục này kiểm chứng nó bằng ma trận nhầm lẫn 36 × 36 đo được.</w:t>
+        <w:t xml:space="preserve">. Mục này kiểm chứng nó bằng ma trận nhầm lẫn 36 × 36 đo được, và kết quả đã được dùng để</w:t>
+      </w:r>
+      <w:r>
+        <w:t xml:space="preserve"> </w:t>
+      </w:r>
+      <w:r>
+        <w:rPr>
+          <w:b/>
+          <w:bCs/>
+        </w:rPr>
+        <w:t xml:space="preserve">sửa lại chính bảng đó</w:t>
+      </w:r>
+      <w:r>
+        <w:t xml:space="preserve">.</w:t>
       </w:r>
     </w:p>
     <w:p>
@@ -19522,10 +19535,13 @@
           <w:b/>
           <w:bCs/>
         </w:rPr>
-        <w:t xml:space="preserve">Ba — bảng ánh xạ nhầm lẫn suy từ hình dạng ký tự chỉ phủ 2 trên 10 cặp nhầm phổ biến nhất</w:t>
-      </w:r>
-      <w:r>
-        <w:t xml:space="preserve">, dù cả hai đều đúng chiều. Trực giác hình dạng không gợi ra</w:t>
+        <w:t xml:space="preserve">Ba — trực giác hình dạng ký tự ghép đúng cặp nhưng sai chiều.</w:t>
+      </w:r>
+      <w:r>
+        <w:t xml:space="preserve"> </w:t>
+      </w:r>
+      <w:r>
+        <w:t xml:space="preserve">Bảng ánh xạ ban đầu suy từ hình dạng chỉ phủ 2 trên 10 cặp nhầm phổ biến nhất, và cặp</w:t>
       </w:r>
       <w:r>
         <w:t xml:space="preserve"> </w:t>
@@ -19534,13 +19550,26 @@
         <w:rPr>
           <w:rStyle w:val="VerbatimChar"/>
         </w:rPr>
-        <w:t xml:space="preserve">E → F</w:t>
-      </w:r>
-      <w:r>
-        <w:t xml:space="preserve"> </w:t>
-      </w:r>
-      <w:r>
-        <w:t xml:space="preserve">hay</w:t>
+        <w:t xml:space="preserve">L</w:t>
+      </w:r>
+      <w:r>
+        <w:t xml:space="preserve"> </w:t>
+      </w:r>
+      <w:r>
+        <w:t xml:space="preserve">thì suy</w:t>
+      </w:r>
+      <w:r>
+        <w:t xml:space="preserve"> </w:t>
+      </w:r>
+      <w:r>
+        <w:rPr>
+          <w:b/>
+          <w:bCs/>
+        </w:rPr>
+        <w:t xml:space="preserve">ngược</w:t>
+      </w:r>
+      <w:r>
+        <w:t xml:space="preserve">: khi một vị trí bắt buộc là số mà bộ nhận dạng đọc ra</w:t>
       </w:r>
       <w:r>
         <w:t xml:space="preserve"> </w:t>
@@ -19549,10 +19578,70 @@
         <w:rPr>
           <w:rStyle w:val="VerbatimChar"/>
         </w:rPr>
-        <w:t xml:space="preserve">4 → L</w:t>
-      </w:r>
-      <w:r>
-        <w:t xml:space="preserve">, những cặp thực tế lại rất phổ biến.</w:t>
+        <w:t xml:space="preserve">L</w:t>
+      </w:r>
+      <w:r>
+        <w:t xml:space="preserve">, sự thật là</w:t>
+      </w:r>
+      <w:r>
+        <w:t xml:space="preserve"> </w:t>
+      </w:r>
+      <w:r>
+        <w:rPr>
+          <w:rStyle w:val="VerbatimChar"/>
+        </w:rPr>
+        <w:t xml:space="preserve">4</w:t>
+      </w:r>
+      <w:r>
+        <w:t xml:space="preserve"> </w:t>
+      </w:r>
+      <w:r>
+        <w:rPr>
+          <w:b/>
+          <w:bCs/>
+        </w:rPr>
+        <w:t xml:space="preserve">53 lần</w:t>
+      </w:r>
+      <w:r>
+        <w:t xml:space="preserve"> </w:t>
+      </w:r>
+      <w:r>
+        <w:t xml:space="preserve">và là</w:t>
+      </w:r>
+      <w:r>
+        <w:t xml:space="preserve"> </w:t>
+      </w:r>
+      <w:r>
+        <w:rPr>
+          <w:rStyle w:val="VerbatimChar"/>
+        </w:rPr>
+        <w:t xml:space="preserve">1</w:t>
+      </w:r>
+      <w:r>
+        <w:t xml:space="preserve"> </w:t>
+      </w:r>
+      <w:r>
+        <w:rPr>
+          <w:b/>
+          <w:bCs/>
+        </w:rPr>
+        <w:t xml:space="preserve">đúng một lần</w:t>
+      </w:r>
+      <w:r>
+        <w:t xml:space="preserve">. Thay hai mục bằng bảng trích từ ma trận nhầm lẫn đo được — chỉ những cặp vượt ngưỡng thống kê — mua thêm</w:t>
+      </w:r>
+      <w:r>
+        <w:t xml:space="preserve"> </w:t>
+      </w:r>
+      <w:r>
+        <w:rPr>
+          <w:b/>
+          <w:bCs/>
+        </w:rPr>
+        <w:t xml:space="preserve">53 biển đọc đúng và làm hỏng 0 biển</w:t>
+      </w:r>
+      <w:r>
+        <w:t xml:space="preserve">, toàn bộ nằm ở biển hai dòng.</w:t>
       </w:r>
     </w:p>
     <w:p>
@@ -20191,7 +20280,7 @@
                 <w:b/>
                 <w:bCs/>
               </w:rPr>
-              <w:t xml:space="preserve">Thay bảng ánh xạ nhầm lẫn bằng bảng trích từ ma trận đo được</w:t>
+              <w:t xml:space="preserve">Mở rộng bảng ánh xạ nhầm lẫn khi ngữ liệu lớn hơn</w:t>
             </w:r>
           </w:p>
         </w:tc>
@@ -20214,7 +20303,23 @@
               <w:pStyle w:val="Compact"/>
             </w:pPr>
             <w:r>
-              <w:t xml:space="preserve">Rẻ nhất trong danh sách: dữ liệu đã có sẵn ở Bảng 4.6, chỉ cần thay hằng số</w:t>
+              <w:t xml:space="preserve">Vòng đầu</w:t>
+            </w:r>
+            <w:r>
+              <w:t xml:space="preserve"> </w:t>
+            </w:r>
+            <w:r>
+              <w:rPr>
+                <w:b/>
+                <w:bCs/>
+              </w:rPr>
+              <w:t xml:space="preserve">đã làm</w:t>
+            </w:r>
+            <w:r>
+              <w:t xml:space="preserve"> </w:t>
+            </w:r>
+            <w:r>
+              <w:t xml:space="preserve">và mua được 53 biển; năm mục còn lại chưa đủ bằng chứng (thắng dưới 10 lần) nên vẫn giữ phỏng đoán theo hình dạng — ngữ liệu lớn hơn sẽ quyết được</w:t>
             </w:r>
           </w:p>
         </w:tc>

--- a/docs/papers/mon-hoc/thesis-full.docx
+++ b/docs/papers/mon-hoc/thesis-full.docx
@@ -6061,7 +6061,7 @@
     <w:bookmarkEnd w:id="42"/>
     <w:bookmarkEnd w:id="43"/>
     <w:bookmarkEnd w:id="44"/>
-    <w:bookmarkStart w:id="74" w:name="chương-3-thiết-kế-và-cài-đặt"/>
+    <w:bookmarkStart w:id="77" w:name="chương-3-thiết-kế-và-cài-đặt"/>
     <w:p>
       <w:pPr>
         <w:pStyle w:val="Heading1"/>
@@ -8119,7 +8119,7 @@
       </w:r>
     </w:p>
     <w:bookmarkEnd w:id="56"/>
-    <w:bookmarkStart w:id="64" w:name="X9c2c9b365086d10c999a46e4942f14d73b6baa5"/>
+    <w:bookmarkStart w:id="67" w:name="X9c2c9b365086d10c999a46e4942f14d73b6baa5"/>
     <w:p>
       <w:pPr>
         <w:pStyle w:val="Heading2"/>
@@ -8152,7 +8152,7 @@
         <w:t xml:space="preserve">đưa sang bộ nhận dạng.</w:t>
       </w:r>
     </w:p>
-    <w:bookmarkStart w:id="57" w:name="X18366d2ca2a670ba198761f661338f3d7f9f2a6"/>
+    <w:bookmarkStart w:id="60" w:name="X18366d2ca2a670ba198761f661338f3d7f9f2a6"/>
     <w:p>
       <w:pPr>
         <w:pStyle w:val="Heading3"/>
@@ -8336,7 +8336,46 @@
         <w:pStyle w:val="BodyText"/>
       </w:pPr>
       <w:r>
-        <w:t xml:space="preserve">![](figures/fig-đường ống-strip.png)</w:t>
+        <w:drawing>
+          <wp:inline>
+            <wp:extent cx="5334000" cy="8969712"/>
+            <wp:effectExtent b="0" l="0" r="0" t="0"/>
+            <wp:docPr descr="" title="" id="58" name="Picture"/>
+            <a:graphic>
+              <a:graphicData uri="http://schemas.openxmlformats.org/drawingml/2006/picture">
+                <pic:pic>
+                  <pic:nvPicPr>
+                    <pic:cNvPr descr="figures/fig-pipeline-strip.png" id="59" name="Picture"/>
+                    <pic:cNvPicPr>
+                      <a:picLocks noChangeArrowheads="1" noChangeAspect="1"/>
+                    </pic:cNvPicPr>
+                  </pic:nvPicPr>
+                  <pic:blipFill>
+                    <a:blip r:embed="rId57"/>
+                    <a:stretch>
+                      <a:fillRect/>
+                    </a:stretch>
+                  </pic:blipFill>
+                  <pic:spPr bwMode="auto">
+                    <a:xfrm>
+                      <a:off x="0" y="0"/>
+                      <a:ext cx="5334000" cy="8969712"/>
+                    </a:xfrm>
+                    <a:prstGeom prst="rect">
+                      <a:avLst/>
+                    </a:prstGeom>
+                    <a:noFill/>
+                    <a:ln w="9525">
+                      <a:noFill/>
+                      <a:headEnd/>
+                      <a:tailEnd/>
+                    </a:ln>
+                  </pic:spPr>
+                </pic:pic>
+              </a:graphicData>
+            </a:graphic>
+          </wp:inline>
+        </w:drawing>
       </w:r>
     </w:p>
     <w:p>
@@ -8412,8 +8451,8 @@
         <w:t xml:space="preserve">. Đó không phải lỗi cắt mà chính là vùng chồng lấn ở mục 3.4.4, và mục 3.4.7 cho thấy nó còn giải quyết thêm một vấn đề nữa.</w:t>
       </w:r>
     </w:p>
-    <w:bookmarkEnd w:id="57"/>
-    <w:bookmarkStart w:id="58" w:name="Xbd6fc628c8274ad71f5ff8ee0ce13f6f3464cf1"/>
+    <w:bookmarkEnd w:id="60"/>
+    <w:bookmarkStart w:id="61" w:name="Xbd6fc628c8274ad71f5ff8ee0ce13f6f3464cf1"/>
     <w:p>
       <w:pPr>
         <w:pStyle w:val="Heading3"/>
@@ -8543,8 +8582,8 @@
         <w:t xml:space="preserve">chiều cao trước toàn bộ chuỗi trên, vì ảnh do bộ phát hiện sinh ra thường chỉ cao 20–40 điểm ảnh.</w:t>
       </w:r>
     </w:p>
-    <w:bookmarkEnd w:id="58"/>
-    <w:bookmarkStart w:id="59" w:name="Xaeeeb2319ab7efb104dc5ff0aeaccb8a62d966d"/>
+    <w:bookmarkEnd w:id="61"/>
+    <w:bookmarkStart w:id="62" w:name="Xaeeeb2319ab7efb104dc5ff0aeaccb8a62d966d"/>
     <w:p>
       <w:pPr>
         <w:pStyle w:val="Heading3"/>
@@ -8717,8 +8756,8 @@
         <w:t xml:space="preserve">để nắn hình rồi phân loại lại.</w:t>
       </w:r>
     </w:p>
-    <w:bookmarkEnd w:id="59"/>
-    <w:bookmarkStart w:id="60" w:name="Xfb39b319058ed80282caa828cc2c5a2f546e33e"/>
+    <w:bookmarkEnd w:id="62"/>
+    <w:bookmarkStart w:id="63" w:name="Xfb39b319058ed80282caa828cc2c5a2f546e33e"/>
     <w:p>
       <w:pPr>
         <w:pStyle w:val="Heading3"/>
@@ -8870,8 +8909,8 @@
         <w:t xml:space="preserve">Vùng chồng lấn này về sau hoá ra còn có một tác dụng thứ hai mà thiết kế ban đầu không lường trước, phân tích ở mục 3.4.7.</w:t>
       </w:r>
     </w:p>
-    <w:bookmarkEnd w:id="60"/>
-    <w:bookmarkStart w:id="61" w:name="Xe16187c91814f7d1f771b6ec5ec517eaf605643"/>
+    <w:bookmarkEnd w:id="63"/>
+    <w:bookmarkStart w:id="64" w:name="Xe16187c91814f7d1f771b6ec5ec517eaf605643"/>
     <w:p>
       <w:pPr>
         <w:pStyle w:val="Heading3"/>
@@ -9006,8 +9045,8 @@
         <w:t xml:space="preserve">.</w:t>
       </w:r>
     </w:p>
-    <w:bookmarkEnd w:id="61"/>
-    <w:bookmarkStart w:id="62" w:name="Xca395d3aa70618ffb18e8d6de122579f4218e94"/>
+    <w:bookmarkEnd w:id="64"/>
+    <w:bookmarkStart w:id="65" w:name="Xca395d3aa70618ffb18e8d6de122579f4218e94"/>
     <w:p>
       <w:pPr>
         <w:pStyle w:val="Heading3"/>
@@ -9328,8 +9367,8 @@
         <w:t xml:space="preserve">một bậc trong đó.</w:t>
       </w:r>
     </w:p>
-    <w:bookmarkEnd w:id="62"/>
-    <w:bookmarkStart w:id="63" w:name="Xbea6f895427b64827cac31a6453bf27649ea77e"/>
+    <w:bookmarkEnd w:id="65"/>
+    <w:bookmarkStart w:id="66" w:name="Xbea6f895427b64827cac31a6453bf27649ea77e"/>
     <w:p>
       <w:pPr>
         <w:pStyle w:val="Heading3"/>
@@ -9527,9 +9566,9 @@
         <w:t xml:space="preserve">, ghép với chuỗi thô rồi chuẩn hoá lại; kết quả mới chỉ được chấp nhận nếu vượt kiểm tra định dạng.</w:t>
       </w:r>
     </w:p>
-    <w:bookmarkEnd w:id="63"/>
-    <w:bookmarkEnd w:id="64"/>
-    <w:bookmarkStart w:id="65" w:name="Xb17945b5d9374e5087c2c96ace1685ff00e2e22"/>
+    <w:bookmarkEnd w:id="66"/>
+    <w:bookmarkEnd w:id="67"/>
+    <w:bookmarkStart w:id="68" w:name="Xb17945b5d9374e5087c2c96ace1685ff00e2e22"/>
     <w:p>
       <w:pPr>
         <w:pStyle w:val="Heading2"/>
@@ -9698,8 +9737,8 @@
         <w:t xml:space="preserve">, và nếu phán quyết ban đầu không nằm trong tập ứng viên thì kết quả giữ nguyên. Nói cách khác, màu nền không thể tạo ra một họ biển mà bộ luật ký tự đã bác bỏ.</w:t>
       </w:r>
     </w:p>
-    <w:bookmarkEnd w:id="65"/>
-    <w:bookmarkStart w:id="69" w:name="Xfad7df3f963ac0b8ebfe8cf87d7c64fa075f760"/>
+    <w:bookmarkEnd w:id="68"/>
+    <w:bookmarkStart w:id="72" w:name="Xfad7df3f963ac0b8ebfe8cf87d7c64fa075f760"/>
     <w:p>
       <w:pPr>
         <w:pStyle w:val="Heading2"/>
@@ -9717,18 +9756,18 @@
           <wp:inline>
             <wp:extent cx="5334000" cy="1217839"/>
             <wp:effectExtent b="0" l="0" r="0" t="0"/>
-            <wp:docPr descr="" title="" id="67" name="Picture"/>
+            <wp:docPr descr="" title="" id="70" name="Picture"/>
             <a:graphic>
               <a:graphicData uri="http://schemas.openxmlformats.org/drawingml/2006/picture">
                 <pic:pic>
                   <pic:nvPicPr>
-                    <pic:cNvPr descr="figures/fig-ch5-03.png" id="68" name="Picture"/>
+                    <pic:cNvPr descr="figures/fig-ch5-03.png" id="71" name="Picture"/>
                     <pic:cNvPicPr>
                       <a:picLocks noChangeArrowheads="1" noChangeAspect="1"/>
                     </pic:cNvPicPr>
                   </pic:nvPicPr>
                   <pic:blipFill>
-                    <a:blip r:embed="rId66"/>
+                    <a:blip r:embed="rId69"/>
                     <a:stretch>
                       <a:fillRect/>
                     </a:stretch>
@@ -10285,8 +10324,8 @@
         <w:t xml:space="preserve">, và nó phải có mặt từ giai đoạn thiết kế chứ không thể bổ sung về sau.</w:t>
       </w:r>
     </w:p>
-    <w:bookmarkEnd w:id="69"/>
-    <w:bookmarkStart w:id="73" w:name="X9b5467225f237e4ee44d60f7d236cbdfdaa1e07"/>
+    <w:bookmarkEnd w:id="72"/>
+    <w:bookmarkStart w:id="76" w:name="X9b5467225f237e4ee44d60f7d236cbdfdaa1e07"/>
     <w:p>
       <w:pPr>
         <w:pStyle w:val="Heading2"/>
@@ -10312,18 +10351,18 @@
           <wp:inline>
             <wp:extent cx="5334000" cy="5953125"/>
             <wp:effectExtent b="0" l="0" r="0" t="0"/>
-            <wp:docPr descr="" title="" id="71" name="Picture"/>
+            <wp:docPr descr="" title="" id="74" name="Picture"/>
             <a:graphic>
               <a:graphicData uri="http://schemas.openxmlformats.org/drawingml/2006/picture">
                 <pic:pic>
                   <pic:nvPicPr>
-                    <pic:cNvPr descr="figures/fig-ch4-02.png" id="72" name="Picture"/>
+                    <pic:cNvPr descr="figures/fig-ch4-02.png" id="75" name="Picture"/>
                     <pic:cNvPicPr>
                       <a:picLocks noChangeArrowheads="1" noChangeAspect="1"/>
                     </pic:cNvPicPr>
                   </pic:nvPicPr>
                   <pic:blipFill>
-                    <a:blip r:embed="rId70"/>
+                    <a:blip r:embed="rId73"/>
                     <a:stretch>
                       <a:fillRect/>
                     </a:stretch>
@@ -10544,9 +10583,9 @@
         <w:br w:type="page"/>
       </w:r>
     </w:p>
-    <w:bookmarkEnd w:id="73"/>
-    <w:bookmarkEnd w:id="74"/>
-    <w:bookmarkStart w:id="98" w:name="chương-4-thực-nghiệm-và-đánh-giá"/>
+    <w:bookmarkEnd w:id="76"/>
+    <w:bookmarkEnd w:id="77"/>
+    <w:bookmarkStart w:id="104" w:name="chương-4-thực-nghiệm-và-đánh-giá"/>
     <w:p>
       <w:pPr>
         <w:pStyle w:val="Heading1"/>
@@ -10555,7 +10594,7 @@
         <w:t xml:space="preserve">CHƯƠNG 4. THỰC NGHIỆM VÀ ĐÁNH GIÁ</w:t>
       </w:r>
     </w:p>
-    <w:bookmarkStart w:id="75" w:name="X43cb4672f728ce1df4f211c1d18360135f0c40b"/>
+    <w:bookmarkStart w:id="78" w:name="X43cb4672f728ce1df4f211c1d18360135f0c40b"/>
     <w:p>
       <w:pPr>
         <w:pStyle w:val="Heading2"/>
@@ -11000,8 +11039,8 @@
         </w:tc>
       </w:tr>
     </w:tbl>
-    <w:bookmarkEnd w:id="75"/>
-    <w:bookmarkStart w:id="79" w:name="Xe48430b60e6d2b1022368eb4316c1fe9f53411f"/>
+    <w:bookmarkEnd w:id="78"/>
+    <w:bookmarkStart w:id="82" w:name="Xe48430b60e6d2b1022368eb4316c1fe9f53411f"/>
     <w:p>
       <w:pPr>
         <w:pStyle w:val="Heading2"/>
@@ -11010,7 +11049,7 @@
         <w:t xml:space="preserve">4.2. Kết quả phát hiện vùng biển</w:t>
       </w:r>
     </w:p>
-    <w:bookmarkStart w:id="76" w:name="X56c4ad64f323e7d5d8f79cdbf16c7362a0aef17"/>
+    <w:bookmarkStart w:id="79" w:name="X56c4ad64f323e7d5d8f79cdbf16c7362a0aef17"/>
     <w:p>
       <w:pPr>
         <w:pStyle w:val="Heading3"/>
@@ -11562,8 +11601,8 @@
         <w:t xml:space="preserve">— hai mục sau tách nó ra.</w:t>
       </w:r>
     </w:p>
-    <w:bookmarkEnd w:id="76"/>
-    <w:bookmarkStart w:id="77" w:name="X76b5ad2eb0947394d99fbc8d4c555204fcfa2b1"/>
+    <w:bookmarkEnd w:id="79"/>
+    <w:bookmarkStart w:id="80" w:name="X76b5ad2eb0947394d99fbc8d4c555204fcfa2b1"/>
     <w:p>
       <w:pPr>
         <w:pStyle w:val="Heading3"/>
@@ -11932,8 +11971,8 @@
         <w:t xml:space="preserve">bài toán biển hai dòng không nằm ở khâu phát hiện.</w:t>
       </w:r>
     </w:p>
-    <w:bookmarkEnd w:id="77"/>
-    <w:bookmarkStart w:id="78" w:name="X41bc35bcdab077ebbaf79f6ced40537acd1436c"/>
+    <w:bookmarkEnd w:id="80"/>
+    <w:bookmarkStart w:id="81" w:name="X41bc35bcdab077ebbaf79f6ced40537acd1436c"/>
     <w:p>
       <w:pPr>
         <w:pStyle w:val="Heading3"/>
@@ -12483,9 +12522,9 @@
         <w:t xml:space="preserve">. Với biển số, hộp kém khít kéo theo hậu quả dây chuyền: vùng cắt lệch làm tỉ lệ khung hình đo sai, khiến bước ước lượng số dòng ở mục 3.4.3 phân loại nhầm.</w:t>
       </w:r>
     </w:p>
-    <w:bookmarkEnd w:id="78"/>
-    <w:bookmarkEnd w:id="79"/>
-    <w:bookmarkStart w:id="84" w:name="X09b724f0b907c7f652c2569c27ef1d5728c277c"/>
+    <w:bookmarkEnd w:id="81"/>
+    <w:bookmarkEnd w:id="82"/>
+    <w:bookmarkStart w:id="90" w:name="X09b724f0b907c7f652c2569c27ef1d5728c277c"/>
     <w:p>
       <w:pPr>
         <w:pStyle w:val="Heading2"/>
@@ -12494,7 +12533,7 @@
         <w:t xml:space="preserve">4.3. Kết quả nhận dạng ký tự</w:t>
       </w:r>
     </w:p>
-    <w:bookmarkStart w:id="80" w:name="X3c3adc210b7bc8e8daf0d648803166c94172956"/>
+    <w:bookmarkStart w:id="83" w:name="X3c3adc210b7bc8e8daf0d648803166c94172956"/>
     <w:p>
       <w:pPr>
         <w:pStyle w:val="Heading3"/>
@@ -13266,8 +13305,8 @@
         <w:t xml:space="preserve">— đúng cơ chế đã dự đoán ở mục 2.4.2.</w:t>
       </w:r>
     </w:p>
-    <w:bookmarkEnd w:id="80"/>
-    <w:bookmarkStart w:id="81" w:name="Xf4a411f9b930bd7efb06d9cebaa0d210bbebd52"/>
+    <w:bookmarkEnd w:id="83"/>
+    <w:bookmarkStart w:id="87" w:name="Xf4a411f9b930bd7efb06d9cebaa0d210bbebd52"/>
     <w:p>
       <w:pPr>
         <w:pStyle w:val="Heading3"/>
@@ -13697,7 +13736,46 @@
         <w:pStyle w:val="BodyText"/>
       </w:pPr>
       <w:r>
-        <w:t xml:space="preserve">![](figures/fig-ch4-bố cục.png)</w:t>
+        <w:drawing>
+          <wp:inline>
+            <wp:extent cx="5334000" cy="2883855"/>
+            <wp:effectExtent b="0" l="0" r="0" t="0"/>
+            <wp:docPr descr="" title="" id="85" name="Picture"/>
+            <a:graphic>
+              <a:graphicData uri="http://schemas.openxmlformats.org/drawingml/2006/picture">
+                <pic:pic>
+                  <pic:nvPicPr>
+                    <pic:cNvPr descr="figures/fig-ch4-layout.png" id="86" name="Picture"/>
+                    <pic:cNvPicPr>
+                      <a:picLocks noChangeArrowheads="1" noChangeAspect="1"/>
+                    </pic:cNvPicPr>
+                  </pic:nvPicPr>
+                  <pic:blipFill>
+                    <a:blip r:embed="rId84"/>
+                    <a:stretch>
+                      <a:fillRect/>
+                    </a:stretch>
+                  </pic:blipFill>
+                  <pic:spPr bwMode="auto">
+                    <a:xfrm>
+                      <a:off x="0" y="0"/>
+                      <a:ext cx="5334000" cy="2883855"/>
+                    </a:xfrm>
+                    <a:prstGeom prst="rect">
+                      <a:avLst/>
+                    </a:prstGeom>
+                    <a:noFill/>
+                    <a:ln w="9525">
+                      <a:noFill/>
+                      <a:headEnd/>
+                      <a:tailEnd/>
+                    </a:ln>
+                  </pic:spPr>
+                </pic:pic>
+              </a:graphicData>
+            </a:graphic>
+          </wp:inline>
+        </w:drawing>
       </w:r>
     </w:p>
     <w:p>
@@ -13974,8 +14052,8 @@
         <w:t xml:space="preserve">, không ở khâu cắt hay ghép, vì hai khâu đó đã được đo tách bạch ở mục 4.4.</w:t>
       </w:r>
     </w:p>
-    <w:bookmarkEnd w:id="81"/>
-    <w:bookmarkStart w:id="82" w:name="X516560e0106c9b2c9337ca0aa9894f291cfef72"/>
+    <w:bookmarkEnd w:id="87"/>
+    <w:bookmarkStart w:id="88" w:name="X516560e0106c9b2c9337ca0aa9894f291cfef72"/>
     <w:p>
       <w:pPr>
         <w:pStyle w:val="Heading3"/>
@@ -14841,8 +14919,8 @@
         <w:t xml:space="preserve">. Đây là ví dụ điển hình cho việc đo đạc thay thế trực giác.</w:t>
       </w:r>
     </w:p>
-    <w:bookmarkEnd w:id="82"/>
-    <w:bookmarkStart w:id="83" w:name="X072ea29981ed08c6a59494db2da88a9b5c62777"/>
+    <w:bookmarkEnd w:id="88"/>
+    <w:bookmarkStart w:id="89" w:name="X072ea29981ed08c6a59494db2da88a9b5c62777"/>
     <w:p>
       <w:pPr>
         <w:pStyle w:val="Heading3"/>
@@ -15510,9 +15588,9 @@
         <w:t xml:space="preserve">một đóng góp độc lập bộ nhận dạng.</w:t>
       </w:r>
     </w:p>
-    <w:bookmarkEnd w:id="83"/>
-    <w:bookmarkEnd w:id="84"/>
-    <w:bookmarkStart w:id="88" w:name="X0c205a3fd5474e5e1d380a3735df7543f97f059"/>
+    <w:bookmarkEnd w:id="89"/>
+    <w:bookmarkEnd w:id="90"/>
+    <w:bookmarkStart w:id="94" w:name="X0c205a3fd5474e5e1d380a3735df7543f97f059"/>
     <w:p>
       <w:pPr>
         <w:pStyle w:val="Heading2"/>
@@ -15529,7 +15607,7 @@
         <w:t xml:space="preserve">Mục này là lý do các bước ở mục 3.4 được thiết kế bật tắt độc lập.</w:t>
       </w:r>
     </w:p>
-    <w:bookmarkStart w:id="85" w:name="X829136f7291c297c5cca8b1d56094b3c973a208"/>
+    <w:bookmarkStart w:id="91" w:name="X829136f7291c297c5cca8b1d56094b3c973a208"/>
     <w:p>
       <w:pPr>
         <w:pStyle w:val="Heading3"/>
@@ -15900,8 +15978,8 @@
         <w:t xml:space="preserve">: nó chứng minh lựa chọn kiến trúc ở mục 3.4.5 không tuỳ tiện, và nó cho thấy vùng chồng lấn — vốn thiết kế chỉ để tránh cắt cụt ký tự — còn có một tác dụng thứ hai mà thiết kế ban đầu không lường trước.</w:t>
       </w:r>
     </w:p>
-    <w:bookmarkEnd w:id="85"/>
-    <w:bookmarkStart w:id="86" w:name="X588f7fa284ca796b8f5cd2fcddeec4c0f167016"/>
+    <w:bookmarkEnd w:id="91"/>
+    <w:bookmarkStart w:id="92" w:name="X588f7fa284ca796b8f5cd2fcddeec4c0f167016"/>
     <w:p>
       <w:pPr>
         <w:pStyle w:val="Heading3"/>
@@ -16254,8 +16332,8 @@
         <w:t xml:space="preserve">: đổi 277 ms ở p95 lấy 34 biển đọc thêm.</w:t>
       </w:r>
     </w:p>
-    <w:bookmarkEnd w:id="86"/>
-    <w:bookmarkStart w:id="87" w:name="X85ddc1f42a1ffcce01d47550816576bde0056e6"/>
+    <w:bookmarkEnd w:id="92"/>
+    <w:bookmarkStart w:id="93" w:name="X85ddc1f42a1ffcce01d47550816576bde0056e6"/>
     <w:p>
       <w:pPr>
         <w:pStyle w:val="Heading3"/>
@@ -16584,9 +16662,9 @@
         <w:t xml:space="preserve">.</w:t>
       </w:r>
     </w:p>
-    <w:bookmarkEnd w:id="87"/>
-    <w:bookmarkEnd w:id="88"/>
-    <w:bookmarkStart w:id="92" w:name="X8f4b2c0e55e8764a0677cdfa39e96dbe6822859"/>
+    <w:bookmarkEnd w:id="93"/>
+    <w:bookmarkEnd w:id="94"/>
+    <w:bookmarkStart w:id="98" w:name="X8f4b2c0e55e8764a0677cdfa39e96dbe6822859"/>
     <w:p>
       <w:pPr>
         <w:pStyle w:val="Heading2"/>
@@ -16595,7 +16673,7 @@
         <w:t xml:space="preserve">4.5. Hiệu năng</w:t>
       </w:r>
     </w:p>
-    <w:bookmarkStart w:id="89" w:name="X6b24f3990d1b4e2ac43b4d4b755cf3b675cd008"/>
+    <w:bookmarkStart w:id="95" w:name="X6b24f3990d1b4e2ac43b4d4b755cf3b675cd008"/>
     <w:p>
       <w:pPr>
         <w:pStyle w:val="Heading3"/>
@@ -17005,8 +17083,8 @@
         <w:t xml:space="preserve">Theo định luật Amdahl, tăng tốc bộ phát hiện gấp 2–3 lần chỉ kéo tổng xuống khoảng 15–23%; muốn giảm mạnh hơn thì khối nhận dạng (64,3%) mới là mục tiêu.</w:t>
       </w:r>
     </w:p>
-    <w:bookmarkEnd w:id="89"/>
-    <w:bookmarkStart w:id="90" w:name="X3b6618c2a34744073ed1d69732272ba0db00294"/>
+    <w:bookmarkEnd w:id="95"/>
+    <w:bookmarkStart w:id="96" w:name="X3b6618c2a34744073ed1d69732272ba0db00294"/>
     <w:p>
       <w:pPr>
         <w:pStyle w:val="Heading3"/>
@@ -17105,8 +17183,8 @@
         <w:t xml:space="preserve">.</w:t>
       </w:r>
     </w:p>
-    <w:bookmarkEnd w:id="90"/>
-    <w:bookmarkStart w:id="91" w:name="X741c163f416d1e6dc001f8f3f4991f5dc161193"/>
+    <w:bookmarkEnd w:id="96"/>
+    <w:bookmarkStart w:id="97" w:name="X741c163f416d1e6dc001f8f3f4991f5dc161193"/>
     <w:p>
       <w:pPr>
         <w:pStyle w:val="Heading3"/>
@@ -17510,9 +17588,9 @@
         <w:t xml:space="preserve">ở mục 5.2.</w:t>
       </w:r>
     </w:p>
-    <w:bookmarkEnd w:id="91"/>
-    <w:bookmarkEnd w:id="92"/>
-    <w:bookmarkStart w:id="96" w:name="X7468ed9f095dd0192ebc5de940dc44b5cd3e099"/>
+    <w:bookmarkEnd w:id="97"/>
+    <w:bookmarkEnd w:id="98"/>
+    <w:bookmarkStart w:id="102" w:name="X7468ed9f095dd0192ebc5de940dc44b5cd3e099"/>
     <w:p>
       <w:pPr>
         <w:pStyle w:val="Heading2"/>
@@ -18161,18 +18239,18 @@
           <wp:inline>
             <wp:extent cx="5334000" cy="3317670"/>
             <wp:effectExtent b="0" l="0" r="0" t="0"/>
-            <wp:docPr descr="" title="" id="94" name="Picture"/>
+            <wp:docPr descr="" title="" id="100" name="Picture"/>
             <a:graphic>
               <a:graphicData uri="http://schemas.openxmlformats.org/drawingml/2006/picture">
                 <pic:pic>
                   <pic:nvPicPr>
-                    <pic:cNvPr descr="figures/fig-ch4-loi.png" id="95" name="Picture"/>
+                    <pic:cNvPr descr="figures/fig-ch4-loi.png" id="101" name="Picture"/>
                     <pic:cNvPicPr>
                       <a:picLocks noChangeArrowheads="1" noChangeAspect="1"/>
                     </pic:cNvPicPr>
                   </pic:nvPicPr>
                   <pic:blipFill>
-                    <a:blip r:embed="rId93"/>
+                    <a:blip r:embed="rId99"/>
                     <a:stretch>
                       <a:fillRect/>
                     </a:stretch>
@@ -18402,8 +18480,8 @@
         <w:t xml:space="preserve">, vì mọi vùng cắt vuông đều bị phân loại thành hai dòng.</w:t>
       </w:r>
     </w:p>
-    <w:bookmarkEnd w:id="96"/>
-    <w:bookmarkStart w:id="97" w:name="X88e1c26a6581f7bd1dbdb2c85ae6116c5ba8393"/>
+    <w:bookmarkEnd w:id="102"/>
+    <w:bookmarkStart w:id="103" w:name="X88e1c26a6581f7bd1dbdb2c85ae6116c5ba8393"/>
     <w:p>
       <w:pPr>
         <w:pStyle w:val="Heading2"/>
@@ -18931,9 +19009,9 @@
         <w:br w:type="page"/>
       </w:r>
     </w:p>
-    <w:bookmarkEnd w:id="97"/>
-    <w:bookmarkEnd w:id="98"/>
-    <w:bookmarkStart w:id="103" w:name="chương-5-kết-luận-và-hướng-phát-triển"/>
+    <w:bookmarkEnd w:id="103"/>
+    <w:bookmarkEnd w:id="104"/>
+    <w:bookmarkStart w:id="109" w:name="chương-5-kết-luận-và-hướng-phát-triển"/>
     <w:p>
       <w:pPr>
         <w:pStyle w:val="Heading1"/>
@@ -18942,7 +19020,7 @@
         <w:t xml:space="preserve">CHƯƠNG 5. KẾT LUẬN VÀ HƯỚNG PHÁT TRIỂN</w:t>
       </w:r>
     </w:p>
-    <w:bookmarkStart w:id="99" w:name="Xcefa088882d41b38c21b7b5b44c738cb5564fbb"/>
+    <w:bookmarkStart w:id="105" w:name="Xcefa088882d41b38c21b7b5b44c738cb5564fbb"/>
     <w:p>
       <w:pPr>
         <w:pStyle w:val="Heading2"/>
@@ -19665,8 +19743,8 @@
         <w:t xml:space="preserve">: mọi bước xử lý ảnh bật tắt được độc lập nên đóng góp của từng bước đo được riêng, và các kết quả âm — phương án đọc riêng từng nửa thua 61 điểm, bậc siêu phân giải không cải thiện được biển nào — được ghi lại thay vì bỏ đi.</w:t>
       </w:r>
     </w:p>
-    <w:bookmarkEnd w:id="99"/>
-    <w:bookmarkStart w:id="100" w:name="Xe79f58ab8ce7b6f148c68a374118dd9eaec1a1c"/>
+    <w:bookmarkEnd w:id="105"/>
+    <w:bookmarkStart w:id="106" w:name="Xe79f58ab8ce7b6f148c68a374118dd9eaec1a1c"/>
     <w:p>
       <w:pPr>
         <w:pStyle w:val="Heading2"/>
@@ -20113,8 +20191,8 @@
         </w:tc>
       </w:tr>
     </w:tbl>
-    <w:bookmarkEnd w:id="100"/>
-    <w:bookmarkStart w:id="101" w:name="X66db71c9020c40cf46e490c5c37ad244e2b7594"/>
+    <w:bookmarkEnd w:id="106"/>
+    <w:bookmarkStart w:id="107" w:name="X66db71c9020c40cf46e490c5c37ad244e2b7594"/>
     <w:p>
       <w:pPr>
         <w:pStyle w:val="Heading2"/>
@@ -20356,18 +20434,18 @@
               <w:jc w:val="center"/>
             </w:pPr>
             <w:r>
-              <w:t xml:space="preserve">2</w:t>
-            </w:r>
-          </w:p>
-        </w:tc>
-        <w:tc>
-          <w:tcPr/>
-          <w:p>
-            <w:pPr>
-              <w:pStyle w:val="Compact"/>
-            </w:pPr>
-            <w:r>
-              <w:t xml:space="preserve">Điều kiện để mở rộng kết luận ra ngoài biển trắng</w:t>
+              <w:t xml:space="preserve">2, 6</w:t>
+            </w:r>
+          </w:p>
+        </w:tc>
+        <w:tc>
+          <w:tcPr/>
+          <w:p>
+            <w:pPr>
+              <w:pStyle w:val="Compact"/>
+            </w:pPr>
+            <w:r>
+              <w:t xml:space="preserve">Điều kiện để mở rộng kết luận ra ngoài biển trắng, và để hai nhánh biển đỏ · ngoại giao có số liệu đánh giá</w:t>
             </w:r>
           </w:p>
         </w:tc>
@@ -20550,8 +20628,8 @@
         </w:tc>
       </w:tr>
     </w:tbl>
-    <w:bookmarkEnd w:id="101"/>
-    <w:bookmarkStart w:id="102" w:name="Xe5a2fe3dfcd4681648271b7ddc344b106e48b3b"/>
+    <w:bookmarkEnd w:id="107"/>
+    <w:bookmarkStart w:id="108" w:name="Xe5a2fe3dfcd4681648271b7ddc344b106e48b3b"/>
     <w:p>
       <w:pPr>
         <w:pStyle w:val="Heading2"/>
@@ -20660,9 +20738,9 @@
         <w:br w:type="page"/>
       </w:r>
     </w:p>
-    <w:bookmarkEnd w:id="102"/>
-    <w:bookmarkEnd w:id="103"/>
-    <w:bookmarkStart w:id="113" w:name="tài-liệu-tham-khảo"/>
+    <w:bookmarkEnd w:id="108"/>
+    <w:bookmarkEnd w:id="109"/>
+    <w:bookmarkStart w:id="119" w:name="tài-liệu-tham-khảo"/>
     <w:p>
       <w:pPr>
         <w:pStyle w:val="Heading1"/>
@@ -20681,7 +20759,7 @@
       <w:r>
         <w:t xml:space="preserve"> </w:t>
       </w:r>
-      <w:hyperlink r:id="rId104">
+      <w:hyperlink r:id="rId110">
         <w:r>
           <w:rPr>
             <w:rStyle w:val="Hyperlink"/>
@@ -20719,7 +20797,7 @@
       <w:r>
         <w:t xml:space="preserve"> </w:t>
       </w:r>
-      <w:hyperlink r:id="rId105">
+      <w:hyperlink r:id="rId111">
         <w:r>
           <w:rPr>
             <w:rStyle w:val="Hyperlink"/>
@@ -20744,7 +20822,7 @@
       <w:r>
         <w:t xml:space="preserve"> </w:t>
       </w:r>
-      <w:hyperlink r:id="rId106">
+      <w:hyperlink r:id="rId112">
         <w:r>
           <w:rPr>
             <w:rStyle w:val="Hyperlink"/>
@@ -20769,7 +20847,7 @@
       <w:r>
         <w:t xml:space="preserve"> </w:t>
       </w:r>
-      <w:hyperlink r:id="rId107">
+      <w:hyperlink r:id="rId113">
         <w:r>
           <w:rPr>
             <w:rStyle w:val="Hyperlink"/>
@@ -20794,7 +20872,7 @@
       <w:r>
         <w:t xml:space="preserve"> </w:t>
       </w:r>
-      <w:hyperlink r:id="rId108">
+      <w:hyperlink r:id="rId114">
         <w:r>
           <w:rPr>
             <w:rStyle w:val="Hyperlink"/>
@@ -20819,7 +20897,7 @@
       <w:r>
         <w:t xml:space="preserve"> </w:t>
       </w:r>
-      <w:hyperlink r:id="rId109">
+      <w:hyperlink r:id="rId115">
         <w:r>
           <w:rPr>
             <w:rStyle w:val="Hyperlink"/>
@@ -20844,7 +20922,7 @@
       <w:r>
         <w:t xml:space="preserve"> </w:t>
       </w:r>
-      <w:hyperlink r:id="rId110">
+      <w:hyperlink r:id="rId116">
         <w:r>
           <w:rPr>
             <w:rStyle w:val="Hyperlink"/>
@@ -20869,7 +20947,7 @@
       <w:r>
         <w:t xml:space="preserve"> </w:t>
       </w:r>
-      <w:hyperlink r:id="rId111">
+      <w:hyperlink r:id="rId117">
         <w:r>
           <w:rPr>
             <w:rStyle w:val="Hyperlink"/>
@@ -20907,7 +20985,7 @@
       <w:r>
         <w:t xml:space="preserve"> </w:t>
       </w:r>
-      <w:hyperlink r:id="rId112">
+      <w:hyperlink r:id="rId118">
         <w:r>
           <w:rPr>
             <w:rStyle w:val="Hyperlink"/>
@@ -21069,8 +21147,8 @@
         <w:br w:type="page"/>
       </w:r>
     </w:p>
-    <w:bookmarkEnd w:id="113"/>
-    <w:bookmarkStart w:id="125" w:name="phụ-lục"/>
+    <w:bookmarkEnd w:id="119"/>
+    <w:bookmarkStart w:id="131" w:name="phụ-lục"/>
     <w:p>
       <w:pPr>
         <w:pStyle w:val="Heading1"/>
@@ -21079,7 +21157,7 @@
         <w:t xml:space="preserve">PHỤ LỤC</w:t>
       </w:r>
     </w:p>
-    <w:bookmarkStart w:id="117" w:name="phụ-lục-a-cấu-hình-và-siêu-tham-số"/>
+    <w:bookmarkStart w:id="123" w:name="phụ-lục-a-cấu-hình-và-siêu-tham-số"/>
     <w:p>
       <w:pPr>
         <w:pStyle w:val="Heading2"/>
@@ -21088,7 +21166,7 @@
         <w:t xml:space="preserve">Phụ lục A. Cấu hình và siêu tham số</w:t>
       </w:r>
     </w:p>
-    <w:bookmarkStart w:id="114" w:name="a1-môi-trường-thực-thi"/>
+    <w:bookmarkStart w:id="120" w:name="a1-môi-trường-thực-thi"/>
     <w:p>
       <w:pPr>
         <w:pStyle w:val="Heading3"/>
@@ -21426,8 +21504,8 @@
         <w:t xml:space="preserve">từng đổi giữa các phiên bản lớn, và bước nắn hình ở mục 3.4.6 phải xử lý riêng chuyện đó.</w:t>
       </w:r>
     </w:p>
-    <w:bookmarkEnd w:id="114"/>
-    <w:bookmarkStart w:id="115" w:name="a2-siêu-tham-số-huấn-luyện-bộ-phát-hiện"/>
+    <w:bookmarkEnd w:id="120"/>
+    <w:bookmarkStart w:id="121" w:name="a2-siêu-tham-số-huấn-luyện-bộ-phát-hiện"/>
     <w:p>
       <w:pPr>
         <w:pStyle w:val="Heading3"/>
@@ -22020,8 +22098,8 @@
         </w:tc>
       </w:tr>
     </w:tbl>
-    <w:bookmarkEnd w:id="115"/>
-    <w:bookmarkStart w:id="116" w:name="a3-tham-số-của-khối-xử-lý-ảnh"/>
+    <w:bookmarkEnd w:id="121"/>
+    <w:bookmarkStart w:id="122" w:name="a3-tham-số-của-khối-xử-lý-ảnh"/>
     <w:p>
       <w:pPr>
         <w:pStyle w:val="Heading3"/>
@@ -22333,9 +22411,9 @@
         </w:tc>
       </w:tr>
     </w:tbl>
-    <w:bookmarkEnd w:id="116"/>
-    <w:bookmarkEnd w:id="117"/>
-    <w:bookmarkStart w:id="124" w:name="phụ-lục-b-hướng-dẫn-cài-đặt-và-chạy"/>
+    <w:bookmarkEnd w:id="122"/>
+    <w:bookmarkEnd w:id="123"/>
+    <w:bookmarkStart w:id="130" w:name="phụ-lục-b-hướng-dẫn-cài-đặt-và-chạy"/>
     <w:p>
       <w:pPr>
         <w:pStyle w:val="Heading2"/>
@@ -22344,7 +22422,7 @@
         <w:t xml:space="preserve">Phụ lục B. Hướng dẫn cài đặt và chạy</w:t>
       </w:r>
     </w:p>
-    <w:bookmarkStart w:id="120" w:name="b1-chạy-bằng-docker-khuyến-nghị"/>
+    <w:bookmarkStart w:id="126" w:name="b1-chạy-bằng-docker-khuyến-nghị"/>
     <w:p>
       <w:pPr>
         <w:pStyle w:val="Heading3"/>
@@ -22403,7 +22481,7 @@
       <w:r>
         <w:t xml:space="preserve"> </w:t>
       </w:r>
-      <w:hyperlink r:id="rId118">
+      <w:hyperlink r:id="rId124">
         <w:r>
           <w:rPr>
             <w:rStyle w:val="Hyperlink"/>
@@ -22426,7 +22504,7 @@
       <w:r>
         <w:t xml:space="preserve"> </w:t>
       </w:r>
-      <w:hyperlink r:id="rId119">
+      <w:hyperlink r:id="rId125">
         <w:r>
           <w:rPr>
             <w:rStyle w:val="Hyperlink"/>
@@ -22525,8 +22603,8 @@
         <w:t xml:space="preserve">phải có mặt trước khi khởi động.</w:t>
       </w:r>
     </w:p>
-    <w:bookmarkEnd w:id="120"/>
-    <w:bookmarkStart w:id="121" w:name="Xf164c78b43aed40f1f75a57042a8729375773e2"/>
+    <w:bookmarkEnd w:id="126"/>
+    <w:bookmarkStart w:id="127" w:name="Xf164c78b43aed40f1f75a57042a8729375773e2"/>
     <w:p>
       <w:pPr>
         <w:pStyle w:val="Heading3"/>
@@ -22550,10 +22628,10 @@
           <w:b/>
           <w:bCs/>
         </w:rPr>
-        <w:t xml:space="preserve">ba môi trường ảo tách biệt</w:t>
-      </w:r>
-      <w:r>
-        <w:t xml:space="preserve">, và việc tách là bắt buộc: bộ phụ thuộc của thư viện nhận dạng ký tự hạ cấp NumPy và thay thư viện thị giác máy tính bằng một biến thể lùi một phiên bản lớn so với nhánh huấn luyện. Cài chung thì mỗi lần cài lại một nhánh sẽ âm thầm đổi phiên bản nhánh kia — lỗi không làm sập chương trình mà làm</w:t>
+        <w:t xml:space="preserve">một môi trường ảo duy nhất</w:t>
+      </w:r>
+      <w:r>
+        <w:t xml:space="preserve">; bản đầu từng tách làm ba vì: bộ phụ thuộc của thư viện nhận dạng ký tự hạ cấp NumPy và thay thư viện thị giác máy tính bằng một biến thể lùi một phiên bản lớn so với nhánh huấn luyện. Cài chung thì mỗi lần cài lại một nhánh sẽ âm thầm đổi phiên bản nhánh kia — lỗi không làm sập chương trình mà làm</w:t>
       </w:r>
       <w:r>
         <w:t xml:space="preserve"> </w:t>
@@ -22644,8 +22722,8 @@
         <w:t xml:space="preserve">npm run dev</w:t>
       </w:r>
     </w:p>
-    <w:bookmarkEnd w:id="121"/>
-    <w:bookmarkStart w:id="122" w:name="b3-chạy-lại-các-phép-đo-của-chương-4"/>
+    <w:bookmarkEnd w:id="127"/>
+    <w:bookmarkStart w:id="128" w:name="b3-chạy-lại-các-phép-đo-của-chương-4"/>
     <w:p>
       <w:pPr>
         <w:pStyle w:val="Heading3"/>
@@ -22707,8 +22785,8 @@
         <w:t xml:space="preserve">ở mục 4.4; một công cụ đo tự dựng cấu hình riêng sẽ đo một hệ thống khác với hệ thống được bàn giao.</w:t>
       </w:r>
     </w:p>
-    <w:bookmarkEnd w:id="122"/>
-    <w:bookmarkStart w:id="123" w:name="b4-dựng-lại-quyển-báo-cáo"/>
+    <w:bookmarkEnd w:id="128"/>
+    <w:bookmarkStart w:id="129" w:name="b4-dựng-lại-quyển-báo-cáo"/>
     <w:p>
       <w:pPr>
         <w:pStyle w:val="Heading3"/>
@@ -22777,9 +22855,9 @@
         <w:br w:type="page"/>
       </w:r>
     </w:p>
-    <w:bookmarkEnd w:id="123"/>
-    <w:bookmarkEnd w:id="124"/>
-    <w:bookmarkEnd w:id="125"/>
+    <w:bookmarkEnd w:id="129"/>
+    <w:bookmarkEnd w:id="130"/>
+    <w:bookmarkEnd w:id="131"/>
     <w:sectPr>
       <w:footnotePr>
         <w:numRestart w:val="eachSect"/>

--- a/docs/papers/mon-hoc/thesis-full.docx
+++ b/docs/papers/mon-hoc/thesis-full.docx
@@ -1629,7 +1629,7 @@
     </w:p>
     <w:bookmarkEnd w:id="18"/>
     <w:bookmarkEnd w:id="19"/>
-    <w:bookmarkStart w:id="44" w:name="chương-2-cơ-sở-lý-thuyết"/>
+    <w:bookmarkStart w:id="47" w:name="chương-2-cơ-sở-lý-thuyết"/>
     <w:p>
       <w:pPr>
         <w:pStyle w:val="Heading1"/>
@@ -5066,7 +5066,7 @@
     </w:p>
     <w:bookmarkEnd w:id="35"/>
     <w:bookmarkEnd w:id="36"/>
-    <w:bookmarkStart w:id="43" w:name="X1a77f36e16d4ad267b00eabe7cf793e1dbe08e9"/>
+    <w:bookmarkStart w:id="46" w:name="X1a77f36e16d4ad267b00eabe7cf793e1dbe08e9"/>
     <w:p>
       <w:pPr>
         <w:pStyle w:val="Heading2"/>
@@ -5075,7 +5075,7 @@
         <w:t xml:space="preserve">2.4. Nhận dạng ký tự và điểm suy giảm trên văn bản hai dòng</w:t>
       </w:r>
     </w:p>
-    <w:bookmarkStart w:id="37" w:name="Xe83b99ff4f9e166a4486fbbbb917c3cf6660cf0"/>
+    <w:bookmarkStart w:id="40" w:name="Xe83b99ff4f9e166a4486fbbbb917c3cf6660cf0"/>
     <w:p>
       <w:pPr>
         <w:pStyle w:val="Heading3"/>
@@ -5505,37 +5505,127 @@
         <w:t xml:space="preserve">, lý do CTC là mặc định của hầu hết bộ nhận dạng ký tự mã nguồn mở.</w:t>
       </w:r>
     </w:p>
-    <w:bookmarkEnd w:id="37"/>
-    <w:bookmarkStart w:id="41" w:name="Xe75111e7e16a7041ade7959de0482f072d2b426"/>
-    <w:p>
-      <w:pPr>
-        <w:pStyle w:val="Heading3"/>
-      </w:pPr>
-      <w:r>
-        <w:t xml:space="preserve">2.4.2. Vì sao CTC gãy trên biển hai dòng</w:t>
-      </w:r>
-    </w:p>
-    <w:p>
-      <w:pPr>
-        <w:pStyle w:val="FirstParagraph"/>
+    <w:p>
+      <w:pPr>
+        <w:pStyle w:val="BodyText"/>
       </w:pPr>
       <w:r>
         <w:drawing>
           <wp:inline>
-            <wp:extent cx="5334000" cy="632732"/>
+            <wp:extent cx="5334000" cy="2884362"/>
             <wp:effectExtent b="0" l="0" r="0" t="0"/>
-            <wp:docPr descr="" title="" id="39" name="Picture"/>
+            <wp:docPr descr="" title="" id="38" name="Picture"/>
             <a:graphic>
               <a:graphicData uri="http://schemas.openxmlformats.org/drawingml/2006/picture">
                 <pic:pic>
                   <pic:nvPicPr>
-                    <pic:cNvPr descr="figures/fig-ch2-07.png" id="40" name="Picture"/>
+                    <pic:cNvPr descr="figures/fig-ch2-crnn-ctc.png" id="39" name="Picture"/>
                     <pic:cNvPicPr>
                       <a:picLocks noChangeArrowheads="1" noChangeAspect="1"/>
                     </pic:cNvPicPr>
                   </pic:nvPicPr>
                   <pic:blipFill>
-                    <a:blip r:embed="rId38"/>
+                    <a:blip r:embed="rId37"/>
+                    <a:stretch>
+                      <a:fillRect/>
+                    </a:stretch>
+                  </pic:blipFill>
+                  <pic:spPr bwMode="auto">
+                    <a:xfrm>
+                      <a:off x="0" y="0"/>
+                      <a:ext cx="5334000" cy="2884362"/>
+                    </a:xfrm>
+                    <a:prstGeom prst="rect">
+                      <a:avLst/>
+                    </a:prstGeom>
+                    <a:noFill/>
+                    <a:ln w="9525">
+                      <a:noFill/>
+                      <a:headEnd/>
+                      <a:tailEnd/>
+                    </a:ln>
+                  </pic:spPr>
+                </pic:pic>
+              </a:graphicData>
+            </a:graphic>
+          </wp:inline>
+        </w:drawing>
+      </w:r>
+    </w:p>
+    <w:p>
+      <w:pPr>
+        <w:pStyle w:val="BodyText"/>
+      </w:pPr>
+      <w:r>
+        <w:rPr>
+          <w:b/>
+          <w:bCs/>
+        </w:rPr>
+        <w:t xml:space="preserve">Hình 2.3.</w:t>
+      </w:r>
+      <w:r>
+        <w:t xml:space="preserve"> </w:t>
+      </w:r>
+      <w:r>
+        <w:t xml:space="preserve">Kiến trúc CRNN và cách CTC gộp chuỗi thô. Điểm mấu chốt nằm ở</w:t>
+      </w:r>
+      <w:r>
+        <w:t xml:space="preserve"> </w:t>
+      </w:r>
+      <w:r>
+        <w:t xml:space="preserve">tầng tích chập: nó hạ</w:t>
+      </w:r>
+      <w:r>
+        <w:t xml:space="preserve"> </w:t>
+      </w:r>
+      <w:r>
+        <w:rPr>
+          <w:b/>
+          <w:bCs/>
+        </w:rPr>
+        <w:t xml:space="preserve">chiều cao về 1</w:t>
+      </w:r>
+      <w:r>
+        <w:t xml:space="preserve">, biến bản đồ đặc trưng hai chiều thành</w:t>
+      </w:r>
+      <w:r>
+        <w:t xml:space="preserve"> </w:t>
+      </w:r>
+      <w:r>
+        <w:t xml:space="preserve">một chuỗi vector — nhờ đó bài toán đọc ảnh trở thành bài toán đọc chuỗi.</w:t>
+      </w:r>
+    </w:p>
+    <w:bookmarkEnd w:id="40"/>
+    <w:bookmarkStart w:id="44" w:name="Xe75111e7e16a7041ade7959de0482f072d2b426"/>
+    <w:p>
+      <w:pPr>
+        <w:pStyle w:val="Heading3"/>
+      </w:pPr>
+      <w:r>
+        <w:t xml:space="preserve">2.4.2. Vì sao CTC gãy trên biển hai dòng</w:t>
+      </w:r>
+    </w:p>
+    <w:p>
+      <w:pPr>
+        <w:pStyle w:val="FirstParagraph"/>
+      </w:pPr>
+      <w:r>
+        <w:drawing>
+          <wp:inline>
+            <wp:extent cx="5334000" cy="632732"/>
+            <wp:effectExtent b="0" l="0" r="0" t="0"/>
+            <wp:docPr descr="" title="" id="42" name="Picture"/>
+            <a:graphic>
+              <a:graphicData uri="http://schemas.openxmlformats.org/drawingml/2006/picture">
+                <pic:pic>
+                  <pic:nvPicPr>
+                    <pic:cNvPr descr="figures/fig-ch2-07.png" id="43" name="Picture"/>
+                    <pic:cNvPicPr>
+                      <a:picLocks noChangeArrowheads="1" noChangeAspect="1"/>
+                    </pic:cNvPicPr>
+                  </pic:nvPicPr>
+                  <pic:blipFill>
+                    <a:blip r:embed="rId41"/>
                     <a:stretch>
                       <a:fillRect/>
                     </a:stretch>
@@ -5691,8 +5781,8 @@
         <w:t xml:space="preserve">— và làm sao cho hàng ký tự duy nhất đó nhận trọn ngân sách 48 điểm ảnh thay vì phải chia đôi.</w:t>
       </w:r>
     </w:p>
-    <w:bookmarkEnd w:id="41"/>
-    <w:bookmarkStart w:id="42" w:name="X95dd2e82cf05842822b4984f6b9140a049c3e5c"/>
+    <w:bookmarkEnd w:id="44"/>
+    <w:bookmarkStart w:id="45" w:name="X95dd2e82cf05842822b4984f6b9140a049c3e5c"/>
     <w:p>
       <w:pPr>
         <w:pStyle w:val="Heading3"/>
@@ -6058,10 +6148,10 @@
         <w:br w:type="page"/>
       </w:r>
     </w:p>
-    <w:bookmarkEnd w:id="42"/>
-    <w:bookmarkEnd w:id="43"/>
-    <w:bookmarkEnd w:id="44"/>
-    <w:bookmarkStart w:id="77" w:name="chương-3-thiết-kế-và-cài-đặt"/>
+    <w:bookmarkEnd w:id="45"/>
+    <w:bookmarkEnd w:id="46"/>
+    <w:bookmarkEnd w:id="47"/>
+    <w:bookmarkStart w:id="80" w:name="chương-3-thiết-kế-và-cài-đặt"/>
     <w:p>
       <w:pPr>
         <w:pStyle w:val="Heading1"/>
@@ -6070,7 +6160,7 @@
         <w:t xml:space="preserve">CHƯƠNG 3. THIẾT KẾ VÀ CÀI ĐẶT</w:t>
       </w:r>
     </w:p>
-    <w:bookmarkStart w:id="48" w:name="X21a22cc9b66dca004f2960f37df13c53a04e97b"/>
+    <w:bookmarkStart w:id="51" w:name="X21a22cc9b66dca004f2960f37df13c53a04e97b"/>
     <w:p>
       <w:pPr>
         <w:pStyle w:val="Heading2"/>
@@ -6088,18 +6178,18 @@
           <wp:inline>
             <wp:extent cx="5334000" cy="401410"/>
             <wp:effectExtent b="0" l="0" r="0" t="0"/>
-            <wp:docPr descr="" title="" id="46" name="Picture"/>
+            <wp:docPr descr="" title="" id="49" name="Picture"/>
             <a:graphic>
               <a:graphicData uri="http://schemas.openxmlformats.org/drawingml/2006/picture">
                 <pic:pic>
                   <pic:nvPicPr>
-                    <pic:cNvPr descr="figures/fig-ch4-03.png" id="47" name="Picture"/>
+                    <pic:cNvPr descr="figures/fig-ch4-03.png" id="50" name="Picture"/>
                     <pic:cNvPicPr>
                       <a:picLocks noChangeArrowheads="1" noChangeAspect="1"/>
                     </pic:cNvPicPr>
                   </pic:nvPicPr>
                   <pic:blipFill>
-                    <a:blip r:embed="rId45"/>
+                    <a:blip r:embed="rId48"/>
                     <a:stretch>
                       <a:fillRect/>
                     </a:stretch>
@@ -6370,8 +6460,8 @@
         <w:t xml:space="preserve">đóng góp của khối hậu xử lý ở mục 4.3.2.</w:t>
       </w:r>
     </w:p>
-    <w:bookmarkEnd w:id="48"/>
-    <w:bookmarkStart w:id="55" w:name="X1f307d8f8c73bce8db8683c986faea6c8ea66a3"/>
+    <w:bookmarkEnd w:id="51"/>
+    <w:bookmarkStart w:id="58" w:name="X1f307d8f8c73bce8db8683c986faea6c8ea66a3"/>
     <w:p>
       <w:pPr>
         <w:pStyle w:val="Heading2"/>
@@ -6380,7 +6470,7 @@
         <w:t xml:space="preserve">3.2. Xây dựng bộ dữ liệu</w:t>
       </w:r>
     </w:p>
-    <w:bookmarkStart w:id="52" w:name="X1e79da8d4591a4178a53ac3ec8ada254cbc010c"/>
+    <w:bookmarkStart w:id="55" w:name="X1e79da8d4591a4178a53ac3ec8ada254cbc010c"/>
     <w:p>
       <w:pPr>
         <w:pStyle w:val="Heading3"/>
@@ -6398,18 +6488,18 @@
           <wp:inline>
             <wp:extent cx="5334000" cy="802821"/>
             <wp:effectExtent b="0" l="0" r="0" t="0"/>
-            <wp:docPr descr="" title="" id="50" name="Picture"/>
+            <wp:docPr descr="" title="" id="53" name="Picture"/>
             <a:graphic>
               <a:graphicData uri="http://schemas.openxmlformats.org/drawingml/2006/picture">
                 <pic:pic>
                   <pic:nvPicPr>
-                    <pic:cNvPr descr="figures/fig-ch5-01.png" id="51" name="Picture"/>
+                    <pic:cNvPr descr="figures/fig-ch5-01.png" id="54" name="Picture"/>
                     <pic:cNvPicPr>
                       <a:picLocks noChangeArrowheads="1" noChangeAspect="1"/>
                     </pic:cNvPicPr>
                   </pic:nvPicPr>
                   <pic:blipFill>
-                    <a:blip r:embed="rId49"/>
+                    <a:blip r:embed="rId52"/>
                     <a:stretch>
                       <a:fillRect/>
                     </a:stretch>
@@ -7168,8 +7258,8 @@
         </w:tc>
       </w:tr>
     </w:tbl>
-    <w:bookmarkEnd w:id="52"/>
-    <w:bookmarkStart w:id="53" w:name="X64d82190221a74699ea3479b79b7053876c14e1"/>
+    <w:bookmarkEnd w:id="55"/>
+    <w:bookmarkStart w:id="56" w:name="X64d82190221a74699ea3479b79b7053876c14e1"/>
     <w:p>
       <w:pPr>
         <w:pStyle w:val="Heading3"/>
@@ -7339,8 +7429,8 @@
         <w:t xml:space="preserve">, nên những bản trùng không bị xoá cũng không thể rò rỉ giữa tập huấn luyện và tập kiểm thử.</w:t>
       </w:r>
     </w:p>
-    <w:bookmarkEnd w:id="53"/>
-    <w:bookmarkStart w:id="54" w:name="Xf8dacc666c01a5b829976131e6f9d976c84a7ef"/>
+    <w:bookmarkEnd w:id="56"/>
+    <w:bookmarkStart w:id="57" w:name="Xf8dacc666c01a5b829976131e6f9d976c84a7ef"/>
     <w:p>
       <w:pPr>
         <w:pStyle w:val="Heading3"/>
@@ -7624,9 +7714,9 @@
         <w:t xml:space="preserve">.</w:t>
       </w:r>
     </w:p>
-    <w:bookmarkEnd w:id="54"/>
-    <w:bookmarkEnd w:id="55"/>
-    <w:bookmarkStart w:id="56" w:name="X6a397cb1739f1ec0a8c9714808f79a5ce1fbf6f"/>
+    <w:bookmarkEnd w:id="57"/>
+    <w:bookmarkEnd w:id="58"/>
+    <w:bookmarkStart w:id="59" w:name="X6a397cb1739f1ec0a8c9714808f79a5ce1fbf6f"/>
     <w:p>
       <w:pPr>
         <w:pStyle w:val="Heading2"/>
@@ -8118,8 +8208,8 @@
         <w:t xml:space="preserve">không có khoảng tin cậy.</w:t>
       </w:r>
     </w:p>
-    <w:bookmarkEnd w:id="56"/>
-    <w:bookmarkStart w:id="67" w:name="X9c2c9b365086d10c999a46e4942f14d73b6baa5"/>
+    <w:bookmarkEnd w:id="59"/>
+    <w:bookmarkStart w:id="70" w:name="X9c2c9b365086d10c999a46e4942f14d73b6baa5"/>
     <w:p>
       <w:pPr>
         <w:pStyle w:val="Heading2"/>
@@ -8152,7 +8242,7 @@
         <w:t xml:space="preserve">đưa sang bộ nhận dạng.</w:t>
       </w:r>
     </w:p>
-    <w:bookmarkStart w:id="60" w:name="X18366d2ca2a670ba198761f661338f3d7f9f2a6"/>
+    <w:bookmarkStart w:id="63" w:name="X18366d2ca2a670ba198761f661338f3d7f9f2a6"/>
     <w:p>
       <w:pPr>
         <w:pStyle w:val="Heading3"/>
@@ -8340,18 +8430,18 @@
           <wp:inline>
             <wp:extent cx="5334000" cy="8969712"/>
             <wp:effectExtent b="0" l="0" r="0" t="0"/>
-            <wp:docPr descr="" title="" id="58" name="Picture"/>
+            <wp:docPr descr="" title="" id="61" name="Picture"/>
             <a:graphic>
               <a:graphicData uri="http://schemas.openxmlformats.org/drawingml/2006/picture">
                 <pic:pic>
                   <pic:nvPicPr>
-                    <pic:cNvPr descr="figures/fig-pipeline-strip.png" id="59" name="Picture"/>
+                    <pic:cNvPr descr="figures/fig-pipeline-strip.png" id="62" name="Picture"/>
                     <pic:cNvPicPr>
                       <a:picLocks noChangeArrowheads="1" noChangeAspect="1"/>
                     </pic:cNvPicPr>
                   </pic:nvPicPr>
                   <pic:blipFill>
-                    <a:blip r:embed="rId57"/>
+                    <a:blip r:embed="rId60"/>
                     <a:stretch>
                       <a:fillRect/>
                     </a:stretch>
@@ -8451,8 +8541,8 @@
         <w:t xml:space="preserve">. Đó không phải lỗi cắt mà chính là vùng chồng lấn ở mục 3.4.4, và mục 3.4.7 cho thấy nó còn giải quyết thêm một vấn đề nữa.</w:t>
       </w:r>
     </w:p>
-    <w:bookmarkEnd w:id="60"/>
-    <w:bookmarkStart w:id="61" w:name="Xbd6fc628c8274ad71f5ff8ee0ce13f6f3464cf1"/>
+    <w:bookmarkEnd w:id="63"/>
+    <w:bookmarkStart w:id="64" w:name="Xbd6fc628c8274ad71f5ff8ee0ce13f6f3464cf1"/>
     <w:p>
       <w:pPr>
         <w:pStyle w:val="Heading3"/>
@@ -8582,8 +8672,8 @@
         <w:t xml:space="preserve">chiều cao trước toàn bộ chuỗi trên, vì ảnh do bộ phát hiện sinh ra thường chỉ cao 20–40 điểm ảnh.</w:t>
       </w:r>
     </w:p>
-    <w:bookmarkEnd w:id="61"/>
-    <w:bookmarkStart w:id="62" w:name="Xaeeeb2319ab7efb104dc5ff0aeaccb8a62d966d"/>
+    <w:bookmarkEnd w:id="64"/>
+    <w:bookmarkStart w:id="65" w:name="Xaeeeb2319ab7efb104dc5ff0aeaccb8a62d966d"/>
     <w:p>
       <w:pPr>
         <w:pStyle w:val="Heading3"/>
@@ -8756,8 +8846,8 @@
         <w:t xml:space="preserve">để nắn hình rồi phân loại lại.</w:t>
       </w:r>
     </w:p>
-    <w:bookmarkEnd w:id="62"/>
-    <w:bookmarkStart w:id="63" w:name="Xfb39b319058ed80282caa828cc2c5a2f546e33e"/>
+    <w:bookmarkEnd w:id="65"/>
+    <w:bookmarkStart w:id="66" w:name="Xfb39b319058ed80282caa828cc2c5a2f546e33e"/>
     <w:p>
       <w:pPr>
         <w:pStyle w:val="Heading3"/>
@@ -8909,8 +8999,8 @@
         <w:t xml:space="preserve">Vùng chồng lấn này về sau hoá ra còn có một tác dụng thứ hai mà thiết kế ban đầu không lường trước, phân tích ở mục 3.4.7.</w:t>
       </w:r>
     </w:p>
-    <w:bookmarkEnd w:id="63"/>
-    <w:bookmarkStart w:id="64" w:name="Xe16187c91814f7d1f771b6ec5ec517eaf605643"/>
+    <w:bookmarkEnd w:id="66"/>
+    <w:bookmarkStart w:id="67" w:name="Xe16187c91814f7d1f771b6ec5ec517eaf605643"/>
     <w:p>
       <w:pPr>
         <w:pStyle w:val="Heading3"/>
@@ -9045,8 +9135,8 @@
         <w:t xml:space="preserve">.</w:t>
       </w:r>
     </w:p>
-    <w:bookmarkEnd w:id="64"/>
-    <w:bookmarkStart w:id="65" w:name="Xca395d3aa70618ffb18e8d6de122579f4218e94"/>
+    <w:bookmarkEnd w:id="67"/>
+    <w:bookmarkStart w:id="68" w:name="Xca395d3aa70618ffb18e8d6de122579f4218e94"/>
     <w:p>
       <w:pPr>
         <w:pStyle w:val="Heading3"/>
@@ -9367,8 +9457,8 @@
         <w:t xml:space="preserve">một bậc trong đó.</w:t>
       </w:r>
     </w:p>
-    <w:bookmarkEnd w:id="65"/>
-    <w:bookmarkStart w:id="66" w:name="Xbea6f895427b64827cac31a6453bf27649ea77e"/>
+    <w:bookmarkEnd w:id="68"/>
+    <w:bookmarkStart w:id="69" w:name="Xbea6f895427b64827cac31a6453bf27649ea77e"/>
     <w:p>
       <w:pPr>
         <w:pStyle w:val="Heading3"/>
@@ -9566,9 +9656,9 @@
         <w:t xml:space="preserve">, ghép với chuỗi thô rồi chuẩn hoá lại; kết quả mới chỉ được chấp nhận nếu vượt kiểm tra định dạng.</w:t>
       </w:r>
     </w:p>
-    <w:bookmarkEnd w:id="66"/>
-    <w:bookmarkEnd w:id="67"/>
-    <w:bookmarkStart w:id="68" w:name="Xb17945b5d9374e5087c2c96ace1685ff00e2e22"/>
+    <w:bookmarkEnd w:id="69"/>
+    <w:bookmarkEnd w:id="70"/>
+    <w:bookmarkStart w:id="71" w:name="Xb17945b5d9374e5087c2c96ace1685ff00e2e22"/>
     <w:p>
       <w:pPr>
         <w:pStyle w:val="Heading2"/>
@@ -9737,8 +9827,8 @@
         <w:t xml:space="preserve">, và nếu phán quyết ban đầu không nằm trong tập ứng viên thì kết quả giữ nguyên. Nói cách khác, màu nền không thể tạo ra một họ biển mà bộ luật ký tự đã bác bỏ.</w:t>
       </w:r>
     </w:p>
-    <w:bookmarkEnd w:id="68"/>
-    <w:bookmarkStart w:id="72" w:name="Xfad7df3f963ac0b8ebfe8cf87d7c64fa075f760"/>
+    <w:bookmarkEnd w:id="71"/>
+    <w:bookmarkStart w:id="75" w:name="Xfad7df3f963ac0b8ebfe8cf87d7c64fa075f760"/>
     <w:p>
       <w:pPr>
         <w:pStyle w:val="Heading2"/>
@@ -9756,18 +9846,18 @@
           <wp:inline>
             <wp:extent cx="5334000" cy="1217839"/>
             <wp:effectExtent b="0" l="0" r="0" t="0"/>
-            <wp:docPr descr="" title="" id="70" name="Picture"/>
+            <wp:docPr descr="" title="" id="73" name="Picture"/>
             <a:graphic>
               <a:graphicData uri="http://schemas.openxmlformats.org/drawingml/2006/picture">
                 <pic:pic>
                   <pic:nvPicPr>
-                    <pic:cNvPr descr="figures/fig-ch5-03.png" id="71" name="Picture"/>
+                    <pic:cNvPr descr="figures/fig-ch5-03.png" id="74" name="Picture"/>
                     <pic:cNvPicPr>
                       <a:picLocks noChangeArrowheads="1" noChangeAspect="1"/>
                     </pic:cNvPicPr>
                   </pic:nvPicPr>
                   <pic:blipFill>
-                    <a:blip r:embed="rId69"/>
+                    <a:blip r:embed="rId72"/>
                     <a:stretch>
                       <a:fillRect/>
                     </a:stretch>
@@ -10324,8 +10414,8 @@
         <w:t xml:space="preserve">, và nó phải có mặt từ giai đoạn thiết kế chứ không thể bổ sung về sau.</w:t>
       </w:r>
     </w:p>
-    <w:bookmarkEnd w:id="72"/>
-    <w:bookmarkStart w:id="76" w:name="X9b5467225f237e4ee44d60f7d236cbdfdaa1e07"/>
+    <w:bookmarkEnd w:id="75"/>
+    <w:bookmarkStart w:id="79" w:name="X9b5467225f237e4ee44d60f7d236cbdfdaa1e07"/>
     <w:p>
       <w:pPr>
         <w:pStyle w:val="Heading2"/>
@@ -10351,18 +10441,18 @@
           <wp:inline>
             <wp:extent cx="5334000" cy="5953125"/>
             <wp:effectExtent b="0" l="0" r="0" t="0"/>
-            <wp:docPr descr="" title="" id="74" name="Picture"/>
+            <wp:docPr descr="" title="" id="77" name="Picture"/>
             <a:graphic>
               <a:graphicData uri="http://schemas.openxmlformats.org/drawingml/2006/picture">
                 <pic:pic>
                   <pic:nvPicPr>
-                    <pic:cNvPr descr="figures/fig-ch4-02.png" id="75" name="Picture"/>
+                    <pic:cNvPr descr="figures/fig-ch4-02.png" id="78" name="Picture"/>
                     <pic:cNvPicPr>
                       <a:picLocks noChangeArrowheads="1" noChangeAspect="1"/>
                     </pic:cNvPicPr>
                   </pic:nvPicPr>
                   <pic:blipFill>
-                    <a:blip r:embed="rId73"/>
+                    <a:blip r:embed="rId76"/>
                     <a:stretch>
                       <a:fillRect/>
                     </a:stretch>
@@ -10583,9 +10673,9 @@
         <w:br w:type="page"/>
       </w:r>
     </w:p>
-    <w:bookmarkEnd w:id="76"/>
-    <w:bookmarkEnd w:id="77"/>
-    <w:bookmarkStart w:id="104" w:name="chương-4-thực-nghiệm-và-đánh-giá"/>
+    <w:bookmarkEnd w:id="79"/>
+    <w:bookmarkEnd w:id="80"/>
+    <w:bookmarkStart w:id="107" w:name="chương-4-thực-nghiệm-và-đánh-giá"/>
     <w:p>
       <w:pPr>
         <w:pStyle w:val="Heading1"/>
@@ -10594,7 +10684,7 @@
         <w:t xml:space="preserve">CHƯƠNG 4. THỰC NGHIỆM VÀ ĐÁNH GIÁ</w:t>
       </w:r>
     </w:p>
-    <w:bookmarkStart w:id="78" w:name="X43cb4672f728ce1df4f211c1d18360135f0c40b"/>
+    <w:bookmarkStart w:id="81" w:name="X43cb4672f728ce1df4f211c1d18360135f0c40b"/>
     <w:p>
       <w:pPr>
         <w:pStyle w:val="Heading2"/>
@@ -11039,8 +11129,8 @@
         </w:tc>
       </w:tr>
     </w:tbl>
-    <w:bookmarkEnd w:id="78"/>
-    <w:bookmarkStart w:id="82" w:name="Xe48430b60e6d2b1022368eb4316c1fe9f53411f"/>
+    <w:bookmarkEnd w:id="81"/>
+    <w:bookmarkStart w:id="85" w:name="Xe48430b60e6d2b1022368eb4316c1fe9f53411f"/>
     <w:p>
       <w:pPr>
         <w:pStyle w:val="Heading2"/>
@@ -11049,7 +11139,7 @@
         <w:t xml:space="preserve">4.2. Kết quả phát hiện vùng biển</w:t>
       </w:r>
     </w:p>
-    <w:bookmarkStart w:id="79" w:name="X56c4ad64f323e7d5d8f79cdbf16c7362a0aef17"/>
+    <w:bookmarkStart w:id="82" w:name="X56c4ad64f323e7d5d8f79cdbf16c7362a0aef17"/>
     <w:p>
       <w:pPr>
         <w:pStyle w:val="Heading3"/>
@@ -11601,8 +11691,8 @@
         <w:t xml:space="preserve">— hai mục sau tách nó ra.</w:t>
       </w:r>
     </w:p>
-    <w:bookmarkEnd w:id="79"/>
-    <w:bookmarkStart w:id="80" w:name="X76b5ad2eb0947394d99fbc8d4c555204fcfa2b1"/>
+    <w:bookmarkEnd w:id="82"/>
+    <w:bookmarkStart w:id="83" w:name="X76b5ad2eb0947394d99fbc8d4c555204fcfa2b1"/>
     <w:p>
       <w:pPr>
         <w:pStyle w:val="Heading3"/>
@@ -11971,8 +12061,8 @@
         <w:t xml:space="preserve">bài toán biển hai dòng không nằm ở khâu phát hiện.</w:t>
       </w:r>
     </w:p>
-    <w:bookmarkEnd w:id="80"/>
-    <w:bookmarkStart w:id="81" w:name="X41bc35bcdab077ebbaf79f6ced40537acd1436c"/>
+    <w:bookmarkEnd w:id="83"/>
+    <w:bookmarkStart w:id="84" w:name="X41bc35bcdab077ebbaf79f6ced40537acd1436c"/>
     <w:p>
       <w:pPr>
         <w:pStyle w:val="Heading3"/>
@@ -12522,9 +12612,9 @@
         <w:t xml:space="preserve">. Với biển số, hộp kém khít kéo theo hậu quả dây chuyền: vùng cắt lệch làm tỉ lệ khung hình đo sai, khiến bước ước lượng số dòng ở mục 3.4.3 phân loại nhầm.</w:t>
       </w:r>
     </w:p>
-    <w:bookmarkEnd w:id="81"/>
-    <w:bookmarkEnd w:id="82"/>
-    <w:bookmarkStart w:id="90" w:name="X09b724f0b907c7f652c2569c27ef1d5728c277c"/>
+    <w:bookmarkEnd w:id="84"/>
+    <w:bookmarkEnd w:id="85"/>
+    <w:bookmarkStart w:id="93" w:name="X09b724f0b907c7f652c2569c27ef1d5728c277c"/>
     <w:p>
       <w:pPr>
         <w:pStyle w:val="Heading2"/>
@@ -12533,7 +12623,7 @@
         <w:t xml:space="preserve">4.3. Kết quả nhận dạng ký tự</w:t>
       </w:r>
     </w:p>
-    <w:bookmarkStart w:id="83" w:name="X3c3adc210b7bc8e8daf0d648803166c94172956"/>
+    <w:bookmarkStart w:id="86" w:name="X3c3adc210b7bc8e8daf0d648803166c94172956"/>
     <w:p>
       <w:pPr>
         <w:pStyle w:val="Heading3"/>
@@ -13305,8 +13395,8 @@
         <w:t xml:space="preserve">— đúng cơ chế đã dự đoán ở mục 2.4.2.</w:t>
       </w:r>
     </w:p>
-    <w:bookmarkEnd w:id="83"/>
-    <w:bookmarkStart w:id="87" w:name="Xf4a411f9b930bd7efb06d9cebaa0d210bbebd52"/>
+    <w:bookmarkEnd w:id="86"/>
+    <w:bookmarkStart w:id="90" w:name="Xf4a411f9b930bd7efb06d9cebaa0d210bbebd52"/>
     <w:p>
       <w:pPr>
         <w:pStyle w:val="Heading3"/>
@@ -13740,18 +13830,18 @@
           <wp:inline>
             <wp:extent cx="5334000" cy="2883855"/>
             <wp:effectExtent b="0" l="0" r="0" t="0"/>
-            <wp:docPr descr="" title="" id="85" name="Picture"/>
+            <wp:docPr descr="" title="" id="88" name="Picture"/>
             <a:graphic>
               <a:graphicData uri="http://schemas.openxmlformats.org/drawingml/2006/picture">
                 <pic:pic>
                   <pic:nvPicPr>
-                    <pic:cNvPr descr="figures/fig-ch4-layout.png" id="86" name="Picture"/>
+                    <pic:cNvPr descr="figures/fig-ch4-layout.png" id="89" name="Picture"/>
                     <pic:cNvPicPr>
                       <a:picLocks noChangeArrowheads="1" noChangeAspect="1"/>
                     </pic:cNvPicPr>
                   </pic:nvPicPr>
                   <pic:blipFill>
-                    <a:blip r:embed="rId84"/>
+                    <a:blip r:embed="rId87"/>
                     <a:stretch>
                       <a:fillRect/>
                     </a:stretch>
@@ -14052,8 +14142,8 @@
         <w:t xml:space="preserve">, không ở khâu cắt hay ghép, vì hai khâu đó đã được đo tách bạch ở mục 4.4.</w:t>
       </w:r>
     </w:p>
-    <w:bookmarkEnd w:id="87"/>
-    <w:bookmarkStart w:id="88" w:name="X516560e0106c9b2c9337ca0aa9894f291cfef72"/>
+    <w:bookmarkEnd w:id="90"/>
+    <w:bookmarkStart w:id="91" w:name="X516560e0106c9b2c9337ca0aa9894f291cfef72"/>
     <w:p>
       <w:pPr>
         <w:pStyle w:val="Heading3"/>
@@ -14919,8 +15009,8 @@
         <w:t xml:space="preserve">. Đây là ví dụ điển hình cho việc đo đạc thay thế trực giác.</w:t>
       </w:r>
     </w:p>
-    <w:bookmarkEnd w:id="88"/>
-    <w:bookmarkStart w:id="89" w:name="X072ea29981ed08c6a59494db2da88a9b5c62777"/>
+    <w:bookmarkEnd w:id="91"/>
+    <w:bookmarkStart w:id="92" w:name="X072ea29981ed08c6a59494db2da88a9b5c62777"/>
     <w:p>
       <w:pPr>
         <w:pStyle w:val="Heading3"/>
@@ -15588,9 +15678,9 @@
         <w:t xml:space="preserve">một đóng góp độc lập bộ nhận dạng.</w:t>
       </w:r>
     </w:p>
-    <w:bookmarkEnd w:id="89"/>
-    <w:bookmarkEnd w:id="90"/>
-    <w:bookmarkStart w:id="94" w:name="X0c205a3fd5474e5e1d380a3735df7543f97f059"/>
+    <w:bookmarkEnd w:id="92"/>
+    <w:bookmarkEnd w:id="93"/>
+    <w:bookmarkStart w:id="97" w:name="X0c205a3fd5474e5e1d380a3735df7543f97f059"/>
     <w:p>
       <w:pPr>
         <w:pStyle w:val="Heading2"/>
@@ -15607,7 +15697,7 @@
         <w:t xml:space="preserve">Mục này là lý do các bước ở mục 3.4 được thiết kế bật tắt độc lập.</w:t>
       </w:r>
     </w:p>
-    <w:bookmarkStart w:id="91" w:name="X829136f7291c297c5cca8b1d56094b3c973a208"/>
+    <w:bookmarkStart w:id="94" w:name="X829136f7291c297c5cca8b1d56094b3c973a208"/>
     <w:p>
       <w:pPr>
         <w:pStyle w:val="Heading3"/>
@@ -15978,8 +16068,8 @@
         <w:t xml:space="preserve">: nó chứng minh lựa chọn kiến trúc ở mục 3.4.5 không tuỳ tiện, và nó cho thấy vùng chồng lấn — vốn thiết kế chỉ để tránh cắt cụt ký tự — còn có một tác dụng thứ hai mà thiết kế ban đầu không lường trước.</w:t>
       </w:r>
     </w:p>
-    <w:bookmarkEnd w:id="91"/>
-    <w:bookmarkStart w:id="92" w:name="X588f7fa284ca796b8f5cd2fcddeec4c0f167016"/>
+    <w:bookmarkEnd w:id="94"/>
+    <w:bookmarkStart w:id="95" w:name="X588f7fa284ca796b8f5cd2fcddeec4c0f167016"/>
     <w:p>
       <w:pPr>
         <w:pStyle w:val="Heading3"/>
@@ -16332,8 +16422,8 @@
         <w:t xml:space="preserve">: đổi 277 ms ở p95 lấy 34 biển đọc thêm.</w:t>
       </w:r>
     </w:p>
-    <w:bookmarkEnd w:id="92"/>
-    <w:bookmarkStart w:id="93" w:name="X85ddc1f42a1ffcce01d47550816576bde0056e6"/>
+    <w:bookmarkEnd w:id="95"/>
+    <w:bookmarkStart w:id="96" w:name="X85ddc1f42a1ffcce01d47550816576bde0056e6"/>
     <w:p>
       <w:pPr>
         <w:pStyle w:val="Heading3"/>
@@ -16662,9 +16752,9 @@
         <w:t xml:space="preserve">.</w:t>
       </w:r>
     </w:p>
-    <w:bookmarkEnd w:id="93"/>
-    <w:bookmarkEnd w:id="94"/>
-    <w:bookmarkStart w:id="98" w:name="X8f4b2c0e55e8764a0677cdfa39e96dbe6822859"/>
+    <w:bookmarkEnd w:id="96"/>
+    <w:bookmarkEnd w:id="97"/>
+    <w:bookmarkStart w:id="101" w:name="X8f4b2c0e55e8764a0677cdfa39e96dbe6822859"/>
     <w:p>
       <w:pPr>
         <w:pStyle w:val="Heading2"/>
@@ -16673,7 +16763,7 @@
         <w:t xml:space="preserve">4.5. Hiệu năng</w:t>
       </w:r>
     </w:p>
-    <w:bookmarkStart w:id="95" w:name="X6b24f3990d1b4e2ac43b4d4b755cf3b675cd008"/>
+    <w:bookmarkStart w:id="98" w:name="X6b24f3990d1b4e2ac43b4d4b755cf3b675cd008"/>
     <w:p>
       <w:pPr>
         <w:pStyle w:val="Heading3"/>
@@ -17083,8 +17173,8 @@
         <w:t xml:space="preserve">Theo định luật Amdahl, tăng tốc bộ phát hiện gấp 2–3 lần chỉ kéo tổng xuống khoảng 15–23%; muốn giảm mạnh hơn thì khối nhận dạng (64,3%) mới là mục tiêu.</w:t>
       </w:r>
     </w:p>
-    <w:bookmarkEnd w:id="95"/>
-    <w:bookmarkStart w:id="96" w:name="X3b6618c2a34744073ed1d69732272ba0db00294"/>
+    <w:bookmarkEnd w:id="98"/>
+    <w:bookmarkStart w:id="99" w:name="X3b6618c2a34744073ed1d69732272ba0db00294"/>
     <w:p>
       <w:pPr>
         <w:pStyle w:val="Heading3"/>
@@ -17183,8 +17273,8 @@
         <w:t xml:space="preserve">.</w:t>
       </w:r>
     </w:p>
-    <w:bookmarkEnd w:id="96"/>
-    <w:bookmarkStart w:id="97" w:name="X741c163f416d1e6dc001f8f3f4991f5dc161193"/>
+    <w:bookmarkEnd w:id="99"/>
+    <w:bookmarkStart w:id="100" w:name="X741c163f416d1e6dc001f8f3f4991f5dc161193"/>
     <w:p>
       <w:pPr>
         <w:pStyle w:val="Heading3"/>
@@ -17588,9 +17678,9 @@
         <w:t xml:space="preserve">ở mục 5.2.</w:t>
       </w:r>
     </w:p>
-    <w:bookmarkEnd w:id="97"/>
-    <w:bookmarkEnd w:id="98"/>
-    <w:bookmarkStart w:id="102" w:name="X7468ed9f095dd0192ebc5de940dc44b5cd3e099"/>
+    <w:bookmarkEnd w:id="100"/>
+    <w:bookmarkEnd w:id="101"/>
+    <w:bookmarkStart w:id="105" w:name="X7468ed9f095dd0192ebc5de940dc44b5cd3e099"/>
     <w:p>
       <w:pPr>
         <w:pStyle w:val="Heading2"/>
@@ -18239,18 +18329,18 @@
           <wp:inline>
             <wp:extent cx="5334000" cy="3317670"/>
             <wp:effectExtent b="0" l="0" r="0" t="0"/>
-            <wp:docPr descr="" title="" id="100" name="Picture"/>
+            <wp:docPr descr="" title="" id="103" name="Picture"/>
             <a:graphic>
               <a:graphicData uri="http://schemas.openxmlformats.org/drawingml/2006/picture">
                 <pic:pic>
                   <pic:nvPicPr>
-                    <pic:cNvPr descr="figures/fig-ch4-loi.png" id="101" name="Picture"/>
+                    <pic:cNvPr descr="figures/fig-ch4-loi.png" id="104" name="Picture"/>
                     <pic:cNvPicPr>
                       <a:picLocks noChangeArrowheads="1" noChangeAspect="1"/>
                     </pic:cNvPicPr>
                   </pic:nvPicPr>
                   <pic:blipFill>
-                    <a:blip r:embed="rId99"/>
+                    <a:blip r:embed="rId102"/>
                     <a:stretch>
                       <a:fillRect/>
                     </a:stretch>
@@ -18480,8 +18570,8 @@
         <w:t xml:space="preserve">, vì mọi vùng cắt vuông đều bị phân loại thành hai dòng.</w:t>
       </w:r>
     </w:p>
-    <w:bookmarkEnd w:id="102"/>
-    <w:bookmarkStart w:id="103" w:name="X88e1c26a6581f7bd1dbdb2c85ae6116c5ba8393"/>
+    <w:bookmarkEnd w:id="105"/>
+    <w:bookmarkStart w:id="106" w:name="X88e1c26a6581f7bd1dbdb2c85ae6116c5ba8393"/>
     <w:p>
       <w:pPr>
         <w:pStyle w:val="Heading2"/>
@@ -19009,9 +19099,9 @@
         <w:br w:type="page"/>
       </w:r>
     </w:p>
-    <w:bookmarkEnd w:id="103"/>
-    <w:bookmarkEnd w:id="104"/>
-    <w:bookmarkStart w:id="109" w:name="chương-5-kết-luận-và-hướng-phát-triển"/>
+    <w:bookmarkEnd w:id="106"/>
+    <w:bookmarkEnd w:id="107"/>
+    <w:bookmarkStart w:id="112" w:name="chương-5-kết-luận-và-hướng-phát-triển"/>
     <w:p>
       <w:pPr>
         <w:pStyle w:val="Heading1"/>
@@ -19020,7 +19110,7 @@
         <w:t xml:space="preserve">CHƯƠNG 5. KẾT LUẬN VÀ HƯỚNG PHÁT TRIỂN</w:t>
       </w:r>
     </w:p>
-    <w:bookmarkStart w:id="105" w:name="Xcefa088882d41b38c21b7b5b44c738cb5564fbb"/>
+    <w:bookmarkStart w:id="108" w:name="Xcefa088882d41b38c21b7b5b44c738cb5564fbb"/>
     <w:p>
       <w:pPr>
         <w:pStyle w:val="Heading2"/>
@@ -19743,8 +19833,8 @@
         <w:t xml:space="preserve">: mọi bước xử lý ảnh bật tắt được độc lập nên đóng góp của từng bước đo được riêng, và các kết quả âm — phương án đọc riêng từng nửa thua 61 điểm, bậc siêu phân giải không cải thiện được biển nào — được ghi lại thay vì bỏ đi.</w:t>
       </w:r>
     </w:p>
-    <w:bookmarkEnd w:id="105"/>
-    <w:bookmarkStart w:id="106" w:name="Xe79f58ab8ce7b6f148c68a374118dd9eaec1a1c"/>
+    <w:bookmarkEnd w:id="108"/>
+    <w:bookmarkStart w:id="109" w:name="Xe79f58ab8ce7b6f148c68a374118dd9eaec1a1c"/>
     <w:p>
       <w:pPr>
         <w:pStyle w:val="Heading2"/>
@@ -20191,8 +20281,8 @@
         </w:tc>
       </w:tr>
     </w:tbl>
-    <w:bookmarkEnd w:id="106"/>
-    <w:bookmarkStart w:id="107" w:name="X66db71c9020c40cf46e490c5c37ad244e2b7594"/>
+    <w:bookmarkEnd w:id="109"/>
+    <w:bookmarkStart w:id="110" w:name="X66db71c9020c40cf46e490c5c37ad244e2b7594"/>
     <w:p>
       <w:pPr>
         <w:pStyle w:val="Heading2"/>
@@ -20628,8 +20718,8 @@
         </w:tc>
       </w:tr>
     </w:tbl>
-    <w:bookmarkEnd w:id="107"/>
-    <w:bookmarkStart w:id="108" w:name="Xe5a2fe3dfcd4681648271b7ddc344b106e48b3b"/>
+    <w:bookmarkEnd w:id="110"/>
+    <w:bookmarkStart w:id="111" w:name="Xe5a2fe3dfcd4681648271b7ddc344b106e48b3b"/>
     <w:p>
       <w:pPr>
         <w:pStyle w:val="Heading2"/>
@@ -20738,9 +20828,9 @@
         <w:br w:type="page"/>
       </w:r>
     </w:p>
-    <w:bookmarkEnd w:id="108"/>
-    <w:bookmarkEnd w:id="109"/>
-    <w:bookmarkStart w:id="119" w:name="tài-liệu-tham-khảo"/>
+    <w:bookmarkEnd w:id="111"/>
+    <w:bookmarkEnd w:id="112"/>
+    <w:bookmarkStart w:id="122" w:name="tài-liệu-tham-khảo"/>
     <w:p>
       <w:pPr>
         <w:pStyle w:val="Heading1"/>
@@ -20759,7 +20849,7 @@
       <w:r>
         <w:t xml:space="preserve"> </w:t>
       </w:r>
-      <w:hyperlink r:id="rId110">
+      <w:hyperlink r:id="rId113">
         <w:r>
           <w:rPr>
             <w:rStyle w:val="Hyperlink"/>
@@ -20797,7 +20887,7 @@
       <w:r>
         <w:t xml:space="preserve"> </w:t>
       </w:r>
-      <w:hyperlink r:id="rId111">
+      <w:hyperlink r:id="rId114">
         <w:r>
           <w:rPr>
             <w:rStyle w:val="Hyperlink"/>
@@ -20822,7 +20912,7 @@
       <w:r>
         <w:t xml:space="preserve"> </w:t>
       </w:r>
-      <w:hyperlink r:id="rId112">
+      <w:hyperlink r:id="rId115">
         <w:r>
           <w:rPr>
             <w:rStyle w:val="Hyperlink"/>
@@ -20847,7 +20937,7 @@
       <w:r>
         <w:t xml:space="preserve"> </w:t>
       </w:r>
-      <w:hyperlink r:id="rId113">
+      <w:hyperlink r:id="rId116">
         <w:r>
           <w:rPr>
             <w:rStyle w:val="Hyperlink"/>
@@ -20872,7 +20962,7 @@
       <w:r>
         <w:t xml:space="preserve"> </w:t>
       </w:r>
-      <w:hyperlink r:id="rId114">
+      <w:hyperlink r:id="rId117">
         <w:r>
           <w:rPr>
             <w:rStyle w:val="Hyperlink"/>
@@ -20897,7 +20987,7 @@
       <w:r>
         <w:t xml:space="preserve"> </w:t>
       </w:r>
-      <w:hyperlink r:id="rId115">
+      <w:hyperlink r:id="rId118">
         <w:r>
           <w:rPr>
             <w:rStyle w:val="Hyperlink"/>
@@ -20922,7 +21012,7 @@
       <w:r>
         <w:t xml:space="preserve"> </w:t>
       </w:r>
-      <w:hyperlink r:id="rId116">
+      <w:hyperlink r:id="rId119">
         <w:r>
           <w:rPr>
             <w:rStyle w:val="Hyperlink"/>
@@ -20947,7 +21037,7 @@
       <w:r>
         <w:t xml:space="preserve"> </w:t>
       </w:r>
-      <w:hyperlink r:id="rId117">
+      <w:hyperlink r:id="rId120">
         <w:r>
           <w:rPr>
             <w:rStyle w:val="Hyperlink"/>
@@ -20985,7 +21075,7 @@
       <w:r>
         <w:t xml:space="preserve"> </w:t>
       </w:r>
-      <w:hyperlink r:id="rId118">
+      <w:hyperlink r:id="rId121">
         <w:r>
           <w:rPr>
             <w:rStyle w:val="Hyperlink"/>
@@ -21147,8 +21237,8 @@
         <w:br w:type="page"/>
       </w:r>
     </w:p>
-    <w:bookmarkEnd w:id="119"/>
-    <w:bookmarkStart w:id="131" w:name="phụ-lục"/>
+    <w:bookmarkEnd w:id="122"/>
+    <w:bookmarkStart w:id="134" w:name="phụ-lục"/>
     <w:p>
       <w:pPr>
         <w:pStyle w:val="Heading1"/>
@@ -21157,7 +21247,7 @@
         <w:t xml:space="preserve">PHỤ LỤC</w:t>
       </w:r>
     </w:p>
-    <w:bookmarkStart w:id="123" w:name="phụ-lục-a-cấu-hình-và-siêu-tham-số"/>
+    <w:bookmarkStart w:id="126" w:name="phụ-lục-a-cấu-hình-và-siêu-tham-số"/>
     <w:p>
       <w:pPr>
         <w:pStyle w:val="Heading2"/>
@@ -21166,7 +21256,7 @@
         <w:t xml:space="preserve">Phụ lục A. Cấu hình và siêu tham số</w:t>
       </w:r>
     </w:p>
-    <w:bookmarkStart w:id="120" w:name="a1-môi-trường-thực-thi"/>
+    <w:bookmarkStart w:id="123" w:name="a1-môi-trường-thực-thi"/>
     <w:p>
       <w:pPr>
         <w:pStyle w:val="Heading3"/>
@@ -21504,8 +21594,8 @@
         <w:t xml:space="preserve">từng đổi giữa các phiên bản lớn, và bước nắn hình ở mục 3.4.6 phải xử lý riêng chuyện đó.</w:t>
       </w:r>
     </w:p>
-    <w:bookmarkEnd w:id="120"/>
-    <w:bookmarkStart w:id="121" w:name="a2-siêu-tham-số-huấn-luyện-bộ-phát-hiện"/>
+    <w:bookmarkEnd w:id="123"/>
+    <w:bookmarkStart w:id="124" w:name="a2-siêu-tham-số-huấn-luyện-bộ-phát-hiện"/>
     <w:p>
       <w:pPr>
         <w:pStyle w:val="Heading3"/>
@@ -22098,8 +22188,8 @@
         </w:tc>
       </w:tr>
     </w:tbl>
-    <w:bookmarkEnd w:id="121"/>
-    <w:bookmarkStart w:id="122" w:name="a3-tham-số-của-khối-xử-lý-ảnh"/>
+    <w:bookmarkEnd w:id="124"/>
+    <w:bookmarkStart w:id="125" w:name="a3-tham-số-của-khối-xử-lý-ảnh"/>
     <w:p>
       <w:pPr>
         <w:pStyle w:val="Heading3"/>
@@ -22411,9 +22501,9 @@
         </w:tc>
       </w:tr>
     </w:tbl>
-    <w:bookmarkEnd w:id="122"/>
-    <w:bookmarkEnd w:id="123"/>
-    <w:bookmarkStart w:id="130" w:name="phụ-lục-b-hướng-dẫn-cài-đặt-và-chạy"/>
+    <w:bookmarkEnd w:id="125"/>
+    <w:bookmarkEnd w:id="126"/>
+    <w:bookmarkStart w:id="133" w:name="phụ-lục-b-hướng-dẫn-cài-đặt-và-chạy"/>
     <w:p>
       <w:pPr>
         <w:pStyle w:val="Heading2"/>
@@ -22422,7 +22512,7 @@
         <w:t xml:space="preserve">Phụ lục B. Hướng dẫn cài đặt và chạy</w:t>
       </w:r>
     </w:p>
-    <w:bookmarkStart w:id="126" w:name="b1-chạy-bằng-docker-khuyến-nghị"/>
+    <w:bookmarkStart w:id="129" w:name="b1-chạy-bằng-docker-khuyến-nghị"/>
     <w:p>
       <w:pPr>
         <w:pStyle w:val="Heading3"/>
@@ -22481,7 +22571,7 @@
       <w:r>
         <w:t xml:space="preserve"> </w:t>
       </w:r>
-      <w:hyperlink r:id="rId124">
+      <w:hyperlink r:id="rId127">
         <w:r>
           <w:rPr>
             <w:rStyle w:val="Hyperlink"/>
@@ -22504,7 +22594,7 @@
       <w:r>
         <w:t xml:space="preserve"> </w:t>
       </w:r>
-      <w:hyperlink r:id="rId125">
+      <w:hyperlink r:id="rId128">
         <w:r>
           <w:rPr>
             <w:rStyle w:val="Hyperlink"/>
@@ -22603,8 +22693,8 @@
         <w:t xml:space="preserve">phải có mặt trước khi khởi động.</w:t>
       </w:r>
     </w:p>
-    <w:bookmarkEnd w:id="126"/>
-    <w:bookmarkStart w:id="127" w:name="Xf164c78b43aed40f1f75a57042a8729375773e2"/>
+    <w:bookmarkEnd w:id="129"/>
+    <w:bookmarkStart w:id="130" w:name="Xf164c78b43aed40f1f75a57042a8729375773e2"/>
     <w:p>
       <w:pPr>
         <w:pStyle w:val="Heading3"/>
@@ -22722,8 +22812,8 @@
         <w:t xml:space="preserve">npm run dev</w:t>
       </w:r>
     </w:p>
-    <w:bookmarkEnd w:id="127"/>
-    <w:bookmarkStart w:id="128" w:name="b3-chạy-lại-các-phép-đo-của-chương-4"/>
+    <w:bookmarkEnd w:id="130"/>
+    <w:bookmarkStart w:id="131" w:name="b3-chạy-lại-các-phép-đo-của-chương-4"/>
     <w:p>
       <w:pPr>
         <w:pStyle w:val="Heading3"/>
@@ -22785,8 +22875,8 @@
         <w:t xml:space="preserve">ở mục 4.4; một công cụ đo tự dựng cấu hình riêng sẽ đo một hệ thống khác với hệ thống được bàn giao.</w:t>
       </w:r>
     </w:p>
-    <w:bookmarkEnd w:id="128"/>
-    <w:bookmarkStart w:id="129" w:name="b4-dựng-lại-quyển-báo-cáo"/>
+    <w:bookmarkEnd w:id="131"/>
+    <w:bookmarkStart w:id="132" w:name="b4-dựng-lại-quyển-báo-cáo"/>
     <w:p>
       <w:pPr>
         <w:pStyle w:val="Heading3"/>
@@ -22855,9 +22945,9 @@
         <w:br w:type="page"/>
       </w:r>
     </w:p>
-    <w:bookmarkEnd w:id="129"/>
-    <w:bookmarkEnd w:id="130"/>
-    <w:bookmarkEnd w:id="131"/>
+    <w:bookmarkEnd w:id="132"/>
+    <w:bookmarkEnd w:id="133"/>
+    <w:bookmarkEnd w:id="134"/>
     <w:sectPr>
       <w:footnotePr>
         <w:numRestart w:val="eachSect"/>

--- a/docs/papers/mon-hoc/thesis-full.docx
+++ b/docs/papers/mon-hoc/thesis-full.docx
@@ -5561,7 +5561,7 @@
           <w:b/>
           <w:bCs/>
         </w:rPr>
-        <w:t xml:space="preserve">Hình 2.3.</w:t>
+        <w:t xml:space="preserve">Hình 2.2.</w:t>
       </w:r>
       <w:r>
         <w:t xml:space="preserve"> </w:t>
@@ -5661,7 +5661,7 @@
           <w:b/>
           <w:bCs/>
         </w:rPr>
-        <w:t xml:space="preserve">Hình 2.2.</w:t>
+        <w:t xml:space="preserve">Hình 2.3.</w:t>
       </w:r>
       <w:r>
         <w:t xml:space="preserve"> </w:t>

--- a/docs/papers/mon-hoc/thesis-full.docx
+++ b/docs/papers/mon-hoc/thesis-full.docx
@@ -10881,7 +10881,70 @@
         <w:t xml:space="preserve"> </w:t>
       </w:r>
       <w:r>
-        <w:t xml:space="preserve">Bốn đại lượng dùng lại nhiều lần:</w:t>
+        <w:t xml:space="preserve">Ba đại lượng dùng lại nhiều lần.</w:t>
+      </w:r>
+      <w:r>
+        <w:t xml:space="preserve"> </w:t>
+      </w:r>
+      <w:r>
+        <w:rPr>
+          <w:i/>
+          <w:iCs/>
+        </w:rPr>
+        <w:t xml:space="preserve">(Lưu ý: các mã</w:t>
+      </w:r>
+      <w:r>
+        <w:rPr>
+          <w:i/>
+          <w:iCs/>
+        </w:rPr>
+        <w:t xml:space="preserve"> </w:t>
+      </w:r>
+      <w:r>
+        <w:rPr>
+          <w:b/>
+          <w:bCs/>
+          <w:i/>
+          <w:iCs/>
+        </w:rPr>
+        <w:t xml:space="preserve">E1–E6</w:t>
+      </w:r>
+      <w:r>
+        <w:rPr>
+          <w:i/>
+          <w:iCs/>
+        </w:rPr>
+        <w:t xml:space="preserve"> </w:t>
+      </w:r>
+      <w:r>
+        <w:rPr>
+          <w:i/>
+          <w:iCs/>
+        </w:rPr>
+        <w:t xml:space="preserve">ở mục 4.6 là</w:t>
+      </w:r>
+      <w:r>
+        <w:rPr>
+          <w:i/>
+          <w:iCs/>
+        </w:rPr>
+        <w:t xml:space="preserve"> </w:t>
+      </w:r>
+      <w:r>
+        <w:rPr>
+          <w:b/>
+          <w:bCs/>
+          <w:i/>
+          <w:iCs/>
+        </w:rPr>
+        <w:t xml:space="preserve">mã loại lỗi</w:t>
+      </w:r>
+      <w:r>
+        <w:rPr>
+          <w:i/>
+          <w:iCs/>
+        </w:rPr>
+        <w:t xml:space="preserve">, không liên quan tới ba ký hiệu này.)</w:t>
       </w:r>
     </w:p>
     <w:tbl>
@@ -11095,35 +11158,6 @@
             </w:r>
             <w:r>
               <w:t xml:space="preserve">hậu xử lý</w:t>
-            </w:r>
-          </w:p>
-        </w:tc>
-      </w:tr>
-      <w:tr>
-        <w:tc>
-          <w:tcPr/>
-          <w:p>
-            <w:pPr>
-              <w:pStyle w:val="Compact"/>
-              <w:jc w:val="center"/>
-            </w:pPr>
-            <w:r>
-              <w:rPr>
-                <w:b/>
-                <w:bCs/>
-              </w:rPr>
-              <w:t xml:space="preserve">E</w:t>
-            </w:r>
-          </w:p>
-        </w:tc>
-        <w:tc>
-          <w:tcPr/>
-          <w:p>
-            <w:pPr>
-              <w:pStyle w:val="Compact"/>
-            </w:pPr>
-            <w:r>
-              <w:t xml:space="preserve">Đúng đầu cuối: ảnh vào → chuỗi ra, tính cả sai sót của bước phát hiện</w:t>
             </w:r>
           </w:p>
         </w:tc>
@@ -19124,7 +19158,7 @@
         <w:pStyle w:val="FirstParagraph"/>
       </w:pPr>
       <w:r>
-        <w:t xml:space="preserve">Đồ án đã xây dựng một hệ thống nhận dạng biển số xe Việt Nam chạy đầu cuối trên máy</w:t>
+        <w:t xml:space="preserve">Nhóm thực hiện đã xây dựng một hệ thống nhận dạng biển số xe Việt Nam chạy đầu cuối trên máy</w:t>
       </w:r>
       <w:r>
         <w:t xml:space="preserve"> </w:t>
@@ -19817,7 +19851,7 @@
         <w:pStyle w:val="BodyText"/>
       </w:pPr>
       <w:r>
-        <w:t xml:space="preserve">Ngoài các con số, đồ án để lại</w:t>
+        <w:t xml:space="preserve">Ngoài các con số, nhóm thực hiện để lại</w:t>
       </w:r>
       <w:r>
         <w:t xml:space="preserve"> </w:t>

--- a/docs/papers/mon-hoc/thesis-full.docx
+++ b/docs/papers/mon-hoc/thesis-full.docx
@@ -16257,10 +16257,6 @@
               <w:jc w:val="right"/>
             </w:pPr>
             <w:r>
-              <w:rPr>
-                <w:b/>
-                <w:bCs/>
-              </w:rPr>
               <w:t xml:space="preserve">405,77 ms</w:t>
             </w:r>
           </w:p>
@@ -16314,10 +16310,6 @@
               <w:jc w:val="right"/>
             </w:pPr>
             <w:r>
-              <w:rPr>
-                <w:b/>
-                <w:bCs/>
-              </w:rPr>
               <w:t xml:space="preserve">1.143,10 ms</w:t>
             </w:r>
           </w:p>
@@ -16895,7 +16887,7 @@
               <w:jc w:val="right"/>
             </w:pPr>
             <w:r>
-              <w:t xml:space="preserve">2,83</w:t>
+              <w:t xml:space="preserve">1,78</w:t>
             </w:r>
           </w:p>
         </w:tc>
@@ -16907,7 +16899,7 @@
               <w:jc w:val="right"/>
             </w:pPr>
             <w:r>
-              <w:t xml:space="preserve">1,7%</w:t>
+              <w:t xml:space="preserve">1,2%</w:t>
             </w:r>
           </w:p>
         </w:tc>
@@ -16940,7 +16932,7 @@
                 <w:b/>
                 <w:bCs/>
               </w:rPr>
-              <w:t xml:space="preserve">57,27</w:t>
+              <w:t xml:space="preserve">55,66</w:t>
             </w:r>
           </w:p>
         </w:tc>
@@ -16956,7 +16948,7 @@
                 <w:b/>
                 <w:bCs/>
               </w:rPr>
-              <w:t xml:space="preserve">34,0%</w:t>
+              <w:t xml:space="preserve">38,0%</w:t>
             </w:r>
           </w:p>
         </w:tc>
@@ -17026,7 +17018,7 @@
                 <w:b/>
                 <w:bCs/>
               </w:rPr>
-              <w:t xml:space="preserve">108,28</w:t>
+              <w:t xml:space="preserve">89,16</w:t>
             </w:r>
           </w:p>
         </w:tc>
@@ -17042,7 +17034,7 @@
                 <w:b/>
                 <w:bCs/>
               </w:rPr>
-              <w:t xml:space="preserve">64,3%</w:t>
+              <w:t xml:space="preserve">60,8%</w:t>
             </w:r>
           </w:p>
         </w:tc>
@@ -17112,7 +17104,7 @@
                 <w:b/>
                 <w:bCs/>
               </w:rPr>
-              <w:t xml:space="preserve">168,41</w:t>
+              <w:t xml:space="preserve">146,63</w:t>
             </w:r>
           </w:p>
         </w:tc>
@@ -17222,20 +17214,66 @@
         <w:pStyle w:val="FirstParagraph"/>
       </w:pPr>
       <w:r>
-        <w:t xml:space="preserve">Độ trễ một ảnh:</w:t>
-      </w:r>
-      <w:r>
-        <w:t xml:space="preserve"> </w:t>
-      </w:r>
-      <w:r>
-        <w:rPr>
-          <w:b/>
-          <w:bCs/>
-        </w:rPr>
-        <w:t xml:space="preserve">p50 = 405,77 ms · p95 = 1.143,10 ms · p99 = 1.420,07 ms</w:t>
-      </w:r>
-      <w:r>
-        <w:t xml:space="preserve">. Chỉ tiêu p95 phát biểu ở mức ≤ 1.500 ms (tối thiểu) và ≤ 800 ms (mục tiêu), nên kết luận chính thức là</w:t>
+        <w:t xml:space="preserve">Độ trễ một ảnh ở cấu hình giao hàng:</w:t>
+      </w:r>
+      <w:r>
+        <w:t xml:space="preserve"> </w:t>
+      </w:r>
+      <w:r>
+        <w:rPr>
+          <w:b/>
+          <w:bCs/>
+        </w:rPr>
+        <w:t xml:space="preserve">p50 = 150,07 ms · p95 = 509,76 ms · p99 = 1.124,13 ms</w:t>
+      </w:r>
+      <w:r>
+        <w:t xml:space="preserve"> </w:t>
+      </w:r>
+      <w:r>
+        <w:t xml:space="preserve">— đo sau đợt tối ưu tầng suy luận (bật</w:t>
+      </w:r>
+      <w:r>
+        <w:t xml:space="preserve"> </w:t>
+      </w:r>
+      <w:r>
+        <w:rPr>
+          <w:rStyle w:val="VerbatimChar"/>
+        </w:rPr>
+        <w:t xml:space="preserve">torch.inference_mode()</w:t>
+      </w:r>
+      <w:r>
+        <w:t xml:space="preserve">, ghim số luồng cho torch và OpenCV, truyền</w:t>
+      </w:r>
+      <w:r>
+        <w:t xml:space="preserve"> </w:t>
+      </w:r>
+      <w:r>
+        <w:rPr>
+          <w:rStyle w:val="VerbatimChar"/>
+        </w:rPr>
+        <w:t xml:space="preserve">cpu_threads</w:t>
+      </w:r>
+      <w:r>
+        <w:t xml:space="preserve"> </w:t>
+      </w:r>
+      <w:r>
+        <w:t xml:space="preserve">xuống bộ nhận dạng). Bảng 4.9 ở trên đo</w:t>
+      </w:r>
+      <w:r>
+        <w:t xml:space="preserve"> </w:t>
+      </w:r>
+      <w:r>
+        <w:rPr>
+          <w:b/>
+          <w:bCs/>
+        </w:rPr>
+        <w:t xml:space="preserve">trước</w:t>
+      </w:r>
+      <w:r>
+        <w:t xml:space="preserve"> </w:t>
+      </w:r>
+      <w:r>
+        <w:t xml:space="preserve">đợt ấy, nên hai bộ số không được ghép chung: bảng ấy trả lời riêng câu hỏi bậc thang thử lại đắt bao nhiêu. Chỉ tiêu p95 phát biểu ở mức ≤ 1.500 ms (tối thiểu) và ≤ 800 ms (mục tiêu), nên kết luận chính thức là</w:t>
       </w:r>
       <w:r>
         <w:t xml:space="preserve"> </w:t>
@@ -17285,13 +17323,26 @@
           <w:b/>
           <w:bCs/>
         </w:rPr>
-        <w:t xml:space="preserve">100% thành công trên 2.028 yêu cầu</w:t>
-      </w:r>
-      <w:r>
-        <w:t xml:space="preserve"> </w:t>
-      </w:r>
-      <w:r>
-        <w:t xml:space="preserve">và bộ nhớ chỉ tăng 0,094 GB —</w:t>
+        <w:t xml:space="preserve">100% thành công trên 5.337 yêu cầu</w:t>
+      </w:r>
+      <w:r>
+        <w:t xml:space="preserve">,</w:t>
+      </w:r>
+      <w:r>
+        <w:t xml:space="preserve"> </w:t>
+      </w:r>
+      <w:r>
+        <w:rPr>
+          <w:b/>
+          <w:bCs/>
+        </w:rPr>
+        <w:t xml:space="preserve">0 lỗi</w:t>
+      </w:r>
+      <w:r>
+        <w:t xml:space="preserve"> </w:t>
+      </w:r>
+      <w:r>
+        <w:t xml:space="preserve">—</w:t>
       </w:r>
       <w:r>
         <w:t xml:space="preserve"> </w:t>
@@ -19593,7 +19644,7 @@
                 <w:b/>
                 <w:bCs/>
               </w:rPr>
-              <w:t xml:space="preserve">1.143,10 ms</w:t>
+              <w:t xml:space="preserve">509,76 ms</w:t>
             </w:r>
           </w:p>
         </w:tc>
@@ -19605,7 +19656,7 @@
               <w:jc w:val="center"/>
             </w:pPr>
             <w:r>
-              <w:t xml:space="preserve">🟡</w:t>
+              <w:t xml:space="preserve">✅</w:t>
             </w:r>
           </w:p>
         </w:tc>
@@ -20214,7 +20265,16 @@
               <w:pStyle w:val="Compact"/>
             </w:pPr>
             <w:r>
-              <w:t xml:space="preserve">Độ trễ p95</w:t>
+              <w:rPr>
+                <w:strike/>
+              </w:rPr>
+              <w:t xml:space="preserve">Độ trễ p95 chỉ đạt ngưỡng tối thiểu</w:t>
+            </w:r>
+            <w:r>
+              <w:t xml:space="preserve"> </w:t>
+            </w:r>
+            <w:r>
+              <w:t xml:space="preserve">—</w:t>
             </w:r>
             <w:r>
               <w:t xml:space="preserve"> </w:t>
@@ -20224,7 +20284,7 @@
                 <w:b/>
                 <w:bCs/>
               </w:rPr>
-              <w:t xml:space="preserve">chỉ đạt ngưỡng tối thiểu</w:t>
+              <w:t xml:space="preserve">đã khép</w:t>
             </w:r>
           </w:p>
         </w:tc>
@@ -20236,18 +20296,31 @@
               <w:jc w:val="center"/>
             </w:pPr>
             <w:r>
-              <w:t xml:space="preserve">Trung bình</w:t>
-            </w:r>
-          </w:p>
-        </w:tc>
-        <w:tc>
-          <w:tcPr/>
-          <w:p>
-            <w:pPr>
-              <w:pStyle w:val="Compact"/>
-            </w:pPr>
-            <w:r>
-              <w:t xml:space="preserve">1.143,10 ms — thoái lui có chủ ý, đổi lấy 34 biển đọc thêm</w:t>
+              <w:t xml:space="preserve">Thấp</w:t>
+            </w:r>
+          </w:p>
+        </w:tc>
+        <w:tc>
+          <w:tcPr/>
+          <w:p>
+            <w:pPr>
+              <w:pStyle w:val="Compact"/>
+            </w:pPr>
+            <w:r>
+              <w:t xml:space="preserve">p95 nay</w:t>
+            </w:r>
+            <w:r>
+              <w:t xml:space="preserve"> </w:t>
+            </w:r>
+            <w:r>
+              <w:rPr>
+                <w:b/>
+                <w:bCs/>
+              </w:rPr>
+              <w:t xml:space="preserve">509,76 ms</w:t>
+            </w:r>
+            <w:r>
+              <w:t xml:space="preserve">, vượt mục tiêu 800 ms; bậc thang thử lại vẫn giữ cùng 34 biển đọc thêm</w:t>
             </w:r>
           </w:p>
         </w:tc>

--- a/docs/papers/mon-hoc/thesis-full.docx
+++ b/docs/papers/mon-hoc/thesis-full.docx
@@ -2422,23 +2422,39 @@
         <w:pStyle w:val="BodyText"/>
       </w:pPr>
       <w:r>
-        <w:t xml:space="preserve">Hệ quả cài đặt: bộ nhận dạng phải được huấn luyện trên</w:t>
-      </w:r>
-      <w:r>
-        <w:t xml:space="preserve"> </w:t>
-      </w:r>
-      <w:r>
-        <w:rPr>
-          <w:b/>
-          <w:bCs/>
-        </w:rPr>
-        <w:t xml:space="preserve">đủ 36 ký tự</w:t>
-      </w:r>
-      <w:r>
-        <w:t xml:space="preserve"> </w:t>
-      </w:r>
-      <w:r>
-        <w:t xml:space="preserve">rồi mới ràng buộc ở tầng hậu xử lý. Một mô hình huấn luyện trên charset 20 chữ cái sẽ</w:t>
+        <w:t xml:space="preserve">Hệ quả cài đặt:</w:t>
+      </w:r>
+      <w:r>
+        <w:t xml:space="preserve"> </w:t>
+      </w:r>
+      <w:r>
+        <w:rPr>
+          <w:b/>
+          <w:bCs/>
+        </w:rPr>
+        <w:t xml:space="preserve">nếu huấn luyện lại bộ nhận dạng thì phải dùng đủ 36 ký tự</w:t>
+      </w:r>
+      <w:r>
+        <w:t xml:space="preserve"> </w:t>
+      </w:r>
+      <w:r>
+        <w:t xml:space="preserve">rồi mới ràng buộc ở tầng hậu xử lý.</w:t>
+      </w:r>
+      <w:r>
+        <w:t xml:space="preserve"> </w:t>
+      </w:r>
+      <w:r>
+        <w:rPr>
+          <w:i/>
+          <w:iCs/>
+        </w:rPr>
+        <w:t xml:space="preserve">(Bản giao hàng dùng model gốc PP-OCRv5, charset còn rộng hơn 36; ràng buộc hợp lệ vẫn đặt ở tầng hậu xử lý.)</w:t>
+      </w:r>
+      <w:r>
+        <w:t xml:space="preserve"> </w:t>
+      </w:r>
+      <w:r>
+        <w:t xml:space="preserve">Một mô hình huấn luyện trên charset 20 chữ cái sẽ</w:t>
       </w:r>
       <w:r>
         <w:t xml:space="preserve"> </w:t>
@@ -23948,28 +23964,17 @@
     <w:qFormat/>
     <w:tblPr>
       <w:tblInd w:type="dxa" w:w="0"/>
-      <w:tblBorders>
-        <w:top w:color="000000" w:space="0" w:sz="8" w:val="single"/>
-        <w:left w:color="000000" w:space="0" w:sz="8" w:val="single"/>
-        <w:bottom w:color="000000" w:space="0" w:sz="8" w:val="single"/>
-        <w:right w:color="000000" w:space="0" w:sz="8" w:val="single"/>
-        <w:insideH w:color="000000" w:space="0" w:sz="4" w:val="single"/>
-        <w:insideV w:color="000000" w:space="0" w:sz="4" w:val="single"/>
-      </w:tblBorders>
       <w:tblCellMar>
-        <w:top w:type="dxa" w:w="20"/>
+        <w:top w:type="dxa" w:w="0"/>
         <w:left w:type="dxa" w:w="108"/>
-        <w:bottom w:type="dxa" w:w="20"/>
+        <w:bottom w:type="dxa" w:w="0"/>
         <w:right w:type="dxa" w:w="108"/>
       </w:tblCellMar>
     </w:tblPr>
-    <w:trPr>
-      <w:cantSplit/>
-    </w:trPr>
     <w:tblStylePr w:type="firstRow">
       <w:tcPr>
         <w:tcBorders>
-          <w:bottom w:color="000000" w:space="0" w:sz="12" w:val="single"/>
+          <w:bottom w:val="single"/>
         </w:tcBorders>
         <w:vAlign w:val="bottom"/>
       </w:tcPr>

--- a/docs/papers/mon-hoc/thesis-full.docx
+++ b/docs/papers/mon-hoc/thesis-full.docx
@@ -148,7 +148,7 @@
         <w:pStyle w:val="Heading1"/>
       </w:pPr>
       <w:bookmarkStart w:id="0" w:name="đồ-án-môn-học"/>
-      <w:bookmarkStart w:id="1" w:name="_Toc239073683"/>
+      <w:bookmarkStart w:id="1" w:name="_Toc239074882"/>
       <w:r>
         <w:t>Đ</w:t>
       </w:r>
@@ -220,7 +220,7 @@
         <w:pStyle w:val="Heading1"/>
       </w:pPr>
       <w:bookmarkStart w:id="4" w:name="Xbe958ce37c6a089ac9bdc99dada4ec5e2c0f7da"/>
-      <w:bookmarkStart w:id="5" w:name="_Toc239073684"/>
+      <w:bookmarkStart w:id="5" w:name="_Toc239074883"/>
       <w:bookmarkEnd w:id="0"/>
       <w:bookmarkEnd w:id="3"/>
       <w:r>
@@ -659,7 +659,7 @@
     </w:p>
     <w:p>
       <w:r>
-        <w:pict w14:anchorId="543E78EC">
+        <w:pict w14:anchorId="15615290">
           <v:rect id="_x0000_i1025" style="width:0;height:1.5pt" o:hralign="center" o:hrstd="t" o:hr="t"/>
         </w:pict>
       </w:r>
@@ -669,7 +669,7 @@
         <w:pStyle w:val="Heading2"/>
       </w:pPr>
       <w:bookmarkStart w:id="6" w:name="mục-lục"/>
-      <w:bookmarkStart w:id="7" w:name="_Toc239073685"/>
+      <w:bookmarkStart w:id="7" w:name="_Toc239074884"/>
       <w:r>
         <w:t>M</w:t>
       </w:r>
@@ -709,7 +709,7 @@
       <w:r>
         <w:fldChar w:fldCharType="separate"/>
       </w:r>
-      <w:hyperlink w:anchor="_Toc239073683" w:history="1">
+      <w:hyperlink w:anchor="_Toc239074882" w:history="1">
         <w:r>
           <w:rPr>
             <w:rStyle w:val="Hyperlink"/>
@@ -736,7 +736,7 @@
             <w:noProof/>
             <w:webHidden/>
           </w:rPr>
-          <w:instrText xml:space="preserve"> PAGEREF _Toc239073683 \h </w:instrText>
+          <w:instrText xml:space="preserve"> PAGEREF _Toc239074882 \h </w:instrText>
         </w:r>
         <w:r>
           <w:rPr>
@@ -780,7 +780,7 @@
           <w14:ligatures w14:val="standardContextual"/>
         </w:rPr>
       </w:pPr>
-      <w:hyperlink w:anchor="_Toc239073684" w:history="1">
+      <w:hyperlink w:anchor="_Toc239074883" w:history="1">
         <w:r>
           <w:rPr>
             <w:rStyle w:val="Hyperlink"/>
@@ -807,7 +807,7 @@
             <w:noProof/>
             <w:webHidden/>
           </w:rPr>
-          <w:instrText xml:space="preserve"> PAGEREF _Toc239073684 \h </w:instrText>
+          <w:instrText xml:space="preserve"> PAGEREF _Toc239074883 \h </w:instrText>
         </w:r>
         <w:r>
           <w:rPr>
@@ -851,7 +851,7 @@
           <w14:ligatures w14:val="standardContextual"/>
         </w:rPr>
       </w:pPr>
-      <w:hyperlink w:anchor="_Toc239073685" w:history="1">
+      <w:hyperlink w:anchor="_Toc239074884" w:history="1">
         <w:r>
           <w:rPr>
             <w:rStyle w:val="Hyperlink"/>
@@ -878,7 +878,7 @@
             <w:noProof/>
             <w:webHidden/>
           </w:rPr>
-          <w:instrText xml:space="preserve"> PAGEREF _Toc239073685 \h </w:instrText>
+          <w:instrText xml:space="preserve"> PAGEREF _Toc239074884 \h </w:instrText>
         </w:r>
         <w:r>
           <w:rPr>
@@ -922,7 +922,7 @@
           <w14:ligatures w14:val="standardContextual"/>
         </w:rPr>
       </w:pPr>
-      <w:hyperlink w:anchor="_Toc239073686" w:history="1">
+      <w:hyperlink w:anchor="_Toc239074885" w:history="1">
         <w:r>
           <w:rPr>
             <w:rStyle w:val="Hyperlink"/>
@@ -949,7 +949,7 @@
             <w:noProof/>
             <w:webHidden/>
           </w:rPr>
-          <w:instrText xml:space="preserve"> PAGEREF _Toc239073686 \h </w:instrText>
+          <w:instrText xml:space="preserve"> PAGEREF _Toc239074885 \h </w:instrText>
         </w:r>
         <w:r>
           <w:rPr>
@@ -993,7 +993,7 @@
           <w14:ligatures w14:val="standardContextual"/>
         </w:rPr>
       </w:pPr>
-      <w:hyperlink w:anchor="_Toc239073687" w:history="1">
+      <w:hyperlink w:anchor="_Toc239074886" w:history="1">
         <w:r>
           <w:rPr>
             <w:rStyle w:val="Hyperlink"/>
@@ -1020,7 +1020,7 @@
             <w:noProof/>
             <w:webHidden/>
           </w:rPr>
-          <w:instrText xml:space="preserve"> PAGEREF _Toc239073687 \h </w:instrText>
+          <w:instrText xml:space="preserve"> PAGEREF _Toc239074886 \h </w:instrText>
         </w:r>
         <w:r>
           <w:rPr>
@@ -1064,7 +1064,7 @@
           <w14:ligatures w14:val="standardContextual"/>
         </w:rPr>
       </w:pPr>
-      <w:hyperlink w:anchor="_Toc239073688" w:history="1">
+      <w:hyperlink w:anchor="_Toc239074887" w:history="1">
         <w:r>
           <w:rPr>
             <w:rStyle w:val="Hyperlink"/>
@@ -1091,7 +1091,7 @@
             <w:noProof/>
             <w:webHidden/>
           </w:rPr>
-          <w:instrText xml:space="preserve"> PAGEREF _Toc239073688 \h </w:instrText>
+          <w:instrText xml:space="preserve"> PAGEREF _Toc239074887 \h </w:instrText>
         </w:r>
         <w:r>
           <w:rPr>
@@ -1135,7 +1135,7 @@
           <w14:ligatures w14:val="standardContextual"/>
         </w:rPr>
       </w:pPr>
-      <w:hyperlink w:anchor="_Toc239073689" w:history="1">
+      <w:hyperlink w:anchor="_Toc239074888" w:history="1">
         <w:r>
           <w:rPr>
             <w:rStyle w:val="Hyperlink"/>
@@ -1162,7 +1162,7 @@
             <w:noProof/>
             <w:webHidden/>
           </w:rPr>
-          <w:instrText xml:space="preserve"> PAGEREF _Toc239073689 \h </w:instrText>
+          <w:instrText xml:space="preserve"> PAGEREF _Toc239074888 \h </w:instrText>
         </w:r>
         <w:r>
           <w:rPr>
@@ -1206,7 +1206,7 @@
           <w14:ligatures w14:val="standardContextual"/>
         </w:rPr>
       </w:pPr>
-      <w:hyperlink w:anchor="_Toc239073690" w:history="1">
+      <w:hyperlink w:anchor="_Toc239074889" w:history="1">
         <w:r>
           <w:rPr>
             <w:rStyle w:val="Hyperlink"/>
@@ -1233,7 +1233,7 @@
             <w:noProof/>
             <w:webHidden/>
           </w:rPr>
-          <w:instrText xml:space="preserve"> PAGEREF _Toc239073690 \h </w:instrText>
+          <w:instrText xml:space="preserve"> PAGEREF _Toc239074889 \h </w:instrText>
         </w:r>
         <w:r>
           <w:rPr>
@@ -1277,7 +1277,7 @@
           <w14:ligatures w14:val="standardContextual"/>
         </w:rPr>
       </w:pPr>
-      <w:hyperlink w:anchor="_Toc239073691" w:history="1">
+      <w:hyperlink w:anchor="_Toc239074890" w:history="1">
         <w:r>
           <w:rPr>
             <w:rStyle w:val="Hyperlink"/>
@@ -1304,7 +1304,7 @@
             <w:noProof/>
             <w:webHidden/>
           </w:rPr>
-          <w:instrText xml:space="preserve"> PAGEREF _Toc239073691 \h </w:instrText>
+          <w:instrText xml:space="preserve"> PAGEREF _Toc239074890 \h </w:instrText>
         </w:r>
         <w:r>
           <w:rPr>
@@ -1348,7 +1348,7 @@
           <w14:ligatures w14:val="standardContextual"/>
         </w:rPr>
       </w:pPr>
-      <w:hyperlink w:anchor="_Toc239073692" w:history="1">
+      <w:hyperlink w:anchor="_Toc239074891" w:history="1">
         <w:r>
           <w:rPr>
             <w:rStyle w:val="Hyperlink"/>
@@ -1375,7 +1375,7 @@
             <w:noProof/>
             <w:webHidden/>
           </w:rPr>
-          <w:instrText xml:space="preserve"> PAGEREF _Toc239073692 \h </w:instrText>
+          <w:instrText xml:space="preserve"> PAGEREF _Toc239074891 \h </w:instrText>
         </w:r>
         <w:r>
           <w:rPr>
@@ -1419,7 +1419,7 @@
           <w14:ligatures w14:val="standardContextual"/>
         </w:rPr>
       </w:pPr>
-      <w:hyperlink w:anchor="_Toc239073693" w:history="1">
+      <w:hyperlink w:anchor="_Toc239074892" w:history="1">
         <w:r>
           <w:rPr>
             <w:rStyle w:val="Hyperlink"/>
@@ -1446,7 +1446,7 @@
             <w:noProof/>
             <w:webHidden/>
           </w:rPr>
-          <w:instrText xml:space="preserve"> PAGEREF _Toc239073693 \h </w:instrText>
+          <w:instrText xml:space="preserve"> PAGEREF _Toc239074892 \h </w:instrText>
         </w:r>
         <w:r>
           <w:rPr>
@@ -1490,7 +1490,7 @@
           <w14:ligatures w14:val="standardContextual"/>
         </w:rPr>
       </w:pPr>
-      <w:hyperlink w:anchor="_Toc239073694" w:history="1">
+      <w:hyperlink w:anchor="_Toc239074893" w:history="1">
         <w:r>
           <w:rPr>
             <w:rStyle w:val="Hyperlink"/>
@@ -1517,7 +1517,7 @@
             <w:noProof/>
             <w:webHidden/>
           </w:rPr>
-          <w:instrText xml:space="preserve"> PAGEREF _Toc239073694 \h </w:instrText>
+          <w:instrText xml:space="preserve"> PAGEREF _Toc239074893 \h </w:instrText>
         </w:r>
         <w:r>
           <w:rPr>
@@ -1561,7 +1561,7 @@
           <w14:ligatures w14:val="standardContextual"/>
         </w:rPr>
       </w:pPr>
-      <w:hyperlink w:anchor="_Toc239073695" w:history="1">
+      <w:hyperlink w:anchor="_Toc239074894" w:history="1">
         <w:r>
           <w:rPr>
             <w:rStyle w:val="Hyperlink"/>
@@ -1588,7 +1588,7 @@
             <w:noProof/>
             <w:webHidden/>
           </w:rPr>
-          <w:instrText xml:space="preserve"> PAGEREF _Toc239073695 \h </w:instrText>
+          <w:instrText xml:space="preserve"> PAGEREF _Toc239074894 \h </w:instrText>
         </w:r>
         <w:r>
           <w:rPr>
@@ -1632,7 +1632,7 @@
           <w14:ligatures w14:val="standardContextual"/>
         </w:rPr>
       </w:pPr>
-      <w:hyperlink w:anchor="_Toc239073696" w:history="1">
+      <w:hyperlink w:anchor="_Toc239074895" w:history="1">
         <w:r>
           <w:rPr>
             <w:rStyle w:val="Hyperlink"/>
@@ -1659,7 +1659,7 @@
             <w:noProof/>
             <w:webHidden/>
           </w:rPr>
-          <w:instrText xml:space="preserve"> PAGEREF _Toc239073696 \h </w:instrText>
+          <w:instrText xml:space="preserve"> PAGEREF _Toc239074895 \h </w:instrText>
         </w:r>
         <w:r>
           <w:rPr>
@@ -1703,7 +1703,7 @@
           <w14:ligatures w14:val="standardContextual"/>
         </w:rPr>
       </w:pPr>
-      <w:hyperlink w:anchor="_Toc239073697" w:history="1">
+      <w:hyperlink w:anchor="_Toc239074896" w:history="1">
         <w:r>
           <w:rPr>
             <w:rStyle w:val="Hyperlink"/>
@@ -1730,7 +1730,7 @@
             <w:noProof/>
             <w:webHidden/>
           </w:rPr>
-          <w:instrText xml:space="preserve"> PAGEREF _Toc239073697 \h </w:instrText>
+          <w:instrText xml:space="preserve"> PAGEREF _Toc239074896 \h </w:instrText>
         </w:r>
         <w:r>
           <w:rPr>
@@ -1774,7 +1774,7 @@
           <w14:ligatures w14:val="standardContextual"/>
         </w:rPr>
       </w:pPr>
-      <w:hyperlink w:anchor="_Toc239073698" w:history="1">
+      <w:hyperlink w:anchor="_Toc239074897" w:history="1">
         <w:r>
           <w:rPr>
             <w:rStyle w:val="Hyperlink"/>
@@ -1801,7 +1801,7 @@
             <w:noProof/>
             <w:webHidden/>
           </w:rPr>
-          <w:instrText xml:space="preserve"> PAGEREF _Toc239073698 \h </w:instrText>
+          <w:instrText xml:space="preserve"> PAGEREF _Toc239074897 \h </w:instrText>
         </w:r>
         <w:r>
           <w:rPr>
@@ -1845,7 +1845,7 @@
           <w14:ligatures w14:val="standardContextual"/>
         </w:rPr>
       </w:pPr>
-      <w:hyperlink w:anchor="_Toc239073699" w:history="1">
+      <w:hyperlink w:anchor="_Toc239074898" w:history="1">
         <w:r>
           <w:rPr>
             <w:rStyle w:val="Hyperlink"/>
@@ -1872,7 +1872,7 @@
             <w:noProof/>
             <w:webHidden/>
           </w:rPr>
-          <w:instrText xml:space="preserve"> PAGEREF _Toc239073699 \h </w:instrText>
+          <w:instrText xml:space="preserve"> PAGEREF _Toc239074898 \h </w:instrText>
         </w:r>
         <w:r>
           <w:rPr>
@@ -1916,7 +1916,7 @@
           <w14:ligatures w14:val="standardContextual"/>
         </w:rPr>
       </w:pPr>
-      <w:hyperlink w:anchor="_Toc239073700" w:history="1">
+      <w:hyperlink w:anchor="_Toc239074899" w:history="1">
         <w:r>
           <w:rPr>
             <w:rStyle w:val="Hyperlink"/>
@@ -1943,7 +1943,7 @@
             <w:noProof/>
             <w:webHidden/>
           </w:rPr>
-          <w:instrText xml:space="preserve"> PAGEREF _Toc239073700 \h </w:instrText>
+          <w:instrText xml:space="preserve"> PAGEREF _Toc239074899 \h </w:instrText>
         </w:r>
         <w:r>
           <w:rPr>
@@ -1987,7 +1987,7 @@
           <w14:ligatures w14:val="standardContextual"/>
         </w:rPr>
       </w:pPr>
-      <w:hyperlink w:anchor="_Toc239073701" w:history="1">
+      <w:hyperlink w:anchor="_Toc239074900" w:history="1">
         <w:r>
           <w:rPr>
             <w:rStyle w:val="Hyperlink"/>
@@ -2014,7 +2014,7 @@
             <w:noProof/>
             <w:webHidden/>
           </w:rPr>
-          <w:instrText xml:space="preserve"> PAGEREF _Toc239073701 \h </w:instrText>
+          <w:instrText xml:space="preserve"> PAGEREF _Toc239074900 \h </w:instrText>
         </w:r>
         <w:r>
           <w:rPr>
@@ -2058,7 +2058,7 @@
           <w14:ligatures w14:val="standardContextual"/>
         </w:rPr>
       </w:pPr>
-      <w:hyperlink w:anchor="_Toc239073702" w:history="1">
+      <w:hyperlink w:anchor="_Toc239074901" w:history="1">
         <w:r>
           <w:rPr>
             <w:rStyle w:val="Hyperlink"/>
@@ -2085,7 +2085,7 @@
             <w:noProof/>
             <w:webHidden/>
           </w:rPr>
-          <w:instrText xml:space="preserve"> PAGEREF _Toc239073702 \h </w:instrText>
+          <w:instrText xml:space="preserve"> PAGEREF _Toc239074901 \h </w:instrText>
         </w:r>
         <w:r>
           <w:rPr>
@@ -2129,7 +2129,7 @@
           <w14:ligatures w14:val="standardContextual"/>
         </w:rPr>
       </w:pPr>
-      <w:hyperlink w:anchor="_Toc239073703" w:history="1">
+      <w:hyperlink w:anchor="_Toc239074902" w:history="1">
         <w:r>
           <w:rPr>
             <w:rStyle w:val="Hyperlink"/>
@@ -2156,7 +2156,7 @@
             <w:noProof/>
             <w:webHidden/>
           </w:rPr>
-          <w:instrText xml:space="preserve"> PAGEREF _Toc239073703 \h </w:instrText>
+          <w:instrText xml:space="preserve"> PAGEREF _Toc239074902 \h </w:instrText>
         </w:r>
         <w:r>
           <w:rPr>
@@ -2200,7 +2200,7 @@
           <w14:ligatures w14:val="standardContextual"/>
         </w:rPr>
       </w:pPr>
-      <w:hyperlink w:anchor="_Toc239073704" w:history="1">
+      <w:hyperlink w:anchor="_Toc239074903" w:history="1">
         <w:r>
           <w:rPr>
             <w:rStyle w:val="Hyperlink"/>
@@ -2227,7 +2227,7 @@
             <w:noProof/>
             <w:webHidden/>
           </w:rPr>
-          <w:instrText xml:space="preserve"> PAGEREF _Toc239073704 \h </w:instrText>
+          <w:instrText xml:space="preserve"> PAGEREF _Toc239074903 \h </w:instrText>
         </w:r>
         <w:r>
           <w:rPr>
@@ -2271,7 +2271,7 @@
           <w14:ligatures w14:val="standardContextual"/>
         </w:rPr>
       </w:pPr>
-      <w:hyperlink w:anchor="_Toc239073705" w:history="1">
+      <w:hyperlink w:anchor="_Toc239074904" w:history="1">
         <w:r>
           <w:rPr>
             <w:rStyle w:val="Hyperlink"/>
@@ -2298,7 +2298,7 @@
             <w:noProof/>
             <w:webHidden/>
           </w:rPr>
-          <w:instrText xml:space="preserve"> PAGEREF _Toc239073705 \h </w:instrText>
+          <w:instrText xml:space="preserve"> PAGEREF _Toc239074904 \h </w:instrText>
         </w:r>
         <w:r>
           <w:rPr>
@@ -2342,7 +2342,7 @@
           <w14:ligatures w14:val="standardContextual"/>
         </w:rPr>
       </w:pPr>
-      <w:hyperlink w:anchor="_Toc239073706" w:history="1">
+      <w:hyperlink w:anchor="_Toc239074905" w:history="1">
         <w:r>
           <w:rPr>
             <w:rStyle w:val="Hyperlink"/>
@@ -2369,7 +2369,7 @@
             <w:noProof/>
             <w:webHidden/>
           </w:rPr>
-          <w:instrText xml:space="preserve"> PAGEREF _Toc239073706 \h </w:instrText>
+          <w:instrText xml:space="preserve"> PAGEREF _Toc239074905 \h </w:instrText>
         </w:r>
         <w:r>
           <w:rPr>
@@ -2413,7 +2413,7 @@
           <w14:ligatures w14:val="standardContextual"/>
         </w:rPr>
       </w:pPr>
-      <w:hyperlink w:anchor="_Toc239073707" w:history="1">
+      <w:hyperlink w:anchor="_Toc239074906" w:history="1">
         <w:r>
           <w:rPr>
             <w:rStyle w:val="Hyperlink"/>
@@ -2440,7 +2440,7 @@
             <w:noProof/>
             <w:webHidden/>
           </w:rPr>
-          <w:instrText xml:space="preserve"> PAGEREF _Toc239073707 \h </w:instrText>
+          <w:instrText xml:space="preserve"> PAGEREF _Toc239074906 \h </w:instrText>
         </w:r>
         <w:r>
           <w:rPr>
@@ -2484,7 +2484,7 @@
           <w14:ligatures w14:val="standardContextual"/>
         </w:rPr>
       </w:pPr>
-      <w:hyperlink w:anchor="_Toc239073708" w:history="1">
+      <w:hyperlink w:anchor="_Toc239074907" w:history="1">
         <w:r>
           <w:rPr>
             <w:rStyle w:val="Hyperlink"/>
@@ -2511,7 +2511,7 @@
             <w:noProof/>
             <w:webHidden/>
           </w:rPr>
-          <w:instrText xml:space="preserve"> PAGEREF _Toc239073708 \h </w:instrText>
+          <w:instrText xml:space="preserve"> PAGEREF _Toc239074907 \h </w:instrText>
         </w:r>
         <w:r>
           <w:rPr>
@@ -2555,7 +2555,7 @@
           <w14:ligatures w14:val="standardContextual"/>
         </w:rPr>
       </w:pPr>
-      <w:hyperlink w:anchor="_Toc239073709" w:history="1">
+      <w:hyperlink w:anchor="_Toc239074908" w:history="1">
         <w:r>
           <w:rPr>
             <w:rStyle w:val="Hyperlink"/>
@@ -2582,7 +2582,7 @@
             <w:noProof/>
             <w:webHidden/>
           </w:rPr>
-          <w:instrText xml:space="preserve"> PAGEREF _Toc239073709 \h </w:instrText>
+          <w:instrText xml:space="preserve"> PAGEREF _Toc239074908 \h </w:instrText>
         </w:r>
         <w:r>
           <w:rPr>
@@ -2626,7 +2626,7 @@
           <w14:ligatures w14:val="standardContextual"/>
         </w:rPr>
       </w:pPr>
-      <w:hyperlink w:anchor="_Toc239073710" w:history="1">
+      <w:hyperlink w:anchor="_Toc239074909" w:history="1">
         <w:r>
           <w:rPr>
             <w:rStyle w:val="Hyperlink"/>
@@ -2653,7 +2653,7 @@
             <w:noProof/>
             <w:webHidden/>
           </w:rPr>
-          <w:instrText xml:space="preserve"> PAGEREF _Toc239073710 \h </w:instrText>
+          <w:instrText xml:space="preserve"> PAGEREF _Toc239074909 \h </w:instrText>
         </w:r>
         <w:r>
           <w:rPr>
@@ -2697,7 +2697,7 @@
           <w14:ligatures w14:val="standardContextual"/>
         </w:rPr>
       </w:pPr>
-      <w:hyperlink w:anchor="_Toc239073711" w:history="1">
+      <w:hyperlink w:anchor="_Toc239074910" w:history="1">
         <w:r>
           <w:rPr>
             <w:rStyle w:val="Hyperlink"/>
@@ -2724,7 +2724,7 @@
             <w:noProof/>
             <w:webHidden/>
           </w:rPr>
-          <w:instrText xml:space="preserve"> PAGEREF _Toc239073711 \h </w:instrText>
+          <w:instrText xml:space="preserve"> PAGEREF _Toc239074910 \h </w:instrText>
         </w:r>
         <w:r>
           <w:rPr>
@@ -2768,7 +2768,7 @@
           <w14:ligatures w14:val="standardContextual"/>
         </w:rPr>
       </w:pPr>
-      <w:hyperlink w:anchor="_Toc239073712" w:history="1">
+      <w:hyperlink w:anchor="_Toc239074911" w:history="1">
         <w:r>
           <w:rPr>
             <w:rStyle w:val="Hyperlink"/>
@@ -2795,7 +2795,7 @@
             <w:noProof/>
             <w:webHidden/>
           </w:rPr>
-          <w:instrText xml:space="preserve"> PAGEREF _Toc239073712 \h </w:instrText>
+          <w:instrText xml:space="preserve"> PAGEREF _Toc239074911 \h </w:instrText>
         </w:r>
         <w:r>
           <w:rPr>
@@ -2839,7 +2839,7 @@
           <w14:ligatures w14:val="standardContextual"/>
         </w:rPr>
       </w:pPr>
-      <w:hyperlink w:anchor="_Toc239073713" w:history="1">
+      <w:hyperlink w:anchor="_Toc239074912" w:history="1">
         <w:r>
           <w:rPr>
             <w:rStyle w:val="Hyperlink"/>
@@ -2866,7 +2866,7 @@
             <w:noProof/>
             <w:webHidden/>
           </w:rPr>
-          <w:instrText xml:space="preserve"> PAGEREF _Toc239073713 \h </w:instrText>
+          <w:instrText xml:space="preserve"> PAGEREF _Toc239074912 \h </w:instrText>
         </w:r>
         <w:r>
           <w:rPr>
@@ -2910,7 +2910,7 @@
           <w14:ligatures w14:val="standardContextual"/>
         </w:rPr>
       </w:pPr>
-      <w:hyperlink w:anchor="_Toc239073714" w:history="1">
+      <w:hyperlink w:anchor="_Toc239074913" w:history="1">
         <w:r>
           <w:rPr>
             <w:rStyle w:val="Hyperlink"/>
@@ -2937,7 +2937,7 @@
             <w:noProof/>
             <w:webHidden/>
           </w:rPr>
-          <w:instrText xml:space="preserve"> PAGEREF _Toc239073714 \h </w:instrText>
+          <w:instrText xml:space="preserve"> PAGEREF _Toc239074913 \h </w:instrText>
         </w:r>
         <w:r>
           <w:rPr>
@@ -2981,7 +2981,7 @@
           <w14:ligatures w14:val="standardContextual"/>
         </w:rPr>
       </w:pPr>
-      <w:hyperlink w:anchor="_Toc239073715" w:history="1">
+      <w:hyperlink w:anchor="_Toc239074914" w:history="1">
         <w:r>
           <w:rPr>
             <w:rStyle w:val="Hyperlink"/>
@@ -3008,7 +3008,7 @@
             <w:noProof/>
             <w:webHidden/>
           </w:rPr>
-          <w:instrText xml:space="preserve"> PAGEREF _Toc239073715 \h </w:instrText>
+          <w:instrText xml:space="preserve"> PAGEREF _Toc239074914 \h </w:instrText>
         </w:r>
         <w:r>
           <w:rPr>
@@ -3052,7 +3052,7 @@
           <w14:ligatures w14:val="standardContextual"/>
         </w:rPr>
       </w:pPr>
-      <w:hyperlink w:anchor="_Toc239073716" w:history="1">
+      <w:hyperlink w:anchor="_Toc239074915" w:history="1">
         <w:r>
           <w:rPr>
             <w:rStyle w:val="Hyperlink"/>
@@ -3079,7 +3079,7 @@
             <w:noProof/>
             <w:webHidden/>
           </w:rPr>
-          <w:instrText xml:space="preserve"> PAGEREF _Toc239073716 \h </w:instrText>
+          <w:instrText xml:space="preserve"> PAGEREF _Toc239074915 \h </w:instrText>
         </w:r>
         <w:r>
           <w:rPr>
@@ -3123,7 +3123,7 @@
           <w14:ligatures w14:val="standardContextual"/>
         </w:rPr>
       </w:pPr>
-      <w:hyperlink w:anchor="_Toc239073717" w:history="1">
+      <w:hyperlink w:anchor="_Toc239074916" w:history="1">
         <w:r>
           <w:rPr>
             <w:rStyle w:val="Hyperlink"/>
@@ -3150,7 +3150,7 @@
             <w:noProof/>
             <w:webHidden/>
           </w:rPr>
-          <w:instrText xml:space="preserve"> PAGEREF _Toc239073717 \h </w:instrText>
+          <w:instrText xml:space="preserve"> PAGEREF _Toc239074916 \h </w:instrText>
         </w:r>
         <w:r>
           <w:rPr>
@@ -3194,7 +3194,7 @@
           <w14:ligatures w14:val="standardContextual"/>
         </w:rPr>
       </w:pPr>
-      <w:hyperlink w:anchor="_Toc239073718" w:history="1">
+      <w:hyperlink w:anchor="_Toc239074917" w:history="1">
         <w:r>
           <w:rPr>
             <w:rStyle w:val="Hyperlink"/>
@@ -3221,7 +3221,7 @@
             <w:noProof/>
             <w:webHidden/>
           </w:rPr>
-          <w:instrText xml:space="preserve"> PAGEREF _Toc239073718 \h </w:instrText>
+          <w:instrText xml:space="preserve"> PAGEREF _Toc239074917 \h </w:instrText>
         </w:r>
         <w:r>
           <w:rPr>
@@ -3265,7 +3265,7 @@
           <w14:ligatures w14:val="standardContextual"/>
         </w:rPr>
       </w:pPr>
-      <w:hyperlink w:anchor="_Toc239073719" w:history="1">
+      <w:hyperlink w:anchor="_Toc239074918" w:history="1">
         <w:r>
           <w:rPr>
             <w:rStyle w:val="Hyperlink"/>
@@ -3292,7 +3292,7 @@
             <w:noProof/>
             <w:webHidden/>
           </w:rPr>
-          <w:instrText xml:space="preserve"> PAGEREF _Toc239073719 \h </w:instrText>
+          <w:instrText xml:space="preserve"> PAGEREF _Toc239074918 \h </w:instrText>
         </w:r>
         <w:r>
           <w:rPr>
@@ -3338,7 +3338,7 @@
         <w:pStyle w:val="Heading1"/>
       </w:pPr>
       <w:bookmarkStart w:id="8" w:name="chương-1-giới-thiệu"/>
-      <w:bookmarkStart w:id="9" w:name="_Toc239073686"/>
+      <w:bookmarkStart w:id="9" w:name="_Toc239074885"/>
       <w:bookmarkEnd w:id="4"/>
       <w:bookmarkEnd w:id="6"/>
       <w:r>
@@ -3363,7 +3363,7 @@
         <w:pStyle w:val="Heading2"/>
       </w:pPr>
       <w:bookmarkStart w:id="10" w:name="X7d99df2d9d0c5141050eb9941026463f4c8ea2b"/>
-      <w:bookmarkStart w:id="11" w:name="_Toc239073687"/>
+      <w:bookmarkStart w:id="11" w:name="_Toc239074886"/>
       <w:r>
         <w:t>1.1. Đ</w:t>
       </w:r>
@@ -5213,7 +5213,7 @@
         <w:pStyle w:val="Heading2"/>
       </w:pPr>
       <w:bookmarkStart w:id="12" w:name="X60021b7b958505251ec70bd32e2bac9f8a0361c"/>
-      <w:bookmarkStart w:id="13" w:name="_Toc239073688"/>
+      <w:bookmarkStart w:id="13" w:name="_Toc239074887"/>
       <w:bookmarkEnd w:id="10"/>
       <w:r>
         <w:t>1.2. M</w:t>
@@ -7159,7 +7159,7 @@
         <w:pStyle w:val="Heading2"/>
       </w:pPr>
       <w:bookmarkStart w:id="17" w:name="X03724c88a1b7da9b434cf0a8db5356690a4bb71"/>
-      <w:bookmarkStart w:id="18" w:name="_Toc239073689"/>
+      <w:bookmarkStart w:id="18" w:name="_Toc239074888"/>
       <w:bookmarkEnd w:id="12"/>
       <w:bookmarkEnd w:id="16"/>
       <w:r>
@@ -8964,7 +8964,7 @@
         <w:pStyle w:val="Heading1"/>
       </w:pPr>
       <w:bookmarkStart w:id="20" w:name="chương-2-cơ-sở-lý-thuyết"/>
-      <w:bookmarkStart w:id="21" w:name="_Toc239073690"/>
+      <w:bookmarkStart w:id="21" w:name="_Toc239074889"/>
       <w:bookmarkEnd w:id="8"/>
       <w:bookmarkEnd w:id="17"/>
       <w:r>
@@ -9261,7 +9261,7 @@
         <w:pStyle w:val="Heading2"/>
       </w:pPr>
       <w:bookmarkStart w:id="22" w:name="X2256001523e16d112c59df938522f140b8b988e"/>
-      <w:bookmarkStart w:id="23" w:name="_Toc239073691"/>
+      <w:bookmarkStart w:id="23" w:name="_Toc239074890"/>
       <w:r>
         <w:t>2.1. Quy chu</w:t>
       </w:r>
@@ -13940,7 +13940,7 @@
         <w:pStyle w:val="Heading2"/>
       </w:pPr>
       <w:bookmarkStart w:id="30" w:name="Xb21b4f0690a73e92e2a35192cb39315a0956521"/>
-      <w:bookmarkStart w:id="31" w:name="_Toc239073692"/>
+      <w:bookmarkStart w:id="31" w:name="_Toc239074891"/>
       <w:bookmarkEnd w:id="22"/>
       <w:bookmarkEnd w:id="28"/>
       <w:r>
@@ -19180,7 +19180,7 @@
         <w:pStyle w:val="Heading2"/>
       </w:pPr>
       <w:bookmarkStart w:id="38" w:name="X8ff52f1334e3f0e382caf7ffa1b7096a981291c"/>
-      <w:bookmarkStart w:id="39" w:name="_Toc239073693"/>
+      <w:bookmarkStart w:id="39" w:name="_Toc239074892"/>
       <w:bookmarkEnd w:id="30"/>
       <w:bookmarkEnd w:id="37"/>
       <w:r>
@@ -19459,7 +19459,7 @@
           <w:noProof/>
         </w:rPr>
         <w:drawing>
-          <wp:inline distT="0" distB="0" distL="0" distR="0" wp14:anchorId="7BB1E826" wp14:editId="7323E1A7">
+          <wp:inline distT="0" distB="0" distL="0" distR="0" wp14:anchorId="51A90E91" wp14:editId="5DA0A99D">
             <wp:extent cx="5334000" cy="1435553"/>
             <wp:effectExtent l="0" t="0" r="0" b="0"/>
             <wp:docPr id="37" name="Picture"/>
@@ -20921,7 +20921,7 @@
         <w:pStyle w:val="Heading2"/>
       </w:pPr>
       <w:bookmarkStart w:id="43" w:name="X1a77f36e16d4ad267b00eabe7cf793e1dbe08e9"/>
-      <w:bookmarkStart w:id="44" w:name="_Toc239073694"/>
+      <w:bookmarkStart w:id="44" w:name="_Toc239074893"/>
       <w:bookmarkEnd w:id="38"/>
       <w:bookmarkEnd w:id="42"/>
       <w:r>
@@ -22091,7 +22091,7 @@
           <w:noProof/>
         </w:rPr>
         <w:drawing>
-          <wp:inline distT="0" distB="0" distL="0" distR="0" wp14:anchorId="4294BA94" wp14:editId="5EC6A3CB">
+          <wp:inline distT="0" distB="0" distL="0" distR="0" wp14:anchorId="7797DD2C" wp14:editId="180CEBD4">
             <wp:extent cx="5334000" cy="2884362"/>
             <wp:effectExtent l="0" t="0" r="0" b="0"/>
             <wp:docPr id="44" name="Picture"/>
@@ -22357,7 +22357,7 @@
           <w:noProof/>
         </w:rPr>
         <w:drawing>
-          <wp:inline distT="0" distB="0" distL="0" distR="0" wp14:anchorId="05868F65" wp14:editId="1637D7B5">
+          <wp:inline distT="0" distB="0" distL="0" distR="0" wp14:anchorId="42BFEDD2" wp14:editId="581367E8">
             <wp:extent cx="5334000" cy="632732"/>
             <wp:effectExtent l="0" t="0" r="0" b="0"/>
             <wp:docPr id="49" name="Picture"/>
@@ -24260,7 +24260,7 @@
         <w:pStyle w:val="Heading1"/>
       </w:pPr>
       <w:bookmarkStart w:id="50" w:name="chương-3-thiết-kế-và-cài-đặt"/>
-      <w:bookmarkStart w:id="51" w:name="_Toc239073695"/>
+      <w:bookmarkStart w:id="51" w:name="_Toc239074894"/>
       <w:bookmarkEnd w:id="20"/>
       <w:bookmarkEnd w:id="43"/>
       <w:bookmarkEnd w:id="49"/>
@@ -24292,7 +24292,7 @@
         <w:pStyle w:val="Heading2"/>
       </w:pPr>
       <w:bookmarkStart w:id="52" w:name="X21a22cc9b66dca004f2960f37df13c53a04e97b"/>
-      <w:bookmarkStart w:id="53" w:name="_Toc239073696"/>
+      <w:bookmarkStart w:id="53" w:name="_Toc239074895"/>
       <w:r>
         <w:t>3.1. Ki</w:t>
       </w:r>
@@ -24384,7 +24384,7 @@
           <w:noProof/>
         </w:rPr>
         <w:drawing>
-          <wp:inline distT="0" distB="0" distL="0" distR="0" wp14:anchorId="775AEF33" wp14:editId="76977D6C">
+          <wp:inline distT="0" distB="0" distL="0" distR="0" wp14:anchorId="7B860838" wp14:editId="5FF63D7C">
             <wp:extent cx="5334000" cy="401410"/>
             <wp:effectExtent l="0" t="0" r="0" b="0"/>
             <wp:docPr id="57" name="Picture"/>
@@ -26053,7 +26053,7 @@
         <w:pStyle w:val="Heading2"/>
       </w:pPr>
       <w:bookmarkStart w:id="55" w:name="X1f307d8f8c73bce8db8683c986faea6c8ea66a3"/>
-      <w:bookmarkStart w:id="56" w:name="_Toc239073697"/>
+      <w:bookmarkStart w:id="56" w:name="_Toc239074896"/>
       <w:bookmarkEnd w:id="52"/>
       <w:r>
         <w:t>3.2. Xây d</w:t>
@@ -26120,7 +26120,7 @@
           <w:noProof/>
         </w:rPr>
         <w:drawing>
-          <wp:inline distT="0" distB="0" distL="0" distR="0" wp14:anchorId="2CB388DA" wp14:editId="7E95ED55">
+          <wp:inline distT="0" distB="0" distL="0" distR="0" wp14:anchorId="04A1A2AE" wp14:editId="47EA9E83">
             <wp:extent cx="5334000" cy="802821"/>
             <wp:effectExtent l="0" t="0" r="0" b="0"/>
             <wp:docPr id="62" name="Picture"/>
@@ -30232,7 +30232,7 @@
         <w:pStyle w:val="Heading2"/>
       </w:pPr>
       <w:bookmarkStart w:id="62" w:name="X6a397cb1739f1ec0a8c9714808f79a5ce1fbf6f"/>
-      <w:bookmarkStart w:id="63" w:name="_Toc239073698"/>
+      <w:bookmarkStart w:id="63" w:name="_Toc239074897"/>
       <w:bookmarkEnd w:id="55"/>
       <w:bookmarkEnd w:id="61"/>
       <w:r>
@@ -31798,7 +31798,7 @@
         <w:pStyle w:val="Heading2"/>
       </w:pPr>
       <w:bookmarkStart w:id="65" w:name="X9c2c9b365086d10c999a46e4942f14d73b6baa5"/>
-      <w:bookmarkStart w:id="66" w:name="_Toc239073699"/>
+      <w:bookmarkStart w:id="66" w:name="_Toc239074898"/>
       <w:bookmarkEnd w:id="62"/>
       <w:r>
         <w:t>3.4. Kh</w:t>
@@ -33369,7 +33369,7 @@
           <w:noProof/>
         </w:rPr>
         <w:drawing>
-          <wp:inline distT="0" distB="0" distL="0" distR="0" wp14:anchorId="58BEC36C" wp14:editId="295BF5A8">
+          <wp:inline distT="0" distB="0" distL="0" distR="0" wp14:anchorId="0ECFF55D" wp14:editId="5B04A83B">
             <wp:extent cx="5334000" cy="8969712"/>
             <wp:effectExtent l="0" t="0" r="0" b="0"/>
             <wp:docPr id="73" name="Picture"/>
@@ -40743,7 +40743,7 @@
         <w:pStyle w:val="Heading2"/>
       </w:pPr>
       <w:bookmarkStart w:id="75" w:name="Xb17945b5d9374e5087c2c96ace1685ff00e2e22"/>
-      <w:bookmarkStart w:id="76" w:name="_Toc239073700"/>
+      <w:bookmarkStart w:id="76" w:name="_Toc239074899"/>
       <w:bookmarkEnd w:id="65"/>
       <w:bookmarkEnd w:id="74"/>
       <w:r>
@@ -42116,7 +42116,7 @@
         <w:pStyle w:val="Heading2"/>
       </w:pPr>
       <w:bookmarkStart w:id="77" w:name="Xfad7df3f963ac0b8ebfe8cf87d7c64fa075f760"/>
-      <w:bookmarkStart w:id="78" w:name="_Toc239073701"/>
+      <w:bookmarkStart w:id="78" w:name="_Toc239074900"/>
       <w:bookmarkEnd w:id="75"/>
       <w:r>
         <w:t>3.6. B</w:t>
@@ -42162,7 +42162,7 @@
           <w:noProof/>
         </w:rPr>
         <w:drawing>
-          <wp:inline distT="0" distB="0" distL="0" distR="0" wp14:anchorId="47EBE554" wp14:editId="3FC9A34E">
+          <wp:inline distT="0" distB="0" distL="0" distR="0" wp14:anchorId="5CB6C928" wp14:editId="6B4FE8AF">
             <wp:extent cx="5334000" cy="1217839"/>
             <wp:effectExtent l="0" t="0" r="0" b="0"/>
             <wp:docPr id="86" name="Picture"/>
@@ -44940,7 +44940,7 @@
         <w:pStyle w:val="Heading2"/>
       </w:pPr>
       <w:bookmarkStart w:id="80" w:name="X9b5467225f237e4ee44d60f7d236cbdfdaa1e07"/>
-      <w:bookmarkStart w:id="81" w:name="_Toc239073702"/>
+      <w:bookmarkStart w:id="81" w:name="_Toc239074901"/>
       <w:bookmarkEnd w:id="77"/>
       <w:r>
         <w:t xml:space="preserve">3.7. </w:t>
@@ -45060,7 +45060,7 @@
           <w:noProof/>
         </w:rPr>
         <w:drawing>
-          <wp:inline distT="0" distB="0" distL="0" distR="0" wp14:anchorId="358AAE5E" wp14:editId="24502D7B">
+          <wp:inline distT="0" distB="0" distL="0" distR="0" wp14:anchorId="739E63A7" wp14:editId="1E61F508">
             <wp:extent cx="5334000" cy="5953125"/>
             <wp:effectExtent l="0" t="0" r="0" b="0"/>
             <wp:docPr id="91" name="Picture"/>
@@ -46167,7 +46167,7 @@
         <w:pStyle w:val="Heading1"/>
       </w:pPr>
       <w:bookmarkStart w:id="83" w:name="chương-4-thực-nghiệm-và-đánh-giá"/>
-      <w:bookmarkStart w:id="84" w:name="_Toc239073703"/>
+      <w:bookmarkStart w:id="84" w:name="_Toc239074902"/>
       <w:bookmarkEnd w:id="50"/>
       <w:bookmarkEnd w:id="80"/>
       <w:r>
@@ -46192,7 +46192,7 @@
         <w:pStyle w:val="Heading2"/>
       </w:pPr>
       <w:bookmarkStart w:id="85" w:name="X43cb4672f728ce1df4f211c1d18360135f0c40b"/>
-      <w:bookmarkStart w:id="86" w:name="_Toc239073704"/>
+      <w:bookmarkStart w:id="86" w:name="_Toc239074903"/>
       <w:r>
         <w:t>4.1. Môi trư</w:t>
       </w:r>
@@ -47814,7 +47814,7 @@
         <w:pStyle w:val="Heading2"/>
       </w:pPr>
       <w:bookmarkStart w:id="87" w:name="Xe48430b60e6d2b1022368eb4316c1fe9f53411f"/>
-      <w:bookmarkStart w:id="88" w:name="_Toc239073705"/>
+      <w:bookmarkStart w:id="88" w:name="_Toc239074904"/>
       <w:bookmarkEnd w:id="85"/>
       <w:r>
         <w:t>4.2. K</w:t>
@@ -51352,7 +51352,7 @@
         <w:pStyle w:val="Heading2"/>
       </w:pPr>
       <w:bookmarkStart w:id="95" w:name="X09b724f0b907c7f652c2569c27ef1d5728c277c"/>
-      <w:bookmarkStart w:id="96" w:name="_Toc239073706"/>
+      <w:bookmarkStart w:id="96" w:name="_Toc239074905"/>
       <w:bookmarkEnd w:id="87"/>
       <w:bookmarkEnd w:id="93"/>
       <w:r>
@@ -53624,7 +53624,7 @@
           <w:noProof/>
         </w:rPr>
         <w:drawing>
-          <wp:inline distT="0" distB="0" distL="0" distR="0" wp14:anchorId="32ED9FA7" wp14:editId="61128695">
+          <wp:inline distT="0" distB="0" distL="0" distR="0" wp14:anchorId="2F01F505" wp14:editId="792194BC">
             <wp:extent cx="5334000" cy="2883855"/>
             <wp:effectExtent l="0" t="0" r="0" b="0"/>
             <wp:docPr id="108" name="Picture"/>
@@ -59730,7 +59730,7 @@
         <w:pStyle w:val="Heading2"/>
       </w:pPr>
       <w:bookmarkStart w:id="106" w:name="X0c205a3fd5474e5e1d380a3735df7543f97f059"/>
-      <w:bookmarkStart w:id="107" w:name="_Toc239073707"/>
+      <w:bookmarkStart w:id="107" w:name="_Toc239074906"/>
       <w:bookmarkEnd w:id="95"/>
       <w:bookmarkEnd w:id="104"/>
       <w:r>
@@ -63122,7 +63122,7 @@
         <w:pStyle w:val="Heading2"/>
       </w:pPr>
       <w:bookmarkStart w:id="113" w:name="X8f4b2c0e55e8764a0677cdfa39e96dbe6822859"/>
-      <w:bookmarkStart w:id="114" w:name="_Toc239073708"/>
+      <w:bookmarkStart w:id="114" w:name="_Toc239074907"/>
       <w:bookmarkEnd w:id="106"/>
       <w:bookmarkEnd w:id="112"/>
       <w:r>
@@ -66268,7 +66268,7 @@
         <w:pStyle w:val="Heading2"/>
       </w:pPr>
       <w:bookmarkStart w:id="120" w:name="X7468ed9f095dd0192ebc5de940dc44b5cd3e099"/>
-      <w:bookmarkStart w:id="121" w:name="_Toc239073709"/>
+      <w:bookmarkStart w:id="121" w:name="_Toc239074908"/>
       <w:bookmarkEnd w:id="113"/>
       <w:bookmarkEnd w:id="118"/>
       <w:r>
@@ -68129,7 +68129,7 @@
           <w:noProof/>
         </w:rPr>
         <w:drawing>
-          <wp:inline distT="0" distB="0" distL="0" distR="0" wp14:anchorId="1EC1F5D2" wp14:editId="12003E27">
+          <wp:inline distT="0" distB="0" distL="0" distR="0" wp14:anchorId="1853DAEC" wp14:editId="6402557E">
             <wp:extent cx="5334000" cy="3317670"/>
             <wp:effectExtent l="0" t="0" r="0" b="0"/>
             <wp:docPr id="131" name="Picture"/>
@@ -69142,7 +69142,7 @@
         <w:pStyle w:val="Heading2"/>
       </w:pPr>
       <w:bookmarkStart w:id="124" w:name="X88e1c26a6581f7bd1dbdb2c85ae6116c5ba8393"/>
-      <w:bookmarkStart w:id="125" w:name="_Toc239073710"/>
+      <w:bookmarkStart w:id="125" w:name="_Toc239074909"/>
       <w:bookmarkEnd w:id="120"/>
       <w:r>
         <w:t>4.7. Các y</w:t>
@@ -70994,7 +70994,7 @@
         <w:pStyle w:val="Heading1"/>
       </w:pPr>
       <w:bookmarkStart w:id="127" w:name="chương-5-kết-luận-và-hướng-phát-triển"/>
-      <w:bookmarkStart w:id="128" w:name="_Toc239073711"/>
+      <w:bookmarkStart w:id="128" w:name="_Toc239074910"/>
       <w:bookmarkEnd w:id="83"/>
       <w:bookmarkEnd w:id="124"/>
       <w:r>
@@ -71031,7 +71031,7 @@
         <w:pStyle w:val="Heading2"/>
       </w:pPr>
       <w:bookmarkStart w:id="129" w:name="Xcefa088882d41b38c21b7b5b44c738cb5564fbb"/>
-      <w:bookmarkStart w:id="130" w:name="_Toc239073712"/>
+      <w:bookmarkStart w:id="130" w:name="_Toc239074911"/>
       <w:r>
         <w:t>5.1. K</w:t>
       </w:r>
@@ -73761,7 +73761,7 @@
         <w:pStyle w:val="Heading2"/>
       </w:pPr>
       <w:bookmarkStart w:id="132" w:name="Xe79f58ab8ce7b6f148c68a374118dd9eaec1a1c"/>
-      <w:bookmarkStart w:id="133" w:name="_Toc239073713"/>
+      <w:bookmarkStart w:id="133" w:name="_Toc239074912"/>
       <w:bookmarkEnd w:id="129"/>
       <w:r>
         <w:t>5.2. H</w:t>
@@ -75201,7 +75201,7 @@
         <w:pStyle w:val="Heading2"/>
       </w:pPr>
       <w:bookmarkStart w:id="135" w:name="X66db71c9020c40cf46e490c5c37ad244e2b7594"/>
-      <w:bookmarkStart w:id="136" w:name="_Toc239073714"/>
+      <w:bookmarkStart w:id="136" w:name="_Toc239074913"/>
       <w:bookmarkEnd w:id="132"/>
       <w:r>
         <w:t>5.3. Hư</w:t>
@@ -76792,7 +76792,7 @@
         <w:pStyle w:val="Heading2"/>
       </w:pPr>
       <w:bookmarkStart w:id="138" w:name="Xe5a2fe3dfcd4681648271b7ddc344b106e48b3b"/>
-      <w:bookmarkStart w:id="139" w:name="_Toc239073715"/>
+      <w:bookmarkStart w:id="139" w:name="_Toc239074914"/>
       <w:bookmarkEnd w:id="135"/>
       <w:r>
         <w:t>5.4. K</w:t>
@@ -77715,7 +77715,7 @@
         <w:pStyle w:val="Heading1"/>
       </w:pPr>
       <w:bookmarkStart w:id="140" w:name="tài-liệu-tham-khảo"/>
-      <w:bookmarkStart w:id="141" w:name="_Toc239073716"/>
+      <w:bookmarkStart w:id="141" w:name="_Toc239074915"/>
       <w:bookmarkEnd w:id="127"/>
       <w:bookmarkEnd w:id="138"/>
       <w:r>
@@ -78741,7 +78741,7 @@
         <w:pStyle w:val="Heading1"/>
       </w:pPr>
       <w:bookmarkStart w:id="142" w:name="phụ-lục"/>
-      <w:bookmarkStart w:id="143" w:name="_Toc239073717"/>
+      <w:bookmarkStart w:id="143" w:name="_Toc239074916"/>
       <w:bookmarkEnd w:id="140"/>
       <w:r>
         <w:t>PH</w:t>
@@ -78765,7 +78765,7 @@
         <w:pStyle w:val="Heading2"/>
       </w:pPr>
       <w:bookmarkStart w:id="144" w:name="phụ-lục-a-cấu-hình-và-siêu-tham-số"/>
-      <w:bookmarkStart w:id="145" w:name="_Toc239073718"/>
+      <w:bookmarkStart w:id="145" w:name="_Toc239074917"/>
       <w:r>
         <w:t>Ph</w:t>
       </w:r>
@@ -80985,7 +80985,7 @@
         <w:pStyle w:val="Heading2"/>
       </w:pPr>
       <w:bookmarkStart w:id="149" w:name="phụ-lục-b-hướng-dẫn-cài-đặt-và-chạy"/>
-      <w:bookmarkStart w:id="150" w:name="_Toc239073719"/>
+      <w:bookmarkStart w:id="150" w:name="_Toc239074918"/>
       <w:bookmarkEnd w:id="144"/>
       <w:bookmarkEnd w:id="148"/>
       <w:r>
@@ -82559,7 +82559,7 @@
   <w:abstractNum w:abstractNumId="0" w15:restartNumberingAfterBreak="0">
     <w:nsid w:val="0000A990"/>
     <w:multiLevelType w:val="multilevel"/>
-    <w:tmpl w:val="E21A8676"/>
+    <w:tmpl w:val="48426E34"/>
     <w:lvl w:ilvl="0">
       <w:numFmt w:val="bullet"/>
       <w:lvlText w:val=" "/>
@@ -82636,7 +82636,7 @@
   <w:abstractNum w:abstractNumId="1" w15:restartNumberingAfterBreak="0">
     <w:nsid w:val="0000A991"/>
     <w:multiLevelType w:val="multilevel"/>
-    <w:tmpl w:val="AF4C8060"/>
+    <w:tmpl w:val="46626BF4"/>
     <w:lvl w:ilvl="0">
       <w:numFmt w:val="bullet"/>
       <w:lvlText w:val=""/>
@@ -82740,7 +82740,7 @@
   <w:abstractNum w:abstractNumId="2" w15:restartNumberingAfterBreak="0">
     <w:nsid w:val="00A99411"/>
     <w:multiLevelType w:val="multilevel"/>
-    <w:tmpl w:val="935CA84A"/>
+    <w:tmpl w:val="1C7E904C"/>
     <w:lvl w:ilvl="0">
       <w:start w:val="1"/>
       <w:numFmt w:val="decimal"/>
@@ -82823,10 +82823,10 @@
       </w:pPr>
     </w:lvl>
   </w:abstractNum>
-  <w:num w:numId="1" w16cid:durableId="1179347916">
+  <w:num w:numId="1" w16cid:durableId="1054813829">
     <w:abstractNumId w:val="0"/>
   </w:num>
-  <w:num w:numId="2" w16cid:durableId="1833331891">
+  <w:num w:numId="2" w16cid:durableId="947354215">
     <w:abstractNumId w:val="2"/>
     <w:lvlOverride w:ilvl="0">
       <w:startOverride w:val="1"/>
@@ -82856,22 +82856,22 @@
       <w:startOverride w:val="1"/>
     </w:lvlOverride>
   </w:num>
-  <w:num w:numId="3" w16cid:durableId="1349327606">
+  <w:num w:numId="3" w16cid:durableId="889069540">
     <w:abstractNumId w:val="1"/>
   </w:num>
-  <w:num w:numId="4" w16cid:durableId="1503162343">
+  <w:num w:numId="4" w16cid:durableId="990909344">
     <w:abstractNumId w:val="1"/>
   </w:num>
-  <w:num w:numId="5" w16cid:durableId="1028528254">
+  <w:num w:numId="5" w16cid:durableId="155387033">
     <w:abstractNumId w:val="1"/>
   </w:num>
-  <w:num w:numId="6" w16cid:durableId="885990573">
+  <w:num w:numId="6" w16cid:durableId="2059236202">
     <w:abstractNumId w:val="1"/>
   </w:num>
-  <w:num w:numId="7" w16cid:durableId="1994991732">
+  <w:num w:numId="7" w16cid:durableId="666401256">
     <w:abstractNumId w:val="1"/>
   </w:num>
-  <w:num w:numId="8" w16cid:durableId="1469980647">
+  <w:num w:numId="8" w16cid:durableId="1561599523">
     <w:abstractNumId w:val="1"/>
   </w:num>
 </w:numbering>
@@ -84096,7 +84096,7 @@
     <w:next w:val="Normal"/>
     <w:autoRedefine/>
     <w:uiPriority w:val="39"/>
-    <w:rsid w:val="00D03650"/>
+    <w:rsid w:val="003C3388"/>
     <w:pPr>
       <w:spacing w:after="100"/>
     </w:pPr>
@@ -84107,7 +84107,7 @@
     <w:next w:val="Normal"/>
     <w:autoRedefine/>
     <w:uiPriority w:val="39"/>
-    <w:rsid w:val="00D03650"/>
+    <w:rsid w:val="003C3388"/>
     <w:pPr>
       <w:spacing w:after="100"/>
       <w:ind w:left="240"/>

--- a/docs/papers/mon-hoc/thesis-full.docx
+++ b/docs/papers/mon-hoc/thesis-full.docx
@@ -148,7 +148,7 @@
         <w:pStyle w:val="Heading1"/>
       </w:pPr>
       <w:bookmarkStart w:id="0" w:name="đồ-án-môn-học"/>
-      <w:bookmarkStart w:id="1" w:name="_Toc239074882"/>
+      <w:bookmarkStart w:id="1" w:name="_Toc239081344"/>
       <w:r>
         <w:t>Đ</w:t>
       </w:r>
@@ -220,7 +220,7 @@
         <w:pStyle w:val="Heading1"/>
       </w:pPr>
       <w:bookmarkStart w:id="4" w:name="Xbe958ce37c6a089ac9bdc99dada4ec5e2c0f7da"/>
-      <w:bookmarkStart w:id="5" w:name="_Toc239074883"/>
+      <w:bookmarkStart w:id="5" w:name="_Toc239081345"/>
       <w:bookmarkEnd w:id="0"/>
       <w:bookmarkEnd w:id="3"/>
       <w:r>
@@ -659,7 +659,7 @@
     </w:p>
     <w:p>
       <w:r>
-        <w:pict w14:anchorId="15615290">
+        <w:pict w14:anchorId="0CD355AC">
           <v:rect id="_x0000_i1025" style="width:0;height:1.5pt" o:hralign="center" o:hrstd="t" o:hr="t"/>
         </w:pict>
       </w:r>
@@ -669,7 +669,7 @@
         <w:pStyle w:val="Heading2"/>
       </w:pPr>
       <w:bookmarkStart w:id="6" w:name="mục-lục"/>
-      <w:bookmarkStart w:id="7" w:name="_Toc239074884"/>
+      <w:bookmarkStart w:id="7" w:name="_Toc239081346"/>
       <w:r>
         <w:t>M</w:t>
       </w:r>
@@ -709,7 +709,7 @@
       <w:r>
         <w:fldChar w:fldCharType="separate"/>
       </w:r>
-      <w:hyperlink w:anchor="_Toc239074882" w:history="1">
+      <w:hyperlink w:anchor="_Toc239081344" w:history="1">
         <w:r>
           <w:rPr>
             <w:rStyle w:val="Hyperlink"/>
@@ -736,7 +736,7 @@
             <w:noProof/>
             <w:webHidden/>
           </w:rPr>
-          <w:instrText xml:space="preserve"> PAGEREF _Toc239074882 \h </w:instrText>
+          <w:instrText xml:space="preserve"> PAGEREF _Toc239081344 \h </w:instrText>
         </w:r>
         <w:r>
           <w:rPr>
@@ -780,7 +780,7 @@
           <w14:ligatures w14:val="standardContextual"/>
         </w:rPr>
       </w:pPr>
-      <w:hyperlink w:anchor="_Toc239074883" w:history="1">
+      <w:hyperlink w:anchor="_Toc239081345" w:history="1">
         <w:r>
           <w:rPr>
             <w:rStyle w:val="Hyperlink"/>
@@ -807,7 +807,7 @@
             <w:noProof/>
             <w:webHidden/>
           </w:rPr>
-          <w:instrText xml:space="preserve"> PAGEREF _Toc239074883 \h </w:instrText>
+          <w:instrText xml:space="preserve"> PAGEREF _Toc239081345 \h </w:instrText>
         </w:r>
         <w:r>
           <w:rPr>
@@ -851,7 +851,7 @@
           <w14:ligatures w14:val="standardContextual"/>
         </w:rPr>
       </w:pPr>
-      <w:hyperlink w:anchor="_Toc239074884" w:history="1">
+      <w:hyperlink w:anchor="_Toc239081346" w:history="1">
         <w:r>
           <w:rPr>
             <w:rStyle w:val="Hyperlink"/>
@@ -878,7 +878,7 @@
             <w:noProof/>
             <w:webHidden/>
           </w:rPr>
-          <w:instrText xml:space="preserve"> PAGEREF _Toc239074884 \h </w:instrText>
+          <w:instrText xml:space="preserve"> PAGEREF _Toc239081346 \h </w:instrText>
         </w:r>
         <w:r>
           <w:rPr>
@@ -922,7 +922,7 @@
           <w14:ligatures w14:val="standardContextual"/>
         </w:rPr>
       </w:pPr>
-      <w:hyperlink w:anchor="_Toc239074885" w:history="1">
+      <w:hyperlink w:anchor="_Toc239081347" w:history="1">
         <w:r>
           <w:rPr>
             <w:rStyle w:val="Hyperlink"/>
@@ -949,7 +949,7 @@
             <w:noProof/>
             <w:webHidden/>
           </w:rPr>
-          <w:instrText xml:space="preserve"> PAGEREF _Toc239074885 \h </w:instrText>
+          <w:instrText xml:space="preserve"> PAGEREF _Toc239081347 \h </w:instrText>
         </w:r>
         <w:r>
           <w:rPr>
@@ -993,7 +993,7 @@
           <w14:ligatures w14:val="standardContextual"/>
         </w:rPr>
       </w:pPr>
-      <w:hyperlink w:anchor="_Toc239074886" w:history="1">
+      <w:hyperlink w:anchor="_Toc239081348" w:history="1">
         <w:r>
           <w:rPr>
             <w:rStyle w:val="Hyperlink"/>
@@ -1020,7 +1020,7 @@
             <w:noProof/>
             <w:webHidden/>
           </w:rPr>
-          <w:instrText xml:space="preserve"> PAGEREF _Toc239074886 \h </w:instrText>
+          <w:instrText xml:space="preserve"> PAGEREF _Toc239081348 \h </w:instrText>
         </w:r>
         <w:r>
           <w:rPr>
@@ -1064,7 +1064,7 @@
           <w14:ligatures w14:val="standardContextual"/>
         </w:rPr>
       </w:pPr>
-      <w:hyperlink w:anchor="_Toc239074887" w:history="1">
+      <w:hyperlink w:anchor="_Toc239081349" w:history="1">
         <w:r>
           <w:rPr>
             <w:rStyle w:val="Hyperlink"/>
@@ -1091,7 +1091,7 @@
             <w:noProof/>
             <w:webHidden/>
           </w:rPr>
-          <w:instrText xml:space="preserve"> PAGEREF _Toc239074887 \h </w:instrText>
+          <w:instrText xml:space="preserve"> PAGEREF _Toc239081349 \h </w:instrText>
         </w:r>
         <w:r>
           <w:rPr>
@@ -1135,7 +1135,7 @@
           <w14:ligatures w14:val="standardContextual"/>
         </w:rPr>
       </w:pPr>
-      <w:hyperlink w:anchor="_Toc239074888" w:history="1">
+      <w:hyperlink w:anchor="_Toc239081350" w:history="1">
         <w:r>
           <w:rPr>
             <w:rStyle w:val="Hyperlink"/>
@@ -1162,7 +1162,7 @@
             <w:noProof/>
             <w:webHidden/>
           </w:rPr>
-          <w:instrText xml:space="preserve"> PAGEREF _Toc239074888 \h </w:instrText>
+          <w:instrText xml:space="preserve"> PAGEREF _Toc239081350 \h </w:instrText>
         </w:r>
         <w:r>
           <w:rPr>
@@ -1206,7 +1206,7 @@
           <w14:ligatures w14:val="standardContextual"/>
         </w:rPr>
       </w:pPr>
-      <w:hyperlink w:anchor="_Toc239074889" w:history="1">
+      <w:hyperlink w:anchor="_Toc239081351" w:history="1">
         <w:r>
           <w:rPr>
             <w:rStyle w:val="Hyperlink"/>
@@ -1233,7 +1233,7 @@
             <w:noProof/>
             <w:webHidden/>
           </w:rPr>
-          <w:instrText xml:space="preserve"> PAGEREF _Toc239074889 \h </w:instrText>
+          <w:instrText xml:space="preserve"> PAGEREF _Toc239081351 \h </w:instrText>
         </w:r>
         <w:r>
           <w:rPr>
@@ -1277,7 +1277,7 @@
           <w14:ligatures w14:val="standardContextual"/>
         </w:rPr>
       </w:pPr>
-      <w:hyperlink w:anchor="_Toc239074890" w:history="1">
+      <w:hyperlink w:anchor="_Toc239081352" w:history="1">
         <w:r>
           <w:rPr>
             <w:rStyle w:val="Hyperlink"/>
@@ -1304,7 +1304,7 @@
             <w:noProof/>
             <w:webHidden/>
           </w:rPr>
-          <w:instrText xml:space="preserve"> PAGEREF _Toc239074890 \h </w:instrText>
+          <w:instrText xml:space="preserve"> PAGEREF _Toc239081352 \h </w:instrText>
         </w:r>
         <w:r>
           <w:rPr>
@@ -1348,7 +1348,7 @@
           <w14:ligatures w14:val="standardContextual"/>
         </w:rPr>
       </w:pPr>
-      <w:hyperlink w:anchor="_Toc239074891" w:history="1">
+      <w:hyperlink w:anchor="_Toc239081353" w:history="1">
         <w:r>
           <w:rPr>
             <w:rStyle w:val="Hyperlink"/>
@@ -1375,7 +1375,7 @@
             <w:noProof/>
             <w:webHidden/>
           </w:rPr>
-          <w:instrText xml:space="preserve"> PAGEREF _Toc239074891 \h </w:instrText>
+          <w:instrText xml:space="preserve"> PAGEREF _Toc239081353 \h </w:instrText>
         </w:r>
         <w:r>
           <w:rPr>
@@ -1419,7 +1419,7 @@
           <w14:ligatures w14:val="standardContextual"/>
         </w:rPr>
       </w:pPr>
-      <w:hyperlink w:anchor="_Toc239074892" w:history="1">
+      <w:hyperlink w:anchor="_Toc239081354" w:history="1">
         <w:r>
           <w:rPr>
             <w:rStyle w:val="Hyperlink"/>
@@ -1446,7 +1446,7 @@
             <w:noProof/>
             <w:webHidden/>
           </w:rPr>
-          <w:instrText xml:space="preserve"> PAGEREF _Toc239074892 \h </w:instrText>
+          <w:instrText xml:space="preserve"> PAGEREF _Toc239081354 \h </w:instrText>
         </w:r>
         <w:r>
           <w:rPr>
@@ -1490,7 +1490,7 @@
           <w14:ligatures w14:val="standardContextual"/>
         </w:rPr>
       </w:pPr>
-      <w:hyperlink w:anchor="_Toc239074893" w:history="1">
+      <w:hyperlink w:anchor="_Toc239081355" w:history="1">
         <w:r>
           <w:rPr>
             <w:rStyle w:val="Hyperlink"/>
@@ -1517,7 +1517,7 @@
             <w:noProof/>
             <w:webHidden/>
           </w:rPr>
-          <w:instrText xml:space="preserve"> PAGEREF _Toc239074893 \h </w:instrText>
+          <w:instrText xml:space="preserve"> PAGEREF _Toc239081355 \h </w:instrText>
         </w:r>
         <w:r>
           <w:rPr>
@@ -1561,7 +1561,7 @@
           <w14:ligatures w14:val="standardContextual"/>
         </w:rPr>
       </w:pPr>
-      <w:hyperlink w:anchor="_Toc239074894" w:history="1">
+      <w:hyperlink w:anchor="_Toc239081356" w:history="1">
         <w:r>
           <w:rPr>
             <w:rStyle w:val="Hyperlink"/>
@@ -1588,7 +1588,7 @@
             <w:noProof/>
             <w:webHidden/>
           </w:rPr>
-          <w:instrText xml:space="preserve"> PAGEREF _Toc239074894 \h </w:instrText>
+          <w:instrText xml:space="preserve"> PAGEREF _Toc239081356 \h </w:instrText>
         </w:r>
         <w:r>
           <w:rPr>
@@ -1632,7 +1632,7 @@
           <w14:ligatures w14:val="standardContextual"/>
         </w:rPr>
       </w:pPr>
-      <w:hyperlink w:anchor="_Toc239074895" w:history="1">
+      <w:hyperlink w:anchor="_Toc239081357" w:history="1">
         <w:r>
           <w:rPr>
             <w:rStyle w:val="Hyperlink"/>
@@ -1659,7 +1659,7 @@
             <w:noProof/>
             <w:webHidden/>
           </w:rPr>
-          <w:instrText xml:space="preserve"> PAGEREF _Toc239074895 \h </w:instrText>
+          <w:instrText xml:space="preserve"> PAGEREF _Toc239081357 \h </w:instrText>
         </w:r>
         <w:r>
           <w:rPr>
@@ -1703,7 +1703,7 @@
           <w14:ligatures w14:val="standardContextual"/>
         </w:rPr>
       </w:pPr>
-      <w:hyperlink w:anchor="_Toc239074896" w:history="1">
+      <w:hyperlink w:anchor="_Toc239081358" w:history="1">
         <w:r>
           <w:rPr>
             <w:rStyle w:val="Hyperlink"/>
@@ -1730,7 +1730,7 @@
             <w:noProof/>
             <w:webHidden/>
           </w:rPr>
-          <w:instrText xml:space="preserve"> PAGEREF _Toc239074896 \h </w:instrText>
+          <w:instrText xml:space="preserve"> PAGEREF _Toc239081358 \h </w:instrText>
         </w:r>
         <w:r>
           <w:rPr>
@@ -1774,7 +1774,7 @@
           <w14:ligatures w14:val="standardContextual"/>
         </w:rPr>
       </w:pPr>
-      <w:hyperlink w:anchor="_Toc239074897" w:history="1">
+      <w:hyperlink w:anchor="_Toc239081359" w:history="1">
         <w:r>
           <w:rPr>
             <w:rStyle w:val="Hyperlink"/>
@@ -1801,7 +1801,7 @@
             <w:noProof/>
             <w:webHidden/>
           </w:rPr>
-          <w:instrText xml:space="preserve"> PAGEREF _Toc239074897 \h </w:instrText>
+          <w:instrText xml:space="preserve"> PAGEREF _Toc239081359 \h </w:instrText>
         </w:r>
         <w:r>
           <w:rPr>
@@ -1845,7 +1845,7 @@
           <w14:ligatures w14:val="standardContextual"/>
         </w:rPr>
       </w:pPr>
-      <w:hyperlink w:anchor="_Toc239074898" w:history="1">
+      <w:hyperlink w:anchor="_Toc239081360" w:history="1">
         <w:r>
           <w:rPr>
             <w:rStyle w:val="Hyperlink"/>
@@ -1872,7 +1872,7 @@
             <w:noProof/>
             <w:webHidden/>
           </w:rPr>
-          <w:instrText xml:space="preserve"> PAGEREF _Toc239074898 \h </w:instrText>
+          <w:instrText xml:space="preserve"> PAGEREF _Toc239081360 \h </w:instrText>
         </w:r>
         <w:r>
           <w:rPr>
@@ -1916,7 +1916,7 @@
           <w14:ligatures w14:val="standardContextual"/>
         </w:rPr>
       </w:pPr>
-      <w:hyperlink w:anchor="_Toc239074899" w:history="1">
+      <w:hyperlink w:anchor="_Toc239081361" w:history="1">
         <w:r>
           <w:rPr>
             <w:rStyle w:val="Hyperlink"/>
@@ -1943,7 +1943,7 @@
             <w:noProof/>
             <w:webHidden/>
           </w:rPr>
-          <w:instrText xml:space="preserve"> PAGEREF _Toc239074899 \h </w:instrText>
+          <w:instrText xml:space="preserve"> PAGEREF _Toc239081361 \h </w:instrText>
         </w:r>
         <w:r>
           <w:rPr>
@@ -1987,7 +1987,7 @@
           <w14:ligatures w14:val="standardContextual"/>
         </w:rPr>
       </w:pPr>
-      <w:hyperlink w:anchor="_Toc239074900" w:history="1">
+      <w:hyperlink w:anchor="_Toc239081362" w:history="1">
         <w:r>
           <w:rPr>
             <w:rStyle w:val="Hyperlink"/>
@@ -2014,7 +2014,7 @@
             <w:noProof/>
             <w:webHidden/>
           </w:rPr>
-          <w:instrText xml:space="preserve"> PAGEREF _Toc239074900 \h </w:instrText>
+          <w:instrText xml:space="preserve"> PAGEREF _Toc239081362 \h </w:instrText>
         </w:r>
         <w:r>
           <w:rPr>
@@ -2058,7 +2058,7 @@
           <w14:ligatures w14:val="standardContextual"/>
         </w:rPr>
       </w:pPr>
-      <w:hyperlink w:anchor="_Toc239074901" w:history="1">
+      <w:hyperlink w:anchor="_Toc239081363" w:history="1">
         <w:r>
           <w:rPr>
             <w:rStyle w:val="Hyperlink"/>
@@ -2085,7 +2085,7 @@
             <w:noProof/>
             <w:webHidden/>
           </w:rPr>
-          <w:instrText xml:space="preserve"> PAGEREF _Toc239074901 \h </w:instrText>
+          <w:instrText xml:space="preserve"> PAGEREF _Toc239081363 \h </w:instrText>
         </w:r>
         <w:r>
           <w:rPr>
@@ -2129,7 +2129,7 @@
           <w14:ligatures w14:val="standardContextual"/>
         </w:rPr>
       </w:pPr>
-      <w:hyperlink w:anchor="_Toc239074902" w:history="1">
+      <w:hyperlink w:anchor="_Toc239081364" w:history="1">
         <w:r>
           <w:rPr>
             <w:rStyle w:val="Hyperlink"/>
@@ -2156,7 +2156,7 @@
             <w:noProof/>
             <w:webHidden/>
           </w:rPr>
-          <w:instrText xml:space="preserve"> PAGEREF _Toc239074902 \h </w:instrText>
+          <w:instrText xml:space="preserve"> PAGEREF _Toc239081364 \h </w:instrText>
         </w:r>
         <w:r>
           <w:rPr>
@@ -2200,7 +2200,7 @@
           <w14:ligatures w14:val="standardContextual"/>
         </w:rPr>
       </w:pPr>
-      <w:hyperlink w:anchor="_Toc239074903" w:history="1">
+      <w:hyperlink w:anchor="_Toc239081365" w:history="1">
         <w:r>
           <w:rPr>
             <w:rStyle w:val="Hyperlink"/>
@@ -2227,7 +2227,7 @@
             <w:noProof/>
             <w:webHidden/>
           </w:rPr>
-          <w:instrText xml:space="preserve"> PAGEREF _Toc239074903 \h </w:instrText>
+          <w:instrText xml:space="preserve"> PAGEREF _Toc239081365 \h </w:instrText>
         </w:r>
         <w:r>
           <w:rPr>
@@ -2271,7 +2271,7 @@
           <w14:ligatures w14:val="standardContextual"/>
         </w:rPr>
       </w:pPr>
-      <w:hyperlink w:anchor="_Toc239074904" w:history="1">
+      <w:hyperlink w:anchor="_Toc239081366" w:history="1">
         <w:r>
           <w:rPr>
             <w:rStyle w:val="Hyperlink"/>
@@ -2298,7 +2298,7 @@
             <w:noProof/>
             <w:webHidden/>
           </w:rPr>
-          <w:instrText xml:space="preserve"> PAGEREF _Toc239074904 \h </w:instrText>
+          <w:instrText xml:space="preserve"> PAGEREF _Toc239081366 \h </w:instrText>
         </w:r>
         <w:r>
           <w:rPr>
@@ -2342,7 +2342,7 @@
           <w14:ligatures w14:val="standardContextual"/>
         </w:rPr>
       </w:pPr>
-      <w:hyperlink w:anchor="_Toc239074905" w:history="1">
+      <w:hyperlink w:anchor="_Toc239081367" w:history="1">
         <w:r>
           <w:rPr>
             <w:rStyle w:val="Hyperlink"/>
@@ -2369,7 +2369,7 @@
             <w:noProof/>
             <w:webHidden/>
           </w:rPr>
-          <w:instrText xml:space="preserve"> PAGEREF _Toc239074905 \h </w:instrText>
+          <w:instrText xml:space="preserve"> PAGEREF _Toc239081367 \h </w:instrText>
         </w:r>
         <w:r>
           <w:rPr>
@@ -2413,7 +2413,7 @@
           <w14:ligatures w14:val="standardContextual"/>
         </w:rPr>
       </w:pPr>
-      <w:hyperlink w:anchor="_Toc239074906" w:history="1">
+      <w:hyperlink w:anchor="_Toc239081368" w:history="1">
         <w:r>
           <w:rPr>
             <w:rStyle w:val="Hyperlink"/>
@@ -2440,7 +2440,7 @@
             <w:noProof/>
             <w:webHidden/>
           </w:rPr>
-          <w:instrText xml:space="preserve"> PAGEREF _Toc239074906 \h </w:instrText>
+          <w:instrText xml:space="preserve"> PAGEREF _Toc239081368 \h </w:instrText>
         </w:r>
         <w:r>
           <w:rPr>
@@ -2484,7 +2484,7 @@
           <w14:ligatures w14:val="standardContextual"/>
         </w:rPr>
       </w:pPr>
-      <w:hyperlink w:anchor="_Toc239074907" w:history="1">
+      <w:hyperlink w:anchor="_Toc239081369" w:history="1">
         <w:r>
           <w:rPr>
             <w:rStyle w:val="Hyperlink"/>
@@ -2511,7 +2511,7 @@
             <w:noProof/>
             <w:webHidden/>
           </w:rPr>
-          <w:instrText xml:space="preserve"> PAGEREF _Toc239074907 \h </w:instrText>
+          <w:instrText xml:space="preserve"> PAGEREF _Toc239081369 \h </w:instrText>
         </w:r>
         <w:r>
           <w:rPr>
@@ -2555,7 +2555,7 @@
           <w14:ligatures w14:val="standardContextual"/>
         </w:rPr>
       </w:pPr>
-      <w:hyperlink w:anchor="_Toc239074908" w:history="1">
+      <w:hyperlink w:anchor="_Toc239081370" w:history="1">
         <w:r>
           <w:rPr>
             <w:rStyle w:val="Hyperlink"/>
@@ -2582,7 +2582,7 @@
             <w:noProof/>
             <w:webHidden/>
           </w:rPr>
-          <w:instrText xml:space="preserve"> PAGEREF _Toc239074908 \h </w:instrText>
+          <w:instrText xml:space="preserve"> PAGEREF _Toc239081370 \h </w:instrText>
         </w:r>
         <w:r>
           <w:rPr>
@@ -2626,7 +2626,7 @@
           <w14:ligatures w14:val="standardContextual"/>
         </w:rPr>
       </w:pPr>
-      <w:hyperlink w:anchor="_Toc239074909" w:history="1">
+      <w:hyperlink w:anchor="_Toc239081371" w:history="1">
         <w:r>
           <w:rPr>
             <w:rStyle w:val="Hyperlink"/>
@@ -2653,7 +2653,7 @@
             <w:noProof/>
             <w:webHidden/>
           </w:rPr>
-          <w:instrText xml:space="preserve"> PAGEREF _Toc239074909 \h </w:instrText>
+          <w:instrText xml:space="preserve"> PAGEREF _Toc239081371 \h </w:instrText>
         </w:r>
         <w:r>
           <w:rPr>
@@ -2697,7 +2697,7 @@
           <w14:ligatures w14:val="standardContextual"/>
         </w:rPr>
       </w:pPr>
-      <w:hyperlink w:anchor="_Toc239074910" w:history="1">
+      <w:hyperlink w:anchor="_Toc239081372" w:history="1">
         <w:r>
           <w:rPr>
             <w:rStyle w:val="Hyperlink"/>
@@ -2724,7 +2724,7 @@
             <w:noProof/>
             <w:webHidden/>
           </w:rPr>
-          <w:instrText xml:space="preserve"> PAGEREF _Toc239074910 \h </w:instrText>
+          <w:instrText xml:space="preserve"> PAGEREF _Toc239081372 \h </w:instrText>
         </w:r>
         <w:r>
           <w:rPr>
@@ -2768,7 +2768,7 @@
           <w14:ligatures w14:val="standardContextual"/>
         </w:rPr>
       </w:pPr>
-      <w:hyperlink w:anchor="_Toc239074911" w:history="1">
+      <w:hyperlink w:anchor="_Toc239081373" w:history="1">
         <w:r>
           <w:rPr>
             <w:rStyle w:val="Hyperlink"/>
@@ -2795,7 +2795,7 @@
             <w:noProof/>
             <w:webHidden/>
           </w:rPr>
-          <w:instrText xml:space="preserve"> PAGEREF _Toc239074911 \h </w:instrText>
+          <w:instrText xml:space="preserve"> PAGEREF _Toc239081373 \h </w:instrText>
         </w:r>
         <w:r>
           <w:rPr>
@@ -2839,7 +2839,7 @@
           <w14:ligatures w14:val="standardContextual"/>
         </w:rPr>
       </w:pPr>
-      <w:hyperlink w:anchor="_Toc239074912" w:history="1">
+      <w:hyperlink w:anchor="_Toc239081374" w:history="1">
         <w:r>
           <w:rPr>
             <w:rStyle w:val="Hyperlink"/>
@@ -2866,7 +2866,7 @@
             <w:noProof/>
             <w:webHidden/>
           </w:rPr>
-          <w:instrText xml:space="preserve"> PAGEREF _Toc239074912 \h </w:instrText>
+          <w:instrText xml:space="preserve"> PAGEREF _Toc239081374 \h </w:instrText>
         </w:r>
         <w:r>
           <w:rPr>
@@ -2910,7 +2910,7 @@
           <w14:ligatures w14:val="standardContextual"/>
         </w:rPr>
       </w:pPr>
-      <w:hyperlink w:anchor="_Toc239074913" w:history="1">
+      <w:hyperlink w:anchor="_Toc239081375" w:history="1">
         <w:r>
           <w:rPr>
             <w:rStyle w:val="Hyperlink"/>
@@ -2937,7 +2937,7 @@
             <w:noProof/>
             <w:webHidden/>
           </w:rPr>
-          <w:instrText xml:space="preserve"> PAGEREF _Toc239074913 \h </w:instrText>
+          <w:instrText xml:space="preserve"> PAGEREF _Toc239081375 \h </w:instrText>
         </w:r>
         <w:r>
           <w:rPr>
@@ -2981,7 +2981,7 @@
           <w14:ligatures w14:val="standardContextual"/>
         </w:rPr>
       </w:pPr>
-      <w:hyperlink w:anchor="_Toc239074914" w:history="1">
+      <w:hyperlink w:anchor="_Toc239081376" w:history="1">
         <w:r>
           <w:rPr>
             <w:rStyle w:val="Hyperlink"/>
@@ -3008,7 +3008,7 @@
             <w:noProof/>
             <w:webHidden/>
           </w:rPr>
-          <w:instrText xml:space="preserve"> PAGEREF _Toc239074914 \h </w:instrText>
+          <w:instrText xml:space="preserve"> PAGEREF _Toc239081376 \h </w:instrText>
         </w:r>
         <w:r>
           <w:rPr>
@@ -3052,7 +3052,7 @@
           <w14:ligatures w14:val="standardContextual"/>
         </w:rPr>
       </w:pPr>
-      <w:hyperlink w:anchor="_Toc239074915" w:history="1">
+      <w:hyperlink w:anchor="_Toc239081377" w:history="1">
         <w:r>
           <w:rPr>
             <w:rStyle w:val="Hyperlink"/>
@@ -3079,7 +3079,7 @@
             <w:noProof/>
             <w:webHidden/>
           </w:rPr>
-          <w:instrText xml:space="preserve"> PAGEREF _Toc239074915 \h </w:instrText>
+          <w:instrText xml:space="preserve"> PAGEREF _Toc239081377 \h </w:instrText>
         </w:r>
         <w:r>
           <w:rPr>
@@ -3123,7 +3123,7 @@
           <w14:ligatures w14:val="standardContextual"/>
         </w:rPr>
       </w:pPr>
-      <w:hyperlink w:anchor="_Toc239074916" w:history="1">
+      <w:hyperlink w:anchor="_Toc239081378" w:history="1">
         <w:r>
           <w:rPr>
             <w:rStyle w:val="Hyperlink"/>
@@ -3150,7 +3150,7 @@
             <w:noProof/>
             <w:webHidden/>
           </w:rPr>
-          <w:instrText xml:space="preserve"> PAGEREF _Toc239074916 \h </w:instrText>
+          <w:instrText xml:space="preserve"> PAGEREF _Toc239081378 \h </w:instrText>
         </w:r>
         <w:r>
           <w:rPr>
@@ -3194,7 +3194,7 @@
           <w14:ligatures w14:val="standardContextual"/>
         </w:rPr>
       </w:pPr>
-      <w:hyperlink w:anchor="_Toc239074917" w:history="1">
+      <w:hyperlink w:anchor="_Toc239081379" w:history="1">
         <w:r>
           <w:rPr>
             <w:rStyle w:val="Hyperlink"/>
@@ -3221,7 +3221,7 @@
             <w:noProof/>
             <w:webHidden/>
           </w:rPr>
-          <w:instrText xml:space="preserve"> PAGEREF _Toc239074917 \h </w:instrText>
+          <w:instrText xml:space="preserve"> PAGEREF _Toc239081379 \h </w:instrText>
         </w:r>
         <w:r>
           <w:rPr>
@@ -3265,7 +3265,7 @@
           <w14:ligatures w14:val="standardContextual"/>
         </w:rPr>
       </w:pPr>
-      <w:hyperlink w:anchor="_Toc239074918" w:history="1">
+      <w:hyperlink w:anchor="_Toc239081380" w:history="1">
         <w:r>
           <w:rPr>
             <w:rStyle w:val="Hyperlink"/>
@@ -3292,7 +3292,7 @@
             <w:noProof/>
             <w:webHidden/>
           </w:rPr>
-          <w:instrText xml:space="preserve"> PAGEREF _Toc239074918 \h </w:instrText>
+          <w:instrText xml:space="preserve"> PAGEREF _Toc239081380 \h </w:instrText>
         </w:r>
         <w:r>
           <w:rPr>
@@ -3338,7 +3338,7 @@
         <w:pStyle w:val="Heading1"/>
       </w:pPr>
       <w:bookmarkStart w:id="8" w:name="chương-1-giới-thiệu"/>
-      <w:bookmarkStart w:id="9" w:name="_Toc239074885"/>
+      <w:bookmarkStart w:id="9" w:name="_Toc239081347"/>
       <w:bookmarkEnd w:id="4"/>
       <w:bookmarkEnd w:id="6"/>
       <w:r>
@@ -3363,7 +3363,7 @@
         <w:pStyle w:val="Heading2"/>
       </w:pPr>
       <w:bookmarkStart w:id="10" w:name="X7d99df2d9d0c5141050eb9941026463f4c8ea2b"/>
-      <w:bookmarkStart w:id="11" w:name="_Toc239074886"/>
+      <w:bookmarkStart w:id="11" w:name="_Toc239081348"/>
       <w:r>
         <w:t>1.1. Đ</w:t>
       </w:r>
@@ -5213,7 +5213,7 @@
         <w:pStyle w:val="Heading2"/>
       </w:pPr>
       <w:bookmarkStart w:id="12" w:name="X60021b7b958505251ec70bd32e2bac9f8a0361c"/>
-      <w:bookmarkStart w:id="13" w:name="_Toc239074887"/>
+      <w:bookmarkStart w:id="13" w:name="_Toc239081349"/>
       <w:bookmarkEnd w:id="10"/>
       <w:r>
         <w:t>1.2. M</w:t>
@@ -7159,7 +7159,7 @@
         <w:pStyle w:val="Heading2"/>
       </w:pPr>
       <w:bookmarkStart w:id="17" w:name="X03724c88a1b7da9b434cf0a8db5356690a4bb71"/>
-      <w:bookmarkStart w:id="18" w:name="_Toc239074888"/>
+      <w:bookmarkStart w:id="18" w:name="_Toc239081350"/>
       <w:bookmarkEnd w:id="12"/>
       <w:bookmarkEnd w:id="16"/>
       <w:r>
@@ -8964,7 +8964,7 @@
         <w:pStyle w:val="Heading1"/>
       </w:pPr>
       <w:bookmarkStart w:id="20" w:name="chương-2-cơ-sở-lý-thuyết"/>
-      <w:bookmarkStart w:id="21" w:name="_Toc239074889"/>
+      <w:bookmarkStart w:id="21" w:name="_Toc239081351"/>
       <w:bookmarkEnd w:id="8"/>
       <w:bookmarkEnd w:id="17"/>
       <w:r>
@@ -9261,7 +9261,7 @@
         <w:pStyle w:val="Heading2"/>
       </w:pPr>
       <w:bookmarkStart w:id="22" w:name="X2256001523e16d112c59df938522f140b8b988e"/>
-      <w:bookmarkStart w:id="23" w:name="_Toc239074890"/>
+      <w:bookmarkStart w:id="23" w:name="_Toc239081352"/>
       <w:r>
         <w:t>2.1. Quy chu</w:t>
       </w:r>
@@ -13940,7 +13940,7 @@
         <w:pStyle w:val="Heading2"/>
       </w:pPr>
       <w:bookmarkStart w:id="30" w:name="Xb21b4f0690a73e92e2a35192cb39315a0956521"/>
-      <w:bookmarkStart w:id="31" w:name="_Toc239074891"/>
+      <w:bookmarkStart w:id="31" w:name="_Toc239081353"/>
       <w:bookmarkEnd w:id="22"/>
       <w:bookmarkEnd w:id="28"/>
       <w:r>
@@ -19180,7 +19180,7 @@
         <w:pStyle w:val="Heading2"/>
       </w:pPr>
       <w:bookmarkStart w:id="38" w:name="X8ff52f1334e3f0e382caf7ffa1b7096a981291c"/>
-      <w:bookmarkStart w:id="39" w:name="_Toc239074892"/>
+      <w:bookmarkStart w:id="39" w:name="_Toc239081354"/>
       <w:bookmarkEnd w:id="30"/>
       <w:bookmarkEnd w:id="37"/>
       <w:r>
@@ -19459,7 +19459,7 @@
           <w:noProof/>
         </w:rPr>
         <w:drawing>
-          <wp:inline distT="0" distB="0" distL="0" distR="0" wp14:anchorId="51A90E91" wp14:editId="5DA0A99D">
+          <wp:inline distT="0" distB="0" distL="0" distR="0" wp14:anchorId="228A59C3" wp14:editId="30A2631C">
             <wp:extent cx="5334000" cy="1435553"/>
             <wp:effectExtent l="0" t="0" r="0" b="0"/>
             <wp:docPr id="37" name="Picture"/>
@@ -20921,7 +20921,7 @@
         <w:pStyle w:val="Heading2"/>
       </w:pPr>
       <w:bookmarkStart w:id="43" w:name="X1a77f36e16d4ad267b00eabe7cf793e1dbe08e9"/>
-      <w:bookmarkStart w:id="44" w:name="_Toc239074893"/>
+      <w:bookmarkStart w:id="44" w:name="_Toc239081355"/>
       <w:bookmarkEnd w:id="38"/>
       <w:bookmarkEnd w:id="42"/>
       <w:r>
@@ -22091,7 +22091,7 @@
           <w:noProof/>
         </w:rPr>
         <w:drawing>
-          <wp:inline distT="0" distB="0" distL="0" distR="0" wp14:anchorId="7797DD2C" wp14:editId="180CEBD4">
+          <wp:inline distT="0" distB="0" distL="0" distR="0" wp14:anchorId="60C0F7C5" wp14:editId="65EE2F29">
             <wp:extent cx="5334000" cy="2884362"/>
             <wp:effectExtent l="0" t="0" r="0" b="0"/>
             <wp:docPr id="44" name="Picture"/>
@@ -22357,7 +22357,7 @@
           <w:noProof/>
         </w:rPr>
         <w:drawing>
-          <wp:inline distT="0" distB="0" distL="0" distR="0" wp14:anchorId="42BFEDD2" wp14:editId="581367E8">
+          <wp:inline distT="0" distB="0" distL="0" distR="0" wp14:anchorId="7D9415A0" wp14:editId="350EA43F">
             <wp:extent cx="5334000" cy="632732"/>
             <wp:effectExtent l="0" t="0" r="0" b="0"/>
             <wp:docPr id="49" name="Picture"/>
@@ -24260,7 +24260,7 @@
         <w:pStyle w:val="Heading1"/>
       </w:pPr>
       <w:bookmarkStart w:id="50" w:name="chương-3-thiết-kế-và-cài-đặt"/>
-      <w:bookmarkStart w:id="51" w:name="_Toc239074894"/>
+      <w:bookmarkStart w:id="51" w:name="_Toc239081356"/>
       <w:bookmarkEnd w:id="20"/>
       <w:bookmarkEnd w:id="43"/>
       <w:bookmarkEnd w:id="49"/>
@@ -24292,7 +24292,7 @@
         <w:pStyle w:val="Heading2"/>
       </w:pPr>
       <w:bookmarkStart w:id="52" w:name="X21a22cc9b66dca004f2960f37df13c53a04e97b"/>
-      <w:bookmarkStart w:id="53" w:name="_Toc239074895"/>
+      <w:bookmarkStart w:id="53" w:name="_Toc239081357"/>
       <w:r>
         <w:t>3.1. Ki</w:t>
       </w:r>
@@ -24384,7 +24384,7 @@
           <w:noProof/>
         </w:rPr>
         <w:drawing>
-          <wp:inline distT="0" distB="0" distL="0" distR="0" wp14:anchorId="7B860838" wp14:editId="5FF63D7C">
+          <wp:inline distT="0" distB="0" distL="0" distR="0" wp14:anchorId="0DBFC7F3" wp14:editId="11667E8F">
             <wp:extent cx="5334000" cy="401410"/>
             <wp:effectExtent l="0" t="0" r="0" b="0"/>
             <wp:docPr id="57" name="Picture"/>
@@ -26053,7 +26053,7 @@
         <w:pStyle w:val="Heading2"/>
       </w:pPr>
       <w:bookmarkStart w:id="55" w:name="X1f307d8f8c73bce8db8683c986faea6c8ea66a3"/>
-      <w:bookmarkStart w:id="56" w:name="_Toc239074896"/>
+      <w:bookmarkStart w:id="56" w:name="_Toc239081358"/>
       <w:bookmarkEnd w:id="52"/>
       <w:r>
         <w:t>3.2. Xây d</w:t>
@@ -26120,7 +26120,7 @@
           <w:noProof/>
         </w:rPr>
         <w:drawing>
-          <wp:inline distT="0" distB="0" distL="0" distR="0" wp14:anchorId="04A1A2AE" wp14:editId="47EA9E83">
+          <wp:inline distT="0" distB="0" distL="0" distR="0" wp14:anchorId="24120027" wp14:editId="619CA797">
             <wp:extent cx="5334000" cy="802821"/>
             <wp:effectExtent l="0" t="0" r="0" b="0"/>
             <wp:docPr id="62" name="Picture"/>
@@ -30232,7 +30232,7 @@
         <w:pStyle w:val="Heading2"/>
       </w:pPr>
       <w:bookmarkStart w:id="62" w:name="X6a397cb1739f1ec0a8c9714808f79a5ce1fbf6f"/>
-      <w:bookmarkStart w:id="63" w:name="_Toc239074897"/>
+      <w:bookmarkStart w:id="63" w:name="_Toc239081359"/>
       <w:bookmarkEnd w:id="55"/>
       <w:bookmarkEnd w:id="61"/>
       <w:r>
@@ -31798,7 +31798,7 @@
         <w:pStyle w:val="Heading2"/>
       </w:pPr>
       <w:bookmarkStart w:id="65" w:name="X9c2c9b365086d10c999a46e4942f14d73b6baa5"/>
-      <w:bookmarkStart w:id="66" w:name="_Toc239074898"/>
+      <w:bookmarkStart w:id="66" w:name="_Toc239081360"/>
       <w:bookmarkEnd w:id="62"/>
       <w:r>
         <w:t>3.4. Kh</w:t>
@@ -33369,7 +33369,7 @@
           <w:noProof/>
         </w:rPr>
         <w:drawing>
-          <wp:inline distT="0" distB="0" distL="0" distR="0" wp14:anchorId="0ECFF55D" wp14:editId="5B04A83B">
+          <wp:inline distT="0" distB="0" distL="0" distR="0" wp14:anchorId="51D63A60" wp14:editId="228A4BA5">
             <wp:extent cx="5334000" cy="8969712"/>
             <wp:effectExtent l="0" t="0" r="0" b="0"/>
             <wp:docPr id="73" name="Picture"/>
@@ -40743,7 +40743,7 @@
         <w:pStyle w:val="Heading2"/>
       </w:pPr>
       <w:bookmarkStart w:id="75" w:name="Xb17945b5d9374e5087c2c96ace1685ff00e2e22"/>
-      <w:bookmarkStart w:id="76" w:name="_Toc239074899"/>
+      <w:bookmarkStart w:id="76" w:name="_Toc239081361"/>
       <w:bookmarkEnd w:id="65"/>
       <w:bookmarkEnd w:id="74"/>
       <w:r>
@@ -42116,7 +42116,7 @@
         <w:pStyle w:val="Heading2"/>
       </w:pPr>
       <w:bookmarkStart w:id="77" w:name="Xfad7df3f963ac0b8ebfe8cf87d7c64fa075f760"/>
-      <w:bookmarkStart w:id="78" w:name="_Toc239074900"/>
+      <w:bookmarkStart w:id="78" w:name="_Toc239081362"/>
       <w:bookmarkEnd w:id="75"/>
       <w:r>
         <w:t>3.6. B</w:t>
@@ -42162,7 +42162,7 @@
           <w:noProof/>
         </w:rPr>
         <w:drawing>
-          <wp:inline distT="0" distB="0" distL="0" distR="0" wp14:anchorId="5CB6C928" wp14:editId="6B4FE8AF">
+          <wp:inline distT="0" distB="0" distL="0" distR="0" wp14:anchorId="2E84B975" wp14:editId="34CB800B">
             <wp:extent cx="5334000" cy="1217839"/>
             <wp:effectExtent l="0" t="0" r="0" b="0"/>
             <wp:docPr id="86" name="Picture"/>
@@ -44940,7 +44940,7 @@
         <w:pStyle w:val="Heading2"/>
       </w:pPr>
       <w:bookmarkStart w:id="80" w:name="X9b5467225f237e4ee44d60f7d236cbdfdaa1e07"/>
-      <w:bookmarkStart w:id="81" w:name="_Toc239074901"/>
+      <w:bookmarkStart w:id="81" w:name="_Toc239081363"/>
       <w:bookmarkEnd w:id="77"/>
       <w:r>
         <w:t xml:space="preserve">3.7. </w:t>
@@ -45060,7 +45060,7 @@
           <w:noProof/>
         </w:rPr>
         <w:drawing>
-          <wp:inline distT="0" distB="0" distL="0" distR="0" wp14:anchorId="739E63A7" wp14:editId="1E61F508">
+          <wp:inline distT="0" distB="0" distL="0" distR="0" wp14:anchorId="7DFBE4DC" wp14:editId="4387B4F9">
             <wp:extent cx="5334000" cy="5953125"/>
             <wp:effectExtent l="0" t="0" r="0" b="0"/>
             <wp:docPr id="91" name="Picture"/>
@@ -46167,7 +46167,7 @@
         <w:pStyle w:val="Heading1"/>
       </w:pPr>
       <w:bookmarkStart w:id="83" w:name="chương-4-thực-nghiệm-và-đánh-giá"/>
-      <w:bookmarkStart w:id="84" w:name="_Toc239074902"/>
+      <w:bookmarkStart w:id="84" w:name="_Toc239081364"/>
       <w:bookmarkEnd w:id="50"/>
       <w:bookmarkEnd w:id="80"/>
       <w:r>
@@ -46192,7 +46192,7 @@
         <w:pStyle w:val="Heading2"/>
       </w:pPr>
       <w:bookmarkStart w:id="85" w:name="X43cb4672f728ce1df4f211c1d18360135f0c40b"/>
-      <w:bookmarkStart w:id="86" w:name="_Toc239074903"/>
+      <w:bookmarkStart w:id="86" w:name="_Toc239081365"/>
       <w:r>
         <w:t>4.1. Môi trư</w:t>
       </w:r>
@@ -47814,7 +47814,7 @@
         <w:pStyle w:val="Heading2"/>
       </w:pPr>
       <w:bookmarkStart w:id="87" w:name="Xe48430b60e6d2b1022368eb4316c1fe9f53411f"/>
-      <w:bookmarkStart w:id="88" w:name="_Toc239074904"/>
+      <w:bookmarkStart w:id="88" w:name="_Toc239081366"/>
       <w:bookmarkEnd w:id="85"/>
       <w:r>
         <w:t>4.2. K</w:t>
@@ -51352,7 +51352,7 @@
         <w:pStyle w:val="Heading2"/>
       </w:pPr>
       <w:bookmarkStart w:id="95" w:name="X09b724f0b907c7f652c2569c27ef1d5728c277c"/>
-      <w:bookmarkStart w:id="96" w:name="_Toc239074905"/>
+      <w:bookmarkStart w:id="96" w:name="_Toc239081367"/>
       <w:bookmarkEnd w:id="87"/>
       <w:bookmarkEnd w:id="93"/>
       <w:r>
@@ -53624,7 +53624,7 @@
           <w:noProof/>
         </w:rPr>
         <w:drawing>
-          <wp:inline distT="0" distB="0" distL="0" distR="0" wp14:anchorId="2F01F505" wp14:editId="792194BC">
+          <wp:inline distT="0" distB="0" distL="0" distR="0" wp14:anchorId="48368169" wp14:editId="6E0F6186">
             <wp:extent cx="5334000" cy="2883855"/>
             <wp:effectExtent l="0" t="0" r="0" b="0"/>
             <wp:docPr id="108" name="Picture"/>
@@ -59730,7 +59730,7 @@
         <w:pStyle w:val="Heading2"/>
       </w:pPr>
       <w:bookmarkStart w:id="106" w:name="X0c205a3fd5474e5e1d380a3735df7543f97f059"/>
-      <w:bookmarkStart w:id="107" w:name="_Toc239074906"/>
+      <w:bookmarkStart w:id="107" w:name="_Toc239081368"/>
       <w:bookmarkEnd w:id="95"/>
       <w:bookmarkEnd w:id="104"/>
       <w:r>
@@ -63122,7 +63122,7 @@
         <w:pStyle w:val="Heading2"/>
       </w:pPr>
       <w:bookmarkStart w:id="113" w:name="X8f4b2c0e55e8764a0677cdfa39e96dbe6822859"/>
-      <w:bookmarkStart w:id="114" w:name="_Toc239074907"/>
+      <w:bookmarkStart w:id="114" w:name="_Toc239081369"/>
       <w:bookmarkEnd w:id="106"/>
       <w:bookmarkEnd w:id="112"/>
       <w:r>
@@ -66268,7 +66268,7 @@
         <w:pStyle w:val="Heading2"/>
       </w:pPr>
       <w:bookmarkStart w:id="120" w:name="X7468ed9f095dd0192ebc5de940dc44b5cd3e099"/>
-      <w:bookmarkStart w:id="121" w:name="_Toc239074908"/>
+      <w:bookmarkStart w:id="121" w:name="_Toc239081370"/>
       <w:bookmarkEnd w:id="113"/>
       <w:bookmarkEnd w:id="118"/>
       <w:r>
@@ -68129,7 +68129,7 @@
           <w:noProof/>
         </w:rPr>
         <w:drawing>
-          <wp:inline distT="0" distB="0" distL="0" distR="0" wp14:anchorId="1853DAEC" wp14:editId="6402557E">
+          <wp:inline distT="0" distB="0" distL="0" distR="0" wp14:anchorId="5F1D3D5A" wp14:editId="7FC78048">
             <wp:extent cx="5334000" cy="3317670"/>
             <wp:effectExtent l="0" t="0" r="0" b="0"/>
             <wp:docPr id="131" name="Picture"/>
@@ -69142,7 +69142,7 @@
         <w:pStyle w:val="Heading2"/>
       </w:pPr>
       <w:bookmarkStart w:id="124" w:name="X88e1c26a6581f7bd1dbdb2c85ae6116c5ba8393"/>
-      <w:bookmarkStart w:id="125" w:name="_Toc239074909"/>
+      <w:bookmarkStart w:id="125" w:name="_Toc239081371"/>
       <w:bookmarkEnd w:id="120"/>
       <w:r>
         <w:t>4.7. Các y</w:t>
@@ -70994,7 +70994,7 @@
         <w:pStyle w:val="Heading1"/>
       </w:pPr>
       <w:bookmarkStart w:id="127" w:name="chương-5-kết-luận-và-hướng-phát-triển"/>
-      <w:bookmarkStart w:id="128" w:name="_Toc239074910"/>
+      <w:bookmarkStart w:id="128" w:name="_Toc239081372"/>
       <w:bookmarkEnd w:id="83"/>
       <w:bookmarkEnd w:id="124"/>
       <w:r>
@@ -71031,7 +71031,7 @@
         <w:pStyle w:val="Heading2"/>
       </w:pPr>
       <w:bookmarkStart w:id="129" w:name="Xcefa088882d41b38c21b7b5b44c738cb5564fbb"/>
-      <w:bookmarkStart w:id="130" w:name="_Toc239074911"/>
+      <w:bookmarkStart w:id="130" w:name="_Toc239081373"/>
       <w:r>
         <w:t>5.1. K</w:t>
       </w:r>
@@ -73761,7 +73761,7 @@
         <w:pStyle w:val="Heading2"/>
       </w:pPr>
       <w:bookmarkStart w:id="132" w:name="Xe79f58ab8ce7b6f148c68a374118dd9eaec1a1c"/>
-      <w:bookmarkStart w:id="133" w:name="_Toc239074912"/>
+      <w:bookmarkStart w:id="133" w:name="_Toc239081374"/>
       <w:bookmarkEnd w:id="129"/>
       <w:r>
         <w:t>5.2. H</w:t>
@@ -75201,7 +75201,7 @@
         <w:pStyle w:val="Heading2"/>
       </w:pPr>
       <w:bookmarkStart w:id="135" w:name="X66db71c9020c40cf46e490c5c37ad244e2b7594"/>
-      <w:bookmarkStart w:id="136" w:name="_Toc239074913"/>
+      <w:bookmarkStart w:id="136" w:name="_Toc239081375"/>
       <w:bookmarkEnd w:id="132"/>
       <w:r>
         <w:t>5.3. Hư</w:t>
@@ -76792,7 +76792,7 @@
         <w:pStyle w:val="Heading2"/>
       </w:pPr>
       <w:bookmarkStart w:id="138" w:name="Xe5a2fe3dfcd4681648271b7ddc344b106e48b3b"/>
-      <w:bookmarkStart w:id="139" w:name="_Toc239074914"/>
+      <w:bookmarkStart w:id="139" w:name="_Toc239081376"/>
       <w:bookmarkEnd w:id="135"/>
       <w:r>
         <w:t>5.4. K</w:t>
@@ -77715,7 +77715,7 @@
         <w:pStyle w:val="Heading1"/>
       </w:pPr>
       <w:bookmarkStart w:id="140" w:name="tài-liệu-tham-khảo"/>
-      <w:bookmarkStart w:id="141" w:name="_Toc239074915"/>
+      <w:bookmarkStart w:id="141" w:name="_Toc239081377"/>
       <w:bookmarkEnd w:id="127"/>
       <w:bookmarkEnd w:id="138"/>
       <w:r>
@@ -78741,7 +78741,7 @@
         <w:pStyle w:val="Heading1"/>
       </w:pPr>
       <w:bookmarkStart w:id="142" w:name="phụ-lục"/>
-      <w:bookmarkStart w:id="143" w:name="_Toc239074916"/>
+      <w:bookmarkStart w:id="143" w:name="_Toc239081378"/>
       <w:bookmarkEnd w:id="140"/>
       <w:r>
         <w:t>PH</w:t>
@@ -78765,7 +78765,7 @@
         <w:pStyle w:val="Heading2"/>
       </w:pPr>
       <w:bookmarkStart w:id="144" w:name="phụ-lục-a-cấu-hình-và-siêu-tham-số"/>
-      <w:bookmarkStart w:id="145" w:name="_Toc239074917"/>
+      <w:bookmarkStart w:id="145" w:name="_Toc239081379"/>
       <w:r>
         <w:t>Ph</w:t>
       </w:r>
@@ -80985,7 +80985,7 @@
         <w:pStyle w:val="Heading2"/>
       </w:pPr>
       <w:bookmarkStart w:id="149" w:name="phụ-lục-b-hướng-dẫn-cài-đặt-và-chạy"/>
-      <w:bookmarkStart w:id="150" w:name="_Toc239074918"/>
+      <w:bookmarkStart w:id="150" w:name="_Toc239081380"/>
       <w:bookmarkEnd w:id="144"/>
       <w:bookmarkEnd w:id="148"/>
       <w:r>
@@ -82559,7 +82559,7 @@
   <w:abstractNum w:abstractNumId="0" w15:restartNumberingAfterBreak="0">
     <w:nsid w:val="0000A990"/>
     <w:multiLevelType w:val="multilevel"/>
-    <w:tmpl w:val="48426E34"/>
+    <w:tmpl w:val="78A499C6"/>
     <w:lvl w:ilvl="0">
       <w:numFmt w:val="bullet"/>
       <w:lvlText w:val=" "/>
@@ -82636,7 +82636,7 @@
   <w:abstractNum w:abstractNumId="1" w15:restartNumberingAfterBreak="0">
     <w:nsid w:val="0000A991"/>
     <w:multiLevelType w:val="multilevel"/>
-    <w:tmpl w:val="46626BF4"/>
+    <w:tmpl w:val="62C0C42A"/>
     <w:lvl w:ilvl="0">
       <w:numFmt w:val="bullet"/>
       <w:lvlText w:val=""/>
@@ -82740,7 +82740,7 @@
   <w:abstractNum w:abstractNumId="2" w15:restartNumberingAfterBreak="0">
     <w:nsid w:val="00A99411"/>
     <w:multiLevelType w:val="multilevel"/>
-    <w:tmpl w:val="1C7E904C"/>
+    <w:tmpl w:val="BD7CC8C2"/>
     <w:lvl w:ilvl="0">
       <w:start w:val="1"/>
       <w:numFmt w:val="decimal"/>
@@ -82823,10 +82823,10 @@
       </w:pPr>
     </w:lvl>
   </w:abstractNum>
-  <w:num w:numId="1" w16cid:durableId="1054813829">
+  <w:num w:numId="1" w16cid:durableId="1473401810">
     <w:abstractNumId w:val="0"/>
   </w:num>
-  <w:num w:numId="2" w16cid:durableId="947354215">
+  <w:num w:numId="2" w16cid:durableId="766077883">
     <w:abstractNumId w:val="2"/>
     <w:lvlOverride w:ilvl="0">
       <w:startOverride w:val="1"/>
@@ -82856,22 +82856,22 @@
       <w:startOverride w:val="1"/>
     </w:lvlOverride>
   </w:num>
-  <w:num w:numId="3" w16cid:durableId="889069540">
+  <w:num w:numId="3" w16cid:durableId="667832096">
     <w:abstractNumId w:val="1"/>
   </w:num>
-  <w:num w:numId="4" w16cid:durableId="990909344">
+  <w:num w:numId="4" w16cid:durableId="979647680">
     <w:abstractNumId w:val="1"/>
   </w:num>
-  <w:num w:numId="5" w16cid:durableId="155387033">
+  <w:num w:numId="5" w16cid:durableId="1299218323">
     <w:abstractNumId w:val="1"/>
   </w:num>
-  <w:num w:numId="6" w16cid:durableId="2059236202">
+  <w:num w:numId="6" w16cid:durableId="1843080822">
     <w:abstractNumId w:val="1"/>
   </w:num>
-  <w:num w:numId="7" w16cid:durableId="666401256">
+  <w:num w:numId="7" w16cid:durableId="389036730">
     <w:abstractNumId w:val="1"/>
   </w:num>
-  <w:num w:numId="8" w16cid:durableId="1561599523">
+  <w:num w:numId="8" w16cid:durableId="869420507">
     <w:abstractNumId w:val="1"/>
   </w:num>
 </w:numbering>
@@ -84096,7 +84096,7 @@
     <w:next w:val="Normal"/>
     <w:autoRedefine/>
     <w:uiPriority w:val="39"/>
-    <w:rsid w:val="003C3388"/>
+    <w:rsid w:val="00136E32"/>
     <w:pPr>
       <w:spacing w:after="100"/>
     </w:pPr>
@@ -84107,7 +84107,7 @@
     <w:next w:val="Normal"/>
     <w:autoRedefine/>
     <w:uiPriority w:val="39"/>
-    <w:rsid w:val="003C3388"/>
+    <w:rsid w:val="00136E32"/>
     <w:pPr>
       <w:spacing w:after="100"/>
       <w:ind w:left="240"/>

--- a/docs/papers/mon-hoc/thesis-full.docx
+++ b/docs/papers/mon-hoc/thesis-full.docx
@@ -148,7 +148,7 @@
         <w:pStyle w:val="Heading1"/>
       </w:pPr>
       <w:bookmarkStart w:id="0" w:name="đồ-án-môn-học"/>
-      <w:bookmarkStart w:id="1" w:name="_Toc239081344"/>
+      <w:bookmarkStart w:id="1" w:name="_Toc239099151"/>
       <w:r>
         <w:t>Đ</w:t>
       </w:r>
@@ -220,7 +220,7 @@
         <w:pStyle w:val="Heading1"/>
       </w:pPr>
       <w:bookmarkStart w:id="4" w:name="Xbe958ce37c6a089ac9bdc99dada4ec5e2c0f7da"/>
-      <w:bookmarkStart w:id="5" w:name="_Toc239081345"/>
+      <w:bookmarkStart w:id="5" w:name="_Toc239099152"/>
       <w:bookmarkEnd w:id="0"/>
       <w:bookmarkEnd w:id="3"/>
       <w:r>
@@ -659,7 +659,7 @@
     </w:p>
     <w:p>
       <w:r>
-        <w:pict w14:anchorId="0CD355AC">
+        <w:pict w14:anchorId="071C9D55">
           <v:rect id="_x0000_i1025" style="width:0;height:1.5pt" o:hralign="center" o:hrstd="t" o:hr="t"/>
         </w:pict>
       </w:r>
@@ -669,7 +669,7 @@
         <w:pStyle w:val="Heading2"/>
       </w:pPr>
       <w:bookmarkStart w:id="6" w:name="mục-lục"/>
-      <w:bookmarkStart w:id="7" w:name="_Toc239081346"/>
+      <w:bookmarkStart w:id="7" w:name="_Toc239099153"/>
       <w:r>
         <w:t>M</w:t>
       </w:r>
@@ -709,7 +709,7 @@
       <w:r>
         <w:fldChar w:fldCharType="separate"/>
       </w:r>
-      <w:hyperlink w:anchor="_Toc239081344" w:history="1">
+      <w:hyperlink w:anchor="_Toc239099151" w:history="1">
         <w:r>
           <w:rPr>
             <w:rStyle w:val="Hyperlink"/>
@@ -736,7 +736,7 @@
             <w:noProof/>
             <w:webHidden/>
           </w:rPr>
-          <w:instrText xml:space="preserve"> PAGEREF _Toc239081344 \h </w:instrText>
+          <w:instrText xml:space="preserve"> PAGEREF _Toc239099151 \h </w:instrText>
         </w:r>
         <w:r>
           <w:rPr>
@@ -780,7 +780,7 @@
           <w14:ligatures w14:val="standardContextual"/>
         </w:rPr>
       </w:pPr>
-      <w:hyperlink w:anchor="_Toc239081345" w:history="1">
+      <w:hyperlink w:anchor="_Toc239099152" w:history="1">
         <w:r>
           <w:rPr>
             <w:rStyle w:val="Hyperlink"/>
@@ -807,7 +807,7 @@
             <w:noProof/>
             <w:webHidden/>
           </w:rPr>
-          <w:instrText xml:space="preserve"> PAGEREF _Toc239081345 \h </w:instrText>
+          <w:instrText xml:space="preserve"> PAGEREF _Toc239099152 \h </w:instrText>
         </w:r>
         <w:r>
           <w:rPr>
@@ -851,7 +851,7 @@
           <w14:ligatures w14:val="standardContextual"/>
         </w:rPr>
       </w:pPr>
-      <w:hyperlink w:anchor="_Toc239081346" w:history="1">
+      <w:hyperlink w:anchor="_Toc239099153" w:history="1">
         <w:r>
           <w:rPr>
             <w:rStyle w:val="Hyperlink"/>
@@ -878,7 +878,7 @@
             <w:noProof/>
             <w:webHidden/>
           </w:rPr>
-          <w:instrText xml:space="preserve"> PAGEREF _Toc239081346 \h </w:instrText>
+          <w:instrText xml:space="preserve"> PAGEREF _Toc239099153 \h </w:instrText>
         </w:r>
         <w:r>
           <w:rPr>
@@ -922,7 +922,7 @@
           <w14:ligatures w14:val="standardContextual"/>
         </w:rPr>
       </w:pPr>
-      <w:hyperlink w:anchor="_Toc239081347" w:history="1">
+      <w:hyperlink w:anchor="_Toc239099154" w:history="1">
         <w:r>
           <w:rPr>
             <w:rStyle w:val="Hyperlink"/>
@@ -949,7 +949,7 @@
             <w:noProof/>
             <w:webHidden/>
           </w:rPr>
-          <w:instrText xml:space="preserve"> PAGEREF _Toc239081347 \h </w:instrText>
+          <w:instrText xml:space="preserve"> PAGEREF _Toc239099154 \h </w:instrText>
         </w:r>
         <w:r>
           <w:rPr>
@@ -993,7 +993,7 @@
           <w14:ligatures w14:val="standardContextual"/>
         </w:rPr>
       </w:pPr>
-      <w:hyperlink w:anchor="_Toc239081348" w:history="1">
+      <w:hyperlink w:anchor="_Toc239099155" w:history="1">
         <w:r>
           <w:rPr>
             <w:rStyle w:val="Hyperlink"/>
@@ -1020,7 +1020,7 @@
             <w:noProof/>
             <w:webHidden/>
           </w:rPr>
-          <w:instrText xml:space="preserve"> PAGEREF _Toc239081348 \h </w:instrText>
+          <w:instrText xml:space="preserve"> PAGEREF _Toc239099155 \h </w:instrText>
         </w:r>
         <w:r>
           <w:rPr>
@@ -1064,7 +1064,7 @@
           <w14:ligatures w14:val="standardContextual"/>
         </w:rPr>
       </w:pPr>
-      <w:hyperlink w:anchor="_Toc239081349" w:history="1">
+      <w:hyperlink w:anchor="_Toc239099156" w:history="1">
         <w:r>
           <w:rPr>
             <w:rStyle w:val="Hyperlink"/>
@@ -1091,7 +1091,7 @@
             <w:noProof/>
             <w:webHidden/>
           </w:rPr>
-          <w:instrText xml:space="preserve"> PAGEREF _Toc239081349 \h </w:instrText>
+          <w:instrText xml:space="preserve"> PAGEREF _Toc239099156 \h </w:instrText>
         </w:r>
         <w:r>
           <w:rPr>
@@ -1135,7 +1135,7 @@
           <w14:ligatures w14:val="standardContextual"/>
         </w:rPr>
       </w:pPr>
-      <w:hyperlink w:anchor="_Toc239081350" w:history="1">
+      <w:hyperlink w:anchor="_Toc239099157" w:history="1">
         <w:r>
           <w:rPr>
             <w:rStyle w:val="Hyperlink"/>
@@ -1162,7 +1162,7 @@
             <w:noProof/>
             <w:webHidden/>
           </w:rPr>
-          <w:instrText xml:space="preserve"> PAGEREF _Toc239081350 \h </w:instrText>
+          <w:instrText xml:space="preserve"> PAGEREF _Toc239099157 \h </w:instrText>
         </w:r>
         <w:r>
           <w:rPr>
@@ -1206,7 +1206,7 @@
           <w14:ligatures w14:val="standardContextual"/>
         </w:rPr>
       </w:pPr>
-      <w:hyperlink w:anchor="_Toc239081351" w:history="1">
+      <w:hyperlink w:anchor="_Toc239099158" w:history="1">
         <w:r>
           <w:rPr>
             <w:rStyle w:val="Hyperlink"/>
@@ -1233,7 +1233,7 @@
             <w:noProof/>
             <w:webHidden/>
           </w:rPr>
-          <w:instrText xml:space="preserve"> PAGEREF _Toc239081351 \h </w:instrText>
+          <w:instrText xml:space="preserve"> PAGEREF _Toc239099158 \h </w:instrText>
         </w:r>
         <w:r>
           <w:rPr>
@@ -1277,7 +1277,7 @@
           <w14:ligatures w14:val="standardContextual"/>
         </w:rPr>
       </w:pPr>
-      <w:hyperlink w:anchor="_Toc239081352" w:history="1">
+      <w:hyperlink w:anchor="_Toc239099159" w:history="1">
         <w:r>
           <w:rPr>
             <w:rStyle w:val="Hyperlink"/>
@@ -1304,7 +1304,7 @@
             <w:noProof/>
             <w:webHidden/>
           </w:rPr>
-          <w:instrText xml:space="preserve"> PAGEREF _Toc239081352 \h </w:instrText>
+          <w:instrText xml:space="preserve"> PAGEREF _Toc239099159 \h </w:instrText>
         </w:r>
         <w:r>
           <w:rPr>
@@ -1348,7 +1348,7 @@
           <w14:ligatures w14:val="standardContextual"/>
         </w:rPr>
       </w:pPr>
-      <w:hyperlink w:anchor="_Toc239081353" w:history="1">
+      <w:hyperlink w:anchor="_Toc239099160" w:history="1">
         <w:r>
           <w:rPr>
             <w:rStyle w:val="Hyperlink"/>
@@ -1375,7 +1375,7 @@
             <w:noProof/>
             <w:webHidden/>
           </w:rPr>
-          <w:instrText xml:space="preserve"> PAGEREF _Toc239081353 \h </w:instrText>
+          <w:instrText xml:space="preserve"> PAGEREF _Toc239099160 \h </w:instrText>
         </w:r>
         <w:r>
           <w:rPr>
@@ -1419,7 +1419,7 @@
           <w14:ligatures w14:val="standardContextual"/>
         </w:rPr>
       </w:pPr>
-      <w:hyperlink w:anchor="_Toc239081354" w:history="1">
+      <w:hyperlink w:anchor="_Toc239099161" w:history="1">
         <w:r>
           <w:rPr>
             <w:rStyle w:val="Hyperlink"/>
@@ -1446,7 +1446,7 @@
             <w:noProof/>
             <w:webHidden/>
           </w:rPr>
-          <w:instrText xml:space="preserve"> PAGEREF _Toc239081354 \h </w:instrText>
+          <w:instrText xml:space="preserve"> PAGEREF _Toc239099161 \h </w:instrText>
         </w:r>
         <w:r>
           <w:rPr>
@@ -1490,7 +1490,7 @@
           <w14:ligatures w14:val="standardContextual"/>
         </w:rPr>
       </w:pPr>
-      <w:hyperlink w:anchor="_Toc239081355" w:history="1">
+      <w:hyperlink w:anchor="_Toc239099162" w:history="1">
         <w:r>
           <w:rPr>
             <w:rStyle w:val="Hyperlink"/>
@@ -1517,7 +1517,7 @@
             <w:noProof/>
             <w:webHidden/>
           </w:rPr>
-          <w:instrText xml:space="preserve"> PAGEREF _Toc239081355 \h </w:instrText>
+          <w:instrText xml:space="preserve"> PAGEREF _Toc239099162 \h </w:instrText>
         </w:r>
         <w:r>
           <w:rPr>
@@ -1561,7 +1561,7 @@
           <w14:ligatures w14:val="standardContextual"/>
         </w:rPr>
       </w:pPr>
-      <w:hyperlink w:anchor="_Toc239081356" w:history="1">
+      <w:hyperlink w:anchor="_Toc239099163" w:history="1">
         <w:r>
           <w:rPr>
             <w:rStyle w:val="Hyperlink"/>
@@ -1588,7 +1588,7 @@
             <w:noProof/>
             <w:webHidden/>
           </w:rPr>
-          <w:instrText xml:space="preserve"> PAGEREF _Toc239081356 \h </w:instrText>
+          <w:instrText xml:space="preserve"> PAGEREF _Toc239099163 \h </w:instrText>
         </w:r>
         <w:r>
           <w:rPr>
@@ -1632,7 +1632,7 @@
           <w14:ligatures w14:val="standardContextual"/>
         </w:rPr>
       </w:pPr>
-      <w:hyperlink w:anchor="_Toc239081357" w:history="1">
+      <w:hyperlink w:anchor="_Toc239099164" w:history="1">
         <w:r>
           <w:rPr>
             <w:rStyle w:val="Hyperlink"/>
@@ -1659,7 +1659,7 @@
             <w:noProof/>
             <w:webHidden/>
           </w:rPr>
-          <w:instrText xml:space="preserve"> PAGEREF _Toc239081357 \h </w:instrText>
+          <w:instrText xml:space="preserve"> PAGEREF _Toc239099164 \h </w:instrText>
         </w:r>
         <w:r>
           <w:rPr>
@@ -1703,7 +1703,7 @@
           <w14:ligatures w14:val="standardContextual"/>
         </w:rPr>
       </w:pPr>
-      <w:hyperlink w:anchor="_Toc239081358" w:history="1">
+      <w:hyperlink w:anchor="_Toc239099165" w:history="1">
         <w:r>
           <w:rPr>
             <w:rStyle w:val="Hyperlink"/>
@@ -1730,7 +1730,7 @@
             <w:noProof/>
             <w:webHidden/>
           </w:rPr>
-          <w:instrText xml:space="preserve"> PAGEREF _Toc239081358 \h </w:instrText>
+          <w:instrText xml:space="preserve"> PAGEREF _Toc239099165 \h </w:instrText>
         </w:r>
         <w:r>
           <w:rPr>
@@ -1774,7 +1774,7 @@
           <w14:ligatures w14:val="standardContextual"/>
         </w:rPr>
       </w:pPr>
-      <w:hyperlink w:anchor="_Toc239081359" w:history="1">
+      <w:hyperlink w:anchor="_Toc239099166" w:history="1">
         <w:r>
           <w:rPr>
             <w:rStyle w:val="Hyperlink"/>
@@ -1801,7 +1801,7 @@
             <w:noProof/>
             <w:webHidden/>
           </w:rPr>
-          <w:instrText xml:space="preserve"> PAGEREF _Toc239081359 \h </w:instrText>
+          <w:instrText xml:space="preserve"> PAGEREF _Toc239099166 \h </w:instrText>
         </w:r>
         <w:r>
           <w:rPr>
@@ -1845,7 +1845,7 @@
           <w14:ligatures w14:val="standardContextual"/>
         </w:rPr>
       </w:pPr>
-      <w:hyperlink w:anchor="_Toc239081360" w:history="1">
+      <w:hyperlink w:anchor="_Toc239099167" w:history="1">
         <w:r>
           <w:rPr>
             <w:rStyle w:val="Hyperlink"/>
@@ -1872,7 +1872,7 @@
             <w:noProof/>
             <w:webHidden/>
           </w:rPr>
-          <w:instrText xml:space="preserve"> PAGEREF _Toc239081360 \h </w:instrText>
+          <w:instrText xml:space="preserve"> PAGEREF _Toc239099167 \h </w:instrText>
         </w:r>
         <w:r>
           <w:rPr>
@@ -1916,7 +1916,7 @@
           <w14:ligatures w14:val="standardContextual"/>
         </w:rPr>
       </w:pPr>
-      <w:hyperlink w:anchor="_Toc239081361" w:history="1">
+      <w:hyperlink w:anchor="_Toc239099168" w:history="1">
         <w:r>
           <w:rPr>
             <w:rStyle w:val="Hyperlink"/>
@@ -1943,7 +1943,7 @@
             <w:noProof/>
             <w:webHidden/>
           </w:rPr>
-          <w:instrText xml:space="preserve"> PAGEREF _Toc239081361 \h </w:instrText>
+          <w:instrText xml:space="preserve"> PAGEREF _Toc239099168 \h </w:instrText>
         </w:r>
         <w:r>
           <w:rPr>
@@ -1987,7 +1987,7 @@
           <w14:ligatures w14:val="standardContextual"/>
         </w:rPr>
       </w:pPr>
-      <w:hyperlink w:anchor="_Toc239081362" w:history="1">
+      <w:hyperlink w:anchor="_Toc239099169" w:history="1">
         <w:r>
           <w:rPr>
             <w:rStyle w:val="Hyperlink"/>
@@ -2014,7 +2014,7 @@
             <w:noProof/>
             <w:webHidden/>
           </w:rPr>
-          <w:instrText xml:space="preserve"> PAGEREF _Toc239081362 \h </w:instrText>
+          <w:instrText xml:space="preserve"> PAGEREF _Toc239099169 \h </w:instrText>
         </w:r>
         <w:r>
           <w:rPr>
@@ -2058,7 +2058,7 @@
           <w14:ligatures w14:val="standardContextual"/>
         </w:rPr>
       </w:pPr>
-      <w:hyperlink w:anchor="_Toc239081363" w:history="1">
+      <w:hyperlink w:anchor="_Toc239099170" w:history="1">
         <w:r>
           <w:rPr>
             <w:rStyle w:val="Hyperlink"/>
@@ -2085,7 +2085,7 @@
             <w:noProof/>
             <w:webHidden/>
           </w:rPr>
-          <w:instrText xml:space="preserve"> PAGEREF _Toc239081363 \h </w:instrText>
+          <w:instrText xml:space="preserve"> PAGEREF _Toc239099170 \h </w:instrText>
         </w:r>
         <w:r>
           <w:rPr>
@@ -2129,7 +2129,7 @@
           <w14:ligatures w14:val="standardContextual"/>
         </w:rPr>
       </w:pPr>
-      <w:hyperlink w:anchor="_Toc239081364" w:history="1">
+      <w:hyperlink w:anchor="_Toc239099171" w:history="1">
         <w:r>
           <w:rPr>
             <w:rStyle w:val="Hyperlink"/>
@@ -2156,7 +2156,7 @@
             <w:noProof/>
             <w:webHidden/>
           </w:rPr>
-          <w:instrText xml:space="preserve"> PAGEREF _Toc239081364 \h </w:instrText>
+          <w:instrText xml:space="preserve"> PAGEREF _Toc239099171 \h </w:instrText>
         </w:r>
         <w:r>
           <w:rPr>
@@ -2200,7 +2200,7 @@
           <w14:ligatures w14:val="standardContextual"/>
         </w:rPr>
       </w:pPr>
-      <w:hyperlink w:anchor="_Toc239081365" w:history="1">
+      <w:hyperlink w:anchor="_Toc239099172" w:history="1">
         <w:r>
           <w:rPr>
             <w:rStyle w:val="Hyperlink"/>
@@ -2227,7 +2227,7 @@
             <w:noProof/>
             <w:webHidden/>
           </w:rPr>
-          <w:instrText xml:space="preserve"> PAGEREF _Toc239081365 \h </w:instrText>
+          <w:instrText xml:space="preserve"> PAGEREF _Toc239099172 \h </w:instrText>
         </w:r>
         <w:r>
           <w:rPr>
@@ -2271,7 +2271,7 @@
           <w14:ligatures w14:val="standardContextual"/>
         </w:rPr>
       </w:pPr>
-      <w:hyperlink w:anchor="_Toc239081366" w:history="1">
+      <w:hyperlink w:anchor="_Toc239099173" w:history="1">
         <w:r>
           <w:rPr>
             <w:rStyle w:val="Hyperlink"/>
@@ -2298,7 +2298,7 @@
             <w:noProof/>
             <w:webHidden/>
           </w:rPr>
-          <w:instrText xml:space="preserve"> PAGEREF _Toc239081366 \h </w:instrText>
+          <w:instrText xml:space="preserve"> PAGEREF _Toc239099173 \h </w:instrText>
         </w:r>
         <w:r>
           <w:rPr>
@@ -2342,7 +2342,7 @@
           <w14:ligatures w14:val="standardContextual"/>
         </w:rPr>
       </w:pPr>
-      <w:hyperlink w:anchor="_Toc239081367" w:history="1">
+      <w:hyperlink w:anchor="_Toc239099174" w:history="1">
         <w:r>
           <w:rPr>
             <w:rStyle w:val="Hyperlink"/>
@@ -2369,7 +2369,7 @@
             <w:noProof/>
             <w:webHidden/>
           </w:rPr>
-          <w:instrText xml:space="preserve"> PAGEREF _Toc239081367 \h </w:instrText>
+          <w:instrText xml:space="preserve"> PAGEREF _Toc239099174 \h </w:instrText>
         </w:r>
         <w:r>
           <w:rPr>
@@ -2413,7 +2413,7 @@
           <w14:ligatures w14:val="standardContextual"/>
         </w:rPr>
       </w:pPr>
-      <w:hyperlink w:anchor="_Toc239081368" w:history="1">
+      <w:hyperlink w:anchor="_Toc239099175" w:history="1">
         <w:r>
           <w:rPr>
             <w:rStyle w:val="Hyperlink"/>
@@ -2440,7 +2440,7 @@
             <w:noProof/>
             <w:webHidden/>
           </w:rPr>
-          <w:instrText xml:space="preserve"> PAGEREF _Toc239081368 \h </w:instrText>
+          <w:instrText xml:space="preserve"> PAGEREF _Toc239099175 \h </w:instrText>
         </w:r>
         <w:r>
           <w:rPr>
@@ -2484,7 +2484,7 @@
           <w14:ligatures w14:val="standardContextual"/>
         </w:rPr>
       </w:pPr>
-      <w:hyperlink w:anchor="_Toc239081369" w:history="1">
+      <w:hyperlink w:anchor="_Toc239099176" w:history="1">
         <w:r>
           <w:rPr>
             <w:rStyle w:val="Hyperlink"/>
@@ -2511,7 +2511,7 @@
             <w:noProof/>
             <w:webHidden/>
           </w:rPr>
-          <w:instrText xml:space="preserve"> PAGEREF _Toc239081369 \h </w:instrText>
+          <w:instrText xml:space="preserve"> PAGEREF _Toc239099176 \h </w:instrText>
         </w:r>
         <w:r>
           <w:rPr>
@@ -2555,7 +2555,7 @@
           <w14:ligatures w14:val="standardContextual"/>
         </w:rPr>
       </w:pPr>
-      <w:hyperlink w:anchor="_Toc239081370" w:history="1">
+      <w:hyperlink w:anchor="_Toc239099177" w:history="1">
         <w:r>
           <w:rPr>
             <w:rStyle w:val="Hyperlink"/>
@@ -2582,7 +2582,7 @@
             <w:noProof/>
             <w:webHidden/>
           </w:rPr>
-          <w:instrText xml:space="preserve"> PAGEREF _Toc239081370 \h </w:instrText>
+          <w:instrText xml:space="preserve"> PAGEREF _Toc239099177 \h </w:instrText>
         </w:r>
         <w:r>
           <w:rPr>
@@ -2626,7 +2626,7 @@
           <w14:ligatures w14:val="standardContextual"/>
         </w:rPr>
       </w:pPr>
-      <w:hyperlink w:anchor="_Toc239081371" w:history="1">
+      <w:hyperlink w:anchor="_Toc239099178" w:history="1">
         <w:r>
           <w:rPr>
             <w:rStyle w:val="Hyperlink"/>
@@ -2653,7 +2653,7 @@
             <w:noProof/>
             <w:webHidden/>
           </w:rPr>
-          <w:instrText xml:space="preserve"> PAGEREF _Toc239081371 \h </w:instrText>
+          <w:instrText xml:space="preserve"> PAGEREF _Toc239099178 \h </w:instrText>
         </w:r>
         <w:r>
           <w:rPr>
@@ -2697,7 +2697,7 @@
           <w14:ligatures w14:val="standardContextual"/>
         </w:rPr>
       </w:pPr>
-      <w:hyperlink w:anchor="_Toc239081372" w:history="1">
+      <w:hyperlink w:anchor="_Toc239099179" w:history="1">
         <w:r>
           <w:rPr>
             <w:rStyle w:val="Hyperlink"/>
@@ -2724,7 +2724,7 @@
             <w:noProof/>
             <w:webHidden/>
           </w:rPr>
-          <w:instrText xml:space="preserve"> PAGEREF _Toc239081372 \h </w:instrText>
+          <w:instrText xml:space="preserve"> PAGEREF _Toc239099179 \h </w:instrText>
         </w:r>
         <w:r>
           <w:rPr>
@@ -2768,7 +2768,7 @@
           <w14:ligatures w14:val="standardContextual"/>
         </w:rPr>
       </w:pPr>
-      <w:hyperlink w:anchor="_Toc239081373" w:history="1">
+      <w:hyperlink w:anchor="_Toc239099180" w:history="1">
         <w:r>
           <w:rPr>
             <w:rStyle w:val="Hyperlink"/>
@@ -2795,7 +2795,7 @@
             <w:noProof/>
             <w:webHidden/>
           </w:rPr>
-          <w:instrText xml:space="preserve"> PAGEREF _Toc239081373 \h </w:instrText>
+          <w:instrText xml:space="preserve"> PAGEREF _Toc239099180 \h </w:instrText>
         </w:r>
         <w:r>
           <w:rPr>
@@ -2839,7 +2839,7 @@
           <w14:ligatures w14:val="standardContextual"/>
         </w:rPr>
       </w:pPr>
-      <w:hyperlink w:anchor="_Toc239081374" w:history="1">
+      <w:hyperlink w:anchor="_Toc239099181" w:history="1">
         <w:r>
           <w:rPr>
             <w:rStyle w:val="Hyperlink"/>
@@ -2866,7 +2866,7 @@
             <w:noProof/>
             <w:webHidden/>
           </w:rPr>
-          <w:instrText xml:space="preserve"> PAGEREF _Toc239081374 \h </w:instrText>
+          <w:instrText xml:space="preserve"> PAGEREF _Toc239099181 \h </w:instrText>
         </w:r>
         <w:r>
           <w:rPr>
@@ -2910,7 +2910,7 @@
           <w14:ligatures w14:val="standardContextual"/>
         </w:rPr>
       </w:pPr>
-      <w:hyperlink w:anchor="_Toc239081375" w:history="1">
+      <w:hyperlink w:anchor="_Toc239099182" w:history="1">
         <w:r>
           <w:rPr>
             <w:rStyle w:val="Hyperlink"/>
@@ -2937,7 +2937,7 @@
             <w:noProof/>
             <w:webHidden/>
           </w:rPr>
-          <w:instrText xml:space="preserve"> PAGEREF _Toc239081375 \h </w:instrText>
+          <w:instrText xml:space="preserve"> PAGEREF _Toc239099182 \h </w:instrText>
         </w:r>
         <w:r>
           <w:rPr>
@@ -2981,7 +2981,7 @@
           <w14:ligatures w14:val="standardContextual"/>
         </w:rPr>
       </w:pPr>
-      <w:hyperlink w:anchor="_Toc239081376" w:history="1">
+      <w:hyperlink w:anchor="_Toc239099183" w:history="1">
         <w:r>
           <w:rPr>
             <w:rStyle w:val="Hyperlink"/>
@@ -3008,7 +3008,7 @@
             <w:noProof/>
             <w:webHidden/>
           </w:rPr>
-          <w:instrText xml:space="preserve"> PAGEREF _Toc239081376 \h </w:instrText>
+          <w:instrText xml:space="preserve"> PAGEREF _Toc239099183 \h </w:instrText>
         </w:r>
         <w:r>
           <w:rPr>
@@ -3052,7 +3052,7 @@
           <w14:ligatures w14:val="standardContextual"/>
         </w:rPr>
       </w:pPr>
-      <w:hyperlink w:anchor="_Toc239081377" w:history="1">
+      <w:hyperlink w:anchor="_Toc239099184" w:history="1">
         <w:r>
           <w:rPr>
             <w:rStyle w:val="Hyperlink"/>
@@ -3079,7 +3079,7 @@
             <w:noProof/>
             <w:webHidden/>
           </w:rPr>
-          <w:instrText xml:space="preserve"> PAGEREF _Toc239081377 \h </w:instrText>
+          <w:instrText xml:space="preserve"> PAGEREF _Toc239099184 \h </w:instrText>
         </w:r>
         <w:r>
           <w:rPr>
@@ -3123,7 +3123,7 @@
           <w14:ligatures w14:val="standardContextual"/>
         </w:rPr>
       </w:pPr>
-      <w:hyperlink w:anchor="_Toc239081378" w:history="1">
+      <w:hyperlink w:anchor="_Toc239099185" w:history="1">
         <w:r>
           <w:rPr>
             <w:rStyle w:val="Hyperlink"/>
@@ -3150,7 +3150,7 @@
             <w:noProof/>
             <w:webHidden/>
           </w:rPr>
-          <w:instrText xml:space="preserve"> PAGEREF _Toc239081378 \h </w:instrText>
+          <w:instrText xml:space="preserve"> PAGEREF _Toc239099185 \h </w:instrText>
         </w:r>
         <w:r>
           <w:rPr>
@@ -3194,7 +3194,7 @@
           <w14:ligatures w14:val="standardContextual"/>
         </w:rPr>
       </w:pPr>
-      <w:hyperlink w:anchor="_Toc239081379" w:history="1">
+      <w:hyperlink w:anchor="_Toc239099186" w:history="1">
         <w:r>
           <w:rPr>
             <w:rStyle w:val="Hyperlink"/>
@@ -3221,7 +3221,7 @@
             <w:noProof/>
             <w:webHidden/>
           </w:rPr>
-          <w:instrText xml:space="preserve"> PAGEREF _Toc239081379 \h </w:instrText>
+          <w:instrText xml:space="preserve"> PAGEREF _Toc239099186 \h </w:instrText>
         </w:r>
         <w:r>
           <w:rPr>
@@ -3265,7 +3265,7 @@
           <w14:ligatures w14:val="standardContextual"/>
         </w:rPr>
       </w:pPr>
-      <w:hyperlink w:anchor="_Toc239081380" w:history="1">
+      <w:hyperlink w:anchor="_Toc239099187" w:history="1">
         <w:r>
           <w:rPr>
             <w:rStyle w:val="Hyperlink"/>
@@ -3292,7 +3292,7 @@
             <w:noProof/>
             <w:webHidden/>
           </w:rPr>
-          <w:instrText xml:space="preserve"> PAGEREF _Toc239081380 \h </w:instrText>
+          <w:instrText xml:space="preserve"> PAGEREF _Toc239099187 \h </w:instrText>
         </w:r>
         <w:r>
           <w:rPr>
@@ -3338,7 +3338,7 @@
         <w:pStyle w:val="Heading1"/>
       </w:pPr>
       <w:bookmarkStart w:id="8" w:name="chương-1-giới-thiệu"/>
-      <w:bookmarkStart w:id="9" w:name="_Toc239081347"/>
+      <w:bookmarkStart w:id="9" w:name="_Toc239099154"/>
       <w:bookmarkEnd w:id="4"/>
       <w:bookmarkEnd w:id="6"/>
       <w:r>
@@ -3363,7 +3363,7 @@
         <w:pStyle w:val="Heading2"/>
       </w:pPr>
       <w:bookmarkStart w:id="10" w:name="X7d99df2d9d0c5141050eb9941026463f4c8ea2b"/>
-      <w:bookmarkStart w:id="11" w:name="_Toc239081348"/>
+      <w:bookmarkStart w:id="11" w:name="_Toc239099155"/>
       <w:r>
         <w:t>1.1. Đ</w:t>
       </w:r>
@@ -5213,7 +5213,7 @@
         <w:pStyle w:val="Heading2"/>
       </w:pPr>
       <w:bookmarkStart w:id="12" w:name="X60021b7b958505251ec70bd32e2bac9f8a0361c"/>
-      <w:bookmarkStart w:id="13" w:name="_Toc239081349"/>
+      <w:bookmarkStart w:id="13" w:name="_Toc239099156"/>
       <w:bookmarkEnd w:id="10"/>
       <w:r>
         <w:t>1.2. M</w:t>
@@ -7159,7 +7159,7 @@
         <w:pStyle w:val="Heading2"/>
       </w:pPr>
       <w:bookmarkStart w:id="17" w:name="X03724c88a1b7da9b434cf0a8db5356690a4bb71"/>
-      <w:bookmarkStart w:id="18" w:name="_Toc239081350"/>
+      <w:bookmarkStart w:id="18" w:name="_Toc239099157"/>
       <w:bookmarkEnd w:id="12"/>
       <w:bookmarkEnd w:id="16"/>
       <w:r>
@@ -8964,7 +8964,7 @@
         <w:pStyle w:val="Heading1"/>
       </w:pPr>
       <w:bookmarkStart w:id="20" w:name="chương-2-cơ-sở-lý-thuyết"/>
-      <w:bookmarkStart w:id="21" w:name="_Toc239081351"/>
+      <w:bookmarkStart w:id="21" w:name="_Toc239099158"/>
       <w:bookmarkEnd w:id="8"/>
       <w:bookmarkEnd w:id="17"/>
       <w:r>
@@ -9261,7 +9261,7 @@
         <w:pStyle w:val="Heading2"/>
       </w:pPr>
       <w:bookmarkStart w:id="22" w:name="X2256001523e16d112c59df938522f140b8b988e"/>
-      <w:bookmarkStart w:id="23" w:name="_Toc239081352"/>
+      <w:bookmarkStart w:id="23" w:name="_Toc239099159"/>
       <w:r>
         <w:t>2.1. Quy chu</w:t>
       </w:r>
@@ -13940,7 +13940,7 @@
         <w:pStyle w:val="Heading2"/>
       </w:pPr>
       <w:bookmarkStart w:id="30" w:name="Xb21b4f0690a73e92e2a35192cb39315a0956521"/>
-      <w:bookmarkStart w:id="31" w:name="_Toc239081353"/>
+      <w:bookmarkStart w:id="31" w:name="_Toc239099160"/>
       <w:bookmarkEnd w:id="22"/>
       <w:bookmarkEnd w:id="28"/>
       <w:r>
@@ -19180,7 +19180,7 @@
         <w:pStyle w:val="Heading2"/>
       </w:pPr>
       <w:bookmarkStart w:id="38" w:name="X8ff52f1334e3f0e382caf7ffa1b7096a981291c"/>
-      <w:bookmarkStart w:id="39" w:name="_Toc239081354"/>
+      <w:bookmarkStart w:id="39" w:name="_Toc239099161"/>
       <w:bookmarkEnd w:id="30"/>
       <w:bookmarkEnd w:id="37"/>
       <w:r>
@@ -19459,7 +19459,7 @@
           <w:noProof/>
         </w:rPr>
         <w:drawing>
-          <wp:inline distT="0" distB="0" distL="0" distR="0" wp14:anchorId="228A59C3" wp14:editId="30A2631C">
+          <wp:inline distT="0" distB="0" distL="0" distR="0" wp14:anchorId="6FCC8B43" wp14:editId="15076AD3">
             <wp:extent cx="5334000" cy="1435553"/>
             <wp:effectExtent l="0" t="0" r="0" b="0"/>
             <wp:docPr id="37" name="Picture"/>
@@ -20921,7 +20921,7 @@
         <w:pStyle w:val="Heading2"/>
       </w:pPr>
       <w:bookmarkStart w:id="43" w:name="X1a77f36e16d4ad267b00eabe7cf793e1dbe08e9"/>
-      <w:bookmarkStart w:id="44" w:name="_Toc239081355"/>
+      <w:bookmarkStart w:id="44" w:name="_Toc239099162"/>
       <w:bookmarkEnd w:id="38"/>
       <w:bookmarkEnd w:id="42"/>
       <w:r>
@@ -22091,7 +22091,7 @@
           <w:noProof/>
         </w:rPr>
         <w:drawing>
-          <wp:inline distT="0" distB="0" distL="0" distR="0" wp14:anchorId="60C0F7C5" wp14:editId="65EE2F29">
+          <wp:inline distT="0" distB="0" distL="0" distR="0" wp14:anchorId="5899E044" wp14:editId="223D72B6">
             <wp:extent cx="5334000" cy="2884362"/>
             <wp:effectExtent l="0" t="0" r="0" b="0"/>
             <wp:docPr id="44" name="Picture"/>
@@ -22357,7 +22357,7 @@
           <w:noProof/>
         </w:rPr>
         <w:drawing>
-          <wp:inline distT="0" distB="0" distL="0" distR="0" wp14:anchorId="7D9415A0" wp14:editId="350EA43F">
+          <wp:inline distT="0" distB="0" distL="0" distR="0" wp14:anchorId="2A667A13" wp14:editId="3865E918">
             <wp:extent cx="5334000" cy="632732"/>
             <wp:effectExtent l="0" t="0" r="0" b="0"/>
             <wp:docPr id="49" name="Picture"/>
@@ -24260,7 +24260,7 @@
         <w:pStyle w:val="Heading1"/>
       </w:pPr>
       <w:bookmarkStart w:id="50" w:name="chương-3-thiết-kế-và-cài-đặt"/>
-      <w:bookmarkStart w:id="51" w:name="_Toc239081356"/>
+      <w:bookmarkStart w:id="51" w:name="_Toc239099163"/>
       <w:bookmarkEnd w:id="20"/>
       <w:bookmarkEnd w:id="43"/>
       <w:bookmarkEnd w:id="49"/>
@@ -24292,7 +24292,7 @@
         <w:pStyle w:val="Heading2"/>
       </w:pPr>
       <w:bookmarkStart w:id="52" w:name="X21a22cc9b66dca004f2960f37df13c53a04e97b"/>
-      <w:bookmarkStart w:id="53" w:name="_Toc239081357"/>
+      <w:bookmarkStart w:id="53" w:name="_Toc239099164"/>
       <w:r>
         <w:t>3.1. Ki</w:t>
       </w:r>
@@ -24384,7 +24384,7 @@
           <w:noProof/>
         </w:rPr>
         <w:drawing>
-          <wp:inline distT="0" distB="0" distL="0" distR="0" wp14:anchorId="0DBFC7F3" wp14:editId="11667E8F">
+          <wp:inline distT="0" distB="0" distL="0" distR="0" wp14:anchorId="38AC0E6B" wp14:editId="3BB1EA66">
             <wp:extent cx="5334000" cy="401410"/>
             <wp:effectExtent l="0" t="0" r="0" b="0"/>
             <wp:docPr id="57" name="Picture"/>
@@ -26053,7 +26053,7 @@
         <w:pStyle w:val="Heading2"/>
       </w:pPr>
       <w:bookmarkStart w:id="55" w:name="X1f307d8f8c73bce8db8683c986faea6c8ea66a3"/>
-      <w:bookmarkStart w:id="56" w:name="_Toc239081358"/>
+      <w:bookmarkStart w:id="56" w:name="_Toc239099165"/>
       <w:bookmarkEnd w:id="52"/>
       <w:r>
         <w:t>3.2. Xây d</w:t>
@@ -26120,7 +26120,7 @@
           <w:noProof/>
         </w:rPr>
         <w:drawing>
-          <wp:inline distT="0" distB="0" distL="0" distR="0" wp14:anchorId="24120027" wp14:editId="619CA797">
+          <wp:inline distT="0" distB="0" distL="0" distR="0" wp14:anchorId="337A287E" wp14:editId="707030A7">
             <wp:extent cx="5334000" cy="802821"/>
             <wp:effectExtent l="0" t="0" r="0" b="0"/>
             <wp:docPr id="62" name="Picture"/>
@@ -30232,7 +30232,7 @@
         <w:pStyle w:val="Heading2"/>
       </w:pPr>
       <w:bookmarkStart w:id="62" w:name="X6a397cb1739f1ec0a8c9714808f79a5ce1fbf6f"/>
-      <w:bookmarkStart w:id="63" w:name="_Toc239081359"/>
+      <w:bookmarkStart w:id="63" w:name="_Toc239099166"/>
       <w:bookmarkEnd w:id="55"/>
       <w:bookmarkEnd w:id="61"/>
       <w:r>
@@ -31798,7 +31798,7 @@
         <w:pStyle w:val="Heading2"/>
       </w:pPr>
       <w:bookmarkStart w:id="65" w:name="X9c2c9b365086d10c999a46e4942f14d73b6baa5"/>
-      <w:bookmarkStart w:id="66" w:name="_Toc239081360"/>
+      <w:bookmarkStart w:id="66" w:name="_Toc239099167"/>
       <w:bookmarkEnd w:id="62"/>
       <w:r>
         <w:t>3.4. Kh</w:t>
@@ -33369,7 +33369,7 @@
           <w:noProof/>
         </w:rPr>
         <w:drawing>
-          <wp:inline distT="0" distB="0" distL="0" distR="0" wp14:anchorId="51D63A60" wp14:editId="228A4BA5">
+          <wp:inline distT="0" distB="0" distL="0" distR="0" wp14:anchorId="1B07706E" wp14:editId="0770E5E2">
             <wp:extent cx="5334000" cy="8969712"/>
             <wp:effectExtent l="0" t="0" r="0" b="0"/>
             <wp:docPr id="73" name="Picture"/>
@@ -40743,7 +40743,7 @@
         <w:pStyle w:val="Heading2"/>
       </w:pPr>
       <w:bookmarkStart w:id="75" w:name="Xb17945b5d9374e5087c2c96ace1685ff00e2e22"/>
-      <w:bookmarkStart w:id="76" w:name="_Toc239081361"/>
+      <w:bookmarkStart w:id="76" w:name="_Toc239099168"/>
       <w:bookmarkEnd w:id="65"/>
       <w:bookmarkEnd w:id="74"/>
       <w:r>
@@ -42116,7 +42116,7 @@
         <w:pStyle w:val="Heading2"/>
       </w:pPr>
       <w:bookmarkStart w:id="77" w:name="Xfad7df3f963ac0b8ebfe8cf87d7c64fa075f760"/>
-      <w:bookmarkStart w:id="78" w:name="_Toc239081362"/>
+      <w:bookmarkStart w:id="78" w:name="_Toc239099169"/>
       <w:bookmarkEnd w:id="75"/>
       <w:r>
         <w:t>3.6. B</w:t>
@@ -42162,7 +42162,7 @@
           <w:noProof/>
         </w:rPr>
         <w:drawing>
-          <wp:inline distT="0" distB="0" distL="0" distR="0" wp14:anchorId="2E84B975" wp14:editId="34CB800B">
+          <wp:inline distT="0" distB="0" distL="0" distR="0" wp14:anchorId="112FD23E" wp14:editId="72A13E68">
             <wp:extent cx="5334000" cy="1217839"/>
             <wp:effectExtent l="0" t="0" r="0" b="0"/>
             <wp:docPr id="86" name="Picture"/>
@@ -44940,7 +44940,7 @@
         <w:pStyle w:val="Heading2"/>
       </w:pPr>
       <w:bookmarkStart w:id="80" w:name="X9b5467225f237e4ee44d60f7d236cbdfdaa1e07"/>
-      <w:bookmarkStart w:id="81" w:name="_Toc239081363"/>
+      <w:bookmarkStart w:id="81" w:name="_Toc239099170"/>
       <w:bookmarkEnd w:id="77"/>
       <w:r>
         <w:t xml:space="preserve">3.7. </w:t>
@@ -45060,7 +45060,7 @@
           <w:noProof/>
         </w:rPr>
         <w:drawing>
-          <wp:inline distT="0" distB="0" distL="0" distR="0" wp14:anchorId="7DFBE4DC" wp14:editId="4387B4F9">
+          <wp:inline distT="0" distB="0" distL="0" distR="0" wp14:anchorId="2EE40A3A" wp14:editId="7D692304">
             <wp:extent cx="5334000" cy="5953125"/>
             <wp:effectExtent l="0" t="0" r="0" b="0"/>
             <wp:docPr id="91" name="Picture"/>
@@ -46167,7 +46167,7 @@
         <w:pStyle w:val="Heading1"/>
       </w:pPr>
       <w:bookmarkStart w:id="83" w:name="chương-4-thực-nghiệm-và-đánh-giá"/>
-      <w:bookmarkStart w:id="84" w:name="_Toc239081364"/>
+      <w:bookmarkStart w:id="84" w:name="_Toc239099171"/>
       <w:bookmarkEnd w:id="50"/>
       <w:bookmarkEnd w:id="80"/>
       <w:r>
@@ -46192,7 +46192,7 @@
         <w:pStyle w:val="Heading2"/>
       </w:pPr>
       <w:bookmarkStart w:id="85" w:name="X43cb4672f728ce1df4f211c1d18360135f0c40b"/>
-      <w:bookmarkStart w:id="86" w:name="_Toc239081365"/>
+      <w:bookmarkStart w:id="86" w:name="_Toc239099172"/>
       <w:r>
         <w:t>4.1. Môi trư</w:t>
       </w:r>
@@ -47814,7 +47814,7 @@
         <w:pStyle w:val="Heading2"/>
       </w:pPr>
       <w:bookmarkStart w:id="87" w:name="Xe48430b60e6d2b1022368eb4316c1fe9f53411f"/>
-      <w:bookmarkStart w:id="88" w:name="_Toc239081366"/>
+      <w:bookmarkStart w:id="88" w:name="_Toc239099173"/>
       <w:bookmarkEnd w:id="85"/>
       <w:r>
         <w:t>4.2. K</w:t>
@@ -51352,7 +51352,7 @@
         <w:pStyle w:val="Heading2"/>
       </w:pPr>
       <w:bookmarkStart w:id="95" w:name="X09b724f0b907c7f652c2569c27ef1d5728c277c"/>
-      <w:bookmarkStart w:id="96" w:name="_Toc239081367"/>
+      <w:bookmarkStart w:id="96" w:name="_Toc239099174"/>
       <w:bookmarkEnd w:id="87"/>
       <w:bookmarkEnd w:id="93"/>
       <w:r>
@@ -53624,7 +53624,7 @@
           <w:noProof/>
         </w:rPr>
         <w:drawing>
-          <wp:inline distT="0" distB="0" distL="0" distR="0" wp14:anchorId="48368169" wp14:editId="6E0F6186">
+          <wp:inline distT="0" distB="0" distL="0" distR="0" wp14:anchorId="45714963" wp14:editId="26193B66">
             <wp:extent cx="5334000" cy="2883855"/>
             <wp:effectExtent l="0" t="0" r="0" b="0"/>
             <wp:docPr id="108" name="Picture"/>
@@ -59730,7 +59730,7 @@
         <w:pStyle w:val="Heading2"/>
       </w:pPr>
       <w:bookmarkStart w:id="106" w:name="X0c205a3fd5474e5e1d380a3735df7543f97f059"/>
-      <w:bookmarkStart w:id="107" w:name="_Toc239081368"/>
+      <w:bookmarkStart w:id="107" w:name="_Toc239099175"/>
       <w:bookmarkEnd w:id="95"/>
       <w:bookmarkEnd w:id="104"/>
       <w:r>
@@ -63122,7 +63122,7 @@
         <w:pStyle w:val="Heading2"/>
       </w:pPr>
       <w:bookmarkStart w:id="113" w:name="X8f4b2c0e55e8764a0677cdfa39e96dbe6822859"/>
-      <w:bookmarkStart w:id="114" w:name="_Toc239081369"/>
+      <w:bookmarkStart w:id="114" w:name="_Toc239099176"/>
       <w:bookmarkEnd w:id="106"/>
       <w:bookmarkEnd w:id="112"/>
       <w:r>
@@ -66268,7 +66268,7 @@
         <w:pStyle w:val="Heading2"/>
       </w:pPr>
       <w:bookmarkStart w:id="120" w:name="X7468ed9f095dd0192ebc5de940dc44b5cd3e099"/>
-      <w:bookmarkStart w:id="121" w:name="_Toc239081370"/>
+      <w:bookmarkStart w:id="121" w:name="_Toc239099177"/>
       <w:bookmarkEnd w:id="113"/>
       <w:bookmarkEnd w:id="118"/>
       <w:r>
@@ -68129,7 +68129,7 @@
           <w:noProof/>
         </w:rPr>
         <w:drawing>
-          <wp:inline distT="0" distB="0" distL="0" distR="0" wp14:anchorId="5F1D3D5A" wp14:editId="7FC78048">
+          <wp:inline distT="0" distB="0" distL="0" distR="0" wp14:anchorId="31088921" wp14:editId="2F817EFF">
             <wp:extent cx="5334000" cy="3317670"/>
             <wp:effectExtent l="0" t="0" r="0" b="0"/>
             <wp:docPr id="131" name="Picture"/>
@@ -69142,7 +69142,7 @@
         <w:pStyle w:val="Heading2"/>
       </w:pPr>
       <w:bookmarkStart w:id="124" w:name="X88e1c26a6581f7bd1dbdb2c85ae6116c5ba8393"/>
-      <w:bookmarkStart w:id="125" w:name="_Toc239081371"/>
+      <w:bookmarkStart w:id="125" w:name="_Toc239099178"/>
       <w:bookmarkEnd w:id="120"/>
       <w:r>
         <w:t>4.7. Các y</w:t>
@@ -70994,7 +70994,7 @@
         <w:pStyle w:val="Heading1"/>
       </w:pPr>
       <w:bookmarkStart w:id="127" w:name="chương-5-kết-luận-và-hướng-phát-triển"/>
-      <w:bookmarkStart w:id="128" w:name="_Toc239081372"/>
+      <w:bookmarkStart w:id="128" w:name="_Toc239099179"/>
       <w:bookmarkEnd w:id="83"/>
       <w:bookmarkEnd w:id="124"/>
       <w:r>
@@ -71031,7 +71031,7 @@
         <w:pStyle w:val="Heading2"/>
       </w:pPr>
       <w:bookmarkStart w:id="129" w:name="Xcefa088882d41b38c21b7b5b44c738cb5564fbb"/>
-      <w:bookmarkStart w:id="130" w:name="_Toc239081373"/>
+      <w:bookmarkStart w:id="130" w:name="_Toc239099180"/>
       <w:r>
         <w:t>5.1. K</w:t>
       </w:r>
@@ -73761,7 +73761,7 @@
         <w:pStyle w:val="Heading2"/>
       </w:pPr>
       <w:bookmarkStart w:id="132" w:name="Xe79f58ab8ce7b6f148c68a374118dd9eaec1a1c"/>
-      <w:bookmarkStart w:id="133" w:name="_Toc239081374"/>
+      <w:bookmarkStart w:id="133" w:name="_Toc239099181"/>
       <w:bookmarkEnd w:id="129"/>
       <w:r>
         <w:t>5.2. H</w:t>
@@ -75201,7 +75201,7 @@
         <w:pStyle w:val="Heading2"/>
       </w:pPr>
       <w:bookmarkStart w:id="135" w:name="X66db71c9020c40cf46e490c5c37ad244e2b7594"/>
-      <w:bookmarkStart w:id="136" w:name="_Toc239081375"/>
+      <w:bookmarkStart w:id="136" w:name="_Toc239099182"/>
       <w:bookmarkEnd w:id="132"/>
       <w:r>
         <w:t>5.3. Hư</w:t>
@@ -76792,7 +76792,7 @@
         <w:pStyle w:val="Heading2"/>
       </w:pPr>
       <w:bookmarkStart w:id="138" w:name="Xe5a2fe3dfcd4681648271b7ddc344b106e48b3b"/>
-      <w:bookmarkStart w:id="139" w:name="_Toc239081376"/>
+      <w:bookmarkStart w:id="139" w:name="_Toc239099183"/>
       <w:bookmarkEnd w:id="135"/>
       <w:r>
         <w:t>5.4. K</w:t>
@@ -77715,7 +77715,7 @@
         <w:pStyle w:val="Heading1"/>
       </w:pPr>
       <w:bookmarkStart w:id="140" w:name="tài-liệu-tham-khảo"/>
-      <w:bookmarkStart w:id="141" w:name="_Toc239081377"/>
+      <w:bookmarkStart w:id="141" w:name="_Toc239099184"/>
       <w:bookmarkEnd w:id="127"/>
       <w:bookmarkEnd w:id="138"/>
       <w:r>
@@ -78741,7 +78741,7 @@
         <w:pStyle w:val="Heading1"/>
       </w:pPr>
       <w:bookmarkStart w:id="142" w:name="phụ-lục"/>
-      <w:bookmarkStart w:id="143" w:name="_Toc239081378"/>
+      <w:bookmarkStart w:id="143" w:name="_Toc239099185"/>
       <w:bookmarkEnd w:id="140"/>
       <w:r>
         <w:t>PH</w:t>
@@ -78765,7 +78765,7 @@
         <w:pStyle w:val="Heading2"/>
       </w:pPr>
       <w:bookmarkStart w:id="144" w:name="phụ-lục-a-cấu-hình-và-siêu-tham-số"/>
-      <w:bookmarkStart w:id="145" w:name="_Toc239081379"/>
+      <w:bookmarkStart w:id="145" w:name="_Toc239099186"/>
       <w:r>
         <w:t>Ph</w:t>
       </w:r>
@@ -80985,7 +80985,7 @@
         <w:pStyle w:val="Heading2"/>
       </w:pPr>
       <w:bookmarkStart w:id="149" w:name="phụ-lục-b-hướng-dẫn-cài-đặt-và-chạy"/>
-      <w:bookmarkStart w:id="150" w:name="_Toc239081380"/>
+      <w:bookmarkStart w:id="150" w:name="_Toc239099187"/>
       <w:bookmarkEnd w:id="144"/>
       <w:bookmarkEnd w:id="148"/>
       <w:r>
@@ -82559,7 +82559,7 @@
   <w:abstractNum w:abstractNumId="0" w15:restartNumberingAfterBreak="0">
     <w:nsid w:val="0000A990"/>
     <w:multiLevelType w:val="multilevel"/>
-    <w:tmpl w:val="78A499C6"/>
+    <w:tmpl w:val="F836C3E6"/>
     <w:lvl w:ilvl="0">
       <w:numFmt w:val="bullet"/>
       <w:lvlText w:val=" "/>
@@ -82636,7 +82636,7 @@
   <w:abstractNum w:abstractNumId="1" w15:restartNumberingAfterBreak="0">
     <w:nsid w:val="0000A991"/>
     <w:multiLevelType w:val="multilevel"/>
-    <w:tmpl w:val="62C0C42A"/>
+    <w:tmpl w:val="42005274"/>
     <w:lvl w:ilvl="0">
       <w:numFmt w:val="bullet"/>
       <w:lvlText w:val=""/>
@@ -82740,7 +82740,7 @@
   <w:abstractNum w:abstractNumId="2" w15:restartNumberingAfterBreak="0">
     <w:nsid w:val="00A99411"/>
     <w:multiLevelType w:val="multilevel"/>
-    <w:tmpl w:val="BD7CC8C2"/>
+    <w:tmpl w:val="43FEBA2E"/>
     <w:lvl w:ilvl="0">
       <w:start w:val="1"/>
       <w:numFmt w:val="decimal"/>
@@ -82823,10 +82823,10 @@
       </w:pPr>
     </w:lvl>
   </w:abstractNum>
-  <w:num w:numId="1" w16cid:durableId="1473401810">
+  <w:num w:numId="1" w16cid:durableId="1388532294">
     <w:abstractNumId w:val="0"/>
   </w:num>
-  <w:num w:numId="2" w16cid:durableId="766077883">
+  <w:num w:numId="2" w16cid:durableId="1915819018">
     <w:abstractNumId w:val="2"/>
     <w:lvlOverride w:ilvl="0">
       <w:startOverride w:val="1"/>
@@ -82856,22 +82856,22 @@
       <w:startOverride w:val="1"/>
     </w:lvlOverride>
   </w:num>
-  <w:num w:numId="3" w16cid:durableId="667832096">
+  <w:num w:numId="3" w16cid:durableId="1601989624">
     <w:abstractNumId w:val="1"/>
   </w:num>
-  <w:num w:numId="4" w16cid:durableId="979647680">
+  <w:num w:numId="4" w16cid:durableId="1377579948">
     <w:abstractNumId w:val="1"/>
   </w:num>
-  <w:num w:numId="5" w16cid:durableId="1299218323">
+  <w:num w:numId="5" w16cid:durableId="1901331596">
     <w:abstractNumId w:val="1"/>
   </w:num>
-  <w:num w:numId="6" w16cid:durableId="1843080822">
+  <w:num w:numId="6" w16cid:durableId="594477109">
     <w:abstractNumId w:val="1"/>
   </w:num>
-  <w:num w:numId="7" w16cid:durableId="389036730">
+  <w:num w:numId="7" w16cid:durableId="1238443012">
     <w:abstractNumId w:val="1"/>
   </w:num>
-  <w:num w:numId="8" w16cid:durableId="869420507">
+  <w:num w:numId="8" w16cid:durableId="178928386">
     <w:abstractNumId w:val="1"/>
   </w:num>
 </w:numbering>
@@ -84096,7 +84096,7 @@
     <w:next w:val="Normal"/>
     <w:autoRedefine/>
     <w:uiPriority w:val="39"/>
-    <w:rsid w:val="00136E32"/>
+    <w:rsid w:val="00FD73B2"/>
     <w:pPr>
       <w:spacing w:after="100"/>
     </w:pPr>
@@ -84107,7 +84107,7 @@
     <w:next w:val="Normal"/>
     <w:autoRedefine/>
     <w:uiPriority w:val="39"/>
-    <w:rsid w:val="00136E32"/>
+    <w:rsid w:val="00FD73B2"/>
     <w:pPr>
       <w:spacing w:after="100"/>
       <w:ind w:left="240"/>

--- a/docs/papers/mon-hoc/thesis-full.docx
+++ b/docs/papers/mon-hoc/thesis-full.docx
@@ -148,7 +148,7 @@
         <w:pStyle w:val="Heading1"/>
       </w:pPr>
       <w:bookmarkStart w:id="0" w:name="đồ-án-môn-học"/>
-      <w:bookmarkStart w:id="1" w:name="_Toc239319796"/>
+      <w:bookmarkStart w:id="1" w:name="_Toc239321546"/>
       <w:r>
         <w:t>Đ</w:t>
       </w:r>
@@ -220,7 +220,7 @@
         <w:pStyle w:val="Heading1"/>
       </w:pPr>
       <w:bookmarkStart w:id="4" w:name="Xbe958ce37c6a089ac9bdc99dada4ec5e2c0f7da"/>
-      <w:bookmarkStart w:id="5" w:name="_Toc239319797"/>
+      <w:bookmarkStart w:id="5" w:name="_Toc239321547"/>
       <w:bookmarkEnd w:id="0"/>
       <w:bookmarkEnd w:id="3"/>
       <w:r>
@@ -659,7 +659,7 @@
     </w:p>
     <w:p>
       <w:r>
-        <w:pict w14:anchorId="5B48843A">
+        <w:pict w14:anchorId="12C22E57">
           <v:rect id="_x0000_i1025" style="width:0;height:1.5pt" o:hralign="center" o:hrstd="t" o:hr="t"/>
         </w:pict>
       </w:r>
@@ -669,7 +669,7 @@
         <w:pStyle w:val="Heading2"/>
       </w:pPr>
       <w:bookmarkStart w:id="6" w:name="mục-lục"/>
-      <w:bookmarkStart w:id="7" w:name="_Toc239319798"/>
+      <w:bookmarkStart w:id="7" w:name="_Toc239321548"/>
       <w:r>
         <w:t>M</w:t>
       </w:r>
@@ -709,7 +709,7 @@
       <w:r>
         <w:fldChar w:fldCharType="separate"/>
       </w:r>
-      <w:hyperlink w:anchor="_Toc239319796" w:history="1">
+      <w:hyperlink w:anchor="_Toc239321546" w:history="1">
         <w:r>
           <w:rPr>
             <w:rStyle w:val="Hyperlink"/>
@@ -736,7 +736,7 @@
             <w:noProof/>
             <w:webHidden/>
           </w:rPr>
-          <w:instrText xml:space="preserve"> PAGEREF _Toc239319796 \h </w:instrText>
+          <w:instrText xml:space="preserve"> PAGEREF _Toc239321546 \h </w:instrText>
         </w:r>
         <w:r>
           <w:rPr>
@@ -780,7 +780,7 @@
           <w14:ligatures w14:val="standardContextual"/>
         </w:rPr>
       </w:pPr>
-      <w:hyperlink w:anchor="_Toc239319797" w:history="1">
+      <w:hyperlink w:anchor="_Toc239321547" w:history="1">
         <w:r>
           <w:rPr>
             <w:rStyle w:val="Hyperlink"/>
@@ -807,7 +807,7 @@
             <w:noProof/>
             <w:webHidden/>
           </w:rPr>
-          <w:instrText xml:space="preserve"> PAGEREF _Toc239319797 \h </w:instrText>
+          <w:instrText xml:space="preserve"> PAGEREF _Toc239321547 \h </w:instrText>
         </w:r>
         <w:r>
           <w:rPr>
@@ -851,7 +851,7 @@
           <w14:ligatures w14:val="standardContextual"/>
         </w:rPr>
       </w:pPr>
-      <w:hyperlink w:anchor="_Toc239319798" w:history="1">
+      <w:hyperlink w:anchor="_Toc239321548" w:history="1">
         <w:r>
           <w:rPr>
             <w:rStyle w:val="Hyperlink"/>
@@ -878,7 +878,7 @@
             <w:noProof/>
             <w:webHidden/>
           </w:rPr>
-          <w:instrText xml:space="preserve"> PAGEREF _Toc239319798 \h </w:instrText>
+          <w:instrText xml:space="preserve"> PAGEREF _Toc239321548 \h </w:instrText>
         </w:r>
         <w:r>
           <w:rPr>
@@ -922,7 +922,7 @@
           <w14:ligatures w14:val="standardContextual"/>
         </w:rPr>
       </w:pPr>
-      <w:hyperlink w:anchor="_Toc239319799" w:history="1">
+      <w:hyperlink w:anchor="_Toc239321549" w:history="1">
         <w:r>
           <w:rPr>
             <w:rStyle w:val="Hyperlink"/>
@@ -949,7 +949,7 @@
             <w:noProof/>
             <w:webHidden/>
           </w:rPr>
-          <w:instrText xml:space="preserve"> PAGEREF _Toc239319799 \h </w:instrText>
+          <w:instrText xml:space="preserve"> PAGEREF _Toc239321549 \h </w:instrText>
         </w:r>
         <w:r>
           <w:rPr>
@@ -993,7 +993,7 @@
           <w14:ligatures w14:val="standardContextual"/>
         </w:rPr>
       </w:pPr>
-      <w:hyperlink w:anchor="_Toc239319800" w:history="1">
+      <w:hyperlink w:anchor="_Toc239321550" w:history="1">
         <w:r>
           <w:rPr>
             <w:rStyle w:val="Hyperlink"/>
@@ -1020,7 +1020,7 @@
             <w:noProof/>
             <w:webHidden/>
           </w:rPr>
-          <w:instrText xml:space="preserve"> PAGEREF _Toc239319800 \h </w:instrText>
+          <w:instrText xml:space="preserve"> PAGEREF _Toc239321550 \h </w:instrText>
         </w:r>
         <w:r>
           <w:rPr>
@@ -1064,7 +1064,7 @@
           <w14:ligatures w14:val="standardContextual"/>
         </w:rPr>
       </w:pPr>
-      <w:hyperlink w:anchor="_Toc239319801" w:history="1">
+      <w:hyperlink w:anchor="_Toc239321551" w:history="1">
         <w:r>
           <w:rPr>
             <w:rStyle w:val="Hyperlink"/>
@@ -1091,7 +1091,7 @@
             <w:noProof/>
             <w:webHidden/>
           </w:rPr>
-          <w:instrText xml:space="preserve"> PAGEREF _Toc239319801 \h </w:instrText>
+          <w:instrText xml:space="preserve"> PAGEREF _Toc239321551 \h </w:instrText>
         </w:r>
         <w:r>
           <w:rPr>
@@ -1135,7 +1135,7 @@
           <w14:ligatures w14:val="standardContextual"/>
         </w:rPr>
       </w:pPr>
-      <w:hyperlink w:anchor="_Toc239319802" w:history="1">
+      <w:hyperlink w:anchor="_Toc239321552" w:history="1">
         <w:r>
           <w:rPr>
             <w:rStyle w:val="Hyperlink"/>
@@ -1162,7 +1162,7 @@
             <w:noProof/>
             <w:webHidden/>
           </w:rPr>
-          <w:instrText xml:space="preserve"> PAGEREF _Toc239319802 \h </w:instrText>
+          <w:instrText xml:space="preserve"> PAGEREF _Toc239321552 \h </w:instrText>
         </w:r>
         <w:r>
           <w:rPr>
@@ -1206,7 +1206,7 @@
           <w14:ligatures w14:val="standardContextual"/>
         </w:rPr>
       </w:pPr>
-      <w:hyperlink w:anchor="_Toc239319803" w:history="1">
+      <w:hyperlink w:anchor="_Toc239321553" w:history="1">
         <w:r>
           <w:rPr>
             <w:rStyle w:val="Hyperlink"/>
@@ -1233,7 +1233,7 @@
             <w:noProof/>
             <w:webHidden/>
           </w:rPr>
-          <w:instrText xml:space="preserve"> PAGEREF _Toc239319803 \h </w:instrText>
+          <w:instrText xml:space="preserve"> PAGEREF _Toc239321553 \h </w:instrText>
         </w:r>
         <w:r>
           <w:rPr>
@@ -1277,7 +1277,7 @@
           <w14:ligatures w14:val="standardContextual"/>
         </w:rPr>
       </w:pPr>
-      <w:hyperlink w:anchor="_Toc239319804" w:history="1">
+      <w:hyperlink w:anchor="_Toc239321554" w:history="1">
         <w:r>
           <w:rPr>
             <w:rStyle w:val="Hyperlink"/>
@@ -1304,7 +1304,7 @@
             <w:noProof/>
             <w:webHidden/>
           </w:rPr>
-          <w:instrText xml:space="preserve"> PAGEREF _Toc239319804 \h </w:instrText>
+          <w:instrText xml:space="preserve"> PAGEREF _Toc239321554 \h </w:instrText>
         </w:r>
         <w:r>
           <w:rPr>
@@ -1348,7 +1348,7 @@
           <w14:ligatures w14:val="standardContextual"/>
         </w:rPr>
       </w:pPr>
-      <w:hyperlink w:anchor="_Toc239319805" w:history="1">
+      <w:hyperlink w:anchor="_Toc239321555" w:history="1">
         <w:r>
           <w:rPr>
             <w:rStyle w:val="Hyperlink"/>
@@ -1375,7 +1375,7 @@
             <w:noProof/>
             <w:webHidden/>
           </w:rPr>
-          <w:instrText xml:space="preserve"> PAGEREF _Toc239319805 \h </w:instrText>
+          <w:instrText xml:space="preserve"> PAGEREF _Toc239321555 \h </w:instrText>
         </w:r>
         <w:r>
           <w:rPr>
@@ -1419,7 +1419,7 @@
           <w14:ligatures w14:val="standardContextual"/>
         </w:rPr>
       </w:pPr>
-      <w:hyperlink w:anchor="_Toc239319806" w:history="1">
+      <w:hyperlink w:anchor="_Toc239321556" w:history="1">
         <w:r>
           <w:rPr>
             <w:rStyle w:val="Hyperlink"/>
@@ -1446,7 +1446,7 @@
             <w:noProof/>
             <w:webHidden/>
           </w:rPr>
-          <w:instrText xml:space="preserve"> PAGEREF _Toc239319806 \h </w:instrText>
+          <w:instrText xml:space="preserve"> PAGEREF _Toc239321556 \h </w:instrText>
         </w:r>
         <w:r>
           <w:rPr>
@@ -1490,7 +1490,7 @@
           <w14:ligatures w14:val="standardContextual"/>
         </w:rPr>
       </w:pPr>
-      <w:hyperlink w:anchor="_Toc239319807" w:history="1">
+      <w:hyperlink w:anchor="_Toc239321557" w:history="1">
         <w:r>
           <w:rPr>
             <w:rStyle w:val="Hyperlink"/>
@@ -1517,7 +1517,7 @@
             <w:noProof/>
             <w:webHidden/>
           </w:rPr>
-          <w:instrText xml:space="preserve"> PAGEREF _Toc239319807 \h </w:instrText>
+          <w:instrText xml:space="preserve"> PAGEREF _Toc239321557 \h </w:instrText>
         </w:r>
         <w:r>
           <w:rPr>
@@ -1561,7 +1561,7 @@
           <w14:ligatures w14:val="standardContextual"/>
         </w:rPr>
       </w:pPr>
-      <w:hyperlink w:anchor="_Toc239319808" w:history="1">
+      <w:hyperlink w:anchor="_Toc239321558" w:history="1">
         <w:r>
           <w:rPr>
             <w:rStyle w:val="Hyperlink"/>
@@ -1588,7 +1588,7 @@
             <w:noProof/>
             <w:webHidden/>
           </w:rPr>
-          <w:instrText xml:space="preserve"> PAGEREF _Toc239319808 \h </w:instrText>
+          <w:instrText xml:space="preserve"> PAGEREF _Toc239321558 \h </w:instrText>
         </w:r>
         <w:r>
           <w:rPr>
@@ -1632,7 +1632,7 @@
           <w14:ligatures w14:val="standardContextual"/>
         </w:rPr>
       </w:pPr>
-      <w:hyperlink w:anchor="_Toc239319809" w:history="1">
+      <w:hyperlink w:anchor="_Toc239321559" w:history="1">
         <w:r>
           <w:rPr>
             <w:rStyle w:val="Hyperlink"/>
@@ -1659,7 +1659,7 @@
             <w:noProof/>
             <w:webHidden/>
           </w:rPr>
-          <w:instrText xml:space="preserve"> PAGEREF _Toc239319809 \h </w:instrText>
+          <w:instrText xml:space="preserve"> PAGEREF _Toc239321559 \h </w:instrText>
         </w:r>
         <w:r>
           <w:rPr>
@@ -1703,7 +1703,7 @@
           <w14:ligatures w14:val="standardContextual"/>
         </w:rPr>
       </w:pPr>
-      <w:hyperlink w:anchor="_Toc239319810" w:history="1">
+      <w:hyperlink w:anchor="_Toc239321560" w:history="1">
         <w:r>
           <w:rPr>
             <w:rStyle w:val="Hyperlink"/>
@@ -1730,7 +1730,7 @@
             <w:noProof/>
             <w:webHidden/>
           </w:rPr>
-          <w:instrText xml:space="preserve"> PAGEREF _Toc239319810 \h </w:instrText>
+          <w:instrText xml:space="preserve"> PAGEREF _Toc239321560 \h </w:instrText>
         </w:r>
         <w:r>
           <w:rPr>
@@ -1774,7 +1774,7 @@
           <w14:ligatures w14:val="standardContextual"/>
         </w:rPr>
       </w:pPr>
-      <w:hyperlink w:anchor="_Toc239319811" w:history="1">
+      <w:hyperlink w:anchor="_Toc239321561" w:history="1">
         <w:r>
           <w:rPr>
             <w:rStyle w:val="Hyperlink"/>
@@ -1801,7 +1801,7 @@
             <w:noProof/>
             <w:webHidden/>
           </w:rPr>
-          <w:instrText xml:space="preserve"> PAGEREF _Toc239319811 \h </w:instrText>
+          <w:instrText xml:space="preserve"> PAGEREF _Toc239321561 \h </w:instrText>
         </w:r>
         <w:r>
           <w:rPr>
@@ -1845,7 +1845,7 @@
           <w14:ligatures w14:val="standardContextual"/>
         </w:rPr>
       </w:pPr>
-      <w:hyperlink w:anchor="_Toc239319812" w:history="1">
+      <w:hyperlink w:anchor="_Toc239321562" w:history="1">
         <w:r>
           <w:rPr>
             <w:rStyle w:val="Hyperlink"/>
@@ -1872,7 +1872,7 @@
             <w:noProof/>
             <w:webHidden/>
           </w:rPr>
-          <w:instrText xml:space="preserve"> PAGEREF _Toc239319812 \h </w:instrText>
+          <w:instrText xml:space="preserve"> PAGEREF _Toc239321562 \h </w:instrText>
         </w:r>
         <w:r>
           <w:rPr>
@@ -1916,7 +1916,7 @@
           <w14:ligatures w14:val="standardContextual"/>
         </w:rPr>
       </w:pPr>
-      <w:hyperlink w:anchor="_Toc239319813" w:history="1">
+      <w:hyperlink w:anchor="_Toc239321563" w:history="1">
         <w:r>
           <w:rPr>
             <w:rStyle w:val="Hyperlink"/>
@@ -1943,7 +1943,7 @@
             <w:noProof/>
             <w:webHidden/>
           </w:rPr>
-          <w:instrText xml:space="preserve"> PAGEREF _Toc239319813 \h </w:instrText>
+          <w:instrText xml:space="preserve"> PAGEREF _Toc239321563 \h </w:instrText>
         </w:r>
         <w:r>
           <w:rPr>
@@ -1987,7 +1987,7 @@
           <w14:ligatures w14:val="standardContextual"/>
         </w:rPr>
       </w:pPr>
-      <w:hyperlink w:anchor="_Toc239319814" w:history="1">
+      <w:hyperlink w:anchor="_Toc239321564" w:history="1">
         <w:r>
           <w:rPr>
             <w:rStyle w:val="Hyperlink"/>
@@ -2014,7 +2014,7 @@
             <w:noProof/>
             <w:webHidden/>
           </w:rPr>
-          <w:instrText xml:space="preserve"> PAGEREF _Toc239319814 \h </w:instrText>
+          <w:instrText xml:space="preserve"> PAGEREF _Toc239321564 \h </w:instrText>
         </w:r>
         <w:r>
           <w:rPr>
@@ -2058,7 +2058,7 @@
           <w14:ligatures w14:val="standardContextual"/>
         </w:rPr>
       </w:pPr>
-      <w:hyperlink w:anchor="_Toc239319815" w:history="1">
+      <w:hyperlink w:anchor="_Toc239321565" w:history="1">
         <w:r>
           <w:rPr>
             <w:rStyle w:val="Hyperlink"/>
@@ -2085,7 +2085,7 @@
             <w:noProof/>
             <w:webHidden/>
           </w:rPr>
-          <w:instrText xml:space="preserve"> PAGEREF _Toc239319815 \h </w:instrText>
+          <w:instrText xml:space="preserve"> PAGEREF _Toc239321565 \h </w:instrText>
         </w:r>
         <w:r>
           <w:rPr>
@@ -2129,7 +2129,7 @@
           <w14:ligatures w14:val="standardContextual"/>
         </w:rPr>
       </w:pPr>
-      <w:hyperlink w:anchor="_Toc239319816" w:history="1">
+      <w:hyperlink w:anchor="_Toc239321566" w:history="1">
         <w:r>
           <w:rPr>
             <w:rStyle w:val="Hyperlink"/>
@@ -2156,7 +2156,7 @@
             <w:noProof/>
             <w:webHidden/>
           </w:rPr>
-          <w:instrText xml:space="preserve"> PAGEREF _Toc239319816 \h </w:instrText>
+          <w:instrText xml:space="preserve"> PAGEREF _Toc239321566 \h </w:instrText>
         </w:r>
         <w:r>
           <w:rPr>
@@ -2200,7 +2200,7 @@
           <w14:ligatures w14:val="standardContextual"/>
         </w:rPr>
       </w:pPr>
-      <w:hyperlink w:anchor="_Toc239319817" w:history="1">
+      <w:hyperlink w:anchor="_Toc239321567" w:history="1">
         <w:r>
           <w:rPr>
             <w:rStyle w:val="Hyperlink"/>
@@ -2227,7 +2227,7 @@
             <w:noProof/>
             <w:webHidden/>
           </w:rPr>
-          <w:instrText xml:space="preserve"> PAGEREF _Toc239319817 \h </w:instrText>
+          <w:instrText xml:space="preserve"> PAGEREF _Toc239321567 \h </w:instrText>
         </w:r>
         <w:r>
           <w:rPr>
@@ -2271,7 +2271,7 @@
           <w14:ligatures w14:val="standardContextual"/>
         </w:rPr>
       </w:pPr>
-      <w:hyperlink w:anchor="_Toc239319818" w:history="1">
+      <w:hyperlink w:anchor="_Toc239321568" w:history="1">
         <w:r>
           <w:rPr>
             <w:rStyle w:val="Hyperlink"/>
@@ -2298,7 +2298,7 @@
             <w:noProof/>
             <w:webHidden/>
           </w:rPr>
-          <w:instrText xml:space="preserve"> PAGEREF _Toc239319818 \h </w:instrText>
+          <w:instrText xml:space="preserve"> PAGEREF _Toc239321568 \h </w:instrText>
         </w:r>
         <w:r>
           <w:rPr>
@@ -2342,7 +2342,7 @@
           <w14:ligatures w14:val="standardContextual"/>
         </w:rPr>
       </w:pPr>
-      <w:hyperlink w:anchor="_Toc239319819" w:history="1">
+      <w:hyperlink w:anchor="_Toc239321569" w:history="1">
         <w:r>
           <w:rPr>
             <w:rStyle w:val="Hyperlink"/>
@@ -2369,7 +2369,7 @@
             <w:noProof/>
             <w:webHidden/>
           </w:rPr>
-          <w:instrText xml:space="preserve"> PAGEREF _Toc239319819 \h </w:instrText>
+          <w:instrText xml:space="preserve"> PAGEREF _Toc239321569 \h </w:instrText>
         </w:r>
         <w:r>
           <w:rPr>
@@ -2413,7 +2413,7 @@
           <w14:ligatures w14:val="standardContextual"/>
         </w:rPr>
       </w:pPr>
-      <w:hyperlink w:anchor="_Toc239319820" w:history="1">
+      <w:hyperlink w:anchor="_Toc239321570" w:history="1">
         <w:r>
           <w:rPr>
             <w:rStyle w:val="Hyperlink"/>
@@ -2440,7 +2440,7 @@
             <w:noProof/>
             <w:webHidden/>
           </w:rPr>
-          <w:instrText xml:space="preserve"> PAGEREF _Toc239319820 \h </w:instrText>
+          <w:instrText xml:space="preserve"> PAGEREF _Toc239321570 \h </w:instrText>
         </w:r>
         <w:r>
           <w:rPr>
@@ -2484,7 +2484,7 @@
           <w14:ligatures w14:val="standardContextual"/>
         </w:rPr>
       </w:pPr>
-      <w:hyperlink w:anchor="_Toc239319821" w:history="1">
+      <w:hyperlink w:anchor="_Toc239321571" w:history="1">
         <w:r>
           <w:rPr>
             <w:rStyle w:val="Hyperlink"/>
@@ -2511,7 +2511,7 @@
             <w:noProof/>
             <w:webHidden/>
           </w:rPr>
-          <w:instrText xml:space="preserve"> PAGEREF _Toc239319821 \h </w:instrText>
+          <w:instrText xml:space="preserve"> PAGEREF _Toc239321571 \h </w:instrText>
         </w:r>
         <w:r>
           <w:rPr>
@@ -2555,7 +2555,7 @@
           <w14:ligatures w14:val="standardContextual"/>
         </w:rPr>
       </w:pPr>
-      <w:hyperlink w:anchor="_Toc239319822" w:history="1">
+      <w:hyperlink w:anchor="_Toc239321572" w:history="1">
         <w:r>
           <w:rPr>
             <w:rStyle w:val="Hyperlink"/>
@@ -2582,7 +2582,7 @@
             <w:noProof/>
             <w:webHidden/>
           </w:rPr>
-          <w:instrText xml:space="preserve"> PAGEREF _Toc239319822 \h </w:instrText>
+          <w:instrText xml:space="preserve"> PAGEREF _Toc239321572 \h </w:instrText>
         </w:r>
         <w:r>
           <w:rPr>
@@ -2626,7 +2626,7 @@
           <w14:ligatures w14:val="standardContextual"/>
         </w:rPr>
       </w:pPr>
-      <w:hyperlink w:anchor="_Toc239319823" w:history="1">
+      <w:hyperlink w:anchor="_Toc239321573" w:history="1">
         <w:r>
           <w:rPr>
             <w:rStyle w:val="Hyperlink"/>
@@ -2653,7 +2653,7 @@
             <w:noProof/>
             <w:webHidden/>
           </w:rPr>
-          <w:instrText xml:space="preserve"> PAGEREF _Toc239319823 \h </w:instrText>
+          <w:instrText xml:space="preserve"> PAGEREF _Toc239321573 \h </w:instrText>
         </w:r>
         <w:r>
           <w:rPr>
@@ -2697,7 +2697,7 @@
           <w14:ligatures w14:val="standardContextual"/>
         </w:rPr>
       </w:pPr>
-      <w:hyperlink w:anchor="_Toc239319824" w:history="1">
+      <w:hyperlink w:anchor="_Toc239321574" w:history="1">
         <w:r>
           <w:rPr>
             <w:rStyle w:val="Hyperlink"/>
@@ -2724,7 +2724,7 @@
             <w:noProof/>
             <w:webHidden/>
           </w:rPr>
-          <w:instrText xml:space="preserve"> PAGEREF _Toc239319824 \h </w:instrText>
+          <w:instrText xml:space="preserve"> PAGEREF _Toc239321574 \h </w:instrText>
         </w:r>
         <w:r>
           <w:rPr>
@@ -2768,7 +2768,7 @@
           <w14:ligatures w14:val="standardContextual"/>
         </w:rPr>
       </w:pPr>
-      <w:hyperlink w:anchor="_Toc239319825" w:history="1">
+      <w:hyperlink w:anchor="_Toc239321575" w:history="1">
         <w:r>
           <w:rPr>
             <w:rStyle w:val="Hyperlink"/>
@@ -2795,7 +2795,7 @@
             <w:noProof/>
             <w:webHidden/>
           </w:rPr>
-          <w:instrText xml:space="preserve"> PAGEREF _Toc239319825 \h </w:instrText>
+          <w:instrText xml:space="preserve"> PAGEREF _Toc239321575 \h </w:instrText>
         </w:r>
         <w:r>
           <w:rPr>
@@ -2839,7 +2839,7 @@
           <w14:ligatures w14:val="standardContextual"/>
         </w:rPr>
       </w:pPr>
-      <w:hyperlink w:anchor="_Toc239319826" w:history="1">
+      <w:hyperlink w:anchor="_Toc239321576" w:history="1">
         <w:r>
           <w:rPr>
             <w:rStyle w:val="Hyperlink"/>
@@ -2866,7 +2866,7 @@
             <w:noProof/>
             <w:webHidden/>
           </w:rPr>
-          <w:instrText xml:space="preserve"> PAGEREF _Toc239319826 \h </w:instrText>
+          <w:instrText xml:space="preserve"> PAGEREF _Toc239321576 \h </w:instrText>
         </w:r>
         <w:r>
           <w:rPr>
@@ -2910,7 +2910,7 @@
           <w14:ligatures w14:val="standardContextual"/>
         </w:rPr>
       </w:pPr>
-      <w:hyperlink w:anchor="_Toc239319827" w:history="1">
+      <w:hyperlink w:anchor="_Toc239321577" w:history="1">
         <w:r>
           <w:rPr>
             <w:rStyle w:val="Hyperlink"/>
@@ -2937,7 +2937,7 @@
             <w:noProof/>
             <w:webHidden/>
           </w:rPr>
-          <w:instrText xml:space="preserve"> PAGEREF _Toc239319827 \h </w:instrText>
+          <w:instrText xml:space="preserve"> PAGEREF _Toc239321577 \h </w:instrText>
         </w:r>
         <w:r>
           <w:rPr>
@@ -2981,7 +2981,7 @@
           <w14:ligatures w14:val="standardContextual"/>
         </w:rPr>
       </w:pPr>
-      <w:hyperlink w:anchor="_Toc239319828" w:history="1">
+      <w:hyperlink w:anchor="_Toc239321578" w:history="1">
         <w:r>
           <w:rPr>
             <w:rStyle w:val="Hyperlink"/>
@@ -3008,7 +3008,7 @@
             <w:noProof/>
             <w:webHidden/>
           </w:rPr>
-          <w:instrText xml:space="preserve"> PAGEREF _Toc239319828 \h </w:instrText>
+          <w:instrText xml:space="preserve"> PAGEREF _Toc239321578 \h </w:instrText>
         </w:r>
         <w:r>
           <w:rPr>
@@ -3052,7 +3052,7 @@
           <w14:ligatures w14:val="standardContextual"/>
         </w:rPr>
       </w:pPr>
-      <w:hyperlink w:anchor="_Toc239319829" w:history="1">
+      <w:hyperlink w:anchor="_Toc239321579" w:history="1">
         <w:r>
           <w:rPr>
             <w:rStyle w:val="Hyperlink"/>
@@ -3079,7 +3079,7 @@
             <w:noProof/>
             <w:webHidden/>
           </w:rPr>
-          <w:instrText xml:space="preserve"> PAGEREF _Toc239319829 \h </w:instrText>
+          <w:instrText xml:space="preserve"> PAGEREF _Toc239321579 \h </w:instrText>
         </w:r>
         <w:r>
           <w:rPr>
@@ -3123,7 +3123,7 @@
           <w14:ligatures w14:val="standardContextual"/>
         </w:rPr>
       </w:pPr>
-      <w:hyperlink w:anchor="_Toc239319830" w:history="1">
+      <w:hyperlink w:anchor="_Toc239321580" w:history="1">
         <w:r>
           <w:rPr>
             <w:rStyle w:val="Hyperlink"/>
@@ -3150,7 +3150,7 @@
             <w:noProof/>
             <w:webHidden/>
           </w:rPr>
-          <w:instrText xml:space="preserve"> PAGEREF _Toc239319830 \h </w:instrText>
+          <w:instrText xml:space="preserve"> PAGEREF _Toc239321580 \h </w:instrText>
         </w:r>
         <w:r>
           <w:rPr>
@@ -3194,7 +3194,7 @@
           <w14:ligatures w14:val="standardContextual"/>
         </w:rPr>
       </w:pPr>
-      <w:hyperlink w:anchor="_Toc239319831" w:history="1">
+      <w:hyperlink w:anchor="_Toc239321581" w:history="1">
         <w:r>
           <w:rPr>
             <w:rStyle w:val="Hyperlink"/>
@@ -3221,7 +3221,7 @@
             <w:noProof/>
             <w:webHidden/>
           </w:rPr>
-          <w:instrText xml:space="preserve"> PAGEREF _Toc239319831 \h </w:instrText>
+          <w:instrText xml:space="preserve"> PAGEREF _Toc239321581 \h </w:instrText>
         </w:r>
         <w:r>
           <w:rPr>
@@ -3265,7 +3265,7 @@
           <w14:ligatures w14:val="standardContextual"/>
         </w:rPr>
       </w:pPr>
-      <w:hyperlink w:anchor="_Toc239319832" w:history="1">
+      <w:hyperlink w:anchor="_Toc239321582" w:history="1">
         <w:r>
           <w:rPr>
             <w:rStyle w:val="Hyperlink"/>
@@ -3292,7 +3292,7 @@
             <w:noProof/>
             <w:webHidden/>
           </w:rPr>
-          <w:instrText xml:space="preserve"> PAGEREF _Toc239319832 \h </w:instrText>
+          <w:instrText xml:space="preserve"> PAGEREF _Toc239321582 \h </w:instrText>
         </w:r>
         <w:r>
           <w:rPr>
@@ -3338,7 +3338,7 @@
         <w:pStyle w:val="Heading1"/>
       </w:pPr>
       <w:bookmarkStart w:id="8" w:name="chương-1-giới-thiệu"/>
-      <w:bookmarkStart w:id="9" w:name="_Toc239319799"/>
+      <w:bookmarkStart w:id="9" w:name="_Toc239321549"/>
       <w:bookmarkEnd w:id="4"/>
       <w:bookmarkEnd w:id="6"/>
       <w:r>
@@ -3363,7 +3363,7 @@
         <w:pStyle w:val="Heading2"/>
       </w:pPr>
       <w:bookmarkStart w:id="10" w:name="X7d99df2d9d0c5141050eb9941026463f4c8ea2b"/>
-      <w:bookmarkStart w:id="11" w:name="_Toc239319800"/>
+      <w:bookmarkStart w:id="11" w:name="_Toc239321550"/>
       <w:r>
         <w:t>1.1. Đ</w:t>
       </w:r>
@@ -5213,7 +5213,7 @@
         <w:pStyle w:val="Heading2"/>
       </w:pPr>
       <w:bookmarkStart w:id="12" w:name="X60021b7b958505251ec70bd32e2bac9f8a0361c"/>
-      <w:bookmarkStart w:id="13" w:name="_Toc239319801"/>
+      <w:bookmarkStart w:id="13" w:name="_Toc239321551"/>
       <w:bookmarkEnd w:id="10"/>
       <w:r>
         <w:t>1.2. M</w:t>
@@ -7159,7 +7159,7 @@
         <w:pStyle w:val="Heading2"/>
       </w:pPr>
       <w:bookmarkStart w:id="17" w:name="X03724c88a1b7da9b434cf0a8db5356690a4bb71"/>
-      <w:bookmarkStart w:id="18" w:name="_Toc239319802"/>
+      <w:bookmarkStart w:id="18" w:name="_Toc239321552"/>
       <w:bookmarkEnd w:id="12"/>
       <w:bookmarkEnd w:id="16"/>
       <w:r>
@@ -8964,7 +8964,7 @@
         <w:pStyle w:val="Heading1"/>
       </w:pPr>
       <w:bookmarkStart w:id="20" w:name="chương-2-cơ-sở-lý-thuyết"/>
-      <w:bookmarkStart w:id="21" w:name="_Toc239319803"/>
+      <w:bookmarkStart w:id="21" w:name="_Toc239321553"/>
       <w:bookmarkEnd w:id="8"/>
       <w:bookmarkEnd w:id="17"/>
       <w:r>
@@ -9261,7 +9261,7 @@
         <w:pStyle w:val="Heading2"/>
       </w:pPr>
       <w:bookmarkStart w:id="22" w:name="X2256001523e16d112c59df938522f140b8b988e"/>
-      <w:bookmarkStart w:id="23" w:name="_Toc239319804"/>
+      <w:bookmarkStart w:id="23" w:name="_Toc239321554"/>
       <w:r>
         <w:t>2.1. Quy chu</w:t>
       </w:r>
@@ -13940,7 +13940,7 @@
         <w:pStyle w:val="Heading2"/>
       </w:pPr>
       <w:bookmarkStart w:id="30" w:name="Xb21b4f0690a73e92e2a35192cb39315a0956521"/>
-      <w:bookmarkStart w:id="31" w:name="_Toc239319805"/>
+      <w:bookmarkStart w:id="31" w:name="_Toc239321555"/>
       <w:bookmarkEnd w:id="22"/>
       <w:bookmarkEnd w:id="28"/>
       <w:r>
@@ -19180,7 +19180,7 @@
         <w:pStyle w:val="Heading2"/>
       </w:pPr>
       <w:bookmarkStart w:id="38" w:name="X8ff52f1334e3f0e382caf7ffa1b7096a981291c"/>
-      <w:bookmarkStart w:id="39" w:name="_Toc239319806"/>
+      <w:bookmarkStart w:id="39" w:name="_Toc239321556"/>
       <w:bookmarkEnd w:id="30"/>
       <w:bookmarkEnd w:id="37"/>
       <w:r>
@@ -19459,7 +19459,7 @@
           <w:noProof/>
         </w:rPr>
         <w:drawing>
-          <wp:inline distT="0" distB="0" distL="0" distR="0" wp14:anchorId="0805838F" wp14:editId="5694BA4C">
+          <wp:inline distT="0" distB="0" distL="0" distR="0" wp14:anchorId="3E7868D1" wp14:editId="2C59F005">
             <wp:extent cx="5334000" cy="1435553"/>
             <wp:effectExtent l="0" t="0" r="0" b="0"/>
             <wp:docPr id="37" name="Picture"/>
@@ -20921,7 +20921,7 @@
         <w:pStyle w:val="Heading2"/>
       </w:pPr>
       <w:bookmarkStart w:id="43" w:name="X1a77f36e16d4ad267b00eabe7cf793e1dbe08e9"/>
-      <w:bookmarkStart w:id="44" w:name="_Toc239319807"/>
+      <w:bookmarkStart w:id="44" w:name="_Toc239321557"/>
       <w:bookmarkEnd w:id="38"/>
       <w:bookmarkEnd w:id="42"/>
       <w:r>
@@ -22091,7 +22091,7 @@
           <w:noProof/>
         </w:rPr>
         <w:drawing>
-          <wp:inline distT="0" distB="0" distL="0" distR="0" wp14:anchorId="22BBDC0A" wp14:editId="1BF52ABA">
+          <wp:inline distT="0" distB="0" distL="0" distR="0" wp14:anchorId="1159BE58" wp14:editId="3AE7F73B">
             <wp:extent cx="5334000" cy="2884362"/>
             <wp:effectExtent l="0" t="0" r="0" b="0"/>
             <wp:docPr id="44" name="Picture"/>
@@ -22357,7 +22357,7 @@
           <w:noProof/>
         </w:rPr>
         <w:drawing>
-          <wp:inline distT="0" distB="0" distL="0" distR="0" wp14:anchorId="2774D2CD" wp14:editId="47C7C2E9">
+          <wp:inline distT="0" distB="0" distL="0" distR="0" wp14:anchorId="7004744A" wp14:editId="75EE1D43">
             <wp:extent cx="5334000" cy="632732"/>
             <wp:effectExtent l="0" t="0" r="0" b="0"/>
             <wp:docPr id="49" name="Picture"/>
@@ -24260,7 +24260,7 @@
         <w:pStyle w:val="Heading1"/>
       </w:pPr>
       <w:bookmarkStart w:id="50" w:name="chương-3-thiết-kế-và-cài-đặt"/>
-      <w:bookmarkStart w:id="51" w:name="_Toc239319808"/>
+      <w:bookmarkStart w:id="51" w:name="_Toc239321558"/>
       <w:bookmarkEnd w:id="20"/>
       <w:bookmarkEnd w:id="43"/>
       <w:bookmarkEnd w:id="49"/>
@@ -24292,7 +24292,7 @@
         <w:pStyle w:val="Heading2"/>
       </w:pPr>
       <w:bookmarkStart w:id="52" w:name="X21a22cc9b66dca004f2960f37df13c53a04e97b"/>
-      <w:bookmarkStart w:id="53" w:name="_Toc239319809"/>
+      <w:bookmarkStart w:id="53" w:name="_Toc239321559"/>
       <w:r>
         <w:t>3.1. Ki</w:t>
       </w:r>
@@ -24384,7 +24384,7 @@
           <w:noProof/>
         </w:rPr>
         <w:drawing>
-          <wp:inline distT="0" distB="0" distL="0" distR="0" wp14:anchorId="558D4693" wp14:editId="27D95EC1">
+          <wp:inline distT="0" distB="0" distL="0" distR="0" wp14:anchorId="4AE58036" wp14:editId="61746E9B">
             <wp:extent cx="5334000" cy="401410"/>
             <wp:effectExtent l="0" t="0" r="0" b="0"/>
             <wp:docPr id="57" name="Picture"/>
@@ -26053,7 +26053,7 @@
         <w:pStyle w:val="Heading2"/>
       </w:pPr>
       <w:bookmarkStart w:id="55" w:name="X1f307d8f8c73bce8db8683c986faea6c8ea66a3"/>
-      <w:bookmarkStart w:id="56" w:name="_Toc239319810"/>
+      <w:bookmarkStart w:id="56" w:name="_Toc239321560"/>
       <w:bookmarkEnd w:id="52"/>
       <w:r>
         <w:t>3.2. Xây d</w:t>
@@ -26120,7 +26120,7 @@
           <w:noProof/>
         </w:rPr>
         <w:drawing>
-          <wp:inline distT="0" distB="0" distL="0" distR="0" wp14:anchorId="5914D46C" wp14:editId="0F2629ED">
+          <wp:inline distT="0" distB="0" distL="0" distR="0" wp14:anchorId="4AC42C17" wp14:editId="62DC4AE4">
             <wp:extent cx="5334000" cy="802821"/>
             <wp:effectExtent l="0" t="0" r="0" b="0"/>
             <wp:docPr id="62" name="Picture"/>
@@ -30232,7 +30232,7 @@
         <w:pStyle w:val="Heading2"/>
       </w:pPr>
       <w:bookmarkStart w:id="62" w:name="X6a397cb1739f1ec0a8c9714808f79a5ce1fbf6f"/>
-      <w:bookmarkStart w:id="63" w:name="_Toc239319811"/>
+      <w:bookmarkStart w:id="63" w:name="_Toc239321561"/>
       <w:bookmarkEnd w:id="55"/>
       <w:bookmarkEnd w:id="61"/>
       <w:r>
@@ -31798,7 +31798,7 @@
         <w:pStyle w:val="Heading2"/>
       </w:pPr>
       <w:bookmarkStart w:id="65" w:name="X9c2c9b365086d10c999a46e4942f14d73b6baa5"/>
-      <w:bookmarkStart w:id="66" w:name="_Toc239319812"/>
+      <w:bookmarkStart w:id="66" w:name="_Toc239321562"/>
       <w:bookmarkEnd w:id="62"/>
       <w:r>
         <w:t>3.4. Kh</w:t>
@@ -33369,7 +33369,7 @@
           <w:noProof/>
         </w:rPr>
         <w:drawing>
-          <wp:inline distT="0" distB="0" distL="0" distR="0" wp14:anchorId="462311C9" wp14:editId="4A6E17B2">
+          <wp:inline distT="0" distB="0" distL="0" distR="0" wp14:anchorId="3831F32E" wp14:editId="6F4B0A31">
             <wp:extent cx="5334000" cy="8969712"/>
             <wp:effectExtent l="0" t="0" r="0" b="0"/>
             <wp:docPr id="73" name="Picture"/>
@@ -40743,7 +40743,7 @@
         <w:pStyle w:val="Heading2"/>
       </w:pPr>
       <w:bookmarkStart w:id="75" w:name="Xb17945b5d9374e5087c2c96ace1685ff00e2e22"/>
-      <w:bookmarkStart w:id="76" w:name="_Toc239319813"/>
+      <w:bookmarkStart w:id="76" w:name="_Toc239321563"/>
       <w:bookmarkEnd w:id="65"/>
       <w:bookmarkEnd w:id="74"/>
       <w:r>
@@ -42116,7 +42116,7 @@
         <w:pStyle w:val="Heading2"/>
       </w:pPr>
       <w:bookmarkStart w:id="77" w:name="Xfad7df3f963ac0b8ebfe8cf87d7c64fa075f760"/>
-      <w:bookmarkStart w:id="78" w:name="_Toc239319814"/>
+      <w:bookmarkStart w:id="78" w:name="_Toc239321564"/>
       <w:bookmarkEnd w:id="75"/>
       <w:r>
         <w:t>3.6. B</w:t>
@@ -42162,7 +42162,7 @@
           <w:noProof/>
         </w:rPr>
         <w:drawing>
-          <wp:inline distT="0" distB="0" distL="0" distR="0" wp14:anchorId="7C8FF308" wp14:editId="396B8546">
+          <wp:inline distT="0" distB="0" distL="0" distR="0" wp14:anchorId="2CD2FBE1" wp14:editId="3515A6CE">
             <wp:extent cx="5334000" cy="1217839"/>
             <wp:effectExtent l="0" t="0" r="0" b="0"/>
             <wp:docPr id="86" name="Picture"/>
@@ -44940,7 +44940,7 @@
         <w:pStyle w:val="Heading2"/>
       </w:pPr>
       <w:bookmarkStart w:id="80" w:name="X9b5467225f237e4ee44d60f7d236cbdfdaa1e07"/>
-      <w:bookmarkStart w:id="81" w:name="_Toc239319815"/>
+      <w:bookmarkStart w:id="81" w:name="_Toc239321565"/>
       <w:bookmarkEnd w:id="77"/>
       <w:r>
         <w:t xml:space="preserve">3.7. </w:t>
@@ -45060,7 +45060,7 @@
           <w:noProof/>
         </w:rPr>
         <w:drawing>
-          <wp:inline distT="0" distB="0" distL="0" distR="0" wp14:anchorId="6CE4A292" wp14:editId="1A3DBA92">
+          <wp:inline distT="0" distB="0" distL="0" distR="0" wp14:anchorId="1AACEBEE" wp14:editId="76E3BAB0">
             <wp:extent cx="5334000" cy="5953125"/>
             <wp:effectExtent l="0" t="0" r="0" b="0"/>
             <wp:docPr id="91" name="Picture"/>
@@ -46167,7 +46167,7 @@
         <w:pStyle w:val="Heading1"/>
       </w:pPr>
       <w:bookmarkStart w:id="83" w:name="chương-4-thực-nghiệm-và-đánh-giá"/>
-      <w:bookmarkStart w:id="84" w:name="_Toc239319816"/>
+      <w:bookmarkStart w:id="84" w:name="_Toc239321566"/>
       <w:bookmarkEnd w:id="50"/>
       <w:bookmarkEnd w:id="80"/>
       <w:r>
@@ -46192,7 +46192,7 @@
         <w:pStyle w:val="Heading2"/>
       </w:pPr>
       <w:bookmarkStart w:id="85" w:name="X43cb4672f728ce1df4f211c1d18360135f0c40b"/>
-      <w:bookmarkStart w:id="86" w:name="_Toc239319817"/>
+      <w:bookmarkStart w:id="86" w:name="_Toc239321567"/>
       <w:r>
         <w:t>4.1. Môi trư</w:t>
       </w:r>
@@ -47814,7 +47814,7 @@
         <w:pStyle w:val="Heading2"/>
       </w:pPr>
       <w:bookmarkStart w:id="87" w:name="Xe48430b60e6d2b1022368eb4316c1fe9f53411f"/>
-      <w:bookmarkStart w:id="88" w:name="_Toc239319818"/>
+      <w:bookmarkStart w:id="88" w:name="_Toc239321568"/>
       <w:bookmarkEnd w:id="85"/>
       <w:r>
         <w:t>4.2. K</w:t>
@@ -51352,7 +51352,7 @@
         <w:pStyle w:val="Heading2"/>
       </w:pPr>
       <w:bookmarkStart w:id="95" w:name="X09b724f0b907c7f652c2569c27ef1d5728c277c"/>
-      <w:bookmarkStart w:id="96" w:name="_Toc239319819"/>
+      <w:bookmarkStart w:id="96" w:name="_Toc239321569"/>
       <w:bookmarkEnd w:id="87"/>
       <w:bookmarkEnd w:id="93"/>
       <w:r>
@@ -53624,7 +53624,7 @@
           <w:noProof/>
         </w:rPr>
         <w:drawing>
-          <wp:inline distT="0" distB="0" distL="0" distR="0" wp14:anchorId="4D2B2C82" wp14:editId="0C575D48">
+          <wp:inline distT="0" distB="0" distL="0" distR="0" wp14:anchorId="197DD8BE" wp14:editId="0BF0AC98">
             <wp:extent cx="5334000" cy="2883855"/>
             <wp:effectExtent l="0" t="0" r="0" b="0"/>
             <wp:docPr id="108" name="Picture"/>
@@ -59730,7 +59730,7 @@
         <w:pStyle w:val="Heading2"/>
       </w:pPr>
       <w:bookmarkStart w:id="106" w:name="X0c205a3fd5474e5e1d380a3735df7543f97f059"/>
-      <w:bookmarkStart w:id="107" w:name="_Toc239319820"/>
+      <w:bookmarkStart w:id="107" w:name="_Toc239321570"/>
       <w:bookmarkEnd w:id="95"/>
       <w:bookmarkEnd w:id="104"/>
       <w:r>
@@ -63122,7 +63122,7 @@
         <w:pStyle w:val="Heading2"/>
       </w:pPr>
       <w:bookmarkStart w:id="113" w:name="X8f4b2c0e55e8764a0677cdfa39e96dbe6822859"/>
-      <w:bookmarkStart w:id="114" w:name="_Toc239319821"/>
+      <w:bookmarkStart w:id="114" w:name="_Toc239321571"/>
       <w:bookmarkEnd w:id="106"/>
       <w:bookmarkEnd w:id="112"/>
       <w:r>
@@ -66268,7 +66268,7 @@
         <w:pStyle w:val="Heading2"/>
       </w:pPr>
       <w:bookmarkStart w:id="120" w:name="X7468ed9f095dd0192ebc5de940dc44b5cd3e099"/>
-      <w:bookmarkStart w:id="121" w:name="_Toc239319822"/>
+      <w:bookmarkStart w:id="121" w:name="_Toc239321572"/>
       <w:bookmarkEnd w:id="113"/>
       <w:bookmarkEnd w:id="118"/>
       <w:r>
@@ -68129,7 +68129,7 @@
           <w:noProof/>
         </w:rPr>
         <w:drawing>
-          <wp:inline distT="0" distB="0" distL="0" distR="0" wp14:anchorId="0EA255C5" wp14:editId="04C12C67">
+          <wp:inline distT="0" distB="0" distL="0" distR="0" wp14:anchorId="2B1A0635" wp14:editId="206CE191">
             <wp:extent cx="5334000" cy="3317670"/>
             <wp:effectExtent l="0" t="0" r="0" b="0"/>
             <wp:docPr id="131" name="Picture"/>
@@ -69142,7 +69142,7 @@
         <w:pStyle w:val="Heading2"/>
       </w:pPr>
       <w:bookmarkStart w:id="124" w:name="X88e1c26a6581f7bd1dbdb2c85ae6116c5ba8393"/>
-      <w:bookmarkStart w:id="125" w:name="_Toc239319823"/>
+      <w:bookmarkStart w:id="125" w:name="_Toc239321573"/>
       <w:bookmarkEnd w:id="120"/>
       <w:r>
         <w:t>4.7. Các y</w:t>
@@ -70994,7 +70994,7 @@
         <w:pStyle w:val="Heading1"/>
       </w:pPr>
       <w:bookmarkStart w:id="127" w:name="chương-5-kết-luận-và-hướng-phát-triển"/>
-      <w:bookmarkStart w:id="128" w:name="_Toc239319824"/>
+      <w:bookmarkStart w:id="128" w:name="_Toc239321574"/>
       <w:bookmarkEnd w:id="83"/>
       <w:bookmarkEnd w:id="124"/>
       <w:r>
@@ -71031,7 +71031,7 @@
         <w:pStyle w:val="Heading2"/>
       </w:pPr>
       <w:bookmarkStart w:id="129" w:name="Xcefa088882d41b38c21b7b5b44c738cb5564fbb"/>
-      <w:bookmarkStart w:id="130" w:name="_Toc239319825"/>
+      <w:bookmarkStart w:id="130" w:name="_Toc239321575"/>
       <w:r>
         <w:t>5.1. K</w:t>
       </w:r>
@@ -73761,7 +73761,7 @@
         <w:pStyle w:val="Heading2"/>
       </w:pPr>
       <w:bookmarkStart w:id="132" w:name="Xe79f58ab8ce7b6f148c68a374118dd9eaec1a1c"/>
-      <w:bookmarkStart w:id="133" w:name="_Toc239319826"/>
+      <w:bookmarkStart w:id="133" w:name="_Toc239321576"/>
       <w:bookmarkEnd w:id="129"/>
       <w:r>
         <w:t>5.2. H</w:t>
@@ -75201,7 +75201,7 @@
         <w:pStyle w:val="Heading2"/>
       </w:pPr>
       <w:bookmarkStart w:id="135" w:name="X66db71c9020c40cf46e490c5c37ad244e2b7594"/>
-      <w:bookmarkStart w:id="136" w:name="_Toc239319827"/>
+      <w:bookmarkStart w:id="136" w:name="_Toc239321577"/>
       <w:bookmarkEnd w:id="132"/>
       <w:r>
         <w:t>5.3. Hư</w:t>
@@ -76792,7 +76792,7 @@
         <w:pStyle w:val="Heading2"/>
       </w:pPr>
       <w:bookmarkStart w:id="138" w:name="Xe5a2fe3dfcd4681648271b7ddc344b106e48b3b"/>
-      <w:bookmarkStart w:id="139" w:name="_Toc239319828"/>
+      <w:bookmarkStart w:id="139" w:name="_Toc239321578"/>
       <w:bookmarkEnd w:id="135"/>
       <w:r>
         <w:t>5.4. K</w:t>
@@ -77715,7 +77715,7 @@
         <w:pStyle w:val="Heading1"/>
       </w:pPr>
       <w:bookmarkStart w:id="140" w:name="tài-liệu-tham-khảo"/>
-      <w:bookmarkStart w:id="141" w:name="_Toc239319829"/>
+      <w:bookmarkStart w:id="141" w:name="_Toc239321579"/>
       <w:bookmarkEnd w:id="127"/>
       <w:bookmarkEnd w:id="138"/>
       <w:r>
@@ -78741,7 +78741,7 @@
         <w:pStyle w:val="Heading1"/>
       </w:pPr>
       <w:bookmarkStart w:id="142" w:name="phụ-lục"/>
-      <w:bookmarkStart w:id="143" w:name="_Toc239319830"/>
+      <w:bookmarkStart w:id="143" w:name="_Toc239321580"/>
       <w:bookmarkEnd w:id="140"/>
       <w:r>
         <w:t>PH</w:t>
@@ -78765,7 +78765,7 @@
         <w:pStyle w:val="Heading2"/>
       </w:pPr>
       <w:bookmarkStart w:id="144" w:name="phụ-lục-a-cấu-hình-và-siêu-tham-số"/>
-      <w:bookmarkStart w:id="145" w:name="_Toc239319831"/>
+      <w:bookmarkStart w:id="145" w:name="_Toc239321581"/>
       <w:r>
         <w:t>Ph</w:t>
       </w:r>
@@ -80985,7 +80985,7 @@
         <w:pStyle w:val="Heading2"/>
       </w:pPr>
       <w:bookmarkStart w:id="149" w:name="phụ-lục-b-hướng-dẫn-cài-đặt-và-chạy"/>
-      <w:bookmarkStart w:id="150" w:name="_Toc239319832"/>
+      <w:bookmarkStart w:id="150" w:name="_Toc239321582"/>
       <w:bookmarkEnd w:id="144"/>
       <w:bookmarkEnd w:id="148"/>
       <w:r>
@@ -82532,11 +82532,6 @@
       </w:r>
       <w:r>
         <w:t>c.</w:t>
-      </w:r>
-    </w:p>
-    <w:p>
-      <w:r>
-        <w:br w:type="page"/>
       </w:r>
       <w:bookmarkEnd w:id="142"/>
       <w:bookmarkEnd w:id="149"/>
@@ -82559,7 +82554,7 @@
   <w:abstractNum w:abstractNumId="0" w15:restartNumberingAfterBreak="0">
     <w:nsid w:val="0000A990"/>
     <w:multiLevelType w:val="multilevel"/>
-    <w:tmpl w:val="C53E850E"/>
+    <w:tmpl w:val="1A2681D0"/>
     <w:lvl w:ilvl="0">
       <w:numFmt w:val="bullet"/>
       <w:lvlText w:val=" "/>
@@ -82636,7 +82631,7 @@
   <w:abstractNum w:abstractNumId="1" w15:restartNumberingAfterBreak="0">
     <w:nsid w:val="0000A991"/>
     <w:multiLevelType w:val="multilevel"/>
-    <w:tmpl w:val="9BEC5E28"/>
+    <w:tmpl w:val="22987B86"/>
     <w:lvl w:ilvl="0">
       <w:numFmt w:val="bullet"/>
       <w:lvlText w:val=""/>
@@ -82740,7 +82735,7 @@
   <w:abstractNum w:abstractNumId="2" w15:restartNumberingAfterBreak="0">
     <w:nsid w:val="00A99411"/>
     <w:multiLevelType w:val="multilevel"/>
-    <w:tmpl w:val="11C049E0"/>
+    <w:tmpl w:val="58260D92"/>
     <w:lvl w:ilvl="0">
       <w:start w:val="1"/>
       <w:numFmt w:val="decimal"/>
@@ -82823,10 +82818,10 @@
       </w:pPr>
     </w:lvl>
   </w:abstractNum>
-  <w:num w:numId="1" w16cid:durableId="1524637403">
+  <w:num w:numId="1" w16cid:durableId="175004881">
     <w:abstractNumId w:val="0"/>
   </w:num>
-  <w:num w:numId="2" w16cid:durableId="484056210">
+  <w:num w:numId="2" w16cid:durableId="1471170006">
     <w:abstractNumId w:val="2"/>
     <w:lvlOverride w:ilvl="0">
       <w:startOverride w:val="1"/>
@@ -82856,22 +82851,22 @@
       <w:startOverride w:val="1"/>
     </w:lvlOverride>
   </w:num>
-  <w:num w:numId="3" w16cid:durableId="552624234">
+  <w:num w:numId="3" w16cid:durableId="20210991">
     <w:abstractNumId w:val="1"/>
   </w:num>
-  <w:num w:numId="4" w16cid:durableId="190462174">
+  <w:num w:numId="4" w16cid:durableId="1050691987">
     <w:abstractNumId w:val="1"/>
   </w:num>
-  <w:num w:numId="5" w16cid:durableId="706610279">
+  <w:num w:numId="5" w16cid:durableId="1737703971">
     <w:abstractNumId w:val="1"/>
   </w:num>
-  <w:num w:numId="6" w16cid:durableId="1865512353">
+  <w:num w:numId="6" w16cid:durableId="1597202216">
     <w:abstractNumId w:val="1"/>
   </w:num>
-  <w:num w:numId="7" w16cid:durableId="869150454">
+  <w:num w:numId="7" w16cid:durableId="35007844">
     <w:abstractNumId w:val="1"/>
   </w:num>
-  <w:num w:numId="8" w16cid:durableId="935602629">
+  <w:num w:numId="8" w16cid:durableId="1861116492">
     <w:abstractNumId w:val="1"/>
   </w:num>
 </w:numbering>
@@ -84108,7 +84103,7 @@
     <w:next w:val="Normal"/>
     <w:autoRedefine/>
     <w:uiPriority w:val="39"/>
-    <w:rsid w:val="00B21368"/>
+    <w:rsid w:val="005D60A6"/>
     <w:pPr>
       <w:spacing w:after="100"/>
     </w:pPr>
@@ -84119,7 +84114,7 @@
     <w:next w:val="Normal"/>
     <w:autoRedefine/>
     <w:uiPriority w:val="39"/>
-    <w:rsid w:val="00B21368"/>
+    <w:rsid w:val="005D60A6"/>
     <w:pPr>
       <w:spacing w:after="100"/>
       <w:ind w:left="240"/>

--- a/docs/papers/mon-hoc/thesis-full.docx
+++ b/docs/papers/mon-hoc/thesis-full.docx
@@ -148,7 +148,7 @@
         <w:pStyle w:val="Heading1"/>
       </w:pPr>
       <w:bookmarkStart w:id="0" w:name="đồ-án-môn-học"/>
-      <w:bookmarkStart w:id="1" w:name="_Toc239321546"/>
+      <w:bookmarkStart w:id="1" w:name="_Toc239329490"/>
       <w:r>
         <w:t>Đ</w:t>
       </w:r>
@@ -220,7 +220,7 @@
         <w:pStyle w:val="Heading1"/>
       </w:pPr>
       <w:bookmarkStart w:id="4" w:name="Xbe958ce37c6a089ac9bdc99dada4ec5e2c0f7da"/>
-      <w:bookmarkStart w:id="5" w:name="_Toc239321547"/>
+      <w:bookmarkStart w:id="5" w:name="_Toc239329491"/>
       <w:bookmarkEnd w:id="0"/>
       <w:bookmarkEnd w:id="3"/>
       <w:r>
@@ -659,7 +659,7 @@
     </w:p>
     <w:p>
       <w:r>
-        <w:pict w14:anchorId="12C22E57">
+        <w:pict w14:anchorId="2192A98A">
           <v:rect id="_x0000_i1025" style="width:0;height:1.5pt" o:hralign="center" o:hrstd="t" o:hr="t"/>
         </w:pict>
       </w:r>
@@ -669,7 +669,7 @@
         <w:pStyle w:val="Heading2"/>
       </w:pPr>
       <w:bookmarkStart w:id="6" w:name="mục-lục"/>
-      <w:bookmarkStart w:id="7" w:name="_Toc239321548"/>
+      <w:bookmarkStart w:id="7" w:name="_Toc239329492"/>
       <w:r>
         <w:t>M</w:t>
       </w:r>
@@ -709,7 +709,7 @@
       <w:r>
         <w:fldChar w:fldCharType="separate"/>
       </w:r>
-      <w:hyperlink w:anchor="_Toc239321546" w:history="1">
+      <w:hyperlink w:anchor="_Toc239329490" w:history="1">
         <w:r>
           <w:rPr>
             <w:rStyle w:val="Hyperlink"/>
@@ -736,7 +736,7 @@
             <w:noProof/>
             <w:webHidden/>
           </w:rPr>
-          <w:instrText xml:space="preserve"> PAGEREF _Toc239321546 \h </w:instrText>
+          <w:instrText xml:space="preserve"> PAGEREF _Toc239329490 \h </w:instrText>
         </w:r>
         <w:r>
           <w:rPr>
@@ -780,7 +780,7 @@
           <w14:ligatures w14:val="standardContextual"/>
         </w:rPr>
       </w:pPr>
-      <w:hyperlink w:anchor="_Toc239321547" w:history="1">
+      <w:hyperlink w:anchor="_Toc239329491" w:history="1">
         <w:r>
           <w:rPr>
             <w:rStyle w:val="Hyperlink"/>
@@ -807,7 +807,7 @@
             <w:noProof/>
             <w:webHidden/>
           </w:rPr>
-          <w:instrText xml:space="preserve"> PAGEREF _Toc239321547 \h </w:instrText>
+          <w:instrText xml:space="preserve"> PAGEREF _Toc239329491 \h </w:instrText>
         </w:r>
         <w:r>
           <w:rPr>
@@ -851,7 +851,7 @@
           <w14:ligatures w14:val="standardContextual"/>
         </w:rPr>
       </w:pPr>
-      <w:hyperlink w:anchor="_Toc239321548" w:history="1">
+      <w:hyperlink w:anchor="_Toc239329492" w:history="1">
         <w:r>
           <w:rPr>
             <w:rStyle w:val="Hyperlink"/>
@@ -878,7 +878,7 @@
             <w:noProof/>
             <w:webHidden/>
           </w:rPr>
-          <w:instrText xml:space="preserve"> PAGEREF _Toc239321548 \h </w:instrText>
+          <w:instrText xml:space="preserve"> PAGEREF _Toc239329492 \h </w:instrText>
         </w:r>
         <w:r>
           <w:rPr>
@@ -922,7 +922,7 @@
           <w14:ligatures w14:val="standardContextual"/>
         </w:rPr>
       </w:pPr>
-      <w:hyperlink w:anchor="_Toc239321549" w:history="1">
+      <w:hyperlink w:anchor="_Toc239329493" w:history="1">
         <w:r>
           <w:rPr>
             <w:rStyle w:val="Hyperlink"/>
@@ -949,7 +949,7 @@
             <w:noProof/>
             <w:webHidden/>
           </w:rPr>
-          <w:instrText xml:space="preserve"> PAGEREF _Toc239321549 \h </w:instrText>
+          <w:instrText xml:space="preserve"> PAGEREF _Toc239329493 \h </w:instrText>
         </w:r>
         <w:r>
           <w:rPr>
@@ -993,7 +993,7 @@
           <w14:ligatures w14:val="standardContextual"/>
         </w:rPr>
       </w:pPr>
-      <w:hyperlink w:anchor="_Toc239321550" w:history="1">
+      <w:hyperlink w:anchor="_Toc239329494" w:history="1">
         <w:r>
           <w:rPr>
             <w:rStyle w:val="Hyperlink"/>
@@ -1020,7 +1020,7 @@
             <w:noProof/>
             <w:webHidden/>
           </w:rPr>
-          <w:instrText xml:space="preserve"> PAGEREF _Toc239321550 \h </w:instrText>
+          <w:instrText xml:space="preserve"> PAGEREF _Toc239329494 \h </w:instrText>
         </w:r>
         <w:r>
           <w:rPr>
@@ -1064,7 +1064,7 @@
           <w14:ligatures w14:val="standardContextual"/>
         </w:rPr>
       </w:pPr>
-      <w:hyperlink w:anchor="_Toc239321551" w:history="1">
+      <w:hyperlink w:anchor="_Toc239329495" w:history="1">
         <w:r>
           <w:rPr>
             <w:rStyle w:val="Hyperlink"/>
@@ -1091,7 +1091,7 @@
             <w:noProof/>
             <w:webHidden/>
           </w:rPr>
-          <w:instrText xml:space="preserve"> PAGEREF _Toc239321551 \h </w:instrText>
+          <w:instrText xml:space="preserve"> PAGEREF _Toc239329495 \h </w:instrText>
         </w:r>
         <w:r>
           <w:rPr>
@@ -1135,7 +1135,7 @@
           <w14:ligatures w14:val="standardContextual"/>
         </w:rPr>
       </w:pPr>
-      <w:hyperlink w:anchor="_Toc239321552" w:history="1">
+      <w:hyperlink w:anchor="_Toc239329496" w:history="1">
         <w:r>
           <w:rPr>
             <w:rStyle w:val="Hyperlink"/>
@@ -1162,7 +1162,7 @@
             <w:noProof/>
             <w:webHidden/>
           </w:rPr>
-          <w:instrText xml:space="preserve"> PAGEREF _Toc239321552 \h </w:instrText>
+          <w:instrText xml:space="preserve"> PAGEREF _Toc239329496 \h </w:instrText>
         </w:r>
         <w:r>
           <w:rPr>
@@ -1206,7 +1206,7 @@
           <w14:ligatures w14:val="standardContextual"/>
         </w:rPr>
       </w:pPr>
-      <w:hyperlink w:anchor="_Toc239321553" w:history="1">
+      <w:hyperlink w:anchor="_Toc239329497" w:history="1">
         <w:r>
           <w:rPr>
             <w:rStyle w:val="Hyperlink"/>
@@ -1233,7 +1233,7 @@
             <w:noProof/>
             <w:webHidden/>
           </w:rPr>
-          <w:instrText xml:space="preserve"> PAGEREF _Toc239321553 \h </w:instrText>
+          <w:instrText xml:space="preserve"> PAGEREF _Toc239329497 \h </w:instrText>
         </w:r>
         <w:r>
           <w:rPr>
@@ -1277,7 +1277,7 @@
           <w14:ligatures w14:val="standardContextual"/>
         </w:rPr>
       </w:pPr>
-      <w:hyperlink w:anchor="_Toc239321554" w:history="1">
+      <w:hyperlink w:anchor="_Toc239329498" w:history="1">
         <w:r>
           <w:rPr>
             <w:rStyle w:val="Hyperlink"/>
@@ -1304,7 +1304,7 @@
             <w:noProof/>
             <w:webHidden/>
           </w:rPr>
-          <w:instrText xml:space="preserve"> PAGEREF _Toc239321554 \h </w:instrText>
+          <w:instrText xml:space="preserve"> PAGEREF _Toc239329498 \h </w:instrText>
         </w:r>
         <w:r>
           <w:rPr>
@@ -1348,7 +1348,7 @@
           <w14:ligatures w14:val="standardContextual"/>
         </w:rPr>
       </w:pPr>
-      <w:hyperlink w:anchor="_Toc239321555" w:history="1">
+      <w:hyperlink w:anchor="_Toc239329499" w:history="1">
         <w:r>
           <w:rPr>
             <w:rStyle w:val="Hyperlink"/>
@@ -1375,7 +1375,7 @@
             <w:noProof/>
             <w:webHidden/>
           </w:rPr>
-          <w:instrText xml:space="preserve"> PAGEREF _Toc239321555 \h </w:instrText>
+          <w:instrText xml:space="preserve"> PAGEREF _Toc239329499 \h </w:instrText>
         </w:r>
         <w:r>
           <w:rPr>
@@ -1419,7 +1419,7 @@
           <w14:ligatures w14:val="standardContextual"/>
         </w:rPr>
       </w:pPr>
-      <w:hyperlink w:anchor="_Toc239321556" w:history="1">
+      <w:hyperlink w:anchor="_Toc239329500" w:history="1">
         <w:r>
           <w:rPr>
             <w:rStyle w:val="Hyperlink"/>
@@ -1446,7 +1446,7 @@
             <w:noProof/>
             <w:webHidden/>
           </w:rPr>
-          <w:instrText xml:space="preserve"> PAGEREF _Toc239321556 \h </w:instrText>
+          <w:instrText xml:space="preserve"> PAGEREF _Toc239329500 \h </w:instrText>
         </w:r>
         <w:r>
           <w:rPr>
@@ -1490,7 +1490,7 @@
           <w14:ligatures w14:val="standardContextual"/>
         </w:rPr>
       </w:pPr>
-      <w:hyperlink w:anchor="_Toc239321557" w:history="1">
+      <w:hyperlink w:anchor="_Toc239329501" w:history="1">
         <w:r>
           <w:rPr>
             <w:rStyle w:val="Hyperlink"/>
@@ -1517,7 +1517,7 @@
             <w:noProof/>
             <w:webHidden/>
           </w:rPr>
-          <w:instrText xml:space="preserve"> PAGEREF _Toc239321557 \h </w:instrText>
+          <w:instrText xml:space="preserve"> PAGEREF _Toc239329501 \h </w:instrText>
         </w:r>
         <w:r>
           <w:rPr>
@@ -1561,7 +1561,7 @@
           <w14:ligatures w14:val="standardContextual"/>
         </w:rPr>
       </w:pPr>
-      <w:hyperlink w:anchor="_Toc239321558" w:history="1">
+      <w:hyperlink w:anchor="_Toc239329502" w:history="1">
         <w:r>
           <w:rPr>
             <w:rStyle w:val="Hyperlink"/>
@@ -1588,7 +1588,7 @@
             <w:noProof/>
             <w:webHidden/>
           </w:rPr>
-          <w:instrText xml:space="preserve"> PAGEREF _Toc239321558 \h </w:instrText>
+          <w:instrText xml:space="preserve"> PAGEREF _Toc239329502 \h </w:instrText>
         </w:r>
         <w:r>
           <w:rPr>
@@ -1632,7 +1632,7 @@
           <w14:ligatures w14:val="standardContextual"/>
         </w:rPr>
       </w:pPr>
-      <w:hyperlink w:anchor="_Toc239321559" w:history="1">
+      <w:hyperlink w:anchor="_Toc239329503" w:history="1">
         <w:r>
           <w:rPr>
             <w:rStyle w:val="Hyperlink"/>
@@ -1659,7 +1659,7 @@
             <w:noProof/>
             <w:webHidden/>
           </w:rPr>
-          <w:instrText xml:space="preserve"> PAGEREF _Toc239321559 \h </w:instrText>
+          <w:instrText xml:space="preserve"> PAGEREF _Toc239329503 \h </w:instrText>
         </w:r>
         <w:r>
           <w:rPr>
@@ -1703,7 +1703,7 @@
           <w14:ligatures w14:val="standardContextual"/>
         </w:rPr>
       </w:pPr>
-      <w:hyperlink w:anchor="_Toc239321560" w:history="1">
+      <w:hyperlink w:anchor="_Toc239329504" w:history="1">
         <w:r>
           <w:rPr>
             <w:rStyle w:val="Hyperlink"/>
@@ -1730,7 +1730,7 @@
             <w:noProof/>
             <w:webHidden/>
           </w:rPr>
-          <w:instrText xml:space="preserve"> PAGEREF _Toc239321560 \h </w:instrText>
+          <w:instrText xml:space="preserve"> PAGEREF _Toc239329504 \h </w:instrText>
         </w:r>
         <w:r>
           <w:rPr>
@@ -1774,7 +1774,7 @@
           <w14:ligatures w14:val="standardContextual"/>
         </w:rPr>
       </w:pPr>
-      <w:hyperlink w:anchor="_Toc239321561" w:history="1">
+      <w:hyperlink w:anchor="_Toc239329505" w:history="1">
         <w:r>
           <w:rPr>
             <w:rStyle w:val="Hyperlink"/>
@@ -1801,7 +1801,7 @@
             <w:noProof/>
             <w:webHidden/>
           </w:rPr>
-          <w:instrText xml:space="preserve"> PAGEREF _Toc239321561 \h </w:instrText>
+          <w:instrText xml:space="preserve"> PAGEREF _Toc239329505 \h </w:instrText>
         </w:r>
         <w:r>
           <w:rPr>
@@ -1845,7 +1845,7 @@
           <w14:ligatures w14:val="standardContextual"/>
         </w:rPr>
       </w:pPr>
-      <w:hyperlink w:anchor="_Toc239321562" w:history="1">
+      <w:hyperlink w:anchor="_Toc239329506" w:history="1">
         <w:r>
           <w:rPr>
             <w:rStyle w:val="Hyperlink"/>
@@ -1872,7 +1872,7 @@
             <w:noProof/>
             <w:webHidden/>
           </w:rPr>
-          <w:instrText xml:space="preserve"> PAGEREF _Toc239321562 \h </w:instrText>
+          <w:instrText xml:space="preserve"> PAGEREF _Toc239329506 \h </w:instrText>
         </w:r>
         <w:r>
           <w:rPr>
@@ -1916,7 +1916,7 @@
           <w14:ligatures w14:val="standardContextual"/>
         </w:rPr>
       </w:pPr>
-      <w:hyperlink w:anchor="_Toc239321563" w:history="1">
+      <w:hyperlink w:anchor="_Toc239329507" w:history="1">
         <w:r>
           <w:rPr>
             <w:rStyle w:val="Hyperlink"/>
@@ -1943,7 +1943,7 @@
             <w:noProof/>
             <w:webHidden/>
           </w:rPr>
-          <w:instrText xml:space="preserve"> PAGEREF _Toc239321563 \h </w:instrText>
+          <w:instrText xml:space="preserve"> PAGEREF _Toc239329507 \h </w:instrText>
         </w:r>
         <w:r>
           <w:rPr>
@@ -1987,7 +1987,7 @@
           <w14:ligatures w14:val="standardContextual"/>
         </w:rPr>
       </w:pPr>
-      <w:hyperlink w:anchor="_Toc239321564" w:history="1">
+      <w:hyperlink w:anchor="_Toc239329508" w:history="1">
         <w:r>
           <w:rPr>
             <w:rStyle w:val="Hyperlink"/>
@@ -2014,7 +2014,7 @@
             <w:noProof/>
             <w:webHidden/>
           </w:rPr>
-          <w:instrText xml:space="preserve"> PAGEREF _Toc239321564 \h </w:instrText>
+          <w:instrText xml:space="preserve"> PAGEREF _Toc239329508 \h </w:instrText>
         </w:r>
         <w:r>
           <w:rPr>
@@ -2058,7 +2058,7 @@
           <w14:ligatures w14:val="standardContextual"/>
         </w:rPr>
       </w:pPr>
-      <w:hyperlink w:anchor="_Toc239321565" w:history="1">
+      <w:hyperlink w:anchor="_Toc239329509" w:history="1">
         <w:r>
           <w:rPr>
             <w:rStyle w:val="Hyperlink"/>
@@ -2085,7 +2085,7 @@
             <w:noProof/>
             <w:webHidden/>
           </w:rPr>
-          <w:instrText xml:space="preserve"> PAGEREF _Toc239321565 \h </w:instrText>
+          <w:instrText xml:space="preserve"> PAGEREF _Toc239329509 \h </w:instrText>
         </w:r>
         <w:r>
           <w:rPr>
@@ -2129,7 +2129,7 @@
           <w14:ligatures w14:val="standardContextual"/>
         </w:rPr>
       </w:pPr>
-      <w:hyperlink w:anchor="_Toc239321566" w:history="1">
+      <w:hyperlink w:anchor="_Toc239329510" w:history="1">
         <w:r>
           <w:rPr>
             <w:rStyle w:val="Hyperlink"/>
@@ -2156,7 +2156,7 @@
             <w:noProof/>
             <w:webHidden/>
           </w:rPr>
-          <w:instrText xml:space="preserve"> PAGEREF _Toc239321566 \h </w:instrText>
+          <w:instrText xml:space="preserve"> PAGEREF _Toc239329510 \h </w:instrText>
         </w:r>
         <w:r>
           <w:rPr>
@@ -2200,7 +2200,7 @@
           <w14:ligatures w14:val="standardContextual"/>
         </w:rPr>
       </w:pPr>
-      <w:hyperlink w:anchor="_Toc239321567" w:history="1">
+      <w:hyperlink w:anchor="_Toc239329511" w:history="1">
         <w:r>
           <w:rPr>
             <w:rStyle w:val="Hyperlink"/>
@@ -2227,7 +2227,7 @@
             <w:noProof/>
             <w:webHidden/>
           </w:rPr>
-          <w:instrText xml:space="preserve"> PAGEREF _Toc239321567 \h </w:instrText>
+          <w:instrText xml:space="preserve"> PAGEREF _Toc239329511 \h </w:instrText>
         </w:r>
         <w:r>
           <w:rPr>
@@ -2271,7 +2271,7 @@
           <w14:ligatures w14:val="standardContextual"/>
         </w:rPr>
       </w:pPr>
-      <w:hyperlink w:anchor="_Toc239321568" w:history="1">
+      <w:hyperlink w:anchor="_Toc239329512" w:history="1">
         <w:r>
           <w:rPr>
             <w:rStyle w:val="Hyperlink"/>
@@ -2298,7 +2298,7 @@
             <w:noProof/>
             <w:webHidden/>
           </w:rPr>
-          <w:instrText xml:space="preserve"> PAGEREF _Toc239321568 \h </w:instrText>
+          <w:instrText xml:space="preserve"> PAGEREF _Toc239329512 \h </w:instrText>
         </w:r>
         <w:r>
           <w:rPr>
@@ -2342,7 +2342,7 @@
           <w14:ligatures w14:val="standardContextual"/>
         </w:rPr>
       </w:pPr>
-      <w:hyperlink w:anchor="_Toc239321569" w:history="1">
+      <w:hyperlink w:anchor="_Toc239329513" w:history="1">
         <w:r>
           <w:rPr>
             <w:rStyle w:val="Hyperlink"/>
@@ -2369,7 +2369,7 @@
             <w:noProof/>
             <w:webHidden/>
           </w:rPr>
-          <w:instrText xml:space="preserve"> PAGEREF _Toc239321569 \h </w:instrText>
+          <w:instrText xml:space="preserve"> PAGEREF _Toc239329513 \h </w:instrText>
         </w:r>
         <w:r>
           <w:rPr>
@@ -2413,7 +2413,7 @@
           <w14:ligatures w14:val="standardContextual"/>
         </w:rPr>
       </w:pPr>
-      <w:hyperlink w:anchor="_Toc239321570" w:history="1">
+      <w:hyperlink w:anchor="_Toc239329514" w:history="1">
         <w:r>
           <w:rPr>
             <w:rStyle w:val="Hyperlink"/>
@@ -2440,7 +2440,7 @@
             <w:noProof/>
             <w:webHidden/>
           </w:rPr>
-          <w:instrText xml:space="preserve"> PAGEREF _Toc239321570 \h </w:instrText>
+          <w:instrText xml:space="preserve"> PAGEREF _Toc239329514 \h </w:instrText>
         </w:r>
         <w:r>
           <w:rPr>
@@ -2484,7 +2484,7 @@
           <w14:ligatures w14:val="standardContextual"/>
         </w:rPr>
       </w:pPr>
-      <w:hyperlink w:anchor="_Toc239321571" w:history="1">
+      <w:hyperlink w:anchor="_Toc239329515" w:history="1">
         <w:r>
           <w:rPr>
             <w:rStyle w:val="Hyperlink"/>
@@ -2511,7 +2511,7 @@
             <w:noProof/>
             <w:webHidden/>
           </w:rPr>
-          <w:instrText xml:space="preserve"> PAGEREF _Toc239321571 \h </w:instrText>
+          <w:instrText xml:space="preserve"> PAGEREF _Toc239329515 \h </w:instrText>
         </w:r>
         <w:r>
           <w:rPr>
@@ -2555,7 +2555,7 @@
           <w14:ligatures w14:val="standardContextual"/>
         </w:rPr>
       </w:pPr>
-      <w:hyperlink w:anchor="_Toc239321572" w:history="1">
+      <w:hyperlink w:anchor="_Toc239329516" w:history="1">
         <w:r>
           <w:rPr>
             <w:rStyle w:val="Hyperlink"/>
@@ -2582,7 +2582,7 @@
             <w:noProof/>
             <w:webHidden/>
           </w:rPr>
-          <w:instrText xml:space="preserve"> PAGEREF _Toc239321572 \h </w:instrText>
+          <w:instrText xml:space="preserve"> PAGEREF _Toc239329516 \h </w:instrText>
         </w:r>
         <w:r>
           <w:rPr>
@@ -2626,7 +2626,7 @@
           <w14:ligatures w14:val="standardContextual"/>
         </w:rPr>
       </w:pPr>
-      <w:hyperlink w:anchor="_Toc239321573" w:history="1">
+      <w:hyperlink w:anchor="_Toc239329517" w:history="1">
         <w:r>
           <w:rPr>
             <w:rStyle w:val="Hyperlink"/>
@@ -2653,7 +2653,7 @@
             <w:noProof/>
             <w:webHidden/>
           </w:rPr>
-          <w:instrText xml:space="preserve"> PAGEREF _Toc239321573 \h </w:instrText>
+          <w:instrText xml:space="preserve"> PAGEREF _Toc239329517 \h </w:instrText>
         </w:r>
         <w:r>
           <w:rPr>
@@ -2697,7 +2697,7 @@
           <w14:ligatures w14:val="standardContextual"/>
         </w:rPr>
       </w:pPr>
-      <w:hyperlink w:anchor="_Toc239321574" w:history="1">
+      <w:hyperlink w:anchor="_Toc239329518" w:history="1">
         <w:r>
           <w:rPr>
             <w:rStyle w:val="Hyperlink"/>
@@ -2724,7 +2724,7 @@
             <w:noProof/>
             <w:webHidden/>
           </w:rPr>
-          <w:instrText xml:space="preserve"> PAGEREF _Toc239321574 \h </w:instrText>
+          <w:instrText xml:space="preserve"> PAGEREF _Toc239329518 \h </w:instrText>
         </w:r>
         <w:r>
           <w:rPr>
@@ -2768,7 +2768,7 @@
           <w14:ligatures w14:val="standardContextual"/>
         </w:rPr>
       </w:pPr>
-      <w:hyperlink w:anchor="_Toc239321575" w:history="1">
+      <w:hyperlink w:anchor="_Toc239329519" w:history="1">
         <w:r>
           <w:rPr>
             <w:rStyle w:val="Hyperlink"/>
@@ -2795,7 +2795,7 @@
             <w:noProof/>
             <w:webHidden/>
           </w:rPr>
-          <w:instrText xml:space="preserve"> PAGEREF _Toc239321575 \h </w:instrText>
+          <w:instrText xml:space="preserve"> PAGEREF _Toc239329519 \h </w:instrText>
         </w:r>
         <w:r>
           <w:rPr>
@@ -2839,7 +2839,7 @@
           <w14:ligatures w14:val="standardContextual"/>
         </w:rPr>
       </w:pPr>
-      <w:hyperlink w:anchor="_Toc239321576" w:history="1">
+      <w:hyperlink w:anchor="_Toc239329520" w:history="1">
         <w:r>
           <w:rPr>
             <w:rStyle w:val="Hyperlink"/>
@@ -2866,7 +2866,7 @@
             <w:noProof/>
             <w:webHidden/>
           </w:rPr>
-          <w:instrText xml:space="preserve"> PAGEREF _Toc239321576 \h </w:instrText>
+          <w:instrText xml:space="preserve"> PAGEREF _Toc239329520 \h </w:instrText>
         </w:r>
         <w:r>
           <w:rPr>
@@ -2910,7 +2910,7 @@
           <w14:ligatures w14:val="standardContextual"/>
         </w:rPr>
       </w:pPr>
-      <w:hyperlink w:anchor="_Toc239321577" w:history="1">
+      <w:hyperlink w:anchor="_Toc239329521" w:history="1">
         <w:r>
           <w:rPr>
             <w:rStyle w:val="Hyperlink"/>
@@ -2937,7 +2937,7 @@
             <w:noProof/>
             <w:webHidden/>
           </w:rPr>
-          <w:instrText xml:space="preserve"> PAGEREF _Toc239321577 \h </w:instrText>
+          <w:instrText xml:space="preserve"> PAGEREF _Toc239329521 \h </w:instrText>
         </w:r>
         <w:r>
           <w:rPr>
@@ -2981,7 +2981,7 @@
           <w14:ligatures w14:val="standardContextual"/>
         </w:rPr>
       </w:pPr>
-      <w:hyperlink w:anchor="_Toc239321578" w:history="1">
+      <w:hyperlink w:anchor="_Toc239329522" w:history="1">
         <w:r>
           <w:rPr>
             <w:rStyle w:val="Hyperlink"/>
@@ -3008,7 +3008,7 @@
             <w:noProof/>
             <w:webHidden/>
           </w:rPr>
-          <w:instrText xml:space="preserve"> PAGEREF _Toc239321578 \h </w:instrText>
+          <w:instrText xml:space="preserve"> PAGEREF _Toc239329522 \h </w:instrText>
         </w:r>
         <w:r>
           <w:rPr>
@@ -3052,7 +3052,7 @@
           <w14:ligatures w14:val="standardContextual"/>
         </w:rPr>
       </w:pPr>
-      <w:hyperlink w:anchor="_Toc239321579" w:history="1">
+      <w:hyperlink w:anchor="_Toc239329523" w:history="1">
         <w:r>
           <w:rPr>
             <w:rStyle w:val="Hyperlink"/>
@@ -3079,7 +3079,7 @@
             <w:noProof/>
             <w:webHidden/>
           </w:rPr>
-          <w:instrText xml:space="preserve"> PAGEREF _Toc239321579 \h </w:instrText>
+          <w:instrText xml:space="preserve"> PAGEREF _Toc239329523 \h </w:instrText>
         </w:r>
         <w:r>
           <w:rPr>
@@ -3123,7 +3123,7 @@
           <w14:ligatures w14:val="standardContextual"/>
         </w:rPr>
       </w:pPr>
-      <w:hyperlink w:anchor="_Toc239321580" w:history="1">
+      <w:hyperlink w:anchor="_Toc239329524" w:history="1">
         <w:r>
           <w:rPr>
             <w:rStyle w:val="Hyperlink"/>
@@ -3150,7 +3150,7 @@
             <w:noProof/>
             <w:webHidden/>
           </w:rPr>
-          <w:instrText xml:space="preserve"> PAGEREF _Toc239321580 \h </w:instrText>
+          <w:instrText xml:space="preserve"> PAGEREF _Toc239329524 \h </w:instrText>
         </w:r>
         <w:r>
           <w:rPr>
@@ -3194,7 +3194,7 @@
           <w14:ligatures w14:val="standardContextual"/>
         </w:rPr>
       </w:pPr>
-      <w:hyperlink w:anchor="_Toc239321581" w:history="1">
+      <w:hyperlink w:anchor="_Toc239329525" w:history="1">
         <w:r>
           <w:rPr>
             <w:rStyle w:val="Hyperlink"/>
@@ -3221,7 +3221,7 @@
             <w:noProof/>
             <w:webHidden/>
           </w:rPr>
-          <w:instrText xml:space="preserve"> PAGEREF _Toc239321581 \h </w:instrText>
+          <w:instrText xml:space="preserve"> PAGEREF _Toc239329525 \h </w:instrText>
         </w:r>
         <w:r>
           <w:rPr>
@@ -3265,7 +3265,7 @@
           <w14:ligatures w14:val="standardContextual"/>
         </w:rPr>
       </w:pPr>
-      <w:hyperlink w:anchor="_Toc239321582" w:history="1">
+      <w:hyperlink w:anchor="_Toc239329526" w:history="1">
         <w:r>
           <w:rPr>
             <w:rStyle w:val="Hyperlink"/>
@@ -3292,7 +3292,7 @@
             <w:noProof/>
             <w:webHidden/>
           </w:rPr>
-          <w:instrText xml:space="preserve"> PAGEREF _Toc239321582 \h </w:instrText>
+          <w:instrText xml:space="preserve"> PAGEREF _Toc239329526 \h </w:instrText>
         </w:r>
         <w:r>
           <w:rPr>
@@ -3338,7 +3338,7 @@
         <w:pStyle w:val="Heading1"/>
       </w:pPr>
       <w:bookmarkStart w:id="8" w:name="chương-1-giới-thiệu"/>
-      <w:bookmarkStart w:id="9" w:name="_Toc239321549"/>
+      <w:bookmarkStart w:id="9" w:name="_Toc239329493"/>
       <w:bookmarkEnd w:id="4"/>
       <w:bookmarkEnd w:id="6"/>
       <w:r>
@@ -3363,7 +3363,7 @@
         <w:pStyle w:val="Heading2"/>
       </w:pPr>
       <w:bookmarkStart w:id="10" w:name="X7d99df2d9d0c5141050eb9941026463f4c8ea2b"/>
-      <w:bookmarkStart w:id="11" w:name="_Toc239321550"/>
+      <w:bookmarkStart w:id="11" w:name="_Toc239329494"/>
       <w:r>
         <w:t>1.1. Đ</w:t>
       </w:r>
@@ -5213,7 +5213,7 @@
         <w:pStyle w:val="Heading2"/>
       </w:pPr>
       <w:bookmarkStart w:id="12" w:name="X60021b7b958505251ec70bd32e2bac9f8a0361c"/>
-      <w:bookmarkStart w:id="13" w:name="_Toc239321551"/>
+      <w:bookmarkStart w:id="13" w:name="_Toc239329495"/>
       <w:bookmarkEnd w:id="10"/>
       <w:r>
         <w:t>1.2. M</w:t>
@@ -7159,7 +7159,7 @@
         <w:pStyle w:val="Heading2"/>
       </w:pPr>
       <w:bookmarkStart w:id="17" w:name="X03724c88a1b7da9b434cf0a8db5356690a4bb71"/>
-      <w:bookmarkStart w:id="18" w:name="_Toc239321552"/>
+      <w:bookmarkStart w:id="18" w:name="_Toc239329496"/>
       <w:bookmarkEnd w:id="12"/>
       <w:bookmarkEnd w:id="16"/>
       <w:r>
@@ -8964,7 +8964,7 @@
         <w:pStyle w:val="Heading1"/>
       </w:pPr>
       <w:bookmarkStart w:id="20" w:name="chương-2-cơ-sở-lý-thuyết"/>
-      <w:bookmarkStart w:id="21" w:name="_Toc239321553"/>
+      <w:bookmarkStart w:id="21" w:name="_Toc239329497"/>
       <w:bookmarkEnd w:id="8"/>
       <w:bookmarkEnd w:id="17"/>
       <w:r>
@@ -9261,7 +9261,7 @@
         <w:pStyle w:val="Heading2"/>
       </w:pPr>
       <w:bookmarkStart w:id="22" w:name="X2256001523e16d112c59df938522f140b8b988e"/>
-      <w:bookmarkStart w:id="23" w:name="_Toc239321554"/>
+      <w:bookmarkStart w:id="23" w:name="_Toc239329498"/>
       <w:r>
         <w:t>2.1. Quy chu</w:t>
       </w:r>
@@ -13940,7 +13940,7 @@
         <w:pStyle w:val="Heading2"/>
       </w:pPr>
       <w:bookmarkStart w:id="30" w:name="Xb21b4f0690a73e92e2a35192cb39315a0956521"/>
-      <w:bookmarkStart w:id="31" w:name="_Toc239321555"/>
+      <w:bookmarkStart w:id="31" w:name="_Toc239329499"/>
       <w:bookmarkEnd w:id="22"/>
       <w:bookmarkEnd w:id="28"/>
       <w:r>
@@ -19180,7 +19180,7 @@
         <w:pStyle w:val="Heading2"/>
       </w:pPr>
       <w:bookmarkStart w:id="38" w:name="X8ff52f1334e3f0e382caf7ffa1b7096a981291c"/>
-      <w:bookmarkStart w:id="39" w:name="_Toc239321556"/>
+      <w:bookmarkStart w:id="39" w:name="_Toc239329500"/>
       <w:bookmarkEnd w:id="30"/>
       <w:bookmarkEnd w:id="37"/>
       <w:r>
@@ -19459,7 +19459,7 @@
           <w:noProof/>
         </w:rPr>
         <w:drawing>
-          <wp:inline distT="0" distB="0" distL="0" distR="0" wp14:anchorId="3E7868D1" wp14:editId="2C59F005">
+          <wp:inline distT="0" distB="0" distL="0" distR="0" wp14:anchorId="127ECB1B" wp14:editId="25429896">
             <wp:extent cx="5334000" cy="1435553"/>
             <wp:effectExtent l="0" t="0" r="0" b="0"/>
             <wp:docPr id="37" name="Picture"/>
@@ -20921,7 +20921,7 @@
         <w:pStyle w:val="Heading2"/>
       </w:pPr>
       <w:bookmarkStart w:id="43" w:name="X1a77f36e16d4ad267b00eabe7cf793e1dbe08e9"/>
-      <w:bookmarkStart w:id="44" w:name="_Toc239321557"/>
+      <w:bookmarkStart w:id="44" w:name="_Toc239329501"/>
       <w:bookmarkEnd w:id="38"/>
       <w:bookmarkEnd w:id="42"/>
       <w:r>
@@ -22091,7 +22091,7 @@
           <w:noProof/>
         </w:rPr>
         <w:drawing>
-          <wp:inline distT="0" distB="0" distL="0" distR="0" wp14:anchorId="1159BE58" wp14:editId="3AE7F73B">
+          <wp:inline distT="0" distB="0" distL="0" distR="0" wp14:anchorId="06E47ACD" wp14:editId="0647C8D1">
             <wp:extent cx="5334000" cy="2884362"/>
             <wp:effectExtent l="0" t="0" r="0" b="0"/>
             <wp:docPr id="44" name="Picture"/>
@@ -22357,7 +22357,7 @@
           <w:noProof/>
         </w:rPr>
         <w:drawing>
-          <wp:inline distT="0" distB="0" distL="0" distR="0" wp14:anchorId="7004744A" wp14:editId="75EE1D43">
+          <wp:inline distT="0" distB="0" distL="0" distR="0" wp14:anchorId="0AEFB233" wp14:editId="289411D1">
             <wp:extent cx="5334000" cy="632732"/>
             <wp:effectExtent l="0" t="0" r="0" b="0"/>
             <wp:docPr id="49" name="Picture"/>
@@ -24260,7 +24260,7 @@
         <w:pStyle w:val="Heading1"/>
       </w:pPr>
       <w:bookmarkStart w:id="50" w:name="chương-3-thiết-kế-và-cài-đặt"/>
-      <w:bookmarkStart w:id="51" w:name="_Toc239321558"/>
+      <w:bookmarkStart w:id="51" w:name="_Toc239329502"/>
       <w:bookmarkEnd w:id="20"/>
       <w:bookmarkEnd w:id="43"/>
       <w:bookmarkEnd w:id="49"/>
@@ -24292,7 +24292,7 @@
         <w:pStyle w:val="Heading2"/>
       </w:pPr>
       <w:bookmarkStart w:id="52" w:name="X21a22cc9b66dca004f2960f37df13c53a04e97b"/>
-      <w:bookmarkStart w:id="53" w:name="_Toc239321559"/>
+      <w:bookmarkStart w:id="53" w:name="_Toc239329503"/>
       <w:r>
         <w:t>3.1. Ki</w:t>
       </w:r>
@@ -24384,7 +24384,7 @@
           <w:noProof/>
         </w:rPr>
         <w:drawing>
-          <wp:inline distT="0" distB="0" distL="0" distR="0" wp14:anchorId="4AE58036" wp14:editId="61746E9B">
+          <wp:inline distT="0" distB="0" distL="0" distR="0" wp14:anchorId="537C36BF" wp14:editId="5F4D2396">
             <wp:extent cx="5334000" cy="401410"/>
             <wp:effectExtent l="0" t="0" r="0" b="0"/>
             <wp:docPr id="57" name="Picture"/>
@@ -26053,7 +26053,7 @@
         <w:pStyle w:val="Heading2"/>
       </w:pPr>
       <w:bookmarkStart w:id="55" w:name="X1f307d8f8c73bce8db8683c986faea6c8ea66a3"/>
-      <w:bookmarkStart w:id="56" w:name="_Toc239321560"/>
+      <w:bookmarkStart w:id="56" w:name="_Toc239329504"/>
       <w:bookmarkEnd w:id="52"/>
       <w:r>
         <w:t>3.2. Xây d</w:t>
@@ -26120,7 +26120,7 @@
           <w:noProof/>
         </w:rPr>
         <w:drawing>
-          <wp:inline distT="0" distB="0" distL="0" distR="0" wp14:anchorId="4AC42C17" wp14:editId="62DC4AE4">
+          <wp:inline distT="0" distB="0" distL="0" distR="0" wp14:anchorId="2D5B2868" wp14:editId="1D29DB60">
             <wp:extent cx="5334000" cy="802821"/>
             <wp:effectExtent l="0" t="0" r="0" b="0"/>
             <wp:docPr id="62" name="Picture"/>
@@ -30232,7 +30232,7 @@
         <w:pStyle w:val="Heading2"/>
       </w:pPr>
       <w:bookmarkStart w:id="62" w:name="X6a397cb1739f1ec0a8c9714808f79a5ce1fbf6f"/>
-      <w:bookmarkStart w:id="63" w:name="_Toc239321561"/>
+      <w:bookmarkStart w:id="63" w:name="_Toc239329505"/>
       <w:bookmarkEnd w:id="55"/>
       <w:bookmarkEnd w:id="61"/>
       <w:r>
@@ -31798,7 +31798,7 @@
         <w:pStyle w:val="Heading2"/>
       </w:pPr>
       <w:bookmarkStart w:id="65" w:name="X9c2c9b365086d10c999a46e4942f14d73b6baa5"/>
-      <w:bookmarkStart w:id="66" w:name="_Toc239321562"/>
+      <w:bookmarkStart w:id="66" w:name="_Toc239329506"/>
       <w:bookmarkEnd w:id="62"/>
       <w:r>
         <w:t>3.4. Kh</w:t>
@@ -33369,7 +33369,7 @@
           <w:noProof/>
         </w:rPr>
         <w:drawing>
-          <wp:inline distT="0" distB="0" distL="0" distR="0" wp14:anchorId="3831F32E" wp14:editId="6F4B0A31">
+          <wp:inline distT="0" distB="0" distL="0" distR="0" wp14:anchorId="69D1B130" wp14:editId="2C876AEF">
             <wp:extent cx="5334000" cy="8969712"/>
             <wp:effectExtent l="0" t="0" r="0" b="0"/>
             <wp:docPr id="73" name="Picture"/>
@@ -40743,7 +40743,7 @@
         <w:pStyle w:val="Heading2"/>
       </w:pPr>
       <w:bookmarkStart w:id="75" w:name="Xb17945b5d9374e5087c2c96ace1685ff00e2e22"/>
-      <w:bookmarkStart w:id="76" w:name="_Toc239321563"/>
+      <w:bookmarkStart w:id="76" w:name="_Toc239329507"/>
       <w:bookmarkEnd w:id="65"/>
       <w:bookmarkEnd w:id="74"/>
       <w:r>
@@ -42116,7 +42116,7 @@
         <w:pStyle w:val="Heading2"/>
       </w:pPr>
       <w:bookmarkStart w:id="77" w:name="Xfad7df3f963ac0b8ebfe8cf87d7c64fa075f760"/>
-      <w:bookmarkStart w:id="78" w:name="_Toc239321564"/>
+      <w:bookmarkStart w:id="78" w:name="_Toc239329508"/>
       <w:bookmarkEnd w:id="75"/>
       <w:r>
         <w:t>3.6. B</w:t>
@@ -42162,7 +42162,7 @@
           <w:noProof/>
         </w:rPr>
         <w:drawing>
-          <wp:inline distT="0" distB="0" distL="0" distR="0" wp14:anchorId="2CD2FBE1" wp14:editId="3515A6CE">
+          <wp:inline distT="0" distB="0" distL="0" distR="0" wp14:anchorId="621E2D43" wp14:editId="3ABB4665">
             <wp:extent cx="5334000" cy="1217839"/>
             <wp:effectExtent l="0" t="0" r="0" b="0"/>
             <wp:docPr id="86" name="Picture"/>
@@ -44940,7 +44940,7 @@
         <w:pStyle w:val="Heading2"/>
       </w:pPr>
       <w:bookmarkStart w:id="80" w:name="X9b5467225f237e4ee44d60f7d236cbdfdaa1e07"/>
-      <w:bookmarkStart w:id="81" w:name="_Toc239321565"/>
+      <w:bookmarkStart w:id="81" w:name="_Toc239329509"/>
       <w:bookmarkEnd w:id="77"/>
       <w:r>
         <w:t xml:space="preserve">3.7. </w:t>
@@ -45060,7 +45060,7 @@
           <w:noProof/>
         </w:rPr>
         <w:drawing>
-          <wp:inline distT="0" distB="0" distL="0" distR="0" wp14:anchorId="1AACEBEE" wp14:editId="76E3BAB0">
+          <wp:inline distT="0" distB="0" distL="0" distR="0" wp14:anchorId="3D886F7A" wp14:editId="36296C8B">
             <wp:extent cx="5334000" cy="5953125"/>
             <wp:effectExtent l="0" t="0" r="0" b="0"/>
             <wp:docPr id="91" name="Picture"/>
@@ -46167,7 +46167,7 @@
         <w:pStyle w:val="Heading1"/>
       </w:pPr>
       <w:bookmarkStart w:id="83" w:name="chương-4-thực-nghiệm-và-đánh-giá"/>
-      <w:bookmarkStart w:id="84" w:name="_Toc239321566"/>
+      <w:bookmarkStart w:id="84" w:name="_Toc239329510"/>
       <w:bookmarkEnd w:id="50"/>
       <w:bookmarkEnd w:id="80"/>
       <w:r>
@@ -46192,7 +46192,7 @@
         <w:pStyle w:val="Heading2"/>
       </w:pPr>
       <w:bookmarkStart w:id="85" w:name="X43cb4672f728ce1df4f211c1d18360135f0c40b"/>
-      <w:bookmarkStart w:id="86" w:name="_Toc239321567"/>
+      <w:bookmarkStart w:id="86" w:name="_Toc239329511"/>
       <w:r>
         <w:t>4.1. Môi trư</w:t>
       </w:r>
@@ -47814,7 +47814,7 @@
         <w:pStyle w:val="Heading2"/>
       </w:pPr>
       <w:bookmarkStart w:id="87" w:name="Xe48430b60e6d2b1022368eb4316c1fe9f53411f"/>
-      <w:bookmarkStart w:id="88" w:name="_Toc239321568"/>
+      <w:bookmarkStart w:id="88" w:name="_Toc239329512"/>
       <w:bookmarkEnd w:id="85"/>
       <w:r>
         <w:t>4.2. K</w:t>
@@ -51352,7 +51352,7 @@
         <w:pStyle w:val="Heading2"/>
       </w:pPr>
       <w:bookmarkStart w:id="95" w:name="X09b724f0b907c7f652c2569c27ef1d5728c277c"/>
-      <w:bookmarkStart w:id="96" w:name="_Toc239321569"/>
+      <w:bookmarkStart w:id="96" w:name="_Toc239329513"/>
       <w:bookmarkEnd w:id="87"/>
       <w:bookmarkEnd w:id="93"/>
       <w:r>
@@ -53624,7 +53624,7 @@
           <w:noProof/>
         </w:rPr>
         <w:drawing>
-          <wp:inline distT="0" distB="0" distL="0" distR="0" wp14:anchorId="197DD8BE" wp14:editId="0BF0AC98">
+          <wp:inline distT="0" distB="0" distL="0" distR="0" wp14:anchorId="6E35E670" wp14:editId="24D63DA4">
             <wp:extent cx="5334000" cy="2883855"/>
             <wp:effectExtent l="0" t="0" r="0" b="0"/>
             <wp:docPr id="108" name="Picture"/>
@@ -59730,7 +59730,7 @@
         <w:pStyle w:val="Heading2"/>
       </w:pPr>
       <w:bookmarkStart w:id="106" w:name="X0c205a3fd5474e5e1d380a3735df7543f97f059"/>
-      <w:bookmarkStart w:id="107" w:name="_Toc239321570"/>
+      <w:bookmarkStart w:id="107" w:name="_Toc239329514"/>
       <w:bookmarkEnd w:id="95"/>
       <w:bookmarkEnd w:id="104"/>
       <w:r>
@@ -63122,7 +63122,7 @@
         <w:pStyle w:val="Heading2"/>
       </w:pPr>
       <w:bookmarkStart w:id="113" w:name="X8f4b2c0e55e8764a0677cdfa39e96dbe6822859"/>
-      <w:bookmarkStart w:id="114" w:name="_Toc239321571"/>
+      <w:bookmarkStart w:id="114" w:name="_Toc239329515"/>
       <w:bookmarkEnd w:id="106"/>
       <w:bookmarkEnd w:id="112"/>
       <w:r>
@@ -66268,7 +66268,7 @@
         <w:pStyle w:val="Heading2"/>
       </w:pPr>
       <w:bookmarkStart w:id="120" w:name="X7468ed9f095dd0192ebc5de940dc44b5cd3e099"/>
-      <w:bookmarkStart w:id="121" w:name="_Toc239321572"/>
+      <w:bookmarkStart w:id="121" w:name="_Toc239329516"/>
       <w:bookmarkEnd w:id="113"/>
       <w:bookmarkEnd w:id="118"/>
       <w:r>
@@ -68129,7 +68129,7 @@
           <w:noProof/>
         </w:rPr>
         <w:drawing>
-          <wp:inline distT="0" distB="0" distL="0" distR="0" wp14:anchorId="2B1A0635" wp14:editId="206CE191">
+          <wp:inline distT="0" distB="0" distL="0" distR="0" wp14:anchorId="4A07863B" wp14:editId="1DB5747B">
             <wp:extent cx="5334000" cy="3317670"/>
             <wp:effectExtent l="0" t="0" r="0" b="0"/>
             <wp:docPr id="131" name="Picture"/>
@@ -69142,7 +69142,7 @@
         <w:pStyle w:val="Heading2"/>
       </w:pPr>
       <w:bookmarkStart w:id="124" w:name="X88e1c26a6581f7bd1dbdb2c85ae6116c5ba8393"/>
-      <w:bookmarkStart w:id="125" w:name="_Toc239321573"/>
+      <w:bookmarkStart w:id="125" w:name="_Toc239329517"/>
       <w:bookmarkEnd w:id="120"/>
       <w:r>
         <w:t>4.7. Các y</w:t>
@@ -70994,7 +70994,7 @@
         <w:pStyle w:val="Heading1"/>
       </w:pPr>
       <w:bookmarkStart w:id="127" w:name="chương-5-kết-luận-và-hướng-phát-triển"/>
-      <w:bookmarkStart w:id="128" w:name="_Toc239321574"/>
+      <w:bookmarkStart w:id="128" w:name="_Toc239329518"/>
       <w:bookmarkEnd w:id="83"/>
       <w:bookmarkEnd w:id="124"/>
       <w:r>
@@ -71031,7 +71031,7 @@
         <w:pStyle w:val="Heading2"/>
       </w:pPr>
       <w:bookmarkStart w:id="129" w:name="Xcefa088882d41b38c21b7b5b44c738cb5564fbb"/>
-      <w:bookmarkStart w:id="130" w:name="_Toc239321575"/>
+      <w:bookmarkStart w:id="130" w:name="_Toc239329519"/>
       <w:r>
         <w:t>5.1. K</w:t>
       </w:r>
@@ -73761,7 +73761,7 @@
         <w:pStyle w:val="Heading2"/>
       </w:pPr>
       <w:bookmarkStart w:id="132" w:name="Xe79f58ab8ce7b6f148c68a374118dd9eaec1a1c"/>
-      <w:bookmarkStart w:id="133" w:name="_Toc239321576"/>
+      <w:bookmarkStart w:id="133" w:name="_Toc239329520"/>
       <w:bookmarkEnd w:id="129"/>
       <w:r>
         <w:t>5.2. H</w:t>
@@ -75201,7 +75201,7 @@
         <w:pStyle w:val="Heading2"/>
       </w:pPr>
       <w:bookmarkStart w:id="135" w:name="X66db71c9020c40cf46e490c5c37ad244e2b7594"/>
-      <w:bookmarkStart w:id="136" w:name="_Toc239321577"/>
+      <w:bookmarkStart w:id="136" w:name="_Toc239329521"/>
       <w:bookmarkEnd w:id="132"/>
       <w:r>
         <w:t>5.3. Hư</w:t>
@@ -76792,7 +76792,7 @@
         <w:pStyle w:val="Heading2"/>
       </w:pPr>
       <w:bookmarkStart w:id="138" w:name="Xe5a2fe3dfcd4681648271b7ddc344b106e48b3b"/>
-      <w:bookmarkStart w:id="139" w:name="_Toc239321578"/>
+      <w:bookmarkStart w:id="139" w:name="_Toc239329522"/>
       <w:bookmarkEnd w:id="135"/>
       <w:r>
         <w:t>5.4. K</w:t>
@@ -77715,7 +77715,7 @@
         <w:pStyle w:val="Heading1"/>
       </w:pPr>
       <w:bookmarkStart w:id="140" w:name="tài-liệu-tham-khảo"/>
-      <w:bookmarkStart w:id="141" w:name="_Toc239321579"/>
+      <w:bookmarkStart w:id="141" w:name="_Toc239329523"/>
       <w:bookmarkEnd w:id="127"/>
       <w:bookmarkEnd w:id="138"/>
       <w:r>
@@ -78741,7 +78741,7 @@
         <w:pStyle w:val="Heading1"/>
       </w:pPr>
       <w:bookmarkStart w:id="142" w:name="phụ-lục"/>
-      <w:bookmarkStart w:id="143" w:name="_Toc239321580"/>
+      <w:bookmarkStart w:id="143" w:name="_Toc239329524"/>
       <w:bookmarkEnd w:id="140"/>
       <w:r>
         <w:t>PH</w:t>
@@ -78765,7 +78765,7 @@
         <w:pStyle w:val="Heading2"/>
       </w:pPr>
       <w:bookmarkStart w:id="144" w:name="phụ-lục-a-cấu-hình-và-siêu-tham-số"/>
-      <w:bookmarkStart w:id="145" w:name="_Toc239321581"/>
+      <w:bookmarkStart w:id="145" w:name="_Toc239329525"/>
       <w:r>
         <w:t>Ph</w:t>
       </w:r>
@@ -80985,7 +80985,7 @@
         <w:pStyle w:val="Heading2"/>
       </w:pPr>
       <w:bookmarkStart w:id="149" w:name="phụ-lục-b-hướng-dẫn-cài-đặt-và-chạy"/>
-      <w:bookmarkStart w:id="150" w:name="_Toc239321582"/>
+      <w:bookmarkStart w:id="150" w:name="_Toc239329526"/>
       <w:bookmarkEnd w:id="144"/>
       <w:bookmarkEnd w:id="148"/>
       <w:r>
@@ -82554,7 +82554,7 @@
   <w:abstractNum w:abstractNumId="0" w15:restartNumberingAfterBreak="0">
     <w:nsid w:val="0000A990"/>
     <w:multiLevelType w:val="multilevel"/>
-    <w:tmpl w:val="1A2681D0"/>
+    <w:tmpl w:val="B906B85A"/>
     <w:lvl w:ilvl="0">
       <w:numFmt w:val="bullet"/>
       <w:lvlText w:val=" "/>
@@ -82631,7 +82631,7 @@
   <w:abstractNum w:abstractNumId="1" w15:restartNumberingAfterBreak="0">
     <w:nsid w:val="0000A991"/>
     <w:multiLevelType w:val="multilevel"/>
-    <w:tmpl w:val="22987B86"/>
+    <w:tmpl w:val="5C48A28E"/>
     <w:lvl w:ilvl="0">
       <w:numFmt w:val="bullet"/>
       <w:lvlText w:val=""/>
@@ -82735,7 +82735,7 @@
   <w:abstractNum w:abstractNumId="2" w15:restartNumberingAfterBreak="0">
     <w:nsid w:val="00A99411"/>
     <w:multiLevelType w:val="multilevel"/>
-    <w:tmpl w:val="58260D92"/>
+    <w:tmpl w:val="2C76F968"/>
     <w:lvl w:ilvl="0">
       <w:start w:val="1"/>
       <w:numFmt w:val="decimal"/>
@@ -82818,10 +82818,10 @@
       </w:pPr>
     </w:lvl>
   </w:abstractNum>
-  <w:num w:numId="1" w16cid:durableId="175004881">
+  <w:num w:numId="1" w16cid:durableId="545873449">
     <w:abstractNumId w:val="0"/>
   </w:num>
-  <w:num w:numId="2" w16cid:durableId="1471170006">
+  <w:num w:numId="2" w16cid:durableId="1196238245">
     <w:abstractNumId w:val="2"/>
     <w:lvlOverride w:ilvl="0">
       <w:startOverride w:val="1"/>
@@ -82851,22 +82851,22 @@
       <w:startOverride w:val="1"/>
     </w:lvlOverride>
   </w:num>
-  <w:num w:numId="3" w16cid:durableId="20210991">
+  <w:num w:numId="3" w16cid:durableId="2065521712">
     <w:abstractNumId w:val="1"/>
   </w:num>
-  <w:num w:numId="4" w16cid:durableId="1050691987">
+  <w:num w:numId="4" w16cid:durableId="214854166">
     <w:abstractNumId w:val="1"/>
   </w:num>
-  <w:num w:numId="5" w16cid:durableId="1737703971">
+  <w:num w:numId="5" w16cid:durableId="923295905">
     <w:abstractNumId w:val="1"/>
   </w:num>
-  <w:num w:numId="6" w16cid:durableId="1597202216">
+  <w:num w:numId="6" w16cid:durableId="1083572254">
     <w:abstractNumId w:val="1"/>
   </w:num>
-  <w:num w:numId="7" w16cid:durableId="35007844">
+  <w:num w:numId="7" w16cid:durableId="107819743">
     <w:abstractNumId w:val="1"/>
   </w:num>
-  <w:num w:numId="8" w16cid:durableId="1861116492">
+  <w:num w:numId="8" w16cid:durableId="1799105604">
     <w:abstractNumId w:val="1"/>
   </w:num>
 </w:numbering>
@@ -84103,7 +84103,7 @@
     <w:next w:val="Normal"/>
     <w:autoRedefine/>
     <w:uiPriority w:val="39"/>
-    <w:rsid w:val="005D60A6"/>
+    <w:rsid w:val="00422F38"/>
     <w:pPr>
       <w:spacing w:after="100"/>
     </w:pPr>
@@ -84114,7 +84114,7 @@
     <w:next w:val="Normal"/>
     <w:autoRedefine/>
     <w:uiPriority w:val="39"/>
-    <w:rsid w:val="005D60A6"/>
+    <w:rsid w:val="00422F38"/>
     <w:pPr>
       <w:spacing w:after="100"/>
       <w:ind w:left="240"/>

--- a/docs/papers/mon-hoc/thesis-full.docx
+++ b/docs/papers/mon-hoc/thesis-full.docx
@@ -148,7 +148,7 @@
         <w:pStyle w:val="Heading1"/>
       </w:pPr>
       <w:bookmarkStart w:id="0" w:name="đồ-án-môn-học"/>
-      <w:bookmarkStart w:id="1" w:name="_Toc239335492"/>
+      <w:bookmarkStart w:id="1" w:name="_Toc239335761"/>
       <w:r>
         <w:t>Đ</w:t>
       </w:r>
@@ -220,7 +220,7 @@
         <w:pStyle w:val="Heading1"/>
       </w:pPr>
       <w:bookmarkStart w:id="4" w:name="Xbe958ce37c6a089ac9bdc99dada4ec5e2c0f7da"/>
-      <w:bookmarkStart w:id="5" w:name="_Toc239335493"/>
+      <w:bookmarkStart w:id="5" w:name="_Toc239335762"/>
       <w:bookmarkEnd w:id="0"/>
       <w:bookmarkEnd w:id="3"/>
       <w:r>
@@ -301,7 +301,7 @@
       </w:tblPr>
       <w:tblGrid>
         <w:gridCol w:w="2233"/>
-        <w:gridCol w:w="3525"/>
+        <w:gridCol w:w="4026"/>
       </w:tblGrid>
       <w:tr>
         <w:trPr>
@@ -403,17 +403,45 @@
                 <w:b/>
                 <w:bCs/>
               </w:rPr>
-              <w:t>m Công Thành</w:t>
-            </w:r>
-            <w:r>
-              <w:t xml:space="preserve"> — MSSV </w:t>
+              <w:t>m Nguy</w:t>
             </w:r>
             <w:r>
               <w:rPr>
                 <w:b/>
                 <w:bCs/>
               </w:rPr>
-              <w:t>25410013</w:t>
+              <w:t>ễ</w:t>
+            </w:r>
+            <w:r>
+              <w:rPr>
+                <w:b/>
+                <w:bCs/>
+              </w:rPr>
+              <w:t>n Th</w:t>
+            </w:r>
+            <w:r>
+              <w:rPr>
+                <w:b/>
+                <w:bCs/>
+              </w:rPr>
+              <w:t>ế</w:t>
+            </w:r>
+            <w:r>
+              <w:rPr>
+                <w:b/>
+                <w:bCs/>
+              </w:rPr>
+              <w:t xml:space="preserve"> Châu</w:t>
+            </w:r>
+            <w:r>
+              <w:t xml:space="preserve"> — MSSV </w:t>
+            </w:r>
+            <w:r>
+              <w:rPr>
+                <w:b/>
+                <w:bCs/>
+              </w:rPr>
+              <w:t>25410004</w:t>
             </w:r>
           </w:p>
         </w:tc>
@@ -456,6 +484,73 @@
                 <w:b/>
                 <w:bCs/>
               </w:rPr>
+              <w:t>n Công H</w:t>
+            </w:r>
+            <w:r>
+              <w:rPr>
+                <w:b/>
+                <w:bCs/>
+              </w:rPr>
+              <w:t>ậ</w:t>
+            </w:r>
+            <w:r>
+              <w:rPr>
+                <w:b/>
+                <w:bCs/>
+              </w:rPr>
+              <w:t>u</w:t>
+            </w:r>
+            <w:r>
+              <w:t xml:space="preserve"> — MSSV </w:t>
+            </w:r>
+            <w:r>
+              <w:rPr>
+                <w:b/>
+                <w:bCs/>
+              </w:rPr>
+              <w:t>25410006</w:t>
+            </w:r>
+          </w:p>
+        </w:tc>
+      </w:tr>
+      <w:tr>
+        <w:tc>
+          <w:tcPr>
+            <w:tcW w:w="0" w:type="auto"/>
+          </w:tcPr>
+          <w:p>
+            <w:pPr>
+              <w:pStyle w:val="Compact"/>
+            </w:pPr>
+          </w:p>
+        </w:tc>
+        <w:tc>
+          <w:tcPr>
+            <w:tcW w:w="0" w:type="auto"/>
+          </w:tcPr>
+          <w:p>
+            <w:pPr>
+              <w:pStyle w:val="Compact"/>
+            </w:pPr>
+            <w:r>
+              <w:rPr>
+                <w:b/>
+                <w:bCs/>
+              </w:rPr>
+              <w:t>Nguy</w:t>
+            </w:r>
+            <w:r>
+              <w:rPr>
+                <w:b/>
+                <w:bCs/>
+              </w:rPr>
+              <w:t>ễ</w:t>
+            </w:r>
+            <w:r>
+              <w:rPr>
+                <w:b/>
+                <w:bCs/>
+              </w:rPr>
               <w:t>n Minh Hi</w:t>
             </w:r>
             <w:r>
@@ -481,6 +576,59 @@
                 <w:bCs/>
               </w:rPr>
               <w:t>25410007</w:t>
+            </w:r>
+          </w:p>
+        </w:tc>
+      </w:tr>
+      <w:tr>
+        <w:tc>
+          <w:tcPr>
+            <w:tcW w:w="0" w:type="auto"/>
+          </w:tcPr>
+          <w:p>
+            <w:pPr>
+              <w:pStyle w:val="Compact"/>
+            </w:pPr>
+          </w:p>
+        </w:tc>
+        <w:tc>
+          <w:tcPr>
+            <w:tcW w:w="0" w:type="auto"/>
+          </w:tcPr>
+          <w:p>
+            <w:pPr>
+              <w:pStyle w:val="Compact"/>
+            </w:pPr>
+            <w:r>
+              <w:rPr>
+                <w:b/>
+                <w:bCs/>
+              </w:rPr>
+              <w:t>Ph</w:t>
+            </w:r>
+            <w:r>
+              <w:rPr>
+                <w:b/>
+                <w:bCs/>
+              </w:rPr>
+              <w:t>ạ</w:t>
+            </w:r>
+            <w:r>
+              <w:rPr>
+                <w:b/>
+                <w:bCs/>
+              </w:rPr>
+              <w:t>m Công Thành</w:t>
+            </w:r>
+            <w:r>
+              <w:t xml:space="preserve"> — MSSV </w:t>
+            </w:r>
+            <w:r>
+              <w:rPr>
+                <w:b/>
+                <w:bCs/>
+              </w:rPr>
+              <w:t>25410013</w:t>
             </w:r>
           </w:p>
         </w:tc>
@@ -602,25 +750,13 @@
               <w:pStyle w:val="Compact"/>
             </w:pPr>
             <w:r>
-              <w:t>«đi</w:t>
-            </w:r>
-            <w:r>
-              <w:t>ề</w:t>
-            </w:r>
-            <w:r>
-              <w:t>n tên gi</w:t>
-            </w:r>
-            <w:r>
-              <w:t>ả</w:t>
-            </w:r>
-            <w:r>
-              <w:t>ng viên ph</w:t>
-            </w:r>
-            <w:r>
-              <w:t>ụ</w:t>
-            </w:r>
-            <w:r>
-              <w:t xml:space="preserve"> trách môn»</w:t>
+              <w:t>ThS. Cáp Ph</w:t>
+            </w:r>
+            <w:r>
+              <w:t>ạ</w:t>
+            </w:r>
+            <w:r>
+              <w:t>m Đình Thăng</w:t>
             </w:r>
           </w:p>
         </w:tc>
@@ -659,7 +795,7 @@
     </w:p>
     <w:p>
       <w:r>
-        <w:pict w14:anchorId="11B4FC1D">
+        <w:pict w14:anchorId="67610572">
           <v:rect id="_x0000_i1025" style="width:0;height:1.5pt" o:hralign="center" o:hrstd="t" o:hr="t"/>
         </w:pict>
       </w:r>
@@ -669,7 +805,7 @@
         <w:pStyle w:val="Heading2"/>
       </w:pPr>
       <w:bookmarkStart w:id="6" w:name="mục-lục"/>
-      <w:bookmarkStart w:id="7" w:name="_Toc239335494"/>
+      <w:bookmarkStart w:id="7" w:name="_Toc239335763"/>
       <w:r>
         <w:t>M</w:t>
       </w:r>
@@ -709,7 +845,7 @@
       <w:r>
         <w:fldChar w:fldCharType="separate"/>
       </w:r>
-      <w:hyperlink w:anchor="_Toc239335492" w:history="1">
+      <w:hyperlink w:anchor="_Toc239335761" w:history="1">
         <w:r>
           <w:rPr>
             <w:rStyle w:val="Hyperlink"/>
@@ -736,7 +872,7 @@
             <w:noProof/>
             <w:webHidden/>
           </w:rPr>
-          <w:instrText xml:space="preserve"> PAGEREF _Toc239335492 \h </w:instrText>
+          <w:instrText xml:space="preserve"> PAGEREF _Toc239335761 \h </w:instrText>
         </w:r>
         <w:r>
           <w:rPr>
@@ -780,7 +916,7 @@
           <w14:ligatures w14:val="standardContextual"/>
         </w:rPr>
       </w:pPr>
-      <w:hyperlink w:anchor="_Toc239335493" w:history="1">
+      <w:hyperlink w:anchor="_Toc239335762" w:history="1">
         <w:r>
           <w:rPr>
             <w:rStyle w:val="Hyperlink"/>
@@ -807,7 +943,7 @@
             <w:noProof/>
             <w:webHidden/>
           </w:rPr>
-          <w:instrText xml:space="preserve"> PAGEREF _Toc239335493 \h </w:instrText>
+          <w:instrText xml:space="preserve"> PAGEREF _Toc239335762 \h </w:instrText>
         </w:r>
         <w:r>
           <w:rPr>
@@ -851,7 +987,7 @@
           <w14:ligatures w14:val="standardContextual"/>
         </w:rPr>
       </w:pPr>
-      <w:hyperlink w:anchor="_Toc239335494" w:history="1">
+      <w:hyperlink w:anchor="_Toc239335763" w:history="1">
         <w:r>
           <w:rPr>
             <w:rStyle w:val="Hyperlink"/>
@@ -878,7 +1014,7 @@
             <w:noProof/>
             <w:webHidden/>
           </w:rPr>
-          <w:instrText xml:space="preserve"> PAGEREF _Toc239335494 \h </w:instrText>
+          <w:instrText xml:space="preserve"> PAGEREF _Toc239335763 \h </w:instrText>
         </w:r>
         <w:r>
           <w:rPr>
@@ -922,7 +1058,7 @@
           <w14:ligatures w14:val="standardContextual"/>
         </w:rPr>
       </w:pPr>
-      <w:hyperlink w:anchor="_Toc239335495" w:history="1">
+      <w:hyperlink w:anchor="_Toc239335764" w:history="1">
         <w:r>
           <w:rPr>
             <w:rStyle w:val="Hyperlink"/>
@@ -949,7 +1085,7 @@
             <w:noProof/>
             <w:webHidden/>
           </w:rPr>
-          <w:instrText xml:space="preserve"> PAGEREF _Toc239335495 \h </w:instrText>
+          <w:instrText xml:space="preserve"> PAGEREF _Toc239335764 \h </w:instrText>
         </w:r>
         <w:r>
           <w:rPr>
@@ -993,7 +1129,7 @@
           <w14:ligatures w14:val="standardContextual"/>
         </w:rPr>
       </w:pPr>
-      <w:hyperlink w:anchor="_Toc239335496" w:history="1">
+      <w:hyperlink w:anchor="_Toc239335765" w:history="1">
         <w:r>
           <w:rPr>
             <w:rStyle w:val="Hyperlink"/>
@@ -1020,7 +1156,7 @@
             <w:noProof/>
             <w:webHidden/>
           </w:rPr>
-          <w:instrText xml:space="preserve"> PAGEREF _Toc239335496 \h </w:instrText>
+          <w:instrText xml:space="preserve"> PAGEREF _Toc239335765 \h </w:instrText>
         </w:r>
         <w:r>
           <w:rPr>
@@ -1064,7 +1200,7 @@
           <w14:ligatures w14:val="standardContextual"/>
         </w:rPr>
       </w:pPr>
-      <w:hyperlink w:anchor="_Toc239335497" w:history="1">
+      <w:hyperlink w:anchor="_Toc239335766" w:history="1">
         <w:r>
           <w:rPr>
             <w:rStyle w:val="Hyperlink"/>
@@ -1091,7 +1227,7 @@
             <w:noProof/>
             <w:webHidden/>
           </w:rPr>
-          <w:instrText xml:space="preserve"> PAGEREF _Toc239335497 \h </w:instrText>
+          <w:instrText xml:space="preserve"> PAGEREF _Toc239335766 \h </w:instrText>
         </w:r>
         <w:r>
           <w:rPr>
@@ -1135,7 +1271,7 @@
           <w14:ligatures w14:val="standardContextual"/>
         </w:rPr>
       </w:pPr>
-      <w:hyperlink w:anchor="_Toc239335498" w:history="1">
+      <w:hyperlink w:anchor="_Toc239335767" w:history="1">
         <w:r>
           <w:rPr>
             <w:rStyle w:val="Hyperlink"/>
@@ -1162,7 +1298,7 @@
             <w:noProof/>
             <w:webHidden/>
           </w:rPr>
-          <w:instrText xml:space="preserve"> PAGEREF _Toc239335498 \h </w:instrText>
+          <w:instrText xml:space="preserve"> PAGEREF _Toc239335767 \h </w:instrText>
         </w:r>
         <w:r>
           <w:rPr>
@@ -1206,7 +1342,7 @@
           <w14:ligatures w14:val="standardContextual"/>
         </w:rPr>
       </w:pPr>
-      <w:hyperlink w:anchor="_Toc239335499" w:history="1">
+      <w:hyperlink w:anchor="_Toc239335768" w:history="1">
         <w:r>
           <w:rPr>
             <w:rStyle w:val="Hyperlink"/>
@@ -1233,7 +1369,7 @@
             <w:noProof/>
             <w:webHidden/>
           </w:rPr>
-          <w:instrText xml:space="preserve"> PAGEREF _Toc239335499 \h </w:instrText>
+          <w:instrText xml:space="preserve"> PAGEREF _Toc239335768 \h </w:instrText>
         </w:r>
         <w:r>
           <w:rPr>
@@ -1277,7 +1413,7 @@
           <w14:ligatures w14:val="standardContextual"/>
         </w:rPr>
       </w:pPr>
-      <w:hyperlink w:anchor="_Toc239335500" w:history="1">
+      <w:hyperlink w:anchor="_Toc239335769" w:history="1">
         <w:r>
           <w:rPr>
             <w:rStyle w:val="Hyperlink"/>
@@ -1304,7 +1440,7 @@
             <w:noProof/>
             <w:webHidden/>
           </w:rPr>
-          <w:instrText xml:space="preserve"> PAGEREF _Toc239335500 \h </w:instrText>
+          <w:instrText xml:space="preserve"> PAGEREF _Toc239335769 \h </w:instrText>
         </w:r>
         <w:r>
           <w:rPr>
@@ -1348,7 +1484,7 @@
           <w14:ligatures w14:val="standardContextual"/>
         </w:rPr>
       </w:pPr>
-      <w:hyperlink w:anchor="_Toc239335501" w:history="1">
+      <w:hyperlink w:anchor="_Toc239335770" w:history="1">
         <w:r>
           <w:rPr>
             <w:rStyle w:val="Hyperlink"/>
@@ -1375,7 +1511,7 @@
             <w:noProof/>
             <w:webHidden/>
           </w:rPr>
-          <w:instrText xml:space="preserve"> PAGEREF _Toc239335501 \h </w:instrText>
+          <w:instrText xml:space="preserve"> PAGEREF _Toc239335770 \h </w:instrText>
         </w:r>
         <w:r>
           <w:rPr>
@@ -1419,7 +1555,7 @@
           <w14:ligatures w14:val="standardContextual"/>
         </w:rPr>
       </w:pPr>
-      <w:hyperlink w:anchor="_Toc239335502" w:history="1">
+      <w:hyperlink w:anchor="_Toc239335771" w:history="1">
         <w:r>
           <w:rPr>
             <w:rStyle w:val="Hyperlink"/>
@@ -1446,7 +1582,7 @@
             <w:noProof/>
             <w:webHidden/>
           </w:rPr>
-          <w:instrText xml:space="preserve"> PAGEREF _Toc239335502 \h </w:instrText>
+          <w:instrText xml:space="preserve"> PAGEREF _Toc239335771 \h </w:instrText>
         </w:r>
         <w:r>
           <w:rPr>
@@ -1490,7 +1626,7 @@
           <w14:ligatures w14:val="standardContextual"/>
         </w:rPr>
       </w:pPr>
-      <w:hyperlink w:anchor="_Toc239335503" w:history="1">
+      <w:hyperlink w:anchor="_Toc239335772" w:history="1">
         <w:r>
           <w:rPr>
             <w:rStyle w:val="Hyperlink"/>
@@ -1517,7 +1653,7 @@
             <w:noProof/>
             <w:webHidden/>
           </w:rPr>
-          <w:instrText xml:space="preserve"> PAGEREF _Toc239335503 \h </w:instrText>
+          <w:instrText xml:space="preserve"> PAGEREF _Toc239335772 \h </w:instrText>
         </w:r>
         <w:r>
           <w:rPr>
@@ -1561,7 +1697,7 @@
           <w14:ligatures w14:val="standardContextual"/>
         </w:rPr>
       </w:pPr>
-      <w:hyperlink w:anchor="_Toc239335504" w:history="1">
+      <w:hyperlink w:anchor="_Toc239335773" w:history="1">
         <w:r>
           <w:rPr>
             <w:rStyle w:val="Hyperlink"/>
@@ -1588,7 +1724,7 @@
             <w:noProof/>
             <w:webHidden/>
           </w:rPr>
-          <w:instrText xml:space="preserve"> PAGEREF _Toc239335504 \h </w:instrText>
+          <w:instrText xml:space="preserve"> PAGEREF _Toc239335773 \h </w:instrText>
         </w:r>
         <w:r>
           <w:rPr>
@@ -1632,7 +1768,7 @@
           <w14:ligatures w14:val="standardContextual"/>
         </w:rPr>
       </w:pPr>
-      <w:hyperlink w:anchor="_Toc239335505" w:history="1">
+      <w:hyperlink w:anchor="_Toc239335774" w:history="1">
         <w:r>
           <w:rPr>
             <w:rStyle w:val="Hyperlink"/>
@@ -1659,7 +1795,7 @@
             <w:noProof/>
             <w:webHidden/>
           </w:rPr>
-          <w:instrText xml:space="preserve"> PAGEREF _Toc239335505 \h </w:instrText>
+          <w:instrText xml:space="preserve"> PAGEREF _Toc239335774 \h </w:instrText>
         </w:r>
         <w:r>
           <w:rPr>
@@ -1703,7 +1839,7 @@
           <w14:ligatures w14:val="standardContextual"/>
         </w:rPr>
       </w:pPr>
-      <w:hyperlink w:anchor="_Toc239335506" w:history="1">
+      <w:hyperlink w:anchor="_Toc239335775" w:history="1">
         <w:r>
           <w:rPr>
             <w:rStyle w:val="Hyperlink"/>
@@ -1730,7 +1866,7 @@
             <w:noProof/>
             <w:webHidden/>
           </w:rPr>
-          <w:instrText xml:space="preserve"> PAGEREF _Toc239335506 \h </w:instrText>
+          <w:instrText xml:space="preserve"> PAGEREF _Toc239335775 \h </w:instrText>
         </w:r>
         <w:r>
           <w:rPr>
@@ -1774,7 +1910,7 @@
           <w14:ligatures w14:val="standardContextual"/>
         </w:rPr>
       </w:pPr>
-      <w:hyperlink w:anchor="_Toc239335507" w:history="1">
+      <w:hyperlink w:anchor="_Toc239335776" w:history="1">
         <w:r>
           <w:rPr>
             <w:rStyle w:val="Hyperlink"/>
@@ -1801,7 +1937,7 @@
             <w:noProof/>
             <w:webHidden/>
           </w:rPr>
-          <w:instrText xml:space="preserve"> PAGEREF _Toc239335507 \h </w:instrText>
+          <w:instrText xml:space="preserve"> PAGEREF _Toc239335776 \h </w:instrText>
         </w:r>
         <w:r>
           <w:rPr>
@@ -1845,7 +1981,7 @@
           <w14:ligatures w14:val="standardContextual"/>
         </w:rPr>
       </w:pPr>
-      <w:hyperlink w:anchor="_Toc239335508" w:history="1">
+      <w:hyperlink w:anchor="_Toc239335777" w:history="1">
         <w:r>
           <w:rPr>
             <w:rStyle w:val="Hyperlink"/>
@@ -1872,7 +2008,7 @@
             <w:noProof/>
             <w:webHidden/>
           </w:rPr>
-          <w:instrText xml:space="preserve"> PAGEREF _Toc239335508 \h </w:instrText>
+          <w:instrText xml:space="preserve"> PAGEREF _Toc239335777 \h </w:instrText>
         </w:r>
         <w:r>
           <w:rPr>
@@ -1916,7 +2052,7 @@
           <w14:ligatures w14:val="standardContextual"/>
         </w:rPr>
       </w:pPr>
-      <w:hyperlink w:anchor="_Toc239335509" w:history="1">
+      <w:hyperlink w:anchor="_Toc239335778" w:history="1">
         <w:r>
           <w:rPr>
             <w:rStyle w:val="Hyperlink"/>
@@ -1943,7 +2079,7 @@
             <w:noProof/>
             <w:webHidden/>
           </w:rPr>
-          <w:instrText xml:space="preserve"> PAGEREF _Toc239335509 \h </w:instrText>
+          <w:instrText xml:space="preserve"> PAGEREF _Toc239335778 \h </w:instrText>
         </w:r>
         <w:r>
           <w:rPr>
@@ -1987,7 +2123,7 @@
           <w14:ligatures w14:val="standardContextual"/>
         </w:rPr>
       </w:pPr>
-      <w:hyperlink w:anchor="_Toc239335510" w:history="1">
+      <w:hyperlink w:anchor="_Toc239335779" w:history="1">
         <w:r>
           <w:rPr>
             <w:rStyle w:val="Hyperlink"/>
@@ -2014,7 +2150,7 @@
             <w:noProof/>
             <w:webHidden/>
           </w:rPr>
-          <w:instrText xml:space="preserve"> PAGEREF _Toc239335510 \h </w:instrText>
+          <w:instrText xml:space="preserve"> PAGEREF _Toc239335779 \h </w:instrText>
         </w:r>
         <w:r>
           <w:rPr>
@@ -2058,7 +2194,7 @@
           <w14:ligatures w14:val="standardContextual"/>
         </w:rPr>
       </w:pPr>
-      <w:hyperlink w:anchor="_Toc239335511" w:history="1">
+      <w:hyperlink w:anchor="_Toc239335780" w:history="1">
         <w:r>
           <w:rPr>
             <w:rStyle w:val="Hyperlink"/>
@@ -2085,7 +2221,7 @@
             <w:noProof/>
             <w:webHidden/>
           </w:rPr>
-          <w:instrText xml:space="preserve"> PAGEREF _Toc239335511 \h </w:instrText>
+          <w:instrText xml:space="preserve"> PAGEREF _Toc239335780 \h </w:instrText>
         </w:r>
         <w:r>
           <w:rPr>
@@ -2129,7 +2265,7 @@
           <w14:ligatures w14:val="standardContextual"/>
         </w:rPr>
       </w:pPr>
-      <w:hyperlink w:anchor="_Toc239335512" w:history="1">
+      <w:hyperlink w:anchor="_Toc239335781" w:history="1">
         <w:r>
           <w:rPr>
             <w:rStyle w:val="Hyperlink"/>
@@ -2156,7 +2292,7 @@
             <w:noProof/>
             <w:webHidden/>
           </w:rPr>
-          <w:instrText xml:space="preserve"> PAGEREF _Toc239335512 \h </w:instrText>
+          <w:instrText xml:space="preserve"> PAGEREF _Toc239335781 \h </w:instrText>
         </w:r>
         <w:r>
           <w:rPr>
@@ -2200,7 +2336,7 @@
           <w14:ligatures w14:val="standardContextual"/>
         </w:rPr>
       </w:pPr>
-      <w:hyperlink w:anchor="_Toc239335513" w:history="1">
+      <w:hyperlink w:anchor="_Toc239335782" w:history="1">
         <w:r>
           <w:rPr>
             <w:rStyle w:val="Hyperlink"/>
@@ -2227,7 +2363,7 @@
             <w:noProof/>
             <w:webHidden/>
           </w:rPr>
-          <w:instrText xml:space="preserve"> PAGEREF _Toc239335513 \h </w:instrText>
+          <w:instrText xml:space="preserve"> PAGEREF _Toc239335782 \h </w:instrText>
         </w:r>
         <w:r>
           <w:rPr>
@@ -2271,7 +2407,7 @@
           <w14:ligatures w14:val="standardContextual"/>
         </w:rPr>
       </w:pPr>
-      <w:hyperlink w:anchor="_Toc239335514" w:history="1">
+      <w:hyperlink w:anchor="_Toc239335783" w:history="1">
         <w:r>
           <w:rPr>
             <w:rStyle w:val="Hyperlink"/>
@@ -2298,7 +2434,7 @@
             <w:noProof/>
             <w:webHidden/>
           </w:rPr>
-          <w:instrText xml:space="preserve"> PAGEREF _Toc239335514 \h </w:instrText>
+          <w:instrText xml:space="preserve"> PAGEREF _Toc239335783 \h </w:instrText>
         </w:r>
         <w:r>
           <w:rPr>
@@ -2342,7 +2478,7 @@
           <w14:ligatures w14:val="standardContextual"/>
         </w:rPr>
       </w:pPr>
-      <w:hyperlink w:anchor="_Toc239335515" w:history="1">
+      <w:hyperlink w:anchor="_Toc239335784" w:history="1">
         <w:r>
           <w:rPr>
             <w:rStyle w:val="Hyperlink"/>
@@ -2369,7 +2505,7 @@
             <w:noProof/>
             <w:webHidden/>
           </w:rPr>
-          <w:instrText xml:space="preserve"> PAGEREF _Toc239335515 \h </w:instrText>
+          <w:instrText xml:space="preserve"> PAGEREF _Toc239335784 \h </w:instrText>
         </w:r>
         <w:r>
           <w:rPr>
@@ -2413,7 +2549,7 @@
           <w14:ligatures w14:val="standardContextual"/>
         </w:rPr>
       </w:pPr>
-      <w:hyperlink w:anchor="_Toc239335516" w:history="1">
+      <w:hyperlink w:anchor="_Toc239335785" w:history="1">
         <w:r>
           <w:rPr>
             <w:rStyle w:val="Hyperlink"/>
@@ -2440,7 +2576,7 @@
             <w:noProof/>
             <w:webHidden/>
           </w:rPr>
-          <w:instrText xml:space="preserve"> PAGEREF _Toc239335516 \h </w:instrText>
+          <w:instrText xml:space="preserve"> PAGEREF _Toc239335785 \h </w:instrText>
         </w:r>
         <w:r>
           <w:rPr>
@@ -2484,7 +2620,7 @@
           <w14:ligatures w14:val="standardContextual"/>
         </w:rPr>
       </w:pPr>
-      <w:hyperlink w:anchor="_Toc239335517" w:history="1">
+      <w:hyperlink w:anchor="_Toc239335786" w:history="1">
         <w:r>
           <w:rPr>
             <w:rStyle w:val="Hyperlink"/>
@@ -2511,7 +2647,7 @@
             <w:noProof/>
             <w:webHidden/>
           </w:rPr>
-          <w:instrText xml:space="preserve"> PAGEREF _Toc239335517 \h </w:instrText>
+          <w:instrText xml:space="preserve"> PAGEREF _Toc239335786 \h </w:instrText>
         </w:r>
         <w:r>
           <w:rPr>
@@ -2555,7 +2691,7 @@
           <w14:ligatures w14:val="standardContextual"/>
         </w:rPr>
       </w:pPr>
-      <w:hyperlink w:anchor="_Toc239335518" w:history="1">
+      <w:hyperlink w:anchor="_Toc239335787" w:history="1">
         <w:r>
           <w:rPr>
             <w:rStyle w:val="Hyperlink"/>
@@ -2582,7 +2718,7 @@
             <w:noProof/>
             <w:webHidden/>
           </w:rPr>
-          <w:instrText xml:space="preserve"> PAGEREF _Toc239335518 \h </w:instrText>
+          <w:instrText xml:space="preserve"> PAGEREF _Toc239335787 \h </w:instrText>
         </w:r>
         <w:r>
           <w:rPr>
@@ -2626,7 +2762,7 @@
           <w14:ligatures w14:val="standardContextual"/>
         </w:rPr>
       </w:pPr>
-      <w:hyperlink w:anchor="_Toc239335519" w:history="1">
+      <w:hyperlink w:anchor="_Toc239335788" w:history="1">
         <w:r>
           <w:rPr>
             <w:rStyle w:val="Hyperlink"/>
@@ -2653,7 +2789,7 @@
             <w:noProof/>
             <w:webHidden/>
           </w:rPr>
-          <w:instrText xml:space="preserve"> PAGEREF _Toc239335519 \h </w:instrText>
+          <w:instrText xml:space="preserve"> PAGEREF _Toc239335788 \h </w:instrText>
         </w:r>
         <w:r>
           <w:rPr>
@@ -2697,7 +2833,7 @@
           <w14:ligatures w14:val="standardContextual"/>
         </w:rPr>
       </w:pPr>
-      <w:hyperlink w:anchor="_Toc239335520" w:history="1">
+      <w:hyperlink w:anchor="_Toc239335789" w:history="1">
         <w:r>
           <w:rPr>
             <w:rStyle w:val="Hyperlink"/>
@@ -2724,7 +2860,7 @@
             <w:noProof/>
             <w:webHidden/>
           </w:rPr>
-          <w:instrText xml:space="preserve"> PAGEREF _Toc239335520 \h </w:instrText>
+          <w:instrText xml:space="preserve"> PAGEREF _Toc239335789 \h </w:instrText>
         </w:r>
         <w:r>
           <w:rPr>
@@ -2768,7 +2904,7 @@
           <w14:ligatures w14:val="standardContextual"/>
         </w:rPr>
       </w:pPr>
-      <w:hyperlink w:anchor="_Toc239335521" w:history="1">
+      <w:hyperlink w:anchor="_Toc239335790" w:history="1">
         <w:r>
           <w:rPr>
             <w:rStyle w:val="Hyperlink"/>
@@ -2795,7 +2931,7 @@
             <w:noProof/>
             <w:webHidden/>
           </w:rPr>
-          <w:instrText xml:space="preserve"> PAGEREF _Toc239335521 \h </w:instrText>
+          <w:instrText xml:space="preserve"> PAGEREF _Toc239335790 \h </w:instrText>
         </w:r>
         <w:r>
           <w:rPr>
@@ -2839,7 +2975,7 @@
           <w14:ligatures w14:val="standardContextual"/>
         </w:rPr>
       </w:pPr>
-      <w:hyperlink w:anchor="_Toc239335522" w:history="1">
+      <w:hyperlink w:anchor="_Toc239335791" w:history="1">
         <w:r>
           <w:rPr>
             <w:rStyle w:val="Hyperlink"/>
@@ -2866,7 +3002,7 @@
             <w:noProof/>
             <w:webHidden/>
           </w:rPr>
-          <w:instrText xml:space="preserve"> PAGEREF _Toc239335522 \h </w:instrText>
+          <w:instrText xml:space="preserve"> PAGEREF _Toc239335791 \h </w:instrText>
         </w:r>
         <w:r>
           <w:rPr>
@@ -2910,7 +3046,7 @@
           <w14:ligatures w14:val="standardContextual"/>
         </w:rPr>
       </w:pPr>
-      <w:hyperlink w:anchor="_Toc239335523" w:history="1">
+      <w:hyperlink w:anchor="_Toc239335792" w:history="1">
         <w:r>
           <w:rPr>
             <w:rStyle w:val="Hyperlink"/>
@@ -2937,7 +3073,7 @@
             <w:noProof/>
             <w:webHidden/>
           </w:rPr>
-          <w:instrText xml:space="preserve"> PAGEREF _Toc239335523 \h </w:instrText>
+          <w:instrText xml:space="preserve"> PAGEREF _Toc239335792 \h </w:instrText>
         </w:r>
         <w:r>
           <w:rPr>
@@ -2981,7 +3117,7 @@
           <w14:ligatures w14:val="standardContextual"/>
         </w:rPr>
       </w:pPr>
-      <w:hyperlink w:anchor="_Toc239335524" w:history="1">
+      <w:hyperlink w:anchor="_Toc239335793" w:history="1">
         <w:r>
           <w:rPr>
             <w:rStyle w:val="Hyperlink"/>
@@ -3008,7 +3144,7 @@
             <w:noProof/>
             <w:webHidden/>
           </w:rPr>
-          <w:instrText xml:space="preserve"> PAGEREF _Toc239335524 \h </w:instrText>
+          <w:instrText xml:space="preserve"> PAGEREF _Toc239335793 \h </w:instrText>
         </w:r>
         <w:r>
           <w:rPr>
@@ -3052,7 +3188,7 @@
           <w14:ligatures w14:val="standardContextual"/>
         </w:rPr>
       </w:pPr>
-      <w:hyperlink w:anchor="_Toc239335525" w:history="1">
+      <w:hyperlink w:anchor="_Toc239335794" w:history="1">
         <w:r>
           <w:rPr>
             <w:rStyle w:val="Hyperlink"/>
@@ -3079,7 +3215,7 @@
             <w:noProof/>
             <w:webHidden/>
           </w:rPr>
-          <w:instrText xml:space="preserve"> PAGEREF _Toc239335525 \h </w:instrText>
+          <w:instrText xml:space="preserve"> PAGEREF _Toc239335794 \h </w:instrText>
         </w:r>
         <w:r>
           <w:rPr>
@@ -3123,7 +3259,7 @@
           <w14:ligatures w14:val="standardContextual"/>
         </w:rPr>
       </w:pPr>
-      <w:hyperlink w:anchor="_Toc239335526" w:history="1">
+      <w:hyperlink w:anchor="_Toc239335795" w:history="1">
         <w:r>
           <w:rPr>
             <w:rStyle w:val="Hyperlink"/>
@@ -3150,7 +3286,7 @@
             <w:noProof/>
             <w:webHidden/>
           </w:rPr>
-          <w:instrText xml:space="preserve"> PAGEREF _Toc239335526 \h </w:instrText>
+          <w:instrText xml:space="preserve"> PAGEREF _Toc239335795 \h </w:instrText>
         </w:r>
         <w:r>
           <w:rPr>
@@ -3194,7 +3330,7 @@
           <w14:ligatures w14:val="standardContextual"/>
         </w:rPr>
       </w:pPr>
-      <w:hyperlink w:anchor="_Toc239335527" w:history="1">
+      <w:hyperlink w:anchor="_Toc239335796" w:history="1">
         <w:r>
           <w:rPr>
             <w:rStyle w:val="Hyperlink"/>
@@ -3221,7 +3357,7 @@
             <w:noProof/>
             <w:webHidden/>
           </w:rPr>
-          <w:instrText xml:space="preserve"> PAGEREF _Toc239335527 \h </w:instrText>
+          <w:instrText xml:space="preserve"> PAGEREF _Toc239335796 \h </w:instrText>
         </w:r>
         <w:r>
           <w:rPr>
@@ -3265,7 +3401,7 @@
           <w14:ligatures w14:val="standardContextual"/>
         </w:rPr>
       </w:pPr>
-      <w:hyperlink w:anchor="_Toc239335528" w:history="1">
+      <w:hyperlink w:anchor="_Toc239335797" w:history="1">
         <w:r>
           <w:rPr>
             <w:rStyle w:val="Hyperlink"/>
@@ -3292,7 +3428,7 @@
             <w:noProof/>
             <w:webHidden/>
           </w:rPr>
-          <w:instrText xml:space="preserve"> PAGEREF _Toc239335528 \h </w:instrText>
+          <w:instrText xml:space="preserve"> PAGEREF _Toc239335797 \h </w:instrText>
         </w:r>
         <w:r>
           <w:rPr>
@@ -3338,7 +3474,7 @@
         <w:pStyle w:val="Heading1"/>
       </w:pPr>
       <w:bookmarkStart w:id="8" w:name="chương-1-giới-thiệu"/>
-      <w:bookmarkStart w:id="9" w:name="_Toc239335495"/>
+      <w:bookmarkStart w:id="9" w:name="_Toc239335764"/>
       <w:bookmarkEnd w:id="4"/>
       <w:bookmarkEnd w:id="6"/>
       <w:r>
@@ -3363,7 +3499,7 @@
         <w:pStyle w:val="Heading2"/>
       </w:pPr>
       <w:bookmarkStart w:id="10" w:name="X7d99df2d9d0c5141050eb9941026463f4c8ea2b"/>
-      <w:bookmarkStart w:id="11" w:name="_Toc239335496"/>
+      <w:bookmarkStart w:id="11" w:name="_Toc239335765"/>
       <w:r>
         <w:t>1.1. Đ</w:t>
       </w:r>
@@ -5213,7 +5349,7 @@
         <w:pStyle w:val="Heading2"/>
       </w:pPr>
       <w:bookmarkStart w:id="12" w:name="X60021b7b958505251ec70bd32e2bac9f8a0361c"/>
-      <w:bookmarkStart w:id="13" w:name="_Toc239335497"/>
+      <w:bookmarkStart w:id="13" w:name="_Toc239335766"/>
       <w:bookmarkEnd w:id="10"/>
       <w:r>
         <w:t>1.2. M</w:t>
@@ -7159,7 +7295,7 @@
         <w:pStyle w:val="Heading2"/>
       </w:pPr>
       <w:bookmarkStart w:id="17" w:name="X03724c88a1b7da9b434cf0a8db5356690a4bb71"/>
-      <w:bookmarkStart w:id="18" w:name="_Toc239335498"/>
+      <w:bookmarkStart w:id="18" w:name="_Toc239335767"/>
       <w:bookmarkEnd w:id="12"/>
       <w:bookmarkEnd w:id="16"/>
       <w:r>
@@ -8964,7 +9100,7 @@
         <w:pStyle w:val="Heading1"/>
       </w:pPr>
       <w:bookmarkStart w:id="20" w:name="chương-2-cơ-sở-lý-thuyết"/>
-      <w:bookmarkStart w:id="21" w:name="_Toc239335499"/>
+      <w:bookmarkStart w:id="21" w:name="_Toc239335768"/>
       <w:bookmarkEnd w:id="8"/>
       <w:bookmarkEnd w:id="17"/>
       <w:r>
@@ -9261,7 +9397,7 @@
         <w:pStyle w:val="Heading2"/>
       </w:pPr>
       <w:bookmarkStart w:id="22" w:name="X2256001523e16d112c59df938522f140b8b988e"/>
-      <w:bookmarkStart w:id="23" w:name="_Toc239335500"/>
+      <w:bookmarkStart w:id="23" w:name="_Toc239335769"/>
       <w:r>
         <w:t>2.1. Quy chu</w:t>
       </w:r>
@@ -13940,7 +14076,7 @@
         <w:pStyle w:val="Heading2"/>
       </w:pPr>
       <w:bookmarkStart w:id="30" w:name="Xb21b4f0690a73e92e2a35192cb39315a0956521"/>
-      <w:bookmarkStart w:id="31" w:name="_Toc239335501"/>
+      <w:bookmarkStart w:id="31" w:name="_Toc239335770"/>
       <w:bookmarkEnd w:id="22"/>
       <w:bookmarkEnd w:id="28"/>
       <w:r>
@@ -19180,7 +19316,7 @@
         <w:pStyle w:val="Heading2"/>
       </w:pPr>
       <w:bookmarkStart w:id="38" w:name="X8ff52f1334e3f0e382caf7ffa1b7096a981291c"/>
-      <w:bookmarkStart w:id="39" w:name="_Toc239335502"/>
+      <w:bookmarkStart w:id="39" w:name="_Toc239335771"/>
       <w:bookmarkEnd w:id="30"/>
       <w:bookmarkEnd w:id="37"/>
       <w:r>
@@ -19459,7 +19595,7 @@
           <w:noProof/>
         </w:rPr>
         <w:drawing>
-          <wp:inline distT="0" distB="0" distL="0" distR="0" wp14:anchorId="67389D67" wp14:editId="01FB7374">
+          <wp:inline distT="0" distB="0" distL="0" distR="0" wp14:anchorId="101ADDEE" wp14:editId="71C09C12">
             <wp:extent cx="5334000" cy="1435553"/>
             <wp:effectExtent l="0" t="0" r="0" b="0"/>
             <wp:docPr id="37" name="Picture"/>
@@ -20921,7 +21057,7 @@
         <w:pStyle w:val="Heading2"/>
       </w:pPr>
       <w:bookmarkStart w:id="43" w:name="X1a77f36e16d4ad267b00eabe7cf793e1dbe08e9"/>
-      <w:bookmarkStart w:id="44" w:name="_Toc239335503"/>
+      <w:bookmarkStart w:id="44" w:name="_Toc239335772"/>
       <w:bookmarkEnd w:id="38"/>
       <w:bookmarkEnd w:id="42"/>
       <w:r>
@@ -22091,7 +22227,7 @@
           <w:noProof/>
         </w:rPr>
         <w:drawing>
-          <wp:inline distT="0" distB="0" distL="0" distR="0" wp14:anchorId="2688E65C" wp14:editId="6CFA1A42">
+          <wp:inline distT="0" distB="0" distL="0" distR="0" wp14:anchorId="0530499E" wp14:editId="2884D53E">
             <wp:extent cx="5334000" cy="2884362"/>
             <wp:effectExtent l="0" t="0" r="0" b="0"/>
             <wp:docPr id="44" name="Picture"/>
@@ -22357,7 +22493,7 @@
           <w:noProof/>
         </w:rPr>
         <w:drawing>
-          <wp:inline distT="0" distB="0" distL="0" distR="0" wp14:anchorId="51CE47B8" wp14:editId="71A22D7D">
+          <wp:inline distT="0" distB="0" distL="0" distR="0" wp14:anchorId="0AF570C3" wp14:editId="04F39607">
             <wp:extent cx="5334000" cy="632732"/>
             <wp:effectExtent l="0" t="0" r="0" b="0"/>
             <wp:docPr id="49" name="Picture"/>
@@ -24260,7 +24396,7 @@
         <w:pStyle w:val="Heading1"/>
       </w:pPr>
       <w:bookmarkStart w:id="50" w:name="chương-3-thiết-kế-và-cài-đặt"/>
-      <w:bookmarkStart w:id="51" w:name="_Toc239335504"/>
+      <w:bookmarkStart w:id="51" w:name="_Toc239335773"/>
       <w:bookmarkEnd w:id="20"/>
       <w:bookmarkEnd w:id="43"/>
       <w:bookmarkEnd w:id="49"/>
@@ -24292,7 +24428,7 @@
         <w:pStyle w:val="Heading2"/>
       </w:pPr>
       <w:bookmarkStart w:id="52" w:name="X21a22cc9b66dca004f2960f37df13c53a04e97b"/>
-      <w:bookmarkStart w:id="53" w:name="_Toc239335505"/>
+      <w:bookmarkStart w:id="53" w:name="_Toc239335774"/>
       <w:r>
         <w:t>3.1. Ki</w:t>
       </w:r>
@@ -24384,7 +24520,7 @@
           <w:noProof/>
         </w:rPr>
         <w:drawing>
-          <wp:inline distT="0" distB="0" distL="0" distR="0" wp14:anchorId="75B817D5" wp14:editId="3277374C">
+          <wp:inline distT="0" distB="0" distL="0" distR="0" wp14:anchorId="0FCF2BF7" wp14:editId="19D656A9">
             <wp:extent cx="5334000" cy="401410"/>
             <wp:effectExtent l="0" t="0" r="0" b="0"/>
             <wp:docPr id="57" name="Picture"/>
@@ -26053,7 +26189,7 @@
         <w:pStyle w:val="Heading2"/>
       </w:pPr>
       <w:bookmarkStart w:id="55" w:name="X1f307d8f8c73bce8db8683c986faea6c8ea66a3"/>
-      <w:bookmarkStart w:id="56" w:name="_Toc239335506"/>
+      <w:bookmarkStart w:id="56" w:name="_Toc239335775"/>
       <w:bookmarkEnd w:id="52"/>
       <w:r>
         <w:t>3.2. Xây d</w:t>
@@ -26120,7 +26256,7 @@
           <w:noProof/>
         </w:rPr>
         <w:drawing>
-          <wp:inline distT="0" distB="0" distL="0" distR="0" wp14:anchorId="22912E43" wp14:editId="36A8770A">
+          <wp:inline distT="0" distB="0" distL="0" distR="0" wp14:anchorId="4EC74026" wp14:editId="4CF4D8D5">
             <wp:extent cx="5334000" cy="802821"/>
             <wp:effectExtent l="0" t="0" r="0" b="0"/>
             <wp:docPr id="62" name="Picture"/>
@@ -30232,7 +30368,7 @@
         <w:pStyle w:val="Heading2"/>
       </w:pPr>
       <w:bookmarkStart w:id="62" w:name="X6a397cb1739f1ec0a8c9714808f79a5ce1fbf6f"/>
-      <w:bookmarkStart w:id="63" w:name="_Toc239335507"/>
+      <w:bookmarkStart w:id="63" w:name="_Toc239335776"/>
       <w:bookmarkEnd w:id="55"/>
       <w:bookmarkEnd w:id="61"/>
       <w:r>
@@ -31798,7 +31934,7 @@
         <w:pStyle w:val="Heading2"/>
       </w:pPr>
       <w:bookmarkStart w:id="65" w:name="X9c2c9b365086d10c999a46e4942f14d73b6baa5"/>
-      <w:bookmarkStart w:id="66" w:name="_Toc239335508"/>
+      <w:bookmarkStart w:id="66" w:name="_Toc239335777"/>
       <w:bookmarkEnd w:id="62"/>
       <w:r>
         <w:t>3.4. Kh</w:t>
@@ -32582,7 +32718,7 @@
           <w:noProof/>
         </w:rPr>
         <w:drawing>
-          <wp:inline distT="0" distB="0" distL="0" distR="0" wp14:anchorId="77EB8509" wp14:editId="215B9246">
+          <wp:inline distT="0" distB="0" distL="0" distR="0" wp14:anchorId="682F33DA" wp14:editId="75E50F2E">
             <wp:extent cx="5334000" cy="8969712"/>
             <wp:effectExtent l="0" t="0" r="0" b="0"/>
             <wp:docPr id="73" name="Picture"/>
@@ -38531,7 +38667,7 @@
         <w:pStyle w:val="Heading2"/>
       </w:pPr>
       <w:bookmarkStart w:id="75" w:name="Xb17945b5d9374e5087c2c96ace1685ff00e2e22"/>
-      <w:bookmarkStart w:id="76" w:name="_Toc239335509"/>
+      <w:bookmarkStart w:id="76" w:name="_Toc239335778"/>
       <w:bookmarkEnd w:id="65"/>
       <w:bookmarkEnd w:id="74"/>
       <w:r>
@@ -39901,7 +40037,7 @@
         <w:pStyle w:val="Heading2"/>
       </w:pPr>
       <w:bookmarkStart w:id="77" w:name="Xfad7df3f963ac0b8ebfe8cf87d7c64fa075f760"/>
-      <w:bookmarkStart w:id="78" w:name="_Toc239335510"/>
+      <w:bookmarkStart w:id="78" w:name="_Toc239335779"/>
       <w:bookmarkEnd w:id="75"/>
       <w:r>
         <w:t>3.6. B</w:t>
@@ -39947,7 +40083,7 @@
           <w:noProof/>
         </w:rPr>
         <w:drawing>
-          <wp:inline distT="0" distB="0" distL="0" distR="0" wp14:anchorId="51073F67" wp14:editId="1E182032">
+          <wp:inline distT="0" distB="0" distL="0" distR="0" wp14:anchorId="6F844182" wp14:editId="3FD20459">
             <wp:extent cx="5334000" cy="1217839"/>
             <wp:effectExtent l="0" t="0" r="0" b="0"/>
             <wp:docPr id="86" name="Picture"/>
@@ -42728,7 +42864,7 @@
         <w:pStyle w:val="Heading2"/>
       </w:pPr>
       <w:bookmarkStart w:id="80" w:name="X9b5467225f237e4ee44d60f7d236cbdfdaa1e07"/>
-      <w:bookmarkStart w:id="81" w:name="_Toc239335511"/>
+      <w:bookmarkStart w:id="81" w:name="_Toc239335780"/>
       <w:bookmarkEnd w:id="77"/>
       <w:r>
         <w:t xml:space="preserve">3.7. </w:t>
@@ -42848,7 +42984,7 @@
           <w:noProof/>
         </w:rPr>
         <w:drawing>
-          <wp:inline distT="0" distB="0" distL="0" distR="0" wp14:anchorId="1E97E679" wp14:editId="44716E4C">
+          <wp:inline distT="0" distB="0" distL="0" distR="0" wp14:anchorId="76FDA85D" wp14:editId="7C30F669">
             <wp:extent cx="5334000" cy="5953125"/>
             <wp:effectExtent l="0" t="0" r="0" b="0"/>
             <wp:docPr id="91" name="Picture"/>
@@ -43958,7 +44094,7 @@
         <w:pStyle w:val="Heading1"/>
       </w:pPr>
       <w:bookmarkStart w:id="83" w:name="chương-4-thực-nghiệm-và-đánh-giá"/>
-      <w:bookmarkStart w:id="84" w:name="_Toc239335512"/>
+      <w:bookmarkStart w:id="84" w:name="_Toc239335781"/>
       <w:bookmarkEnd w:id="50"/>
       <w:bookmarkEnd w:id="80"/>
       <w:r>
@@ -43983,7 +44119,7 @@
         <w:pStyle w:val="Heading2"/>
       </w:pPr>
       <w:bookmarkStart w:id="85" w:name="X43cb4672f728ce1df4f211c1d18360135f0c40b"/>
-      <w:bookmarkStart w:id="86" w:name="_Toc239335513"/>
+      <w:bookmarkStart w:id="86" w:name="_Toc239335782"/>
       <w:r>
         <w:t>4.1. Môi trư</w:t>
       </w:r>
@@ -45605,7 +45741,7 @@
         <w:pStyle w:val="Heading2"/>
       </w:pPr>
       <w:bookmarkStart w:id="87" w:name="Xe48430b60e6d2b1022368eb4316c1fe9f53411f"/>
-      <w:bookmarkStart w:id="88" w:name="_Toc239335514"/>
+      <w:bookmarkStart w:id="88" w:name="_Toc239335783"/>
       <w:bookmarkEnd w:id="85"/>
       <w:r>
         <w:t>4.2. K</w:t>
@@ -49140,7 +49276,7 @@
         <w:pStyle w:val="Heading2"/>
       </w:pPr>
       <w:bookmarkStart w:id="95" w:name="X09b724f0b907c7f652c2569c27ef1d5728c277c"/>
-      <w:bookmarkStart w:id="96" w:name="_Toc239335515"/>
+      <w:bookmarkStart w:id="96" w:name="_Toc239335784"/>
       <w:bookmarkEnd w:id="87"/>
       <w:bookmarkEnd w:id="93"/>
       <w:r>
@@ -51412,7 +51548,7 @@
           <w:noProof/>
         </w:rPr>
         <w:drawing>
-          <wp:inline distT="0" distB="0" distL="0" distR="0" wp14:anchorId="4EA1383E" wp14:editId="19F78C2D">
+          <wp:inline distT="0" distB="0" distL="0" distR="0" wp14:anchorId="7D6A1972" wp14:editId="6A5F1BA1">
             <wp:extent cx="5334000" cy="2883855"/>
             <wp:effectExtent l="0" t="0" r="0" b="0"/>
             <wp:docPr id="108" name="Picture"/>
@@ -56190,7 +56326,7 @@
         <w:pStyle w:val="Heading2"/>
       </w:pPr>
       <w:bookmarkStart w:id="106" w:name="X0c205a3fd5474e5e1d380a3735df7543f97f059"/>
-      <w:bookmarkStart w:id="107" w:name="_Toc239335516"/>
+      <w:bookmarkStart w:id="107" w:name="_Toc239335785"/>
       <w:bookmarkEnd w:id="95"/>
       <w:bookmarkEnd w:id="104"/>
       <w:r>
@@ -59135,7 +59271,7 @@
         <w:pStyle w:val="Heading2"/>
       </w:pPr>
       <w:bookmarkStart w:id="113" w:name="X8f4b2c0e55e8764a0677cdfa39e96dbe6822859"/>
-      <w:bookmarkStart w:id="114" w:name="_Toc239335517"/>
+      <w:bookmarkStart w:id="114" w:name="_Toc239335786"/>
       <w:bookmarkEnd w:id="106"/>
       <w:bookmarkEnd w:id="112"/>
       <w:r>
@@ -62278,7 +62414,7 @@
         <w:pStyle w:val="Heading2"/>
       </w:pPr>
       <w:bookmarkStart w:id="120" w:name="X7468ed9f095dd0192ebc5de940dc44b5cd3e099"/>
-      <w:bookmarkStart w:id="121" w:name="_Toc239335518"/>
+      <w:bookmarkStart w:id="121" w:name="_Toc239335787"/>
       <w:bookmarkEnd w:id="113"/>
       <w:bookmarkEnd w:id="118"/>
       <w:r>
@@ -64139,7 +64275,7 @@
           <w:noProof/>
         </w:rPr>
         <w:drawing>
-          <wp:inline distT="0" distB="0" distL="0" distR="0" wp14:anchorId="48C9522B" wp14:editId="6E6221D2">
+          <wp:inline distT="0" distB="0" distL="0" distR="0" wp14:anchorId="5DB3DB02" wp14:editId="57E5CEAA">
             <wp:extent cx="5334000" cy="3317670"/>
             <wp:effectExtent l="0" t="0" r="0" b="0"/>
             <wp:docPr id="131" name="Picture"/>
@@ -64871,7 +65007,7 @@
         <w:pStyle w:val="Heading2"/>
       </w:pPr>
       <w:bookmarkStart w:id="124" w:name="X88e1c26a6581f7bd1dbdb2c85ae6116c5ba8393"/>
-      <w:bookmarkStart w:id="125" w:name="_Toc239335519"/>
+      <w:bookmarkStart w:id="125" w:name="_Toc239335788"/>
       <w:bookmarkEnd w:id="120"/>
       <w:r>
         <w:t>4.7. Các y</w:t>
@@ -66726,7 +66862,7 @@
         <w:pStyle w:val="Heading1"/>
       </w:pPr>
       <w:bookmarkStart w:id="127" w:name="chương-5-kết-luận-và-hướng-phát-triển"/>
-      <w:bookmarkStart w:id="128" w:name="_Toc239335520"/>
+      <w:bookmarkStart w:id="128" w:name="_Toc239335789"/>
       <w:bookmarkEnd w:id="83"/>
       <w:bookmarkEnd w:id="124"/>
       <w:r>
@@ -66763,7 +66899,7 @@
         <w:pStyle w:val="Heading2"/>
       </w:pPr>
       <w:bookmarkStart w:id="129" w:name="Xcefa088882d41b38c21b7b5b44c738cb5564fbb"/>
-      <w:bookmarkStart w:id="130" w:name="_Toc239335521"/>
+      <w:bookmarkStart w:id="130" w:name="_Toc239335790"/>
       <w:r>
         <w:t>5.1. K</w:t>
       </w:r>
@@ -68264,7 +68400,7 @@
         <w:pStyle w:val="Heading2"/>
       </w:pPr>
       <w:bookmarkStart w:id="132" w:name="Xe79f58ab8ce7b6f148c68a374118dd9eaec1a1c"/>
-      <w:bookmarkStart w:id="133" w:name="_Toc239335522"/>
+      <w:bookmarkStart w:id="133" w:name="_Toc239335791"/>
       <w:bookmarkEnd w:id="129"/>
       <w:r>
         <w:t>5.2. H</w:t>
@@ -69701,7 +69837,7 @@
         <w:pStyle w:val="Heading2"/>
       </w:pPr>
       <w:bookmarkStart w:id="135" w:name="X66db71c9020c40cf46e490c5c37ad244e2b7594"/>
-      <w:bookmarkStart w:id="136" w:name="_Toc239335523"/>
+      <w:bookmarkStart w:id="136" w:name="_Toc239335792"/>
       <w:bookmarkEnd w:id="132"/>
       <w:r>
         <w:t>5.3. Hư</w:t>
@@ -71289,7 +71425,7 @@
         <w:pStyle w:val="Heading2"/>
       </w:pPr>
       <w:bookmarkStart w:id="138" w:name="Xe5a2fe3dfcd4681648271b7ddc344b106e48b3b"/>
-      <w:bookmarkStart w:id="139" w:name="_Toc239335524"/>
+      <w:bookmarkStart w:id="139" w:name="_Toc239335793"/>
       <w:bookmarkEnd w:id="135"/>
       <w:r>
         <w:t>5.4. K</w:t>
@@ -72215,7 +72351,7 @@
         <w:pStyle w:val="Heading1"/>
       </w:pPr>
       <w:bookmarkStart w:id="140" w:name="tài-liệu-tham-khảo"/>
-      <w:bookmarkStart w:id="141" w:name="_Toc239335525"/>
+      <w:bookmarkStart w:id="141" w:name="_Toc239335794"/>
       <w:bookmarkEnd w:id="127"/>
       <w:bookmarkEnd w:id="138"/>
       <w:r>
@@ -73244,7 +73380,7 @@
         <w:pStyle w:val="Heading1"/>
       </w:pPr>
       <w:bookmarkStart w:id="142" w:name="phụ-lục"/>
-      <w:bookmarkStart w:id="143" w:name="_Toc239335526"/>
+      <w:bookmarkStart w:id="143" w:name="_Toc239335795"/>
       <w:bookmarkEnd w:id="140"/>
       <w:r>
         <w:t>PH</w:t>
@@ -73268,7 +73404,7 @@
         <w:pStyle w:val="Heading2"/>
       </w:pPr>
       <w:bookmarkStart w:id="144" w:name="phụ-lục-a-cấu-hình-và-siêu-tham-số"/>
-      <w:bookmarkStart w:id="145" w:name="_Toc239335527"/>
+      <w:bookmarkStart w:id="145" w:name="_Toc239335796"/>
       <w:r>
         <w:t>Ph</w:t>
       </w:r>
@@ -75488,7 +75624,7 @@
         <w:pStyle w:val="Heading2"/>
       </w:pPr>
       <w:bookmarkStart w:id="149" w:name="phụ-lục-b-hướng-dẫn-cài-đặt-và-chạy"/>
-      <w:bookmarkStart w:id="150" w:name="_Toc239335528"/>
+      <w:bookmarkStart w:id="150" w:name="_Toc239335797"/>
       <w:bookmarkEnd w:id="144"/>
       <w:bookmarkEnd w:id="148"/>
       <w:r>
@@ -77057,7 +77193,7 @@
   <w:abstractNum w:abstractNumId="0" w15:restartNumberingAfterBreak="0">
     <w:nsid w:val="0000A990"/>
     <w:multiLevelType w:val="multilevel"/>
-    <w:tmpl w:val="A13857D4"/>
+    <w:tmpl w:val="5AACE3F6"/>
     <w:lvl w:ilvl="0">
       <w:numFmt w:val="bullet"/>
       <w:lvlText w:val=" "/>
@@ -77134,7 +77270,7 @@
   <w:abstractNum w:abstractNumId="1" w15:restartNumberingAfterBreak="0">
     <w:nsid w:val="0000A991"/>
     <w:multiLevelType w:val="multilevel"/>
-    <w:tmpl w:val="2E361A56"/>
+    <w:tmpl w:val="6DF02C1C"/>
     <w:lvl w:ilvl="0">
       <w:numFmt w:val="bullet"/>
       <w:lvlText w:val=""/>
@@ -77238,7 +77374,7 @@
   <w:abstractNum w:abstractNumId="2" w15:restartNumberingAfterBreak="0">
     <w:nsid w:val="00A99411"/>
     <w:multiLevelType w:val="multilevel"/>
-    <w:tmpl w:val="E514AC88"/>
+    <w:tmpl w:val="2334F70C"/>
     <w:lvl w:ilvl="0">
       <w:start w:val="1"/>
       <w:numFmt w:val="decimal"/>
@@ -77321,10 +77457,10 @@
       </w:pPr>
     </w:lvl>
   </w:abstractNum>
-  <w:num w:numId="1" w16cid:durableId="348869595">
+  <w:num w:numId="1" w16cid:durableId="772475117">
     <w:abstractNumId w:val="0"/>
   </w:num>
-  <w:num w:numId="2" w16cid:durableId="853424971">
+  <w:num w:numId="2" w16cid:durableId="644897484">
     <w:abstractNumId w:val="2"/>
     <w:lvlOverride w:ilvl="0">
       <w:startOverride w:val="1"/>
@@ -77354,22 +77490,22 @@
       <w:startOverride w:val="1"/>
     </w:lvlOverride>
   </w:num>
-  <w:num w:numId="3" w16cid:durableId="1302420048">
+  <w:num w:numId="3" w16cid:durableId="227350168">
     <w:abstractNumId w:val="1"/>
   </w:num>
-  <w:num w:numId="4" w16cid:durableId="1391151158">
+  <w:num w:numId="4" w16cid:durableId="320275705">
     <w:abstractNumId w:val="1"/>
   </w:num>
-  <w:num w:numId="5" w16cid:durableId="989334681">
+  <w:num w:numId="5" w16cid:durableId="1140221393">
     <w:abstractNumId w:val="1"/>
   </w:num>
-  <w:num w:numId="6" w16cid:durableId="1334458498">
+  <w:num w:numId="6" w16cid:durableId="1156845879">
     <w:abstractNumId w:val="1"/>
   </w:num>
-  <w:num w:numId="7" w16cid:durableId="680401739">
+  <w:num w:numId="7" w16cid:durableId="890312753">
     <w:abstractNumId w:val="1"/>
   </w:num>
-  <w:num w:numId="8" w16cid:durableId="1895774421">
+  <w:num w:numId="8" w16cid:durableId="1649482611">
     <w:abstractNumId w:val="2"/>
     <w:lvlOverride w:ilvl="0">
       <w:startOverride w:val="1"/>
@@ -77399,7 +77535,7 @@
       <w:startOverride w:val="1"/>
     </w:lvlOverride>
   </w:num>
-  <w:num w:numId="9" w16cid:durableId="1861160266">
+  <w:num w:numId="9" w16cid:durableId="2093894507">
     <w:abstractNumId w:val="1"/>
   </w:num>
 </w:numbering>
@@ -78636,7 +78772,7 @@
     <w:next w:val="Normal"/>
     <w:autoRedefine/>
     <w:uiPriority w:val="39"/>
-    <w:rsid w:val="00502AE2"/>
+    <w:rsid w:val="007B2554"/>
     <w:pPr>
       <w:spacing w:after="100"/>
     </w:pPr>
@@ -78647,7 +78783,7 @@
     <w:next w:val="Normal"/>
     <w:autoRedefine/>
     <w:uiPriority w:val="39"/>
-    <w:rsid w:val="00502AE2"/>
+    <w:rsid w:val="007B2554"/>
     <w:pPr>
       <w:spacing w:after="100"/>
       <w:ind w:left="240"/>

--- a/docs/papers/mon-hoc/thesis-full.docx
+++ b/docs/papers/mon-hoc/thesis-full.docx
@@ -148,7 +148,7 @@
         <w:pStyle w:val="Heading1"/>
       </w:pPr>
       <w:bookmarkStart w:id="0" w:name="đồ-án-môn-học"/>
-      <w:bookmarkStart w:id="1" w:name="_Toc239335761"/>
+      <w:bookmarkStart w:id="1" w:name="_Toc239336132"/>
       <w:r>
         <w:t>Đ</w:t>
       </w:r>
@@ -220,7 +220,7 @@
         <w:pStyle w:val="Heading1"/>
       </w:pPr>
       <w:bookmarkStart w:id="4" w:name="Xbe958ce37c6a089ac9bdc99dada4ec5e2c0f7da"/>
-      <w:bookmarkStart w:id="5" w:name="_Toc239335762"/>
+      <w:bookmarkStart w:id="5" w:name="_Toc239336133"/>
       <w:bookmarkEnd w:id="0"/>
       <w:bookmarkEnd w:id="3"/>
       <w:r>
@@ -795,7 +795,7 @@
     </w:p>
     <w:p>
       <w:r>
-        <w:pict w14:anchorId="67610572">
+        <w:pict w14:anchorId="35C4D72C">
           <v:rect id="_x0000_i1025" style="width:0;height:1.5pt" o:hralign="center" o:hrstd="t" o:hr="t"/>
         </w:pict>
       </w:r>
@@ -805,7 +805,7 @@
         <w:pStyle w:val="Heading2"/>
       </w:pPr>
       <w:bookmarkStart w:id="6" w:name="mục-lục"/>
-      <w:bookmarkStart w:id="7" w:name="_Toc239335763"/>
+      <w:bookmarkStart w:id="7" w:name="_Toc239336134"/>
       <w:r>
         <w:t>M</w:t>
       </w:r>
@@ -845,7 +845,7 @@
       <w:r>
         <w:fldChar w:fldCharType="separate"/>
       </w:r>
-      <w:hyperlink w:anchor="_Toc239335761" w:history="1">
+      <w:hyperlink w:anchor="_Toc239336132" w:history="1">
         <w:r>
           <w:rPr>
             <w:rStyle w:val="Hyperlink"/>
@@ -872,7 +872,7 @@
             <w:noProof/>
             <w:webHidden/>
           </w:rPr>
-          <w:instrText xml:space="preserve"> PAGEREF _Toc239335761 \h </w:instrText>
+          <w:instrText xml:space="preserve"> PAGEREF _Toc239336132 \h </w:instrText>
         </w:r>
         <w:r>
           <w:rPr>
@@ -916,7 +916,7 @@
           <w14:ligatures w14:val="standardContextual"/>
         </w:rPr>
       </w:pPr>
-      <w:hyperlink w:anchor="_Toc239335762" w:history="1">
+      <w:hyperlink w:anchor="_Toc239336133" w:history="1">
         <w:r>
           <w:rPr>
             <w:rStyle w:val="Hyperlink"/>
@@ -943,7 +943,7 @@
             <w:noProof/>
             <w:webHidden/>
           </w:rPr>
-          <w:instrText xml:space="preserve"> PAGEREF _Toc239335762 \h </w:instrText>
+          <w:instrText xml:space="preserve"> PAGEREF _Toc239336133 \h </w:instrText>
         </w:r>
         <w:r>
           <w:rPr>
@@ -987,7 +987,7 @@
           <w14:ligatures w14:val="standardContextual"/>
         </w:rPr>
       </w:pPr>
-      <w:hyperlink w:anchor="_Toc239335763" w:history="1">
+      <w:hyperlink w:anchor="_Toc239336134" w:history="1">
         <w:r>
           <w:rPr>
             <w:rStyle w:val="Hyperlink"/>
@@ -1014,7 +1014,7 @@
             <w:noProof/>
             <w:webHidden/>
           </w:rPr>
-          <w:instrText xml:space="preserve"> PAGEREF _Toc239335763 \h </w:instrText>
+          <w:instrText xml:space="preserve"> PAGEREF _Toc239336134 \h </w:instrText>
         </w:r>
         <w:r>
           <w:rPr>
@@ -1058,7 +1058,7 @@
           <w14:ligatures w14:val="standardContextual"/>
         </w:rPr>
       </w:pPr>
-      <w:hyperlink w:anchor="_Toc239335764" w:history="1">
+      <w:hyperlink w:anchor="_Toc239336135" w:history="1">
         <w:r>
           <w:rPr>
             <w:rStyle w:val="Hyperlink"/>
@@ -1085,7 +1085,7 @@
             <w:noProof/>
             <w:webHidden/>
           </w:rPr>
-          <w:instrText xml:space="preserve"> PAGEREF _Toc239335764 \h </w:instrText>
+          <w:instrText xml:space="preserve"> PAGEREF _Toc239336135 \h </w:instrText>
         </w:r>
         <w:r>
           <w:rPr>
@@ -1129,7 +1129,7 @@
           <w14:ligatures w14:val="standardContextual"/>
         </w:rPr>
       </w:pPr>
-      <w:hyperlink w:anchor="_Toc239335765" w:history="1">
+      <w:hyperlink w:anchor="_Toc239336136" w:history="1">
         <w:r>
           <w:rPr>
             <w:rStyle w:val="Hyperlink"/>
@@ -1156,7 +1156,7 @@
             <w:noProof/>
             <w:webHidden/>
           </w:rPr>
-          <w:instrText xml:space="preserve"> PAGEREF _Toc239335765 \h </w:instrText>
+          <w:instrText xml:space="preserve"> PAGEREF _Toc239336136 \h </w:instrText>
         </w:r>
         <w:r>
           <w:rPr>
@@ -1200,7 +1200,7 @@
           <w14:ligatures w14:val="standardContextual"/>
         </w:rPr>
       </w:pPr>
-      <w:hyperlink w:anchor="_Toc239335766" w:history="1">
+      <w:hyperlink w:anchor="_Toc239336137" w:history="1">
         <w:r>
           <w:rPr>
             <w:rStyle w:val="Hyperlink"/>
@@ -1227,7 +1227,7 @@
             <w:noProof/>
             <w:webHidden/>
           </w:rPr>
-          <w:instrText xml:space="preserve"> PAGEREF _Toc239335766 \h </w:instrText>
+          <w:instrText xml:space="preserve"> PAGEREF _Toc239336137 \h </w:instrText>
         </w:r>
         <w:r>
           <w:rPr>
@@ -1271,7 +1271,7 @@
           <w14:ligatures w14:val="standardContextual"/>
         </w:rPr>
       </w:pPr>
-      <w:hyperlink w:anchor="_Toc239335767" w:history="1">
+      <w:hyperlink w:anchor="_Toc239336138" w:history="1">
         <w:r>
           <w:rPr>
             <w:rStyle w:val="Hyperlink"/>
@@ -1298,7 +1298,7 @@
             <w:noProof/>
             <w:webHidden/>
           </w:rPr>
-          <w:instrText xml:space="preserve"> PAGEREF _Toc239335767 \h </w:instrText>
+          <w:instrText xml:space="preserve"> PAGEREF _Toc239336138 \h </w:instrText>
         </w:r>
         <w:r>
           <w:rPr>
@@ -1342,7 +1342,7 @@
           <w14:ligatures w14:val="standardContextual"/>
         </w:rPr>
       </w:pPr>
-      <w:hyperlink w:anchor="_Toc239335768" w:history="1">
+      <w:hyperlink w:anchor="_Toc239336139" w:history="1">
         <w:r>
           <w:rPr>
             <w:rStyle w:val="Hyperlink"/>
@@ -1369,7 +1369,7 @@
             <w:noProof/>
             <w:webHidden/>
           </w:rPr>
-          <w:instrText xml:space="preserve"> PAGEREF _Toc239335768 \h </w:instrText>
+          <w:instrText xml:space="preserve"> PAGEREF _Toc239336139 \h </w:instrText>
         </w:r>
         <w:r>
           <w:rPr>
@@ -1413,7 +1413,7 @@
           <w14:ligatures w14:val="standardContextual"/>
         </w:rPr>
       </w:pPr>
-      <w:hyperlink w:anchor="_Toc239335769" w:history="1">
+      <w:hyperlink w:anchor="_Toc239336140" w:history="1">
         <w:r>
           <w:rPr>
             <w:rStyle w:val="Hyperlink"/>
@@ -1440,7 +1440,7 @@
             <w:noProof/>
             <w:webHidden/>
           </w:rPr>
-          <w:instrText xml:space="preserve"> PAGEREF _Toc239335769 \h </w:instrText>
+          <w:instrText xml:space="preserve"> PAGEREF _Toc239336140 \h </w:instrText>
         </w:r>
         <w:r>
           <w:rPr>
@@ -1484,7 +1484,7 @@
           <w14:ligatures w14:val="standardContextual"/>
         </w:rPr>
       </w:pPr>
-      <w:hyperlink w:anchor="_Toc239335770" w:history="1">
+      <w:hyperlink w:anchor="_Toc239336141" w:history="1">
         <w:r>
           <w:rPr>
             <w:rStyle w:val="Hyperlink"/>
@@ -1511,7 +1511,7 @@
             <w:noProof/>
             <w:webHidden/>
           </w:rPr>
-          <w:instrText xml:space="preserve"> PAGEREF _Toc239335770 \h </w:instrText>
+          <w:instrText xml:space="preserve"> PAGEREF _Toc239336141 \h </w:instrText>
         </w:r>
         <w:r>
           <w:rPr>
@@ -1555,7 +1555,7 @@
           <w14:ligatures w14:val="standardContextual"/>
         </w:rPr>
       </w:pPr>
-      <w:hyperlink w:anchor="_Toc239335771" w:history="1">
+      <w:hyperlink w:anchor="_Toc239336142" w:history="1">
         <w:r>
           <w:rPr>
             <w:rStyle w:val="Hyperlink"/>
@@ -1582,7 +1582,7 @@
             <w:noProof/>
             <w:webHidden/>
           </w:rPr>
-          <w:instrText xml:space="preserve"> PAGEREF _Toc239335771 \h </w:instrText>
+          <w:instrText xml:space="preserve"> PAGEREF _Toc239336142 \h </w:instrText>
         </w:r>
         <w:r>
           <w:rPr>
@@ -1626,7 +1626,7 @@
           <w14:ligatures w14:val="standardContextual"/>
         </w:rPr>
       </w:pPr>
-      <w:hyperlink w:anchor="_Toc239335772" w:history="1">
+      <w:hyperlink w:anchor="_Toc239336143" w:history="1">
         <w:r>
           <w:rPr>
             <w:rStyle w:val="Hyperlink"/>
@@ -1653,7 +1653,7 @@
             <w:noProof/>
             <w:webHidden/>
           </w:rPr>
-          <w:instrText xml:space="preserve"> PAGEREF _Toc239335772 \h </w:instrText>
+          <w:instrText xml:space="preserve"> PAGEREF _Toc239336143 \h </w:instrText>
         </w:r>
         <w:r>
           <w:rPr>
@@ -1697,7 +1697,7 @@
           <w14:ligatures w14:val="standardContextual"/>
         </w:rPr>
       </w:pPr>
-      <w:hyperlink w:anchor="_Toc239335773" w:history="1">
+      <w:hyperlink w:anchor="_Toc239336144" w:history="1">
         <w:r>
           <w:rPr>
             <w:rStyle w:val="Hyperlink"/>
@@ -1724,7 +1724,7 @@
             <w:noProof/>
             <w:webHidden/>
           </w:rPr>
-          <w:instrText xml:space="preserve"> PAGEREF _Toc239335773 \h </w:instrText>
+          <w:instrText xml:space="preserve"> PAGEREF _Toc239336144 \h </w:instrText>
         </w:r>
         <w:r>
           <w:rPr>
@@ -1768,7 +1768,7 @@
           <w14:ligatures w14:val="standardContextual"/>
         </w:rPr>
       </w:pPr>
-      <w:hyperlink w:anchor="_Toc239335774" w:history="1">
+      <w:hyperlink w:anchor="_Toc239336145" w:history="1">
         <w:r>
           <w:rPr>
             <w:rStyle w:val="Hyperlink"/>
@@ -1795,7 +1795,7 @@
             <w:noProof/>
             <w:webHidden/>
           </w:rPr>
-          <w:instrText xml:space="preserve"> PAGEREF _Toc239335774 \h </w:instrText>
+          <w:instrText xml:space="preserve"> PAGEREF _Toc239336145 \h </w:instrText>
         </w:r>
         <w:r>
           <w:rPr>
@@ -1839,7 +1839,7 @@
           <w14:ligatures w14:val="standardContextual"/>
         </w:rPr>
       </w:pPr>
-      <w:hyperlink w:anchor="_Toc239335775" w:history="1">
+      <w:hyperlink w:anchor="_Toc239336146" w:history="1">
         <w:r>
           <w:rPr>
             <w:rStyle w:val="Hyperlink"/>
@@ -1866,7 +1866,7 @@
             <w:noProof/>
             <w:webHidden/>
           </w:rPr>
-          <w:instrText xml:space="preserve"> PAGEREF _Toc239335775 \h </w:instrText>
+          <w:instrText xml:space="preserve"> PAGEREF _Toc239336146 \h </w:instrText>
         </w:r>
         <w:r>
           <w:rPr>
@@ -1910,7 +1910,7 @@
           <w14:ligatures w14:val="standardContextual"/>
         </w:rPr>
       </w:pPr>
-      <w:hyperlink w:anchor="_Toc239335776" w:history="1">
+      <w:hyperlink w:anchor="_Toc239336147" w:history="1">
         <w:r>
           <w:rPr>
             <w:rStyle w:val="Hyperlink"/>
@@ -1937,7 +1937,7 @@
             <w:noProof/>
             <w:webHidden/>
           </w:rPr>
-          <w:instrText xml:space="preserve"> PAGEREF _Toc239335776 \h </w:instrText>
+          <w:instrText xml:space="preserve"> PAGEREF _Toc239336147 \h </w:instrText>
         </w:r>
         <w:r>
           <w:rPr>
@@ -1981,7 +1981,7 @@
           <w14:ligatures w14:val="standardContextual"/>
         </w:rPr>
       </w:pPr>
-      <w:hyperlink w:anchor="_Toc239335777" w:history="1">
+      <w:hyperlink w:anchor="_Toc239336148" w:history="1">
         <w:r>
           <w:rPr>
             <w:rStyle w:val="Hyperlink"/>
@@ -2008,7 +2008,7 @@
             <w:noProof/>
             <w:webHidden/>
           </w:rPr>
-          <w:instrText xml:space="preserve"> PAGEREF _Toc239335777 \h </w:instrText>
+          <w:instrText xml:space="preserve"> PAGEREF _Toc239336148 \h </w:instrText>
         </w:r>
         <w:r>
           <w:rPr>
@@ -2052,7 +2052,7 @@
           <w14:ligatures w14:val="standardContextual"/>
         </w:rPr>
       </w:pPr>
-      <w:hyperlink w:anchor="_Toc239335778" w:history="1">
+      <w:hyperlink w:anchor="_Toc239336149" w:history="1">
         <w:r>
           <w:rPr>
             <w:rStyle w:val="Hyperlink"/>
@@ -2079,7 +2079,7 @@
             <w:noProof/>
             <w:webHidden/>
           </w:rPr>
-          <w:instrText xml:space="preserve"> PAGEREF _Toc239335778 \h </w:instrText>
+          <w:instrText xml:space="preserve"> PAGEREF _Toc239336149 \h </w:instrText>
         </w:r>
         <w:r>
           <w:rPr>
@@ -2123,7 +2123,7 @@
           <w14:ligatures w14:val="standardContextual"/>
         </w:rPr>
       </w:pPr>
-      <w:hyperlink w:anchor="_Toc239335779" w:history="1">
+      <w:hyperlink w:anchor="_Toc239336150" w:history="1">
         <w:r>
           <w:rPr>
             <w:rStyle w:val="Hyperlink"/>
@@ -2150,7 +2150,7 @@
             <w:noProof/>
             <w:webHidden/>
           </w:rPr>
-          <w:instrText xml:space="preserve"> PAGEREF _Toc239335779 \h </w:instrText>
+          <w:instrText xml:space="preserve"> PAGEREF _Toc239336150 \h </w:instrText>
         </w:r>
         <w:r>
           <w:rPr>
@@ -2194,7 +2194,7 @@
           <w14:ligatures w14:val="standardContextual"/>
         </w:rPr>
       </w:pPr>
-      <w:hyperlink w:anchor="_Toc239335780" w:history="1">
+      <w:hyperlink w:anchor="_Toc239336151" w:history="1">
         <w:r>
           <w:rPr>
             <w:rStyle w:val="Hyperlink"/>
@@ -2221,7 +2221,7 @@
             <w:noProof/>
             <w:webHidden/>
           </w:rPr>
-          <w:instrText xml:space="preserve"> PAGEREF _Toc239335780 \h </w:instrText>
+          <w:instrText xml:space="preserve"> PAGEREF _Toc239336151 \h </w:instrText>
         </w:r>
         <w:r>
           <w:rPr>
@@ -2265,7 +2265,7 @@
           <w14:ligatures w14:val="standardContextual"/>
         </w:rPr>
       </w:pPr>
-      <w:hyperlink w:anchor="_Toc239335781" w:history="1">
+      <w:hyperlink w:anchor="_Toc239336152" w:history="1">
         <w:r>
           <w:rPr>
             <w:rStyle w:val="Hyperlink"/>
@@ -2292,7 +2292,7 @@
             <w:noProof/>
             <w:webHidden/>
           </w:rPr>
-          <w:instrText xml:space="preserve"> PAGEREF _Toc239335781 \h </w:instrText>
+          <w:instrText xml:space="preserve"> PAGEREF _Toc239336152 \h </w:instrText>
         </w:r>
         <w:r>
           <w:rPr>
@@ -2336,7 +2336,7 @@
           <w14:ligatures w14:val="standardContextual"/>
         </w:rPr>
       </w:pPr>
-      <w:hyperlink w:anchor="_Toc239335782" w:history="1">
+      <w:hyperlink w:anchor="_Toc239336153" w:history="1">
         <w:r>
           <w:rPr>
             <w:rStyle w:val="Hyperlink"/>
@@ -2363,7 +2363,7 @@
             <w:noProof/>
             <w:webHidden/>
           </w:rPr>
-          <w:instrText xml:space="preserve"> PAGEREF _Toc239335782 \h </w:instrText>
+          <w:instrText xml:space="preserve"> PAGEREF _Toc239336153 \h </w:instrText>
         </w:r>
         <w:r>
           <w:rPr>
@@ -2407,7 +2407,7 @@
           <w14:ligatures w14:val="standardContextual"/>
         </w:rPr>
       </w:pPr>
-      <w:hyperlink w:anchor="_Toc239335783" w:history="1">
+      <w:hyperlink w:anchor="_Toc239336154" w:history="1">
         <w:r>
           <w:rPr>
             <w:rStyle w:val="Hyperlink"/>
@@ -2434,7 +2434,7 @@
             <w:noProof/>
             <w:webHidden/>
           </w:rPr>
-          <w:instrText xml:space="preserve"> PAGEREF _Toc239335783 \h </w:instrText>
+          <w:instrText xml:space="preserve"> PAGEREF _Toc239336154 \h </w:instrText>
         </w:r>
         <w:r>
           <w:rPr>
@@ -2478,7 +2478,7 @@
           <w14:ligatures w14:val="standardContextual"/>
         </w:rPr>
       </w:pPr>
-      <w:hyperlink w:anchor="_Toc239335784" w:history="1">
+      <w:hyperlink w:anchor="_Toc239336155" w:history="1">
         <w:r>
           <w:rPr>
             <w:rStyle w:val="Hyperlink"/>
@@ -2505,7 +2505,7 @@
             <w:noProof/>
             <w:webHidden/>
           </w:rPr>
-          <w:instrText xml:space="preserve"> PAGEREF _Toc239335784 \h </w:instrText>
+          <w:instrText xml:space="preserve"> PAGEREF _Toc239336155 \h </w:instrText>
         </w:r>
         <w:r>
           <w:rPr>
@@ -2549,7 +2549,7 @@
           <w14:ligatures w14:val="standardContextual"/>
         </w:rPr>
       </w:pPr>
-      <w:hyperlink w:anchor="_Toc239335785" w:history="1">
+      <w:hyperlink w:anchor="_Toc239336156" w:history="1">
         <w:r>
           <w:rPr>
             <w:rStyle w:val="Hyperlink"/>
@@ -2576,7 +2576,7 @@
             <w:noProof/>
             <w:webHidden/>
           </w:rPr>
-          <w:instrText xml:space="preserve"> PAGEREF _Toc239335785 \h </w:instrText>
+          <w:instrText xml:space="preserve"> PAGEREF _Toc239336156 \h </w:instrText>
         </w:r>
         <w:r>
           <w:rPr>
@@ -2620,7 +2620,7 @@
           <w14:ligatures w14:val="standardContextual"/>
         </w:rPr>
       </w:pPr>
-      <w:hyperlink w:anchor="_Toc239335786" w:history="1">
+      <w:hyperlink w:anchor="_Toc239336157" w:history="1">
         <w:r>
           <w:rPr>
             <w:rStyle w:val="Hyperlink"/>
@@ -2647,7 +2647,7 @@
             <w:noProof/>
             <w:webHidden/>
           </w:rPr>
-          <w:instrText xml:space="preserve"> PAGEREF _Toc239335786 \h </w:instrText>
+          <w:instrText xml:space="preserve"> PAGEREF _Toc239336157 \h </w:instrText>
         </w:r>
         <w:r>
           <w:rPr>
@@ -2691,7 +2691,7 @@
           <w14:ligatures w14:val="standardContextual"/>
         </w:rPr>
       </w:pPr>
-      <w:hyperlink w:anchor="_Toc239335787" w:history="1">
+      <w:hyperlink w:anchor="_Toc239336158" w:history="1">
         <w:r>
           <w:rPr>
             <w:rStyle w:val="Hyperlink"/>
@@ -2718,7 +2718,7 @@
             <w:noProof/>
             <w:webHidden/>
           </w:rPr>
-          <w:instrText xml:space="preserve"> PAGEREF _Toc239335787 \h </w:instrText>
+          <w:instrText xml:space="preserve"> PAGEREF _Toc239336158 \h </w:instrText>
         </w:r>
         <w:r>
           <w:rPr>
@@ -2762,7 +2762,7 @@
           <w14:ligatures w14:val="standardContextual"/>
         </w:rPr>
       </w:pPr>
-      <w:hyperlink w:anchor="_Toc239335788" w:history="1">
+      <w:hyperlink w:anchor="_Toc239336159" w:history="1">
         <w:r>
           <w:rPr>
             <w:rStyle w:val="Hyperlink"/>
@@ -2789,7 +2789,7 @@
             <w:noProof/>
             <w:webHidden/>
           </w:rPr>
-          <w:instrText xml:space="preserve"> PAGEREF _Toc239335788 \h </w:instrText>
+          <w:instrText xml:space="preserve"> PAGEREF _Toc239336159 \h </w:instrText>
         </w:r>
         <w:r>
           <w:rPr>
@@ -2833,7 +2833,7 @@
           <w14:ligatures w14:val="standardContextual"/>
         </w:rPr>
       </w:pPr>
-      <w:hyperlink w:anchor="_Toc239335789" w:history="1">
+      <w:hyperlink w:anchor="_Toc239336160" w:history="1">
         <w:r>
           <w:rPr>
             <w:rStyle w:val="Hyperlink"/>
@@ -2860,7 +2860,7 @@
             <w:noProof/>
             <w:webHidden/>
           </w:rPr>
-          <w:instrText xml:space="preserve"> PAGEREF _Toc239335789 \h </w:instrText>
+          <w:instrText xml:space="preserve"> PAGEREF _Toc239336160 \h </w:instrText>
         </w:r>
         <w:r>
           <w:rPr>
@@ -2904,7 +2904,7 @@
           <w14:ligatures w14:val="standardContextual"/>
         </w:rPr>
       </w:pPr>
-      <w:hyperlink w:anchor="_Toc239335790" w:history="1">
+      <w:hyperlink w:anchor="_Toc239336161" w:history="1">
         <w:r>
           <w:rPr>
             <w:rStyle w:val="Hyperlink"/>
@@ -2931,7 +2931,7 @@
             <w:noProof/>
             <w:webHidden/>
           </w:rPr>
-          <w:instrText xml:space="preserve"> PAGEREF _Toc239335790 \h </w:instrText>
+          <w:instrText xml:space="preserve"> PAGEREF _Toc239336161 \h </w:instrText>
         </w:r>
         <w:r>
           <w:rPr>
@@ -2975,7 +2975,7 @@
           <w14:ligatures w14:val="standardContextual"/>
         </w:rPr>
       </w:pPr>
-      <w:hyperlink w:anchor="_Toc239335791" w:history="1">
+      <w:hyperlink w:anchor="_Toc239336162" w:history="1">
         <w:r>
           <w:rPr>
             <w:rStyle w:val="Hyperlink"/>
@@ -3002,7 +3002,7 @@
             <w:noProof/>
             <w:webHidden/>
           </w:rPr>
-          <w:instrText xml:space="preserve"> PAGEREF _Toc239335791 \h </w:instrText>
+          <w:instrText xml:space="preserve"> PAGEREF _Toc239336162 \h </w:instrText>
         </w:r>
         <w:r>
           <w:rPr>
@@ -3046,7 +3046,7 @@
           <w14:ligatures w14:val="standardContextual"/>
         </w:rPr>
       </w:pPr>
-      <w:hyperlink w:anchor="_Toc239335792" w:history="1">
+      <w:hyperlink w:anchor="_Toc239336163" w:history="1">
         <w:r>
           <w:rPr>
             <w:rStyle w:val="Hyperlink"/>
@@ -3073,7 +3073,7 @@
             <w:noProof/>
             <w:webHidden/>
           </w:rPr>
-          <w:instrText xml:space="preserve"> PAGEREF _Toc239335792 \h </w:instrText>
+          <w:instrText xml:space="preserve"> PAGEREF _Toc239336163 \h </w:instrText>
         </w:r>
         <w:r>
           <w:rPr>
@@ -3117,7 +3117,7 @@
           <w14:ligatures w14:val="standardContextual"/>
         </w:rPr>
       </w:pPr>
-      <w:hyperlink w:anchor="_Toc239335793" w:history="1">
+      <w:hyperlink w:anchor="_Toc239336164" w:history="1">
         <w:r>
           <w:rPr>
             <w:rStyle w:val="Hyperlink"/>
@@ -3144,7 +3144,7 @@
             <w:noProof/>
             <w:webHidden/>
           </w:rPr>
-          <w:instrText xml:space="preserve"> PAGEREF _Toc239335793 \h </w:instrText>
+          <w:instrText xml:space="preserve"> PAGEREF _Toc239336164 \h </w:instrText>
         </w:r>
         <w:r>
           <w:rPr>
@@ -3188,7 +3188,7 @@
           <w14:ligatures w14:val="standardContextual"/>
         </w:rPr>
       </w:pPr>
-      <w:hyperlink w:anchor="_Toc239335794" w:history="1">
+      <w:hyperlink w:anchor="_Toc239336165" w:history="1">
         <w:r>
           <w:rPr>
             <w:rStyle w:val="Hyperlink"/>
@@ -3215,7 +3215,7 @@
             <w:noProof/>
             <w:webHidden/>
           </w:rPr>
-          <w:instrText xml:space="preserve"> PAGEREF _Toc239335794 \h </w:instrText>
+          <w:instrText xml:space="preserve"> PAGEREF _Toc239336165 \h </w:instrText>
         </w:r>
         <w:r>
           <w:rPr>
@@ -3259,7 +3259,7 @@
           <w14:ligatures w14:val="standardContextual"/>
         </w:rPr>
       </w:pPr>
-      <w:hyperlink w:anchor="_Toc239335795" w:history="1">
+      <w:hyperlink w:anchor="_Toc239336166" w:history="1">
         <w:r>
           <w:rPr>
             <w:rStyle w:val="Hyperlink"/>
@@ -3286,7 +3286,7 @@
             <w:noProof/>
             <w:webHidden/>
           </w:rPr>
-          <w:instrText xml:space="preserve"> PAGEREF _Toc239335795 \h </w:instrText>
+          <w:instrText xml:space="preserve"> PAGEREF _Toc239336166 \h </w:instrText>
         </w:r>
         <w:r>
           <w:rPr>
@@ -3330,7 +3330,7 @@
           <w14:ligatures w14:val="standardContextual"/>
         </w:rPr>
       </w:pPr>
-      <w:hyperlink w:anchor="_Toc239335796" w:history="1">
+      <w:hyperlink w:anchor="_Toc239336167" w:history="1">
         <w:r>
           <w:rPr>
             <w:rStyle w:val="Hyperlink"/>
@@ -3357,7 +3357,7 @@
             <w:noProof/>
             <w:webHidden/>
           </w:rPr>
-          <w:instrText xml:space="preserve"> PAGEREF _Toc239335796 \h </w:instrText>
+          <w:instrText xml:space="preserve"> PAGEREF _Toc239336167 \h </w:instrText>
         </w:r>
         <w:r>
           <w:rPr>
@@ -3401,7 +3401,7 @@
           <w14:ligatures w14:val="standardContextual"/>
         </w:rPr>
       </w:pPr>
-      <w:hyperlink w:anchor="_Toc239335797" w:history="1">
+      <w:hyperlink w:anchor="_Toc239336168" w:history="1">
         <w:r>
           <w:rPr>
             <w:rStyle w:val="Hyperlink"/>
@@ -3428,7 +3428,7 @@
             <w:noProof/>
             <w:webHidden/>
           </w:rPr>
-          <w:instrText xml:space="preserve"> PAGEREF _Toc239335797 \h </w:instrText>
+          <w:instrText xml:space="preserve"> PAGEREF _Toc239336168 \h </w:instrText>
         </w:r>
         <w:r>
           <w:rPr>
@@ -3474,7 +3474,7 @@
         <w:pStyle w:val="Heading1"/>
       </w:pPr>
       <w:bookmarkStart w:id="8" w:name="chương-1-giới-thiệu"/>
-      <w:bookmarkStart w:id="9" w:name="_Toc239335764"/>
+      <w:bookmarkStart w:id="9" w:name="_Toc239336135"/>
       <w:bookmarkEnd w:id="4"/>
       <w:bookmarkEnd w:id="6"/>
       <w:r>
@@ -3499,7 +3499,7 @@
         <w:pStyle w:val="Heading2"/>
       </w:pPr>
       <w:bookmarkStart w:id="10" w:name="X7d99df2d9d0c5141050eb9941026463f4c8ea2b"/>
-      <w:bookmarkStart w:id="11" w:name="_Toc239335765"/>
+      <w:bookmarkStart w:id="11" w:name="_Toc239336136"/>
       <w:r>
         <w:t>1.1. Đ</w:t>
       </w:r>
@@ -5349,7 +5349,7 @@
         <w:pStyle w:val="Heading2"/>
       </w:pPr>
       <w:bookmarkStart w:id="12" w:name="X60021b7b958505251ec70bd32e2bac9f8a0361c"/>
-      <w:bookmarkStart w:id="13" w:name="_Toc239335766"/>
+      <w:bookmarkStart w:id="13" w:name="_Toc239336137"/>
       <w:bookmarkEnd w:id="10"/>
       <w:r>
         <w:t>1.2. M</w:t>
@@ -7295,7 +7295,7 @@
         <w:pStyle w:val="Heading2"/>
       </w:pPr>
       <w:bookmarkStart w:id="17" w:name="X03724c88a1b7da9b434cf0a8db5356690a4bb71"/>
-      <w:bookmarkStart w:id="18" w:name="_Toc239335767"/>
+      <w:bookmarkStart w:id="18" w:name="_Toc239336138"/>
       <w:bookmarkEnd w:id="12"/>
       <w:bookmarkEnd w:id="16"/>
       <w:r>
@@ -9100,7 +9100,7 @@
         <w:pStyle w:val="Heading1"/>
       </w:pPr>
       <w:bookmarkStart w:id="20" w:name="chương-2-cơ-sở-lý-thuyết"/>
-      <w:bookmarkStart w:id="21" w:name="_Toc239335768"/>
+      <w:bookmarkStart w:id="21" w:name="_Toc239336139"/>
       <w:bookmarkEnd w:id="8"/>
       <w:bookmarkEnd w:id="17"/>
       <w:r>
@@ -9397,7 +9397,7 @@
         <w:pStyle w:val="Heading2"/>
       </w:pPr>
       <w:bookmarkStart w:id="22" w:name="X2256001523e16d112c59df938522f140b8b988e"/>
-      <w:bookmarkStart w:id="23" w:name="_Toc239335769"/>
+      <w:bookmarkStart w:id="23" w:name="_Toc239336140"/>
       <w:r>
         <w:t>2.1. Quy chu</w:t>
       </w:r>
@@ -14076,7 +14076,7 @@
         <w:pStyle w:val="Heading2"/>
       </w:pPr>
       <w:bookmarkStart w:id="30" w:name="Xb21b4f0690a73e92e2a35192cb39315a0956521"/>
-      <w:bookmarkStart w:id="31" w:name="_Toc239335770"/>
+      <w:bookmarkStart w:id="31" w:name="_Toc239336141"/>
       <w:bookmarkEnd w:id="22"/>
       <w:bookmarkEnd w:id="28"/>
       <w:r>
@@ -19316,7 +19316,7 @@
         <w:pStyle w:val="Heading2"/>
       </w:pPr>
       <w:bookmarkStart w:id="38" w:name="X8ff52f1334e3f0e382caf7ffa1b7096a981291c"/>
-      <w:bookmarkStart w:id="39" w:name="_Toc239335771"/>
+      <w:bookmarkStart w:id="39" w:name="_Toc239336142"/>
       <w:bookmarkEnd w:id="30"/>
       <w:bookmarkEnd w:id="37"/>
       <w:r>
@@ -19595,7 +19595,7 @@
           <w:noProof/>
         </w:rPr>
         <w:drawing>
-          <wp:inline distT="0" distB="0" distL="0" distR="0" wp14:anchorId="101ADDEE" wp14:editId="71C09C12">
+          <wp:inline distT="0" distB="0" distL="0" distR="0" wp14:anchorId="5B7F84F4" wp14:editId="461C79E7">
             <wp:extent cx="5334000" cy="1435553"/>
             <wp:effectExtent l="0" t="0" r="0" b="0"/>
             <wp:docPr id="37" name="Picture"/>
@@ -21057,7 +21057,7 @@
         <w:pStyle w:val="Heading2"/>
       </w:pPr>
       <w:bookmarkStart w:id="43" w:name="X1a77f36e16d4ad267b00eabe7cf793e1dbe08e9"/>
-      <w:bookmarkStart w:id="44" w:name="_Toc239335772"/>
+      <w:bookmarkStart w:id="44" w:name="_Toc239336143"/>
       <w:bookmarkEnd w:id="38"/>
       <w:bookmarkEnd w:id="42"/>
       <w:r>
@@ -22227,7 +22227,7 @@
           <w:noProof/>
         </w:rPr>
         <w:drawing>
-          <wp:inline distT="0" distB="0" distL="0" distR="0" wp14:anchorId="0530499E" wp14:editId="2884D53E">
+          <wp:inline distT="0" distB="0" distL="0" distR="0" wp14:anchorId="4D7D7706" wp14:editId="614BEE6E">
             <wp:extent cx="5334000" cy="2884362"/>
             <wp:effectExtent l="0" t="0" r="0" b="0"/>
             <wp:docPr id="44" name="Picture"/>
@@ -22493,7 +22493,7 @@
           <w:noProof/>
         </w:rPr>
         <w:drawing>
-          <wp:inline distT="0" distB="0" distL="0" distR="0" wp14:anchorId="0AF570C3" wp14:editId="04F39607">
+          <wp:inline distT="0" distB="0" distL="0" distR="0" wp14:anchorId="3906D637" wp14:editId="5654D72B">
             <wp:extent cx="5334000" cy="632732"/>
             <wp:effectExtent l="0" t="0" r="0" b="0"/>
             <wp:docPr id="49" name="Picture"/>
@@ -24396,7 +24396,7 @@
         <w:pStyle w:val="Heading1"/>
       </w:pPr>
       <w:bookmarkStart w:id="50" w:name="chương-3-thiết-kế-và-cài-đặt"/>
-      <w:bookmarkStart w:id="51" w:name="_Toc239335773"/>
+      <w:bookmarkStart w:id="51" w:name="_Toc239336144"/>
       <w:bookmarkEnd w:id="20"/>
       <w:bookmarkEnd w:id="43"/>
       <w:bookmarkEnd w:id="49"/>
@@ -24428,7 +24428,7 @@
         <w:pStyle w:val="Heading2"/>
       </w:pPr>
       <w:bookmarkStart w:id="52" w:name="X21a22cc9b66dca004f2960f37df13c53a04e97b"/>
-      <w:bookmarkStart w:id="53" w:name="_Toc239335774"/>
+      <w:bookmarkStart w:id="53" w:name="_Toc239336145"/>
       <w:r>
         <w:t>3.1. Ki</w:t>
       </w:r>
@@ -24520,7 +24520,7 @@
           <w:noProof/>
         </w:rPr>
         <w:drawing>
-          <wp:inline distT="0" distB="0" distL="0" distR="0" wp14:anchorId="0FCF2BF7" wp14:editId="19D656A9">
+          <wp:inline distT="0" distB="0" distL="0" distR="0" wp14:anchorId="0FCF68A3" wp14:editId="22EDEACA">
             <wp:extent cx="5334000" cy="401410"/>
             <wp:effectExtent l="0" t="0" r="0" b="0"/>
             <wp:docPr id="57" name="Picture"/>
@@ -26189,7 +26189,7 @@
         <w:pStyle w:val="Heading2"/>
       </w:pPr>
       <w:bookmarkStart w:id="55" w:name="X1f307d8f8c73bce8db8683c986faea6c8ea66a3"/>
-      <w:bookmarkStart w:id="56" w:name="_Toc239335775"/>
+      <w:bookmarkStart w:id="56" w:name="_Toc239336146"/>
       <w:bookmarkEnd w:id="52"/>
       <w:r>
         <w:t>3.2. Xây d</w:t>
@@ -26256,7 +26256,7 @@
           <w:noProof/>
         </w:rPr>
         <w:drawing>
-          <wp:inline distT="0" distB="0" distL="0" distR="0" wp14:anchorId="4EC74026" wp14:editId="4CF4D8D5">
+          <wp:inline distT="0" distB="0" distL="0" distR="0" wp14:anchorId="1C551C5B" wp14:editId="082D81CA">
             <wp:extent cx="5334000" cy="802821"/>
             <wp:effectExtent l="0" t="0" r="0" b="0"/>
             <wp:docPr id="62" name="Picture"/>
@@ -30368,7 +30368,7 @@
         <w:pStyle w:val="Heading2"/>
       </w:pPr>
       <w:bookmarkStart w:id="62" w:name="X6a397cb1739f1ec0a8c9714808f79a5ce1fbf6f"/>
-      <w:bookmarkStart w:id="63" w:name="_Toc239335776"/>
+      <w:bookmarkStart w:id="63" w:name="_Toc239336147"/>
       <w:bookmarkEnd w:id="55"/>
       <w:bookmarkEnd w:id="61"/>
       <w:r>
@@ -31934,7 +31934,7 @@
         <w:pStyle w:val="Heading2"/>
       </w:pPr>
       <w:bookmarkStart w:id="65" w:name="X9c2c9b365086d10c999a46e4942f14d73b6baa5"/>
-      <w:bookmarkStart w:id="66" w:name="_Toc239335777"/>
+      <w:bookmarkStart w:id="66" w:name="_Toc239336148"/>
       <w:bookmarkEnd w:id="62"/>
       <w:r>
         <w:t>3.4. Kh</w:t>
@@ -32718,7 +32718,7 @@
           <w:noProof/>
         </w:rPr>
         <w:drawing>
-          <wp:inline distT="0" distB="0" distL="0" distR="0" wp14:anchorId="682F33DA" wp14:editId="75E50F2E">
+          <wp:inline distT="0" distB="0" distL="0" distR="0" wp14:anchorId="54D8D4BC" wp14:editId="1D660C89">
             <wp:extent cx="5334000" cy="8969712"/>
             <wp:effectExtent l="0" t="0" r="0" b="0"/>
             <wp:docPr id="73" name="Picture"/>
@@ -38667,7 +38667,7 @@
         <w:pStyle w:val="Heading2"/>
       </w:pPr>
       <w:bookmarkStart w:id="75" w:name="Xb17945b5d9374e5087c2c96ace1685ff00e2e22"/>
-      <w:bookmarkStart w:id="76" w:name="_Toc239335778"/>
+      <w:bookmarkStart w:id="76" w:name="_Toc239336149"/>
       <w:bookmarkEnd w:id="65"/>
       <w:bookmarkEnd w:id="74"/>
       <w:r>
@@ -40037,7 +40037,7 @@
         <w:pStyle w:val="Heading2"/>
       </w:pPr>
       <w:bookmarkStart w:id="77" w:name="Xfad7df3f963ac0b8ebfe8cf87d7c64fa075f760"/>
-      <w:bookmarkStart w:id="78" w:name="_Toc239335779"/>
+      <w:bookmarkStart w:id="78" w:name="_Toc239336150"/>
       <w:bookmarkEnd w:id="75"/>
       <w:r>
         <w:t>3.6. B</w:t>
@@ -40083,7 +40083,7 @@
           <w:noProof/>
         </w:rPr>
         <w:drawing>
-          <wp:inline distT="0" distB="0" distL="0" distR="0" wp14:anchorId="6F844182" wp14:editId="3FD20459">
+          <wp:inline distT="0" distB="0" distL="0" distR="0" wp14:anchorId="6EFBAE3F" wp14:editId="485895DB">
             <wp:extent cx="5334000" cy="1217839"/>
             <wp:effectExtent l="0" t="0" r="0" b="0"/>
             <wp:docPr id="86" name="Picture"/>
@@ -42864,7 +42864,7 @@
         <w:pStyle w:val="Heading2"/>
       </w:pPr>
       <w:bookmarkStart w:id="80" w:name="X9b5467225f237e4ee44d60f7d236cbdfdaa1e07"/>
-      <w:bookmarkStart w:id="81" w:name="_Toc239335780"/>
+      <w:bookmarkStart w:id="81" w:name="_Toc239336151"/>
       <w:bookmarkEnd w:id="77"/>
       <w:r>
         <w:t xml:space="preserve">3.7. </w:t>
@@ -42984,7 +42984,7 @@
           <w:noProof/>
         </w:rPr>
         <w:drawing>
-          <wp:inline distT="0" distB="0" distL="0" distR="0" wp14:anchorId="76FDA85D" wp14:editId="7C30F669">
+          <wp:inline distT="0" distB="0" distL="0" distR="0" wp14:anchorId="0979CCDA" wp14:editId="20B475F4">
             <wp:extent cx="5334000" cy="5953125"/>
             <wp:effectExtent l="0" t="0" r="0" b="0"/>
             <wp:docPr id="91" name="Picture"/>
@@ -44094,7 +44094,7 @@
         <w:pStyle w:val="Heading1"/>
       </w:pPr>
       <w:bookmarkStart w:id="83" w:name="chương-4-thực-nghiệm-và-đánh-giá"/>
-      <w:bookmarkStart w:id="84" w:name="_Toc239335781"/>
+      <w:bookmarkStart w:id="84" w:name="_Toc239336152"/>
       <w:bookmarkEnd w:id="50"/>
       <w:bookmarkEnd w:id="80"/>
       <w:r>
@@ -44119,7 +44119,7 @@
         <w:pStyle w:val="Heading2"/>
       </w:pPr>
       <w:bookmarkStart w:id="85" w:name="X43cb4672f728ce1df4f211c1d18360135f0c40b"/>
-      <w:bookmarkStart w:id="86" w:name="_Toc239335782"/>
+      <w:bookmarkStart w:id="86" w:name="_Toc239336153"/>
       <w:r>
         <w:t>4.1. Môi trư</w:t>
       </w:r>
@@ -45741,7 +45741,7 @@
         <w:pStyle w:val="Heading2"/>
       </w:pPr>
       <w:bookmarkStart w:id="87" w:name="Xe48430b60e6d2b1022368eb4316c1fe9f53411f"/>
-      <w:bookmarkStart w:id="88" w:name="_Toc239335783"/>
+      <w:bookmarkStart w:id="88" w:name="_Toc239336154"/>
       <w:bookmarkEnd w:id="85"/>
       <w:r>
         <w:t>4.2. K</w:t>
@@ -49276,7 +49276,7 @@
         <w:pStyle w:val="Heading2"/>
       </w:pPr>
       <w:bookmarkStart w:id="95" w:name="X09b724f0b907c7f652c2569c27ef1d5728c277c"/>
-      <w:bookmarkStart w:id="96" w:name="_Toc239335784"/>
+      <w:bookmarkStart w:id="96" w:name="_Toc239336155"/>
       <w:bookmarkEnd w:id="87"/>
       <w:bookmarkEnd w:id="93"/>
       <w:r>
@@ -51548,7 +51548,7 @@
           <w:noProof/>
         </w:rPr>
         <w:drawing>
-          <wp:inline distT="0" distB="0" distL="0" distR="0" wp14:anchorId="7D6A1972" wp14:editId="6A5F1BA1">
+          <wp:inline distT="0" distB="0" distL="0" distR="0" wp14:anchorId="461DD24E" wp14:editId="0119CAD0">
             <wp:extent cx="5334000" cy="2883855"/>
             <wp:effectExtent l="0" t="0" r="0" b="0"/>
             <wp:docPr id="108" name="Picture"/>
@@ -54029,175 +54029,417 @@
         <w:pStyle w:val="BodyText"/>
       </w:pPr>
       <w:r>
-        <w:t>Hư</w:t>
+        <w:t>Phép thay th</w:t>
+      </w:r>
+      <w:r>
+        <w:t>ế</w:t>
+      </w:r>
+      <w:r>
+        <w:t xml:space="preserve"> </w:t>
+      </w:r>
+      <w:r>
+        <w:rPr>
+          <w:b/>
+          <w:bCs/>
+        </w:rPr>
+        <w:t>đã đư</w:t>
+      </w:r>
+      <w:r>
+        <w:rPr>
+          <w:b/>
+          <w:bCs/>
+        </w:rPr>
+        <w:t>ợ</w:t>
+      </w:r>
+      <w:r>
+        <w:rPr>
+          <w:b/>
+          <w:bCs/>
+        </w:rPr>
+        <w:t>c th</w:t>
+      </w:r>
+      <w:r>
+        <w:rPr>
+          <w:b/>
+          <w:bCs/>
+        </w:rPr>
+        <w:t>ự</w:t>
+      </w:r>
+      <w:r>
+        <w:rPr>
+          <w:b/>
+          <w:bCs/>
+        </w:rPr>
+        <w:t>c hi</w:t>
+      </w:r>
+      <w:r>
+        <w:rPr>
+          <w:b/>
+          <w:bCs/>
+        </w:rPr>
+        <w:t>ệ</w:t>
+      </w:r>
+      <w:r>
+        <w:rPr>
+          <w:b/>
+          <w:bCs/>
+        </w:rPr>
+        <w:t>n ngay trong vòng này</w:t>
+      </w:r>
+      <w:r>
+        <w:t xml:space="preserve"> cho nh</w:t>
+      </w:r>
+      <w:r>
+        <w:t>ữ</w:t>
+      </w:r>
+      <w:r>
+        <w:t>ng c</w:t>
+      </w:r>
+      <w:r>
+        <w:t>ặ</w:t>
+      </w:r>
+      <w:r>
+        <w:t>p đ</w:t>
+      </w:r>
+      <w:r>
+        <w:t>ủ</w:t>
+      </w:r>
+      <w:r>
+        <w:t xml:space="preserve"> b</w:t>
+      </w:r>
+      <w:r>
+        <w:t>ằ</w:t>
+      </w:r>
+      <w:r>
+        <w:t>ng ch</w:t>
+      </w:r>
+      <w:r>
+        <w:t>ứ</w:t>
+      </w:r>
+      <w:r>
+        <w:t>ng th</w:t>
+      </w:r>
+      <w:r>
+        <w:t>ố</w:t>
+      </w:r>
+      <w:r>
+        <w:t>ng kê: hai m</w:t>
+      </w:r>
+      <w:r>
+        <w:t>ụ</w:t>
+      </w:r>
+      <w:r>
+        <w:t>c vư</w:t>
+      </w:r>
+      <w:r>
+        <w:t>ợ</w:t>
+      </w:r>
+      <w:r>
+        <w:t>t ngư</w:t>
+      </w:r>
+      <w:r>
+        <w:t>ỡ</w:t>
+      </w:r>
+      <w:r>
+        <w:t>ng đư</w:t>
+      </w:r>
+      <w:r>
+        <w:t>ợ</w:t>
+      </w:r>
+      <w:r>
+        <w:t>c thay b</w:t>
+      </w:r>
+      <w:r>
+        <w:t>ằ</w:t>
+      </w:r>
+      <w:r>
+        <w:t>ng ánh x</w:t>
+      </w:r>
+      <w:r>
+        <w:t>ạ</w:t>
+      </w:r>
+      <w:r>
+        <w:t xml:space="preserve"> trích tr</w:t>
+      </w:r>
+      <w:r>
+        <w:t>ự</w:t>
+      </w:r>
+      <w:r>
+        <w:t>c ti</w:t>
+      </w:r>
+      <w:r>
+        <w:t>ế</w:t>
+      </w:r>
+      <w:r>
+        <w:t>p t</w:t>
+      </w:r>
+      <w:r>
+        <w:t>ừ</w:t>
+      </w:r>
+      <w:r>
+        <w:t xml:space="preserve"> ma tr</w:t>
+      </w:r>
+      <w:r>
+        <w:t>ậ</w:t>
+      </w:r>
+      <w:r>
+        <w:t>n đo đư</w:t>
+      </w:r>
+      <w:r>
+        <w:t>ợ</w:t>
+      </w:r>
+      <w:r>
+        <w:t xml:space="preserve">c, mua thêm </w:t>
+      </w:r>
+      <w:r>
+        <w:rPr>
+          <w:b/>
+          <w:bCs/>
+        </w:rPr>
+        <w:t>53 bi</w:t>
+      </w:r>
+      <w:r>
+        <w:rPr>
+          <w:b/>
+          <w:bCs/>
+        </w:rPr>
+        <w:t>ể</w:t>
+      </w:r>
+      <w:r>
+        <w:rPr>
+          <w:b/>
+          <w:bCs/>
+        </w:rPr>
+        <w:t>n đ</w:t>
+      </w:r>
+      <w:r>
+        <w:rPr>
+          <w:b/>
+          <w:bCs/>
+        </w:rPr>
+        <w:t>ọ</w:t>
+      </w:r>
+      <w:r>
+        <w:rPr>
+          <w:b/>
+          <w:bCs/>
+        </w:rPr>
+        <w:t>c đúng và 0 bi</w:t>
+      </w:r>
+      <w:r>
+        <w:rPr>
+          <w:b/>
+          <w:bCs/>
+        </w:rPr>
+        <w:t>ể</w:t>
+      </w:r>
+      <w:r>
+        <w:rPr>
+          <w:b/>
+          <w:bCs/>
+        </w:rPr>
+        <w:t>n h</w:t>
+      </w:r>
+      <w:r>
+        <w:rPr>
+          <w:b/>
+          <w:bCs/>
+        </w:rPr>
+        <w:t>ỏ</w:t>
+      </w:r>
+      <w:r>
+        <w:rPr>
+          <w:b/>
+          <w:bCs/>
+        </w:rPr>
+        <w:t>ng</w:t>
+      </w:r>
+      <w:r>
+        <w:t xml:space="preserve"> — đây chính là c</w:t>
+      </w:r>
+      <w:r>
+        <w:t>ấ</w:t>
+      </w:r>
+      <w:r>
+        <w:t>u hình bàn giao sinh ra S₁ = 0,7701. Năm c</w:t>
+      </w:r>
+      <w:r>
+        <w:t>ặ</w:t>
+      </w:r>
+      <w:r>
+        <w:t>p còn l</w:t>
+      </w:r>
+      <w:r>
+        <w:t>ạ</w:t>
+      </w:r>
+      <w:r>
+        <w:t>i th</w:t>
+      </w:r>
+      <w:r>
+        <w:t>ắ</w:t>
+      </w:r>
+      <w:r>
+        <w:t>ng dư</w:t>
       </w:r>
       <w:r>
         <w:t>ớ</w:t>
       </w:r>
       <w:r>
-        <w:t>ng c</w:t>
-      </w:r>
-      <w:r>
-        <w:t>ả</w:t>
-      </w:r>
-      <w:r>
-        <w:t>i thi</w:t>
+        <w:t>i 10 l</w:t>
+      </w:r>
+      <w:r>
+        <w:t>ầ</w:t>
+      </w:r>
+      <w:r>
+        <w:t xml:space="preserve">n nên </w:t>
+      </w:r>
+      <w:r>
+        <w:rPr>
+          <w:b/>
+          <w:bCs/>
+        </w:rPr>
+        <w:t>chưa đ</w:t>
+      </w:r>
+      <w:r>
+        <w:rPr>
+          <w:b/>
+          <w:bCs/>
+        </w:rPr>
+        <w:t>ủ</w:t>
+      </w:r>
+      <w:r>
+        <w:rPr>
+          <w:b/>
+          <w:bCs/>
+        </w:rPr>
+        <w:t xml:space="preserve"> cơ s</w:t>
+      </w:r>
+      <w:r>
+        <w:rPr>
+          <w:b/>
+          <w:bCs/>
+        </w:rPr>
+        <w:t>ở</w:t>
+      </w:r>
+      <w:r>
+        <w:rPr>
+          <w:b/>
+          <w:bCs/>
+        </w:rPr>
+        <w:t xml:space="preserve"> đ</w:t>
+      </w:r>
+      <w:r>
+        <w:rPr>
+          <w:b/>
+          <w:bCs/>
+        </w:rPr>
+        <w:t>ể</w:t>
+      </w:r>
+      <w:r>
+        <w:rPr>
+          <w:b/>
+          <w:bCs/>
+        </w:rPr>
+        <w:t xml:space="preserve"> b</w:t>
+      </w:r>
+      <w:r>
+        <w:rPr>
+          <w:b/>
+          <w:bCs/>
+        </w:rPr>
+        <w:t>ậ</w:t>
+      </w:r>
+      <w:r>
+        <w:rPr>
+          <w:b/>
+          <w:bCs/>
+        </w:rPr>
+        <w:t>t m</w:t>
+      </w:r>
+      <w:r>
+        <w:rPr>
+          <w:b/>
+          <w:bCs/>
+        </w:rPr>
+        <w:t>ặ</w:t>
+      </w:r>
+      <w:r>
+        <w:rPr>
+          <w:b/>
+          <w:bCs/>
+        </w:rPr>
+        <w:t>c đ</w:t>
+      </w:r>
+      <w:r>
+        <w:rPr>
+          <w:b/>
+          <w:bCs/>
+        </w:rPr>
+        <w:t>ị</w:t>
+      </w:r>
+      <w:r>
+        <w:rPr>
+          <w:b/>
+          <w:bCs/>
+        </w:rPr>
+        <w:t>nh</w:t>
+      </w:r>
+      <w:r>
+        <w:t>; chúng ch</w:t>
+      </w:r>
+      <w:r>
+        <w:t>ờ</w:t>
+      </w:r>
+      <w:r>
+        <w:t xml:space="preserve"> ng</w:t>
+      </w:r>
+      <w:r>
+        <w:t>ữ</w:t>
+      </w:r>
+      <w:r>
+        <w:t xml:space="preserve"> li</w:t>
       </w:r>
       <w:r>
         <w:t>ệ</w:t>
       </w:r>
       <w:r>
-        <w:t xml:space="preserve">n rõ ràng: </w:t>
-      </w:r>
-      <w:r>
-        <w:rPr>
-          <w:b/>
-          <w:bCs/>
-        </w:rPr>
-        <w:t>thay b</w:t>
-      </w:r>
-      <w:r>
-        <w:rPr>
-          <w:b/>
-          <w:bCs/>
-        </w:rPr>
-        <w:t>ả</w:t>
-      </w:r>
-      <w:r>
-        <w:rPr>
-          <w:b/>
-          <w:bCs/>
-        </w:rPr>
-        <w:t>ng suy đoán b</w:t>
-      </w:r>
-      <w:r>
-        <w:rPr>
-          <w:b/>
-          <w:bCs/>
-        </w:rPr>
-        <w:t>ằ</w:t>
-      </w:r>
-      <w:r>
-        <w:rPr>
-          <w:b/>
-          <w:bCs/>
-        </w:rPr>
-        <w:t>ng b</w:t>
-      </w:r>
-      <w:r>
-        <w:rPr>
-          <w:b/>
-          <w:bCs/>
-        </w:rPr>
-        <w:t>ả</w:t>
-      </w:r>
-      <w:r>
-        <w:rPr>
-          <w:b/>
-          <w:bCs/>
-        </w:rPr>
-        <w:t>ng trích tr</w:t>
-      </w:r>
-      <w:r>
-        <w:rPr>
-          <w:b/>
-          <w:bCs/>
-        </w:rPr>
-        <w:t>ự</w:t>
-      </w:r>
-      <w:r>
-        <w:rPr>
-          <w:b/>
-          <w:bCs/>
-        </w:rPr>
-        <w:t>c ti</w:t>
-      </w:r>
-      <w:r>
-        <w:rPr>
-          <w:b/>
-          <w:bCs/>
-        </w:rPr>
-        <w:t>ế</w:t>
-      </w:r>
-      <w:r>
-        <w:rPr>
-          <w:b/>
-          <w:bCs/>
-        </w:rPr>
-        <w:t>p t</w:t>
-      </w:r>
-      <w:r>
-        <w:rPr>
-          <w:b/>
-          <w:bCs/>
-        </w:rPr>
-        <w:t>ừ</w:t>
-      </w:r>
-      <w:r>
-        <w:rPr>
-          <w:b/>
-          <w:bCs/>
-        </w:rPr>
-        <w:t xml:space="preserve"> ma tr</w:t>
-      </w:r>
-      <w:r>
-        <w:rPr>
-          <w:b/>
-          <w:bCs/>
-        </w:rPr>
-        <w:t>ậ</w:t>
-      </w:r>
-      <w:r>
-        <w:rPr>
-          <w:b/>
-          <w:bCs/>
-        </w:rPr>
-        <w:t>n nh</w:t>
-      </w:r>
-      <w:r>
-        <w:rPr>
-          <w:b/>
-          <w:bCs/>
-        </w:rPr>
-        <w:t>ầ</w:t>
-      </w:r>
-      <w:r>
-        <w:rPr>
-          <w:b/>
-          <w:bCs/>
-        </w:rPr>
-        <w:t>m l</w:t>
-      </w:r>
-      <w:r>
-        <w:rPr>
-          <w:b/>
-          <w:bCs/>
-        </w:rPr>
-        <w:t>ẫ</w:t>
-      </w:r>
-      <w:r>
-        <w:rPr>
-          <w:b/>
-          <w:bCs/>
-        </w:rPr>
-        <w:t>n đo đư</w:t>
-      </w:r>
-      <w:r>
-        <w:rPr>
-          <w:b/>
-          <w:bCs/>
-        </w:rPr>
-        <w:t>ợ</w:t>
-      </w:r>
-      <w:r>
-        <w:rPr>
-          <w:b/>
-          <w:bCs/>
-        </w:rPr>
-        <w:t>c</w:t>
-      </w:r>
-      <w:r>
-        <w:t>. Đây là ví d</w:t>
+        <w:t>u l</w:t>
+      </w:r>
+      <w:r>
+        <w:t>ớ</w:t>
+      </w:r>
+      <w:r>
+        <w:t xml:space="preserve">n hơn </w:t>
+      </w:r>
+      <w:r>
+        <w:t>ở</w:t>
+      </w:r>
+      <w:r>
+        <w:t xml:space="preserve"> hư</w:t>
+      </w:r>
+      <w:r>
+        <w:t>ớ</w:t>
+      </w:r>
+      <w:r>
+        <w:t>ng phát tri</w:t>
+      </w:r>
+      <w:r>
+        <w:t>ể</w:t>
+      </w:r>
+      <w:r>
+        <w:t>n s</w:t>
+      </w:r>
+      <w:r>
+        <w:t>ố</w:t>
+      </w:r>
+      <w:r>
+        <w:t xml:space="preserve"> 2 (m</w:t>
+      </w:r>
+      <w:r>
+        <w:t>ụ</w:t>
+      </w:r>
+      <w:r>
+        <w:t>c 5.3). Đây là ví d</w:t>
       </w:r>
       <w:r>
         <w:t>ụ</w:t>
@@ -54460,10 +54702,7 @@
         <w:t>ng bao quanh</w:t>
       </w:r>
       <w:r>
-        <w:t xml:space="preserve"> </w:t>
-      </w:r>
-      <w:r>
-        <w:t>— sao đúng chu</w:t>
+        <w:t xml:space="preserve"> — sao đúng chu</w:t>
       </w:r>
       <w:r>
         <w:t>ỗ</w:t>
@@ -54534,21 +54773,21 @@
           <w:b/>
           <w:bCs/>
         </w:rPr>
-        <w:t xml:space="preserve">ng </w:t>
-      </w:r>
-      <w:r>
-        <w:rPr>
-          <w:b/>
-          <w:bCs/>
-        </w:rPr>
-        <w:t>ả</w:t>
-      </w:r>
-      <w:r>
-        <w:rPr>
-          <w:b/>
-          <w:bCs/>
-        </w:rPr>
-        <w:t>nh đã chu</w:t>
+        <w:t>ng 2.801 vùng bi</w:t>
+      </w:r>
+      <w:r>
+        <w:rPr>
+          <w:b/>
+          <w:bCs/>
+        </w:rPr>
+        <w:t>ể</w:t>
+      </w:r>
+      <w:r>
+        <w:rPr>
+          <w:b/>
+          <w:bCs/>
+        </w:rPr>
+        <w:t>n đã chu</w:t>
       </w:r>
       <w:r>
         <w:rPr>
@@ -55147,7 +55386,10 @@
         <w:t>n trong phép đo này</w:t>
       </w:r>
       <w:r>
-        <w:t xml:space="preserve"> — 68,87%, hơn EasyOCR 54,59 đi</w:t>
+        <w:t xml:space="preserve"> </w:t>
+      </w:r>
+      <w:r>
+        <w:t>— 68,87%, hơn EasyOCR 54,59 đi</w:t>
       </w:r>
       <w:r>
         <w:t>ể</w:t>
@@ -56266,7 +56508,10 @@
         <w:t xml:space="preserve"> ba</w:t>
       </w:r>
       <w:r>
-        <w:t xml:space="preserve"> (+5,14 · +3,93 · +0,68 đi</w:t>
+        <w:t xml:space="preserve"> </w:t>
+      </w:r>
+      <w:r>
+        <w:t>(+5,14 · +3,93 · +0,68 đi</w:t>
       </w:r>
       <w:r>
         <w:t>ể</w:t>
@@ -56326,7 +56571,7 @@
         <w:pStyle w:val="Heading2"/>
       </w:pPr>
       <w:bookmarkStart w:id="106" w:name="X0c205a3fd5474e5e1d380a3735df7543f97f059"/>
-      <w:bookmarkStart w:id="107" w:name="_Toc239335785"/>
+      <w:bookmarkStart w:id="107" w:name="_Toc239336156"/>
       <w:bookmarkEnd w:id="95"/>
       <w:bookmarkEnd w:id="104"/>
       <w:r>
@@ -59000,10 +59245,7 @@
         <w:t>c"</w:t>
       </w:r>
       <w:r>
-        <w:t xml:space="preserve"> </w:t>
-      </w:r>
-      <w:r>
-        <w:t>— không ph</w:t>
+        <w:t xml:space="preserve"> — không ph</w:t>
       </w:r>
       <w:r>
         <w:t>ả</w:t>
@@ -59271,7 +59513,7 @@
         <w:pStyle w:val="Heading2"/>
       </w:pPr>
       <w:bookmarkStart w:id="113" w:name="X8f4b2c0e55e8764a0677cdfa39e96dbe6822859"/>
-      <w:bookmarkStart w:id="114" w:name="_Toc239335786"/>
+      <w:bookmarkStart w:id="114" w:name="_Toc239336157"/>
       <w:bookmarkEnd w:id="106"/>
       <w:bookmarkEnd w:id="112"/>
       <w:r>
@@ -62414,7 +62656,7 @@
         <w:pStyle w:val="Heading2"/>
       </w:pPr>
       <w:bookmarkStart w:id="120" w:name="X7468ed9f095dd0192ebc5de940dc44b5cd3e099"/>
-      <w:bookmarkStart w:id="121" w:name="_Toc239335787"/>
+      <w:bookmarkStart w:id="121" w:name="_Toc239336158"/>
       <w:bookmarkEnd w:id="113"/>
       <w:bookmarkEnd w:id="118"/>
       <w:r>
@@ -64275,7 +64517,7 @@
           <w:noProof/>
         </w:rPr>
         <w:drawing>
-          <wp:inline distT="0" distB="0" distL="0" distR="0" wp14:anchorId="5DB3DB02" wp14:editId="57E5CEAA">
+          <wp:inline distT="0" distB="0" distL="0" distR="0" wp14:anchorId="5586442F" wp14:editId="1AF2A8E0">
             <wp:extent cx="5334000" cy="3317670"/>
             <wp:effectExtent l="0" t="0" r="0" b="0"/>
             <wp:docPr id="131" name="Picture"/>
@@ -65007,7 +65249,7 @@
         <w:pStyle w:val="Heading2"/>
       </w:pPr>
       <w:bookmarkStart w:id="124" w:name="X88e1c26a6581f7bd1dbdb2c85ae6116c5ba8393"/>
-      <w:bookmarkStart w:id="125" w:name="_Toc239335788"/>
+      <w:bookmarkStart w:id="125" w:name="_Toc239336159"/>
       <w:bookmarkEnd w:id="120"/>
       <w:r>
         <w:t>4.7. Các y</w:t>
@@ -66862,7 +67104,7 @@
         <w:pStyle w:val="Heading1"/>
       </w:pPr>
       <w:bookmarkStart w:id="127" w:name="chương-5-kết-luận-và-hướng-phát-triển"/>
-      <w:bookmarkStart w:id="128" w:name="_Toc239335789"/>
+      <w:bookmarkStart w:id="128" w:name="_Toc239336160"/>
       <w:bookmarkEnd w:id="83"/>
       <w:bookmarkEnd w:id="124"/>
       <w:r>
@@ -66899,7 +67141,7 @@
         <w:pStyle w:val="Heading2"/>
       </w:pPr>
       <w:bookmarkStart w:id="129" w:name="Xcefa088882d41b38c21b7b5b44c738cb5564fbb"/>
-      <w:bookmarkStart w:id="130" w:name="_Toc239335790"/>
+      <w:bookmarkStart w:id="130" w:name="_Toc239336161"/>
       <w:r>
         <w:t>5.1. K</w:t>
       </w:r>
@@ -68400,7 +68642,7 @@
         <w:pStyle w:val="Heading2"/>
       </w:pPr>
       <w:bookmarkStart w:id="132" w:name="Xe79f58ab8ce7b6f148c68a374118dd9eaec1a1c"/>
-      <w:bookmarkStart w:id="133" w:name="_Toc239335791"/>
+      <w:bookmarkStart w:id="133" w:name="_Toc239336162"/>
       <w:bookmarkEnd w:id="129"/>
       <w:r>
         <w:t>5.2. H</w:t>
@@ -69837,7 +70079,7 @@
         <w:pStyle w:val="Heading2"/>
       </w:pPr>
       <w:bookmarkStart w:id="135" w:name="X66db71c9020c40cf46e490c5c37ad244e2b7594"/>
-      <w:bookmarkStart w:id="136" w:name="_Toc239335792"/>
+      <w:bookmarkStart w:id="136" w:name="_Toc239336163"/>
       <w:bookmarkEnd w:id="132"/>
       <w:r>
         <w:t>5.3. Hư</w:t>
@@ -71425,7 +71667,7 @@
         <w:pStyle w:val="Heading2"/>
       </w:pPr>
       <w:bookmarkStart w:id="138" w:name="Xe5a2fe3dfcd4681648271b7ddc344b106e48b3b"/>
-      <w:bookmarkStart w:id="139" w:name="_Toc239335793"/>
+      <w:bookmarkStart w:id="139" w:name="_Toc239336164"/>
       <w:bookmarkEnd w:id="135"/>
       <w:r>
         <w:t>5.4. K</w:t>
@@ -72351,7 +72593,7 @@
         <w:pStyle w:val="Heading1"/>
       </w:pPr>
       <w:bookmarkStart w:id="140" w:name="tài-liệu-tham-khảo"/>
-      <w:bookmarkStart w:id="141" w:name="_Toc239335794"/>
+      <w:bookmarkStart w:id="141" w:name="_Toc239336165"/>
       <w:bookmarkEnd w:id="127"/>
       <w:bookmarkEnd w:id="138"/>
       <w:r>
@@ -73380,7 +73622,7 @@
         <w:pStyle w:val="Heading1"/>
       </w:pPr>
       <w:bookmarkStart w:id="142" w:name="phụ-lục"/>
-      <w:bookmarkStart w:id="143" w:name="_Toc239335795"/>
+      <w:bookmarkStart w:id="143" w:name="_Toc239336166"/>
       <w:bookmarkEnd w:id="140"/>
       <w:r>
         <w:t>PH</w:t>
@@ -73404,7 +73646,7 @@
         <w:pStyle w:val="Heading2"/>
       </w:pPr>
       <w:bookmarkStart w:id="144" w:name="phụ-lục-a-cấu-hình-và-siêu-tham-số"/>
-      <w:bookmarkStart w:id="145" w:name="_Toc239335796"/>
+      <w:bookmarkStart w:id="145" w:name="_Toc239336167"/>
       <w:r>
         <w:t>Ph</w:t>
       </w:r>
@@ -75624,7 +75866,7 @@
         <w:pStyle w:val="Heading2"/>
       </w:pPr>
       <w:bookmarkStart w:id="149" w:name="phụ-lục-b-hướng-dẫn-cài-đặt-và-chạy"/>
-      <w:bookmarkStart w:id="150" w:name="_Toc239335797"/>
+      <w:bookmarkStart w:id="150" w:name="_Toc239336168"/>
       <w:bookmarkEnd w:id="144"/>
       <w:bookmarkEnd w:id="148"/>
       <w:r>
@@ -77193,7 +77435,7 @@
   <w:abstractNum w:abstractNumId="0" w15:restartNumberingAfterBreak="0">
     <w:nsid w:val="0000A990"/>
     <w:multiLevelType w:val="multilevel"/>
-    <w:tmpl w:val="5AACE3F6"/>
+    <w:tmpl w:val="C15A0EFC"/>
     <w:lvl w:ilvl="0">
       <w:numFmt w:val="bullet"/>
       <w:lvlText w:val=" "/>
@@ -77270,7 +77512,7 @@
   <w:abstractNum w:abstractNumId="1" w15:restartNumberingAfterBreak="0">
     <w:nsid w:val="0000A991"/>
     <w:multiLevelType w:val="multilevel"/>
-    <w:tmpl w:val="6DF02C1C"/>
+    <w:tmpl w:val="9942E758"/>
     <w:lvl w:ilvl="0">
       <w:numFmt w:val="bullet"/>
       <w:lvlText w:val=""/>
@@ -77374,7 +77616,7 @@
   <w:abstractNum w:abstractNumId="2" w15:restartNumberingAfterBreak="0">
     <w:nsid w:val="00A99411"/>
     <w:multiLevelType w:val="multilevel"/>
-    <w:tmpl w:val="2334F70C"/>
+    <w:tmpl w:val="112C253C"/>
     <w:lvl w:ilvl="0">
       <w:start w:val="1"/>
       <w:numFmt w:val="decimal"/>
@@ -77457,10 +77699,10 @@
       </w:pPr>
     </w:lvl>
   </w:abstractNum>
-  <w:num w:numId="1" w16cid:durableId="772475117">
+  <w:num w:numId="1" w16cid:durableId="1920405495">
     <w:abstractNumId w:val="0"/>
   </w:num>
-  <w:num w:numId="2" w16cid:durableId="644897484">
+  <w:num w:numId="2" w16cid:durableId="821965933">
     <w:abstractNumId w:val="2"/>
     <w:lvlOverride w:ilvl="0">
       <w:startOverride w:val="1"/>
@@ -77490,22 +77732,22 @@
       <w:startOverride w:val="1"/>
     </w:lvlOverride>
   </w:num>
-  <w:num w:numId="3" w16cid:durableId="227350168">
+  <w:num w:numId="3" w16cid:durableId="1534224667">
     <w:abstractNumId w:val="1"/>
   </w:num>
-  <w:num w:numId="4" w16cid:durableId="320275705">
+  <w:num w:numId="4" w16cid:durableId="1992446712">
     <w:abstractNumId w:val="1"/>
   </w:num>
-  <w:num w:numId="5" w16cid:durableId="1140221393">
+  <w:num w:numId="5" w16cid:durableId="569117380">
     <w:abstractNumId w:val="1"/>
   </w:num>
-  <w:num w:numId="6" w16cid:durableId="1156845879">
+  <w:num w:numId="6" w16cid:durableId="1176074559">
     <w:abstractNumId w:val="1"/>
   </w:num>
-  <w:num w:numId="7" w16cid:durableId="890312753">
+  <w:num w:numId="7" w16cid:durableId="492182084">
     <w:abstractNumId w:val="1"/>
   </w:num>
-  <w:num w:numId="8" w16cid:durableId="1649482611">
+  <w:num w:numId="8" w16cid:durableId="778649968">
     <w:abstractNumId w:val="2"/>
     <w:lvlOverride w:ilvl="0">
       <w:startOverride w:val="1"/>
@@ -77535,7 +77777,7 @@
       <w:startOverride w:val="1"/>
     </w:lvlOverride>
   </w:num>
-  <w:num w:numId="9" w16cid:durableId="2093894507">
+  <w:num w:numId="9" w16cid:durableId="549147985">
     <w:abstractNumId w:val="1"/>
   </w:num>
 </w:numbering>
@@ -78772,7 +79014,7 @@
     <w:next w:val="Normal"/>
     <w:autoRedefine/>
     <w:uiPriority w:val="39"/>
-    <w:rsid w:val="007B2554"/>
+    <w:rsid w:val="00326B9B"/>
     <w:pPr>
       <w:spacing w:after="100"/>
     </w:pPr>
@@ -78783,7 +79025,7 @@
     <w:next w:val="Normal"/>
     <w:autoRedefine/>
     <w:uiPriority w:val="39"/>
-    <w:rsid w:val="007B2554"/>
+    <w:rsid w:val="00326B9B"/>
     <w:pPr>
       <w:spacing w:after="100"/>
       <w:ind w:left="240"/>

--- a/docs/papers/mon-hoc/thesis-full.docx
+++ b/docs/papers/mon-hoc/thesis-full.docx
@@ -148,7 +148,7 @@
         <w:pStyle w:val="Heading1"/>
       </w:pPr>
       <w:bookmarkStart w:id="0" w:name="đồ-án-môn-học"/>
-      <w:bookmarkStart w:id="1" w:name="_Toc239336132"/>
+      <w:bookmarkStart w:id="1" w:name="_Toc239336670"/>
       <w:r>
         <w:t>Đ</w:t>
       </w:r>
@@ -220,7 +220,7 @@
         <w:pStyle w:val="Heading1"/>
       </w:pPr>
       <w:bookmarkStart w:id="4" w:name="Xbe958ce37c6a089ac9bdc99dada4ec5e2c0f7da"/>
-      <w:bookmarkStart w:id="5" w:name="_Toc239336133"/>
+      <w:bookmarkStart w:id="5" w:name="_Toc239336671"/>
       <w:bookmarkEnd w:id="0"/>
       <w:bookmarkEnd w:id="3"/>
       <w:r>
@@ -795,7 +795,7 @@
     </w:p>
     <w:p>
       <w:r>
-        <w:pict w14:anchorId="35C4D72C">
+        <w:pict w14:anchorId="3462DBE1">
           <v:rect id="_x0000_i1025" style="width:0;height:1.5pt" o:hralign="center" o:hrstd="t" o:hr="t"/>
         </w:pict>
       </w:r>
@@ -805,7 +805,7 @@
         <w:pStyle w:val="Heading2"/>
       </w:pPr>
       <w:bookmarkStart w:id="6" w:name="mục-lục"/>
-      <w:bookmarkStart w:id="7" w:name="_Toc239336134"/>
+      <w:bookmarkStart w:id="7" w:name="_Toc239336672"/>
       <w:r>
         <w:t>M</w:t>
       </w:r>
@@ -845,7 +845,7 @@
       <w:r>
         <w:fldChar w:fldCharType="separate"/>
       </w:r>
-      <w:hyperlink w:anchor="_Toc239336132" w:history="1">
+      <w:hyperlink w:anchor="_Toc239336670" w:history="1">
         <w:r>
           <w:rPr>
             <w:rStyle w:val="Hyperlink"/>
@@ -872,7 +872,7 @@
             <w:noProof/>
             <w:webHidden/>
           </w:rPr>
-          <w:instrText xml:space="preserve"> PAGEREF _Toc239336132 \h </w:instrText>
+          <w:instrText xml:space="preserve"> PAGEREF _Toc239336670 \h </w:instrText>
         </w:r>
         <w:r>
           <w:rPr>
@@ -916,7 +916,7 @@
           <w14:ligatures w14:val="standardContextual"/>
         </w:rPr>
       </w:pPr>
-      <w:hyperlink w:anchor="_Toc239336133" w:history="1">
+      <w:hyperlink w:anchor="_Toc239336671" w:history="1">
         <w:r>
           <w:rPr>
             <w:rStyle w:val="Hyperlink"/>
@@ -943,7 +943,7 @@
             <w:noProof/>
             <w:webHidden/>
           </w:rPr>
-          <w:instrText xml:space="preserve"> PAGEREF _Toc239336133 \h </w:instrText>
+          <w:instrText xml:space="preserve"> PAGEREF _Toc239336671 \h </w:instrText>
         </w:r>
         <w:r>
           <w:rPr>
@@ -987,7 +987,7 @@
           <w14:ligatures w14:val="standardContextual"/>
         </w:rPr>
       </w:pPr>
-      <w:hyperlink w:anchor="_Toc239336134" w:history="1">
+      <w:hyperlink w:anchor="_Toc239336672" w:history="1">
         <w:r>
           <w:rPr>
             <w:rStyle w:val="Hyperlink"/>
@@ -1014,7 +1014,7 @@
             <w:noProof/>
             <w:webHidden/>
           </w:rPr>
-          <w:instrText xml:space="preserve"> PAGEREF _Toc239336134 \h </w:instrText>
+          <w:instrText xml:space="preserve"> PAGEREF _Toc239336672 \h </w:instrText>
         </w:r>
         <w:r>
           <w:rPr>
@@ -1058,7 +1058,7 @@
           <w14:ligatures w14:val="standardContextual"/>
         </w:rPr>
       </w:pPr>
-      <w:hyperlink w:anchor="_Toc239336135" w:history="1">
+      <w:hyperlink w:anchor="_Toc239336673" w:history="1">
         <w:r>
           <w:rPr>
             <w:rStyle w:val="Hyperlink"/>
@@ -1085,7 +1085,7 @@
             <w:noProof/>
             <w:webHidden/>
           </w:rPr>
-          <w:instrText xml:space="preserve"> PAGEREF _Toc239336135 \h </w:instrText>
+          <w:instrText xml:space="preserve"> PAGEREF _Toc239336673 \h </w:instrText>
         </w:r>
         <w:r>
           <w:rPr>
@@ -1129,7 +1129,7 @@
           <w14:ligatures w14:val="standardContextual"/>
         </w:rPr>
       </w:pPr>
-      <w:hyperlink w:anchor="_Toc239336136" w:history="1">
+      <w:hyperlink w:anchor="_Toc239336674" w:history="1">
         <w:r>
           <w:rPr>
             <w:rStyle w:val="Hyperlink"/>
@@ -1156,7 +1156,7 @@
             <w:noProof/>
             <w:webHidden/>
           </w:rPr>
-          <w:instrText xml:space="preserve"> PAGEREF _Toc239336136 \h </w:instrText>
+          <w:instrText xml:space="preserve"> PAGEREF _Toc239336674 \h </w:instrText>
         </w:r>
         <w:r>
           <w:rPr>
@@ -1200,7 +1200,7 @@
           <w14:ligatures w14:val="standardContextual"/>
         </w:rPr>
       </w:pPr>
-      <w:hyperlink w:anchor="_Toc239336137" w:history="1">
+      <w:hyperlink w:anchor="_Toc239336675" w:history="1">
         <w:r>
           <w:rPr>
             <w:rStyle w:val="Hyperlink"/>
@@ -1227,7 +1227,7 @@
             <w:noProof/>
             <w:webHidden/>
           </w:rPr>
-          <w:instrText xml:space="preserve"> PAGEREF _Toc239336137 \h </w:instrText>
+          <w:instrText xml:space="preserve"> PAGEREF _Toc239336675 \h </w:instrText>
         </w:r>
         <w:r>
           <w:rPr>
@@ -1271,7 +1271,7 @@
           <w14:ligatures w14:val="standardContextual"/>
         </w:rPr>
       </w:pPr>
-      <w:hyperlink w:anchor="_Toc239336138" w:history="1">
+      <w:hyperlink w:anchor="_Toc239336676" w:history="1">
         <w:r>
           <w:rPr>
             <w:rStyle w:val="Hyperlink"/>
@@ -1298,7 +1298,7 @@
             <w:noProof/>
             <w:webHidden/>
           </w:rPr>
-          <w:instrText xml:space="preserve"> PAGEREF _Toc239336138 \h </w:instrText>
+          <w:instrText xml:space="preserve"> PAGEREF _Toc239336676 \h </w:instrText>
         </w:r>
         <w:r>
           <w:rPr>
@@ -1342,7 +1342,7 @@
           <w14:ligatures w14:val="standardContextual"/>
         </w:rPr>
       </w:pPr>
-      <w:hyperlink w:anchor="_Toc239336139" w:history="1">
+      <w:hyperlink w:anchor="_Toc239336677" w:history="1">
         <w:r>
           <w:rPr>
             <w:rStyle w:val="Hyperlink"/>
@@ -1369,7 +1369,7 @@
             <w:noProof/>
             <w:webHidden/>
           </w:rPr>
-          <w:instrText xml:space="preserve"> PAGEREF _Toc239336139 \h </w:instrText>
+          <w:instrText xml:space="preserve"> PAGEREF _Toc239336677 \h </w:instrText>
         </w:r>
         <w:r>
           <w:rPr>
@@ -1413,7 +1413,7 @@
           <w14:ligatures w14:val="standardContextual"/>
         </w:rPr>
       </w:pPr>
-      <w:hyperlink w:anchor="_Toc239336140" w:history="1">
+      <w:hyperlink w:anchor="_Toc239336678" w:history="1">
         <w:r>
           <w:rPr>
             <w:rStyle w:val="Hyperlink"/>
@@ -1440,7 +1440,7 @@
             <w:noProof/>
             <w:webHidden/>
           </w:rPr>
-          <w:instrText xml:space="preserve"> PAGEREF _Toc239336140 \h </w:instrText>
+          <w:instrText xml:space="preserve"> PAGEREF _Toc239336678 \h </w:instrText>
         </w:r>
         <w:r>
           <w:rPr>
@@ -1484,7 +1484,7 @@
           <w14:ligatures w14:val="standardContextual"/>
         </w:rPr>
       </w:pPr>
-      <w:hyperlink w:anchor="_Toc239336141" w:history="1">
+      <w:hyperlink w:anchor="_Toc239336679" w:history="1">
         <w:r>
           <w:rPr>
             <w:rStyle w:val="Hyperlink"/>
@@ -1511,7 +1511,7 @@
             <w:noProof/>
             <w:webHidden/>
           </w:rPr>
-          <w:instrText xml:space="preserve"> PAGEREF _Toc239336141 \h </w:instrText>
+          <w:instrText xml:space="preserve"> PAGEREF _Toc239336679 \h </w:instrText>
         </w:r>
         <w:r>
           <w:rPr>
@@ -1555,7 +1555,7 @@
           <w14:ligatures w14:val="standardContextual"/>
         </w:rPr>
       </w:pPr>
-      <w:hyperlink w:anchor="_Toc239336142" w:history="1">
+      <w:hyperlink w:anchor="_Toc239336680" w:history="1">
         <w:r>
           <w:rPr>
             <w:rStyle w:val="Hyperlink"/>
@@ -1582,7 +1582,7 @@
             <w:noProof/>
             <w:webHidden/>
           </w:rPr>
-          <w:instrText xml:space="preserve"> PAGEREF _Toc239336142 \h </w:instrText>
+          <w:instrText xml:space="preserve"> PAGEREF _Toc239336680 \h </w:instrText>
         </w:r>
         <w:r>
           <w:rPr>
@@ -1626,7 +1626,7 @@
           <w14:ligatures w14:val="standardContextual"/>
         </w:rPr>
       </w:pPr>
-      <w:hyperlink w:anchor="_Toc239336143" w:history="1">
+      <w:hyperlink w:anchor="_Toc239336681" w:history="1">
         <w:r>
           <w:rPr>
             <w:rStyle w:val="Hyperlink"/>
@@ -1653,7 +1653,7 @@
             <w:noProof/>
             <w:webHidden/>
           </w:rPr>
-          <w:instrText xml:space="preserve"> PAGEREF _Toc239336143 \h </w:instrText>
+          <w:instrText xml:space="preserve"> PAGEREF _Toc239336681 \h </w:instrText>
         </w:r>
         <w:r>
           <w:rPr>
@@ -1697,7 +1697,7 @@
           <w14:ligatures w14:val="standardContextual"/>
         </w:rPr>
       </w:pPr>
-      <w:hyperlink w:anchor="_Toc239336144" w:history="1">
+      <w:hyperlink w:anchor="_Toc239336682" w:history="1">
         <w:r>
           <w:rPr>
             <w:rStyle w:val="Hyperlink"/>
@@ -1724,7 +1724,7 @@
             <w:noProof/>
             <w:webHidden/>
           </w:rPr>
-          <w:instrText xml:space="preserve"> PAGEREF _Toc239336144 \h </w:instrText>
+          <w:instrText xml:space="preserve"> PAGEREF _Toc239336682 \h </w:instrText>
         </w:r>
         <w:r>
           <w:rPr>
@@ -1768,7 +1768,7 @@
           <w14:ligatures w14:val="standardContextual"/>
         </w:rPr>
       </w:pPr>
-      <w:hyperlink w:anchor="_Toc239336145" w:history="1">
+      <w:hyperlink w:anchor="_Toc239336683" w:history="1">
         <w:r>
           <w:rPr>
             <w:rStyle w:val="Hyperlink"/>
@@ -1795,7 +1795,7 @@
             <w:noProof/>
             <w:webHidden/>
           </w:rPr>
-          <w:instrText xml:space="preserve"> PAGEREF _Toc239336145 \h </w:instrText>
+          <w:instrText xml:space="preserve"> PAGEREF _Toc239336683 \h </w:instrText>
         </w:r>
         <w:r>
           <w:rPr>
@@ -1839,7 +1839,7 @@
           <w14:ligatures w14:val="standardContextual"/>
         </w:rPr>
       </w:pPr>
-      <w:hyperlink w:anchor="_Toc239336146" w:history="1">
+      <w:hyperlink w:anchor="_Toc239336684" w:history="1">
         <w:r>
           <w:rPr>
             <w:rStyle w:val="Hyperlink"/>
@@ -1866,7 +1866,7 @@
             <w:noProof/>
             <w:webHidden/>
           </w:rPr>
-          <w:instrText xml:space="preserve"> PAGEREF _Toc239336146 \h </w:instrText>
+          <w:instrText xml:space="preserve"> PAGEREF _Toc239336684 \h </w:instrText>
         </w:r>
         <w:r>
           <w:rPr>
@@ -1910,7 +1910,7 @@
           <w14:ligatures w14:val="standardContextual"/>
         </w:rPr>
       </w:pPr>
-      <w:hyperlink w:anchor="_Toc239336147" w:history="1">
+      <w:hyperlink w:anchor="_Toc239336685" w:history="1">
         <w:r>
           <w:rPr>
             <w:rStyle w:val="Hyperlink"/>
@@ -1937,7 +1937,7 @@
             <w:noProof/>
             <w:webHidden/>
           </w:rPr>
-          <w:instrText xml:space="preserve"> PAGEREF _Toc239336147 \h </w:instrText>
+          <w:instrText xml:space="preserve"> PAGEREF _Toc239336685 \h </w:instrText>
         </w:r>
         <w:r>
           <w:rPr>
@@ -1981,7 +1981,7 @@
           <w14:ligatures w14:val="standardContextual"/>
         </w:rPr>
       </w:pPr>
-      <w:hyperlink w:anchor="_Toc239336148" w:history="1">
+      <w:hyperlink w:anchor="_Toc239336686" w:history="1">
         <w:r>
           <w:rPr>
             <w:rStyle w:val="Hyperlink"/>
@@ -2008,7 +2008,7 @@
             <w:noProof/>
             <w:webHidden/>
           </w:rPr>
-          <w:instrText xml:space="preserve"> PAGEREF _Toc239336148 \h </w:instrText>
+          <w:instrText xml:space="preserve"> PAGEREF _Toc239336686 \h </w:instrText>
         </w:r>
         <w:r>
           <w:rPr>
@@ -2052,7 +2052,7 @@
           <w14:ligatures w14:val="standardContextual"/>
         </w:rPr>
       </w:pPr>
-      <w:hyperlink w:anchor="_Toc239336149" w:history="1">
+      <w:hyperlink w:anchor="_Toc239336687" w:history="1">
         <w:r>
           <w:rPr>
             <w:rStyle w:val="Hyperlink"/>
@@ -2079,7 +2079,7 @@
             <w:noProof/>
             <w:webHidden/>
           </w:rPr>
-          <w:instrText xml:space="preserve"> PAGEREF _Toc239336149 \h </w:instrText>
+          <w:instrText xml:space="preserve"> PAGEREF _Toc239336687 \h </w:instrText>
         </w:r>
         <w:r>
           <w:rPr>
@@ -2123,7 +2123,7 @@
           <w14:ligatures w14:val="standardContextual"/>
         </w:rPr>
       </w:pPr>
-      <w:hyperlink w:anchor="_Toc239336150" w:history="1">
+      <w:hyperlink w:anchor="_Toc239336688" w:history="1">
         <w:r>
           <w:rPr>
             <w:rStyle w:val="Hyperlink"/>
@@ -2150,7 +2150,7 @@
             <w:noProof/>
             <w:webHidden/>
           </w:rPr>
-          <w:instrText xml:space="preserve"> PAGEREF _Toc239336150 \h </w:instrText>
+          <w:instrText xml:space="preserve"> PAGEREF _Toc239336688 \h </w:instrText>
         </w:r>
         <w:r>
           <w:rPr>
@@ -2194,7 +2194,7 @@
           <w14:ligatures w14:val="standardContextual"/>
         </w:rPr>
       </w:pPr>
-      <w:hyperlink w:anchor="_Toc239336151" w:history="1">
+      <w:hyperlink w:anchor="_Toc239336689" w:history="1">
         <w:r>
           <w:rPr>
             <w:rStyle w:val="Hyperlink"/>
@@ -2221,7 +2221,7 @@
             <w:noProof/>
             <w:webHidden/>
           </w:rPr>
-          <w:instrText xml:space="preserve"> PAGEREF _Toc239336151 \h </w:instrText>
+          <w:instrText xml:space="preserve"> PAGEREF _Toc239336689 \h </w:instrText>
         </w:r>
         <w:r>
           <w:rPr>
@@ -2265,7 +2265,7 @@
           <w14:ligatures w14:val="standardContextual"/>
         </w:rPr>
       </w:pPr>
-      <w:hyperlink w:anchor="_Toc239336152" w:history="1">
+      <w:hyperlink w:anchor="_Toc239336690" w:history="1">
         <w:r>
           <w:rPr>
             <w:rStyle w:val="Hyperlink"/>
@@ -2292,7 +2292,7 @@
             <w:noProof/>
             <w:webHidden/>
           </w:rPr>
-          <w:instrText xml:space="preserve"> PAGEREF _Toc239336152 \h </w:instrText>
+          <w:instrText xml:space="preserve"> PAGEREF _Toc239336690 \h </w:instrText>
         </w:r>
         <w:r>
           <w:rPr>
@@ -2336,7 +2336,7 @@
           <w14:ligatures w14:val="standardContextual"/>
         </w:rPr>
       </w:pPr>
-      <w:hyperlink w:anchor="_Toc239336153" w:history="1">
+      <w:hyperlink w:anchor="_Toc239336691" w:history="1">
         <w:r>
           <w:rPr>
             <w:rStyle w:val="Hyperlink"/>
@@ -2363,7 +2363,7 @@
             <w:noProof/>
             <w:webHidden/>
           </w:rPr>
-          <w:instrText xml:space="preserve"> PAGEREF _Toc239336153 \h </w:instrText>
+          <w:instrText xml:space="preserve"> PAGEREF _Toc239336691 \h </w:instrText>
         </w:r>
         <w:r>
           <w:rPr>
@@ -2407,7 +2407,7 @@
           <w14:ligatures w14:val="standardContextual"/>
         </w:rPr>
       </w:pPr>
-      <w:hyperlink w:anchor="_Toc239336154" w:history="1">
+      <w:hyperlink w:anchor="_Toc239336692" w:history="1">
         <w:r>
           <w:rPr>
             <w:rStyle w:val="Hyperlink"/>
@@ -2434,7 +2434,7 @@
             <w:noProof/>
             <w:webHidden/>
           </w:rPr>
-          <w:instrText xml:space="preserve"> PAGEREF _Toc239336154 \h </w:instrText>
+          <w:instrText xml:space="preserve"> PAGEREF _Toc239336692 \h </w:instrText>
         </w:r>
         <w:r>
           <w:rPr>
@@ -2478,7 +2478,7 @@
           <w14:ligatures w14:val="standardContextual"/>
         </w:rPr>
       </w:pPr>
-      <w:hyperlink w:anchor="_Toc239336155" w:history="1">
+      <w:hyperlink w:anchor="_Toc239336693" w:history="1">
         <w:r>
           <w:rPr>
             <w:rStyle w:val="Hyperlink"/>
@@ -2505,7 +2505,7 @@
             <w:noProof/>
             <w:webHidden/>
           </w:rPr>
-          <w:instrText xml:space="preserve"> PAGEREF _Toc239336155 \h </w:instrText>
+          <w:instrText xml:space="preserve"> PAGEREF _Toc239336693 \h </w:instrText>
         </w:r>
         <w:r>
           <w:rPr>
@@ -2549,7 +2549,7 @@
           <w14:ligatures w14:val="standardContextual"/>
         </w:rPr>
       </w:pPr>
-      <w:hyperlink w:anchor="_Toc239336156" w:history="1">
+      <w:hyperlink w:anchor="_Toc239336694" w:history="1">
         <w:r>
           <w:rPr>
             <w:rStyle w:val="Hyperlink"/>
@@ -2576,7 +2576,7 @@
             <w:noProof/>
             <w:webHidden/>
           </w:rPr>
-          <w:instrText xml:space="preserve"> PAGEREF _Toc239336156 \h </w:instrText>
+          <w:instrText xml:space="preserve"> PAGEREF _Toc239336694 \h </w:instrText>
         </w:r>
         <w:r>
           <w:rPr>
@@ -2620,7 +2620,7 @@
           <w14:ligatures w14:val="standardContextual"/>
         </w:rPr>
       </w:pPr>
-      <w:hyperlink w:anchor="_Toc239336157" w:history="1">
+      <w:hyperlink w:anchor="_Toc239336695" w:history="1">
         <w:r>
           <w:rPr>
             <w:rStyle w:val="Hyperlink"/>
@@ -2647,7 +2647,7 @@
             <w:noProof/>
             <w:webHidden/>
           </w:rPr>
-          <w:instrText xml:space="preserve"> PAGEREF _Toc239336157 \h </w:instrText>
+          <w:instrText xml:space="preserve"> PAGEREF _Toc239336695 \h </w:instrText>
         </w:r>
         <w:r>
           <w:rPr>
@@ -2691,7 +2691,7 @@
           <w14:ligatures w14:val="standardContextual"/>
         </w:rPr>
       </w:pPr>
-      <w:hyperlink w:anchor="_Toc239336158" w:history="1">
+      <w:hyperlink w:anchor="_Toc239336696" w:history="1">
         <w:r>
           <w:rPr>
             <w:rStyle w:val="Hyperlink"/>
@@ -2718,7 +2718,7 @@
             <w:noProof/>
             <w:webHidden/>
           </w:rPr>
-          <w:instrText xml:space="preserve"> PAGEREF _Toc239336158 \h </w:instrText>
+          <w:instrText xml:space="preserve"> PAGEREF _Toc239336696 \h </w:instrText>
         </w:r>
         <w:r>
           <w:rPr>
@@ -2762,7 +2762,7 @@
           <w14:ligatures w14:val="standardContextual"/>
         </w:rPr>
       </w:pPr>
-      <w:hyperlink w:anchor="_Toc239336159" w:history="1">
+      <w:hyperlink w:anchor="_Toc239336697" w:history="1">
         <w:r>
           <w:rPr>
             <w:rStyle w:val="Hyperlink"/>
@@ -2789,7 +2789,7 @@
             <w:noProof/>
             <w:webHidden/>
           </w:rPr>
-          <w:instrText xml:space="preserve"> PAGEREF _Toc239336159 \h </w:instrText>
+          <w:instrText xml:space="preserve"> PAGEREF _Toc239336697 \h </w:instrText>
         </w:r>
         <w:r>
           <w:rPr>
@@ -2833,7 +2833,7 @@
           <w14:ligatures w14:val="standardContextual"/>
         </w:rPr>
       </w:pPr>
-      <w:hyperlink w:anchor="_Toc239336160" w:history="1">
+      <w:hyperlink w:anchor="_Toc239336698" w:history="1">
         <w:r>
           <w:rPr>
             <w:rStyle w:val="Hyperlink"/>
@@ -2860,7 +2860,7 @@
             <w:noProof/>
             <w:webHidden/>
           </w:rPr>
-          <w:instrText xml:space="preserve"> PAGEREF _Toc239336160 \h </w:instrText>
+          <w:instrText xml:space="preserve"> PAGEREF _Toc239336698 \h </w:instrText>
         </w:r>
         <w:r>
           <w:rPr>
@@ -2904,7 +2904,7 @@
           <w14:ligatures w14:val="standardContextual"/>
         </w:rPr>
       </w:pPr>
-      <w:hyperlink w:anchor="_Toc239336161" w:history="1">
+      <w:hyperlink w:anchor="_Toc239336699" w:history="1">
         <w:r>
           <w:rPr>
             <w:rStyle w:val="Hyperlink"/>
@@ -2931,7 +2931,7 @@
             <w:noProof/>
             <w:webHidden/>
           </w:rPr>
-          <w:instrText xml:space="preserve"> PAGEREF _Toc239336161 \h </w:instrText>
+          <w:instrText xml:space="preserve"> PAGEREF _Toc239336699 \h </w:instrText>
         </w:r>
         <w:r>
           <w:rPr>
@@ -2975,7 +2975,7 @@
           <w14:ligatures w14:val="standardContextual"/>
         </w:rPr>
       </w:pPr>
-      <w:hyperlink w:anchor="_Toc239336162" w:history="1">
+      <w:hyperlink w:anchor="_Toc239336700" w:history="1">
         <w:r>
           <w:rPr>
             <w:rStyle w:val="Hyperlink"/>
@@ -3002,7 +3002,7 @@
             <w:noProof/>
             <w:webHidden/>
           </w:rPr>
-          <w:instrText xml:space="preserve"> PAGEREF _Toc239336162 \h </w:instrText>
+          <w:instrText xml:space="preserve"> PAGEREF _Toc239336700 \h </w:instrText>
         </w:r>
         <w:r>
           <w:rPr>
@@ -3046,7 +3046,7 @@
           <w14:ligatures w14:val="standardContextual"/>
         </w:rPr>
       </w:pPr>
-      <w:hyperlink w:anchor="_Toc239336163" w:history="1">
+      <w:hyperlink w:anchor="_Toc239336701" w:history="1">
         <w:r>
           <w:rPr>
             <w:rStyle w:val="Hyperlink"/>
@@ -3073,7 +3073,7 @@
             <w:noProof/>
             <w:webHidden/>
           </w:rPr>
-          <w:instrText xml:space="preserve"> PAGEREF _Toc239336163 \h </w:instrText>
+          <w:instrText xml:space="preserve"> PAGEREF _Toc239336701 \h </w:instrText>
         </w:r>
         <w:r>
           <w:rPr>
@@ -3117,7 +3117,7 @@
           <w14:ligatures w14:val="standardContextual"/>
         </w:rPr>
       </w:pPr>
-      <w:hyperlink w:anchor="_Toc239336164" w:history="1">
+      <w:hyperlink w:anchor="_Toc239336702" w:history="1">
         <w:r>
           <w:rPr>
             <w:rStyle w:val="Hyperlink"/>
@@ -3144,7 +3144,7 @@
             <w:noProof/>
             <w:webHidden/>
           </w:rPr>
-          <w:instrText xml:space="preserve"> PAGEREF _Toc239336164 \h </w:instrText>
+          <w:instrText xml:space="preserve"> PAGEREF _Toc239336702 \h </w:instrText>
         </w:r>
         <w:r>
           <w:rPr>
@@ -3188,7 +3188,7 @@
           <w14:ligatures w14:val="standardContextual"/>
         </w:rPr>
       </w:pPr>
-      <w:hyperlink w:anchor="_Toc239336165" w:history="1">
+      <w:hyperlink w:anchor="_Toc239336703" w:history="1">
         <w:r>
           <w:rPr>
             <w:rStyle w:val="Hyperlink"/>
@@ -3215,7 +3215,7 @@
             <w:noProof/>
             <w:webHidden/>
           </w:rPr>
-          <w:instrText xml:space="preserve"> PAGEREF _Toc239336165 \h </w:instrText>
+          <w:instrText xml:space="preserve"> PAGEREF _Toc239336703 \h </w:instrText>
         </w:r>
         <w:r>
           <w:rPr>
@@ -3259,7 +3259,7 @@
           <w14:ligatures w14:val="standardContextual"/>
         </w:rPr>
       </w:pPr>
-      <w:hyperlink w:anchor="_Toc239336166" w:history="1">
+      <w:hyperlink w:anchor="_Toc239336704" w:history="1">
         <w:r>
           <w:rPr>
             <w:rStyle w:val="Hyperlink"/>
@@ -3286,7 +3286,7 @@
             <w:noProof/>
             <w:webHidden/>
           </w:rPr>
-          <w:instrText xml:space="preserve"> PAGEREF _Toc239336166 \h </w:instrText>
+          <w:instrText xml:space="preserve"> PAGEREF _Toc239336704 \h </w:instrText>
         </w:r>
         <w:r>
           <w:rPr>
@@ -3330,7 +3330,7 @@
           <w14:ligatures w14:val="standardContextual"/>
         </w:rPr>
       </w:pPr>
-      <w:hyperlink w:anchor="_Toc239336167" w:history="1">
+      <w:hyperlink w:anchor="_Toc239336705" w:history="1">
         <w:r>
           <w:rPr>
             <w:rStyle w:val="Hyperlink"/>
@@ -3357,7 +3357,7 @@
             <w:noProof/>
             <w:webHidden/>
           </w:rPr>
-          <w:instrText xml:space="preserve"> PAGEREF _Toc239336167 \h </w:instrText>
+          <w:instrText xml:space="preserve"> PAGEREF _Toc239336705 \h </w:instrText>
         </w:r>
         <w:r>
           <w:rPr>
@@ -3401,7 +3401,7 @@
           <w14:ligatures w14:val="standardContextual"/>
         </w:rPr>
       </w:pPr>
-      <w:hyperlink w:anchor="_Toc239336168" w:history="1">
+      <w:hyperlink w:anchor="_Toc239336706" w:history="1">
         <w:r>
           <w:rPr>
             <w:rStyle w:val="Hyperlink"/>
@@ -3428,7 +3428,7 @@
             <w:noProof/>
             <w:webHidden/>
           </w:rPr>
-          <w:instrText xml:space="preserve"> PAGEREF _Toc239336168 \h </w:instrText>
+          <w:instrText xml:space="preserve"> PAGEREF _Toc239336706 \h </w:instrText>
         </w:r>
         <w:r>
           <w:rPr>
@@ -3474,7 +3474,7 @@
         <w:pStyle w:val="Heading1"/>
       </w:pPr>
       <w:bookmarkStart w:id="8" w:name="chương-1-giới-thiệu"/>
-      <w:bookmarkStart w:id="9" w:name="_Toc239336135"/>
+      <w:bookmarkStart w:id="9" w:name="_Toc239336673"/>
       <w:bookmarkEnd w:id="4"/>
       <w:bookmarkEnd w:id="6"/>
       <w:r>
@@ -3499,7 +3499,7 @@
         <w:pStyle w:val="Heading2"/>
       </w:pPr>
       <w:bookmarkStart w:id="10" w:name="X7d99df2d9d0c5141050eb9941026463f4c8ea2b"/>
-      <w:bookmarkStart w:id="11" w:name="_Toc239336136"/>
+      <w:bookmarkStart w:id="11" w:name="_Toc239336674"/>
       <w:r>
         <w:t>1.1. Đ</w:t>
       </w:r>
@@ -5349,7 +5349,7 @@
         <w:pStyle w:val="Heading2"/>
       </w:pPr>
       <w:bookmarkStart w:id="12" w:name="X60021b7b958505251ec70bd32e2bac9f8a0361c"/>
-      <w:bookmarkStart w:id="13" w:name="_Toc239336137"/>
+      <w:bookmarkStart w:id="13" w:name="_Toc239336675"/>
       <w:bookmarkEnd w:id="10"/>
       <w:r>
         <w:t>1.2. M</w:t>
@@ -7295,7 +7295,7 @@
         <w:pStyle w:val="Heading2"/>
       </w:pPr>
       <w:bookmarkStart w:id="17" w:name="X03724c88a1b7da9b434cf0a8db5356690a4bb71"/>
-      <w:bookmarkStart w:id="18" w:name="_Toc239336138"/>
+      <w:bookmarkStart w:id="18" w:name="_Toc239336676"/>
       <w:bookmarkEnd w:id="12"/>
       <w:bookmarkEnd w:id="16"/>
       <w:r>
@@ -9100,7 +9100,7 @@
         <w:pStyle w:val="Heading1"/>
       </w:pPr>
       <w:bookmarkStart w:id="20" w:name="chương-2-cơ-sở-lý-thuyết"/>
-      <w:bookmarkStart w:id="21" w:name="_Toc239336139"/>
+      <w:bookmarkStart w:id="21" w:name="_Toc239336677"/>
       <w:bookmarkEnd w:id="8"/>
       <w:bookmarkEnd w:id="17"/>
       <w:r>
@@ -9397,7 +9397,7 @@
         <w:pStyle w:val="Heading2"/>
       </w:pPr>
       <w:bookmarkStart w:id="22" w:name="X2256001523e16d112c59df938522f140b8b988e"/>
-      <w:bookmarkStart w:id="23" w:name="_Toc239336140"/>
+      <w:bookmarkStart w:id="23" w:name="_Toc239336678"/>
       <w:r>
         <w:t>2.1. Quy chu</w:t>
       </w:r>
@@ -14076,7 +14076,7 @@
         <w:pStyle w:val="Heading2"/>
       </w:pPr>
       <w:bookmarkStart w:id="30" w:name="Xb21b4f0690a73e92e2a35192cb39315a0956521"/>
-      <w:bookmarkStart w:id="31" w:name="_Toc239336141"/>
+      <w:bookmarkStart w:id="31" w:name="_Toc239336679"/>
       <w:bookmarkEnd w:id="22"/>
       <w:bookmarkEnd w:id="28"/>
       <w:r>
@@ -19316,7 +19316,7 @@
         <w:pStyle w:val="Heading2"/>
       </w:pPr>
       <w:bookmarkStart w:id="38" w:name="X8ff52f1334e3f0e382caf7ffa1b7096a981291c"/>
-      <w:bookmarkStart w:id="39" w:name="_Toc239336142"/>
+      <w:bookmarkStart w:id="39" w:name="_Toc239336680"/>
       <w:bookmarkEnd w:id="30"/>
       <w:bookmarkEnd w:id="37"/>
       <w:r>
@@ -19595,7 +19595,7 @@
           <w:noProof/>
         </w:rPr>
         <w:drawing>
-          <wp:inline distT="0" distB="0" distL="0" distR="0" wp14:anchorId="5B7F84F4" wp14:editId="461C79E7">
+          <wp:inline distT="0" distB="0" distL="0" distR="0" wp14:anchorId="4F9A19FC" wp14:editId="65E3AAD1">
             <wp:extent cx="5334000" cy="1435553"/>
             <wp:effectExtent l="0" t="0" r="0" b="0"/>
             <wp:docPr id="37" name="Picture"/>
@@ -21057,7 +21057,7 @@
         <w:pStyle w:val="Heading2"/>
       </w:pPr>
       <w:bookmarkStart w:id="43" w:name="X1a77f36e16d4ad267b00eabe7cf793e1dbe08e9"/>
-      <w:bookmarkStart w:id="44" w:name="_Toc239336143"/>
+      <w:bookmarkStart w:id="44" w:name="_Toc239336681"/>
       <w:bookmarkEnd w:id="38"/>
       <w:bookmarkEnd w:id="42"/>
       <w:r>
@@ -22227,7 +22227,7 @@
           <w:noProof/>
         </w:rPr>
         <w:drawing>
-          <wp:inline distT="0" distB="0" distL="0" distR="0" wp14:anchorId="4D7D7706" wp14:editId="614BEE6E">
+          <wp:inline distT="0" distB="0" distL="0" distR="0" wp14:anchorId="6A1CFEB2" wp14:editId="7563ECA5">
             <wp:extent cx="5334000" cy="2884362"/>
             <wp:effectExtent l="0" t="0" r="0" b="0"/>
             <wp:docPr id="44" name="Picture"/>
@@ -22493,7 +22493,7 @@
           <w:noProof/>
         </w:rPr>
         <w:drawing>
-          <wp:inline distT="0" distB="0" distL="0" distR="0" wp14:anchorId="3906D637" wp14:editId="5654D72B">
+          <wp:inline distT="0" distB="0" distL="0" distR="0" wp14:anchorId="157A6B0F" wp14:editId="1469CE55">
             <wp:extent cx="5334000" cy="632732"/>
             <wp:effectExtent l="0" t="0" r="0" b="0"/>
             <wp:docPr id="49" name="Picture"/>
@@ -24396,7 +24396,7 @@
         <w:pStyle w:val="Heading1"/>
       </w:pPr>
       <w:bookmarkStart w:id="50" w:name="chương-3-thiết-kế-và-cài-đặt"/>
-      <w:bookmarkStart w:id="51" w:name="_Toc239336144"/>
+      <w:bookmarkStart w:id="51" w:name="_Toc239336682"/>
       <w:bookmarkEnd w:id="20"/>
       <w:bookmarkEnd w:id="43"/>
       <w:bookmarkEnd w:id="49"/>
@@ -24428,7 +24428,7 @@
         <w:pStyle w:val="Heading2"/>
       </w:pPr>
       <w:bookmarkStart w:id="52" w:name="X21a22cc9b66dca004f2960f37df13c53a04e97b"/>
-      <w:bookmarkStart w:id="53" w:name="_Toc239336145"/>
+      <w:bookmarkStart w:id="53" w:name="_Toc239336683"/>
       <w:r>
         <w:t>3.1. Ki</w:t>
       </w:r>
@@ -24520,7 +24520,7 @@
           <w:noProof/>
         </w:rPr>
         <w:drawing>
-          <wp:inline distT="0" distB="0" distL="0" distR="0" wp14:anchorId="0FCF68A3" wp14:editId="22EDEACA">
+          <wp:inline distT="0" distB="0" distL="0" distR="0" wp14:anchorId="3A1D48FA" wp14:editId="10857E35">
             <wp:extent cx="5334000" cy="401410"/>
             <wp:effectExtent l="0" t="0" r="0" b="0"/>
             <wp:docPr id="57" name="Picture"/>
@@ -26189,7 +26189,7 @@
         <w:pStyle w:val="Heading2"/>
       </w:pPr>
       <w:bookmarkStart w:id="55" w:name="X1f307d8f8c73bce8db8683c986faea6c8ea66a3"/>
-      <w:bookmarkStart w:id="56" w:name="_Toc239336146"/>
+      <w:bookmarkStart w:id="56" w:name="_Toc239336684"/>
       <w:bookmarkEnd w:id="52"/>
       <w:r>
         <w:t>3.2. Xây d</w:t>
@@ -26256,7 +26256,7 @@
           <w:noProof/>
         </w:rPr>
         <w:drawing>
-          <wp:inline distT="0" distB="0" distL="0" distR="0" wp14:anchorId="1C551C5B" wp14:editId="082D81CA">
+          <wp:inline distT="0" distB="0" distL="0" distR="0" wp14:anchorId="6C47737E" wp14:editId="0C26AA7A">
             <wp:extent cx="5334000" cy="802821"/>
             <wp:effectExtent l="0" t="0" r="0" b="0"/>
             <wp:docPr id="62" name="Picture"/>
@@ -30368,7 +30368,7 @@
         <w:pStyle w:val="Heading2"/>
       </w:pPr>
       <w:bookmarkStart w:id="62" w:name="X6a397cb1739f1ec0a8c9714808f79a5ce1fbf6f"/>
-      <w:bookmarkStart w:id="63" w:name="_Toc239336147"/>
+      <w:bookmarkStart w:id="63" w:name="_Toc239336685"/>
       <w:bookmarkEnd w:id="55"/>
       <w:bookmarkEnd w:id="61"/>
       <w:r>
@@ -31934,7 +31934,7 @@
         <w:pStyle w:val="Heading2"/>
       </w:pPr>
       <w:bookmarkStart w:id="65" w:name="X9c2c9b365086d10c999a46e4942f14d73b6baa5"/>
-      <w:bookmarkStart w:id="66" w:name="_Toc239336148"/>
+      <w:bookmarkStart w:id="66" w:name="_Toc239336686"/>
       <w:bookmarkEnd w:id="62"/>
       <w:r>
         <w:t>3.4. Kh</w:t>
@@ -32718,7 +32718,7 @@
           <w:noProof/>
         </w:rPr>
         <w:drawing>
-          <wp:inline distT="0" distB="0" distL="0" distR="0" wp14:anchorId="54D8D4BC" wp14:editId="1D660C89">
+          <wp:inline distT="0" distB="0" distL="0" distR="0" wp14:anchorId="4266CDFB" wp14:editId="7CF8F0D8">
             <wp:extent cx="5334000" cy="8969712"/>
             <wp:effectExtent l="0" t="0" r="0" b="0"/>
             <wp:docPr id="73" name="Picture"/>
@@ -38667,7 +38667,7 @@
         <w:pStyle w:val="Heading2"/>
       </w:pPr>
       <w:bookmarkStart w:id="75" w:name="Xb17945b5d9374e5087c2c96ace1685ff00e2e22"/>
-      <w:bookmarkStart w:id="76" w:name="_Toc239336149"/>
+      <w:bookmarkStart w:id="76" w:name="_Toc239336687"/>
       <w:bookmarkEnd w:id="65"/>
       <w:bookmarkEnd w:id="74"/>
       <w:r>
@@ -40037,7 +40037,7 @@
         <w:pStyle w:val="Heading2"/>
       </w:pPr>
       <w:bookmarkStart w:id="77" w:name="Xfad7df3f963ac0b8ebfe8cf87d7c64fa075f760"/>
-      <w:bookmarkStart w:id="78" w:name="_Toc239336150"/>
+      <w:bookmarkStart w:id="78" w:name="_Toc239336688"/>
       <w:bookmarkEnd w:id="75"/>
       <w:r>
         <w:t>3.6. B</w:t>
@@ -40083,7 +40083,7 @@
           <w:noProof/>
         </w:rPr>
         <w:drawing>
-          <wp:inline distT="0" distB="0" distL="0" distR="0" wp14:anchorId="6EFBAE3F" wp14:editId="485895DB">
+          <wp:inline distT="0" distB="0" distL="0" distR="0" wp14:anchorId="753C866D" wp14:editId="2DFDFC75">
             <wp:extent cx="5334000" cy="1217839"/>
             <wp:effectExtent l="0" t="0" r="0" b="0"/>
             <wp:docPr id="86" name="Picture"/>
@@ -42864,7 +42864,7 @@
         <w:pStyle w:val="Heading2"/>
       </w:pPr>
       <w:bookmarkStart w:id="80" w:name="X9b5467225f237e4ee44d60f7d236cbdfdaa1e07"/>
-      <w:bookmarkStart w:id="81" w:name="_Toc239336151"/>
+      <w:bookmarkStart w:id="81" w:name="_Toc239336689"/>
       <w:bookmarkEnd w:id="77"/>
       <w:r>
         <w:t xml:space="preserve">3.7. </w:t>
@@ -42984,7 +42984,7 @@
           <w:noProof/>
         </w:rPr>
         <w:drawing>
-          <wp:inline distT="0" distB="0" distL="0" distR="0" wp14:anchorId="0979CCDA" wp14:editId="20B475F4">
+          <wp:inline distT="0" distB="0" distL="0" distR="0" wp14:anchorId="03CAEDE6" wp14:editId="1B15386B">
             <wp:extent cx="5334000" cy="5953125"/>
             <wp:effectExtent l="0" t="0" r="0" b="0"/>
             <wp:docPr id="91" name="Picture"/>
@@ -44094,7 +44094,7 @@
         <w:pStyle w:val="Heading1"/>
       </w:pPr>
       <w:bookmarkStart w:id="83" w:name="chương-4-thực-nghiệm-và-đánh-giá"/>
-      <w:bookmarkStart w:id="84" w:name="_Toc239336152"/>
+      <w:bookmarkStart w:id="84" w:name="_Toc239336690"/>
       <w:bookmarkEnd w:id="50"/>
       <w:bookmarkEnd w:id="80"/>
       <w:r>
@@ -44119,7 +44119,7 @@
         <w:pStyle w:val="Heading2"/>
       </w:pPr>
       <w:bookmarkStart w:id="85" w:name="X43cb4672f728ce1df4f211c1d18360135f0c40b"/>
-      <w:bookmarkStart w:id="86" w:name="_Toc239336153"/>
+      <w:bookmarkStart w:id="86" w:name="_Toc239336691"/>
       <w:r>
         <w:t>4.1. Môi trư</w:t>
       </w:r>
@@ -45741,7 +45741,7 @@
         <w:pStyle w:val="Heading2"/>
       </w:pPr>
       <w:bookmarkStart w:id="87" w:name="Xe48430b60e6d2b1022368eb4316c1fe9f53411f"/>
-      <w:bookmarkStart w:id="88" w:name="_Toc239336154"/>
+      <w:bookmarkStart w:id="88" w:name="_Toc239336692"/>
       <w:bookmarkEnd w:id="85"/>
       <w:r>
         <w:t>4.2. K</w:t>
@@ -49276,7 +49276,7 @@
         <w:pStyle w:val="Heading2"/>
       </w:pPr>
       <w:bookmarkStart w:id="95" w:name="X09b724f0b907c7f652c2569c27ef1d5728c277c"/>
-      <w:bookmarkStart w:id="96" w:name="_Toc239336155"/>
+      <w:bookmarkStart w:id="96" w:name="_Toc239336693"/>
       <w:bookmarkEnd w:id="87"/>
       <w:bookmarkEnd w:id="93"/>
       <w:r>
@@ -51548,7 +51548,7 @@
           <w:noProof/>
         </w:rPr>
         <w:drawing>
-          <wp:inline distT="0" distB="0" distL="0" distR="0" wp14:anchorId="461DD24E" wp14:editId="0119CAD0">
+          <wp:inline distT="0" distB="0" distL="0" distR="0" wp14:anchorId="18222CA0" wp14:editId="7216C219">
             <wp:extent cx="5334000" cy="2883855"/>
             <wp:effectExtent l="0" t="0" r="0" b="0"/>
             <wp:docPr id="108" name="Picture"/>
@@ -56571,7 +56571,7 @@
         <w:pStyle w:val="Heading2"/>
       </w:pPr>
       <w:bookmarkStart w:id="106" w:name="X0c205a3fd5474e5e1d380a3735df7543f97f059"/>
-      <w:bookmarkStart w:id="107" w:name="_Toc239336156"/>
+      <w:bookmarkStart w:id="107" w:name="_Toc239336694"/>
       <w:bookmarkEnd w:id="95"/>
       <w:bookmarkEnd w:id="104"/>
       <w:r>
@@ -59513,7 +59513,7 @@
         <w:pStyle w:val="Heading2"/>
       </w:pPr>
       <w:bookmarkStart w:id="113" w:name="X8f4b2c0e55e8764a0677cdfa39e96dbe6822859"/>
-      <w:bookmarkStart w:id="114" w:name="_Toc239336157"/>
+      <w:bookmarkStart w:id="114" w:name="_Toc239336695"/>
       <w:bookmarkEnd w:id="106"/>
       <w:bookmarkEnd w:id="112"/>
       <w:r>
@@ -62656,7 +62656,7 @@
         <w:pStyle w:val="Heading2"/>
       </w:pPr>
       <w:bookmarkStart w:id="120" w:name="X7468ed9f095dd0192ebc5de940dc44b5cd3e099"/>
-      <w:bookmarkStart w:id="121" w:name="_Toc239336158"/>
+      <w:bookmarkStart w:id="121" w:name="_Toc239336696"/>
       <w:bookmarkEnd w:id="113"/>
       <w:bookmarkEnd w:id="118"/>
       <w:r>
@@ -64517,7 +64517,7 @@
           <w:noProof/>
         </w:rPr>
         <w:drawing>
-          <wp:inline distT="0" distB="0" distL="0" distR="0" wp14:anchorId="5586442F" wp14:editId="1AF2A8E0">
+          <wp:inline distT="0" distB="0" distL="0" distR="0" wp14:anchorId="6E214053" wp14:editId="0CADAB1D">
             <wp:extent cx="5334000" cy="3317670"/>
             <wp:effectExtent l="0" t="0" r="0" b="0"/>
             <wp:docPr id="131" name="Picture"/>
@@ -65249,7 +65249,7 @@
         <w:pStyle w:val="Heading2"/>
       </w:pPr>
       <w:bookmarkStart w:id="124" w:name="X88e1c26a6581f7bd1dbdb2c85ae6116c5ba8393"/>
-      <w:bookmarkStart w:id="125" w:name="_Toc239336159"/>
+      <w:bookmarkStart w:id="125" w:name="_Toc239336697"/>
       <w:bookmarkEnd w:id="120"/>
       <w:r>
         <w:t>4.7. Các y</w:t>
@@ -67104,7 +67104,7 @@
         <w:pStyle w:val="Heading1"/>
       </w:pPr>
       <w:bookmarkStart w:id="127" w:name="chương-5-kết-luận-và-hướng-phát-triển"/>
-      <w:bookmarkStart w:id="128" w:name="_Toc239336160"/>
+      <w:bookmarkStart w:id="128" w:name="_Toc239336698"/>
       <w:bookmarkEnd w:id="83"/>
       <w:bookmarkEnd w:id="124"/>
       <w:r>
@@ -67141,7 +67141,7 @@
         <w:pStyle w:val="Heading2"/>
       </w:pPr>
       <w:bookmarkStart w:id="129" w:name="Xcefa088882d41b38c21b7b5b44c738cb5564fbb"/>
-      <w:bookmarkStart w:id="130" w:name="_Toc239336161"/>
+      <w:bookmarkStart w:id="130" w:name="_Toc239336699"/>
       <w:r>
         <w:t>5.1. K</w:t>
       </w:r>
@@ -68642,7 +68642,7 @@
         <w:pStyle w:val="Heading2"/>
       </w:pPr>
       <w:bookmarkStart w:id="132" w:name="Xe79f58ab8ce7b6f148c68a374118dd9eaec1a1c"/>
-      <w:bookmarkStart w:id="133" w:name="_Toc239336162"/>
+      <w:bookmarkStart w:id="133" w:name="_Toc239336700"/>
       <w:bookmarkEnd w:id="129"/>
       <w:r>
         <w:t>5.2. H</w:t>
@@ -68686,7 +68686,7 @@
       <w:bookmarkStart w:id="134" w:name="tbl-5-2"/>
       <w:bookmarkEnd w:id="134"/>
       <w:r>
-        <w:t xml:space="preserve"> Sáu h</w:t>
+        <w:t xml:space="preserve"> Năm h</w:t>
       </w:r>
       <w:r>
         <w:t>ạ</w:t>
@@ -68721,9 +68721,9 @@
       </w:tblPr>
       <w:tblGrid>
         <w:gridCol w:w="324"/>
-        <w:gridCol w:w="2905"/>
+        <w:gridCol w:w="2906"/>
         <w:gridCol w:w="878"/>
-        <w:gridCol w:w="5469"/>
+        <w:gridCol w:w="5468"/>
       </w:tblGrid>
       <w:tr>
         <w:trPr>
@@ -69608,103 +69608,94 @@
             </w:pPr>
             <w:r>
               <w:rPr>
-                <w:strike/>
+                <w:b/>
+                <w:bCs/>
               </w:rPr>
-              <w:t>Đ</w:t>
-            </w:r>
-            <w:r>
-              <w:rPr>
-                <w:strike/>
-              </w:rPr>
-              <w:t>ộ</w:t>
-            </w:r>
-            <w:r>
-              <w:rPr>
-                <w:strike/>
-              </w:rPr>
-              <w:t xml:space="preserve"> tr</w:t>
-            </w:r>
-            <w:r>
-              <w:rPr>
-                <w:strike/>
-              </w:rPr>
-              <w:t>ễ</w:t>
-            </w:r>
-            <w:r>
-              <w:rPr>
-                <w:strike/>
-              </w:rPr>
-              <w:t xml:space="preserve"> p95 ch</w:t>
-            </w:r>
-            <w:r>
-              <w:rPr>
-                <w:strike/>
-              </w:rPr>
-              <w:t>ỉ</w:t>
-            </w:r>
-            <w:r>
-              <w:rPr>
-                <w:strike/>
-              </w:rPr>
-              <w:t xml:space="preserve"> đ</w:t>
-            </w:r>
-            <w:r>
-              <w:rPr>
-                <w:strike/>
-              </w:rPr>
-              <w:t>ạ</w:t>
-            </w:r>
-            <w:r>
-              <w:rPr>
-                <w:strike/>
-              </w:rPr>
-              <w:t>t ngư</w:t>
-            </w:r>
-            <w:r>
-              <w:rPr>
-                <w:strike/>
-              </w:rPr>
-              <w:t>ỡ</w:t>
-            </w:r>
-            <w:r>
-              <w:rPr>
-                <w:strike/>
-              </w:rPr>
-              <w:t>ng t</w:t>
-            </w:r>
-            <w:r>
-              <w:rPr>
-                <w:strike/>
-              </w:rPr>
-              <w:t>ố</w:t>
-            </w:r>
-            <w:r>
-              <w:rPr>
-                <w:strike/>
-              </w:rPr>
-              <w:t>i thi</w:t>
-            </w:r>
-            <w:r>
-              <w:rPr>
-                <w:strike/>
-              </w:rPr>
-              <w:t>ể</w:t>
-            </w:r>
-            <w:r>
-              <w:rPr>
-                <w:strike/>
-              </w:rPr>
-              <w:t>u</w:t>
-            </w:r>
-            <w:r>
-              <w:t xml:space="preserve"> — </w:t>
+              <w:t>Bi</w:t>
             </w:r>
             <w:r>
               <w:rPr>
                 <w:b/>
                 <w:bCs/>
               </w:rPr>
-              <w:t>đã khép</w:t>
+              <w:t>ể</w:t>
+            </w:r>
+            <w:r>
+              <w:rPr>
+                <w:b/>
+                <w:bCs/>
+              </w:rPr>
+              <w:t>n đ</w:t>
+            </w:r>
+            <w:r>
+              <w:rPr>
+                <w:b/>
+                <w:bCs/>
+              </w:rPr>
+              <w:t>ỏ</w:t>
+            </w:r>
+            <w:r>
+              <w:rPr>
+                <w:b/>
+                <w:bCs/>
+              </w:rPr>
+              <w:t xml:space="preserve"> quân đ</w:t>
+            </w:r>
+            <w:r>
+              <w:rPr>
+                <w:b/>
+                <w:bCs/>
+              </w:rPr>
+              <w:t>ộ</w:t>
+            </w:r>
+            <w:r>
+              <w:rPr>
+                <w:b/>
+                <w:bCs/>
+              </w:rPr>
+              <w:t>i và bi</w:t>
+            </w:r>
+            <w:r>
+              <w:rPr>
+                <w:b/>
+                <w:bCs/>
+              </w:rPr>
+              <w:t>ể</w:t>
+            </w:r>
+            <w:r>
+              <w:rPr>
+                <w:b/>
+                <w:bCs/>
+              </w:rPr>
+              <w:t>n ngo</w:t>
+            </w:r>
+            <w:r>
+              <w:rPr>
+                <w:b/>
+                <w:bCs/>
+              </w:rPr>
+              <w:t>ạ</w:t>
+            </w:r>
+            <w:r>
+              <w:rPr>
+                <w:b/>
+                <w:bCs/>
+              </w:rPr>
+              <w:t>i giao không có m</w:t>
+            </w:r>
+            <w:r>
+              <w:rPr>
+                <w:b/>
+                <w:bCs/>
+              </w:rPr>
+              <w:t>ẫ</w:t>
+            </w:r>
+            <w:r>
+              <w:rPr>
+                <w:b/>
+                <w:bCs/>
+              </w:rPr>
+              <w:t>u đánh giá</w:t>
             </w:r>
           </w:p>
         </w:tc>
@@ -69718,13 +69709,7 @@
               <w:jc w:val="center"/>
             </w:pPr>
             <w:r>
-              <w:t>Th</w:t>
-            </w:r>
-            <w:r>
-              <w:t>ấ</w:t>
-            </w:r>
-            <w:r>
-              <w:t>p</w:t>
+              <w:t>Trung bình</w:t>
             </w:r>
           </w:p>
         </w:tc>
@@ -69737,214 +69722,6 @@
               <w:pStyle w:val="Compact"/>
             </w:pPr>
             <w:r>
-              <w:t xml:space="preserve">p95 nay </w:t>
-            </w:r>
-            <w:r>
-              <w:rPr>
-                <w:b/>
-                <w:bCs/>
-              </w:rPr>
-              <w:t>509,76 ms</w:t>
-            </w:r>
-            <w:r>
-              <w:t>, vư</w:t>
-            </w:r>
-            <w:r>
-              <w:t>ợ</w:t>
-            </w:r>
-            <w:r>
-              <w:t>t m</w:t>
-            </w:r>
-            <w:r>
-              <w:t>ụ</w:t>
-            </w:r>
-            <w:r>
-              <w:t>c tiêu 800 ms; b</w:t>
-            </w:r>
-            <w:r>
-              <w:t>ậ</w:t>
-            </w:r>
-            <w:r>
-              <w:t>c thang th</w:t>
-            </w:r>
-            <w:r>
-              <w:t>ử</w:t>
-            </w:r>
-            <w:r>
-              <w:t xml:space="preserve"> l</w:t>
-            </w:r>
-            <w:r>
-              <w:t>ạ</w:t>
-            </w:r>
-            <w:r>
-              <w:t>i v</w:t>
-            </w:r>
-            <w:r>
-              <w:t>ẫ</w:t>
-            </w:r>
-            <w:r>
-              <w:t>n gi</w:t>
-            </w:r>
-            <w:r>
-              <w:t>ữ</w:t>
-            </w:r>
-            <w:r>
-              <w:t xml:space="preserve"> cùng 34 bi</w:t>
-            </w:r>
-            <w:r>
-              <w:t>ể</w:t>
-            </w:r>
-            <w:r>
-              <w:t>n đ</w:t>
-            </w:r>
-            <w:r>
-              <w:t>ọ</w:t>
-            </w:r>
-            <w:r>
-              <w:t>c thêm</w:t>
-            </w:r>
-          </w:p>
-        </w:tc>
-      </w:tr>
-      <w:tr>
-        <w:tc>
-          <w:tcPr>
-            <w:tcW w:w="0" w:type="auto"/>
-          </w:tcPr>
-          <w:p>
-            <w:pPr>
-              <w:pStyle w:val="Compact"/>
-              <w:jc w:val="center"/>
-            </w:pPr>
-            <w:r>
-              <w:t>6</w:t>
-            </w:r>
-          </w:p>
-        </w:tc>
-        <w:tc>
-          <w:tcPr>
-            <w:tcW w:w="0" w:type="auto"/>
-          </w:tcPr>
-          <w:p>
-            <w:pPr>
-              <w:pStyle w:val="Compact"/>
-            </w:pPr>
-            <w:r>
-              <w:rPr>
-                <w:b/>
-                <w:bCs/>
-              </w:rPr>
-              <w:t>Bi</w:t>
-            </w:r>
-            <w:r>
-              <w:rPr>
-                <w:b/>
-                <w:bCs/>
-              </w:rPr>
-              <w:t>ể</w:t>
-            </w:r>
-            <w:r>
-              <w:rPr>
-                <w:b/>
-                <w:bCs/>
-              </w:rPr>
-              <w:t>n đ</w:t>
-            </w:r>
-            <w:r>
-              <w:rPr>
-                <w:b/>
-                <w:bCs/>
-              </w:rPr>
-              <w:t>ỏ</w:t>
-            </w:r>
-            <w:r>
-              <w:rPr>
-                <w:b/>
-                <w:bCs/>
-              </w:rPr>
-              <w:t xml:space="preserve"> quân đ</w:t>
-            </w:r>
-            <w:r>
-              <w:rPr>
-                <w:b/>
-                <w:bCs/>
-              </w:rPr>
-              <w:t>ộ</w:t>
-            </w:r>
-            <w:r>
-              <w:rPr>
-                <w:b/>
-                <w:bCs/>
-              </w:rPr>
-              <w:t>i và bi</w:t>
-            </w:r>
-            <w:r>
-              <w:rPr>
-                <w:b/>
-                <w:bCs/>
-              </w:rPr>
-              <w:t>ể</w:t>
-            </w:r>
-            <w:r>
-              <w:rPr>
-                <w:b/>
-                <w:bCs/>
-              </w:rPr>
-              <w:t>n ngo</w:t>
-            </w:r>
-            <w:r>
-              <w:rPr>
-                <w:b/>
-                <w:bCs/>
-              </w:rPr>
-              <w:t>ạ</w:t>
-            </w:r>
-            <w:r>
-              <w:rPr>
-                <w:b/>
-                <w:bCs/>
-              </w:rPr>
-              <w:t>i giao không có m</w:t>
-            </w:r>
-            <w:r>
-              <w:rPr>
-                <w:b/>
-                <w:bCs/>
-              </w:rPr>
-              <w:t>ẫ</w:t>
-            </w:r>
-            <w:r>
-              <w:rPr>
-                <w:b/>
-                <w:bCs/>
-              </w:rPr>
-              <w:t>u đánh giá</w:t>
-            </w:r>
-          </w:p>
-        </w:tc>
-        <w:tc>
-          <w:tcPr>
-            <w:tcW w:w="0" w:type="auto"/>
-          </w:tcPr>
-          <w:p>
-            <w:pPr>
-              <w:pStyle w:val="Compact"/>
-              <w:jc w:val="center"/>
-            </w:pPr>
-            <w:r>
-              <w:t>Trung bình</w:t>
-            </w:r>
-          </w:p>
-        </w:tc>
-        <w:tc>
-          <w:tcPr>
-            <w:tcW w:w="0" w:type="auto"/>
-          </w:tcPr>
-          <w:p>
-            <w:pPr>
-              <w:pStyle w:val="Compact"/>
-            </w:pPr>
-            <w:r>
               <w:t>B</w:t>
             </w:r>
             <w:r>
@@ -70079,7 +69856,7 @@
         <w:pStyle w:val="Heading2"/>
       </w:pPr>
       <w:bookmarkStart w:id="135" w:name="X66db71c9020c40cf46e490c5c37ad244e2b7594"/>
-      <w:bookmarkStart w:id="136" w:name="_Toc239336163"/>
+      <w:bookmarkStart w:id="136" w:name="_Toc239336701"/>
       <w:bookmarkEnd w:id="132"/>
       <w:r>
         <w:t>5.3. Hư</w:t>
@@ -70807,7 +70584,10 @@
               <w:t>đã làm</w:t>
             </w:r>
             <w:r>
-              <w:t xml:space="preserve"> và mua đư</w:t>
+              <w:t xml:space="preserve"> </w:t>
+            </w:r>
+            <w:r>
+              <w:t>và mua đư</w:t>
             </w:r>
             <w:r>
               <w:t>ợ</w:t>
@@ -71006,7 +70786,7 @@
               <w:jc w:val="center"/>
             </w:pPr>
             <w:r>
-              <w:t>2, 6</w:t>
+              <w:t>2, 5</w:t>
             </w:r>
           </w:p>
         </w:tc>
@@ -71573,7 +71353,7 @@
               <w:jc w:val="center"/>
             </w:pPr>
             <w:r>
-              <w:t>5</w:t>
+              <w:t>—</w:t>
             </w:r>
           </w:p>
         </w:tc>
@@ -71667,7 +71447,7 @@
         <w:pStyle w:val="Heading2"/>
       </w:pPr>
       <w:bookmarkStart w:id="138" w:name="Xe5a2fe3dfcd4681648271b7ddc344b106e48b3b"/>
-      <w:bookmarkStart w:id="139" w:name="_Toc239336164"/>
+      <w:bookmarkStart w:id="139" w:name="_Toc239336702"/>
       <w:bookmarkEnd w:id="135"/>
       <w:r>
         <w:t>5.4. K</w:t>
@@ -72535,10 +72315,7 @@
         <w:t>m</w:t>
       </w:r>
       <w:r>
-        <w:t xml:space="preserve"> </w:t>
-      </w:r>
-      <w:r>
-        <w:t>cho Tesseract. X</w:t>
+        <w:t xml:space="preserve"> cho Tesseract. X</w:t>
       </w:r>
       <w:r>
         <w:t>ử</w:t>
@@ -72593,7 +72370,7 @@
         <w:pStyle w:val="Heading1"/>
       </w:pPr>
       <w:bookmarkStart w:id="140" w:name="tài-liệu-tham-khảo"/>
-      <w:bookmarkStart w:id="141" w:name="_Toc239336165"/>
+      <w:bookmarkStart w:id="141" w:name="_Toc239336703"/>
       <w:bookmarkEnd w:id="127"/>
       <w:bookmarkEnd w:id="138"/>
       <w:r>
@@ -72689,10 +72466,7 @@
         </w:r>
       </w:hyperlink>
       <w:r>
-        <w:t xml:space="preserve"> </w:t>
-      </w:r>
-      <w:r>
-        <w:t>(truy c</w:t>
+        <w:t xml:space="preserve"> (truy c</w:t>
       </w:r>
       <w:r>
         <w:t>ậ</w:t>
@@ -73622,7 +73396,7 @@
         <w:pStyle w:val="Heading1"/>
       </w:pPr>
       <w:bookmarkStart w:id="142" w:name="phụ-lục"/>
-      <w:bookmarkStart w:id="143" w:name="_Toc239336166"/>
+      <w:bookmarkStart w:id="143" w:name="_Toc239336704"/>
       <w:bookmarkEnd w:id="140"/>
       <w:r>
         <w:t>PH</w:t>
@@ -73646,7 +73420,7 @@
         <w:pStyle w:val="Heading2"/>
       </w:pPr>
       <w:bookmarkStart w:id="144" w:name="phụ-lục-a-cấu-hình-và-siêu-tham-số"/>
-      <w:bookmarkStart w:id="145" w:name="_Toc239336167"/>
+      <w:bookmarkStart w:id="145" w:name="_Toc239336705"/>
       <w:r>
         <w:t>Ph</w:t>
       </w:r>
@@ -75866,7 +75640,7 @@
         <w:pStyle w:val="Heading2"/>
       </w:pPr>
       <w:bookmarkStart w:id="149" w:name="phụ-lục-b-hướng-dẫn-cài-đặt-và-chạy"/>
-      <w:bookmarkStart w:id="150" w:name="_Toc239336168"/>
+      <w:bookmarkStart w:id="150" w:name="_Toc239336706"/>
       <w:bookmarkEnd w:id="144"/>
       <w:bookmarkEnd w:id="148"/>
       <w:r>
@@ -77435,7 +77209,7 @@
   <w:abstractNum w:abstractNumId="0" w15:restartNumberingAfterBreak="0">
     <w:nsid w:val="0000A990"/>
     <w:multiLevelType w:val="multilevel"/>
-    <w:tmpl w:val="C15A0EFC"/>
+    <w:tmpl w:val="EF0430D8"/>
     <w:lvl w:ilvl="0">
       <w:numFmt w:val="bullet"/>
       <w:lvlText w:val=" "/>
@@ -77512,7 +77286,7 @@
   <w:abstractNum w:abstractNumId="1" w15:restartNumberingAfterBreak="0">
     <w:nsid w:val="0000A991"/>
     <w:multiLevelType w:val="multilevel"/>
-    <w:tmpl w:val="9942E758"/>
+    <w:tmpl w:val="D2A22CAE"/>
     <w:lvl w:ilvl="0">
       <w:numFmt w:val="bullet"/>
       <w:lvlText w:val=""/>
@@ -77616,7 +77390,7 @@
   <w:abstractNum w:abstractNumId="2" w15:restartNumberingAfterBreak="0">
     <w:nsid w:val="00A99411"/>
     <w:multiLevelType w:val="multilevel"/>
-    <w:tmpl w:val="112C253C"/>
+    <w:tmpl w:val="3738DC9A"/>
     <w:lvl w:ilvl="0">
       <w:start w:val="1"/>
       <w:numFmt w:val="decimal"/>
@@ -77699,10 +77473,10 @@
       </w:pPr>
     </w:lvl>
   </w:abstractNum>
-  <w:num w:numId="1" w16cid:durableId="1920405495">
+  <w:num w:numId="1" w16cid:durableId="2062752695">
     <w:abstractNumId w:val="0"/>
   </w:num>
-  <w:num w:numId="2" w16cid:durableId="821965933">
+  <w:num w:numId="2" w16cid:durableId="1744719261">
     <w:abstractNumId w:val="2"/>
     <w:lvlOverride w:ilvl="0">
       <w:startOverride w:val="1"/>
@@ -77732,22 +77506,22 @@
       <w:startOverride w:val="1"/>
     </w:lvlOverride>
   </w:num>
-  <w:num w:numId="3" w16cid:durableId="1534224667">
+  <w:num w:numId="3" w16cid:durableId="1375426251">
     <w:abstractNumId w:val="1"/>
   </w:num>
-  <w:num w:numId="4" w16cid:durableId="1992446712">
+  <w:num w:numId="4" w16cid:durableId="1488088381">
     <w:abstractNumId w:val="1"/>
   </w:num>
-  <w:num w:numId="5" w16cid:durableId="569117380">
+  <w:num w:numId="5" w16cid:durableId="1765952645">
     <w:abstractNumId w:val="1"/>
   </w:num>
-  <w:num w:numId="6" w16cid:durableId="1176074559">
+  <w:num w:numId="6" w16cid:durableId="314645436">
     <w:abstractNumId w:val="1"/>
   </w:num>
-  <w:num w:numId="7" w16cid:durableId="492182084">
+  <w:num w:numId="7" w16cid:durableId="545878590">
     <w:abstractNumId w:val="1"/>
   </w:num>
-  <w:num w:numId="8" w16cid:durableId="778649968">
+  <w:num w:numId="8" w16cid:durableId="279435">
     <w:abstractNumId w:val="2"/>
     <w:lvlOverride w:ilvl="0">
       <w:startOverride w:val="1"/>
@@ -77777,7 +77551,7 @@
       <w:startOverride w:val="1"/>
     </w:lvlOverride>
   </w:num>
-  <w:num w:numId="9" w16cid:durableId="549147985">
+  <w:num w:numId="9" w16cid:durableId="815026106">
     <w:abstractNumId w:val="1"/>
   </w:num>
 </w:numbering>
@@ -79014,7 +78788,7 @@
     <w:next w:val="Normal"/>
     <w:autoRedefine/>
     <w:uiPriority w:val="39"/>
-    <w:rsid w:val="00326B9B"/>
+    <w:rsid w:val="00167BC1"/>
     <w:pPr>
       <w:spacing w:after="100"/>
     </w:pPr>
@@ -79025,7 +78799,7 @@
     <w:next w:val="Normal"/>
     <w:autoRedefine/>
     <w:uiPriority w:val="39"/>
-    <w:rsid w:val="00326B9B"/>
+    <w:rsid w:val="00167BC1"/>
     <w:pPr>
       <w:spacing w:after="100"/>
       <w:ind w:left="240"/>

--- a/docs/papers/mon-hoc/thesis-full.docx
+++ b/docs/papers/mon-hoc/thesis-full.docx
@@ -148,7 +148,7 @@
         <w:pStyle w:val="Heading1"/>
       </w:pPr>
       <w:bookmarkStart w:id="0" w:name="đồ-án-môn-học"/>
-      <w:bookmarkStart w:id="1" w:name="_Toc239336670"/>
+      <w:bookmarkStart w:id="1" w:name="_Toc239336970"/>
       <w:r>
         <w:t>Đ</w:t>
       </w:r>
@@ -220,7 +220,7 @@
         <w:pStyle w:val="Heading1"/>
       </w:pPr>
       <w:bookmarkStart w:id="4" w:name="Xbe958ce37c6a089ac9bdc99dada4ec5e2c0f7da"/>
-      <w:bookmarkStart w:id="5" w:name="_Toc239336671"/>
+      <w:bookmarkStart w:id="5" w:name="_Toc239336971"/>
       <w:bookmarkEnd w:id="0"/>
       <w:bookmarkEnd w:id="3"/>
       <w:r>
@@ -795,7 +795,7 @@
     </w:p>
     <w:p>
       <w:r>
-        <w:pict w14:anchorId="3462DBE1">
+        <w:pict w14:anchorId="32732907">
           <v:rect id="_x0000_i1025" style="width:0;height:1.5pt" o:hralign="center" o:hrstd="t" o:hr="t"/>
         </w:pict>
       </w:r>
@@ -805,7 +805,7 @@
         <w:pStyle w:val="Heading2"/>
       </w:pPr>
       <w:bookmarkStart w:id="6" w:name="mục-lục"/>
-      <w:bookmarkStart w:id="7" w:name="_Toc239336672"/>
+      <w:bookmarkStart w:id="7" w:name="_Toc239336972"/>
       <w:r>
         <w:t>M</w:t>
       </w:r>
@@ -845,7 +845,7 @@
       <w:r>
         <w:fldChar w:fldCharType="separate"/>
       </w:r>
-      <w:hyperlink w:anchor="_Toc239336670" w:history="1">
+      <w:hyperlink w:anchor="_Toc239336970" w:history="1">
         <w:r>
           <w:rPr>
             <w:rStyle w:val="Hyperlink"/>
@@ -872,7 +872,7 @@
             <w:noProof/>
             <w:webHidden/>
           </w:rPr>
-          <w:instrText xml:space="preserve"> PAGEREF _Toc239336670 \h </w:instrText>
+          <w:instrText xml:space="preserve"> PAGEREF _Toc239336970 \h </w:instrText>
         </w:r>
         <w:r>
           <w:rPr>
@@ -916,7 +916,7 @@
           <w14:ligatures w14:val="standardContextual"/>
         </w:rPr>
       </w:pPr>
-      <w:hyperlink w:anchor="_Toc239336671" w:history="1">
+      <w:hyperlink w:anchor="_Toc239336971" w:history="1">
         <w:r>
           <w:rPr>
             <w:rStyle w:val="Hyperlink"/>
@@ -943,7 +943,7 @@
             <w:noProof/>
             <w:webHidden/>
           </w:rPr>
-          <w:instrText xml:space="preserve"> PAGEREF _Toc239336671 \h </w:instrText>
+          <w:instrText xml:space="preserve"> PAGEREF _Toc239336971 \h </w:instrText>
         </w:r>
         <w:r>
           <w:rPr>
@@ -987,7 +987,7 @@
           <w14:ligatures w14:val="standardContextual"/>
         </w:rPr>
       </w:pPr>
-      <w:hyperlink w:anchor="_Toc239336672" w:history="1">
+      <w:hyperlink w:anchor="_Toc239336972" w:history="1">
         <w:r>
           <w:rPr>
             <w:rStyle w:val="Hyperlink"/>
@@ -1014,7 +1014,7 @@
             <w:noProof/>
             <w:webHidden/>
           </w:rPr>
-          <w:instrText xml:space="preserve"> PAGEREF _Toc239336672 \h </w:instrText>
+          <w:instrText xml:space="preserve"> PAGEREF _Toc239336972 \h </w:instrText>
         </w:r>
         <w:r>
           <w:rPr>
@@ -1058,7 +1058,7 @@
           <w14:ligatures w14:val="standardContextual"/>
         </w:rPr>
       </w:pPr>
-      <w:hyperlink w:anchor="_Toc239336673" w:history="1">
+      <w:hyperlink w:anchor="_Toc239336973" w:history="1">
         <w:r>
           <w:rPr>
             <w:rStyle w:val="Hyperlink"/>
@@ -1085,7 +1085,7 @@
             <w:noProof/>
             <w:webHidden/>
           </w:rPr>
-          <w:instrText xml:space="preserve"> PAGEREF _Toc239336673 \h </w:instrText>
+          <w:instrText xml:space="preserve"> PAGEREF _Toc239336973 \h </w:instrText>
         </w:r>
         <w:r>
           <w:rPr>
@@ -1129,7 +1129,7 @@
           <w14:ligatures w14:val="standardContextual"/>
         </w:rPr>
       </w:pPr>
-      <w:hyperlink w:anchor="_Toc239336674" w:history="1">
+      <w:hyperlink w:anchor="_Toc239336974" w:history="1">
         <w:r>
           <w:rPr>
             <w:rStyle w:val="Hyperlink"/>
@@ -1156,7 +1156,7 @@
             <w:noProof/>
             <w:webHidden/>
           </w:rPr>
-          <w:instrText xml:space="preserve"> PAGEREF _Toc239336674 \h </w:instrText>
+          <w:instrText xml:space="preserve"> PAGEREF _Toc239336974 \h </w:instrText>
         </w:r>
         <w:r>
           <w:rPr>
@@ -1200,7 +1200,7 @@
           <w14:ligatures w14:val="standardContextual"/>
         </w:rPr>
       </w:pPr>
-      <w:hyperlink w:anchor="_Toc239336675" w:history="1">
+      <w:hyperlink w:anchor="_Toc239336975" w:history="1">
         <w:r>
           <w:rPr>
             <w:rStyle w:val="Hyperlink"/>
@@ -1227,7 +1227,7 @@
             <w:noProof/>
             <w:webHidden/>
           </w:rPr>
-          <w:instrText xml:space="preserve"> PAGEREF _Toc239336675 \h </w:instrText>
+          <w:instrText xml:space="preserve"> PAGEREF _Toc239336975 \h </w:instrText>
         </w:r>
         <w:r>
           <w:rPr>
@@ -1271,7 +1271,7 @@
           <w14:ligatures w14:val="standardContextual"/>
         </w:rPr>
       </w:pPr>
-      <w:hyperlink w:anchor="_Toc239336676" w:history="1">
+      <w:hyperlink w:anchor="_Toc239336976" w:history="1">
         <w:r>
           <w:rPr>
             <w:rStyle w:val="Hyperlink"/>
@@ -1298,7 +1298,7 @@
             <w:noProof/>
             <w:webHidden/>
           </w:rPr>
-          <w:instrText xml:space="preserve"> PAGEREF _Toc239336676 \h </w:instrText>
+          <w:instrText xml:space="preserve"> PAGEREF _Toc239336976 \h </w:instrText>
         </w:r>
         <w:r>
           <w:rPr>
@@ -1342,7 +1342,7 @@
           <w14:ligatures w14:val="standardContextual"/>
         </w:rPr>
       </w:pPr>
-      <w:hyperlink w:anchor="_Toc239336677" w:history="1">
+      <w:hyperlink w:anchor="_Toc239336977" w:history="1">
         <w:r>
           <w:rPr>
             <w:rStyle w:val="Hyperlink"/>
@@ -1369,7 +1369,7 @@
             <w:noProof/>
             <w:webHidden/>
           </w:rPr>
-          <w:instrText xml:space="preserve"> PAGEREF _Toc239336677 \h </w:instrText>
+          <w:instrText xml:space="preserve"> PAGEREF _Toc239336977 \h </w:instrText>
         </w:r>
         <w:r>
           <w:rPr>
@@ -1413,7 +1413,7 @@
           <w14:ligatures w14:val="standardContextual"/>
         </w:rPr>
       </w:pPr>
-      <w:hyperlink w:anchor="_Toc239336678" w:history="1">
+      <w:hyperlink w:anchor="_Toc239336978" w:history="1">
         <w:r>
           <w:rPr>
             <w:rStyle w:val="Hyperlink"/>
@@ -1440,7 +1440,7 @@
             <w:noProof/>
             <w:webHidden/>
           </w:rPr>
-          <w:instrText xml:space="preserve"> PAGEREF _Toc239336678 \h </w:instrText>
+          <w:instrText xml:space="preserve"> PAGEREF _Toc239336978 \h </w:instrText>
         </w:r>
         <w:r>
           <w:rPr>
@@ -1484,7 +1484,7 @@
           <w14:ligatures w14:val="standardContextual"/>
         </w:rPr>
       </w:pPr>
-      <w:hyperlink w:anchor="_Toc239336679" w:history="1">
+      <w:hyperlink w:anchor="_Toc239336979" w:history="1">
         <w:r>
           <w:rPr>
             <w:rStyle w:val="Hyperlink"/>
@@ -1511,7 +1511,7 @@
             <w:noProof/>
             <w:webHidden/>
           </w:rPr>
-          <w:instrText xml:space="preserve"> PAGEREF _Toc239336679 \h </w:instrText>
+          <w:instrText xml:space="preserve"> PAGEREF _Toc239336979 \h </w:instrText>
         </w:r>
         <w:r>
           <w:rPr>
@@ -1555,7 +1555,7 @@
           <w14:ligatures w14:val="standardContextual"/>
         </w:rPr>
       </w:pPr>
-      <w:hyperlink w:anchor="_Toc239336680" w:history="1">
+      <w:hyperlink w:anchor="_Toc239336980" w:history="1">
         <w:r>
           <w:rPr>
             <w:rStyle w:val="Hyperlink"/>
@@ -1582,7 +1582,7 @@
             <w:noProof/>
             <w:webHidden/>
           </w:rPr>
-          <w:instrText xml:space="preserve"> PAGEREF _Toc239336680 \h </w:instrText>
+          <w:instrText xml:space="preserve"> PAGEREF _Toc239336980 \h </w:instrText>
         </w:r>
         <w:r>
           <w:rPr>
@@ -1626,7 +1626,7 @@
           <w14:ligatures w14:val="standardContextual"/>
         </w:rPr>
       </w:pPr>
-      <w:hyperlink w:anchor="_Toc239336681" w:history="1">
+      <w:hyperlink w:anchor="_Toc239336981" w:history="1">
         <w:r>
           <w:rPr>
             <w:rStyle w:val="Hyperlink"/>
@@ -1653,7 +1653,7 @@
             <w:noProof/>
             <w:webHidden/>
           </w:rPr>
-          <w:instrText xml:space="preserve"> PAGEREF _Toc239336681 \h </w:instrText>
+          <w:instrText xml:space="preserve"> PAGEREF _Toc239336981 \h </w:instrText>
         </w:r>
         <w:r>
           <w:rPr>
@@ -1697,7 +1697,7 @@
           <w14:ligatures w14:val="standardContextual"/>
         </w:rPr>
       </w:pPr>
-      <w:hyperlink w:anchor="_Toc239336682" w:history="1">
+      <w:hyperlink w:anchor="_Toc239336982" w:history="1">
         <w:r>
           <w:rPr>
             <w:rStyle w:val="Hyperlink"/>
@@ -1724,7 +1724,7 @@
             <w:noProof/>
             <w:webHidden/>
           </w:rPr>
-          <w:instrText xml:space="preserve"> PAGEREF _Toc239336682 \h </w:instrText>
+          <w:instrText xml:space="preserve"> PAGEREF _Toc239336982 \h </w:instrText>
         </w:r>
         <w:r>
           <w:rPr>
@@ -1768,7 +1768,7 @@
           <w14:ligatures w14:val="standardContextual"/>
         </w:rPr>
       </w:pPr>
-      <w:hyperlink w:anchor="_Toc239336683" w:history="1">
+      <w:hyperlink w:anchor="_Toc239336983" w:history="1">
         <w:r>
           <w:rPr>
             <w:rStyle w:val="Hyperlink"/>
@@ -1795,7 +1795,7 @@
             <w:noProof/>
             <w:webHidden/>
           </w:rPr>
-          <w:instrText xml:space="preserve"> PAGEREF _Toc239336683 \h </w:instrText>
+          <w:instrText xml:space="preserve"> PAGEREF _Toc239336983 \h </w:instrText>
         </w:r>
         <w:r>
           <w:rPr>
@@ -1839,7 +1839,7 @@
           <w14:ligatures w14:val="standardContextual"/>
         </w:rPr>
       </w:pPr>
-      <w:hyperlink w:anchor="_Toc239336684" w:history="1">
+      <w:hyperlink w:anchor="_Toc239336984" w:history="1">
         <w:r>
           <w:rPr>
             <w:rStyle w:val="Hyperlink"/>
@@ -1866,7 +1866,7 @@
             <w:noProof/>
             <w:webHidden/>
           </w:rPr>
-          <w:instrText xml:space="preserve"> PAGEREF _Toc239336684 \h </w:instrText>
+          <w:instrText xml:space="preserve"> PAGEREF _Toc239336984 \h </w:instrText>
         </w:r>
         <w:r>
           <w:rPr>
@@ -1910,7 +1910,7 @@
           <w14:ligatures w14:val="standardContextual"/>
         </w:rPr>
       </w:pPr>
-      <w:hyperlink w:anchor="_Toc239336685" w:history="1">
+      <w:hyperlink w:anchor="_Toc239336985" w:history="1">
         <w:r>
           <w:rPr>
             <w:rStyle w:val="Hyperlink"/>
@@ -1937,7 +1937,7 @@
             <w:noProof/>
             <w:webHidden/>
           </w:rPr>
-          <w:instrText xml:space="preserve"> PAGEREF _Toc239336685 \h </w:instrText>
+          <w:instrText xml:space="preserve"> PAGEREF _Toc239336985 \h </w:instrText>
         </w:r>
         <w:r>
           <w:rPr>
@@ -1981,7 +1981,7 @@
           <w14:ligatures w14:val="standardContextual"/>
         </w:rPr>
       </w:pPr>
-      <w:hyperlink w:anchor="_Toc239336686" w:history="1">
+      <w:hyperlink w:anchor="_Toc239336986" w:history="1">
         <w:r>
           <w:rPr>
             <w:rStyle w:val="Hyperlink"/>
@@ -2008,7 +2008,7 @@
             <w:noProof/>
             <w:webHidden/>
           </w:rPr>
-          <w:instrText xml:space="preserve"> PAGEREF _Toc239336686 \h </w:instrText>
+          <w:instrText xml:space="preserve"> PAGEREF _Toc239336986 \h </w:instrText>
         </w:r>
         <w:r>
           <w:rPr>
@@ -2052,7 +2052,7 @@
           <w14:ligatures w14:val="standardContextual"/>
         </w:rPr>
       </w:pPr>
-      <w:hyperlink w:anchor="_Toc239336687" w:history="1">
+      <w:hyperlink w:anchor="_Toc239336987" w:history="1">
         <w:r>
           <w:rPr>
             <w:rStyle w:val="Hyperlink"/>
@@ -2079,7 +2079,7 @@
             <w:noProof/>
             <w:webHidden/>
           </w:rPr>
-          <w:instrText xml:space="preserve"> PAGEREF _Toc239336687 \h </w:instrText>
+          <w:instrText xml:space="preserve"> PAGEREF _Toc239336987 \h </w:instrText>
         </w:r>
         <w:r>
           <w:rPr>
@@ -2123,7 +2123,7 @@
           <w14:ligatures w14:val="standardContextual"/>
         </w:rPr>
       </w:pPr>
-      <w:hyperlink w:anchor="_Toc239336688" w:history="1">
+      <w:hyperlink w:anchor="_Toc239336988" w:history="1">
         <w:r>
           <w:rPr>
             <w:rStyle w:val="Hyperlink"/>
@@ -2150,7 +2150,7 @@
             <w:noProof/>
             <w:webHidden/>
           </w:rPr>
-          <w:instrText xml:space="preserve"> PAGEREF _Toc239336688 \h </w:instrText>
+          <w:instrText xml:space="preserve"> PAGEREF _Toc239336988 \h </w:instrText>
         </w:r>
         <w:r>
           <w:rPr>
@@ -2194,7 +2194,7 @@
           <w14:ligatures w14:val="standardContextual"/>
         </w:rPr>
       </w:pPr>
-      <w:hyperlink w:anchor="_Toc239336689" w:history="1">
+      <w:hyperlink w:anchor="_Toc239336989" w:history="1">
         <w:r>
           <w:rPr>
             <w:rStyle w:val="Hyperlink"/>
@@ -2221,7 +2221,7 @@
             <w:noProof/>
             <w:webHidden/>
           </w:rPr>
-          <w:instrText xml:space="preserve"> PAGEREF _Toc239336689 \h </w:instrText>
+          <w:instrText xml:space="preserve"> PAGEREF _Toc239336989 \h </w:instrText>
         </w:r>
         <w:r>
           <w:rPr>
@@ -2265,7 +2265,7 @@
           <w14:ligatures w14:val="standardContextual"/>
         </w:rPr>
       </w:pPr>
-      <w:hyperlink w:anchor="_Toc239336690" w:history="1">
+      <w:hyperlink w:anchor="_Toc239336990" w:history="1">
         <w:r>
           <w:rPr>
             <w:rStyle w:val="Hyperlink"/>
@@ -2292,7 +2292,7 @@
             <w:noProof/>
             <w:webHidden/>
           </w:rPr>
-          <w:instrText xml:space="preserve"> PAGEREF _Toc239336690 \h </w:instrText>
+          <w:instrText xml:space="preserve"> PAGEREF _Toc239336990 \h </w:instrText>
         </w:r>
         <w:r>
           <w:rPr>
@@ -2336,7 +2336,7 @@
           <w14:ligatures w14:val="standardContextual"/>
         </w:rPr>
       </w:pPr>
-      <w:hyperlink w:anchor="_Toc239336691" w:history="1">
+      <w:hyperlink w:anchor="_Toc239336991" w:history="1">
         <w:r>
           <w:rPr>
             <w:rStyle w:val="Hyperlink"/>
@@ -2363,7 +2363,7 @@
             <w:noProof/>
             <w:webHidden/>
           </w:rPr>
-          <w:instrText xml:space="preserve"> PAGEREF _Toc239336691 \h </w:instrText>
+          <w:instrText xml:space="preserve"> PAGEREF _Toc239336991 \h </w:instrText>
         </w:r>
         <w:r>
           <w:rPr>
@@ -2407,7 +2407,7 @@
           <w14:ligatures w14:val="standardContextual"/>
         </w:rPr>
       </w:pPr>
-      <w:hyperlink w:anchor="_Toc239336692" w:history="1">
+      <w:hyperlink w:anchor="_Toc239336992" w:history="1">
         <w:r>
           <w:rPr>
             <w:rStyle w:val="Hyperlink"/>
@@ -2434,7 +2434,7 @@
             <w:noProof/>
             <w:webHidden/>
           </w:rPr>
-          <w:instrText xml:space="preserve"> PAGEREF _Toc239336692 \h </w:instrText>
+          <w:instrText xml:space="preserve"> PAGEREF _Toc239336992 \h </w:instrText>
         </w:r>
         <w:r>
           <w:rPr>
@@ -2478,7 +2478,7 @@
           <w14:ligatures w14:val="standardContextual"/>
         </w:rPr>
       </w:pPr>
-      <w:hyperlink w:anchor="_Toc239336693" w:history="1">
+      <w:hyperlink w:anchor="_Toc239336993" w:history="1">
         <w:r>
           <w:rPr>
             <w:rStyle w:val="Hyperlink"/>
@@ -2505,7 +2505,7 @@
             <w:noProof/>
             <w:webHidden/>
           </w:rPr>
-          <w:instrText xml:space="preserve"> PAGEREF _Toc239336693 \h </w:instrText>
+          <w:instrText xml:space="preserve"> PAGEREF _Toc239336993 \h </w:instrText>
         </w:r>
         <w:r>
           <w:rPr>
@@ -2549,7 +2549,7 @@
           <w14:ligatures w14:val="standardContextual"/>
         </w:rPr>
       </w:pPr>
-      <w:hyperlink w:anchor="_Toc239336694" w:history="1">
+      <w:hyperlink w:anchor="_Toc239336994" w:history="1">
         <w:r>
           <w:rPr>
             <w:rStyle w:val="Hyperlink"/>
@@ -2576,7 +2576,7 @@
             <w:noProof/>
             <w:webHidden/>
           </w:rPr>
-          <w:instrText xml:space="preserve"> PAGEREF _Toc239336694 \h </w:instrText>
+          <w:instrText xml:space="preserve"> PAGEREF _Toc239336994 \h </w:instrText>
         </w:r>
         <w:r>
           <w:rPr>
@@ -2620,7 +2620,7 @@
           <w14:ligatures w14:val="standardContextual"/>
         </w:rPr>
       </w:pPr>
-      <w:hyperlink w:anchor="_Toc239336695" w:history="1">
+      <w:hyperlink w:anchor="_Toc239336995" w:history="1">
         <w:r>
           <w:rPr>
             <w:rStyle w:val="Hyperlink"/>
@@ -2647,7 +2647,7 @@
             <w:noProof/>
             <w:webHidden/>
           </w:rPr>
-          <w:instrText xml:space="preserve"> PAGEREF _Toc239336695 \h </w:instrText>
+          <w:instrText xml:space="preserve"> PAGEREF _Toc239336995 \h </w:instrText>
         </w:r>
         <w:r>
           <w:rPr>
@@ -2691,7 +2691,7 @@
           <w14:ligatures w14:val="standardContextual"/>
         </w:rPr>
       </w:pPr>
-      <w:hyperlink w:anchor="_Toc239336696" w:history="1">
+      <w:hyperlink w:anchor="_Toc239336996" w:history="1">
         <w:r>
           <w:rPr>
             <w:rStyle w:val="Hyperlink"/>
@@ -2718,7 +2718,7 @@
             <w:noProof/>
             <w:webHidden/>
           </w:rPr>
-          <w:instrText xml:space="preserve"> PAGEREF _Toc239336696 \h </w:instrText>
+          <w:instrText xml:space="preserve"> PAGEREF _Toc239336996 \h </w:instrText>
         </w:r>
         <w:r>
           <w:rPr>
@@ -2762,7 +2762,7 @@
           <w14:ligatures w14:val="standardContextual"/>
         </w:rPr>
       </w:pPr>
-      <w:hyperlink w:anchor="_Toc239336697" w:history="1">
+      <w:hyperlink w:anchor="_Toc239336997" w:history="1">
         <w:r>
           <w:rPr>
             <w:rStyle w:val="Hyperlink"/>
@@ -2789,7 +2789,7 @@
             <w:noProof/>
             <w:webHidden/>
           </w:rPr>
-          <w:instrText xml:space="preserve"> PAGEREF _Toc239336697 \h </w:instrText>
+          <w:instrText xml:space="preserve"> PAGEREF _Toc239336997 \h </w:instrText>
         </w:r>
         <w:r>
           <w:rPr>
@@ -2833,7 +2833,7 @@
           <w14:ligatures w14:val="standardContextual"/>
         </w:rPr>
       </w:pPr>
-      <w:hyperlink w:anchor="_Toc239336698" w:history="1">
+      <w:hyperlink w:anchor="_Toc239336998" w:history="1">
         <w:r>
           <w:rPr>
             <w:rStyle w:val="Hyperlink"/>
@@ -2860,7 +2860,7 @@
             <w:noProof/>
             <w:webHidden/>
           </w:rPr>
-          <w:instrText xml:space="preserve"> PAGEREF _Toc239336698 \h </w:instrText>
+          <w:instrText xml:space="preserve"> PAGEREF _Toc239336998 \h </w:instrText>
         </w:r>
         <w:r>
           <w:rPr>
@@ -2904,7 +2904,7 @@
           <w14:ligatures w14:val="standardContextual"/>
         </w:rPr>
       </w:pPr>
-      <w:hyperlink w:anchor="_Toc239336699" w:history="1">
+      <w:hyperlink w:anchor="_Toc239336999" w:history="1">
         <w:r>
           <w:rPr>
             <w:rStyle w:val="Hyperlink"/>
@@ -2931,7 +2931,7 @@
             <w:noProof/>
             <w:webHidden/>
           </w:rPr>
-          <w:instrText xml:space="preserve"> PAGEREF _Toc239336699 \h </w:instrText>
+          <w:instrText xml:space="preserve"> PAGEREF _Toc239336999 \h </w:instrText>
         </w:r>
         <w:r>
           <w:rPr>
@@ -2975,7 +2975,7 @@
           <w14:ligatures w14:val="standardContextual"/>
         </w:rPr>
       </w:pPr>
-      <w:hyperlink w:anchor="_Toc239336700" w:history="1">
+      <w:hyperlink w:anchor="_Toc239337000" w:history="1">
         <w:r>
           <w:rPr>
             <w:rStyle w:val="Hyperlink"/>
@@ -3002,7 +3002,7 @@
             <w:noProof/>
             <w:webHidden/>
           </w:rPr>
-          <w:instrText xml:space="preserve"> PAGEREF _Toc239336700 \h </w:instrText>
+          <w:instrText xml:space="preserve"> PAGEREF _Toc239337000 \h </w:instrText>
         </w:r>
         <w:r>
           <w:rPr>
@@ -3046,7 +3046,7 @@
           <w14:ligatures w14:val="standardContextual"/>
         </w:rPr>
       </w:pPr>
-      <w:hyperlink w:anchor="_Toc239336701" w:history="1">
+      <w:hyperlink w:anchor="_Toc239337001" w:history="1">
         <w:r>
           <w:rPr>
             <w:rStyle w:val="Hyperlink"/>
@@ -3073,7 +3073,7 @@
             <w:noProof/>
             <w:webHidden/>
           </w:rPr>
-          <w:instrText xml:space="preserve"> PAGEREF _Toc239336701 \h </w:instrText>
+          <w:instrText xml:space="preserve"> PAGEREF _Toc239337001 \h </w:instrText>
         </w:r>
         <w:r>
           <w:rPr>
@@ -3117,7 +3117,7 @@
           <w14:ligatures w14:val="standardContextual"/>
         </w:rPr>
       </w:pPr>
-      <w:hyperlink w:anchor="_Toc239336702" w:history="1">
+      <w:hyperlink w:anchor="_Toc239337002" w:history="1">
         <w:r>
           <w:rPr>
             <w:rStyle w:val="Hyperlink"/>
@@ -3144,7 +3144,7 @@
             <w:noProof/>
             <w:webHidden/>
           </w:rPr>
-          <w:instrText xml:space="preserve"> PAGEREF _Toc239336702 \h </w:instrText>
+          <w:instrText xml:space="preserve"> PAGEREF _Toc239337002 \h </w:instrText>
         </w:r>
         <w:r>
           <w:rPr>
@@ -3188,7 +3188,7 @@
           <w14:ligatures w14:val="standardContextual"/>
         </w:rPr>
       </w:pPr>
-      <w:hyperlink w:anchor="_Toc239336703" w:history="1">
+      <w:hyperlink w:anchor="_Toc239337003" w:history="1">
         <w:r>
           <w:rPr>
             <w:rStyle w:val="Hyperlink"/>
@@ -3215,7 +3215,7 @@
             <w:noProof/>
             <w:webHidden/>
           </w:rPr>
-          <w:instrText xml:space="preserve"> PAGEREF _Toc239336703 \h </w:instrText>
+          <w:instrText xml:space="preserve"> PAGEREF _Toc239337003 \h </w:instrText>
         </w:r>
         <w:r>
           <w:rPr>
@@ -3259,7 +3259,7 @@
           <w14:ligatures w14:val="standardContextual"/>
         </w:rPr>
       </w:pPr>
-      <w:hyperlink w:anchor="_Toc239336704" w:history="1">
+      <w:hyperlink w:anchor="_Toc239337004" w:history="1">
         <w:r>
           <w:rPr>
             <w:rStyle w:val="Hyperlink"/>
@@ -3286,7 +3286,7 @@
             <w:noProof/>
             <w:webHidden/>
           </w:rPr>
-          <w:instrText xml:space="preserve"> PAGEREF _Toc239336704 \h </w:instrText>
+          <w:instrText xml:space="preserve"> PAGEREF _Toc239337004 \h </w:instrText>
         </w:r>
         <w:r>
           <w:rPr>
@@ -3330,7 +3330,7 @@
           <w14:ligatures w14:val="standardContextual"/>
         </w:rPr>
       </w:pPr>
-      <w:hyperlink w:anchor="_Toc239336705" w:history="1">
+      <w:hyperlink w:anchor="_Toc239337005" w:history="1">
         <w:r>
           <w:rPr>
             <w:rStyle w:val="Hyperlink"/>
@@ -3357,7 +3357,7 @@
             <w:noProof/>
             <w:webHidden/>
           </w:rPr>
-          <w:instrText xml:space="preserve"> PAGEREF _Toc239336705 \h </w:instrText>
+          <w:instrText xml:space="preserve"> PAGEREF _Toc239337005 \h </w:instrText>
         </w:r>
         <w:r>
           <w:rPr>
@@ -3401,7 +3401,7 @@
           <w14:ligatures w14:val="standardContextual"/>
         </w:rPr>
       </w:pPr>
-      <w:hyperlink w:anchor="_Toc239336706" w:history="1">
+      <w:hyperlink w:anchor="_Toc239337006" w:history="1">
         <w:r>
           <w:rPr>
             <w:rStyle w:val="Hyperlink"/>
@@ -3428,7 +3428,7 @@
             <w:noProof/>
             <w:webHidden/>
           </w:rPr>
-          <w:instrText xml:space="preserve"> PAGEREF _Toc239336706 \h </w:instrText>
+          <w:instrText xml:space="preserve"> PAGEREF _Toc239337006 \h </w:instrText>
         </w:r>
         <w:r>
           <w:rPr>
@@ -3474,7 +3474,7 @@
         <w:pStyle w:val="Heading1"/>
       </w:pPr>
       <w:bookmarkStart w:id="8" w:name="chương-1-giới-thiệu"/>
-      <w:bookmarkStart w:id="9" w:name="_Toc239336673"/>
+      <w:bookmarkStart w:id="9" w:name="_Toc239336973"/>
       <w:bookmarkEnd w:id="4"/>
       <w:bookmarkEnd w:id="6"/>
       <w:r>
@@ -3499,7 +3499,7 @@
         <w:pStyle w:val="Heading2"/>
       </w:pPr>
       <w:bookmarkStart w:id="10" w:name="X7d99df2d9d0c5141050eb9941026463f4c8ea2b"/>
-      <w:bookmarkStart w:id="11" w:name="_Toc239336674"/>
+      <w:bookmarkStart w:id="11" w:name="_Toc239336974"/>
       <w:r>
         <w:t>1.1. Đ</w:t>
       </w:r>
@@ -5349,7 +5349,7 @@
         <w:pStyle w:val="Heading2"/>
       </w:pPr>
       <w:bookmarkStart w:id="12" w:name="X60021b7b958505251ec70bd32e2bac9f8a0361c"/>
-      <w:bookmarkStart w:id="13" w:name="_Toc239336675"/>
+      <w:bookmarkStart w:id="13" w:name="_Toc239336975"/>
       <w:bookmarkEnd w:id="10"/>
       <w:r>
         <w:t>1.2. M</w:t>
@@ -7295,7 +7295,7 @@
         <w:pStyle w:val="Heading2"/>
       </w:pPr>
       <w:bookmarkStart w:id="17" w:name="X03724c88a1b7da9b434cf0a8db5356690a4bb71"/>
-      <w:bookmarkStart w:id="18" w:name="_Toc239336676"/>
+      <w:bookmarkStart w:id="18" w:name="_Toc239336976"/>
       <w:bookmarkEnd w:id="12"/>
       <w:bookmarkEnd w:id="16"/>
       <w:r>
@@ -9100,7 +9100,7 @@
         <w:pStyle w:val="Heading1"/>
       </w:pPr>
       <w:bookmarkStart w:id="20" w:name="chương-2-cơ-sở-lý-thuyết"/>
-      <w:bookmarkStart w:id="21" w:name="_Toc239336677"/>
+      <w:bookmarkStart w:id="21" w:name="_Toc239336977"/>
       <w:bookmarkEnd w:id="8"/>
       <w:bookmarkEnd w:id="17"/>
       <w:r>
@@ -9397,7 +9397,7 @@
         <w:pStyle w:val="Heading2"/>
       </w:pPr>
       <w:bookmarkStart w:id="22" w:name="X2256001523e16d112c59df938522f140b8b988e"/>
-      <w:bookmarkStart w:id="23" w:name="_Toc239336678"/>
+      <w:bookmarkStart w:id="23" w:name="_Toc239336978"/>
       <w:r>
         <w:t>2.1. Quy chu</w:t>
       </w:r>
@@ -14076,7 +14076,7 @@
         <w:pStyle w:val="Heading2"/>
       </w:pPr>
       <w:bookmarkStart w:id="30" w:name="Xb21b4f0690a73e92e2a35192cb39315a0956521"/>
-      <w:bookmarkStart w:id="31" w:name="_Toc239336679"/>
+      <w:bookmarkStart w:id="31" w:name="_Toc239336979"/>
       <w:bookmarkEnd w:id="22"/>
       <w:bookmarkEnd w:id="28"/>
       <w:r>
@@ -19316,7 +19316,7 @@
         <w:pStyle w:val="Heading2"/>
       </w:pPr>
       <w:bookmarkStart w:id="38" w:name="X8ff52f1334e3f0e382caf7ffa1b7096a981291c"/>
-      <w:bookmarkStart w:id="39" w:name="_Toc239336680"/>
+      <w:bookmarkStart w:id="39" w:name="_Toc239336980"/>
       <w:bookmarkEnd w:id="30"/>
       <w:bookmarkEnd w:id="37"/>
       <w:r>
@@ -19595,7 +19595,7 @@
           <w:noProof/>
         </w:rPr>
         <w:drawing>
-          <wp:inline distT="0" distB="0" distL="0" distR="0" wp14:anchorId="4F9A19FC" wp14:editId="65E3AAD1">
+          <wp:inline distT="0" distB="0" distL="0" distR="0" wp14:anchorId="06F9C372" wp14:editId="36CB8DFC">
             <wp:extent cx="5334000" cy="1435553"/>
             <wp:effectExtent l="0" t="0" r="0" b="0"/>
             <wp:docPr id="37" name="Picture"/>
@@ -21057,7 +21057,7 @@
         <w:pStyle w:val="Heading2"/>
       </w:pPr>
       <w:bookmarkStart w:id="43" w:name="X1a77f36e16d4ad267b00eabe7cf793e1dbe08e9"/>
-      <w:bookmarkStart w:id="44" w:name="_Toc239336681"/>
+      <w:bookmarkStart w:id="44" w:name="_Toc239336981"/>
       <w:bookmarkEnd w:id="38"/>
       <w:bookmarkEnd w:id="42"/>
       <w:r>
@@ -22227,7 +22227,7 @@
           <w:noProof/>
         </w:rPr>
         <w:drawing>
-          <wp:inline distT="0" distB="0" distL="0" distR="0" wp14:anchorId="6A1CFEB2" wp14:editId="7563ECA5">
+          <wp:inline distT="0" distB="0" distL="0" distR="0" wp14:anchorId="3A12BE69" wp14:editId="7C1F8F05">
             <wp:extent cx="5334000" cy="2884362"/>
             <wp:effectExtent l="0" t="0" r="0" b="0"/>
             <wp:docPr id="44" name="Picture"/>
@@ -22493,7 +22493,7 @@
           <w:noProof/>
         </w:rPr>
         <w:drawing>
-          <wp:inline distT="0" distB="0" distL="0" distR="0" wp14:anchorId="157A6B0F" wp14:editId="1469CE55">
+          <wp:inline distT="0" distB="0" distL="0" distR="0" wp14:anchorId="61BE9A97" wp14:editId="683D82B9">
             <wp:extent cx="5334000" cy="632732"/>
             <wp:effectExtent l="0" t="0" r="0" b="0"/>
             <wp:docPr id="49" name="Picture"/>
@@ -24396,7 +24396,7 @@
         <w:pStyle w:val="Heading1"/>
       </w:pPr>
       <w:bookmarkStart w:id="50" w:name="chương-3-thiết-kế-và-cài-đặt"/>
-      <w:bookmarkStart w:id="51" w:name="_Toc239336682"/>
+      <w:bookmarkStart w:id="51" w:name="_Toc239336982"/>
       <w:bookmarkEnd w:id="20"/>
       <w:bookmarkEnd w:id="43"/>
       <w:bookmarkEnd w:id="49"/>
@@ -24428,7 +24428,7 @@
         <w:pStyle w:val="Heading2"/>
       </w:pPr>
       <w:bookmarkStart w:id="52" w:name="X21a22cc9b66dca004f2960f37df13c53a04e97b"/>
-      <w:bookmarkStart w:id="53" w:name="_Toc239336683"/>
+      <w:bookmarkStart w:id="53" w:name="_Toc239336983"/>
       <w:r>
         <w:t>3.1. Ki</w:t>
       </w:r>
@@ -24520,7 +24520,7 @@
           <w:noProof/>
         </w:rPr>
         <w:drawing>
-          <wp:inline distT="0" distB="0" distL="0" distR="0" wp14:anchorId="3A1D48FA" wp14:editId="10857E35">
+          <wp:inline distT="0" distB="0" distL="0" distR="0" wp14:anchorId="1ACCD451" wp14:editId="3EF9EA7D">
             <wp:extent cx="5334000" cy="401410"/>
             <wp:effectExtent l="0" t="0" r="0" b="0"/>
             <wp:docPr id="57" name="Picture"/>
@@ -26189,7 +26189,7 @@
         <w:pStyle w:val="Heading2"/>
       </w:pPr>
       <w:bookmarkStart w:id="55" w:name="X1f307d8f8c73bce8db8683c986faea6c8ea66a3"/>
-      <w:bookmarkStart w:id="56" w:name="_Toc239336684"/>
+      <w:bookmarkStart w:id="56" w:name="_Toc239336984"/>
       <w:bookmarkEnd w:id="52"/>
       <w:r>
         <w:t>3.2. Xây d</w:t>
@@ -26256,7 +26256,7 @@
           <w:noProof/>
         </w:rPr>
         <w:drawing>
-          <wp:inline distT="0" distB="0" distL="0" distR="0" wp14:anchorId="6C47737E" wp14:editId="0C26AA7A">
+          <wp:inline distT="0" distB="0" distL="0" distR="0" wp14:anchorId="14A586B1" wp14:editId="2D2D0081">
             <wp:extent cx="5334000" cy="802821"/>
             <wp:effectExtent l="0" t="0" r="0" b="0"/>
             <wp:docPr id="62" name="Picture"/>
@@ -30368,7 +30368,7 @@
         <w:pStyle w:val="Heading2"/>
       </w:pPr>
       <w:bookmarkStart w:id="62" w:name="X6a397cb1739f1ec0a8c9714808f79a5ce1fbf6f"/>
-      <w:bookmarkStart w:id="63" w:name="_Toc239336685"/>
+      <w:bookmarkStart w:id="63" w:name="_Toc239336985"/>
       <w:bookmarkEnd w:id="55"/>
       <w:bookmarkEnd w:id="61"/>
       <w:r>
@@ -31934,7 +31934,7 @@
         <w:pStyle w:val="Heading2"/>
       </w:pPr>
       <w:bookmarkStart w:id="65" w:name="X9c2c9b365086d10c999a46e4942f14d73b6baa5"/>
-      <w:bookmarkStart w:id="66" w:name="_Toc239336686"/>
+      <w:bookmarkStart w:id="66" w:name="_Toc239336986"/>
       <w:bookmarkEnd w:id="62"/>
       <w:r>
         <w:t>3.4. Kh</w:t>
@@ -32718,7 +32718,7 @@
           <w:noProof/>
         </w:rPr>
         <w:drawing>
-          <wp:inline distT="0" distB="0" distL="0" distR="0" wp14:anchorId="4266CDFB" wp14:editId="7CF8F0D8">
+          <wp:inline distT="0" distB="0" distL="0" distR="0" wp14:anchorId="3279244A" wp14:editId="6C71F309">
             <wp:extent cx="5334000" cy="8969712"/>
             <wp:effectExtent l="0" t="0" r="0" b="0"/>
             <wp:docPr id="73" name="Picture"/>
@@ -38667,7 +38667,7 @@
         <w:pStyle w:val="Heading2"/>
       </w:pPr>
       <w:bookmarkStart w:id="75" w:name="Xb17945b5d9374e5087c2c96ace1685ff00e2e22"/>
-      <w:bookmarkStart w:id="76" w:name="_Toc239336687"/>
+      <w:bookmarkStart w:id="76" w:name="_Toc239336987"/>
       <w:bookmarkEnd w:id="65"/>
       <w:bookmarkEnd w:id="74"/>
       <w:r>
@@ -40037,7 +40037,7 @@
         <w:pStyle w:val="Heading2"/>
       </w:pPr>
       <w:bookmarkStart w:id="77" w:name="Xfad7df3f963ac0b8ebfe8cf87d7c64fa075f760"/>
-      <w:bookmarkStart w:id="78" w:name="_Toc239336688"/>
+      <w:bookmarkStart w:id="78" w:name="_Toc239336988"/>
       <w:bookmarkEnd w:id="75"/>
       <w:r>
         <w:t>3.6. B</w:t>
@@ -40083,7 +40083,7 @@
           <w:noProof/>
         </w:rPr>
         <w:drawing>
-          <wp:inline distT="0" distB="0" distL="0" distR="0" wp14:anchorId="753C866D" wp14:editId="2DFDFC75">
+          <wp:inline distT="0" distB="0" distL="0" distR="0" wp14:anchorId="6A859D66" wp14:editId="22F43915">
             <wp:extent cx="5334000" cy="1217839"/>
             <wp:effectExtent l="0" t="0" r="0" b="0"/>
             <wp:docPr id="86" name="Picture"/>
@@ -42864,7 +42864,7 @@
         <w:pStyle w:val="Heading2"/>
       </w:pPr>
       <w:bookmarkStart w:id="80" w:name="X9b5467225f237e4ee44d60f7d236cbdfdaa1e07"/>
-      <w:bookmarkStart w:id="81" w:name="_Toc239336689"/>
+      <w:bookmarkStart w:id="81" w:name="_Toc239336989"/>
       <w:bookmarkEnd w:id="77"/>
       <w:r>
         <w:t xml:space="preserve">3.7. </w:t>
@@ -42984,7 +42984,7 @@
           <w:noProof/>
         </w:rPr>
         <w:drawing>
-          <wp:inline distT="0" distB="0" distL="0" distR="0" wp14:anchorId="03CAEDE6" wp14:editId="1B15386B">
+          <wp:inline distT="0" distB="0" distL="0" distR="0" wp14:anchorId="0E3EAB1B" wp14:editId="1536E16F">
             <wp:extent cx="5334000" cy="5953125"/>
             <wp:effectExtent l="0" t="0" r="0" b="0"/>
             <wp:docPr id="91" name="Picture"/>
@@ -44094,7 +44094,7 @@
         <w:pStyle w:val="Heading1"/>
       </w:pPr>
       <w:bookmarkStart w:id="83" w:name="chương-4-thực-nghiệm-và-đánh-giá"/>
-      <w:bookmarkStart w:id="84" w:name="_Toc239336690"/>
+      <w:bookmarkStart w:id="84" w:name="_Toc239336990"/>
       <w:bookmarkEnd w:id="50"/>
       <w:bookmarkEnd w:id="80"/>
       <w:r>
@@ -44119,7 +44119,7 @@
         <w:pStyle w:val="Heading2"/>
       </w:pPr>
       <w:bookmarkStart w:id="85" w:name="X43cb4672f728ce1df4f211c1d18360135f0c40b"/>
-      <w:bookmarkStart w:id="86" w:name="_Toc239336691"/>
+      <w:bookmarkStart w:id="86" w:name="_Toc239336991"/>
       <w:r>
         <w:t>4.1. Môi trư</w:t>
       </w:r>
@@ -45741,7 +45741,7 @@
         <w:pStyle w:val="Heading2"/>
       </w:pPr>
       <w:bookmarkStart w:id="87" w:name="Xe48430b60e6d2b1022368eb4316c1fe9f53411f"/>
-      <w:bookmarkStart w:id="88" w:name="_Toc239336692"/>
+      <w:bookmarkStart w:id="88" w:name="_Toc239336992"/>
       <w:bookmarkEnd w:id="85"/>
       <w:r>
         <w:t>4.2. K</w:t>
@@ -49276,7 +49276,7 @@
         <w:pStyle w:val="Heading2"/>
       </w:pPr>
       <w:bookmarkStart w:id="95" w:name="X09b724f0b907c7f652c2569c27ef1d5728c277c"/>
-      <w:bookmarkStart w:id="96" w:name="_Toc239336693"/>
+      <w:bookmarkStart w:id="96" w:name="_Toc239336993"/>
       <w:bookmarkEnd w:id="87"/>
       <w:bookmarkEnd w:id="93"/>
       <w:r>
@@ -51548,7 +51548,7 @@
           <w:noProof/>
         </w:rPr>
         <w:drawing>
-          <wp:inline distT="0" distB="0" distL="0" distR="0" wp14:anchorId="18222CA0" wp14:editId="7216C219">
+          <wp:inline distT="0" distB="0" distL="0" distR="0" wp14:anchorId="757322C2" wp14:editId="5D095899">
             <wp:extent cx="5334000" cy="2883855"/>
             <wp:effectExtent l="0" t="0" r="0" b="0"/>
             <wp:docPr id="108" name="Picture"/>
@@ -56571,7 +56571,7 @@
         <w:pStyle w:val="Heading2"/>
       </w:pPr>
       <w:bookmarkStart w:id="106" w:name="X0c205a3fd5474e5e1d380a3735df7543f97f059"/>
-      <w:bookmarkStart w:id="107" w:name="_Toc239336694"/>
+      <w:bookmarkStart w:id="107" w:name="_Toc239336994"/>
       <w:bookmarkEnd w:id="95"/>
       <w:bookmarkEnd w:id="104"/>
       <w:r>
@@ -59513,7 +59513,7 @@
         <w:pStyle w:val="Heading2"/>
       </w:pPr>
       <w:bookmarkStart w:id="113" w:name="X8f4b2c0e55e8764a0677cdfa39e96dbe6822859"/>
-      <w:bookmarkStart w:id="114" w:name="_Toc239336695"/>
+      <w:bookmarkStart w:id="114" w:name="_Toc239336995"/>
       <w:bookmarkEnd w:id="106"/>
       <w:bookmarkEnd w:id="112"/>
       <w:r>
@@ -62656,7 +62656,7 @@
         <w:pStyle w:val="Heading2"/>
       </w:pPr>
       <w:bookmarkStart w:id="120" w:name="X7468ed9f095dd0192ebc5de940dc44b5cd3e099"/>
-      <w:bookmarkStart w:id="121" w:name="_Toc239336696"/>
+      <w:bookmarkStart w:id="121" w:name="_Toc239336996"/>
       <w:bookmarkEnd w:id="113"/>
       <w:bookmarkEnd w:id="118"/>
       <w:r>
@@ -64517,7 +64517,7 @@
           <w:noProof/>
         </w:rPr>
         <w:drawing>
-          <wp:inline distT="0" distB="0" distL="0" distR="0" wp14:anchorId="6E214053" wp14:editId="0CADAB1D">
+          <wp:inline distT="0" distB="0" distL="0" distR="0" wp14:anchorId="4A98C39E" wp14:editId="61955CAA">
             <wp:extent cx="5334000" cy="3317670"/>
             <wp:effectExtent l="0" t="0" r="0" b="0"/>
             <wp:docPr id="131" name="Picture"/>
@@ -65249,7 +65249,7 @@
         <w:pStyle w:val="Heading2"/>
       </w:pPr>
       <w:bookmarkStart w:id="124" w:name="X88e1c26a6581f7bd1dbdb2c85ae6116c5ba8393"/>
-      <w:bookmarkStart w:id="125" w:name="_Toc239336697"/>
+      <w:bookmarkStart w:id="125" w:name="_Toc239336997"/>
       <w:bookmarkEnd w:id="120"/>
       <w:r>
         <w:t>4.7. Các y</w:t>
@@ -67104,7 +67104,7 @@
         <w:pStyle w:val="Heading1"/>
       </w:pPr>
       <w:bookmarkStart w:id="127" w:name="chương-5-kết-luận-và-hướng-phát-triển"/>
-      <w:bookmarkStart w:id="128" w:name="_Toc239336698"/>
+      <w:bookmarkStart w:id="128" w:name="_Toc239336998"/>
       <w:bookmarkEnd w:id="83"/>
       <w:bookmarkEnd w:id="124"/>
       <w:r>
@@ -67141,7 +67141,7 @@
         <w:pStyle w:val="Heading2"/>
       </w:pPr>
       <w:bookmarkStart w:id="129" w:name="Xcefa088882d41b38c21b7b5b44c738cb5564fbb"/>
-      <w:bookmarkStart w:id="130" w:name="_Toc239336699"/>
+      <w:bookmarkStart w:id="130" w:name="_Toc239336999"/>
       <w:r>
         <w:t>5.1. K</w:t>
       </w:r>
@@ -68642,7 +68642,7 @@
         <w:pStyle w:val="Heading2"/>
       </w:pPr>
       <w:bookmarkStart w:id="132" w:name="Xe79f58ab8ce7b6f148c68a374118dd9eaec1a1c"/>
-      <w:bookmarkStart w:id="133" w:name="_Toc239336700"/>
+      <w:bookmarkStart w:id="133" w:name="_Toc239337000"/>
       <w:bookmarkEnd w:id="129"/>
       <w:r>
         <w:t>5.2. H</w:t>
@@ -69856,7 +69856,7 @@
         <w:pStyle w:val="Heading2"/>
       </w:pPr>
       <w:bookmarkStart w:id="135" w:name="X66db71c9020c40cf46e490c5c37ad244e2b7594"/>
-      <w:bookmarkStart w:id="136" w:name="_Toc239336701"/>
+      <w:bookmarkStart w:id="136" w:name="_Toc239337001"/>
       <w:bookmarkEnd w:id="132"/>
       <w:r>
         <w:t>5.3. Hư</w:t>
@@ -71447,7 +71447,7 @@
         <w:pStyle w:val="Heading2"/>
       </w:pPr>
       <w:bookmarkStart w:id="138" w:name="Xe5a2fe3dfcd4681648271b7ddc344b106e48b3b"/>
-      <w:bookmarkStart w:id="139" w:name="_Toc239336702"/>
+      <w:bookmarkStart w:id="139" w:name="_Toc239337002"/>
       <w:bookmarkEnd w:id="135"/>
       <w:r>
         <w:t>5.4. K</w:t>
@@ -72370,7 +72370,7 @@
         <w:pStyle w:val="Heading1"/>
       </w:pPr>
       <w:bookmarkStart w:id="140" w:name="tài-liệu-tham-khảo"/>
-      <w:bookmarkStart w:id="141" w:name="_Toc239336703"/>
+      <w:bookmarkStart w:id="141" w:name="_Toc239337003"/>
       <w:bookmarkEnd w:id="127"/>
       <w:bookmarkEnd w:id="138"/>
       <w:r>
@@ -73396,7 +73396,7 @@
         <w:pStyle w:val="Heading1"/>
       </w:pPr>
       <w:bookmarkStart w:id="142" w:name="phụ-lục"/>
-      <w:bookmarkStart w:id="143" w:name="_Toc239336704"/>
+      <w:bookmarkStart w:id="143" w:name="_Toc239337004"/>
       <w:bookmarkEnd w:id="140"/>
       <w:r>
         <w:t>PH</w:t>
@@ -73420,7 +73420,7 @@
         <w:pStyle w:val="Heading2"/>
       </w:pPr>
       <w:bookmarkStart w:id="144" w:name="phụ-lục-a-cấu-hình-và-siêu-tham-số"/>
-      <w:bookmarkStart w:id="145" w:name="_Toc239336705"/>
+      <w:bookmarkStart w:id="145" w:name="_Toc239337005"/>
       <w:r>
         <w:t>Ph</w:t>
       </w:r>
@@ -75640,7 +75640,7 @@
         <w:pStyle w:val="Heading2"/>
       </w:pPr>
       <w:bookmarkStart w:id="149" w:name="phụ-lục-b-hướng-dẫn-cài-đặt-và-chạy"/>
-      <w:bookmarkStart w:id="150" w:name="_Toc239336706"/>
+      <w:bookmarkStart w:id="150" w:name="_Toc239337006"/>
       <w:bookmarkEnd w:id="144"/>
       <w:bookmarkEnd w:id="148"/>
       <w:r>
@@ -77209,7 +77209,7 @@
   <w:abstractNum w:abstractNumId="0" w15:restartNumberingAfterBreak="0">
     <w:nsid w:val="0000A990"/>
     <w:multiLevelType w:val="multilevel"/>
-    <w:tmpl w:val="EF0430D8"/>
+    <w:tmpl w:val="77B271FE"/>
     <w:lvl w:ilvl="0">
       <w:numFmt w:val="bullet"/>
       <w:lvlText w:val=" "/>
@@ -77286,7 +77286,7 @@
   <w:abstractNum w:abstractNumId="1" w15:restartNumberingAfterBreak="0">
     <w:nsid w:val="0000A991"/>
     <w:multiLevelType w:val="multilevel"/>
-    <w:tmpl w:val="D2A22CAE"/>
+    <w:tmpl w:val="A27CFDDE"/>
     <w:lvl w:ilvl="0">
       <w:numFmt w:val="bullet"/>
       <w:lvlText w:val=""/>
@@ -77390,7 +77390,7 @@
   <w:abstractNum w:abstractNumId="2" w15:restartNumberingAfterBreak="0">
     <w:nsid w:val="00A99411"/>
     <w:multiLevelType w:val="multilevel"/>
-    <w:tmpl w:val="3738DC9A"/>
+    <w:tmpl w:val="36282240"/>
     <w:lvl w:ilvl="0">
       <w:start w:val="1"/>
       <w:numFmt w:val="decimal"/>
@@ -77473,10 +77473,10 @@
       </w:pPr>
     </w:lvl>
   </w:abstractNum>
-  <w:num w:numId="1" w16cid:durableId="2062752695">
+  <w:num w:numId="1" w16cid:durableId="1773620871">
     <w:abstractNumId w:val="0"/>
   </w:num>
-  <w:num w:numId="2" w16cid:durableId="1744719261">
+  <w:num w:numId="2" w16cid:durableId="1289816139">
     <w:abstractNumId w:val="2"/>
     <w:lvlOverride w:ilvl="0">
       <w:startOverride w:val="1"/>
@@ -77506,22 +77506,22 @@
       <w:startOverride w:val="1"/>
     </w:lvlOverride>
   </w:num>
-  <w:num w:numId="3" w16cid:durableId="1375426251">
+  <w:num w:numId="3" w16cid:durableId="1968462483">
     <w:abstractNumId w:val="1"/>
   </w:num>
-  <w:num w:numId="4" w16cid:durableId="1488088381">
+  <w:num w:numId="4" w16cid:durableId="1775205192">
     <w:abstractNumId w:val="1"/>
   </w:num>
-  <w:num w:numId="5" w16cid:durableId="1765952645">
+  <w:num w:numId="5" w16cid:durableId="904878420">
     <w:abstractNumId w:val="1"/>
   </w:num>
-  <w:num w:numId="6" w16cid:durableId="314645436">
+  <w:num w:numId="6" w16cid:durableId="1132746065">
     <w:abstractNumId w:val="1"/>
   </w:num>
-  <w:num w:numId="7" w16cid:durableId="545878590">
+  <w:num w:numId="7" w16cid:durableId="505168589">
     <w:abstractNumId w:val="1"/>
   </w:num>
-  <w:num w:numId="8" w16cid:durableId="279435">
+  <w:num w:numId="8" w16cid:durableId="1573546059">
     <w:abstractNumId w:val="2"/>
     <w:lvlOverride w:ilvl="0">
       <w:startOverride w:val="1"/>
@@ -77551,7 +77551,7 @@
       <w:startOverride w:val="1"/>
     </w:lvlOverride>
   </w:num>
-  <w:num w:numId="9" w16cid:durableId="815026106">
+  <w:num w:numId="9" w16cid:durableId="637805752">
     <w:abstractNumId w:val="1"/>
   </w:num>
 </w:numbering>
@@ -78788,7 +78788,7 @@
     <w:next w:val="Normal"/>
     <w:autoRedefine/>
     <w:uiPriority w:val="39"/>
-    <w:rsid w:val="00167BC1"/>
+    <w:rsid w:val="00452C52"/>
     <w:pPr>
       <w:spacing w:after="100"/>
     </w:pPr>
@@ -78799,7 +78799,7 @@
     <w:next w:val="Normal"/>
     <w:autoRedefine/>
     <w:uiPriority w:val="39"/>
-    <w:rsid w:val="00167BC1"/>
+    <w:rsid w:val="00452C52"/>
     <w:pPr>
       <w:spacing w:after="100"/>
       <w:ind w:left="240"/>

--- a/docs/papers/mon-hoc/thesis-full.docx
+++ b/docs/papers/mon-hoc/thesis-full.docx
@@ -148,7 +148,7 @@
         <w:pStyle w:val="Heading1"/>
       </w:pPr>
       <w:bookmarkStart w:id="0" w:name="đồ-án-môn-học"/>
-      <w:bookmarkStart w:id="1" w:name="_Toc239336970"/>
+      <w:bookmarkStart w:id="1" w:name="_Toc239337436"/>
       <w:r>
         <w:t>Đ</w:t>
       </w:r>
@@ -220,7 +220,7 @@
         <w:pStyle w:val="Heading1"/>
       </w:pPr>
       <w:bookmarkStart w:id="4" w:name="Xbe958ce37c6a089ac9bdc99dada4ec5e2c0f7da"/>
-      <w:bookmarkStart w:id="5" w:name="_Toc239336971"/>
+      <w:bookmarkStart w:id="5" w:name="_Toc239337437"/>
       <w:bookmarkEnd w:id="0"/>
       <w:bookmarkEnd w:id="3"/>
       <w:r>
@@ -795,7 +795,7 @@
     </w:p>
     <w:p>
       <w:r>
-        <w:pict w14:anchorId="32732907">
+        <w:pict w14:anchorId="0AB19EA1">
           <v:rect id="_x0000_i1025" style="width:0;height:1.5pt" o:hralign="center" o:hrstd="t" o:hr="t"/>
         </w:pict>
       </w:r>
@@ -805,7 +805,7 @@
         <w:pStyle w:val="Heading2"/>
       </w:pPr>
       <w:bookmarkStart w:id="6" w:name="mục-lục"/>
-      <w:bookmarkStart w:id="7" w:name="_Toc239336972"/>
+      <w:bookmarkStart w:id="7" w:name="_Toc239337438"/>
       <w:r>
         <w:t>M</w:t>
       </w:r>
@@ -845,7 +845,7 @@
       <w:r>
         <w:fldChar w:fldCharType="separate"/>
       </w:r>
-      <w:hyperlink w:anchor="_Toc239336970" w:history="1">
+      <w:hyperlink w:anchor="_Toc239337436" w:history="1">
         <w:r>
           <w:rPr>
             <w:rStyle w:val="Hyperlink"/>
@@ -872,7 +872,7 @@
             <w:noProof/>
             <w:webHidden/>
           </w:rPr>
-          <w:instrText xml:space="preserve"> PAGEREF _Toc239336970 \h </w:instrText>
+          <w:instrText xml:space="preserve"> PAGEREF _Toc239337436 \h </w:instrText>
         </w:r>
         <w:r>
           <w:rPr>
@@ -916,7 +916,7 @@
           <w14:ligatures w14:val="standardContextual"/>
         </w:rPr>
       </w:pPr>
-      <w:hyperlink w:anchor="_Toc239336971" w:history="1">
+      <w:hyperlink w:anchor="_Toc239337437" w:history="1">
         <w:r>
           <w:rPr>
             <w:rStyle w:val="Hyperlink"/>
@@ -943,7 +943,7 @@
             <w:noProof/>
             <w:webHidden/>
           </w:rPr>
-          <w:instrText xml:space="preserve"> PAGEREF _Toc239336971 \h </w:instrText>
+          <w:instrText xml:space="preserve"> PAGEREF _Toc239337437 \h </w:instrText>
         </w:r>
         <w:r>
           <w:rPr>
@@ -987,7 +987,7 @@
           <w14:ligatures w14:val="standardContextual"/>
         </w:rPr>
       </w:pPr>
-      <w:hyperlink w:anchor="_Toc239336972" w:history="1">
+      <w:hyperlink w:anchor="_Toc239337438" w:history="1">
         <w:r>
           <w:rPr>
             <w:rStyle w:val="Hyperlink"/>
@@ -1014,7 +1014,7 @@
             <w:noProof/>
             <w:webHidden/>
           </w:rPr>
-          <w:instrText xml:space="preserve"> PAGEREF _Toc239336972 \h </w:instrText>
+          <w:instrText xml:space="preserve"> PAGEREF _Toc239337438 \h </w:instrText>
         </w:r>
         <w:r>
           <w:rPr>
@@ -1058,7 +1058,7 @@
           <w14:ligatures w14:val="standardContextual"/>
         </w:rPr>
       </w:pPr>
-      <w:hyperlink w:anchor="_Toc239336973" w:history="1">
+      <w:hyperlink w:anchor="_Toc239337439" w:history="1">
         <w:r>
           <w:rPr>
             <w:rStyle w:val="Hyperlink"/>
@@ -1085,7 +1085,7 @@
             <w:noProof/>
             <w:webHidden/>
           </w:rPr>
-          <w:instrText xml:space="preserve"> PAGEREF _Toc239336973 \h </w:instrText>
+          <w:instrText xml:space="preserve"> PAGEREF _Toc239337439 \h </w:instrText>
         </w:r>
         <w:r>
           <w:rPr>
@@ -1129,7 +1129,7 @@
           <w14:ligatures w14:val="standardContextual"/>
         </w:rPr>
       </w:pPr>
-      <w:hyperlink w:anchor="_Toc239336974" w:history="1">
+      <w:hyperlink w:anchor="_Toc239337440" w:history="1">
         <w:r>
           <w:rPr>
             <w:rStyle w:val="Hyperlink"/>
@@ -1156,7 +1156,7 @@
             <w:noProof/>
             <w:webHidden/>
           </w:rPr>
-          <w:instrText xml:space="preserve"> PAGEREF _Toc239336974 \h </w:instrText>
+          <w:instrText xml:space="preserve"> PAGEREF _Toc239337440 \h </w:instrText>
         </w:r>
         <w:r>
           <w:rPr>
@@ -1200,7 +1200,7 @@
           <w14:ligatures w14:val="standardContextual"/>
         </w:rPr>
       </w:pPr>
-      <w:hyperlink w:anchor="_Toc239336975" w:history="1">
+      <w:hyperlink w:anchor="_Toc239337441" w:history="1">
         <w:r>
           <w:rPr>
             <w:rStyle w:val="Hyperlink"/>
@@ -1227,7 +1227,7 @@
             <w:noProof/>
             <w:webHidden/>
           </w:rPr>
-          <w:instrText xml:space="preserve"> PAGEREF _Toc239336975 \h </w:instrText>
+          <w:instrText xml:space="preserve"> PAGEREF _Toc239337441 \h </w:instrText>
         </w:r>
         <w:r>
           <w:rPr>
@@ -1271,7 +1271,7 @@
           <w14:ligatures w14:val="standardContextual"/>
         </w:rPr>
       </w:pPr>
-      <w:hyperlink w:anchor="_Toc239336976" w:history="1">
+      <w:hyperlink w:anchor="_Toc239337442" w:history="1">
         <w:r>
           <w:rPr>
             <w:rStyle w:val="Hyperlink"/>
@@ -1298,7 +1298,7 @@
             <w:noProof/>
             <w:webHidden/>
           </w:rPr>
-          <w:instrText xml:space="preserve"> PAGEREF _Toc239336976 \h </w:instrText>
+          <w:instrText xml:space="preserve"> PAGEREF _Toc239337442 \h </w:instrText>
         </w:r>
         <w:r>
           <w:rPr>
@@ -1342,7 +1342,7 @@
           <w14:ligatures w14:val="standardContextual"/>
         </w:rPr>
       </w:pPr>
-      <w:hyperlink w:anchor="_Toc239336977" w:history="1">
+      <w:hyperlink w:anchor="_Toc239337443" w:history="1">
         <w:r>
           <w:rPr>
             <w:rStyle w:val="Hyperlink"/>
@@ -1369,7 +1369,7 @@
             <w:noProof/>
             <w:webHidden/>
           </w:rPr>
-          <w:instrText xml:space="preserve"> PAGEREF _Toc239336977 \h </w:instrText>
+          <w:instrText xml:space="preserve"> PAGEREF _Toc239337443 \h </w:instrText>
         </w:r>
         <w:r>
           <w:rPr>
@@ -1413,7 +1413,7 @@
           <w14:ligatures w14:val="standardContextual"/>
         </w:rPr>
       </w:pPr>
-      <w:hyperlink w:anchor="_Toc239336978" w:history="1">
+      <w:hyperlink w:anchor="_Toc239337444" w:history="1">
         <w:r>
           <w:rPr>
             <w:rStyle w:val="Hyperlink"/>
@@ -1440,7 +1440,7 @@
             <w:noProof/>
             <w:webHidden/>
           </w:rPr>
-          <w:instrText xml:space="preserve"> PAGEREF _Toc239336978 \h </w:instrText>
+          <w:instrText xml:space="preserve"> PAGEREF _Toc239337444 \h </w:instrText>
         </w:r>
         <w:r>
           <w:rPr>
@@ -1484,7 +1484,7 @@
           <w14:ligatures w14:val="standardContextual"/>
         </w:rPr>
       </w:pPr>
-      <w:hyperlink w:anchor="_Toc239336979" w:history="1">
+      <w:hyperlink w:anchor="_Toc239337445" w:history="1">
         <w:r>
           <w:rPr>
             <w:rStyle w:val="Hyperlink"/>
@@ -1511,7 +1511,7 @@
             <w:noProof/>
             <w:webHidden/>
           </w:rPr>
-          <w:instrText xml:space="preserve"> PAGEREF _Toc239336979 \h </w:instrText>
+          <w:instrText xml:space="preserve"> PAGEREF _Toc239337445 \h </w:instrText>
         </w:r>
         <w:r>
           <w:rPr>
@@ -1555,7 +1555,7 @@
           <w14:ligatures w14:val="standardContextual"/>
         </w:rPr>
       </w:pPr>
-      <w:hyperlink w:anchor="_Toc239336980" w:history="1">
+      <w:hyperlink w:anchor="_Toc239337446" w:history="1">
         <w:r>
           <w:rPr>
             <w:rStyle w:val="Hyperlink"/>
@@ -1582,7 +1582,7 @@
             <w:noProof/>
             <w:webHidden/>
           </w:rPr>
-          <w:instrText xml:space="preserve"> PAGEREF _Toc239336980 \h </w:instrText>
+          <w:instrText xml:space="preserve"> PAGEREF _Toc239337446 \h </w:instrText>
         </w:r>
         <w:r>
           <w:rPr>
@@ -1626,7 +1626,7 @@
           <w14:ligatures w14:val="standardContextual"/>
         </w:rPr>
       </w:pPr>
-      <w:hyperlink w:anchor="_Toc239336981" w:history="1">
+      <w:hyperlink w:anchor="_Toc239337447" w:history="1">
         <w:r>
           <w:rPr>
             <w:rStyle w:val="Hyperlink"/>
@@ -1653,7 +1653,7 @@
             <w:noProof/>
             <w:webHidden/>
           </w:rPr>
-          <w:instrText xml:space="preserve"> PAGEREF _Toc239336981 \h </w:instrText>
+          <w:instrText xml:space="preserve"> PAGEREF _Toc239337447 \h </w:instrText>
         </w:r>
         <w:r>
           <w:rPr>
@@ -1697,7 +1697,7 @@
           <w14:ligatures w14:val="standardContextual"/>
         </w:rPr>
       </w:pPr>
-      <w:hyperlink w:anchor="_Toc239336982" w:history="1">
+      <w:hyperlink w:anchor="_Toc239337448" w:history="1">
         <w:r>
           <w:rPr>
             <w:rStyle w:val="Hyperlink"/>
@@ -1724,7 +1724,7 @@
             <w:noProof/>
             <w:webHidden/>
           </w:rPr>
-          <w:instrText xml:space="preserve"> PAGEREF _Toc239336982 \h </w:instrText>
+          <w:instrText xml:space="preserve"> PAGEREF _Toc239337448 \h </w:instrText>
         </w:r>
         <w:r>
           <w:rPr>
@@ -1768,7 +1768,7 @@
           <w14:ligatures w14:val="standardContextual"/>
         </w:rPr>
       </w:pPr>
-      <w:hyperlink w:anchor="_Toc239336983" w:history="1">
+      <w:hyperlink w:anchor="_Toc239337449" w:history="1">
         <w:r>
           <w:rPr>
             <w:rStyle w:val="Hyperlink"/>
@@ -1795,7 +1795,7 @@
             <w:noProof/>
             <w:webHidden/>
           </w:rPr>
-          <w:instrText xml:space="preserve"> PAGEREF _Toc239336983 \h </w:instrText>
+          <w:instrText xml:space="preserve"> PAGEREF _Toc239337449 \h </w:instrText>
         </w:r>
         <w:r>
           <w:rPr>
@@ -1839,7 +1839,7 @@
           <w14:ligatures w14:val="standardContextual"/>
         </w:rPr>
       </w:pPr>
-      <w:hyperlink w:anchor="_Toc239336984" w:history="1">
+      <w:hyperlink w:anchor="_Toc239337450" w:history="1">
         <w:r>
           <w:rPr>
             <w:rStyle w:val="Hyperlink"/>
@@ -1866,7 +1866,7 @@
             <w:noProof/>
             <w:webHidden/>
           </w:rPr>
-          <w:instrText xml:space="preserve"> PAGEREF _Toc239336984 \h </w:instrText>
+          <w:instrText xml:space="preserve"> PAGEREF _Toc239337450 \h </w:instrText>
         </w:r>
         <w:r>
           <w:rPr>
@@ -1910,7 +1910,7 @@
           <w14:ligatures w14:val="standardContextual"/>
         </w:rPr>
       </w:pPr>
-      <w:hyperlink w:anchor="_Toc239336985" w:history="1">
+      <w:hyperlink w:anchor="_Toc239337451" w:history="1">
         <w:r>
           <w:rPr>
             <w:rStyle w:val="Hyperlink"/>
@@ -1937,7 +1937,7 @@
             <w:noProof/>
             <w:webHidden/>
           </w:rPr>
-          <w:instrText xml:space="preserve"> PAGEREF _Toc239336985 \h </w:instrText>
+          <w:instrText xml:space="preserve"> PAGEREF _Toc239337451 \h </w:instrText>
         </w:r>
         <w:r>
           <w:rPr>
@@ -1981,7 +1981,7 @@
           <w14:ligatures w14:val="standardContextual"/>
         </w:rPr>
       </w:pPr>
-      <w:hyperlink w:anchor="_Toc239336986" w:history="1">
+      <w:hyperlink w:anchor="_Toc239337452" w:history="1">
         <w:r>
           <w:rPr>
             <w:rStyle w:val="Hyperlink"/>
@@ -2008,7 +2008,7 @@
             <w:noProof/>
             <w:webHidden/>
           </w:rPr>
-          <w:instrText xml:space="preserve"> PAGEREF _Toc239336986 \h </w:instrText>
+          <w:instrText xml:space="preserve"> PAGEREF _Toc239337452 \h </w:instrText>
         </w:r>
         <w:r>
           <w:rPr>
@@ -2052,7 +2052,7 @@
           <w14:ligatures w14:val="standardContextual"/>
         </w:rPr>
       </w:pPr>
-      <w:hyperlink w:anchor="_Toc239336987" w:history="1">
+      <w:hyperlink w:anchor="_Toc239337453" w:history="1">
         <w:r>
           <w:rPr>
             <w:rStyle w:val="Hyperlink"/>
@@ -2079,7 +2079,7 @@
             <w:noProof/>
             <w:webHidden/>
           </w:rPr>
-          <w:instrText xml:space="preserve"> PAGEREF _Toc239336987 \h </w:instrText>
+          <w:instrText xml:space="preserve"> PAGEREF _Toc239337453 \h </w:instrText>
         </w:r>
         <w:r>
           <w:rPr>
@@ -2123,7 +2123,7 @@
           <w14:ligatures w14:val="standardContextual"/>
         </w:rPr>
       </w:pPr>
-      <w:hyperlink w:anchor="_Toc239336988" w:history="1">
+      <w:hyperlink w:anchor="_Toc239337454" w:history="1">
         <w:r>
           <w:rPr>
             <w:rStyle w:val="Hyperlink"/>
@@ -2150,7 +2150,7 @@
             <w:noProof/>
             <w:webHidden/>
           </w:rPr>
-          <w:instrText xml:space="preserve"> PAGEREF _Toc239336988 \h </w:instrText>
+          <w:instrText xml:space="preserve"> PAGEREF _Toc239337454 \h </w:instrText>
         </w:r>
         <w:r>
           <w:rPr>
@@ -2194,7 +2194,7 @@
           <w14:ligatures w14:val="standardContextual"/>
         </w:rPr>
       </w:pPr>
-      <w:hyperlink w:anchor="_Toc239336989" w:history="1">
+      <w:hyperlink w:anchor="_Toc239337455" w:history="1">
         <w:r>
           <w:rPr>
             <w:rStyle w:val="Hyperlink"/>
@@ -2221,7 +2221,7 @@
             <w:noProof/>
             <w:webHidden/>
           </w:rPr>
-          <w:instrText xml:space="preserve"> PAGEREF _Toc239336989 \h </w:instrText>
+          <w:instrText xml:space="preserve"> PAGEREF _Toc239337455 \h </w:instrText>
         </w:r>
         <w:r>
           <w:rPr>
@@ -2265,7 +2265,7 @@
           <w14:ligatures w14:val="standardContextual"/>
         </w:rPr>
       </w:pPr>
-      <w:hyperlink w:anchor="_Toc239336990" w:history="1">
+      <w:hyperlink w:anchor="_Toc239337456" w:history="1">
         <w:r>
           <w:rPr>
             <w:rStyle w:val="Hyperlink"/>
@@ -2292,7 +2292,7 @@
             <w:noProof/>
             <w:webHidden/>
           </w:rPr>
-          <w:instrText xml:space="preserve"> PAGEREF _Toc239336990 \h </w:instrText>
+          <w:instrText xml:space="preserve"> PAGEREF _Toc239337456 \h </w:instrText>
         </w:r>
         <w:r>
           <w:rPr>
@@ -2336,7 +2336,7 @@
           <w14:ligatures w14:val="standardContextual"/>
         </w:rPr>
       </w:pPr>
-      <w:hyperlink w:anchor="_Toc239336991" w:history="1">
+      <w:hyperlink w:anchor="_Toc239337457" w:history="1">
         <w:r>
           <w:rPr>
             <w:rStyle w:val="Hyperlink"/>
@@ -2363,7 +2363,7 @@
             <w:noProof/>
             <w:webHidden/>
           </w:rPr>
-          <w:instrText xml:space="preserve"> PAGEREF _Toc239336991 \h </w:instrText>
+          <w:instrText xml:space="preserve"> PAGEREF _Toc239337457 \h </w:instrText>
         </w:r>
         <w:r>
           <w:rPr>
@@ -2407,7 +2407,7 @@
           <w14:ligatures w14:val="standardContextual"/>
         </w:rPr>
       </w:pPr>
-      <w:hyperlink w:anchor="_Toc239336992" w:history="1">
+      <w:hyperlink w:anchor="_Toc239337458" w:history="1">
         <w:r>
           <w:rPr>
             <w:rStyle w:val="Hyperlink"/>
@@ -2434,7 +2434,7 @@
             <w:noProof/>
             <w:webHidden/>
           </w:rPr>
-          <w:instrText xml:space="preserve"> PAGEREF _Toc239336992 \h </w:instrText>
+          <w:instrText xml:space="preserve"> PAGEREF _Toc239337458 \h </w:instrText>
         </w:r>
         <w:r>
           <w:rPr>
@@ -2478,7 +2478,7 @@
           <w14:ligatures w14:val="standardContextual"/>
         </w:rPr>
       </w:pPr>
-      <w:hyperlink w:anchor="_Toc239336993" w:history="1">
+      <w:hyperlink w:anchor="_Toc239337459" w:history="1">
         <w:r>
           <w:rPr>
             <w:rStyle w:val="Hyperlink"/>
@@ -2505,7 +2505,7 @@
             <w:noProof/>
             <w:webHidden/>
           </w:rPr>
-          <w:instrText xml:space="preserve"> PAGEREF _Toc239336993 \h </w:instrText>
+          <w:instrText xml:space="preserve"> PAGEREF _Toc239337459 \h </w:instrText>
         </w:r>
         <w:r>
           <w:rPr>
@@ -2549,7 +2549,7 @@
           <w14:ligatures w14:val="standardContextual"/>
         </w:rPr>
       </w:pPr>
-      <w:hyperlink w:anchor="_Toc239336994" w:history="1">
+      <w:hyperlink w:anchor="_Toc239337460" w:history="1">
         <w:r>
           <w:rPr>
             <w:rStyle w:val="Hyperlink"/>
@@ -2576,7 +2576,7 @@
             <w:noProof/>
             <w:webHidden/>
           </w:rPr>
-          <w:instrText xml:space="preserve"> PAGEREF _Toc239336994 \h </w:instrText>
+          <w:instrText xml:space="preserve"> PAGEREF _Toc239337460 \h </w:instrText>
         </w:r>
         <w:r>
           <w:rPr>
@@ -2620,7 +2620,7 @@
           <w14:ligatures w14:val="standardContextual"/>
         </w:rPr>
       </w:pPr>
-      <w:hyperlink w:anchor="_Toc239336995" w:history="1">
+      <w:hyperlink w:anchor="_Toc239337461" w:history="1">
         <w:r>
           <w:rPr>
             <w:rStyle w:val="Hyperlink"/>
@@ -2647,7 +2647,7 @@
             <w:noProof/>
             <w:webHidden/>
           </w:rPr>
-          <w:instrText xml:space="preserve"> PAGEREF _Toc239336995 \h </w:instrText>
+          <w:instrText xml:space="preserve"> PAGEREF _Toc239337461 \h </w:instrText>
         </w:r>
         <w:r>
           <w:rPr>
@@ -2691,7 +2691,7 @@
           <w14:ligatures w14:val="standardContextual"/>
         </w:rPr>
       </w:pPr>
-      <w:hyperlink w:anchor="_Toc239336996" w:history="1">
+      <w:hyperlink w:anchor="_Toc239337462" w:history="1">
         <w:r>
           <w:rPr>
             <w:rStyle w:val="Hyperlink"/>
@@ -2718,7 +2718,7 @@
             <w:noProof/>
             <w:webHidden/>
           </w:rPr>
-          <w:instrText xml:space="preserve"> PAGEREF _Toc239336996 \h </w:instrText>
+          <w:instrText xml:space="preserve"> PAGEREF _Toc239337462 \h </w:instrText>
         </w:r>
         <w:r>
           <w:rPr>
@@ -2762,7 +2762,7 @@
           <w14:ligatures w14:val="standardContextual"/>
         </w:rPr>
       </w:pPr>
-      <w:hyperlink w:anchor="_Toc239336997" w:history="1">
+      <w:hyperlink w:anchor="_Toc239337463" w:history="1">
         <w:r>
           <w:rPr>
             <w:rStyle w:val="Hyperlink"/>
@@ -2789,7 +2789,7 @@
             <w:noProof/>
             <w:webHidden/>
           </w:rPr>
-          <w:instrText xml:space="preserve"> PAGEREF _Toc239336997 \h </w:instrText>
+          <w:instrText xml:space="preserve"> PAGEREF _Toc239337463 \h </w:instrText>
         </w:r>
         <w:r>
           <w:rPr>
@@ -2833,7 +2833,7 @@
           <w14:ligatures w14:val="standardContextual"/>
         </w:rPr>
       </w:pPr>
-      <w:hyperlink w:anchor="_Toc239336998" w:history="1">
+      <w:hyperlink w:anchor="_Toc239337464" w:history="1">
         <w:r>
           <w:rPr>
             <w:rStyle w:val="Hyperlink"/>
@@ -2860,7 +2860,7 @@
             <w:noProof/>
             <w:webHidden/>
           </w:rPr>
-          <w:instrText xml:space="preserve"> PAGEREF _Toc239336998 \h </w:instrText>
+          <w:instrText xml:space="preserve"> PAGEREF _Toc239337464 \h </w:instrText>
         </w:r>
         <w:r>
           <w:rPr>
@@ -2904,7 +2904,7 @@
           <w14:ligatures w14:val="standardContextual"/>
         </w:rPr>
       </w:pPr>
-      <w:hyperlink w:anchor="_Toc239336999" w:history="1">
+      <w:hyperlink w:anchor="_Toc239337465" w:history="1">
         <w:r>
           <w:rPr>
             <w:rStyle w:val="Hyperlink"/>
@@ -2931,7 +2931,7 @@
             <w:noProof/>
             <w:webHidden/>
           </w:rPr>
-          <w:instrText xml:space="preserve"> PAGEREF _Toc239336999 \h </w:instrText>
+          <w:instrText xml:space="preserve"> PAGEREF _Toc239337465 \h </w:instrText>
         </w:r>
         <w:r>
           <w:rPr>
@@ -2975,7 +2975,7 @@
           <w14:ligatures w14:val="standardContextual"/>
         </w:rPr>
       </w:pPr>
-      <w:hyperlink w:anchor="_Toc239337000" w:history="1">
+      <w:hyperlink w:anchor="_Toc239337466" w:history="1">
         <w:r>
           <w:rPr>
             <w:rStyle w:val="Hyperlink"/>
@@ -3002,7 +3002,7 @@
             <w:noProof/>
             <w:webHidden/>
           </w:rPr>
-          <w:instrText xml:space="preserve"> PAGEREF _Toc239337000 \h </w:instrText>
+          <w:instrText xml:space="preserve"> PAGEREF _Toc239337466 \h </w:instrText>
         </w:r>
         <w:r>
           <w:rPr>
@@ -3046,7 +3046,7 @@
           <w14:ligatures w14:val="standardContextual"/>
         </w:rPr>
       </w:pPr>
-      <w:hyperlink w:anchor="_Toc239337001" w:history="1">
+      <w:hyperlink w:anchor="_Toc239337467" w:history="1">
         <w:r>
           <w:rPr>
             <w:rStyle w:val="Hyperlink"/>
@@ -3073,7 +3073,7 @@
             <w:noProof/>
             <w:webHidden/>
           </w:rPr>
-          <w:instrText xml:space="preserve"> PAGEREF _Toc239337001 \h </w:instrText>
+          <w:instrText xml:space="preserve"> PAGEREF _Toc239337467 \h </w:instrText>
         </w:r>
         <w:r>
           <w:rPr>
@@ -3117,7 +3117,7 @@
           <w14:ligatures w14:val="standardContextual"/>
         </w:rPr>
       </w:pPr>
-      <w:hyperlink w:anchor="_Toc239337002" w:history="1">
+      <w:hyperlink w:anchor="_Toc239337468" w:history="1">
         <w:r>
           <w:rPr>
             <w:rStyle w:val="Hyperlink"/>
@@ -3144,7 +3144,7 @@
             <w:noProof/>
             <w:webHidden/>
           </w:rPr>
-          <w:instrText xml:space="preserve"> PAGEREF _Toc239337002 \h </w:instrText>
+          <w:instrText xml:space="preserve"> PAGEREF _Toc239337468 \h </w:instrText>
         </w:r>
         <w:r>
           <w:rPr>
@@ -3188,7 +3188,7 @@
           <w14:ligatures w14:val="standardContextual"/>
         </w:rPr>
       </w:pPr>
-      <w:hyperlink w:anchor="_Toc239337003" w:history="1">
+      <w:hyperlink w:anchor="_Toc239337469" w:history="1">
         <w:r>
           <w:rPr>
             <w:rStyle w:val="Hyperlink"/>
@@ -3215,7 +3215,7 @@
             <w:noProof/>
             <w:webHidden/>
           </w:rPr>
-          <w:instrText xml:space="preserve"> PAGEREF _Toc239337003 \h </w:instrText>
+          <w:instrText xml:space="preserve"> PAGEREF _Toc239337469 \h </w:instrText>
         </w:r>
         <w:r>
           <w:rPr>
@@ -3259,7 +3259,7 @@
           <w14:ligatures w14:val="standardContextual"/>
         </w:rPr>
       </w:pPr>
-      <w:hyperlink w:anchor="_Toc239337004" w:history="1">
+      <w:hyperlink w:anchor="_Toc239337470" w:history="1">
         <w:r>
           <w:rPr>
             <w:rStyle w:val="Hyperlink"/>
@@ -3286,7 +3286,7 @@
             <w:noProof/>
             <w:webHidden/>
           </w:rPr>
-          <w:instrText xml:space="preserve"> PAGEREF _Toc239337004 \h </w:instrText>
+          <w:instrText xml:space="preserve"> PAGEREF _Toc239337470 \h </w:instrText>
         </w:r>
         <w:r>
           <w:rPr>
@@ -3330,7 +3330,7 @@
           <w14:ligatures w14:val="standardContextual"/>
         </w:rPr>
       </w:pPr>
-      <w:hyperlink w:anchor="_Toc239337005" w:history="1">
+      <w:hyperlink w:anchor="_Toc239337471" w:history="1">
         <w:r>
           <w:rPr>
             <w:rStyle w:val="Hyperlink"/>
@@ -3357,7 +3357,7 @@
             <w:noProof/>
             <w:webHidden/>
           </w:rPr>
-          <w:instrText xml:space="preserve"> PAGEREF _Toc239337005 \h </w:instrText>
+          <w:instrText xml:space="preserve"> PAGEREF _Toc239337471 \h </w:instrText>
         </w:r>
         <w:r>
           <w:rPr>
@@ -3401,7 +3401,7 @@
           <w14:ligatures w14:val="standardContextual"/>
         </w:rPr>
       </w:pPr>
-      <w:hyperlink w:anchor="_Toc239337006" w:history="1">
+      <w:hyperlink w:anchor="_Toc239337472" w:history="1">
         <w:r>
           <w:rPr>
             <w:rStyle w:val="Hyperlink"/>
@@ -3428,7 +3428,7 @@
             <w:noProof/>
             <w:webHidden/>
           </w:rPr>
-          <w:instrText xml:space="preserve"> PAGEREF _Toc239337006 \h </w:instrText>
+          <w:instrText xml:space="preserve"> PAGEREF _Toc239337472 \h </w:instrText>
         </w:r>
         <w:r>
           <w:rPr>
@@ -3474,7 +3474,7 @@
         <w:pStyle w:val="Heading1"/>
       </w:pPr>
       <w:bookmarkStart w:id="8" w:name="chương-1-giới-thiệu"/>
-      <w:bookmarkStart w:id="9" w:name="_Toc239336973"/>
+      <w:bookmarkStart w:id="9" w:name="_Toc239337439"/>
       <w:bookmarkEnd w:id="4"/>
       <w:bookmarkEnd w:id="6"/>
       <w:r>
@@ -3499,7 +3499,7 @@
         <w:pStyle w:val="Heading2"/>
       </w:pPr>
       <w:bookmarkStart w:id="10" w:name="X7d99df2d9d0c5141050eb9941026463f4c8ea2b"/>
-      <w:bookmarkStart w:id="11" w:name="_Toc239336974"/>
+      <w:bookmarkStart w:id="11" w:name="_Toc239337440"/>
       <w:r>
         <w:t>1.1. Đ</w:t>
       </w:r>
@@ -5349,7 +5349,7 @@
         <w:pStyle w:val="Heading2"/>
       </w:pPr>
       <w:bookmarkStart w:id="12" w:name="X60021b7b958505251ec70bd32e2bac9f8a0361c"/>
-      <w:bookmarkStart w:id="13" w:name="_Toc239336975"/>
+      <w:bookmarkStart w:id="13" w:name="_Toc239337441"/>
       <w:bookmarkEnd w:id="10"/>
       <w:r>
         <w:t>1.2. M</w:t>
@@ -7295,7 +7295,7 @@
         <w:pStyle w:val="Heading2"/>
       </w:pPr>
       <w:bookmarkStart w:id="17" w:name="X03724c88a1b7da9b434cf0a8db5356690a4bb71"/>
-      <w:bookmarkStart w:id="18" w:name="_Toc239336976"/>
+      <w:bookmarkStart w:id="18" w:name="_Toc239337442"/>
       <w:bookmarkEnd w:id="12"/>
       <w:bookmarkEnd w:id="16"/>
       <w:r>
@@ -7757,7 +7757,7 @@
               <w:t>OpenCV</w:t>
             </w:r>
             <w:r>
-              <w:t xml:space="preserve"> [17]</w:t>
+              <w:t xml:space="preserve"> [16]</w:t>
             </w:r>
           </w:p>
         </w:tc>
@@ -7945,7 +7945,7 @@
               <w:t>YOLO11n</w:t>
             </w:r>
             <w:r>
-              <w:t xml:space="preserve"> [8]</w:t>
+              <w:t xml:space="preserve"> [7]</w:t>
             </w:r>
           </w:p>
         </w:tc>
@@ -8218,7 +8218,7 @@
               <w:t>PaddleOCR PP-OCRv5 mobile</w:t>
             </w:r>
             <w:r>
-              <w:t xml:space="preserve"> [9]</w:t>
+              <w:t xml:space="preserve"> [8]</w:t>
             </w:r>
           </w:p>
         </w:tc>
@@ -9100,7 +9100,7 @@
         <w:pStyle w:val="Heading1"/>
       </w:pPr>
       <w:bookmarkStart w:id="20" w:name="chương-2-cơ-sở-lý-thuyết"/>
-      <w:bookmarkStart w:id="21" w:name="_Toc239336977"/>
+      <w:bookmarkStart w:id="21" w:name="_Toc239337443"/>
       <w:bookmarkEnd w:id="8"/>
       <w:bookmarkEnd w:id="17"/>
       <w:r>
@@ -9397,7 +9397,7 @@
         <w:pStyle w:val="Heading2"/>
       </w:pPr>
       <w:bookmarkStart w:id="22" w:name="X2256001523e16d112c59df938522f140b8b988e"/>
-      <w:bookmarkStart w:id="23" w:name="_Toc239336978"/>
+      <w:bookmarkStart w:id="23" w:name="_Toc239337444"/>
       <w:r>
         <w:t>2.1. Quy chu</w:t>
       </w:r>
@@ -10001,7 +10001,7 @@
         <w:t>ợ</w:t>
       </w:r>
       <w:r>
-        <w:t>c gán [7]. Ki</w:t>
+        <w:t>c gán [4]. Ki</w:t>
       </w:r>
       <w:r>
         <w:t>ể</w:t>
@@ -14076,7 +14076,7 @@
         <w:pStyle w:val="Heading2"/>
       </w:pPr>
       <w:bookmarkStart w:id="30" w:name="Xb21b4f0690a73e92e2a35192cb39315a0956521"/>
-      <w:bookmarkStart w:id="31" w:name="_Toc239336979"/>
+      <w:bookmarkStart w:id="31" w:name="_Toc239337445"/>
       <w:bookmarkEnd w:id="22"/>
       <w:bookmarkEnd w:id="28"/>
       <w:r>
@@ -15267,7 +15267,7 @@
         <w:t>CLAHE</w:t>
       </w:r>
       <w:r>
-        <w:t xml:space="preserve"> [11] kh</w:t>
+        <w:t xml:space="preserve"> [10] kh</w:t>
       </w:r>
       <w:r>
         <w:t>ắ</w:t>
@@ -15680,7 +15680,7 @@
         <w:t>ả</w:t>
       </w:r>
       <w:r>
-        <w:t xml:space="preserve"> trong chính bài toán ALPR [10].</w:t>
+        <w:t xml:space="preserve"> trong chính bài toán ALPR [9].</w:t>
       </w:r>
     </w:p>
     <w:p>
@@ -16223,7 +16223,7 @@
         <w:t>c song phương</w:t>
       </w:r>
       <w:r>
-        <w:t xml:space="preserve"> [12] nhân thêm m</w:t>
+        <w:t xml:space="preserve"> [11] nhân thêm m</w:t>
       </w:r>
       <w:r>
         <w:t>ộ</w:t>
@@ -18769,7 +18769,7 @@
         <w:t>c (pHash)</w:t>
       </w:r>
       <w:r>
-        <w:t xml:space="preserve"> [15] ho</w:t>
+        <w:t xml:space="preserve"> [14] ho</w:t>
       </w:r>
       <w:r>
         <w:t>ạ</w:t>
@@ -19316,7 +19316,7 @@
         <w:pStyle w:val="Heading2"/>
       </w:pPr>
       <w:bookmarkStart w:id="38" w:name="X8ff52f1334e3f0e382caf7ffa1b7096a981291c"/>
-      <w:bookmarkStart w:id="39" w:name="_Toc239336980"/>
+      <w:bookmarkStart w:id="39" w:name="_Toc239337446"/>
       <w:bookmarkEnd w:id="30"/>
       <w:bookmarkEnd w:id="37"/>
       <w:r>
@@ -19595,7 +19595,7 @@
           <w:noProof/>
         </w:rPr>
         <w:drawing>
-          <wp:inline distT="0" distB="0" distL="0" distR="0" wp14:anchorId="06F9C372" wp14:editId="36CB8DFC">
+          <wp:inline distT="0" distB="0" distL="0" distR="0" wp14:anchorId="5B1F3EE8" wp14:editId="58BD41DE">
             <wp:extent cx="5334000" cy="1435553"/>
             <wp:effectExtent l="0" t="0" r="0" b="0"/>
             <wp:docPr id="37" name="Picture"/>
@@ -19676,7 +19676,7 @@
           <w:i/>
           <w:iCs/>
         </w:rPr>
-        <w:t>(theo [8])</w:t>
+        <w:t>(theo [7])</w:t>
       </w:r>
     </w:p>
     <w:p>
@@ -20114,7 +20114,7 @@
         <w:t>ấ</w:t>
       </w:r>
       <w:r>
-        <w:t>t [8].</w:t>
+        <w:t>t [7].</w:t>
       </w:r>
     </w:p>
     <w:p>
@@ -21057,7 +21057,7 @@
         <w:pStyle w:val="Heading2"/>
       </w:pPr>
       <w:bookmarkStart w:id="43" w:name="X1a77f36e16d4ad267b00eabe7cf793e1dbe08e9"/>
-      <w:bookmarkStart w:id="44" w:name="_Toc239336981"/>
+      <w:bookmarkStart w:id="44" w:name="_Toc239337447"/>
       <w:bookmarkEnd w:id="38"/>
       <w:bookmarkEnd w:id="42"/>
       <w:r>
@@ -21134,7 +21134,7 @@
         <w:t>CRNN</w:t>
       </w:r>
       <w:r>
-        <w:t xml:space="preserve"> [14] g</w:t>
+        <w:t xml:space="preserve"> [13] g</w:t>
       </w:r>
       <w:r>
         <w:t>ồ</w:t>
@@ -21423,7 +21423,7 @@
         <w:t>t mát CTC</w:t>
       </w:r>
       <w:r>
-        <w:t xml:space="preserve"> [13] gi</w:t>
+        <w:t xml:space="preserve"> [12] gi</w:t>
       </w:r>
       <w:r>
         <w:t>ả</w:t>
@@ -22227,7 +22227,7 @@
           <w:noProof/>
         </w:rPr>
         <w:drawing>
-          <wp:inline distT="0" distB="0" distL="0" distR="0" wp14:anchorId="3A12BE69" wp14:editId="7C1F8F05">
+          <wp:inline distT="0" distB="0" distL="0" distR="0" wp14:anchorId="6F94B797" wp14:editId="375402CF">
             <wp:extent cx="5334000" cy="2884362"/>
             <wp:effectExtent l="0" t="0" r="0" b="0"/>
             <wp:docPr id="44" name="Picture"/>
@@ -22493,7 +22493,7 @@
           <w:noProof/>
         </w:rPr>
         <w:drawing>
-          <wp:inline distT="0" distB="0" distL="0" distR="0" wp14:anchorId="61BE9A97" wp14:editId="683D82B9">
+          <wp:inline distT="0" distB="0" distL="0" distR="0" wp14:anchorId="2CFC88DB" wp14:editId="6F1B023D">
             <wp:extent cx="5334000" cy="632732"/>
             <wp:effectExtent l="0" t="0" r="0" b="0"/>
             <wp:docPr id="49" name="Picture"/>
@@ -24396,7 +24396,7 @@
         <w:pStyle w:val="Heading1"/>
       </w:pPr>
       <w:bookmarkStart w:id="50" w:name="chương-3-thiết-kế-và-cài-đặt"/>
-      <w:bookmarkStart w:id="51" w:name="_Toc239336982"/>
+      <w:bookmarkStart w:id="51" w:name="_Toc239337448"/>
       <w:bookmarkEnd w:id="20"/>
       <w:bookmarkEnd w:id="43"/>
       <w:bookmarkEnd w:id="49"/>
@@ -24428,7 +24428,7 @@
         <w:pStyle w:val="Heading2"/>
       </w:pPr>
       <w:bookmarkStart w:id="52" w:name="X21a22cc9b66dca004f2960f37df13c53a04e97b"/>
-      <w:bookmarkStart w:id="53" w:name="_Toc239336983"/>
+      <w:bookmarkStart w:id="53" w:name="_Toc239337449"/>
       <w:r>
         <w:t>3.1. Ki</w:t>
       </w:r>
@@ -24520,7 +24520,7 @@
           <w:noProof/>
         </w:rPr>
         <w:drawing>
-          <wp:inline distT="0" distB="0" distL="0" distR="0" wp14:anchorId="1ACCD451" wp14:editId="3EF9EA7D">
+          <wp:inline distT="0" distB="0" distL="0" distR="0" wp14:anchorId="7A31BF57" wp14:editId="61865D12">
             <wp:extent cx="5334000" cy="401410"/>
             <wp:effectExtent l="0" t="0" r="0" b="0"/>
             <wp:docPr id="57" name="Picture"/>
@@ -26189,7 +26189,7 @@
         <w:pStyle w:val="Heading2"/>
       </w:pPr>
       <w:bookmarkStart w:id="55" w:name="X1f307d8f8c73bce8db8683c986faea6c8ea66a3"/>
-      <w:bookmarkStart w:id="56" w:name="_Toc239336984"/>
+      <w:bookmarkStart w:id="56" w:name="_Toc239337450"/>
       <w:bookmarkEnd w:id="52"/>
       <w:r>
         <w:t>3.2. Xây d</w:t>
@@ -26256,7 +26256,7 @@
           <w:noProof/>
         </w:rPr>
         <w:drawing>
-          <wp:inline distT="0" distB="0" distL="0" distR="0" wp14:anchorId="14A586B1" wp14:editId="2D2D0081">
+          <wp:inline distT="0" distB="0" distL="0" distR="0" wp14:anchorId="7AAD6E1A" wp14:editId="6A65D13B">
             <wp:extent cx="5334000" cy="802821"/>
             <wp:effectExtent l="0" t="0" r="0" b="0"/>
             <wp:docPr id="62" name="Picture"/>
@@ -30368,7 +30368,7 @@
         <w:pStyle w:val="Heading2"/>
       </w:pPr>
       <w:bookmarkStart w:id="62" w:name="X6a397cb1739f1ec0a8c9714808f79a5ce1fbf6f"/>
-      <w:bookmarkStart w:id="63" w:name="_Toc239336985"/>
+      <w:bookmarkStart w:id="63" w:name="_Toc239337451"/>
       <w:bookmarkEnd w:id="55"/>
       <w:bookmarkEnd w:id="61"/>
       <w:r>
@@ -31934,7 +31934,7 @@
         <w:pStyle w:val="Heading2"/>
       </w:pPr>
       <w:bookmarkStart w:id="65" w:name="X9c2c9b365086d10c999a46e4942f14d73b6baa5"/>
-      <w:bookmarkStart w:id="66" w:name="_Toc239336986"/>
+      <w:bookmarkStart w:id="66" w:name="_Toc239337452"/>
       <w:bookmarkEnd w:id="62"/>
       <w:r>
         <w:t>3.4. Kh</w:t>
@@ -32718,7 +32718,7 @@
           <w:noProof/>
         </w:rPr>
         <w:drawing>
-          <wp:inline distT="0" distB="0" distL="0" distR="0" wp14:anchorId="3279244A" wp14:editId="6C71F309">
+          <wp:inline distT="0" distB="0" distL="0" distR="0" wp14:anchorId="5F18B2F4" wp14:editId="51961168">
             <wp:extent cx="5334000" cy="8969712"/>
             <wp:effectExtent l="0" t="0" r="0" b="0"/>
             <wp:docPr id="73" name="Picture"/>
@@ -38667,7 +38667,7 @@
         <w:pStyle w:val="Heading2"/>
       </w:pPr>
       <w:bookmarkStart w:id="75" w:name="Xb17945b5d9374e5087c2c96ace1685ff00e2e22"/>
-      <w:bookmarkStart w:id="76" w:name="_Toc239336987"/>
+      <w:bookmarkStart w:id="76" w:name="_Toc239337453"/>
       <w:bookmarkEnd w:id="65"/>
       <w:bookmarkEnd w:id="74"/>
       <w:r>
@@ -40037,7 +40037,7 @@
         <w:pStyle w:val="Heading2"/>
       </w:pPr>
       <w:bookmarkStart w:id="77" w:name="Xfad7df3f963ac0b8ebfe8cf87d7c64fa075f760"/>
-      <w:bookmarkStart w:id="78" w:name="_Toc239336988"/>
+      <w:bookmarkStart w:id="78" w:name="_Toc239337454"/>
       <w:bookmarkEnd w:id="75"/>
       <w:r>
         <w:t>3.6. B</w:t>
@@ -40083,7 +40083,7 @@
           <w:noProof/>
         </w:rPr>
         <w:drawing>
-          <wp:inline distT="0" distB="0" distL="0" distR="0" wp14:anchorId="6A859D66" wp14:editId="22F43915">
+          <wp:inline distT="0" distB="0" distL="0" distR="0" wp14:anchorId="0526A9A9" wp14:editId="37477AEF">
             <wp:extent cx="5334000" cy="1217839"/>
             <wp:effectExtent l="0" t="0" r="0" b="0"/>
             <wp:docPr id="86" name="Picture"/>
@@ -42864,7 +42864,7 @@
         <w:pStyle w:val="Heading2"/>
       </w:pPr>
       <w:bookmarkStart w:id="80" w:name="X9b5467225f237e4ee44d60f7d236cbdfdaa1e07"/>
-      <w:bookmarkStart w:id="81" w:name="_Toc239336989"/>
+      <w:bookmarkStart w:id="81" w:name="_Toc239337455"/>
       <w:bookmarkEnd w:id="77"/>
       <w:r>
         <w:t xml:space="preserve">3.7. </w:t>
@@ -42984,7 +42984,7 @@
           <w:noProof/>
         </w:rPr>
         <w:drawing>
-          <wp:inline distT="0" distB="0" distL="0" distR="0" wp14:anchorId="0E3EAB1B" wp14:editId="1536E16F">
+          <wp:inline distT="0" distB="0" distL="0" distR="0" wp14:anchorId="4C43E1B0" wp14:editId="633605FC">
             <wp:extent cx="5334000" cy="5953125"/>
             <wp:effectExtent l="0" t="0" r="0" b="0"/>
             <wp:docPr id="91" name="Picture"/>
@@ -44094,7 +44094,7 @@
         <w:pStyle w:val="Heading1"/>
       </w:pPr>
       <w:bookmarkStart w:id="83" w:name="chương-4-thực-nghiệm-và-đánh-giá"/>
-      <w:bookmarkStart w:id="84" w:name="_Toc239336990"/>
+      <w:bookmarkStart w:id="84" w:name="_Toc239337456"/>
       <w:bookmarkEnd w:id="50"/>
       <w:bookmarkEnd w:id="80"/>
       <w:r>
@@ -44119,7 +44119,7 @@
         <w:pStyle w:val="Heading2"/>
       </w:pPr>
       <w:bookmarkStart w:id="85" w:name="X43cb4672f728ce1df4f211c1d18360135f0c40b"/>
-      <w:bookmarkStart w:id="86" w:name="_Toc239336991"/>
+      <w:bookmarkStart w:id="86" w:name="_Toc239337457"/>
       <w:r>
         <w:t>4.1. Môi trư</w:t>
       </w:r>
@@ -45741,7 +45741,7 @@
         <w:pStyle w:val="Heading2"/>
       </w:pPr>
       <w:bookmarkStart w:id="87" w:name="Xe48430b60e6d2b1022368eb4316c1fe9f53411f"/>
-      <w:bookmarkStart w:id="88" w:name="_Toc239336992"/>
+      <w:bookmarkStart w:id="88" w:name="_Toc239337458"/>
       <w:bookmarkEnd w:id="85"/>
       <w:r>
         <w:t>4.2. K</w:t>
@@ -49276,7 +49276,7 @@
         <w:pStyle w:val="Heading2"/>
       </w:pPr>
       <w:bookmarkStart w:id="95" w:name="X09b724f0b907c7f652c2569c27ef1d5728c277c"/>
-      <w:bookmarkStart w:id="96" w:name="_Toc239336993"/>
+      <w:bookmarkStart w:id="96" w:name="_Toc239337459"/>
       <w:bookmarkEnd w:id="87"/>
       <w:bookmarkEnd w:id="93"/>
       <w:r>
@@ -51548,7 +51548,7 @@
           <w:noProof/>
         </w:rPr>
         <w:drawing>
-          <wp:inline distT="0" distB="0" distL="0" distR="0" wp14:anchorId="757322C2" wp14:editId="5D095899">
+          <wp:inline distT="0" distB="0" distL="0" distR="0" wp14:anchorId="2A9087B7" wp14:editId="05B331EE">
             <wp:extent cx="5334000" cy="2883855"/>
             <wp:effectExtent l="0" t="0" r="0" b="0"/>
             <wp:docPr id="108" name="Picture"/>
@@ -56571,7 +56571,7 @@
         <w:pStyle w:val="Heading2"/>
       </w:pPr>
       <w:bookmarkStart w:id="106" w:name="X0c205a3fd5474e5e1d380a3735df7543f97f059"/>
-      <w:bookmarkStart w:id="107" w:name="_Toc239336994"/>
+      <w:bookmarkStart w:id="107" w:name="_Toc239337460"/>
       <w:bookmarkEnd w:id="95"/>
       <w:bookmarkEnd w:id="104"/>
       <w:r>
@@ -58512,7 +58512,7 @@
         <w:t>ạ</w:t>
       </w:r>
       <w:r>
-        <w:t>ng FSRCNN [16], dành cho vùng bi</w:t>
+        <w:t>ng FSRCNN [15], dành cho vùng bi</w:t>
       </w:r>
       <w:r>
         <w:t>ể</w:t>
@@ -59513,7 +59513,7 @@
         <w:pStyle w:val="Heading2"/>
       </w:pPr>
       <w:bookmarkStart w:id="113" w:name="X8f4b2c0e55e8764a0677cdfa39e96dbe6822859"/>
-      <w:bookmarkStart w:id="114" w:name="_Toc239336995"/>
+      <w:bookmarkStart w:id="114" w:name="_Toc239337461"/>
       <w:bookmarkEnd w:id="106"/>
       <w:bookmarkEnd w:id="112"/>
       <w:r>
@@ -62656,7 +62656,7 @@
         <w:pStyle w:val="Heading2"/>
       </w:pPr>
       <w:bookmarkStart w:id="120" w:name="X7468ed9f095dd0192ebc5de940dc44b5cd3e099"/>
-      <w:bookmarkStart w:id="121" w:name="_Toc239336996"/>
+      <w:bookmarkStart w:id="121" w:name="_Toc239337462"/>
       <w:bookmarkEnd w:id="113"/>
       <w:bookmarkEnd w:id="118"/>
       <w:r>
@@ -64517,7 +64517,7 @@
           <w:noProof/>
         </w:rPr>
         <w:drawing>
-          <wp:inline distT="0" distB="0" distL="0" distR="0" wp14:anchorId="4A98C39E" wp14:editId="61955CAA">
+          <wp:inline distT="0" distB="0" distL="0" distR="0" wp14:anchorId="468F1EA6" wp14:editId="7B97A011">
             <wp:extent cx="5334000" cy="3317670"/>
             <wp:effectExtent l="0" t="0" r="0" b="0"/>
             <wp:docPr id="131" name="Picture"/>
@@ -65249,7 +65249,7 @@
         <w:pStyle w:val="Heading2"/>
       </w:pPr>
       <w:bookmarkStart w:id="124" w:name="X88e1c26a6581f7bd1dbdb2c85ae6116c5ba8393"/>
-      <w:bookmarkStart w:id="125" w:name="_Toc239336997"/>
+      <w:bookmarkStart w:id="125" w:name="_Toc239337463"/>
       <w:bookmarkEnd w:id="120"/>
       <w:r>
         <w:t>4.7. Các y</w:t>
@@ -67104,7 +67104,7 @@
         <w:pStyle w:val="Heading1"/>
       </w:pPr>
       <w:bookmarkStart w:id="127" w:name="chương-5-kết-luận-và-hướng-phát-triển"/>
-      <w:bookmarkStart w:id="128" w:name="_Toc239336998"/>
+      <w:bookmarkStart w:id="128" w:name="_Toc239337464"/>
       <w:bookmarkEnd w:id="83"/>
       <w:bookmarkEnd w:id="124"/>
       <w:r>
@@ -67141,7 +67141,7 @@
         <w:pStyle w:val="Heading2"/>
       </w:pPr>
       <w:bookmarkStart w:id="129" w:name="Xcefa088882d41b38c21b7b5b44c738cb5564fbb"/>
-      <w:bookmarkStart w:id="130" w:name="_Toc239336999"/>
+      <w:bookmarkStart w:id="130" w:name="_Toc239337465"/>
       <w:r>
         <w:t>5.1. K</w:t>
       </w:r>
@@ -68642,7 +68642,7 @@
         <w:pStyle w:val="Heading2"/>
       </w:pPr>
       <w:bookmarkStart w:id="132" w:name="Xe79f58ab8ce7b6f148c68a374118dd9eaec1a1c"/>
-      <w:bookmarkStart w:id="133" w:name="_Toc239337000"/>
+      <w:bookmarkStart w:id="133" w:name="_Toc239337466"/>
       <w:bookmarkEnd w:id="129"/>
       <w:r>
         <w:t>5.2. H</w:t>
@@ -69856,7 +69856,7 @@
         <w:pStyle w:val="Heading2"/>
       </w:pPr>
       <w:bookmarkStart w:id="135" w:name="X66db71c9020c40cf46e490c5c37ad244e2b7594"/>
-      <w:bookmarkStart w:id="136" w:name="_Toc239337001"/>
+      <w:bookmarkStart w:id="136" w:name="_Toc239337467"/>
       <w:bookmarkEnd w:id="132"/>
       <w:r>
         <w:t>5.3. Hư</w:t>
@@ -71447,7 +71447,7 @@
         <w:pStyle w:val="Heading2"/>
       </w:pPr>
       <w:bookmarkStart w:id="138" w:name="Xe5a2fe3dfcd4681648271b7ddc344b106e48b3b"/>
-      <w:bookmarkStart w:id="139" w:name="_Toc239337002"/>
+      <w:bookmarkStart w:id="139" w:name="_Toc239337468"/>
       <w:bookmarkEnd w:id="135"/>
       <w:r>
         <w:t>5.4. K</w:t>
@@ -72370,7 +72370,7 @@
         <w:pStyle w:val="Heading1"/>
       </w:pPr>
       <w:bookmarkStart w:id="140" w:name="tài-liệu-tham-khảo"/>
-      <w:bookmarkStart w:id="141" w:name="_Toc239337003"/>
+      <w:bookmarkStart w:id="141" w:name="_Toc239337469"/>
       <w:bookmarkEnd w:id="127"/>
       <w:bookmarkEnd w:id="138"/>
       <w:r>
@@ -72714,37 +72714,79 @@
         <w:t>ố</w:t>
       </w:r>
       <w:r>
-        <w:t xml:space="preserve"> 79/2024/TT-BCA đã đư</w:t>
-      </w:r>
-      <w:r>
-        <w:t>ợ</w:t>
-      </w:r>
-      <w:r>
-        <w:t>c s</w:t>
-      </w:r>
-      <w:r>
-        <w:t>ử</w:t>
-      </w:r>
-      <w:r>
-        <w:t>a đ</w:t>
-      </w:r>
-      <w:r>
-        <w:t>ổ</w:t>
-      </w:r>
-      <w:r>
-        <w:t>i t</w:t>
-      </w:r>
-      <w:r>
-        <w:t>ạ</w:t>
-      </w:r>
-      <w:r>
-        <w:t>i Thông tư s</w:t>
+        <w:t xml:space="preserve"> 79/2024/TT-BCA quy đ</w:t>
+      </w:r>
+      <w:r>
+        <w:t>ị</w:t>
+      </w:r>
+      <w:r>
+        <w:t>nh v</w:t>
+      </w:r>
+      <w:r>
+        <w:t>ề</w:t>
+      </w:r>
+      <w:r>
+        <w:t xml:space="preserve"> c</w:t>
+      </w:r>
+      <w:r>
+        <w:t>ấ</w:t>
+      </w:r>
+      <w:r>
+        <w:t>p, thu h</w:t>
+      </w:r>
+      <w:r>
+        <w:t>ồ</w:t>
+      </w:r>
+      <w:r>
+        <w:t>i ch</w:t>
+      </w:r>
+      <w:r>
+        <w:t>ứ</w:t>
+      </w:r>
+      <w:r>
+        <w:t>ng nh</w:t>
+      </w:r>
+      <w:r>
+        <w:t>ậ</w:t>
+      </w:r>
+      <w:r>
+        <w:t>n đăng ký xe, bi</w:t>
+      </w:r>
+      <w:r>
+        <w:t>ể</w:t>
+      </w:r>
+      <w:r>
+        <w:t>n s</w:t>
       </w:r>
       <w:r>
         <w:t>ố</w:t>
       </w:r>
       <w:r>
-        <w:t xml:space="preserve"> 13/2025/TT-BCA," 2025. [Tr</w:t>
+        <w:t xml:space="preserve"> xe cơ gi</w:t>
+      </w:r>
+      <w:r>
+        <w:t>ớ</w:t>
+      </w:r>
+      <w:r>
+        <w:t>i, xe máy chuyên dùng," ban hành 30/06/2025, hi</w:t>
+      </w:r>
+      <w:r>
+        <w:t>ệ</w:t>
+      </w:r>
+      <w:r>
+        <w:t>u l</w:t>
+      </w:r>
+      <w:r>
+        <w:t>ự</w:t>
+      </w:r>
+      <w:r>
+        <w:t>c 01/07/2025, Công báo s</w:t>
+      </w:r>
+      <w:r>
+        <w:t>ố</w:t>
+      </w:r>
+      <w:r>
+        <w:t xml:space="preserve"> 887+888 ngày 15/07/2025. [Tr</w:t>
       </w:r>
       <w:r>
         <w:t>ự</w:t>
@@ -72775,7 +72817,7 @@
           <w:rPr>
             <w:rStyle w:val="Hyperlink"/>
           </w:rPr>
-          <w:t>https://congbao.chinhphu.vn/van-ban/thong-tu-so-51-2025-tt-bca-45356.htm</w:t>
+          <w:t>https://congbao.chinhphu.vn/van-ban/thong-tu-so-51-2025-tt-bca-45356/57302.htm</w:t>
         </w:r>
       </w:hyperlink>
       <w:r>
@@ -72785,7 +72827,7 @@
         <w:t>ậ</w:t>
       </w:r>
       <w:r>
-        <w:t>p ngày 2026-07-19).</w:t>
+        <w:t>p ngày 2026-09-03).</w:t>
       </w:r>
     </w:p>
     <w:p>
@@ -73029,142 +73071,33 @@
         <w:pStyle w:val="BodyText"/>
       </w:pPr>
       <w:r>
-        <w:t>[7] Thư vi</w:t>
-      </w:r>
-      <w:r>
-        <w:t>ệ</w:t>
-      </w:r>
-      <w:r>
-        <w:t>n Nhà đ</w:t>
-      </w:r>
-      <w:r>
-        <w:t>ấ</w:t>
-      </w:r>
-      <w:r>
-        <w:t>t, "Chính th</w:t>
-      </w:r>
-      <w:r>
-        <w:t>ứ</w:t>
-      </w:r>
-      <w:r>
-        <w:t>c ký hi</w:t>
-      </w:r>
-      <w:r>
-        <w:t>ệ</w:t>
-      </w:r>
-      <w:r>
-        <w:t>u bi</w:t>
-      </w:r>
-      <w:r>
-        <w:t>ể</w:t>
-      </w:r>
-      <w:r>
-        <w:t>n s</w:t>
-      </w:r>
-      <w:r>
-        <w:t>ố</w:t>
-      </w:r>
-      <w:r>
-        <w:t xml:space="preserve"> xe 34 t</w:t>
+        <w:t>[7] G. Jocher, J. Qiu, "Ultralytics YOLO11," Ultralytics, 2024. [Tr</w:t>
+      </w:r>
+      <w:r>
+        <w:t>ự</w:t>
+      </w:r>
+      <w:r>
+        <w:t>c tuy</w:t>
+      </w:r>
+      <w:r>
+        <w:t>ế</w:t>
+      </w:r>
+      <w:r>
+        <w:t>n]. Đ</w:t>
+      </w:r>
+      <w:r>
+        <w:t>ị</w:t>
+      </w:r>
+      <w:r>
+        <w:t>a ch</w:t>
       </w:r>
       <w:r>
         <w:t>ỉ</w:t>
       </w:r>
       <w:r>
-        <w:t>nh thành sau sáp nh</w:t>
-      </w:r>
-      <w:r>
-        <w:t>ậ</w:t>
-      </w:r>
-      <w:r>
-        <w:t>p theo Thông tư 51/2025/TT-BCA," Thư vi</w:t>
-      </w:r>
-      <w:r>
-        <w:t>ệ</w:t>
-      </w:r>
-      <w:r>
-        <w:t>n Nhà đ</w:t>
-      </w:r>
-      <w:r>
-        <w:t>ấ</w:t>
-      </w:r>
-      <w:r>
-        <w:t>t, 2025. [Tr</w:t>
-      </w:r>
-      <w:r>
-        <w:t>ự</w:t>
-      </w:r>
-      <w:r>
-        <w:t>c tuy</w:t>
-      </w:r>
-      <w:r>
-        <w:t>ế</w:t>
-      </w:r>
-      <w:r>
-        <w:t>n]. Đ</w:t>
-      </w:r>
-      <w:r>
-        <w:t>ị</w:t>
-      </w:r>
-      <w:r>
-        <w:t>a ch</w:t>
-      </w:r>
-      <w:r>
-        <w:t>ỉ</w:t>
-      </w:r>
-      <w:r>
         <w:t xml:space="preserve">: </w:t>
       </w:r>
       <w:hyperlink r:id="rId21">
-        <w:r>
-          <w:rPr>
-            <w:rStyle w:val="Hyperlink"/>
-          </w:rPr>
-          <w:t>https://thuviennhadat.vn/phap-luat/chinh-thuc-ky-hieu-bien-so-xe-34-tinh-thanh-sau-sap-nhap-theo-thong-tu-51-2025-tt-bca-690227.html</w:t>
-        </w:r>
-      </w:hyperlink>
-      <w:r>
-        <w:t xml:space="preserve"> (truy c</w:t>
-      </w:r>
-      <w:r>
-        <w:t>ậ</w:t>
-      </w:r>
-      <w:r>
-        <w:t>p ngày 2026-07-19).</w:t>
-      </w:r>
-    </w:p>
-    <w:p>
-      <w:pPr>
-        <w:pStyle w:val="BodyText"/>
-      </w:pPr>
-      <w:r>
-        <w:t>[8] G. Jocher, J. Qiu, "Ultralytics YOLO11," Ultralytics, 2024. [Tr</w:t>
-      </w:r>
-      <w:r>
-        <w:t>ự</w:t>
-      </w:r>
-      <w:r>
-        <w:t>c tuy</w:t>
-      </w:r>
-      <w:r>
-        <w:t>ế</w:t>
-      </w:r>
-      <w:r>
-        <w:t>n]. Đ</w:t>
-      </w:r>
-      <w:r>
-        <w:t>ị</w:t>
-      </w:r>
-      <w:r>
-        <w:t>a ch</w:t>
-      </w:r>
-      <w:r>
-        <w:t>ỉ</w:t>
-      </w:r>
-      <w:r>
-        <w:t xml:space="preserve">: </w:t>
-      </w:r>
-      <w:hyperlink r:id="rId22">
         <w:r>
           <w:rPr>
             <w:rStyle w:val="Hyperlink"/>
@@ -73173,10 +73106,7 @@
         </w:r>
       </w:hyperlink>
       <w:r>
-        <w:t xml:space="preserve"> </w:t>
-      </w:r>
-      <w:r>
-        <w:t>(truy c</w:t>
+        <w:t xml:space="preserve"> (truy c</w:t>
       </w:r>
       <w:r>
         <w:t>ậ</w:t>
@@ -73190,7 +73120,7 @@
         <w:pStyle w:val="BodyText"/>
       </w:pPr>
       <w:r>
-        <w:t xml:space="preserve">[9] C. Cui, "PP-OCRv5: A Specialized 5M-Parameter Model Rivaling Billion-Parameter Vision-Language Models on OCR Tasks," </w:t>
+        <w:t xml:space="preserve">[8] C. Cui, "PP-OCRv5: A Specialized 5M-Parameter Model Rivaling Billion-Parameter Vision-Language Models on OCR Tasks," </w:t>
       </w:r>
       <w:r>
         <w:rPr>
@@ -73226,7 +73156,7 @@
       <w:r>
         <w:t xml:space="preserve">: </w:t>
       </w:r>
-      <w:hyperlink r:id="rId23">
+      <w:hyperlink r:id="rId22">
         <w:r>
           <w:rPr>
             <w:rStyle w:val="Hyperlink"/>
@@ -73249,7 +73179,7 @@
         <w:pStyle w:val="BodyText"/>
       </w:pPr>
       <w:r>
-        <w:t>[10] Sutikno, A. Sugiharto, R. Kusumaningrum, "Enhanced Automatic License Plate Detection and Recognition using CLAHE and YOLOv11," 2025.</w:t>
+        <w:t>[9] Sutikno, A. Sugiharto, R. Kusumaningrum, "Enhanced Automatic License Plate Detection and Recognition using CLAHE and YOLOv11," 2025.</w:t>
       </w:r>
     </w:p>
     <w:p>
@@ -73257,7 +73187,7 @@
         <w:pStyle w:val="BodyText"/>
       </w:pPr>
       <w:r>
-        <w:t xml:space="preserve">[11] K. Zuiderveld, "Contrast Limited Adaptive Histogram Equalization," trong </w:t>
+        <w:t xml:space="preserve">[10] K. Zuiderveld, "Contrast Limited Adaptive Histogram Equalization," trong </w:t>
       </w:r>
       <w:r>
         <w:rPr>
@@ -73281,7 +73211,7 @@
         <w:pStyle w:val="BodyText"/>
       </w:pPr>
       <w:r>
-        <w:t xml:space="preserve">[12] C. Tomasi, R. Manduchi, "Bilateral Filtering for Gray and Color Images," trong </w:t>
+        <w:t xml:space="preserve">[11] C. Tomasi, R. Manduchi, "Bilateral Filtering for Gray and Color Images," trong </w:t>
       </w:r>
       <w:r>
         <w:rPr>
@@ -73299,7 +73229,7 @@
         <w:pStyle w:val="BodyText"/>
       </w:pPr>
       <w:r>
-        <w:t xml:space="preserve">[13] A. Graves, S. Fernández, F. Gomez, J. Schmidhuber, "Connectionist Temporal Classification: Labelling Unsegmented Sequence Data with Recurrent Neural Networks," trong </w:t>
+        <w:t xml:space="preserve">[12] A. Graves, S. Fernández, F. Gomez, J. Schmidhuber, "Connectionist Temporal Classification: Labelling Unsegmented Sequence Data with Recurrent Neural Networks," trong </w:t>
       </w:r>
       <w:r>
         <w:rPr>
@@ -73317,7 +73247,7 @@
         <w:pStyle w:val="BodyText"/>
       </w:pPr>
       <w:r>
-        <w:t xml:space="preserve">[14] B. Shi, X. Bai, C. Yao, "An End-to-End Trainable Neural Network for Image-Based Sequence Recognition and Its Application to Scene Text Recognition," </w:t>
+        <w:t xml:space="preserve">[13] B. Shi, X. Bai, C. Yao, "An End-to-End Trainable Neural Network for Image-Based Sequence Recognition and Its Application to Scene Text Recognition," </w:t>
       </w:r>
       <w:r>
         <w:rPr>
@@ -73335,7 +73265,7 @@
         <w:pStyle w:val="BodyText"/>
       </w:pPr>
       <w:r>
-        <w:t>[15] C. Zauner, "Implementation and Benchmarking of Perceptual Image Hash Functions," Lu</w:t>
+        <w:t>[14] C. Zauner, "Implementation and Benchmarking of Perceptual Image Hash Functions," Lu</w:t>
       </w:r>
       <w:r>
         <w:t>ậ</w:t>
@@ -73355,7 +73285,7 @@
         <w:pStyle w:val="BodyText"/>
       </w:pPr>
       <w:r>
-        <w:t xml:space="preserve">[16] C. Dong, C. C. Loy, X. Tang, "Accelerating the Super-Resolution Convolutional Neural Network," trong </w:t>
+        <w:t xml:space="preserve">[15] C. Dong, C. C. Loy, X. Tang, "Accelerating the Super-Resolution Convolutional Neural Network," trong </w:t>
       </w:r>
       <w:r>
         <w:rPr>
@@ -73373,7 +73303,7 @@
         <w:pStyle w:val="BodyText"/>
       </w:pPr>
       <w:r>
-        <w:t xml:space="preserve">[17] G. Bradski, "The OpenCV Library," </w:t>
+        <w:t xml:space="preserve">[16] G. Bradski, "The OpenCV Library," </w:t>
       </w:r>
       <w:r>
         <w:rPr>
@@ -73396,7 +73326,7 @@
         <w:pStyle w:val="Heading1"/>
       </w:pPr>
       <w:bookmarkStart w:id="142" w:name="phụ-lục"/>
-      <w:bookmarkStart w:id="143" w:name="_Toc239337004"/>
+      <w:bookmarkStart w:id="143" w:name="_Toc239337470"/>
       <w:bookmarkEnd w:id="140"/>
       <w:r>
         <w:t>PH</w:t>
@@ -73420,7 +73350,7 @@
         <w:pStyle w:val="Heading2"/>
       </w:pPr>
       <w:bookmarkStart w:id="144" w:name="phụ-lục-a-cấu-hình-và-siêu-tham-số"/>
-      <w:bookmarkStart w:id="145" w:name="_Toc239337005"/>
+      <w:bookmarkStart w:id="145" w:name="_Toc239337471"/>
       <w:r>
         <w:t>Ph</w:t>
       </w:r>
@@ -75640,7 +75570,7 @@
         <w:pStyle w:val="Heading2"/>
       </w:pPr>
       <w:bookmarkStart w:id="149" w:name="phụ-lục-b-hướng-dẫn-cài-đặt-và-chạy"/>
-      <w:bookmarkStart w:id="150" w:name="_Toc239337006"/>
+      <w:bookmarkStart w:id="150" w:name="_Toc239337472"/>
       <w:bookmarkEnd w:id="144"/>
       <w:bookmarkEnd w:id="148"/>
       <w:r>
@@ -75824,7 +75754,7 @@
       <w:r>
         <w:t xml:space="preserve">n web: </w:t>
       </w:r>
-      <w:hyperlink r:id="rId24">
+      <w:hyperlink r:id="rId23">
         <w:r>
           <w:rPr>
             <w:rStyle w:val="Hyperlink"/>
@@ -75856,7 +75786,7 @@
       <w:r>
         <w:t xml:space="preserve"> sinh: </w:t>
       </w:r>
-      <w:hyperlink r:id="rId25">
+      <w:hyperlink r:id="rId24">
         <w:r>
           <w:rPr>
             <w:rStyle w:val="Hyperlink"/>
@@ -77209,7 +77139,7 @@
   <w:abstractNum w:abstractNumId="0" w15:restartNumberingAfterBreak="0">
     <w:nsid w:val="0000A990"/>
     <w:multiLevelType w:val="multilevel"/>
-    <w:tmpl w:val="77B271FE"/>
+    <w:tmpl w:val="57EA36F8"/>
     <w:lvl w:ilvl="0">
       <w:numFmt w:val="bullet"/>
       <w:lvlText w:val=" "/>
@@ -77286,7 +77216,7 @@
   <w:abstractNum w:abstractNumId="1" w15:restartNumberingAfterBreak="0">
     <w:nsid w:val="0000A991"/>
     <w:multiLevelType w:val="multilevel"/>
-    <w:tmpl w:val="A27CFDDE"/>
+    <w:tmpl w:val="7F0EC5BC"/>
     <w:lvl w:ilvl="0">
       <w:numFmt w:val="bullet"/>
       <w:lvlText w:val=""/>
@@ -77390,7 +77320,7 @@
   <w:abstractNum w:abstractNumId="2" w15:restartNumberingAfterBreak="0">
     <w:nsid w:val="00A99411"/>
     <w:multiLevelType w:val="multilevel"/>
-    <w:tmpl w:val="36282240"/>
+    <w:tmpl w:val="B47CAD72"/>
     <w:lvl w:ilvl="0">
       <w:start w:val="1"/>
       <w:numFmt w:val="decimal"/>
@@ -77473,10 +77403,10 @@
       </w:pPr>
     </w:lvl>
   </w:abstractNum>
-  <w:num w:numId="1" w16cid:durableId="1773620871">
+  <w:num w:numId="1" w16cid:durableId="510146821">
     <w:abstractNumId w:val="0"/>
   </w:num>
-  <w:num w:numId="2" w16cid:durableId="1289816139">
+  <w:num w:numId="2" w16cid:durableId="1534534046">
     <w:abstractNumId w:val="2"/>
     <w:lvlOverride w:ilvl="0">
       <w:startOverride w:val="1"/>
@@ -77506,22 +77436,22 @@
       <w:startOverride w:val="1"/>
     </w:lvlOverride>
   </w:num>
-  <w:num w:numId="3" w16cid:durableId="1968462483">
+  <w:num w:numId="3" w16cid:durableId="1241865451">
     <w:abstractNumId w:val="1"/>
   </w:num>
-  <w:num w:numId="4" w16cid:durableId="1775205192">
+  <w:num w:numId="4" w16cid:durableId="972321504">
     <w:abstractNumId w:val="1"/>
   </w:num>
-  <w:num w:numId="5" w16cid:durableId="904878420">
+  <w:num w:numId="5" w16cid:durableId="836310513">
     <w:abstractNumId w:val="1"/>
   </w:num>
-  <w:num w:numId="6" w16cid:durableId="1132746065">
+  <w:num w:numId="6" w16cid:durableId="1736776127">
     <w:abstractNumId w:val="1"/>
   </w:num>
-  <w:num w:numId="7" w16cid:durableId="505168589">
+  <w:num w:numId="7" w16cid:durableId="2024630075">
     <w:abstractNumId w:val="1"/>
   </w:num>
-  <w:num w:numId="8" w16cid:durableId="1573546059">
+  <w:num w:numId="8" w16cid:durableId="2068264043">
     <w:abstractNumId w:val="2"/>
     <w:lvlOverride w:ilvl="0">
       <w:startOverride w:val="1"/>
@@ -77551,7 +77481,7 @@
       <w:startOverride w:val="1"/>
     </w:lvlOverride>
   </w:num>
-  <w:num w:numId="9" w16cid:durableId="637805752">
+  <w:num w:numId="9" w16cid:durableId="1933202889">
     <w:abstractNumId w:val="1"/>
   </w:num>
 </w:numbering>
@@ -78788,7 +78718,7 @@
     <w:next w:val="Normal"/>
     <w:autoRedefine/>
     <w:uiPriority w:val="39"/>
-    <w:rsid w:val="00452C52"/>
+    <w:rsid w:val="00712532"/>
     <w:pPr>
       <w:spacing w:after="100"/>
     </w:pPr>
@@ -78799,7 +78729,7 @@
     <w:next w:val="Normal"/>
     <w:autoRedefine/>
     <w:uiPriority w:val="39"/>
-    <w:rsid w:val="00452C52"/>
+    <w:rsid w:val="00712532"/>
     <w:pPr>
       <w:spacing w:after="100"/>
       <w:ind w:left="240"/>

--- a/docs/papers/mon-hoc/thesis-full.docx
+++ b/docs/papers/mon-hoc/thesis-full.docx
@@ -148,7 +148,7 @@
         <w:pStyle w:val="Heading1"/>
       </w:pPr>
       <w:bookmarkStart w:id="0" w:name="đồ-án-môn-học"/>
-      <w:bookmarkStart w:id="1" w:name="_Toc239337436"/>
+      <w:bookmarkStart w:id="1" w:name="_Toc239338137"/>
       <w:r>
         <w:t>Đ</w:t>
       </w:r>
@@ -220,7 +220,7 @@
         <w:pStyle w:val="Heading1"/>
       </w:pPr>
       <w:bookmarkStart w:id="4" w:name="Xbe958ce37c6a089ac9bdc99dada4ec5e2c0f7da"/>
-      <w:bookmarkStart w:id="5" w:name="_Toc239337437"/>
+      <w:bookmarkStart w:id="5" w:name="_Toc239338138"/>
       <w:bookmarkEnd w:id="0"/>
       <w:bookmarkEnd w:id="3"/>
       <w:r>
@@ -795,7 +795,7 @@
     </w:p>
     <w:p>
       <w:r>
-        <w:pict w14:anchorId="0AB19EA1">
+        <w:pict w14:anchorId="2FB35551">
           <v:rect id="_x0000_i1025" style="width:0;height:1.5pt" o:hralign="center" o:hrstd="t" o:hr="t"/>
         </w:pict>
       </w:r>
@@ -805,7 +805,7 @@
         <w:pStyle w:val="Heading2"/>
       </w:pPr>
       <w:bookmarkStart w:id="6" w:name="mục-lục"/>
-      <w:bookmarkStart w:id="7" w:name="_Toc239337438"/>
+      <w:bookmarkStart w:id="7" w:name="_Toc239338139"/>
       <w:r>
         <w:t>M</w:t>
       </w:r>
@@ -845,7 +845,7 @@
       <w:r>
         <w:fldChar w:fldCharType="separate"/>
       </w:r>
-      <w:hyperlink w:anchor="_Toc239337436" w:history="1">
+      <w:hyperlink w:anchor="_Toc239338137" w:history="1">
         <w:r>
           <w:rPr>
             <w:rStyle w:val="Hyperlink"/>
@@ -872,7 +872,7 @@
             <w:noProof/>
             <w:webHidden/>
           </w:rPr>
-          <w:instrText xml:space="preserve"> PAGEREF _Toc239337436 \h </w:instrText>
+          <w:instrText xml:space="preserve"> PAGEREF _Toc239338137 \h </w:instrText>
         </w:r>
         <w:r>
           <w:rPr>
@@ -916,7 +916,7 @@
           <w14:ligatures w14:val="standardContextual"/>
         </w:rPr>
       </w:pPr>
-      <w:hyperlink w:anchor="_Toc239337437" w:history="1">
+      <w:hyperlink w:anchor="_Toc239338138" w:history="1">
         <w:r>
           <w:rPr>
             <w:rStyle w:val="Hyperlink"/>
@@ -943,7 +943,7 @@
             <w:noProof/>
             <w:webHidden/>
           </w:rPr>
-          <w:instrText xml:space="preserve"> PAGEREF _Toc239337437 \h </w:instrText>
+          <w:instrText xml:space="preserve"> PAGEREF _Toc239338138 \h </w:instrText>
         </w:r>
         <w:r>
           <w:rPr>
@@ -987,7 +987,7 @@
           <w14:ligatures w14:val="standardContextual"/>
         </w:rPr>
       </w:pPr>
-      <w:hyperlink w:anchor="_Toc239337438" w:history="1">
+      <w:hyperlink w:anchor="_Toc239338139" w:history="1">
         <w:r>
           <w:rPr>
             <w:rStyle w:val="Hyperlink"/>
@@ -1014,7 +1014,7 @@
             <w:noProof/>
             <w:webHidden/>
           </w:rPr>
-          <w:instrText xml:space="preserve"> PAGEREF _Toc239337438 \h </w:instrText>
+          <w:instrText xml:space="preserve"> PAGEREF _Toc239338139 \h </w:instrText>
         </w:r>
         <w:r>
           <w:rPr>
@@ -1058,7 +1058,7 @@
           <w14:ligatures w14:val="standardContextual"/>
         </w:rPr>
       </w:pPr>
-      <w:hyperlink w:anchor="_Toc239337439" w:history="1">
+      <w:hyperlink w:anchor="_Toc239338140" w:history="1">
         <w:r>
           <w:rPr>
             <w:rStyle w:val="Hyperlink"/>
@@ -1085,7 +1085,7 @@
             <w:noProof/>
             <w:webHidden/>
           </w:rPr>
-          <w:instrText xml:space="preserve"> PAGEREF _Toc239337439 \h </w:instrText>
+          <w:instrText xml:space="preserve"> PAGEREF _Toc239338140 \h </w:instrText>
         </w:r>
         <w:r>
           <w:rPr>
@@ -1129,7 +1129,7 @@
           <w14:ligatures w14:val="standardContextual"/>
         </w:rPr>
       </w:pPr>
-      <w:hyperlink w:anchor="_Toc239337440" w:history="1">
+      <w:hyperlink w:anchor="_Toc239338141" w:history="1">
         <w:r>
           <w:rPr>
             <w:rStyle w:val="Hyperlink"/>
@@ -1156,7 +1156,7 @@
             <w:noProof/>
             <w:webHidden/>
           </w:rPr>
-          <w:instrText xml:space="preserve"> PAGEREF _Toc239337440 \h </w:instrText>
+          <w:instrText xml:space="preserve"> PAGEREF _Toc239338141 \h </w:instrText>
         </w:r>
         <w:r>
           <w:rPr>
@@ -1200,7 +1200,7 @@
           <w14:ligatures w14:val="standardContextual"/>
         </w:rPr>
       </w:pPr>
-      <w:hyperlink w:anchor="_Toc239337441" w:history="1">
+      <w:hyperlink w:anchor="_Toc239338142" w:history="1">
         <w:r>
           <w:rPr>
             <w:rStyle w:val="Hyperlink"/>
@@ -1227,7 +1227,7 @@
             <w:noProof/>
             <w:webHidden/>
           </w:rPr>
-          <w:instrText xml:space="preserve"> PAGEREF _Toc239337441 \h </w:instrText>
+          <w:instrText xml:space="preserve"> PAGEREF _Toc239338142 \h </w:instrText>
         </w:r>
         <w:r>
           <w:rPr>
@@ -1271,7 +1271,7 @@
           <w14:ligatures w14:val="standardContextual"/>
         </w:rPr>
       </w:pPr>
-      <w:hyperlink w:anchor="_Toc239337442" w:history="1">
+      <w:hyperlink w:anchor="_Toc239338143" w:history="1">
         <w:r>
           <w:rPr>
             <w:rStyle w:val="Hyperlink"/>
@@ -1298,7 +1298,7 @@
             <w:noProof/>
             <w:webHidden/>
           </w:rPr>
-          <w:instrText xml:space="preserve"> PAGEREF _Toc239337442 \h </w:instrText>
+          <w:instrText xml:space="preserve"> PAGEREF _Toc239338143 \h </w:instrText>
         </w:r>
         <w:r>
           <w:rPr>
@@ -1342,7 +1342,7 @@
           <w14:ligatures w14:val="standardContextual"/>
         </w:rPr>
       </w:pPr>
-      <w:hyperlink w:anchor="_Toc239337443" w:history="1">
+      <w:hyperlink w:anchor="_Toc239338144" w:history="1">
         <w:r>
           <w:rPr>
             <w:rStyle w:val="Hyperlink"/>
@@ -1369,7 +1369,7 @@
             <w:noProof/>
             <w:webHidden/>
           </w:rPr>
-          <w:instrText xml:space="preserve"> PAGEREF _Toc239337443 \h </w:instrText>
+          <w:instrText xml:space="preserve"> PAGEREF _Toc239338144 \h </w:instrText>
         </w:r>
         <w:r>
           <w:rPr>
@@ -1413,7 +1413,7 @@
           <w14:ligatures w14:val="standardContextual"/>
         </w:rPr>
       </w:pPr>
-      <w:hyperlink w:anchor="_Toc239337444" w:history="1">
+      <w:hyperlink w:anchor="_Toc239338145" w:history="1">
         <w:r>
           <w:rPr>
             <w:rStyle w:val="Hyperlink"/>
@@ -1440,7 +1440,7 @@
             <w:noProof/>
             <w:webHidden/>
           </w:rPr>
-          <w:instrText xml:space="preserve"> PAGEREF _Toc239337444 \h </w:instrText>
+          <w:instrText xml:space="preserve"> PAGEREF _Toc239338145 \h </w:instrText>
         </w:r>
         <w:r>
           <w:rPr>
@@ -1484,7 +1484,7 @@
           <w14:ligatures w14:val="standardContextual"/>
         </w:rPr>
       </w:pPr>
-      <w:hyperlink w:anchor="_Toc239337445" w:history="1">
+      <w:hyperlink w:anchor="_Toc239338146" w:history="1">
         <w:r>
           <w:rPr>
             <w:rStyle w:val="Hyperlink"/>
@@ -1511,7 +1511,7 @@
             <w:noProof/>
             <w:webHidden/>
           </w:rPr>
-          <w:instrText xml:space="preserve"> PAGEREF _Toc239337445 \h </w:instrText>
+          <w:instrText xml:space="preserve"> PAGEREF _Toc239338146 \h </w:instrText>
         </w:r>
         <w:r>
           <w:rPr>
@@ -1555,7 +1555,7 @@
           <w14:ligatures w14:val="standardContextual"/>
         </w:rPr>
       </w:pPr>
-      <w:hyperlink w:anchor="_Toc239337446" w:history="1">
+      <w:hyperlink w:anchor="_Toc239338147" w:history="1">
         <w:r>
           <w:rPr>
             <w:rStyle w:val="Hyperlink"/>
@@ -1582,7 +1582,7 @@
             <w:noProof/>
             <w:webHidden/>
           </w:rPr>
-          <w:instrText xml:space="preserve"> PAGEREF _Toc239337446 \h </w:instrText>
+          <w:instrText xml:space="preserve"> PAGEREF _Toc239338147 \h </w:instrText>
         </w:r>
         <w:r>
           <w:rPr>
@@ -1626,7 +1626,7 @@
           <w14:ligatures w14:val="standardContextual"/>
         </w:rPr>
       </w:pPr>
-      <w:hyperlink w:anchor="_Toc239337447" w:history="1">
+      <w:hyperlink w:anchor="_Toc239338148" w:history="1">
         <w:r>
           <w:rPr>
             <w:rStyle w:val="Hyperlink"/>
@@ -1653,7 +1653,7 @@
             <w:noProof/>
             <w:webHidden/>
           </w:rPr>
-          <w:instrText xml:space="preserve"> PAGEREF _Toc239337447 \h </w:instrText>
+          <w:instrText xml:space="preserve"> PAGEREF _Toc239338148 \h </w:instrText>
         </w:r>
         <w:r>
           <w:rPr>
@@ -1697,7 +1697,7 @@
           <w14:ligatures w14:val="standardContextual"/>
         </w:rPr>
       </w:pPr>
-      <w:hyperlink w:anchor="_Toc239337448" w:history="1">
+      <w:hyperlink w:anchor="_Toc239338149" w:history="1">
         <w:r>
           <w:rPr>
             <w:rStyle w:val="Hyperlink"/>
@@ -1724,7 +1724,7 @@
             <w:noProof/>
             <w:webHidden/>
           </w:rPr>
-          <w:instrText xml:space="preserve"> PAGEREF _Toc239337448 \h </w:instrText>
+          <w:instrText xml:space="preserve"> PAGEREF _Toc239338149 \h </w:instrText>
         </w:r>
         <w:r>
           <w:rPr>
@@ -1768,7 +1768,7 @@
           <w14:ligatures w14:val="standardContextual"/>
         </w:rPr>
       </w:pPr>
-      <w:hyperlink w:anchor="_Toc239337449" w:history="1">
+      <w:hyperlink w:anchor="_Toc239338150" w:history="1">
         <w:r>
           <w:rPr>
             <w:rStyle w:val="Hyperlink"/>
@@ -1795,7 +1795,7 @@
             <w:noProof/>
             <w:webHidden/>
           </w:rPr>
-          <w:instrText xml:space="preserve"> PAGEREF _Toc239337449 \h </w:instrText>
+          <w:instrText xml:space="preserve"> PAGEREF _Toc239338150 \h </w:instrText>
         </w:r>
         <w:r>
           <w:rPr>
@@ -1839,7 +1839,7 @@
           <w14:ligatures w14:val="standardContextual"/>
         </w:rPr>
       </w:pPr>
-      <w:hyperlink w:anchor="_Toc239337450" w:history="1">
+      <w:hyperlink w:anchor="_Toc239338151" w:history="1">
         <w:r>
           <w:rPr>
             <w:rStyle w:val="Hyperlink"/>
@@ -1866,7 +1866,7 @@
             <w:noProof/>
             <w:webHidden/>
           </w:rPr>
-          <w:instrText xml:space="preserve"> PAGEREF _Toc239337450 \h </w:instrText>
+          <w:instrText xml:space="preserve"> PAGEREF _Toc239338151 \h </w:instrText>
         </w:r>
         <w:r>
           <w:rPr>
@@ -1910,7 +1910,7 @@
           <w14:ligatures w14:val="standardContextual"/>
         </w:rPr>
       </w:pPr>
-      <w:hyperlink w:anchor="_Toc239337451" w:history="1">
+      <w:hyperlink w:anchor="_Toc239338152" w:history="1">
         <w:r>
           <w:rPr>
             <w:rStyle w:val="Hyperlink"/>
@@ -1937,7 +1937,7 @@
             <w:noProof/>
             <w:webHidden/>
           </w:rPr>
-          <w:instrText xml:space="preserve"> PAGEREF _Toc239337451 \h </w:instrText>
+          <w:instrText xml:space="preserve"> PAGEREF _Toc239338152 \h </w:instrText>
         </w:r>
         <w:r>
           <w:rPr>
@@ -1981,7 +1981,7 @@
           <w14:ligatures w14:val="standardContextual"/>
         </w:rPr>
       </w:pPr>
-      <w:hyperlink w:anchor="_Toc239337452" w:history="1">
+      <w:hyperlink w:anchor="_Toc239338153" w:history="1">
         <w:r>
           <w:rPr>
             <w:rStyle w:val="Hyperlink"/>
@@ -2008,7 +2008,7 @@
             <w:noProof/>
             <w:webHidden/>
           </w:rPr>
-          <w:instrText xml:space="preserve"> PAGEREF _Toc239337452 \h </w:instrText>
+          <w:instrText xml:space="preserve"> PAGEREF _Toc239338153 \h </w:instrText>
         </w:r>
         <w:r>
           <w:rPr>
@@ -2052,7 +2052,7 @@
           <w14:ligatures w14:val="standardContextual"/>
         </w:rPr>
       </w:pPr>
-      <w:hyperlink w:anchor="_Toc239337453" w:history="1">
+      <w:hyperlink w:anchor="_Toc239338154" w:history="1">
         <w:r>
           <w:rPr>
             <w:rStyle w:val="Hyperlink"/>
@@ -2079,7 +2079,7 @@
             <w:noProof/>
             <w:webHidden/>
           </w:rPr>
-          <w:instrText xml:space="preserve"> PAGEREF _Toc239337453 \h </w:instrText>
+          <w:instrText xml:space="preserve"> PAGEREF _Toc239338154 \h </w:instrText>
         </w:r>
         <w:r>
           <w:rPr>
@@ -2123,7 +2123,7 @@
           <w14:ligatures w14:val="standardContextual"/>
         </w:rPr>
       </w:pPr>
-      <w:hyperlink w:anchor="_Toc239337454" w:history="1">
+      <w:hyperlink w:anchor="_Toc239338155" w:history="1">
         <w:r>
           <w:rPr>
             <w:rStyle w:val="Hyperlink"/>
@@ -2150,7 +2150,7 @@
             <w:noProof/>
             <w:webHidden/>
           </w:rPr>
-          <w:instrText xml:space="preserve"> PAGEREF _Toc239337454 \h </w:instrText>
+          <w:instrText xml:space="preserve"> PAGEREF _Toc239338155 \h </w:instrText>
         </w:r>
         <w:r>
           <w:rPr>
@@ -2194,7 +2194,7 @@
           <w14:ligatures w14:val="standardContextual"/>
         </w:rPr>
       </w:pPr>
-      <w:hyperlink w:anchor="_Toc239337455" w:history="1">
+      <w:hyperlink w:anchor="_Toc239338156" w:history="1">
         <w:r>
           <w:rPr>
             <w:rStyle w:val="Hyperlink"/>
@@ -2221,7 +2221,7 @@
             <w:noProof/>
             <w:webHidden/>
           </w:rPr>
-          <w:instrText xml:space="preserve"> PAGEREF _Toc239337455 \h </w:instrText>
+          <w:instrText xml:space="preserve"> PAGEREF _Toc239338156 \h </w:instrText>
         </w:r>
         <w:r>
           <w:rPr>
@@ -2265,7 +2265,7 @@
           <w14:ligatures w14:val="standardContextual"/>
         </w:rPr>
       </w:pPr>
-      <w:hyperlink w:anchor="_Toc239337456" w:history="1">
+      <w:hyperlink w:anchor="_Toc239338157" w:history="1">
         <w:r>
           <w:rPr>
             <w:rStyle w:val="Hyperlink"/>
@@ -2292,7 +2292,7 @@
             <w:noProof/>
             <w:webHidden/>
           </w:rPr>
-          <w:instrText xml:space="preserve"> PAGEREF _Toc239337456 \h </w:instrText>
+          <w:instrText xml:space="preserve"> PAGEREF _Toc239338157 \h </w:instrText>
         </w:r>
         <w:r>
           <w:rPr>
@@ -2336,7 +2336,7 @@
           <w14:ligatures w14:val="standardContextual"/>
         </w:rPr>
       </w:pPr>
-      <w:hyperlink w:anchor="_Toc239337457" w:history="1">
+      <w:hyperlink w:anchor="_Toc239338158" w:history="1">
         <w:r>
           <w:rPr>
             <w:rStyle w:val="Hyperlink"/>
@@ -2363,7 +2363,7 @@
             <w:noProof/>
             <w:webHidden/>
           </w:rPr>
-          <w:instrText xml:space="preserve"> PAGEREF _Toc239337457 \h </w:instrText>
+          <w:instrText xml:space="preserve"> PAGEREF _Toc239338158 \h </w:instrText>
         </w:r>
         <w:r>
           <w:rPr>
@@ -2407,7 +2407,7 @@
           <w14:ligatures w14:val="standardContextual"/>
         </w:rPr>
       </w:pPr>
-      <w:hyperlink w:anchor="_Toc239337458" w:history="1">
+      <w:hyperlink w:anchor="_Toc239338159" w:history="1">
         <w:r>
           <w:rPr>
             <w:rStyle w:val="Hyperlink"/>
@@ -2434,7 +2434,7 @@
             <w:noProof/>
             <w:webHidden/>
           </w:rPr>
-          <w:instrText xml:space="preserve"> PAGEREF _Toc239337458 \h </w:instrText>
+          <w:instrText xml:space="preserve"> PAGEREF _Toc239338159 \h </w:instrText>
         </w:r>
         <w:r>
           <w:rPr>
@@ -2478,7 +2478,7 @@
           <w14:ligatures w14:val="standardContextual"/>
         </w:rPr>
       </w:pPr>
-      <w:hyperlink w:anchor="_Toc239337459" w:history="1">
+      <w:hyperlink w:anchor="_Toc239338160" w:history="1">
         <w:r>
           <w:rPr>
             <w:rStyle w:val="Hyperlink"/>
@@ -2505,7 +2505,7 @@
             <w:noProof/>
             <w:webHidden/>
           </w:rPr>
-          <w:instrText xml:space="preserve"> PAGEREF _Toc239337459 \h </w:instrText>
+          <w:instrText xml:space="preserve"> PAGEREF _Toc239338160 \h </w:instrText>
         </w:r>
         <w:r>
           <w:rPr>
@@ -2549,7 +2549,7 @@
           <w14:ligatures w14:val="standardContextual"/>
         </w:rPr>
       </w:pPr>
-      <w:hyperlink w:anchor="_Toc239337460" w:history="1">
+      <w:hyperlink w:anchor="_Toc239338161" w:history="1">
         <w:r>
           <w:rPr>
             <w:rStyle w:val="Hyperlink"/>
@@ -2576,7 +2576,7 @@
             <w:noProof/>
             <w:webHidden/>
           </w:rPr>
-          <w:instrText xml:space="preserve"> PAGEREF _Toc239337460 \h </w:instrText>
+          <w:instrText xml:space="preserve"> PAGEREF _Toc239338161 \h </w:instrText>
         </w:r>
         <w:r>
           <w:rPr>
@@ -2620,7 +2620,7 @@
           <w14:ligatures w14:val="standardContextual"/>
         </w:rPr>
       </w:pPr>
-      <w:hyperlink w:anchor="_Toc239337461" w:history="1">
+      <w:hyperlink w:anchor="_Toc239338162" w:history="1">
         <w:r>
           <w:rPr>
             <w:rStyle w:val="Hyperlink"/>
@@ -2647,7 +2647,7 @@
             <w:noProof/>
             <w:webHidden/>
           </w:rPr>
-          <w:instrText xml:space="preserve"> PAGEREF _Toc239337461 \h </w:instrText>
+          <w:instrText xml:space="preserve"> PAGEREF _Toc239338162 \h </w:instrText>
         </w:r>
         <w:r>
           <w:rPr>
@@ -2691,7 +2691,7 @@
           <w14:ligatures w14:val="standardContextual"/>
         </w:rPr>
       </w:pPr>
-      <w:hyperlink w:anchor="_Toc239337462" w:history="1">
+      <w:hyperlink w:anchor="_Toc239338163" w:history="1">
         <w:r>
           <w:rPr>
             <w:rStyle w:val="Hyperlink"/>
@@ -2718,7 +2718,7 @@
             <w:noProof/>
             <w:webHidden/>
           </w:rPr>
-          <w:instrText xml:space="preserve"> PAGEREF _Toc239337462 \h </w:instrText>
+          <w:instrText xml:space="preserve"> PAGEREF _Toc239338163 \h </w:instrText>
         </w:r>
         <w:r>
           <w:rPr>
@@ -2762,7 +2762,7 @@
           <w14:ligatures w14:val="standardContextual"/>
         </w:rPr>
       </w:pPr>
-      <w:hyperlink w:anchor="_Toc239337463" w:history="1">
+      <w:hyperlink w:anchor="_Toc239338164" w:history="1">
         <w:r>
           <w:rPr>
             <w:rStyle w:val="Hyperlink"/>
@@ -2789,7 +2789,7 @@
             <w:noProof/>
             <w:webHidden/>
           </w:rPr>
-          <w:instrText xml:space="preserve"> PAGEREF _Toc239337463 \h </w:instrText>
+          <w:instrText xml:space="preserve"> PAGEREF _Toc239338164 \h </w:instrText>
         </w:r>
         <w:r>
           <w:rPr>
@@ -2833,7 +2833,7 @@
           <w14:ligatures w14:val="standardContextual"/>
         </w:rPr>
       </w:pPr>
-      <w:hyperlink w:anchor="_Toc239337464" w:history="1">
+      <w:hyperlink w:anchor="_Toc239338165" w:history="1">
         <w:r>
           <w:rPr>
             <w:rStyle w:val="Hyperlink"/>
@@ -2860,7 +2860,7 @@
             <w:noProof/>
             <w:webHidden/>
           </w:rPr>
-          <w:instrText xml:space="preserve"> PAGEREF _Toc239337464 \h </w:instrText>
+          <w:instrText xml:space="preserve"> PAGEREF _Toc239338165 \h </w:instrText>
         </w:r>
         <w:r>
           <w:rPr>
@@ -2904,7 +2904,7 @@
           <w14:ligatures w14:val="standardContextual"/>
         </w:rPr>
       </w:pPr>
-      <w:hyperlink w:anchor="_Toc239337465" w:history="1">
+      <w:hyperlink w:anchor="_Toc239338166" w:history="1">
         <w:r>
           <w:rPr>
             <w:rStyle w:val="Hyperlink"/>
@@ -2931,7 +2931,7 @@
             <w:noProof/>
             <w:webHidden/>
           </w:rPr>
-          <w:instrText xml:space="preserve"> PAGEREF _Toc239337465 \h </w:instrText>
+          <w:instrText xml:space="preserve"> PAGEREF _Toc239338166 \h </w:instrText>
         </w:r>
         <w:r>
           <w:rPr>
@@ -2975,7 +2975,7 @@
           <w14:ligatures w14:val="standardContextual"/>
         </w:rPr>
       </w:pPr>
-      <w:hyperlink w:anchor="_Toc239337466" w:history="1">
+      <w:hyperlink w:anchor="_Toc239338167" w:history="1">
         <w:r>
           <w:rPr>
             <w:rStyle w:val="Hyperlink"/>
@@ -3002,7 +3002,7 @@
             <w:noProof/>
             <w:webHidden/>
           </w:rPr>
-          <w:instrText xml:space="preserve"> PAGEREF _Toc239337466 \h </w:instrText>
+          <w:instrText xml:space="preserve"> PAGEREF _Toc239338167 \h </w:instrText>
         </w:r>
         <w:r>
           <w:rPr>
@@ -3046,7 +3046,7 @@
           <w14:ligatures w14:val="standardContextual"/>
         </w:rPr>
       </w:pPr>
-      <w:hyperlink w:anchor="_Toc239337467" w:history="1">
+      <w:hyperlink w:anchor="_Toc239338168" w:history="1">
         <w:r>
           <w:rPr>
             <w:rStyle w:val="Hyperlink"/>
@@ -3073,7 +3073,7 @@
             <w:noProof/>
             <w:webHidden/>
           </w:rPr>
-          <w:instrText xml:space="preserve"> PAGEREF _Toc239337467 \h </w:instrText>
+          <w:instrText xml:space="preserve"> PAGEREF _Toc239338168 \h </w:instrText>
         </w:r>
         <w:r>
           <w:rPr>
@@ -3117,7 +3117,7 @@
           <w14:ligatures w14:val="standardContextual"/>
         </w:rPr>
       </w:pPr>
-      <w:hyperlink w:anchor="_Toc239337468" w:history="1">
+      <w:hyperlink w:anchor="_Toc239338169" w:history="1">
         <w:r>
           <w:rPr>
             <w:rStyle w:val="Hyperlink"/>
@@ -3144,7 +3144,7 @@
             <w:noProof/>
             <w:webHidden/>
           </w:rPr>
-          <w:instrText xml:space="preserve"> PAGEREF _Toc239337468 \h </w:instrText>
+          <w:instrText xml:space="preserve"> PAGEREF _Toc239338169 \h </w:instrText>
         </w:r>
         <w:r>
           <w:rPr>
@@ -3188,7 +3188,7 @@
           <w14:ligatures w14:val="standardContextual"/>
         </w:rPr>
       </w:pPr>
-      <w:hyperlink w:anchor="_Toc239337469" w:history="1">
+      <w:hyperlink w:anchor="_Toc239338170" w:history="1">
         <w:r>
           <w:rPr>
             <w:rStyle w:val="Hyperlink"/>
@@ -3215,7 +3215,7 @@
             <w:noProof/>
             <w:webHidden/>
           </w:rPr>
-          <w:instrText xml:space="preserve"> PAGEREF _Toc239337469 \h </w:instrText>
+          <w:instrText xml:space="preserve"> PAGEREF _Toc239338170 \h </w:instrText>
         </w:r>
         <w:r>
           <w:rPr>
@@ -3259,7 +3259,7 @@
           <w14:ligatures w14:val="standardContextual"/>
         </w:rPr>
       </w:pPr>
-      <w:hyperlink w:anchor="_Toc239337470" w:history="1">
+      <w:hyperlink w:anchor="_Toc239338171" w:history="1">
         <w:r>
           <w:rPr>
             <w:rStyle w:val="Hyperlink"/>
@@ -3286,7 +3286,7 @@
             <w:noProof/>
             <w:webHidden/>
           </w:rPr>
-          <w:instrText xml:space="preserve"> PAGEREF _Toc239337470 \h </w:instrText>
+          <w:instrText xml:space="preserve"> PAGEREF _Toc239338171 \h </w:instrText>
         </w:r>
         <w:r>
           <w:rPr>
@@ -3330,7 +3330,7 @@
           <w14:ligatures w14:val="standardContextual"/>
         </w:rPr>
       </w:pPr>
-      <w:hyperlink w:anchor="_Toc239337471" w:history="1">
+      <w:hyperlink w:anchor="_Toc239338172" w:history="1">
         <w:r>
           <w:rPr>
             <w:rStyle w:val="Hyperlink"/>
@@ -3357,7 +3357,7 @@
             <w:noProof/>
             <w:webHidden/>
           </w:rPr>
-          <w:instrText xml:space="preserve"> PAGEREF _Toc239337471 \h </w:instrText>
+          <w:instrText xml:space="preserve"> PAGEREF _Toc239338172 \h </w:instrText>
         </w:r>
         <w:r>
           <w:rPr>
@@ -3401,7 +3401,7 @@
           <w14:ligatures w14:val="standardContextual"/>
         </w:rPr>
       </w:pPr>
-      <w:hyperlink w:anchor="_Toc239337472" w:history="1">
+      <w:hyperlink w:anchor="_Toc239338173" w:history="1">
         <w:r>
           <w:rPr>
             <w:rStyle w:val="Hyperlink"/>
@@ -3428,7 +3428,7 @@
             <w:noProof/>
             <w:webHidden/>
           </w:rPr>
-          <w:instrText xml:space="preserve"> PAGEREF _Toc239337472 \h </w:instrText>
+          <w:instrText xml:space="preserve"> PAGEREF _Toc239338173 \h </w:instrText>
         </w:r>
         <w:r>
           <w:rPr>
@@ -3474,7 +3474,7 @@
         <w:pStyle w:val="Heading1"/>
       </w:pPr>
       <w:bookmarkStart w:id="8" w:name="chương-1-giới-thiệu"/>
-      <w:bookmarkStart w:id="9" w:name="_Toc239337439"/>
+      <w:bookmarkStart w:id="9" w:name="_Toc239338140"/>
       <w:bookmarkEnd w:id="4"/>
       <w:bookmarkEnd w:id="6"/>
       <w:r>
@@ -3499,7 +3499,7 @@
         <w:pStyle w:val="Heading2"/>
       </w:pPr>
       <w:bookmarkStart w:id="10" w:name="X7d99df2d9d0c5141050eb9941026463f4c8ea2b"/>
-      <w:bookmarkStart w:id="11" w:name="_Toc239337440"/>
+      <w:bookmarkStart w:id="11" w:name="_Toc239338141"/>
       <w:r>
         <w:t>1.1. Đ</w:t>
       </w:r>
@@ -5349,7 +5349,7 @@
         <w:pStyle w:val="Heading2"/>
       </w:pPr>
       <w:bookmarkStart w:id="12" w:name="X60021b7b958505251ec70bd32e2bac9f8a0361c"/>
-      <w:bookmarkStart w:id="13" w:name="_Toc239337441"/>
+      <w:bookmarkStart w:id="13" w:name="_Toc239338142"/>
       <w:bookmarkEnd w:id="10"/>
       <w:r>
         <w:t>1.2. M</w:t>
@@ -7295,7 +7295,7 @@
         <w:pStyle w:val="Heading2"/>
       </w:pPr>
       <w:bookmarkStart w:id="17" w:name="X03724c88a1b7da9b434cf0a8db5356690a4bb71"/>
-      <w:bookmarkStart w:id="18" w:name="_Toc239337442"/>
+      <w:bookmarkStart w:id="18" w:name="_Toc239338143"/>
       <w:bookmarkEnd w:id="12"/>
       <w:bookmarkEnd w:id="16"/>
       <w:r>
@@ -9100,7 +9100,7 @@
         <w:pStyle w:val="Heading1"/>
       </w:pPr>
       <w:bookmarkStart w:id="20" w:name="chương-2-cơ-sở-lý-thuyết"/>
-      <w:bookmarkStart w:id="21" w:name="_Toc239337443"/>
+      <w:bookmarkStart w:id="21" w:name="_Toc239338144"/>
       <w:bookmarkEnd w:id="8"/>
       <w:bookmarkEnd w:id="17"/>
       <w:r>
@@ -9397,7 +9397,7 @@
         <w:pStyle w:val="Heading2"/>
       </w:pPr>
       <w:bookmarkStart w:id="22" w:name="X2256001523e16d112c59df938522f140b8b988e"/>
-      <w:bookmarkStart w:id="23" w:name="_Toc239337444"/>
+      <w:bookmarkStart w:id="23" w:name="_Toc239338145"/>
       <w:r>
         <w:t>2.1. Quy chu</w:t>
       </w:r>
@@ -14076,7 +14076,7 @@
         <w:pStyle w:val="Heading2"/>
       </w:pPr>
       <w:bookmarkStart w:id="30" w:name="Xb21b4f0690a73e92e2a35192cb39315a0956521"/>
-      <w:bookmarkStart w:id="31" w:name="_Toc239337445"/>
+      <w:bookmarkStart w:id="31" w:name="_Toc239338146"/>
       <w:bookmarkEnd w:id="22"/>
       <w:bookmarkEnd w:id="28"/>
       <w:r>
@@ -19316,7 +19316,7 @@
         <w:pStyle w:val="Heading2"/>
       </w:pPr>
       <w:bookmarkStart w:id="38" w:name="X8ff52f1334e3f0e382caf7ffa1b7096a981291c"/>
-      <w:bookmarkStart w:id="39" w:name="_Toc239337446"/>
+      <w:bookmarkStart w:id="39" w:name="_Toc239338147"/>
       <w:bookmarkEnd w:id="30"/>
       <w:bookmarkEnd w:id="37"/>
       <w:r>
@@ -19595,7 +19595,7 @@
           <w:noProof/>
         </w:rPr>
         <w:drawing>
-          <wp:inline distT="0" distB="0" distL="0" distR="0" wp14:anchorId="5B1F3EE8" wp14:editId="58BD41DE">
+          <wp:inline distT="0" distB="0" distL="0" distR="0" wp14:anchorId="0DDCE22A" wp14:editId="6DDD21A6">
             <wp:extent cx="5334000" cy="1435553"/>
             <wp:effectExtent l="0" t="0" r="0" b="0"/>
             <wp:docPr id="37" name="Picture"/>
@@ -21057,7 +21057,7 @@
         <w:pStyle w:val="Heading2"/>
       </w:pPr>
       <w:bookmarkStart w:id="43" w:name="X1a77f36e16d4ad267b00eabe7cf793e1dbe08e9"/>
-      <w:bookmarkStart w:id="44" w:name="_Toc239337447"/>
+      <w:bookmarkStart w:id="44" w:name="_Toc239338148"/>
       <w:bookmarkEnd w:id="38"/>
       <w:bookmarkEnd w:id="42"/>
       <w:r>
@@ -22227,7 +22227,7 @@
           <w:noProof/>
         </w:rPr>
         <w:drawing>
-          <wp:inline distT="0" distB="0" distL="0" distR="0" wp14:anchorId="6F94B797" wp14:editId="375402CF">
+          <wp:inline distT="0" distB="0" distL="0" distR="0" wp14:anchorId="5760C694" wp14:editId="36AEFD8C">
             <wp:extent cx="5334000" cy="2884362"/>
             <wp:effectExtent l="0" t="0" r="0" b="0"/>
             <wp:docPr id="44" name="Picture"/>
@@ -22493,7 +22493,7 @@
           <w:noProof/>
         </w:rPr>
         <w:drawing>
-          <wp:inline distT="0" distB="0" distL="0" distR="0" wp14:anchorId="2CFC88DB" wp14:editId="6F1B023D">
+          <wp:inline distT="0" distB="0" distL="0" distR="0" wp14:anchorId="7241BF45" wp14:editId="5F53AAFB">
             <wp:extent cx="5334000" cy="632732"/>
             <wp:effectExtent l="0" t="0" r="0" b="0"/>
             <wp:docPr id="49" name="Picture"/>
@@ -24396,7 +24396,7 @@
         <w:pStyle w:val="Heading1"/>
       </w:pPr>
       <w:bookmarkStart w:id="50" w:name="chương-3-thiết-kế-và-cài-đặt"/>
-      <w:bookmarkStart w:id="51" w:name="_Toc239337448"/>
+      <w:bookmarkStart w:id="51" w:name="_Toc239338149"/>
       <w:bookmarkEnd w:id="20"/>
       <w:bookmarkEnd w:id="43"/>
       <w:bookmarkEnd w:id="49"/>
@@ -24428,7 +24428,7 @@
         <w:pStyle w:val="Heading2"/>
       </w:pPr>
       <w:bookmarkStart w:id="52" w:name="X21a22cc9b66dca004f2960f37df13c53a04e97b"/>
-      <w:bookmarkStart w:id="53" w:name="_Toc239337449"/>
+      <w:bookmarkStart w:id="53" w:name="_Toc239338150"/>
       <w:r>
         <w:t>3.1. Ki</w:t>
       </w:r>
@@ -24520,7 +24520,7 @@
           <w:noProof/>
         </w:rPr>
         <w:drawing>
-          <wp:inline distT="0" distB="0" distL="0" distR="0" wp14:anchorId="7A31BF57" wp14:editId="61865D12">
+          <wp:inline distT="0" distB="0" distL="0" distR="0" wp14:anchorId="27D35533" wp14:editId="71783C39">
             <wp:extent cx="5334000" cy="401410"/>
             <wp:effectExtent l="0" t="0" r="0" b="0"/>
             <wp:docPr id="57" name="Picture"/>
@@ -26189,7 +26189,7 @@
         <w:pStyle w:val="Heading2"/>
       </w:pPr>
       <w:bookmarkStart w:id="55" w:name="X1f307d8f8c73bce8db8683c986faea6c8ea66a3"/>
-      <w:bookmarkStart w:id="56" w:name="_Toc239337450"/>
+      <w:bookmarkStart w:id="56" w:name="_Toc239338151"/>
       <w:bookmarkEnd w:id="52"/>
       <w:r>
         <w:t>3.2. Xây d</w:t>
@@ -26256,7 +26256,7 @@
           <w:noProof/>
         </w:rPr>
         <w:drawing>
-          <wp:inline distT="0" distB="0" distL="0" distR="0" wp14:anchorId="7AAD6E1A" wp14:editId="6A65D13B">
+          <wp:inline distT="0" distB="0" distL="0" distR="0" wp14:anchorId="2CAB477A" wp14:editId="41E1D508">
             <wp:extent cx="5334000" cy="802821"/>
             <wp:effectExtent l="0" t="0" r="0" b="0"/>
             <wp:docPr id="62" name="Picture"/>
@@ -30368,7 +30368,7 @@
         <w:pStyle w:val="Heading2"/>
       </w:pPr>
       <w:bookmarkStart w:id="62" w:name="X6a397cb1739f1ec0a8c9714808f79a5ce1fbf6f"/>
-      <w:bookmarkStart w:id="63" w:name="_Toc239337451"/>
+      <w:bookmarkStart w:id="63" w:name="_Toc239338152"/>
       <w:bookmarkEnd w:id="55"/>
       <w:bookmarkEnd w:id="61"/>
       <w:r>
@@ -31934,7 +31934,7 @@
         <w:pStyle w:val="Heading2"/>
       </w:pPr>
       <w:bookmarkStart w:id="65" w:name="X9c2c9b365086d10c999a46e4942f14d73b6baa5"/>
-      <w:bookmarkStart w:id="66" w:name="_Toc239337452"/>
+      <w:bookmarkStart w:id="66" w:name="_Toc239338153"/>
       <w:bookmarkEnd w:id="62"/>
       <w:r>
         <w:t>3.4. Kh</w:t>
@@ -32718,7 +32718,7 @@
           <w:noProof/>
         </w:rPr>
         <w:drawing>
-          <wp:inline distT="0" distB="0" distL="0" distR="0" wp14:anchorId="5F18B2F4" wp14:editId="51961168">
+          <wp:inline distT="0" distB="0" distL="0" distR="0" wp14:anchorId="0FB67936" wp14:editId="6654D645">
             <wp:extent cx="5334000" cy="8969712"/>
             <wp:effectExtent l="0" t="0" r="0" b="0"/>
             <wp:docPr id="73" name="Picture"/>
@@ -38667,7 +38667,7 @@
         <w:pStyle w:val="Heading2"/>
       </w:pPr>
       <w:bookmarkStart w:id="75" w:name="Xb17945b5d9374e5087c2c96ace1685ff00e2e22"/>
-      <w:bookmarkStart w:id="76" w:name="_Toc239337453"/>
+      <w:bookmarkStart w:id="76" w:name="_Toc239338154"/>
       <w:bookmarkEnd w:id="65"/>
       <w:bookmarkEnd w:id="74"/>
       <w:r>
@@ -40037,7 +40037,7 @@
         <w:pStyle w:val="Heading2"/>
       </w:pPr>
       <w:bookmarkStart w:id="77" w:name="Xfad7df3f963ac0b8ebfe8cf87d7c64fa075f760"/>
-      <w:bookmarkStart w:id="78" w:name="_Toc239337454"/>
+      <w:bookmarkStart w:id="78" w:name="_Toc239338155"/>
       <w:bookmarkEnd w:id="75"/>
       <w:r>
         <w:t>3.6. B</w:t>
@@ -40083,7 +40083,7 @@
           <w:noProof/>
         </w:rPr>
         <w:drawing>
-          <wp:inline distT="0" distB="0" distL="0" distR="0" wp14:anchorId="0526A9A9" wp14:editId="37477AEF">
+          <wp:inline distT="0" distB="0" distL="0" distR="0" wp14:anchorId="5FAD041C" wp14:editId="0B83875B">
             <wp:extent cx="5334000" cy="1217839"/>
             <wp:effectExtent l="0" t="0" r="0" b="0"/>
             <wp:docPr id="86" name="Picture"/>
@@ -42864,7 +42864,7 @@
         <w:pStyle w:val="Heading2"/>
       </w:pPr>
       <w:bookmarkStart w:id="80" w:name="X9b5467225f237e4ee44d60f7d236cbdfdaa1e07"/>
-      <w:bookmarkStart w:id="81" w:name="_Toc239337455"/>
+      <w:bookmarkStart w:id="81" w:name="_Toc239338156"/>
       <w:bookmarkEnd w:id="77"/>
       <w:r>
         <w:t xml:space="preserve">3.7. </w:t>
@@ -42984,7 +42984,7 @@
           <w:noProof/>
         </w:rPr>
         <w:drawing>
-          <wp:inline distT="0" distB="0" distL="0" distR="0" wp14:anchorId="4C43E1B0" wp14:editId="633605FC">
+          <wp:inline distT="0" distB="0" distL="0" distR="0" wp14:anchorId="4FEC7816" wp14:editId="3DC7CF84">
             <wp:extent cx="5334000" cy="5953125"/>
             <wp:effectExtent l="0" t="0" r="0" b="0"/>
             <wp:docPr id="91" name="Picture"/>
@@ -44094,7 +44094,7 @@
         <w:pStyle w:val="Heading1"/>
       </w:pPr>
       <w:bookmarkStart w:id="83" w:name="chương-4-thực-nghiệm-và-đánh-giá"/>
-      <w:bookmarkStart w:id="84" w:name="_Toc239337456"/>
+      <w:bookmarkStart w:id="84" w:name="_Toc239338157"/>
       <w:bookmarkEnd w:id="50"/>
       <w:bookmarkEnd w:id="80"/>
       <w:r>
@@ -44119,7 +44119,7 @@
         <w:pStyle w:val="Heading2"/>
       </w:pPr>
       <w:bookmarkStart w:id="85" w:name="X43cb4672f728ce1df4f211c1d18360135f0c40b"/>
-      <w:bookmarkStart w:id="86" w:name="_Toc239337457"/>
+      <w:bookmarkStart w:id="86" w:name="_Toc239338158"/>
       <w:r>
         <w:t>4.1. Môi trư</w:t>
       </w:r>
@@ -45741,7 +45741,7 @@
         <w:pStyle w:val="Heading2"/>
       </w:pPr>
       <w:bookmarkStart w:id="87" w:name="Xe48430b60e6d2b1022368eb4316c1fe9f53411f"/>
-      <w:bookmarkStart w:id="88" w:name="_Toc239337458"/>
+      <w:bookmarkStart w:id="88" w:name="_Toc239338159"/>
       <w:bookmarkEnd w:id="85"/>
       <w:r>
         <w:t>4.2. K</w:t>
@@ -49276,7 +49276,7 @@
         <w:pStyle w:val="Heading2"/>
       </w:pPr>
       <w:bookmarkStart w:id="95" w:name="X09b724f0b907c7f652c2569c27ef1d5728c277c"/>
-      <w:bookmarkStart w:id="96" w:name="_Toc239337459"/>
+      <w:bookmarkStart w:id="96" w:name="_Toc239338160"/>
       <w:bookmarkEnd w:id="87"/>
       <w:bookmarkEnd w:id="93"/>
       <w:r>
@@ -51548,7 +51548,7 @@
           <w:noProof/>
         </w:rPr>
         <w:drawing>
-          <wp:inline distT="0" distB="0" distL="0" distR="0" wp14:anchorId="2A9087B7" wp14:editId="05B331EE">
+          <wp:inline distT="0" distB="0" distL="0" distR="0" wp14:anchorId="3570C788" wp14:editId="42A3784F">
             <wp:extent cx="5334000" cy="2883855"/>
             <wp:effectExtent l="0" t="0" r="0" b="0"/>
             <wp:docPr id="108" name="Picture"/>
@@ -56571,7 +56571,7 @@
         <w:pStyle w:val="Heading2"/>
       </w:pPr>
       <w:bookmarkStart w:id="106" w:name="X0c205a3fd5474e5e1d380a3735df7543f97f059"/>
-      <w:bookmarkStart w:id="107" w:name="_Toc239337460"/>
+      <w:bookmarkStart w:id="107" w:name="_Toc239338161"/>
       <w:bookmarkEnd w:id="95"/>
       <w:bookmarkEnd w:id="104"/>
       <w:r>
@@ -58206,61 +58206,124 @@
         <w:t>ố</w:t>
       </w:r>
       <w:r>
-        <w:t>. V</w:t>
-      </w:r>
-      <w:r>
+        <w:t xml:space="preserve">. </w:t>
+      </w:r>
+      <w:r>
+        <w:t>Ở</w:t>
+      </w:r>
+      <w:r>
+        <w:t xml:space="preserve"> c</w:t>
+      </w:r>
+      <w:r>
+        <w:t>ấ</w:t>
+      </w:r>
+      <w:r>
+        <w:t>u hình đo c</w:t>
+      </w:r>
+      <w:r>
+        <w:t>ủ</w:t>
+      </w:r>
+      <w:r>
+        <w:t>a thí nghi</w:t>
+      </w:r>
+      <w:r>
+        <w:t>ệ</w:t>
+      </w:r>
+      <w:r>
+        <w:t xml:space="preserve">m này — </w:t>
+      </w:r>
+      <w:r>
+        <w:rPr>
+          <w:b/>
+          <w:bCs/>
+        </w:rPr>
+        <w:t>trư</w:t>
+      </w:r>
+      <w:r>
+        <w:rPr>
+          <w:b/>
+          <w:bCs/>
+        </w:rPr>
         <w:t>ớ</w:t>
       </w:r>
       <w:r>
-        <w:t>i m</w:t>
+        <w:rPr>
+          <w:b/>
+          <w:bCs/>
+        </w:rPr>
+        <w:t>c</w:t>
+      </w:r>
+      <w:r>
+        <w:t xml:space="preserve"> </w:t>
+      </w:r>
+      <w:r>
+        <w:t>đ</w:t>
+      </w:r>
+      <w:r>
+        <w:t>ợ</w:t>
+      </w:r>
+      <w:r>
+        <w:t>t t</w:t>
+      </w:r>
+      <w:r>
+        <w:t>ố</w:t>
+      </w:r>
+      <w:r>
+        <w:t>i ưu t</w:t>
+      </w:r>
+      <w:r>
+        <w:t>ầ</w:t>
+      </w:r>
+      <w:r>
+        <w:t>ng suy lu</w:t>
+      </w:r>
+      <w:r>
+        <w:t>ậ</w:t>
+      </w:r>
+      <w:r>
+        <w:t xml:space="preserve">n </w:t>
+      </w:r>
+      <w:r>
+        <w:t>ở</w:t>
+      </w:r>
+      <w:r>
+        <w:t xml:space="preserve"> m</w:t>
+      </w:r>
+      <w:r>
+        <w:t>ụ</w:t>
+      </w:r>
+      <w:r>
+        <w:t xml:space="preserve">c 4.5.2 — 95% </w:t>
+      </w:r>
+      <w:r>
+        <w:t>ả</w:t>
+      </w:r>
+      <w:r>
+        <w:t>nh xong dư</w:t>
+      </w:r>
+      <w:r>
+        <w:t>ớ</w:t>
+      </w:r>
+      <w:r>
+        <w:t>i 1,15 giây và m</w:t>
       </w:r>
       <w:r>
         <w:t>ộ</w:t>
       </w:r>
       <w:r>
-        <w:t>t h</w:t>
-      </w:r>
-      <w:r>
-        <w:t>ệ</w:t>
-      </w:r>
-      <w:r>
-        <w:t xml:space="preserve"> th</w:t>
-      </w:r>
-      <w:r>
-        <w:t>ố</w:t>
-      </w:r>
-      <w:r>
-        <w:t xml:space="preserve">ng mà 95% </w:t>
-      </w:r>
-      <w:r>
-        <w:t>ả</w:t>
-      </w:r>
-      <w:r>
-        <w:t>nh xong dư</w:t>
+        <w:t>t n</w:t>
+      </w:r>
+      <w:r>
+        <w:t>ử</w:t>
+      </w:r>
+      <w:r>
+        <w:t>a xong dư</w:t>
       </w:r>
       <w:r>
         <w:t>ớ</w:t>
       </w:r>
       <w:r>
-        <w:t>i 1,15 giây và m</w:t>
-      </w:r>
-      <w:r>
-        <w:t>ộ</w:t>
-      </w:r>
-      <w:r>
-        <w:t>t n</w:t>
-      </w:r>
-      <w:r>
-        <w:t>ử</w:t>
-      </w:r>
-      <w:r>
-        <w:t>a xong dư</w:t>
-      </w:r>
-      <w:r>
-        <w:t>ớ</w:t>
-      </w:r>
-      <w:r>
-        <w:t>i 0,41 giây, p50 mô t</w:t>
+        <w:t>i 0,41 giây; p50 mô t</w:t>
       </w:r>
       <w:r>
         <w:t>ả</w:t>
@@ -59245,7 +59308,10 @@
         <w:t>c"</w:t>
       </w:r>
       <w:r>
-        <w:t xml:space="preserve"> — không ph</w:t>
+        <w:t xml:space="preserve"> </w:t>
+      </w:r>
+      <w:r>
+        <w:t>— không ph</w:t>
       </w:r>
       <w:r>
         <w:t>ả</w:t>
@@ -59513,7 +59579,7 @@
         <w:pStyle w:val="Heading2"/>
       </w:pPr>
       <w:bookmarkStart w:id="113" w:name="X8f4b2c0e55e8764a0677cdfa39e96dbe6822859"/>
-      <w:bookmarkStart w:id="114" w:name="_Toc239337461"/>
+      <w:bookmarkStart w:id="114" w:name="_Toc239338162"/>
       <w:bookmarkEnd w:id="106"/>
       <w:bookmarkEnd w:id="112"/>
       <w:r>
@@ -61356,113 +61422,122 @@
           <w:b/>
           <w:bCs/>
         </w:rPr>
+        <w:t>t c</w:t>
+      </w:r>
+      <w:r>
+        <w:rPr>
+          <w:b/>
+          <w:bCs/>
+        </w:rPr>
+        <w:t>ả</w:t>
+      </w:r>
+      <w:r>
+        <w:rPr>
+          <w:b/>
+          <w:bCs/>
+        </w:rPr>
+        <w:t xml:space="preserve"> m</w:t>
+      </w:r>
+      <w:r>
+        <w:rPr>
+          <w:b/>
+          <w:bCs/>
+        </w:rPr>
+        <w:t>ụ</w:t>
+      </w:r>
+      <w:r>
+        <w:rPr>
+          <w:b/>
+          <w:bCs/>
+        </w:rPr>
+        <w:t>c tiêu</w:t>
+      </w:r>
+      <w:r>
+        <w:t>, v</w:t>
+      </w:r>
+      <w:r>
+        <w:t>ớ</w:t>
+      </w:r>
+      <w:r>
+        <w:t>i biên 290 ms. Con s</w:t>
+      </w:r>
+      <w:r>
+        <w:t>ố</w:t>
+      </w:r>
+      <w:r>
+        <w:t xml:space="preserve"> này thay cho lư</w:t>
+      </w:r>
+      <w:r>
+        <w:t>ợ</w:t>
+      </w:r>
+      <w:r>
+        <w:t>t đo trư</w:t>
+      </w:r>
+      <w:r>
+        <w:t>ớ</w:t>
+      </w:r>
+      <w:r>
+        <w:t>c t</w:t>
+      </w:r>
+      <w:r>
+        <w:t>ố</w:t>
+      </w:r>
+      <w:r>
+        <w:t xml:space="preserve">i ưu </w:t>
+      </w:r>
+      <w:r>
+        <w:t>ở</w:t>
+      </w:r>
+      <w:r>
+        <w:t xml:space="preserve"> B</w:t>
+      </w:r>
+      <w:r>
+        <w:t>ả</w:t>
+      </w:r>
+      <w:r>
+        <w:t>ng 4.9 (p95 = 1.143,10 ms), khi ch</w:t>
+      </w:r>
+      <w:r>
+        <w:t>ỉ</w:t>
+      </w:r>
+      <w:r>
+        <w:t xml:space="preserve"> tiêu m</w:t>
+      </w:r>
+      <w:r>
+        <w:t>ớ</w:t>
+      </w:r>
+      <w:r>
+        <w:t>i ch</w:t>
+      </w:r>
+      <w:r>
+        <w:t>ỉ</w:t>
+      </w:r>
+      <w:r>
+        <w:t xml:space="preserve"> đ</w:t>
+      </w:r>
+      <w:r>
+        <w:t>ạ</w:t>
+      </w:r>
+      <w:r>
         <w:t>t ngư</w:t>
       </w:r>
       <w:r>
-        <w:rPr>
-          <w:b/>
-          <w:bCs/>
-        </w:rPr>
         <w:t>ỡ</w:t>
       </w:r>
       <w:r>
-        <w:rPr>
-          <w:b/>
-          <w:bCs/>
-        </w:rPr>
         <w:t>ng t</w:t>
       </w:r>
       <w:r>
-        <w:rPr>
-          <w:b/>
-          <w:bCs/>
-        </w:rPr>
         <w:t>ố</w:t>
       </w:r>
       <w:r>
-        <w:rPr>
-          <w:b/>
-          <w:bCs/>
-        </w:rPr>
         <w:t>i thi</w:t>
       </w:r>
       <w:r>
-        <w:rPr>
-          <w:b/>
-          <w:bCs/>
-        </w:rPr>
         <w:t>ể</w:t>
       </w:r>
       <w:r>
-        <w:rPr>
-          <w:b/>
-          <w:bCs/>
-        </w:rPr>
-        <w:t>u, không đ</w:t>
-      </w:r>
-      <w:r>
-        <w:rPr>
-          <w:b/>
-          <w:bCs/>
-        </w:rPr>
-        <w:t>ạ</w:t>
-      </w:r>
-      <w:r>
-        <w:rPr>
-          <w:b/>
-          <w:bCs/>
-        </w:rPr>
-        <w:t>t m</w:t>
-      </w:r>
-      <w:r>
-        <w:rPr>
-          <w:b/>
-          <w:bCs/>
-        </w:rPr>
-        <w:t>ụ</w:t>
-      </w:r>
-      <w:r>
-        <w:rPr>
-          <w:b/>
-          <w:bCs/>
-        </w:rPr>
-        <w:t>c tiêu</w:t>
-      </w:r>
-      <w:r>
-        <w:t xml:space="preserve"> </w:t>
-      </w:r>
-      <w:r>
-        <w:t>— v</w:t>
-      </w:r>
-      <w:r>
-        <w:t>ớ</w:t>
-      </w:r>
-      <w:r>
-        <w:t>i nguyên nhân đã đ</w:t>
-      </w:r>
-      <w:r>
-        <w:t>ị</w:t>
-      </w:r>
-      <w:r>
-        <w:t>nh lư</w:t>
-      </w:r>
-      <w:r>
-        <w:t>ợ</w:t>
-      </w:r>
-      <w:r>
-        <w:t xml:space="preserve">ng </w:t>
-      </w:r>
-      <w:r>
-        <w:t>ở</w:t>
-      </w:r>
-      <w:r>
-        <w:t xml:space="preserve"> m</w:t>
-      </w:r>
-      <w:r>
-        <w:t>ụ</w:t>
-      </w:r>
-      <w:r>
-        <w:t>c 4.4.2.</w:t>
+        <w:t>u.</w:t>
       </w:r>
     </w:p>
     <w:p>
@@ -61772,7 +61847,10 @@
       <w:bookmarkStart w:id="119" w:name="tbl-4-11"/>
       <w:bookmarkEnd w:id="119"/>
       <w:r>
-        <w:t xml:space="preserve"> Đ</w:t>
+        <w:t xml:space="preserve"> </w:t>
+      </w:r>
+      <w:r>
+        <w:t>Đ</w:t>
       </w:r>
       <w:r>
         <w:t>ộ</w:t>
@@ -62472,7 +62550,10 @@
         <w:t>n xanh</w:t>
       </w:r>
       <w:r>
-        <w:t xml:space="preserve"> — 21 trong 33 ca sai — do m</w:t>
+        <w:t xml:space="preserve"> </w:t>
+      </w:r>
+      <w:r>
+        <w:t>— 21 trong 33 ca sai — do m</w:t>
       </w:r>
       <w:r>
         <w:t>ộ</w:t>
@@ -62633,7 +62714,7 @@
           <w:b/>
           <w:bCs/>
         </w:rPr>
-        <w:t xml:space="preserve"> 6</w:t>
+        <w:t xml:space="preserve"> 5</w:t>
       </w:r>
       <w:r>
         <w:t xml:space="preserve"> </w:t>
@@ -62656,7 +62737,7 @@
         <w:pStyle w:val="Heading2"/>
       </w:pPr>
       <w:bookmarkStart w:id="120" w:name="X7468ed9f095dd0192ebc5de940dc44b5cd3e099"/>
-      <w:bookmarkStart w:id="121" w:name="_Toc239337462"/>
+      <w:bookmarkStart w:id="121" w:name="_Toc239338163"/>
       <w:bookmarkEnd w:id="113"/>
       <w:bookmarkEnd w:id="118"/>
       <w:r>
@@ -63709,10 +63790,7 @@
         <w:t>ẫ</w:t>
       </w:r>
       <w:r>
-        <w:t>u là</w:t>
-      </w:r>
-      <w:r>
-        <w:t xml:space="preserve"> </w:t>
+        <w:t xml:space="preserve">u là </w:t>
       </w:r>
       <w:r>
         <w:rPr>
@@ -64517,7 +64595,7 @@
           <w:noProof/>
         </w:rPr>
         <w:drawing>
-          <wp:inline distT="0" distB="0" distL="0" distR="0" wp14:anchorId="468F1EA6" wp14:editId="7B97A011">
+          <wp:inline distT="0" distB="0" distL="0" distR="0" wp14:anchorId="144B489E" wp14:editId="272D87AD">
             <wp:extent cx="5334000" cy="3317670"/>
             <wp:effectExtent l="0" t="0" r="0" b="0"/>
             <wp:docPr id="131" name="Picture"/>
@@ -65249,7 +65327,7 @@
         <w:pStyle w:val="Heading2"/>
       </w:pPr>
       <w:bookmarkStart w:id="124" w:name="X88e1c26a6581f7bd1dbdb2c85ae6116c5ba8393"/>
-      <w:bookmarkStart w:id="125" w:name="_Toc239337463"/>
+      <w:bookmarkStart w:id="125" w:name="_Toc239338164"/>
       <w:bookmarkEnd w:id="120"/>
       <w:r>
         <w:t>4.7. Các y</w:t>
@@ -67104,7 +67182,7 @@
         <w:pStyle w:val="Heading1"/>
       </w:pPr>
       <w:bookmarkStart w:id="127" w:name="chương-5-kết-luận-và-hướng-phát-triển"/>
-      <w:bookmarkStart w:id="128" w:name="_Toc239337464"/>
+      <w:bookmarkStart w:id="128" w:name="_Toc239338165"/>
       <w:bookmarkEnd w:id="83"/>
       <w:bookmarkEnd w:id="124"/>
       <w:r>
@@ -67141,7 +67219,7 @@
         <w:pStyle w:val="Heading2"/>
       </w:pPr>
       <w:bookmarkStart w:id="129" w:name="Xcefa088882d41b38c21b7b5b44c738cb5564fbb"/>
-      <w:bookmarkStart w:id="130" w:name="_Toc239337465"/>
+      <w:bookmarkStart w:id="130" w:name="_Toc239338166"/>
       <w:r>
         <w:t>5.1. K</w:t>
       </w:r>
@@ -68642,7 +68720,7 @@
         <w:pStyle w:val="Heading2"/>
       </w:pPr>
       <w:bookmarkStart w:id="132" w:name="Xe79f58ab8ce7b6f148c68a374118dd9eaec1a1c"/>
-      <w:bookmarkStart w:id="133" w:name="_Toc239337466"/>
+      <w:bookmarkStart w:id="133" w:name="_Toc239338167"/>
       <w:bookmarkEnd w:id="129"/>
       <w:r>
         <w:t>5.2. H</w:t>
@@ -69856,7 +69934,7 @@
         <w:pStyle w:val="Heading2"/>
       </w:pPr>
       <w:bookmarkStart w:id="135" w:name="X66db71c9020c40cf46e490c5c37ad244e2b7594"/>
-      <w:bookmarkStart w:id="136" w:name="_Toc239337467"/>
+      <w:bookmarkStart w:id="136" w:name="_Toc239338168"/>
       <w:bookmarkEnd w:id="132"/>
       <w:r>
         <w:t>5.3. Hư</w:t>
@@ -71447,7 +71525,7 @@
         <w:pStyle w:val="Heading2"/>
       </w:pPr>
       <w:bookmarkStart w:id="138" w:name="Xe5a2fe3dfcd4681648271b7ddc344b106e48b3b"/>
-      <w:bookmarkStart w:id="139" w:name="_Toc239337468"/>
+      <w:bookmarkStart w:id="139" w:name="_Toc239338169"/>
       <w:bookmarkEnd w:id="135"/>
       <w:r>
         <w:t>5.4. K</w:t>
@@ -72370,7 +72448,7 @@
         <w:pStyle w:val="Heading1"/>
       </w:pPr>
       <w:bookmarkStart w:id="140" w:name="tài-liệu-tham-khảo"/>
-      <w:bookmarkStart w:id="141" w:name="_Toc239337469"/>
+      <w:bookmarkStart w:id="141" w:name="_Toc239338170"/>
       <w:bookmarkEnd w:id="127"/>
       <w:bookmarkEnd w:id="138"/>
       <w:r>
@@ -73326,7 +73404,7 @@
         <w:pStyle w:val="Heading1"/>
       </w:pPr>
       <w:bookmarkStart w:id="142" w:name="phụ-lục"/>
-      <w:bookmarkStart w:id="143" w:name="_Toc239337470"/>
+      <w:bookmarkStart w:id="143" w:name="_Toc239338171"/>
       <w:bookmarkEnd w:id="140"/>
       <w:r>
         <w:t>PH</w:t>
@@ -73350,7 +73428,7 @@
         <w:pStyle w:val="Heading2"/>
       </w:pPr>
       <w:bookmarkStart w:id="144" w:name="phụ-lục-a-cấu-hình-và-siêu-tham-số"/>
-      <w:bookmarkStart w:id="145" w:name="_Toc239337471"/>
+      <w:bookmarkStart w:id="145" w:name="_Toc239338172"/>
       <w:r>
         <w:t>Ph</w:t>
       </w:r>
@@ -75570,7 +75648,7 @@
         <w:pStyle w:val="Heading2"/>
       </w:pPr>
       <w:bookmarkStart w:id="149" w:name="phụ-lục-b-hướng-dẫn-cài-đặt-và-chạy"/>
-      <w:bookmarkStart w:id="150" w:name="_Toc239337472"/>
+      <w:bookmarkStart w:id="150" w:name="_Toc239338173"/>
       <w:bookmarkEnd w:id="144"/>
       <w:bookmarkEnd w:id="148"/>
       <w:r>
@@ -77139,7 +77217,7 @@
   <w:abstractNum w:abstractNumId="0" w15:restartNumberingAfterBreak="0">
     <w:nsid w:val="0000A990"/>
     <w:multiLevelType w:val="multilevel"/>
-    <w:tmpl w:val="57EA36F8"/>
+    <w:tmpl w:val="ECBEC4C2"/>
     <w:lvl w:ilvl="0">
       <w:numFmt w:val="bullet"/>
       <w:lvlText w:val=" "/>
@@ -77216,7 +77294,7 @@
   <w:abstractNum w:abstractNumId="1" w15:restartNumberingAfterBreak="0">
     <w:nsid w:val="0000A991"/>
     <w:multiLevelType w:val="multilevel"/>
-    <w:tmpl w:val="7F0EC5BC"/>
+    <w:tmpl w:val="6FFEDE80"/>
     <w:lvl w:ilvl="0">
       <w:numFmt w:val="bullet"/>
       <w:lvlText w:val=""/>
@@ -77320,7 +77398,7 @@
   <w:abstractNum w:abstractNumId="2" w15:restartNumberingAfterBreak="0">
     <w:nsid w:val="00A99411"/>
     <w:multiLevelType w:val="multilevel"/>
-    <w:tmpl w:val="B47CAD72"/>
+    <w:tmpl w:val="72A47792"/>
     <w:lvl w:ilvl="0">
       <w:start w:val="1"/>
       <w:numFmt w:val="decimal"/>
@@ -77403,10 +77481,10 @@
       </w:pPr>
     </w:lvl>
   </w:abstractNum>
-  <w:num w:numId="1" w16cid:durableId="510146821">
+  <w:num w:numId="1" w16cid:durableId="861937233">
     <w:abstractNumId w:val="0"/>
   </w:num>
-  <w:num w:numId="2" w16cid:durableId="1534534046">
+  <w:num w:numId="2" w16cid:durableId="1358964097">
     <w:abstractNumId w:val="2"/>
     <w:lvlOverride w:ilvl="0">
       <w:startOverride w:val="1"/>
@@ -77436,22 +77514,22 @@
       <w:startOverride w:val="1"/>
     </w:lvlOverride>
   </w:num>
-  <w:num w:numId="3" w16cid:durableId="1241865451">
+  <w:num w:numId="3" w16cid:durableId="1416975678">
     <w:abstractNumId w:val="1"/>
   </w:num>
-  <w:num w:numId="4" w16cid:durableId="972321504">
+  <w:num w:numId="4" w16cid:durableId="520050956">
     <w:abstractNumId w:val="1"/>
   </w:num>
-  <w:num w:numId="5" w16cid:durableId="836310513">
+  <w:num w:numId="5" w16cid:durableId="494566323">
     <w:abstractNumId w:val="1"/>
   </w:num>
-  <w:num w:numId="6" w16cid:durableId="1736776127">
+  <w:num w:numId="6" w16cid:durableId="217939371">
     <w:abstractNumId w:val="1"/>
   </w:num>
-  <w:num w:numId="7" w16cid:durableId="2024630075">
+  <w:num w:numId="7" w16cid:durableId="1593273105">
     <w:abstractNumId w:val="1"/>
   </w:num>
-  <w:num w:numId="8" w16cid:durableId="2068264043">
+  <w:num w:numId="8" w16cid:durableId="1728646256">
     <w:abstractNumId w:val="2"/>
     <w:lvlOverride w:ilvl="0">
       <w:startOverride w:val="1"/>
@@ -77481,7 +77559,7 @@
       <w:startOverride w:val="1"/>
     </w:lvlOverride>
   </w:num>
-  <w:num w:numId="9" w16cid:durableId="1933202889">
+  <w:num w:numId="9" w16cid:durableId="2066753219">
     <w:abstractNumId w:val="1"/>
   </w:num>
 </w:numbering>
@@ -78718,7 +78796,7 @@
     <w:next w:val="Normal"/>
     <w:autoRedefine/>
     <w:uiPriority w:val="39"/>
-    <w:rsid w:val="00712532"/>
+    <w:rsid w:val="003F76A2"/>
     <w:pPr>
       <w:spacing w:after="100"/>
     </w:pPr>
@@ -78729,7 +78807,7 @@
     <w:next w:val="Normal"/>
     <w:autoRedefine/>
     <w:uiPriority w:val="39"/>
-    <w:rsid w:val="00712532"/>
+    <w:rsid w:val="003F76A2"/>
     <w:pPr>
       <w:spacing w:after="100"/>
       <w:ind w:left="240"/>

--- a/docs/papers/mon-hoc/thesis-full.docx
+++ b/docs/papers/mon-hoc/thesis-full.docx
@@ -148,7 +148,7 @@
         <w:pStyle w:val="Heading1"/>
       </w:pPr>
       <w:bookmarkStart w:id="0" w:name="đồ-án-môn-học"/>
-      <w:bookmarkStart w:id="1" w:name="_Toc239338137"/>
+      <w:bookmarkStart w:id="1" w:name="_Toc239339230"/>
       <w:r>
         <w:t>Đ</w:t>
       </w:r>
@@ -220,7 +220,7 @@
         <w:pStyle w:val="Heading1"/>
       </w:pPr>
       <w:bookmarkStart w:id="4" w:name="Xbe958ce37c6a089ac9bdc99dada4ec5e2c0f7da"/>
-      <w:bookmarkStart w:id="5" w:name="_Toc239338138"/>
+      <w:bookmarkStart w:id="5" w:name="_Toc239339231"/>
       <w:bookmarkEnd w:id="0"/>
       <w:bookmarkEnd w:id="3"/>
       <w:r>
@@ -795,7 +795,7 @@
     </w:p>
     <w:p>
       <w:r>
-        <w:pict w14:anchorId="2FB35551">
+        <w:pict w14:anchorId="3D767D60">
           <v:rect id="_x0000_i1025" style="width:0;height:1.5pt" o:hralign="center" o:hrstd="t" o:hr="t"/>
         </w:pict>
       </w:r>
@@ -805,7 +805,7 @@
         <w:pStyle w:val="Heading2"/>
       </w:pPr>
       <w:bookmarkStart w:id="6" w:name="mục-lục"/>
-      <w:bookmarkStart w:id="7" w:name="_Toc239338139"/>
+      <w:bookmarkStart w:id="7" w:name="_Toc239339232"/>
       <w:r>
         <w:t>M</w:t>
       </w:r>
@@ -845,7 +845,7 @@
       <w:r>
         <w:fldChar w:fldCharType="separate"/>
       </w:r>
-      <w:hyperlink w:anchor="_Toc239338137" w:history="1">
+      <w:hyperlink w:anchor="_Toc239339230" w:history="1">
         <w:r>
           <w:rPr>
             <w:rStyle w:val="Hyperlink"/>
@@ -872,7 +872,7 @@
             <w:noProof/>
             <w:webHidden/>
           </w:rPr>
-          <w:instrText xml:space="preserve"> PAGEREF _Toc239338137 \h </w:instrText>
+          <w:instrText xml:space="preserve"> PAGEREF _Toc239339230 \h </w:instrText>
         </w:r>
         <w:r>
           <w:rPr>
@@ -916,7 +916,7 @@
           <w14:ligatures w14:val="standardContextual"/>
         </w:rPr>
       </w:pPr>
-      <w:hyperlink w:anchor="_Toc239338138" w:history="1">
+      <w:hyperlink w:anchor="_Toc239339231" w:history="1">
         <w:r>
           <w:rPr>
             <w:rStyle w:val="Hyperlink"/>
@@ -943,7 +943,7 @@
             <w:noProof/>
             <w:webHidden/>
           </w:rPr>
-          <w:instrText xml:space="preserve"> PAGEREF _Toc239338138 \h </w:instrText>
+          <w:instrText xml:space="preserve"> PAGEREF _Toc239339231 \h </w:instrText>
         </w:r>
         <w:r>
           <w:rPr>
@@ -987,7 +987,7 @@
           <w14:ligatures w14:val="standardContextual"/>
         </w:rPr>
       </w:pPr>
-      <w:hyperlink w:anchor="_Toc239338139" w:history="1">
+      <w:hyperlink w:anchor="_Toc239339232" w:history="1">
         <w:r>
           <w:rPr>
             <w:rStyle w:val="Hyperlink"/>
@@ -1014,7 +1014,7 @@
             <w:noProof/>
             <w:webHidden/>
           </w:rPr>
-          <w:instrText xml:space="preserve"> PAGEREF _Toc239338139 \h </w:instrText>
+          <w:instrText xml:space="preserve"> PAGEREF _Toc239339232 \h </w:instrText>
         </w:r>
         <w:r>
           <w:rPr>
@@ -1058,7 +1058,7 @@
           <w14:ligatures w14:val="standardContextual"/>
         </w:rPr>
       </w:pPr>
-      <w:hyperlink w:anchor="_Toc239338140" w:history="1">
+      <w:hyperlink w:anchor="_Toc239339233" w:history="1">
         <w:r>
           <w:rPr>
             <w:rStyle w:val="Hyperlink"/>
@@ -1085,7 +1085,7 @@
             <w:noProof/>
             <w:webHidden/>
           </w:rPr>
-          <w:instrText xml:space="preserve"> PAGEREF _Toc239338140 \h </w:instrText>
+          <w:instrText xml:space="preserve"> PAGEREF _Toc239339233 \h </w:instrText>
         </w:r>
         <w:r>
           <w:rPr>
@@ -1129,7 +1129,7 @@
           <w14:ligatures w14:val="standardContextual"/>
         </w:rPr>
       </w:pPr>
-      <w:hyperlink w:anchor="_Toc239338141" w:history="1">
+      <w:hyperlink w:anchor="_Toc239339234" w:history="1">
         <w:r>
           <w:rPr>
             <w:rStyle w:val="Hyperlink"/>
@@ -1156,7 +1156,7 @@
             <w:noProof/>
             <w:webHidden/>
           </w:rPr>
-          <w:instrText xml:space="preserve"> PAGEREF _Toc239338141 \h </w:instrText>
+          <w:instrText xml:space="preserve"> PAGEREF _Toc239339234 \h </w:instrText>
         </w:r>
         <w:r>
           <w:rPr>
@@ -1200,7 +1200,7 @@
           <w14:ligatures w14:val="standardContextual"/>
         </w:rPr>
       </w:pPr>
-      <w:hyperlink w:anchor="_Toc239338142" w:history="1">
+      <w:hyperlink w:anchor="_Toc239339235" w:history="1">
         <w:r>
           <w:rPr>
             <w:rStyle w:val="Hyperlink"/>
@@ -1227,7 +1227,7 @@
             <w:noProof/>
             <w:webHidden/>
           </w:rPr>
-          <w:instrText xml:space="preserve"> PAGEREF _Toc239338142 \h </w:instrText>
+          <w:instrText xml:space="preserve"> PAGEREF _Toc239339235 \h </w:instrText>
         </w:r>
         <w:r>
           <w:rPr>
@@ -1271,7 +1271,7 @@
           <w14:ligatures w14:val="standardContextual"/>
         </w:rPr>
       </w:pPr>
-      <w:hyperlink w:anchor="_Toc239338143" w:history="1">
+      <w:hyperlink w:anchor="_Toc239339236" w:history="1">
         <w:r>
           <w:rPr>
             <w:rStyle w:val="Hyperlink"/>
@@ -1298,7 +1298,7 @@
             <w:noProof/>
             <w:webHidden/>
           </w:rPr>
-          <w:instrText xml:space="preserve"> PAGEREF _Toc239338143 \h </w:instrText>
+          <w:instrText xml:space="preserve"> PAGEREF _Toc239339236 \h </w:instrText>
         </w:r>
         <w:r>
           <w:rPr>
@@ -1342,7 +1342,7 @@
           <w14:ligatures w14:val="standardContextual"/>
         </w:rPr>
       </w:pPr>
-      <w:hyperlink w:anchor="_Toc239338144" w:history="1">
+      <w:hyperlink w:anchor="_Toc239339237" w:history="1">
         <w:r>
           <w:rPr>
             <w:rStyle w:val="Hyperlink"/>
@@ -1369,7 +1369,7 @@
             <w:noProof/>
             <w:webHidden/>
           </w:rPr>
-          <w:instrText xml:space="preserve"> PAGEREF _Toc239338144 \h </w:instrText>
+          <w:instrText xml:space="preserve"> PAGEREF _Toc239339237 \h </w:instrText>
         </w:r>
         <w:r>
           <w:rPr>
@@ -1413,7 +1413,7 @@
           <w14:ligatures w14:val="standardContextual"/>
         </w:rPr>
       </w:pPr>
-      <w:hyperlink w:anchor="_Toc239338145" w:history="1">
+      <w:hyperlink w:anchor="_Toc239339238" w:history="1">
         <w:r>
           <w:rPr>
             <w:rStyle w:val="Hyperlink"/>
@@ -1440,7 +1440,7 @@
             <w:noProof/>
             <w:webHidden/>
           </w:rPr>
-          <w:instrText xml:space="preserve"> PAGEREF _Toc239338145 \h </w:instrText>
+          <w:instrText xml:space="preserve"> PAGEREF _Toc239339238 \h </w:instrText>
         </w:r>
         <w:r>
           <w:rPr>
@@ -1484,7 +1484,7 @@
           <w14:ligatures w14:val="standardContextual"/>
         </w:rPr>
       </w:pPr>
-      <w:hyperlink w:anchor="_Toc239338146" w:history="1">
+      <w:hyperlink w:anchor="_Toc239339239" w:history="1">
         <w:r>
           <w:rPr>
             <w:rStyle w:val="Hyperlink"/>
@@ -1511,7 +1511,7 @@
             <w:noProof/>
             <w:webHidden/>
           </w:rPr>
-          <w:instrText xml:space="preserve"> PAGEREF _Toc239338146 \h </w:instrText>
+          <w:instrText xml:space="preserve"> PAGEREF _Toc239339239 \h </w:instrText>
         </w:r>
         <w:r>
           <w:rPr>
@@ -1555,7 +1555,7 @@
           <w14:ligatures w14:val="standardContextual"/>
         </w:rPr>
       </w:pPr>
-      <w:hyperlink w:anchor="_Toc239338147" w:history="1">
+      <w:hyperlink w:anchor="_Toc239339240" w:history="1">
         <w:r>
           <w:rPr>
             <w:rStyle w:val="Hyperlink"/>
@@ -1582,7 +1582,7 @@
             <w:noProof/>
             <w:webHidden/>
           </w:rPr>
-          <w:instrText xml:space="preserve"> PAGEREF _Toc239338147 \h </w:instrText>
+          <w:instrText xml:space="preserve"> PAGEREF _Toc239339240 \h </w:instrText>
         </w:r>
         <w:r>
           <w:rPr>
@@ -1626,7 +1626,7 @@
           <w14:ligatures w14:val="standardContextual"/>
         </w:rPr>
       </w:pPr>
-      <w:hyperlink w:anchor="_Toc239338148" w:history="1">
+      <w:hyperlink w:anchor="_Toc239339241" w:history="1">
         <w:r>
           <w:rPr>
             <w:rStyle w:val="Hyperlink"/>
@@ -1653,7 +1653,7 @@
             <w:noProof/>
             <w:webHidden/>
           </w:rPr>
-          <w:instrText xml:space="preserve"> PAGEREF _Toc239338148 \h </w:instrText>
+          <w:instrText xml:space="preserve"> PAGEREF _Toc239339241 \h </w:instrText>
         </w:r>
         <w:r>
           <w:rPr>
@@ -1697,7 +1697,7 @@
           <w14:ligatures w14:val="standardContextual"/>
         </w:rPr>
       </w:pPr>
-      <w:hyperlink w:anchor="_Toc239338149" w:history="1">
+      <w:hyperlink w:anchor="_Toc239339242" w:history="1">
         <w:r>
           <w:rPr>
             <w:rStyle w:val="Hyperlink"/>
@@ -1724,7 +1724,7 @@
             <w:noProof/>
             <w:webHidden/>
           </w:rPr>
-          <w:instrText xml:space="preserve"> PAGEREF _Toc239338149 \h </w:instrText>
+          <w:instrText xml:space="preserve"> PAGEREF _Toc239339242 \h </w:instrText>
         </w:r>
         <w:r>
           <w:rPr>
@@ -1768,7 +1768,7 @@
           <w14:ligatures w14:val="standardContextual"/>
         </w:rPr>
       </w:pPr>
-      <w:hyperlink w:anchor="_Toc239338150" w:history="1">
+      <w:hyperlink w:anchor="_Toc239339243" w:history="1">
         <w:r>
           <w:rPr>
             <w:rStyle w:val="Hyperlink"/>
@@ -1795,7 +1795,7 @@
             <w:noProof/>
             <w:webHidden/>
           </w:rPr>
-          <w:instrText xml:space="preserve"> PAGEREF _Toc239338150 \h </w:instrText>
+          <w:instrText xml:space="preserve"> PAGEREF _Toc239339243 \h </w:instrText>
         </w:r>
         <w:r>
           <w:rPr>
@@ -1839,7 +1839,7 @@
           <w14:ligatures w14:val="standardContextual"/>
         </w:rPr>
       </w:pPr>
-      <w:hyperlink w:anchor="_Toc239338151" w:history="1">
+      <w:hyperlink w:anchor="_Toc239339244" w:history="1">
         <w:r>
           <w:rPr>
             <w:rStyle w:val="Hyperlink"/>
@@ -1866,7 +1866,7 @@
             <w:noProof/>
             <w:webHidden/>
           </w:rPr>
-          <w:instrText xml:space="preserve"> PAGEREF _Toc239338151 \h </w:instrText>
+          <w:instrText xml:space="preserve"> PAGEREF _Toc239339244 \h </w:instrText>
         </w:r>
         <w:r>
           <w:rPr>
@@ -1910,7 +1910,7 @@
           <w14:ligatures w14:val="standardContextual"/>
         </w:rPr>
       </w:pPr>
-      <w:hyperlink w:anchor="_Toc239338152" w:history="1">
+      <w:hyperlink w:anchor="_Toc239339245" w:history="1">
         <w:r>
           <w:rPr>
             <w:rStyle w:val="Hyperlink"/>
@@ -1937,7 +1937,7 @@
             <w:noProof/>
             <w:webHidden/>
           </w:rPr>
-          <w:instrText xml:space="preserve"> PAGEREF _Toc239338152 \h </w:instrText>
+          <w:instrText xml:space="preserve"> PAGEREF _Toc239339245 \h </w:instrText>
         </w:r>
         <w:r>
           <w:rPr>
@@ -1981,7 +1981,7 @@
           <w14:ligatures w14:val="standardContextual"/>
         </w:rPr>
       </w:pPr>
-      <w:hyperlink w:anchor="_Toc239338153" w:history="1">
+      <w:hyperlink w:anchor="_Toc239339246" w:history="1">
         <w:r>
           <w:rPr>
             <w:rStyle w:val="Hyperlink"/>
@@ -2008,7 +2008,7 @@
             <w:noProof/>
             <w:webHidden/>
           </w:rPr>
-          <w:instrText xml:space="preserve"> PAGEREF _Toc239338153 \h </w:instrText>
+          <w:instrText xml:space="preserve"> PAGEREF _Toc239339246 \h </w:instrText>
         </w:r>
         <w:r>
           <w:rPr>
@@ -2052,7 +2052,7 @@
           <w14:ligatures w14:val="standardContextual"/>
         </w:rPr>
       </w:pPr>
-      <w:hyperlink w:anchor="_Toc239338154" w:history="1">
+      <w:hyperlink w:anchor="_Toc239339247" w:history="1">
         <w:r>
           <w:rPr>
             <w:rStyle w:val="Hyperlink"/>
@@ -2079,7 +2079,7 @@
             <w:noProof/>
             <w:webHidden/>
           </w:rPr>
-          <w:instrText xml:space="preserve"> PAGEREF _Toc239338154 \h </w:instrText>
+          <w:instrText xml:space="preserve"> PAGEREF _Toc239339247 \h </w:instrText>
         </w:r>
         <w:r>
           <w:rPr>
@@ -2123,7 +2123,7 @@
           <w14:ligatures w14:val="standardContextual"/>
         </w:rPr>
       </w:pPr>
-      <w:hyperlink w:anchor="_Toc239338155" w:history="1">
+      <w:hyperlink w:anchor="_Toc239339248" w:history="1">
         <w:r>
           <w:rPr>
             <w:rStyle w:val="Hyperlink"/>
@@ -2150,7 +2150,7 @@
             <w:noProof/>
             <w:webHidden/>
           </w:rPr>
-          <w:instrText xml:space="preserve"> PAGEREF _Toc239338155 \h </w:instrText>
+          <w:instrText xml:space="preserve"> PAGEREF _Toc239339248 \h </w:instrText>
         </w:r>
         <w:r>
           <w:rPr>
@@ -2194,7 +2194,7 @@
           <w14:ligatures w14:val="standardContextual"/>
         </w:rPr>
       </w:pPr>
-      <w:hyperlink w:anchor="_Toc239338156" w:history="1">
+      <w:hyperlink w:anchor="_Toc239339249" w:history="1">
         <w:r>
           <w:rPr>
             <w:rStyle w:val="Hyperlink"/>
@@ -2221,7 +2221,7 @@
             <w:noProof/>
             <w:webHidden/>
           </w:rPr>
-          <w:instrText xml:space="preserve"> PAGEREF _Toc239338156 \h </w:instrText>
+          <w:instrText xml:space="preserve"> PAGEREF _Toc239339249 \h </w:instrText>
         </w:r>
         <w:r>
           <w:rPr>
@@ -2265,7 +2265,7 @@
           <w14:ligatures w14:val="standardContextual"/>
         </w:rPr>
       </w:pPr>
-      <w:hyperlink w:anchor="_Toc239338157" w:history="1">
+      <w:hyperlink w:anchor="_Toc239339250" w:history="1">
         <w:r>
           <w:rPr>
             <w:rStyle w:val="Hyperlink"/>
@@ -2292,7 +2292,7 @@
             <w:noProof/>
             <w:webHidden/>
           </w:rPr>
-          <w:instrText xml:space="preserve"> PAGEREF _Toc239338157 \h </w:instrText>
+          <w:instrText xml:space="preserve"> PAGEREF _Toc239339250 \h </w:instrText>
         </w:r>
         <w:r>
           <w:rPr>
@@ -2336,7 +2336,7 @@
           <w14:ligatures w14:val="standardContextual"/>
         </w:rPr>
       </w:pPr>
-      <w:hyperlink w:anchor="_Toc239338158" w:history="1">
+      <w:hyperlink w:anchor="_Toc239339251" w:history="1">
         <w:r>
           <w:rPr>
             <w:rStyle w:val="Hyperlink"/>
@@ -2363,7 +2363,7 @@
             <w:noProof/>
             <w:webHidden/>
           </w:rPr>
-          <w:instrText xml:space="preserve"> PAGEREF _Toc239338158 \h </w:instrText>
+          <w:instrText xml:space="preserve"> PAGEREF _Toc239339251 \h </w:instrText>
         </w:r>
         <w:r>
           <w:rPr>
@@ -2407,7 +2407,7 @@
           <w14:ligatures w14:val="standardContextual"/>
         </w:rPr>
       </w:pPr>
-      <w:hyperlink w:anchor="_Toc239338159" w:history="1">
+      <w:hyperlink w:anchor="_Toc239339252" w:history="1">
         <w:r>
           <w:rPr>
             <w:rStyle w:val="Hyperlink"/>
@@ -2434,7 +2434,7 @@
             <w:noProof/>
             <w:webHidden/>
           </w:rPr>
-          <w:instrText xml:space="preserve"> PAGEREF _Toc239338159 \h </w:instrText>
+          <w:instrText xml:space="preserve"> PAGEREF _Toc239339252 \h </w:instrText>
         </w:r>
         <w:r>
           <w:rPr>
@@ -2478,7 +2478,7 @@
           <w14:ligatures w14:val="standardContextual"/>
         </w:rPr>
       </w:pPr>
-      <w:hyperlink w:anchor="_Toc239338160" w:history="1">
+      <w:hyperlink w:anchor="_Toc239339253" w:history="1">
         <w:r>
           <w:rPr>
             <w:rStyle w:val="Hyperlink"/>
@@ -2505,7 +2505,7 @@
             <w:noProof/>
             <w:webHidden/>
           </w:rPr>
-          <w:instrText xml:space="preserve"> PAGEREF _Toc239338160 \h </w:instrText>
+          <w:instrText xml:space="preserve"> PAGEREF _Toc239339253 \h </w:instrText>
         </w:r>
         <w:r>
           <w:rPr>
@@ -2549,7 +2549,7 @@
           <w14:ligatures w14:val="standardContextual"/>
         </w:rPr>
       </w:pPr>
-      <w:hyperlink w:anchor="_Toc239338161" w:history="1">
+      <w:hyperlink w:anchor="_Toc239339254" w:history="1">
         <w:r>
           <w:rPr>
             <w:rStyle w:val="Hyperlink"/>
@@ -2576,7 +2576,7 @@
             <w:noProof/>
             <w:webHidden/>
           </w:rPr>
-          <w:instrText xml:space="preserve"> PAGEREF _Toc239338161 \h </w:instrText>
+          <w:instrText xml:space="preserve"> PAGEREF _Toc239339254 \h </w:instrText>
         </w:r>
         <w:r>
           <w:rPr>
@@ -2620,7 +2620,7 @@
           <w14:ligatures w14:val="standardContextual"/>
         </w:rPr>
       </w:pPr>
-      <w:hyperlink w:anchor="_Toc239338162" w:history="1">
+      <w:hyperlink w:anchor="_Toc239339255" w:history="1">
         <w:r>
           <w:rPr>
             <w:rStyle w:val="Hyperlink"/>
@@ -2647,7 +2647,7 @@
             <w:noProof/>
             <w:webHidden/>
           </w:rPr>
-          <w:instrText xml:space="preserve"> PAGEREF _Toc239338162 \h </w:instrText>
+          <w:instrText xml:space="preserve"> PAGEREF _Toc239339255 \h </w:instrText>
         </w:r>
         <w:r>
           <w:rPr>
@@ -2691,7 +2691,7 @@
           <w14:ligatures w14:val="standardContextual"/>
         </w:rPr>
       </w:pPr>
-      <w:hyperlink w:anchor="_Toc239338163" w:history="1">
+      <w:hyperlink w:anchor="_Toc239339256" w:history="1">
         <w:r>
           <w:rPr>
             <w:rStyle w:val="Hyperlink"/>
@@ -2718,7 +2718,7 @@
             <w:noProof/>
             <w:webHidden/>
           </w:rPr>
-          <w:instrText xml:space="preserve"> PAGEREF _Toc239338163 \h </w:instrText>
+          <w:instrText xml:space="preserve"> PAGEREF _Toc239339256 \h </w:instrText>
         </w:r>
         <w:r>
           <w:rPr>
@@ -2762,7 +2762,7 @@
           <w14:ligatures w14:val="standardContextual"/>
         </w:rPr>
       </w:pPr>
-      <w:hyperlink w:anchor="_Toc239338164" w:history="1">
+      <w:hyperlink w:anchor="_Toc239339257" w:history="1">
         <w:r>
           <w:rPr>
             <w:rStyle w:val="Hyperlink"/>
@@ -2789,7 +2789,7 @@
             <w:noProof/>
             <w:webHidden/>
           </w:rPr>
-          <w:instrText xml:space="preserve"> PAGEREF _Toc239338164 \h </w:instrText>
+          <w:instrText xml:space="preserve"> PAGEREF _Toc239339257 \h </w:instrText>
         </w:r>
         <w:r>
           <w:rPr>
@@ -2833,7 +2833,7 @@
           <w14:ligatures w14:val="standardContextual"/>
         </w:rPr>
       </w:pPr>
-      <w:hyperlink w:anchor="_Toc239338165" w:history="1">
+      <w:hyperlink w:anchor="_Toc239339258" w:history="1">
         <w:r>
           <w:rPr>
             <w:rStyle w:val="Hyperlink"/>
@@ -2860,7 +2860,7 @@
             <w:noProof/>
             <w:webHidden/>
           </w:rPr>
-          <w:instrText xml:space="preserve"> PAGEREF _Toc239338165 \h </w:instrText>
+          <w:instrText xml:space="preserve"> PAGEREF _Toc239339258 \h </w:instrText>
         </w:r>
         <w:r>
           <w:rPr>
@@ -2904,7 +2904,7 @@
           <w14:ligatures w14:val="standardContextual"/>
         </w:rPr>
       </w:pPr>
-      <w:hyperlink w:anchor="_Toc239338166" w:history="1">
+      <w:hyperlink w:anchor="_Toc239339259" w:history="1">
         <w:r>
           <w:rPr>
             <w:rStyle w:val="Hyperlink"/>
@@ -2931,7 +2931,7 @@
             <w:noProof/>
             <w:webHidden/>
           </w:rPr>
-          <w:instrText xml:space="preserve"> PAGEREF _Toc239338166 \h </w:instrText>
+          <w:instrText xml:space="preserve"> PAGEREF _Toc239339259 \h </w:instrText>
         </w:r>
         <w:r>
           <w:rPr>
@@ -2975,7 +2975,7 @@
           <w14:ligatures w14:val="standardContextual"/>
         </w:rPr>
       </w:pPr>
-      <w:hyperlink w:anchor="_Toc239338167" w:history="1">
+      <w:hyperlink w:anchor="_Toc239339260" w:history="1">
         <w:r>
           <w:rPr>
             <w:rStyle w:val="Hyperlink"/>
@@ -3002,7 +3002,7 @@
             <w:noProof/>
             <w:webHidden/>
           </w:rPr>
-          <w:instrText xml:space="preserve"> PAGEREF _Toc239338167 \h </w:instrText>
+          <w:instrText xml:space="preserve"> PAGEREF _Toc239339260 \h </w:instrText>
         </w:r>
         <w:r>
           <w:rPr>
@@ -3046,7 +3046,7 @@
           <w14:ligatures w14:val="standardContextual"/>
         </w:rPr>
       </w:pPr>
-      <w:hyperlink w:anchor="_Toc239338168" w:history="1">
+      <w:hyperlink w:anchor="_Toc239339261" w:history="1">
         <w:r>
           <w:rPr>
             <w:rStyle w:val="Hyperlink"/>
@@ -3073,7 +3073,7 @@
             <w:noProof/>
             <w:webHidden/>
           </w:rPr>
-          <w:instrText xml:space="preserve"> PAGEREF _Toc239338168 \h </w:instrText>
+          <w:instrText xml:space="preserve"> PAGEREF _Toc239339261 \h </w:instrText>
         </w:r>
         <w:r>
           <w:rPr>
@@ -3117,7 +3117,7 @@
           <w14:ligatures w14:val="standardContextual"/>
         </w:rPr>
       </w:pPr>
-      <w:hyperlink w:anchor="_Toc239338169" w:history="1">
+      <w:hyperlink w:anchor="_Toc239339262" w:history="1">
         <w:r>
           <w:rPr>
             <w:rStyle w:val="Hyperlink"/>
@@ -3144,7 +3144,7 @@
             <w:noProof/>
             <w:webHidden/>
           </w:rPr>
-          <w:instrText xml:space="preserve"> PAGEREF _Toc239338169 \h </w:instrText>
+          <w:instrText xml:space="preserve"> PAGEREF _Toc239339262 \h </w:instrText>
         </w:r>
         <w:r>
           <w:rPr>
@@ -3188,7 +3188,7 @@
           <w14:ligatures w14:val="standardContextual"/>
         </w:rPr>
       </w:pPr>
-      <w:hyperlink w:anchor="_Toc239338170" w:history="1">
+      <w:hyperlink w:anchor="_Toc239339263" w:history="1">
         <w:r>
           <w:rPr>
             <w:rStyle w:val="Hyperlink"/>
@@ -3215,7 +3215,7 @@
             <w:noProof/>
             <w:webHidden/>
           </w:rPr>
-          <w:instrText xml:space="preserve"> PAGEREF _Toc239338170 \h </w:instrText>
+          <w:instrText xml:space="preserve"> PAGEREF _Toc239339263 \h </w:instrText>
         </w:r>
         <w:r>
           <w:rPr>
@@ -3259,7 +3259,7 @@
           <w14:ligatures w14:val="standardContextual"/>
         </w:rPr>
       </w:pPr>
-      <w:hyperlink w:anchor="_Toc239338171" w:history="1">
+      <w:hyperlink w:anchor="_Toc239339264" w:history="1">
         <w:r>
           <w:rPr>
             <w:rStyle w:val="Hyperlink"/>
@@ -3286,7 +3286,7 @@
             <w:noProof/>
             <w:webHidden/>
           </w:rPr>
-          <w:instrText xml:space="preserve"> PAGEREF _Toc239338171 \h </w:instrText>
+          <w:instrText xml:space="preserve"> PAGEREF _Toc239339264 \h </w:instrText>
         </w:r>
         <w:r>
           <w:rPr>
@@ -3330,7 +3330,7 @@
           <w14:ligatures w14:val="standardContextual"/>
         </w:rPr>
       </w:pPr>
-      <w:hyperlink w:anchor="_Toc239338172" w:history="1">
+      <w:hyperlink w:anchor="_Toc239339265" w:history="1">
         <w:r>
           <w:rPr>
             <w:rStyle w:val="Hyperlink"/>
@@ -3357,7 +3357,7 @@
             <w:noProof/>
             <w:webHidden/>
           </w:rPr>
-          <w:instrText xml:space="preserve"> PAGEREF _Toc239338172 \h </w:instrText>
+          <w:instrText xml:space="preserve"> PAGEREF _Toc239339265 \h </w:instrText>
         </w:r>
         <w:r>
           <w:rPr>
@@ -3401,7 +3401,7 @@
           <w14:ligatures w14:val="standardContextual"/>
         </w:rPr>
       </w:pPr>
-      <w:hyperlink w:anchor="_Toc239338173" w:history="1">
+      <w:hyperlink w:anchor="_Toc239339266" w:history="1">
         <w:r>
           <w:rPr>
             <w:rStyle w:val="Hyperlink"/>
@@ -3428,7 +3428,7 @@
             <w:noProof/>
             <w:webHidden/>
           </w:rPr>
-          <w:instrText xml:space="preserve"> PAGEREF _Toc239338173 \h </w:instrText>
+          <w:instrText xml:space="preserve"> PAGEREF _Toc239339266 \h </w:instrText>
         </w:r>
         <w:r>
           <w:rPr>
@@ -3460,6 +3460,77 @@
       </w:hyperlink>
     </w:p>
     <w:p>
+      <w:pPr>
+        <w:pStyle w:val="TOC2"/>
+        <w:tabs>
+          <w:tab w:val="right" w:leader="dot" w:pos="9350"/>
+        </w:tabs>
+        <w:rPr>
+          <w:noProof/>
+          <w:kern w:val="2"/>
+          <w:lang w:eastAsia="en-US"/>
+          <w14:ligatures w14:val="standardContextual"/>
+        </w:rPr>
+      </w:pPr>
+      <w:hyperlink w:anchor="_Toc239339267" w:history="1">
+        <w:r>
+          <w:rPr>
+            <w:rStyle w:val="Hyperlink"/>
+            <w:noProof/>
+          </w:rPr>
+          <w:t>Phụ lục C. Phân công công việc</w:t>
+        </w:r>
+        <w:r>
+          <w:rPr>
+            <w:noProof/>
+            <w:webHidden/>
+          </w:rPr>
+          <w:tab/>
+        </w:r>
+        <w:r>
+          <w:rPr>
+            <w:noProof/>
+            <w:webHidden/>
+          </w:rPr>
+          <w:fldChar w:fldCharType="begin"/>
+        </w:r>
+        <w:r>
+          <w:rPr>
+            <w:noProof/>
+            <w:webHidden/>
+          </w:rPr>
+          <w:instrText xml:space="preserve"> PAGEREF _Toc239339267 \h </w:instrText>
+        </w:r>
+        <w:r>
+          <w:rPr>
+            <w:noProof/>
+            <w:webHidden/>
+          </w:rPr>
+        </w:r>
+        <w:r>
+          <w:rPr>
+            <w:noProof/>
+            <w:webHidden/>
+          </w:rPr>
+          <w:fldChar w:fldCharType="separate"/>
+        </w:r>
+        <w:r>
+          <w:rPr>
+            <w:noProof/>
+            <w:webHidden/>
+          </w:rPr>
+          <w:t>40</w:t>
+        </w:r>
+        <w:r>
+          <w:rPr>
+            <w:noProof/>
+            <w:webHidden/>
+          </w:rPr>
+          <w:fldChar w:fldCharType="end"/>
+        </w:r>
+      </w:hyperlink>
+    </w:p>
+    <w:p>
       <w:r>
         <w:fldChar w:fldCharType="end"/>
       </w:r>
@@ -3474,7 +3545,7 @@
         <w:pStyle w:val="Heading1"/>
       </w:pPr>
       <w:bookmarkStart w:id="8" w:name="chương-1-giới-thiệu"/>
-      <w:bookmarkStart w:id="9" w:name="_Toc239338140"/>
+      <w:bookmarkStart w:id="9" w:name="_Toc239339233"/>
       <w:bookmarkEnd w:id="4"/>
       <w:bookmarkEnd w:id="6"/>
       <w:r>
@@ -3499,7 +3570,7 @@
         <w:pStyle w:val="Heading2"/>
       </w:pPr>
       <w:bookmarkStart w:id="10" w:name="X7d99df2d9d0c5141050eb9941026463f4c8ea2b"/>
-      <w:bookmarkStart w:id="11" w:name="_Toc239338141"/>
+      <w:bookmarkStart w:id="11" w:name="_Toc239339234"/>
       <w:r>
         <w:t>1.1. Đ</w:t>
       </w:r>
@@ -5349,7 +5420,7 @@
         <w:pStyle w:val="Heading2"/>
       </w:pPr>
       <w:bookmarkStart w:id="12" w:name="X60021b7b958505251ec70bd32e2bac9f8a0361c"/>
-      <w:bookmarkStart w:id="13" w:name="_Toc239338142"/>
+      <w:bookmarkStart w:id="13" w:name="_Toc239339235"/>
       <w:bookmarkEnd w:id="10"/>
       <w:r>
         <w:t>1.2. M</w:t>
@@ -7295,7 +7366,7 @@
         <w:pStyle w:val="Heading2"/>
       </w:pPr>
       <w:bookmarkStart w:id="17" w:name="X03724c88a1b7da9b434cf0a8db5356690a4bb71"/>
-      <w:bookmarkStart w:id="18" w:name="_Toc239338143"/>
+      <w:bookmarkStart w:id="18" w:name="_Toc239339236"/>
       <w:bookmarkEnd w:id="12"/>
       <w:bookmarkEnd w:id="16"/>
       <w:r>
@@ -9100,7 +9171,7 @@
         <w:pStyle w:val="Heading1"/>
       </w:pPr>
       <w:bookmarkStart w:id="20" w:name="chương-2-cơ-sở-lý-thuyết"/>
-      <w:bookmarkStart w:id="21" w:name="_Toc239338144"/>
+      <w:bookmarkStart w:id="21" w:name="_Toc239339237"/>
       <w:bookmarkEnd w:id="8"/>
       <w:bookmarkEnd w:id="17"/>
       <w:r>
@@ -9397,7 +9468,7 @@
         <w:pStyle w:val="Heading2"/>
       </w:pPr>
       <w:bookmarkStart w:id="22" w:name="X2256001523e16d112c59df938522f140b8b988e"/>
-      <w:bookmarkStart w:id="23" w:name="_Toc239338145"/>
+      <w:bookmarkStart w:id="23" w:name="_Toc239339238"/>
       <w:r>
         <w:t>2.1. Quy chu</w:t>
       </w:r>
@@ -14076,7 +14147,7 @@
         <w:pStyle w:val="Heading2"/>
       </w:pPr>
       <w:bookmarkStart w:id="30" w:name="Xb21b4f0690a73e92e2a35192cb39315a0956521"/>
-      <w:bookmarkStart w:id="31" w:name="_Toc239338146"/>
+      <w:bookmarkStart w:id="31" w:name="_Toc239339239"/>
       <w:bookmarkEnd w:id="22"/>
       <w:bookmarkEnd w:id="28"/>
       <w:r>
@@ -19316,7 +19387,7 @@
         <w:pStyle w:val="Heading2"/>
       </w:pPr>
       <w:bookmarkStart w:id="38" w:name="X8ff52f1334e3f0e382caf7ffa1b7096a981291c"/>
-      <w:bookmarkStart w:id="39" w:name="_Toc239338147"/>
+      <w:bookmarkStart w:id="39" w:name="_Toc239339240"/>
       <w:bookmarkEnd w:id="30"/>
       <w:bookmarkEnd w:id="37"/>
       <w:r>
@@ -19595,7 +19666,7 @@
           <w:noProof/>
         </w:rPr>
         <w:drawing>
-          <wp:inline distT="0" distB="0" distL="0" distR="0" wp14:anchorId="0DDCE22A" wp14:editId="6DDD21A6">
+          <wp:inline distT="0" distB="0" distL="0" distR="0" wp14:anchorId="05B49ED3" wp14:editId="7D3DBB0C">
             <wp:extent cx="5334000" cy="1435553"/>
             <wp:effectExtent l="0" t="0" r="0" b="0"/>
             <wp:docPr id="37" name="Picture"/>
@@ -21057,7 +21128,7 @@
         <w:pStyle w:val="Heading2"/>
       </w:pPr>
       <w:bookmarkStart w:id="43" w:name="X1a77f36e16d4ad267b00eabe7cf793e1dbe08e9"/>
-      <w:bookmarkStart w:id="44" w:name="_Toc239338148"/>
+      <w:bookmarkStart w:id="44" w:name="_Toc239339241"/>
       <w:bookmarkEnd w:id="38"/>
       <w:bookmarkEnd w:id="42"/>
       <w:r>
@@ -22227,7 +22298,7 @@
           <w:noProof/>
         </w:rPr>
         <w:drawing>
-          <wp:inline distT="0" distB="0" distL="0" distR="0" wp14:anchorId="5760C694" wp14:editId="36AEFD8C">
+          <wp:inline distT="0" distB="0" distL="0" distR="0" wp14:anchorId="443DB69E" wp14:editId="0E939D99">
             <wp:extent cx="5334000" cy="2884362"/>
             <wp:effectExtent l="0" t="0" r="0" b="0"/>
             <wp:docPr id="44" name="Picture"/>
@@ -22493,7 +22564,7 @@
           <w:noProof/>
         </w:rPr>
         <w:drawing>
-          <wp:inline distT="0" distB="0" distL="0" distR="0" wp14:anchorId="7241BF45" wp14:editId="5F53AAFB">
+          <wp:inline distT="0" distB="0" distL="0" distR="0" wp14:anchorId="5011B406" wp14:editId="523421EC">
             <wp:extent cx="5334000" cy="632732"/>
             <wp:effectExtent l="0" t="0" r="0" b="0"/>
             <wp:docPr id="49" name="Picture"/>
@@ -24396,7 +24467,7 @@
         <w:pStyle w:val="Heading1"/>
       </w:pPr>
       <w:bookmarkStart w:id="50" w:name="chương-3-thiết-kế-và-cài-đặt"/>
-      <w:bookmarkStart w:id="51" w:name="_Toc239338149"/>
+      <w:bookmarkStart w:id="51" w:name="_Toc239339242"/>
       <w:bookmarkEnd w:id="20"/>
       <w:bookmarkEnd w:id="43"/>
       <w:bookmarkEnd w:id="49"/>
@@ -24428,7 +24499,7 @@
         <w:pStyle w:val="Heading2"/>
       </w:pPr>
       <w:bookmarkStart w:id="52" w:name="X21a22cc9b66dca004f2960f37df13c53a04e97b"/>
-      <w:bookmarkStart w:id="53" w:name="_Toc239338150"/>
+      <w:bookmarkStart w:id="53" w:name="_Toc239339243"/>
       <w:r>
         <w:t>3.1. Ki</w:t>
       </w:r>
@@ -24520,7 +24591,7 @@
           <w:noProof/>
         </w:rPr>
         <w:drawing>
-          <wp:inline distT="0" distB="0" distL="0" distR="0" wp14:anchorId="27D35533" wp14:editId="71783C39">
+          <wp:inline distT="0" distB="0" distL="0" distR="0" wp14:anchorId="3506291C" wp14:editId="4863F0DC">
             <wp:extent cx="5334000" cy="401410"/>
             <wp:effectExtent l="0" t="0" r="0" b="0"/>
             <wp:docPr id="57" name="Picture"/>
@@ -26189,7 +26260,7 @@
         <w:pStyle w:val="Heading2"/>
       </w:pPr>
       <w:bookmarkStart w:id="55" w:name="X1f307d8f8c73bce8db8683c986faea6c8ea66a3"/>
-      <w:bookmarkStart w:id="56" w:name="_Toc239338151"/>
+      <w:bookmarkStart w:id="56" w:name="_Toc239339244"/>
       <w:bookmarkEnd w:id="52"/>
       <w:r>
         <w:t>3.2. Xây d</w:t>
@@ -26256,7 +26327,7 @@
           <w:noProof/>
         </w:rPr>
         <w:drawing>
-          <wp:inline distT="0" distB="0" distL="0" distR="0" wp14:anchorId="2CAB477A" wp14:editId="41E1D508">
+          <wp:inline distT="0" distB="0" distL="0" distR="0" wp14:anchorId="3D1C1205" wp14:editId="78EC2B72">
             <wp:extent cx="5334000" cy="802821"/>
             <wp:effectExtent l="0" t="0" r="0" b="0"/>
             <wp:docPr id="62" name="Picture"/>
@@ -30368,7 +30439,7 @@
         <w:pStyle w:val="Heading2"/>
       </w:pPr>
       <w:bookmarkStart w:id="62" w:name="X6a397cb1739f1ec0a8c9714808f79a5ce1fbf6f"/>
-      <w:bookmarkStart w:id="63" w:name="_Toc239338152"/>
+      <w:bookmarkStart w:id="63" w:name="_Toc239339245"/>
       <w:bookmarkEnd w:id="55"/>
       <w:bookmarkEnd w:id="61"/>
       <w:r>
@@ -31934,7 +32005,7 @@
         <w:pStyle w:val="Heading2"/>
       </w:pPr>
       <w:bookmarkStart w:id="65" w:name="X9c2c9b365086d10c999a46e4942f14d73b6baa5"/>
-      <w:bookmarkStart w:id="66" w:name="_Toc239338153"/>
+      <w:bookmarkStart w:id="66" w:name="_Toc239339246"/>
       <w:bookmarkEnd w:id="62"/>
       <w:r>
         <w:t>3.4. Kh</w:t>
@@ -32718,7 +32789,7 @@
           <w:noProof/>
         </w:rPr>
         <w:drawing>
-          <wp:inline distT="0" distB="0" distL="0" distR="0" wp14:anchorId="0FB67936" wp14:editId="6654D645">
+          <wp:inline distT="0" distB="0" distL="0" distR="0" wp14:anchorId="174BA842" wp14:editId="4C82988F">
             <wp:extent cx="5334000" cy="8969712"/>
             <wp:effectExtent l="0" t="0" r="0" b="0"/>
             <wp:docPr id="73" name="Picture"/>
@@ -38667,7 +38738,7 @@
         <w:pStyle w:val="Heading2"/>
       </w:pPr>
       <w:bookmarkStart w:id="75" w:name="Xb17945b5d9374e5087c2c96ace1685ff00e2e22"/>
-      <w:bookmarkStart w:id="76" w:name="_Toc239338154"/>
+      <w:bookmarkStart w:id="76" w:name="_Toc239339247"/>
       <w:bookmarkEnd w:id="65"/>
       <w:bookmarkEnd w:id="74"/>
       <w:r>
@@ -40037,7 +40108,7 @@
         <w:pStyle w:val="Heading2"/>
       </w:pPr>
       <w:bookmarkStart w:id="77" w:name="Xfad7df3f963ac0b8ebfe8cf87d7c64fa075f760"/>
-      <w:bookmarkStart w:id="78" w:name="_Toc239338155"/>
+      <w:bookmarkStart w:id="78" w:name="_Toc239339248"/>
       <w:bookmarkEnd w:id="75"/>
       <w:r>
         <w:t>3.6. B</w:t>
@@ -40083,7 +40154,7 @@
           <w:noProof/>
         </w:rPr>
         <w:drawing>
-          <wp:inline distT="0" distB="0" distL="0" distR="0" wp14:anchorId="5FAD041C" wp14:editId="0B83875B">
+          <wp:inline distT="0" distB="0" distL="0" distR="0" wp14:anchorId="492382B6" wp14:editId="725A5502">
             <wp:extent cx="5334000" cy="1217839"/>
             <wp:effectExtent l="0" t="0" r="0" b="0"/>
             <wp:docPr id="86" name="Picture"/>
@@ -42864,7 +42935,7 @@
         <w:pStyle w:val="Heading2"/>
       </w:pPr>
       <w:bookmarkStart w:id="80" w:name="X9b5467225f237e4ee44d60f7d236cbdfdaa1e07"/>
-      <w:bookmarkStart w:id="81" w:name="_Toc239338156"/>
+      <w:bookmarkStart w:id="81" w:name="_Toc239339249"/>
       <w:bookmarkEnd w:id="77"/>
       <w:r>
         <w:t xml:space="preserve">3.7. </w:t>
@@ -42984,7 +43055,7 @@
           <w:noProof/>
         </w:rPr>
         <w:drawing>
-          <wp:inline distT="0" distB="0" distL="0" distR="0" wp14:anchorId="4FEC7816" wp14:editId="3DC7CF84">
+          <wp:inline distT="0" distB="0" distL="0" distR="0" wp14:anchorId="0E7C2637" wp14:editId="4BD2C274">
             <wp:extent cx="5334000" cy="5953125"/>
             <wp:effectExtent l="0" t="0" r="0" b="0"/>
             <wp:docPr id="91" name="Picture"/>
@@ -44094,7 +44165,7 @@
         <w:pStyle w:val="Heading1"/>
       </w:pPr>
       <w:bookmarkStart w:id="83" w:name="chương-4-thực-nghiệm-và-đánh-giá"/>
-      <w:bookmarkStart w:id="84" w:name="_Toc239338157"/>
+      <w:bookmarkStart w:id="84" w:name="_Toc239339250"/>
       <w:bookmarkEnd w:id="50"/>
       <w:bookmarkEnd w:id="80"/>
       <w:r>
@@ -44119,7 +44190,7 @@
         <w:pStyle w:val="Heading2"/>
       </w:pPr>
       <w:bookmarkStart w:id="85" w:name="X43cb4672f728ce1df4f211c1d18360135f0c40b"/>
-      <w:bookmarkStart w:id="86" w:name="_Toc239338158"/>
+      <w:bookmarkStart w:id="86" w:name="_Toc239339251"/>
       <w:r>
         <w:t>4.1. Môi trư</w:t>
       </w:r>
@@ -45741,7 +45812,7 @@
         <w:pStyle w:val="Heading2"/>
       </w:pPr>
       <w:bookmarkStart w:id="87" w:name="Xe48430b60e6d2b1022368eb4316c1fe9f53411f"/>
-      <w:bookmarkStart w:id="88" w:name="_Toc239338159"/>
+      <w:bookmarkStart w:id="88" w:name="_Toc239339252"/>
       <w:bookmarkEnd w:id="85"/>
       <w:r>
         <w:t>4.2. K</w:t>
@@ -49276,7 +49347,7 @@
         <w:pStyle w:val="Heading2"/>
       </w:pPr>
       <w:bookmarkStart w:id="95" w:name="X09b724f0b907c7f652c2569c27ef1d5728c277c"/>
-      <w:bookmarkStart w:id="96" w:name="_Toc239338160"/>
+      <w:bookmarkStart w:id="96" w:name="_Toc239339253"/>
       <w:bookmarkEnd w:id="87"/>
       <w:bookmarkEnd w:id="93"/>
       <w:r>
@@ -51548,7 +51619,7 @@
           <w:noProof/>
         </w:rPr>
         <w:drawing>
-          <wp:inline distT="0" distB="0" distL="0" distR="0" wp14:anchorId="3570C788" wp14:editId="42A3784F">
+          <wp:inline distT="0" distB="0" distL="0" distR="0" wp14:anchorId="6F7AB800" wp14:editId="51F1CC5D">
             <wp:extent cx="5334000" cy="2883855"/>
             <wp:effectExtent l="0" t="0" r="0" b="0"/>
             <wp:docPr id="108" name="Picture"/>
@@ -56571,7 +56642,7 @@
         <w:pStyle w:val="Heading2"/>
       </w:pPr>
       <w:bookmarkStart w:id="106" w:name="X0c205a3fd5474e5e1d380a3735df7543f97f059"/>
-      <w:bookmarkStart w:id="107" w:name="_Toc239338161"/>
+      <w:bookmarkStart w:id="107" w:name="_Toc239339254"/>
       <w:bookmarkEnd w:id="95"/>
       <w:bookmarkEnd w:id="104"/>
       <w:r>
@@ -59579,7 +59650,7 @@
         <w:pStyle w:val="Heading2"/>
       </w:pPr>
       <w:bookmarkStart w:id="113" w:name="X8f4b2c0e55e8764a0677cdfa39e96dbe6822859"/>
-      <w:bookmarkStart w:id="114" w:name="_Toc239338162"/>
+      <w:bookmarkStart w:id="114" w:name="_Toc239339255"/>
       <w:bookmarkEnd w:id="106"/>
       <w:bookmarkEnd w:id="112"/>
       <w:r>
@@ -62737,7 +62808,7 @@
         <w:pStyle w:val="Heading2"/>
       </w:pPr>
       <w:bookmarkStart w:id="120" w:name="X7468ed9f095dd0192ebc5de940dc44b5cd3e099"/>
-      <w:bookmarkStart w:id="121" w:name="_Toc239338163"/>
+      <w:bookmarkStart w:id="121" w:name="_Toc239339256"/>
       <w:bookmarkEnd w:id="113"/>
       <w:bookmarkEnd w:id="118"/>
       <w:r>
@@ -64595,7 +64666,7 @@
           <w:noProof/>
         </w:rPr>
         <w:drawing>
-          <wp:inline distT="0" distB="0" distL="0" distR="0" wp14:anchorId="144B489E" wp14:editId="272D87AD">
+          <wp:inline distT="0" distB="0" distL="0" distR="0" wp14:anchorId="4439E912" wp14:editId="7CAF36D8">
             <wp:extent cx="5334000" cy="3317670"/>
             <wp:effectExtent l="0" t="0" r="0" b="0"/>
             <wp:docPr id="131" name="Picture"/>
@@ -65327,7 +65398,7 @@
         <w:pStyle w:val="Heading2"/>
       </w:pPr>
       <w:bookmarkStart w:id="124" w:name="X88e1c26a6581f7bd1dbdb2c85ae6116c5ba8393"/>
-      <w:bookmarkStart w:id="125" w:name="_Toc239338164"/>
+      <w:bookmarkStart w:id="125" w:name="_Toc239339257"/>
       <w:bookmarkEnd w:id="120"/>
       <w:r>
         <w:t>4.7. Các y</w:t>
@@ -67182,7 +67253,7 @@
         <w:pStyle w:val="Heading1"/>
       </w:pPr>
       <w:bookmarkStart w:id="127" w:name="chương-5-kết-luận-và-hướng-phát-triển"/>
-      <w:bookmarkStart w:id="128" w:name="_Toc239338165"/>
+      <w:bookmarkStart w:id="128" w:name="_Toc239339258"/>
       <w:bookmarkEnd w:id="83"/>
       <w:bookmarkEnd w:id="124"/>
       <w:r>
@@ -67219,7 +67290,7 @@
         <w:pStyle w:val="Heading2"/>
       </w:pPr>
       <w:bookmarkStart w:id="129" w:name="Xcefa088882d41b38c21b7b5b44c738cb5564fbb"/>
-      <w:bookmarkStart w:id="130" w:name="_Toc239338166"/>
+      <w:bookmarkStart w:id="130" w:name="_Toc239339259"/>
       <w:r>
         <w:t>5.1. K</w:t>
       </w:r>
@@ -68720,7 +68791,7 @@
         <w:pStyle w:val="Heading2"/>
       </w:pPr>
       <w:bookmarkStart w:id="132" w:name="Xe79f58ab8ce7b6f148c68a374118dd9eaec1a1c"/>
-      <w:bookmarkStart w:id="133" w:name="_Toc239338167"/>
+      <w:bookmarkStart w:id="133" w:name="_Toc239339260"/>
       <w:bookmarkEnd w:id="129"/>
       <w:r>
         <w:t>5.2. H</w:t>
@@ -69934,7 +70005,7 @@
         <w:pStyle w:val="Heading2"/>
       </w:pPr>
       <w:bookmarkStart w:id="135" w:name="X66db71c9020c40cf46e490c5c37ad244e2b7594"/>
-      <w:bookmarkStart w:id="136" w:name="_Toc239338168"/>
+      <w:bookmarkStart w:id="136" w:name="_Toc239339261"/>
       <w:bookmarkEnd w:id="132"/>
       <w:r>
         <w:t>5.3. Hư</w:t>
@@ -71525,7 +71596,7 @@
         <w:pStyle w:val="Heading2"/>
       </w:pPr>
       <w:bookmarkStart w:id="138" w:name="Xe5a2fe3dfcd4681648271b7ddc344b106e48b3b"/>
-      <w:bookmarkStart w:id="139" w:name="_Toc239338169"/>
+      <w:bookmarkStart w:id="139" w:name="_Toc239339262"/>
       <w:bookmarkEnd w:id="135"/>
       <w:r>
         <w:t>5.4. K</w:t>
@@ -72448,7 +72519,7 @@
         <w:pStyle w:val="Heading1"/>
       </w:pPr>
       <w:bookmarkStart w:id="140" w:name="tài-liệu-tham-khảo"/>
-      <w:bookmarkStart w:id="141" w:name="_Toc239338170"/>
+      <w:bookmarkStart w:id="141" w:name="_Toc239339263"/>
       <w:bookmarkEnd w:id="127"/>
       <w:bookmarkEnd w:id="138"/>
       <w:r>
@@ -73404,7 +73475,7 @@
         <w:pStyle w:val="Heading1"/>
       </w:pPr>
       <w:bookmarkStart w:id="142" w:name="phụ-lục"/>
-      <w:bookmarkStart w:id="143" w:name="_Toc239338171"/>
+      <w:bookmarkStart w:id="143" w:name="_Toc239339264"/>
       <w:bookmarkEnd w:id="140"/>
       <w:r>
         <w:t>PH</w:t>
@@ -73428,7 +73499,7 @@
         <w:pStyle w:val="Heading2"/>
       </w:pPr>
       <w:bookmarkStart w:id="144" w:name="phụ-lục-a-cấu-hình-và-siêu-tham-số"/>
-      <w:bookmarkStart w:id="145" w:name="_Toc239338172"/>
+      <w:bookmarkStart w:id="145" w:name="_Toc239339265"/>
       <w:r>
         <w:t>Ph</w:t>
       </w:r>
@@ -75648,7 +75719,7 @@
         <w:pStyle w:val="Heading2"/>
       </w:pPr>
       <w:bookmarkStart w:id="149" w:name="phụ-lục-b-hướng-dẫn-cài-đặt-và-chạy"/>
-      <w:bookmarkStart w:id="150" w:name="_Toc239338173"/>
+      <w:bookmarkStart w:id="150" w:name="_Toc239339266"/>
       <w:bookmarkEnd w:id="144"/>
       <w:bookmarkEnd w:id="148"/>
       <w:r>
@@ -77045,7 +77116,7 @@
         <w:rPr>
           <w:rStyle w:val="VerbatimChar"/>
         </w:rPr>
-        <w:t>backend/.venv/Scripts/python scripts/build_thesis.py --src docs/papers/mon-hoc</w:t>
+        <w:t>backend/.venv/Scripts/python scripts/build_thesis.py</w:t>
       </w:r>
       <w:r>
         <w:br/>
@@ -77054,7 +77125,7 @@
         <w:rPr>
           <w:rStyle w:val="VerbatimChar"/>
         </w:rPr>
-        <w:t>powershell -File scripts/export_thesis_pdf.ps1 -Nguon docs/papers/mon-hoc/thesis-full.docx -Dich docs/papers/mon-hoc/thesis-full.pdf</w:t>
+        <w:t>powershell -File scripts/export_thesis_pdf.ps1</w:t>
       </w:r>
     </w:p>
     <w:p>
@@ -77194,11 +77265,895 @@
         <w:t>ụ</w:t>
       </w:r>
       <w:r>
-        <w:t>c.</w:t>
-      </w:r>
-      <w:bookmarkEnd w:id="142"/>
+        <w:t>c. C</w:t>
+      </w:r>
+      <w:r>
+        <w:t>ả</w:t>
+      </w:r>
+      <w:r>
+        <w:t xml:space="preserve"> hai đã đ</w:t>
+      </w:r>
+      <w:r>
+        <w:t>ặ</w:t>
+      </w:r>
+      <w:r>
+        <w:t>t s</w:t>
+      </w:r>
+      <w:r>
+        <w:t>ẵ</w:t>
+      </w:r>
+      <w:r>
+        <w:t>n b</w:t>
+      </w:r>
+      <w:r>
+        <w:t>ả</w:t>
+      </w:r>
+      <w:r>
+        <w:t>n đ</w:t>
+      </w:r>
+      <w:r>
+        <w:t>ồ</w:t>
+      </w:r>
+      <w:r>
+        <w:t xml:space="preserve"> án môn h</w:t>
+      </w:r>
+      <w:r>
+        <w:t>ọ</w:t>
+      </w:r>
+      <w:r>
+        <w:t>c làm m</w:t>
+      </w:r>
+      <w:r>
+        <w:t>ặ</w:t>
+      </w:r>
+      <w:r>
+        <w:t>c đ</w:t>
+      </w:r>
+      <w:r>
+        <w:t>ị</w:t>
+      </w:r>
+      <w:r>
+        <w:t>nh nên không c</w:t>
+      </w:r>
+      <w:r>
+        <w:t>ầ</w:t>
+      </w:r>
+      <w:r>
+        <w:t>n tham s</w:t>
+      </w:r>
+      <w:r>
+        <w:t>ố</w:t>
+      </w:r>
+      <w:r>
+        <w:t>; mu</w:t>
+      </w:r>
+      <w:r>
+        <w:t>ố</w:t>
+      </w:r>
+      <w:r>
+        <w:t>n d</w:t>
+      </w:r>
+      <w:r>
+        <w:t>ự</w:t>
+      </w:r>
+      <w:r>
+        <w:t>ng b</w:t>
+      </w:r>
+      <w:r>
+        <w:t>ả</w:t>
+      </w:r>
+      <w:r>
+        <w:t>n khác thì truy</w:t>
+      </w:r>
+      <w:r>
+        <w:t>ề</w:t>
+      </w:r>
+      <w:r>
+        <w:t xml:space="preserve">n </w:t>
+      </w:r>
+      <w:r>
+        <w:rPr>
+          <w:rStyle w:val="VerbatimChar"/>
+        </w:rPr>
+        <w:t>--src</w:t>
+      </w:r>
+      <w:r>
+        <w:t xml:space="preserve"> cho l</w:t>
+      </w:r>
+      <w:r>
+        <w:t>ệ</w:t>
+      </w:r>
+      <w:r>
+        <w:t>nh đ</w:t>
+      </w:r>
+      <w:r>
+        <w:t>ầ</w:t>
+      </w:r>
+      <w:r>
+        <w:t xml:space="preserve">u và </w:t>
+      </w:r>
+      <w:r>
+        <w:rPr>
+          <w:rStyle w:val="VerbatimChar"/>
+        </w:rPr>
+        <w:t>-Nguon</w:t>
+      </w:r>
+      <w:r>
+        <w:t xml:space="preserve"> cho l</w:t>
+      </w:r>
+      <w:r>
+        <w:t>ệ</w:t>
+      </w:r>
+      <w:r>
+        <w:t>nh hai.</w:t>
+      </w:r>
+    </w:p>
+    <w:p>
+      <w:pPr>
+        <w:pStyle w:val="Heading2"/>
+      </w:pPr>
+      <w:bookmarkStart w:id="155" w:name="phụ-lục-c-phân-công-công-việc"/>
+      <w:bookmarkStart w:id="156" w:name="_Toc239339267"/>
       <w:bookmarkEnd w:id="149"/>
       <w:bookmarkEnd w:id="154"/>
+      <w:r>
+        <w:t>Ph</w:t>
+      </w:r>
+      <w:r>
+        <w:t>ụ</w:t>
+      </w:r>
+      <w:r>
+        <w:t xml:space="preserve"> l</w:t>
+      </w:r>
+      <w:r>
+        <w:t>ụ</w:t>
+      </w:r>
+      <w:r>
+        <w:t>c C. Phân công công vi</w:t>
+      </w:r>
+      <w:r>
+        <w:t>ệ</w:t>
+      </w:r>
+      <w:r>
+        <w:t>c</w:t>
+      </w:r>
+      <w:bookmarkEnd w:id="156"/>
+    </w:p>
+    <w:tbl>
+      <w:tblPr>
+        <w:tblStyle w:val="Table"/>
+        <w:tblW w:w="0" w:type="auto"/>
+        <w:tblLook w:val="0020" w:firstRow="1" w:lastRow="0" w:firstColumn="0" w:lastColumn="0" w:noHBand="0" w:noVBand="0"/>
+      </w:tblPr>
+      <w:tblGrid>
+        <w:gridCol w:w="2141"/>
+        <w:gridCol w:w="1071"/>
+        <w:gridCol w:w="6364"/>
+      </w:tblGrid>
+      <w:tr>
+        <w:trPr>
+          <w:cnfStyle w:val="100000000000" w:firstRow="1" w:lastRow="0" w:firstColumn="0" w:lastColumn="0" w:oddVBand="0" w:evenVBand="0" w:oddHBand="0" w:evenHBand="0" w:firstRowFirstColumn="0" w:firstRowLastColumn="0" w:lastRowFirstColumn="0" w:lastRowLastColumn="0"/>
+          <w:tblHeader/>
+        </w:trPr>
+        <w:tc>
+          <w:tcPr>
+            <w:tcW w:w="0" w:type="auto"/>
+          </w:tcPr>
+          <w:p>
+            <w:pPr>
+              <w:pStyle w:val="Compact"/>
+            </w:pPr>
+            <w:r>
+              <w:t>Thành viên</w:t>
+            </w:r>
+          </w:p>
+        </w:tc>
+        <w:tc>
+          <w:tcPr>
+            <w:tcW w:w="0" w:type="auto"/>
+          </w:tcPr>
+          <w:p>
+            <w:pPr>
+              <w:pStyle w:val="Compact"/>
+              <w:jc w:val="center"/>
+            </w:pPr>
+            <w:r>
+              <w:t>MSSV</w:t>
+            </w:r>
+          </w:p>
+        </w:tc>
+        <w:tc>
+          <w:tcPr>
+            <w:tcW w:w="0" w:type="auto"/>
+          </w:tcPr>
+          <w:p>
+            <w:pPr>
+              <w:pStyle w:val="Compact"/>
+            </w:pPr>
+            <w:r>
+              <w:t>Công vi</w:t>
+            </w:r>
+            <w:r>
+              <w:t>ệ</w:t>
+            </w:r>
+            <w:r>
+              <w:t>c chính</w:t>
+            </w:r>
+          </w:p>
+        </w:tc>
+      </w:tr>
+      <w:tr>
+        <w:tc>
+          <w:tcPr>
+            <w:tcW w:w="0" w:type="auto"/>
+          </w:tcPr>
+          <w:p>
+            <w:pPr>
+              <w:pStyle w:val="Compact"/>
+            </w:pPr>
+            <w:r>
+              <w:t>Ph</w:t>
+            </w:r>
+            <w:r>
+              <w:t>ạ</w:t>
+            </w:r>
+            <w:r>
+              <w:t>m Nguy</w:t>
+            </w:r>
+            <w:r>
+              <w:t>ễ</w:t>
+            </w:r>
+            <w:r>
+              <w:t>n Th</w:t>
+            </w:r>
+            <w:r>
+              <w:t>ế</w:t>
+            </w:r>
+            <w:r>
+              <w:t xml:space="preserve"> Châu</w:t>
+            </w:r>
+          </w:p>
+        </w:tc>
+        <w:tc>
+          <w:tcPr>
+            <w:tcW w:w="0" w:type="auto"/>
+          </w:tcPr>
+          <w:p>
+            <w:pPr>
+              <w:pStyle w:val="Compact"/>
+              <w:jc w:val="center"/>
+            </w:pPr>
+            <w:r>
+              <w:t>25410004</w:t>
+            </w:r>
+          </w:p>
+        </w:tc>
+        <w:tc>
+          <w:tcPr>
+            <w:tcW w:w="0" w:type="auto"/>
+          </w:tcPr>
+          <w:p>
+            <w:pPr>
+              <w:pStyle w:val="Compact"/>
+            </w:pPr>
+            <w:r>
+              <w:t>Thu th</w:t>
+            </w:r>
+            <w:r>
+              <w:t>ậ</w:t>
+            </w:r>
+            <w:r>
+              <w:t>p d</w:t>
+            </w:r>
+            <w:r>
+              <w:t>ữ</w:t>
+            </w:r>
+            <w:r>
+              <w:t xml:space="preserve"> li</w:t>
+            </w:r>
+            <w:r>
+              <w:t>ệ</w:t>
+            </w:r>
+            <w:r>
+              <w:t>u, hu</w:t>
+            </w:r>
+            <w:r>
+              <w:t>ấ</w:t>
+            </w:r>
+            <w:r>
+              <w:t>n luy</w:t>
+            </w:r>
+            <w:r>
+              <w:t>ệ</w:t>
+            </w:r>
+            <w:r>
+              <w:t>n YOLO11n, đánh giá b</w:t>
+            </w:r>
+            <w:r>
+              <w:t>ộ</w:t>
+            </w:r>
+            <w:r>
+              <w:t xml:space="preserve"> phát hi</w:t>
+            </w:r>
+            <w:r>
+              <w:t>ệ</w:t>
+            </w:r>
+            <w:r>
+              <w:t>n</w:t>
+            </w:r>
+          </w:p>
+        </w:tc>
+      </w:tr>
+      <w:tr>
+        <w:tc>
+          <w:tcPr>
+            <w:tcW w:w="0" w:type="auto"/>
+          </w:tcPr>
+          <w:p>
+            <w:pPr>
+              <w:pStyle w:val="Compact"/>
+            </w:pPr>
+            <w:r>
+              <w:t>Nguy</w:t>
+            </w:r>
+            <w:r>
+              <w:t>ễ</w:t>
+            </w:r>
+            <w:r>
+              <w:t>n Công H</w:t>
+            </w:r>
+            <w:r>
+              <w:t>ậ</w:t>
+            </w:r>
+            <w:r>
+              <w:t>u</w:t>
+            </w:r>
+          </w:p>
+        </w:tc>
+        <w:tc>
+          <w:tcPr>
+            <w:tcW w:w="0" w:type="auto"/>
+          </w:tcPr>
+          <w:p>
+            <w:pPr>
+              <w:pStyle w:val="Compact"/>
+              <w:jc w:val="center"/>
+            </w:pPr>
+            <w:r>
+              <w:t>25410006</w:t>
+            </w:r>
+          </w:p>
+        </w:tc>
+        <w:tc>
+          <w:tcPr>
+            <w:tcW w:w="0" w:type="auto"/>
+          </w:tcPr>
+          <w:p>
+            <w:pPr>
+              <w:pStyle w:val="Compact"/>
+            </w:pPr>
+            <w:r>
+              <w:t>Xây d</w:t>
+            </w:r>
+            <w:r>
+              <w:t>ự</w:t>
+            </w:r>
+            <w:r>
+              <w:t>ng giao di</w:t>
+            </w:r>
+            <w:r>
+              <w:t>ệ</w:t>
+            </w:r>
+            <w:r>
+              <w:t>n React, FastAPI, Docker, ki</w:t>
+            </w:r>
+            <w:r>
+              <w:t>ể</w:t>
+            </w:r>
+            <w:r>
+              <w:t>m th</w:t>
+            </w:r>
+            <w:r>
+              <w:t>ử</w:t>
+            </w:r>
+            <w:r>
+              <w:t xml:space="preserve"> tích h</w:t>
+            </w:r>
+            <w:r>
+              <w:t>ợ</w:t>
+            </w:r>
+            <w:r>
+              <w:t>p</w:t>
+            </w:r>
+          </w:p>
+        </w:tc>
+      </w:tr>
+      <w:tr>
+        <w:tc>
+          <w:tcPr>
+            <w:tcW w:w="0" w:type="auto"/>
+          </w:tcPr>
+          <w:p>
+            <w:pPr>
+              <w:pStyle w:val="Compact"/>
+            </w:pPr>
+            <w:r>
+              <w:t>Nguy</w:t>
+            </w:r>
+            <w:r>
+              <w:t>ễ</w:t>
+            </w:r>
+            <w:r>
+              <w:t>n Minh Hi</w:t>
+            </w:r>
+            <w:r>
+              <w:t>ế</w:t>
+            </w:r>
+            <w:r>
+              <w:t>u</w:t>
+            </w:r>
+          </w:p>
+        </w:tc>
+        <w:tc>
+          <w:tcPr>
+            <w:tcW w:w="0" w:type="auto"/>
+          </w:tcPr>
+          <w:p>
+            <w:pPr>
+              <w:pStyle w:val="Compact"/>
+              <w:jc w:val="center"/>
+            </w:pPr>
+            <w:r>
+              <w:t>25410007</w:t>
+            </w:r>
+          </w:p>
+        </w:tc>
+        <w:tc>
+          <w:tcPr>
+            <w:tcW w:w="0" w:type="auto"/>
+          </w:tcPr>
+          <w:p>
+            <w:pPr>
+              <w:pStyle w:val="Compact"/>
+            </w:pPr>
+            <w:r>
+              <w:t>Thi</w:t>
+            </w:r>
+            <w:r>
+              <w:t>ế</w:t>
+            </w:r>
+            <w:r>
+              <w:t>t k</w:t>
+            </w:r>
+            <w:r>
+              <w:t>ế</w:t>
+            </w:r>
+            <w:r>
+              <w:t xml:space="preserve"> đư</w:t>
+            </w:r>
+            <w:r>
+              <w:t>ờ</w:t>
+            </w:r>
+            <w:r>
+              <w:t xml:space="preserve">ng </w:t>
+            </w:r>
+            <w:r>
+              <w:t>ố</w:t>
+            </w:r>
+            <w:r>
+              <w:t>ng x</w:t>
+            </w:r>
+            <w:r>
+              <w:t>ử</w:t>
+            </w:r>
+            <w:r>
+              <w:t xml:space="preserve"> lý </w:t>
+            </w:r>
+            <w:r>
+              <w:t>ả</w:t>
+            </w:r>
+            <w:r>
+              <w:t>nh, h</w:t>
+            </w:r>
+            <w:r>
+              <w:t>ậ</w:t>
+            </w:r>
+            <w:r>
+              <w:t>u x</w:t>
+            </w:r>
+            <w:r>
+              <w:t>ử</w:t>
+            </w:r>
+            <w:r>
+              <w:t xml:space="preserve"> lý bi</w:t>
+            </w:r>
+            <w:r>
+              <w:t>ể</w:t>
+            </w:r>
+            <w:r>
+              <w:t>n s</w:t>
+            </w:r>
+            <w:r>
+              <w:t>ố</w:t>
+            </w:r>
+            <w:r>
+              <w:t>, th</w:t>
+            </w:r>
+            <w:r>
+              <w:t>ự</w:t>
+            </w:r>
+            <w:r>
+              <w:t>c nghi</w:t>
+            </w:r>
+            <w:r>
+              <w:t>ệ</w:t>
+            </w:r>
+            <w:r>
+              <w:t>m OCR, vi</w:t>
+            </w:r>
+            <w:r>
+              <w:t>ế</w:t>
+            </w:r>
+            <w:r>
+              <w:t>t báo cáo</w:t>
+            </w:r>
+          </w:p>
+        </w:tc>
+      </w:tr>
+      <w:tr>
+        <w:tc>
+          <w:tcPr>
+            <w:tcW w:w="0" w:type="auto"/>
+          </w:tcPr>
+          <w:p>
+            <w:pPr>
+              <w:pStyle w:val="Compact"/>
+            </w:pPr>
+            <w:r>
+              <w:t>Ph</w:t>
+            </w:r>
+            <w:r>
+              <w:t>ạ</w:t>
+            </w:r>
+            <w:r>
+              <w:t>m Công Thành</w:t>
+            </w:r>
+          </w:p>
+        </w:tc>
+        <w:tc>
+          <w:tcPr>
+            <w:tcW w:w="0" w:type="auto"/>
+          </w:tcPr>
+          <w:p>
+            <w:pPr>
+              <w:pStyle w:val="Compact"/>
+              <w:jc w:val="center"/>
+            </w:pPr>
+            <w:r>
+              <w:t>25410013</w:t>
+            </w:r>
+          </w:p>
+        </w:tc>
+        <w:tc>
+          <w:tcPr>
+            <w:tcW w:w="0" w:type="auto"/>
+          </w:tcPr>
+          <w:p>
+            <w:pPr>
+              <w:pStyle w:val="Compact"/>
+            </w:pPr>
+            <w:r>
+              <w:t>Xây d</w:t>
+            </w:r>
+            <w:r>
+              <w:t>ự</w:t>
+            </w:r>
+            <w:r>
+              <w:t>ng b</w:t>
+            </w:r>
+            <w:r>
+              <w:t>ộ</w:t>
+            </w:r>
+            <w:r>
+              <w:t xml:space="preserve"> d</w:t>
+            </w:r>
+            <w:r>
+              <w:t>ữ</w:t>
+            </w:r>
+            <w:r>
+              <w:t xml:space="preserve"> li</w:t>
+            </w:r>
+            <w:r>
+              <w:t>ệ</w:t>
+            </w:r>
+            <w:r>
+              <w:t>u, kh</w:t>
+            </w:r>
+            <w:r>
+              <w:t>ử</w:t>
+            </w:r>
+            <w:r>
+              <w:t xml:space="preserve"> trùng l</w:t>
+            </w:r>
+            <w:r>
+              <w:t>ặ</w:t>
+            </w:r>
+            <w:r>
+              <w:t>p, đánh giá và phân tích k</w:t>
+            </w:r>
+            <w:r>
+              <w:t>ế</w:t>
+            </w:r>
+            <w:r>
+              <w:t>t qu</w:t>
+            </w:r>
+            <w:r>
+              <w:t>ả</w:t>
+            </w:r>
+          </w:p>
+        </w:tc>
+      </w:tr>
+    </w:tbl>
+    <w:p>
+      <w:pPr>
+        <w:pStyle w:val="BodyText"/>
+      </w:pPr>
+      <w:r>
+        <w:t>Các h</w:t>
+      </w:r>
+      <w:r>
+        <w:t>ạ</w:t>
+      </w:r>
+      <w:r>
+        <w:t>ng m</w:t>
+      </w:r>
+      <w:r>
+        <w:t>ụ</w:t>
+      </w:r>
+      <w:r>
+        <w:t xml:space="preserve">c trên là </w:t>
+      </w:r>
+      <w:r>
+        <w:rPr>
+          <w:b/>
+          <w:bCs/>
+        </w:rPr>
+        <w:t>ph</w:t>
+      </w:r>
+      <w:r>
+        <w:rPr>
+          <w:b/>
+          <w:bCs/>
+        </w:rPr>
+        <w:t>ầ</w:t>
+      </w:r>
+      <w:r>
+        <w:rPr>
+          <w:b/>
+          <w:bCs/>
+        </w:rPr>
+        <w:t>n vi</w:t>
+      </w:r>
+      <w:r>
+        <w:rPr>
+          <w:b/>
+          <w:bCs/>
+        </w:rPr>
+        <w:t>ệ</w:t>
+      </w:r>
+      <w:r>
+        <w:rPr>
+          <w:b/>
+          <w:bCs/>
+        </w:rPr>
+        <w:t>c chính</w:t>
+      </w:r>
+      <w:r>
+        <w:t xml:space="preserve"> </w:t>
+      </w:r>
+      <w:r>
+        <w:t>c</w:t>
+      </w:r>
+      <w:r>
+        <w:t>ủ</w:t>
+      </w:r>
+      <w:r>
+        <w:t>a t</w:t>
+      </w:r>
+      <w:r>
+        <w:t>ừ</w:t>
+      </w:r>
+      <w:r>
+        <w:t>ng thành viên, không ph</w:t>
+      </w:r>
+      <w:r>
+        <w:t>ả</w:t>
+      </w:r>
+      <w:r>
+        <w:t>i ranh gi</w:t>
+      </w:r>
+      <w:r>
+        <w:t>ớ</w:t>
+      </w:r>
+      <w:r>
+        <w:t>i tuy</w:t>
+      </w:r>
+      <w:r>
+        <w:t>ệ</w:t>
+      </w:r>
+      <w:r>
+        <w:t>t đ</w:t>
+      </w:r>
+      <w:r>
+        <w:t>ố</w:t>
+      </w:r>
+      <w:r>
+        <w:t>i: nh</w:t>
+      </w:r>
+      <w:r>
+        <w:t>ữ</w:t>
+      </w:r>
+      <w:r>
+        <w:t>ng quy</w:t>
+      </w:r>
+      <w:r>
+        <w:t>ế</w:t>
+      </w:r>
+      <w:r>
+        <w:t>t đ</w:t>
+      </w:r>
+      <w:r>
+        <w:t>ị</w:t>
+      </w:r>
+      <w:r>
+        <w:t xml:space="preserve">nh </w:t>
+      </w:r>
+      <w:r>
+        <w:t>ả</w:t>
+      </w:r>
+      <w:r>
+        <w:t>nh hư</w:t>
+      </w:r>
+      <w:r>
+        <w:t>ở</w:t>
+      </w:r>
+      <w:r>
+        <w:t>ng t</w:t>
+      </w:r>
+      <w:r>
+        <w:t>ớ</w:t>
+      </w:r>
+      <w:r>
+        <w:t>i s</w:t>
+      </w:r>
+      <w:r>
+        <w:t>ố</w:t>
+      </w:r>
+      <w:r>
+        <w:t xml:space="preserve"> li</w:t>
+      </w:r>
+      <w:r>
+        <w:t>ệ</w:t>
+      </w:r>
+      <w:r>
+        <w:t>u công b</w:t>
+      </w:r>
+      <w:r>
+        <w:t>ố</w:t>
+      </w:r>
+      <w:r>
+        <w:t xml:space="preserve"> — ch</w:t>
+      </w:r>
+      <w:r>
+        <w:t>ọ</w:t>
+      </w:r>
+      <w:r>
+        <w:t>n ngư</w:t>
+      </w:r>
+      <w:r>
+        <w:t>ỡ</w:t>
+      </w:r>
+      <w:r>
+        <w:t>ng phân lo</w:t>
+      </w:r>
+      <w:r>
+        <w:t>ạ</w:t>
+      </w:r>
+      <w:r>
+        <w:t>i b</w:t>
+      </w:r>
+      <w:r>
+        <w:t>ố</w:t>
+      </w:r>
+      <w:r>
+        <w:t xml:space="preserve"> c</w:t>
+      </w:r>
+      <w:r>
+        <w:t>ụ</w:t>
+      </w:r>
+      <w:r>
+        <w:t>c (m</w:t>
+      </w:r>
+      <w:r>
+        <w:t>ụ</w:t>
+      </w:r>
+      <w:r>
+        <w:t>c 3.4.3), d</w:t>
+      </w:r>
+      <w:r>
+        <w:t>ừ</w:t>
+      </w:r>
+      <w:r>
+        <w:t>ng lư</w:t>
+      </w:r>
+      <w:r>
+        <w:t>ợ</w:t>
+      </w:r>
+      <w:r>
+        <w:t>t tinh ch</w:t>
+      </w:r>
+      <w:r>
+        <w:t>ỉ</w:t>
+      </w:r>
+      <w:r>
+        <w:t>nh b</w:t>
+      </w:r>
+      <w:r>
+        <w:t>ộ</w:t>
+      </w:r>
+      <w:r>
+        <w:t xml:space="preserve"> nh</w:t>
+      </w:r>
+      <w:r>
+        <w:t>ậ</w:t>
+      </w:r>
+      <w:r>
+        <w:t>n d</w:t>
+      </w:r>
+      <w:r>
+        <w:t>ạ</w:t>
+      </w:r>
+      <w:r>
+        <w:t>ng, ch</w:t>
+      </w:r>
+      <w:r>
+        <w:t>ố</w:t>
+      </w:r>
+      <w:r>
+        <w:t>t c</w:t>
+      </w:r>
+      <w:r>
+        <w:t>ấ</w:t>
+      </w:r>
+      <w:r>
+        <w:t>u hình bàn giao — đ</w:t>
+      </w:r>
+      <w:r>
+        <w:t>ề</w:t>
+      </w:r>
+      <w:r>
+        <w:t>u do c</w:t>
+      </w:r>
+      <w:r>
+        <w:t>ả</w:t>
+      </w:r>
+      <w:r>
+        <w:t xml:space="preserve"> nhóm th</w:t>
+      </w:r>
+      <w:r>
+        <w:t>ố</w:t>
+      </w:r>
+      <w:r>
+        <w:t>ng nh</w:t>
+      </w:r>
+      <w:r>
+        <w:t>ấ</w:t>
+      </w:r>
+      <w:r>
+        <w:t>t.</w:t>
+      </w:r>
+      <w:bookmarkEnd w:id="142"/>
+      <w:bookmarkEnd w:id="155"/>
     </w:p>
     <w:sectPr>
       <w:footnotePr>
@@ -77217,7 +78172,7 @@
   <w:abstractNum w:abstractNumId="0" w15:restartNumberingAfterBreak="0">
     <w:nsid w:val="0000A990"/>
     <w:multiLevelType w:val="multilevel"/>
-    <w:tmpl w:val="ECBEC4C2"/>
+    <w:tmpl w:val="B1545256"/>
     <w:lvl w:ilvl="0">
       <w:numFmt w:val="bullet"/>
       <w:lvlText w:val=" "/>
@@ -77294,7 +78249,7 @@
   <w:abstractNum w:abstractNumId="1" w15:restartNumberingAfterBreak="0">
     <w:nsid w:val="0000A991"/>
     <w:multiLevelType w:val="multilevel"/>
-    <w:tmpl w:val="6FFEDE80"/>
+    <w:tmpl w:val="69CAC8BC"/>
     <w:lvl w:ilvl="0">
       <w:numFmt w:val="bullet"/>
       <w:lvlText w:val=""/>
@@ -77398,7 +78353,7 @@
   <w:abstractNum w:abstractNumId="2" w15:restartNumberingAfterBreak="0">
     <w:nsid w:val="00A99411"/>
     <w:multiLevelType w:val="multilevel"/>
-    <w:tmpl w:val="72A47792"/>
+    <w:tmpl w:val="4078B742"/>
     <w:lvl w:ilvl="0">
       <w:start w:val="1"/>
       <w:numFmt w:val="decimal"/>
@@ -77481,10 +78436,10 @@
       </w:pPr>
     </w:lvl>
   </w:abstractNum>
-  <w:num w:numId="1" w16cid:durableId="861937233">
+  <w:num w:numId="1" w16cid:durableId="1262177761">
     <w:abstractNumId w:val="0"/>
   </w:num>
-  <w:num w:numId="2" w16cid:durableId="1358964097">
+  <w:num w:numId="2" w16cid:durableId="1905068047">
     <w:abstractNumId w:val="2"/>
     <w:lvlOverride w:ilvl="0">
       <w:startOverride w:val="1"/>
@@ -77514,22 +78469,22 @@
       <w:startOverride w:val="1"/>
     </w:lvlOverride>
   </w:num>
-  <w:num w:numId="3" w16cid:durableId="1416975678">
+  <w:num w:numId="3" w16cid:durableId="1168250144">
     <w:abstractNumId w:val="1"/>
   </w:num>
-  <w:num w:numId="4" w16cid:durableId="520050956">
+  <w:num w:numId="4" w16cid:durableId="656542802">
     <w:abstractNumId w:val="1"/>
   </w:num>
-  <w:num w:numId="5" w16cid:durableId="494566323">
+  <w:num w:numId="5" w16cid:durableId="1103376608">
     <w:abstractNumId w:val="1"/>
   </w:num>
-  <w:num w:numId="6" w16cid:durableId="217939371">
+  <w:num w:numId="6" w16cid:durableId="1056122415">
     <w:abstractNumId w:val="1"/>
   </w:num>
-  <w:num w:numId="7" w16cid:durableId="1593273105">
+  <w:num w:numId="7" w16cid:durableId="1958414272">
     <w:abstractNumId w:val="1"/>
   </w:num>
-  <w:num w:numId="8" w16cid:durableId="1728646256">
+  <w:num w:numId="8" w16cid:durableId="1942108696">
     <w:abstractNumId w:val="2"/>
     <w:lvlOverride w:ilvl="0">
       <w:startOverride w:val="1"/>
@@ -77559,7 +78514,7 @@
       <w:startOverride w:val="1"/>
     </w:lvlOverride>
   </w:num>
-  <w:num w:numId="9" w16cid:durableId="2066753219">
+  <w:num w:numId="9" w16cid:durableId="58016883">
     <w:abstractNumId w:val="1"/>
   </w:num>
 </w:numbering>
@@ -78796,7 +79751,7 @@
     <w:next w:val="Normal"/>
     <w:autoRedefine/>
     <w:uiPriority w:val="39"/>
-    <w:rsid w:val="003F76A2"/>
+    <w:rsid w:val="001C2A55"/>
     <w:pPr>
       <w:spacing w:after="100"/>
     </w:pPr>
@@ -78807,7 +79762,7 @@
     <w:next w:val="Normal"/>
     <w:autoRedefine/>
     <w:uiPriority w:val="39"/>
-    <w:rsid w:val="003F76A2"/>
+    <w:rsid w:val="001C2A55"/>
     <w:pPr>
       <w:spacing w:after="100"/>
       <w:ind w:left="240"/>

--- a/docs/papers/mon-hoc/thesis-full.docx
+++ b/docs/papers/mon-hoc/thesis-full.docx
@@ -148,7 +148,7 @@
         <w:pStyle w:val="Heading1"/>
       </w:pPr>
       <w:bookmarkStart w:id="0" w:name="đồ-án-môn-học"/>
-      <w:bookmarkStart w:id="1" w:name="_Toc239339230"/>
+      <w:bookmarkStart w:id="1" w:name="_Toc239341170"/>
       <w:r>
         <w:t>Đ</w:t>
       </w:r>
@@ -220,7 +220,7 @@
         <w:pStyle w:val="Heading1"/>
       </w:pPr>
       <w:bookmarkStart w:id="4" w:name="Xbe958ce37c6a089ac9bdc99dada4ec5e2c0f7da"/>
-      <w:bookmarkStart w:id="5" w:name="_Toc239339231"/>
+      <w:bookmarkStart w:id="5" w:name="_Toc239341171"/>
       <w:bookmarkEnd w:id="0"/>
       <w:bookmarkEnd w:id="3"/>
       <w:r>
@@ -795,7 +795,7 @@
     </w:p>
     <w:p>
       <w:r>
-        <w:pict w14:anchorId="3D767D60">
+        <w:pict w14:anchorId="59183089">
           <v:rect id="_x0000_i1025" style="width:0;height:1.5pt" o:hralign="center" o:hrstd="t" o:hr="t"/>
         </w:pict>
       </w:r>
@@ -805,7 +805,7 @@
         <w:pStyle w:val="Heading2"/>
       </w:pPr>
       <w:bookmarkStart w:id="6" w:name="mục-lục"/>
-      <w:bookmarkStart w:id="7" w:name="_Toc239339232"/>
+      <w:bookmarkStart w:id="7" w:name="_Toc239341172"/>
       <w:r>
         <w:t>M</w:t>
       </w:r>
@@ -845,7 +845,7 @@
       <w:r>
         <w:fldChar w:fldCharType="separate"/>
       </w:r>
-      <w:hyperlink w:anchor="_Toc239339230" w:history="1">
+      <w:hyperlink w:anchor="_Toc239341170" w:history="1">
         <w:r>
           <w:rPr>
             <w:rStyle w:val="Hyperlink"/>
@@ -872,7 +872,7 @@
             <w:noProof/>
             <w:webHidden/>
           </w:rPr>
-          <w:instrText xml:space="preserve"> PAGEREF _Toc239339230 \h </w:instrText>
+          <w:instrText xml:space="preserve"> PAGEREF _Toc239341170 \h </w:instrText>
         </w:r>
         <w:r>
           <w:rPr>
@@ -916,7 +916,7 @@
           <w14:ligatures w14:val="standardContextual"/>
         </w:rPr>
       </w:pPr>
-      <w:hyperlink w:anchor="_Toc239339231" w:history="1">
+      <w:hyperlink w:anchor="_Toc239341171" w:history="1">
         <w:r>
           <w:rPr>
             <w:rStyle w:val="Hyperlink"/>
@@ -943,7 +943,7 @@
             <w:noProof/>
             <w:webHidden/>
           </w:rPr>
-          <w:instrText xml:space="preserve"> PAGEREF _Toc239339231 \h </w:instrText>
+          <w:instrText xml:space="preserve"> PAGEREF _Toc239341171 \h </w:instrText>
         </w:r>
         <w:r>
           <w:rPr>
@@ -987,7 +987,7 @@
           <w14:ligatures w14:val="standardContextual"/>
         </w:rPr>
       </w:pPr>
-      <w:hyperlink w:anchor="_Toc239339232" w:history="1">
+      <w:hyperlink w:anchor="_Toc239341172" w:history="1">
         <w:r>
           <w:rPr>
             <w:rStyle w:val="Hyperlink"/>
@@ -1014,7 +1014,7 @@
             <w:noProof/>
             <w:webHidden/>
           </w:rPr>
-          <w:instrText xml:space="preserve"> PAGEREF _Toc239339232 \h </w:instrText>
+          <w:instrText xml:space="preserve"> PAGEREF _Toc239341172 \h </w:instrText>
         </w:r>
         <w:r>
           <w:rPr>
@@ -1058,7 +1058,7 @@
           <w14:ligatures w14:val="standardContextual"/>
         </w:rPr>
       </w:pPr>
-      <w:hyperlink w:anchor="_Toc239339233" w:history="1">
+      <w:hyperlink w:anchor="_Toc239341173" w:history="1">
         <w:r>
           <w:rPr>
             <w:rStyle w:val="Hyperlink"/>
@@ -1085,7 +1085,7 @@
             <w:noProof/>
             <w:webHidden/>
           </w:rPr>
-          <w:instrText xml:space="preserve"> PAGEREF _Toc239339233 \h </w:instrText>
+          <w:instrText xml:space="preserve"> PAGEREF _Toc239341173 \h </w:instrText>
         </w:r>
         <w:r>
           <w:rPr>
@@ -1129,7 +1129,7 @@
           <w14:ligatures w14:val="standardContextual"/>
         </w:rPr>
       </w:pPr>
-      <w:hyperlink w:anchor="_Toc239339234" w:history="1">
+      <w:hyperlink w:anchor="_Toc239341174" w:history="1">
         <w:r>
           <w:rPr>
             <w:rStyle w:val="Hyperlink"/>
@@ -1156,7 +1156,7 @@
             <w:noProof/>
             <w:webHidden/>
           </w:rPr>
-          <w:instrText xml:space="preserve"> PAGEREF _Toc239339234 \h </w:instrText>
+          <w:instrText xml:space="preserve"> PAGEREF _Toc239341174 \h </w:instrText>
         </w:r>
         <w:r>
           <w:rPr>
@@ -1200,7 +1200,7 @@
           <w14:ligatures w14:val="standardContextual"/>
         </w:rPr>
       </w:pPr>
-      <w:hyperlink w:anchor="_Toc239339235" w:history="1">
+      <w:hyperlink w:anchor="_Toc239341175" w:history="1">
         <w:r>
           <w:rPr>
             <w:rStyle w:val="Hyperlink"/>
@@ -1227,7 +1227,7 @@
             <w:noProof/>
             <w:webHidden/>
           </w:rPr>
-          <w:instrText xml:space="preserve"> PAGEREF _Toc239339235 \h </w:instrText>
+          <w:instrText xml:space="preserve"> PAGEREF _Toc239341175 \h </w:instrText>
         </w:r>
         <w:r>
           <w:rPr>
@@ -1271,7 +1271,7 @@
           <w14:ligatures w14:val="standardContextual"/>
         </w:rPr>
       </w:pPr>
-      <w:hyperlink w:anchor="_Toc239339236" w:history="1">
+      <w:hyperlink w:anchor="_Toc239341176" w:history="1">
         <w:r>
           <w:rPr>
             <w:rStyle w:val="Hyperlink"/>
@@ -1298,7 +1298,7 @@
             <w:noProof/>
             <w:webHidden/>
           </w:rPr>
-          <w:instrText xml:space="preserve"> PAGEREF _Toc239339236 \h </w:instrText>
+          <w:instrText xml:space="preserve"> PAGEREF _Toc239341176 \h </w:instrText>
         </w:r>
         <w:r>
           <w:rPr>
@@ -1342,7 +1342,7 @@
           <w14:ligatures w14:val="standardContextual"/>
         </w:rPr>
       </w:pPr>
-      <w:hyperlink w:anchor="_Toc239339237" w:history="1">
+      <w:hyperlink w:anchor="_Toc239341177" w:history="1">
         <w:r>
           <w:rPr>
             <w:rStyle w:val="Hyperlink"/>
@@ -1369,7 +1369,7 @@
             <w:noProof/>
             <w:webHidden/>
           </w:rPr>
-          <w:instrText xml:space="preserve"> PAGEREF _Toc239339237 \h </w:instrText>
+          <w:instrText xml:space="preserve"> PAGEREF _Toc239341177 \h </w:instrText>
         </w:r>
         <w:r>
           <w:rPr>
@@ -1413,7 +1413,7 @@
           <w14:ligatures w14:val="standardContextual"/>
         </w:rPr>
       </w:pPr>
-      <w:hyperlink w:anchor="_Toc239339238" w:history="1">
+      <w:hyperlink w:anchor="_Toc239341178" w:history="1">
         <w:r>
           <w:rPr>
             <w:rStyle w:val="Hyperlink"/>
@@ -1440,7 +1440,7 @@
             <w:noProof/>
             <w:webHidden/>
           </w:rPr>
-          <w:instrText xml:space="preserve"> PAGEREF _Toc239339238 \h </w:instrText>
+          <w:instrText xml:space="preserve"> PAGEREF _Toc239341178 \h </w:instrText>
         </w:r>
         <w:r>
           <w:rPr>
@@ -1484,7 +1484,7 @@
           <w14:ligatures w14:val="standardContextual"/>
         </w:rPr>
       </w:pPr>
-      <w:hyperlink w:anchor="_Toc239339239" w:history="1">
+      <w:hyperlink w:anchor="_Toc239341179" w:history="1">
         <w:r>
           <w:rPr>
             <w:rStyle w:val="Hyperlink"/>
@@ -1511,7 +1511,7 @@
             <w:noProof/>
             <w:webHidden/>
           </w:rPr>
-          <w:instrText xml:space="preserve"> PAGEREF _Toc239339239 \h </w:instrText>
+          <w:instrText xml:space="preserve"> PAGEREF _Toc239341179 \h </w:instrText>
         </w:r>
         <w:r>
           <w:rPr>
@@ -1555,7 +1555,7 @@
           <w14:ligatures w14:val="standardContextual"/>
         </w:rPr>
       </w:pPr>
-      <w:hyperlink w:anchor="_Toc239339240" w:history="1">
+      <w:hyperlink w:anchor="_Toc239341180" w:history="1">
         <w:r>
           <w:rPr>
             <w:rStyle w:val="Hyperlink"/>
@@ -1582,7 +1582,7 @@
             <w:noProof/>
             <w:webHidden/>
           </w:rPr>
-          <w:instrText xml:space="preserve"> PAGEREF _Toc239339240 \h </w:instrText>
+          <w:instrText xml:space="preserve"> PAGEREF _Toc239341180 \h </w:instrText>
         </w:r>
         <w:r>
           <w:rPr>
@@ -1626,7 +1626,7 @@
           <w14:ligatures w14:val="standardContextual"/>
         </w:rPr>
       </w:pPr>
-      <w:hyperlink w:anchor="_Toc239339241" w:history="1">
+      <w:hyperlink w:anchor="_Toc239341181" w:history="1">
         <w:r>
           <w:rPr>
             <w:rStyle w:val="Hyperlink"/>
@@ -1653,7 +1653,7 @@
             <w:noProof/>
             <w:webHidden/>
           </w:rPr>
-          <w:instrText xml:space="preserve"> PAGEREF _Toc239339241 \h </w:instrText>
+          <w:instrText xml:space="preserve"> PAGEREF _Toc239341181 \h </w:instrText>
         </w:r>
         <w:r>
           <w:rPr>
@@ -1697,7 +1697,7 @@
           <w14:ligatures w14:val="standardContextual"/>
         </w:rPr>
       </w:pPr>
-      <w:hyperlink w:anchor="_Toc239339242" w:history="1">
+      <w:hyperlink w:anchor="_Toc239341182" w:history="1">
         <w:r>
           <w:rPr>
             <w:rStyle w:val="Hyperlink"/>
@@ -1724,7 +1724,7 @@
             <w:noProof/>
             <w:webHidden/>
           </w:rPr>
-          <w:instrText xml:space="preserve"> PAGEREF _Toc239339242 \h </w:instrText>
+          <w:instrText xml:space="preserve"> PAGEREF _Toc239341182 \h </w:instrText>
         </w:r>
         <w:r>
           <w:rPr>
@@ -1768,7 +1768,7 @@
           <w14:ligatures w14:val="standardContextual"/>
         </w:rPr>
       </w:pPr>
-      <w:hyperlink w:anchor="_Toc239339243" w:history="1">
+      <w:hyperlink w:anchor="_Toc239341183" w:history="1">
         <w:r>
           <w:rPr>
             <w:rStyle w:val="Hyperlink"/>
@@ -1795,7 +1795,7 @@
             <w:noProof/>
             <w:webHidden/>
           </w:rPr>
-          <w:instrText xml:space="preserve"> PAGEREF _Toc239339243 \h </w:instrText>
+          <w:instrText xml:space="preserve"> PAGEREF _Toc239341183 \h </w:instrText>
         </w:r>
         <w:r>
           <w:rPr>
@@ -1839,7 +1839,7 @@
           <w14:ligatures w14:val="standardContextual"/>
         </w:rPr>
       </w:pPr>
-      <w:hyperlink w:anchor="_Toc239339244" w:history="1">
+      <w:hyperlink w:anchor="_Toc239341184" w:history="1">
         <w:r>
           <w:rPr>
             <w:rStyle w:val="Hyperlink"/>
@@ -1866,7 +1866,7 @@
             <w:noProof/>
             <w:webHidden/>
           </w:rPr>
-          <w:instrText xml:space="preserve"> PAGEREF _Toc239339244 \h </w:instrText>
+          <w:instrText xml:space="preserve"> PAGEREF _Toc239341184 \h </w:instrText>
         </w:r>
         <w:r>
           <w:rPr>
@@ -1910,7 +1910,7 @@
           <w14:ligatures w14:val="standardContextual"/>
         </w:rPr>
       </w:pPr>
-      <w:hyperlink w:anchor="_Toc239339245" w:history="1">
+      <w:hyperlink w:anchor="_Toc239341185" w:history="1">
         <w:r>
           <w:rPr>
             <w:rStyle w:val="Hyperlink"/>
@@ -1937,7 +1937,7 @@
             <w:noProof/>
             <w:webHidden/>
           </w:rPr>
-          <w:instrText xml:space="preserve"> PAGEREF _Toc239339245 \h </w:instrText>
+          <w:instrText xml:space="preserve"> PAGEREF _Toc239341185 \h </w:instrText>
         </w:r>
         <w:r>
           <w:rPr>
@@ -1981,7 +1981,7 @@
           <w14:ligatures w14:val="standardContextual"/>
         </w:rPr>
       </w:pPr>
-      <w:hyperlink w:anchor="_Toc239339246" w:history="1">
+      <w:hyperlink w:anchor="_Toc239341186" w:history="1">
         <w:r>
           <w:rPr>
             <w:rStyle w:val="Hyperlink"/>
@@ -2008,7 +2008,7 @@
             <w:noProof/>
             <w:webHidden/>
           </w:rPr>
-          <w:instrText xml:space="preserve"> PAGEREF _Toc239339246 \h </w:instrText>
+          <w:instrText xml:space="preserve"> PAGEREF _Toc239341186 \h </w:instrText>
         </w:r>
         <w:r>
           <w:rPr>
@@ -2052,7 +2052,7 @@
           <w14:ligatures w14:val="standardContextual"/>
         </w:rPr>
       </w:pPr>
-      <w:hyperlink w:anchor="_Toc239339247" w:history="1">
+      <w:hyperlink w:anchor="_Toc239341187" w:history="1">
         <w:r>
           <w:rPr>
             <w:rStyle w:val="Hyperlink"/>
@@ -2079,7 +2079,7 @@
             <w:noProof/>
             <w:webHidden/>
           </w:rPr>
-          <w:instrText xml:space="preserve"> PAGEREF _Toc239339247 \h </w:instrText>
+          <w:instrText xml:space="preserve"> PAGEREF _Toc239341187 \h </w:instrText>
         </w:r>
         <w:r>
           <w:rPr>
@@ -2123,7 +2123,7 @@
           <w14:ligatures w14:val="standardContextual"/>
         </w:rPr>
       </w:pPr>
-      <w:hyperlink w:anchor="_Toc239339248" w:history="1">
+      <w:hyperlink w:anchor="_Toc239341188" w:history="1">
         <w:r>
           <w:rPr>
             <w:rStyle w:val="Hyperlink"/>
@@ -2150,7 +2150,7 @@
             <w:noProof/>
             <w:webHidden/>
           </w:rPr>
-          <w:instrText xml:space="preserve"> PAGEREF _Toc239339248 \h </w:instrText>
+          <w:instrText xml:space="preserve"> PAGEREF _Toc239341188 \h </w:instrText>
         </w:r>
         <w:r>
           <w:rPr>
@@ -2194,7 +2194,7 @@
           <w14:ligatures w14:val="standardContextual"/>
         </w:rPr>
       </w:pPr>
-      <w:hyperlink w:anchor="_Toc239339249" w:history="1">
+      <w:hyperlink w:anchor="_Toc239341189" w:history="1">
         <w:r>
           <w:rPr>
             <w:rStyle w:val="Hyperlink"/>
@@ -2221,7 +2221,7 @@
             <w:noProof/>
             <w:webHidden/>
           </w:rPr>
-          <w:instrText xml:space="preserve"> PAGEREF _Toc239339249 \h </w:instrText>
+          <w:instrText xml:space="preserve"> PAGEREF _Toc239341189 \h </w:instrText>
         </w:r>
         <w:r>
           <w:rPr>
@@ -2265,7 +2265,7 @@
           <w14:ligatures w14:val="standardContextual"/>
         </w:rPr>
       </w:pPr>
-      <w:hyperlink w:anchor="_Toc239339250" w:history="1">
+      <w:hyperlink w:anchor="_Toc239341190" w:history="1">
         <w:r>
           <w:rPr>
             <w:rStyle w:val="Hyperlink"/>
@@ -2292,7 +2292,7 @@
             <w:noProof/>
             <w:webHidden/>
           </w:rPr>
-          <w:instrText xml:space="preserve"> PAGEREF _Toc239339250 \h </w:instrText>
+          <w:instrText xml:space="preserve"> PAGEREF _Toc239341190 \h </w:instrText>
         </w:r>
         <w:r>
           <w:rPr>
@@ -2336,7 +2336,7 @@
           <w14:ligatures w14:val="standardContextual"/>
         </w:rPr>
       </w:pPr>
-      <w:hyperlink w:anchor="_Toc239339251" w:history="1">
+      <w:hyperlink w:anchor="_Toc239341191" w:history="1">
         <w:r>
           <w:rPr>
             <w:rStyle w:val="Hyperlink"/>
@@ -2363,7 +2363,7 @@
             <w:noProof/>
             <w:webHidden/>
           </w:rPr>
-          <w:instrText xml:space="preserve"> PAGEREF _Toc239339251 \h </w:instrText>
+          <w:instrText xml:space="preserve"> PAGEREF _Toc239341191 \h </w:instrText>
         </w:r>
         <w:r>
           <w:rPr>
@@ -2407,7 +2407,7 @@
           <w14:ligatures w14:val="standardContextual"/>
         </w:rPr>
       </w:pPr>
-      <w:hyperlink w:anchor="_Toc239339252" w:history="1">
+      <w:hyperlink w:anchor="_Toc239341192" w:history="1">
         <w:r>
           <w:rPr>
             <w:rStyle w:val="Hyperlink"/>
@@ -2434,7 +2434,7 @@
             <w:noProof/>
             <w:webHidden/>
           </w:rPr>
-          <w:instrText xml:space="preserve"> PAGEREF _Toc239339252 \h </w:instrText>
+          <w:instrText xml:space="preserve"> PAGEREF _Toc239341192 \h </w:instrText>
         </w:r>
         <w:r>
           <w:rPr>
@@ -2478,7 +2478,7 @@
           <w14:ligatures w14:val="standardContextual"/>
         </w:rPr>
       </w:pPr>
-      <w:hyperlink w:anchor="_Toc239339253" w:history="1">
+      <w:hyperlink w:anchor="_Toc239341193" w:history="1">
         <w:r>
           <w:rPr>
             <w:rStyle w:val="Hyperlink"/>
@@ -2505,7 +2505,7 @@
             <w:noProof/>
             <w:webHidden/>
           </w:rPr>
-          <w:instrText xml:space="preserve"> PAGEREF _Toc239339253 \h </w:instrText>
+          <w:instrText xml:space="preserve"> PAGEREF _Toc239341193 \h </w:instrText>
         </w:r>
         <w:r>
           <w:rPr>
@@ -2549,7 +2549,7 @@
           <w14:ligatures w14:val="standardContextual"/>
         </w:rPr>
       </w:pPr>
-      <w:hyperlink w:anchor="_Toc239339254" w:history="1">
+      <w:hyperlink w:anchor="_Toc239341194" w:history="1">
         <w:r>
           <w:rPr>
             <w:rStyle w:val="Hyperlink"/>
@@ -2576,7 +2576,7 @@
             <w:noProof/>
             <w:webHidden/>
           </w:rPr>
-          <w:instrText xml:space="preserve"> PAGEREF _Toc239339254 \h </w:instrText>
+          <w:instrText xml:space="preserve"> PAGEREF _Toc239341194 \h </w:instrText>
         </w:r>
         <w:r>
           <w:rPr>
@@ -2620,7 +2620,7 @@
           <w14:ligatures w14:val="standardContextual"/>
         </w:rPr>
       </w:pPr>
-      <w:hyperlink w:anchor="_Toc239339255" w:history="1">
+      <w:hyperlink w:anchor="_Toc239341195" w:history="1">
         <w:r>
           <w:rPr>
             <w:rStyle w:val="Hyperlink"/>
@@ -2647,7 +2647,7 @@
             <w:noProof/>
             <w:webHidden/>
           </w:rPr>
-          <w:instrText xml:space="preserve"> PAGEREF _Toc239339255 \h </w:instrText>
+          <w:instrText xml:space="preserve"> PAGEREF _Toc239341195 \h </w:instrText>
         </w:r>
         <w:r>
           <w:rPr>
@@ -2691,7 +2691,7 @@
           <w14:ligatures w14:val="standardContextual"/>
         </w:rPr>
       </w:pPr>
-      <w:hyperlink w:anchor="_Toc239339256" w:history="1">
+      <w:hyperlink w:anchor="_Toc239341196" w:history="1">
         <w:r>
           <w:rPr>
             <w:rStyle w:val="Hyperlink"/>
@@ -2718,7 +2718,7 @@
             <w:noProof/>
             <w:webHidden/>
           </w:rPr>
-          <w:instrText xml:space="preserve"> PAGEREF _Toc239339256 \h </w:instrText>
+          <w:instrText xml:space="preserve"> PAGEREF _Toc239341196 \h </w:instrText>
         </w:r>
         <w:r>
           <w:rPr>
@@ -2762,7 +2762,7 @@
           <w14:ligatures w14:val="standardContextual"/>
         </w:rPr>
       </w:pPr>
-      <w:hyperlink w:anchor="_Toc239339257" w:history="1">
+      <w:hyperlink w:anchor="_Toc239341197" w:history="1">
         <w:r>
           <w:rPr>
             <w:rStyle w:val="Hyperlink"/>
@@ -2789,7 +2789,7 @@
             <w:noProof/>
             <w:webHidden/>
           </w:rPr>
-          <w:instrText xml:space="preserve"> PAGEREF _Toc239339257 \h </w:instrText>
+          <w:instrText xml:space="preserve"> PAGEREF _Toc239341197 \h </w:instrText>
         </w:r>
         <w:r>
           <w:rPr>
@@ -2833,7 +2833,7 @@
           <w14:ligatures w14:val="standardContextual"/>
         </w:rPr>
       </w:pPr>
-      <w:hyperlink w:anchor="_Toc239339258" w:history="1">
+      <w:hyperlink w:anchor="_Toc239341198" w:history="1">
         <w:r>
           <w:rPr>
             <w:rStyle w:val="Hyperlink"/>
@@ -2860,7 +2860,7 @@
             <w:noProof/>
             <w:webHidden/>
           </w:rPr>
-          <w:instrText xml:space="preserve"> PAGEREF _Toc239339258 \h </w:instrText>
+          <w:instrText xml:space="preserve"> PAGEREF _Toc239341198 \h </w:instrText>
         </w:r>
         <w:r>
           <w:rPr>
@@ -2904,7 +2904,7 @@
           <w14:ligatures w14:val="standardContextual"/>
         </w:rPr>
       </w:pPr>
-      <w:hyperlink w:anchor="_Toc239339259" w:history="1">
+      <w:hyperlink w:anchor="_Toc239341199" w:history="1">
         <w:r>
           <w:rPr>
             <w:rStyle w:val="Hyperlink"/>
@@ -2931,7 +2931,7 @@
             <w:noProof/>
             <w:webHidden/>
           </w:rPr>
-          <w:instrText xml:space="preserve"> PAGEREF _Toc239339259 \h </w:instrText>
+          <w:instrText xml:space="preserve"> PAGEREF _Toc239341199 \h </w:instrText>
         </w:r>
         <w:r>
           <w:rPr>
@@ -2975,7 +2975,7 @@
           <w14:ligatures w14:val="standardContextual"/>
         </w:rPr>
       </w:pPr>
-      <w:hyperlink w:anchor="_Toc239339260" w:history="1">
+      <w:hyperlink w:anchor="_Toc239341200" w:history="1">
         <w:r>
           <w:rPr>
             <w:rStyle w:val="Hyperlink"/>
@@ -3002,7 +3002,7 @@
             <w:noProof/>
             <w:webHidden/>
           </w:rPr>
-          <w:instrText xml:space="preserve"> PAGEREF _Toc239339260 \h </w:instrText>
+          <w:instrText xml:space="preserve"> PAGEREF _Toc239341200 \h </w:instrText>
         </w:r>
         <w:r>
           <w:rPr>
@@ -3046,7 +3046,7 @@
           <w14:ligatures w14:val="standardContextual"/>
         </w:rPr>
       </w:pPr>
-      <w:hyperlink w:anchor="_Toc239339261" w:history="1">
+      <w:hyperlink w:anchor="_Toc239341201" w:history="1">
         <w:r>
           <w:rPr>
             <w:rStyle w:val="Hyperlink"/>
@@ -3073,7 +3073,7 @@
             <w:noProof/>
             <w:webHidden/>
           </w:rPr>
-          <w:instrText xml:space="preserve"> PAGEREF _Toc239339261 \h </w:instrText>
+          <w:instrText xml:space="preserve"> PAGEREF _Toc239341201 \h </w:instrText>
         </w:r>
         <w:r>
           <w:rPr>
@@ -3117,7 +3117,7 @@
           <w14:ligatures w14:val="standardContextual"/>
         </w:rPr>
       </w:pPr>
-      <w:hyperlink w:anchor="_Toc239339262" w:history="1">
+      <w:hyperlink w:anchor="_Toc239341202" w:history="1">
         <w:r>
           <w:rPr>
             <w:rStyle w:val="Hyperlink"/>
@@ -3144,7 +3144,7 @@
             <w:noProof/>
             <w:webHidden/>
           </w:rPr>
-          <w:instrText xml:space="preserve"> PAGEREF _Toc239339262 \h </w:instrText>
+          <w:instrText xml:space="preserve"> PAGEREF _Toc239341202 \h </w:instrText>
         </w:r>
         <w:r>
           <w:rPr>
@@ -3188,7 +3188,7 @@
           <w14:ligatures w14:val="standardContextual"/>
         </w:rPr>
       </w:pPr>
-      <w:hyperlink w:anchor="_Toc239339263" w:history="1">
+      <w:hyperlink w:anchor="_Toc239341203" w:history="1">
         <w:r>
           <w:rPr>
             <w:rStyle w:val="Hyperlink"/>
@@ -3215,7 +3215,7 @@
             <w:noProof/>
             <w:webHidden/>
           </w:rPr>
-          <w:instrText xml:space="preserve"> PAGEREF _Toc239339263 \h </w:instrText>
+          <w:instrText xml:space="preserve"> PAGEREF _Toc239341203 \h </w:instrText>
         </w:r>
         <w:r>
           <w:rPr>
@@ -3259,7 +3259,7 @@
           <w14:ligatures w14:val="standardContextual"/>
         </w:rPr>
       </w:pPr>
-      <w:hyperlink w:anchor="_Toc239339264" w:history="1">
+      <w:hyperlink w:anchor="_Toc239341204" w:history="1">
         <w:r>
           <w:rPr>
             <w:rStyle w:val="Hyperlink"/>
@@ -3286,7 +3286,7 @@
             <w:noProof/>
             <w:webHidden/>
           </w:rPr>
-          <w:instrText xml:space="preserve"> PAGEREF _Toc239339264 \h </w:instrText>
+          <w:instrText xml:space="preserve"> PAGEREF _Toc239341204 \h </w:instrText>
         </w:r>
         <w:r>
           <w:rPr>
@@ -3330,7 +3330,7 @@
           <w14:ligatures w14:val="standardContextual"/>
         </w:rPr>
       </w:pPr>
-      <w:hyperlink w:anchor="_Toc239339265" w:history="1">
+      <w:hyperlink w:anchor="_Toc239341205" w:history="1">
         <w:r>
           <w:rPr>
             <w:rStyle w:val="Hyperlink"/>
@@ -3357,7 +3357,7 @@
             <w:noProof/>
             <w:webHidden/>
           </w:rPr>
-          <w:instrText xml:space="preserve"> PAGEREF _Toc239339265 \h </w:instrText>
+          <w:instrText xml:space="preserve"> PAGEREF _Toc239341205 \h </w:instrText>
         </w:r>
         <w:r>
           <w:rPr>
@@ -3401,7 +3401,7 @@
           <w14:ligatures w14:val="standardContextual"/>
         </w:rPr>
       </w:pPr>
-      <w:hyperlink w:anchor="_Toc239339266" w:history="1">
+      <w:hyperlink w:anchor="_Toc239341206" w:history="1">
         <w:r>
           <w:rPr>
             <w:rStyle w:val="Hyperlink"/>
@@ -3428,7 +3428,7 @@
             <w:noProof/>
             <w:webHidden/>
           </w:rPr>
-          <w:instrText xml:space="preserve"> PAGEREF _Toc239339266 \h </w:instrText>
+          <w:instrText xml:space="preserve"> PAGEREF _Toc239341206 \h </w:instrText>
         </w:r>
         <w:r>
           <w:rPr>
@@ -3472,7 +3472,7 @@
           <w14:ligatures w14:val="standardContextual"/>
         </w:rPr>
       </w:pPr>
-      <w:hyperlink w:anchor="_Toc239339267" w:history="1">
+      <w:hyperlink w:anchor="_Toc239341207" w:history="1">
         <w:r>
           <w:rPr>
             <w:rStyle w:val="Hyperlink"/>
@@ -3499,7 +3499,7 @@
             <w:noProof/>
             <w:webHidden/>
           </w:rPr>
-          <w:instrText xml:space="preserve"> PAGEREF _Toc239339267 \h </w:instrText>
+          <w:instrText xml:space="preserve"> PAGEREF _Toc239341207 \h </w:instrText>
         </w:r>
         <w:r>
           <w:rPr>
@@ -3545,7 +3545,7 @@
         <w:pStyle w:val="Heading1"/>
       </w:pPr>
       <w:bookmarkStart w:id="8" w:name="chương-1-giới-thiệu"/>
-      <w:bookmarkStart w:id="9" w:name="_Toc239339233"/>
+      <w:bookmarkStart w:id="9" w:name="_Toc239341173"/>
       <w:bookmarkEnd w:id="4"/>
       <w:bookmarkEnd w:id="6"/>
       <w:r>
@@ -3570,7 +3570,7 @@
         <w:pStyle w:val="Heading2"/>
       </w:pPr>
       <w:bookmarkStart w:id="10" w:name="X7d99df2d9d0c5141050eb9941026463f4c8ea2b"/>
-      <w:bookmarkStart w:id="11" w:name="_Toc239339234"/>
+      <w:bookmarkStart w:id="11" w:name="_Toc239341174"/>
       <w:r>
         <w:t>1.1. Đ</w:t>
       </w:r>
@@ -5420,7 +5420,7 @@
         <w:pStyle w:val="Heading2"/>
       </w:pPr>
       <w:bookmarkStart w:id="12" w:name="X60021b7b958505251ec70bd32e2bac9f8a0361c"/>
-      <w:bookmarkStart w:id="13" w:name="_Toc239339235"/>
+      <w:bookmarkStart w:id="13" w:name="_Toc239341175"/>
       <w:bookmarkEnd w:id="10"/>
       <w:r>
         <w:t>1.2. M</w:t>
@@ -7366,7 +7366,7 @@
         <w:pStyle w:val="Heading2"/>
       </w:pPr>
       <w:bookmarkStart w:id="17" w:name="X03724c88a1b7da9b434cf0a8db5356690a4bb71"/>
-      <w:bookmarkStart w:id="18" w:name="_Toc239339236"/>
+      <w:bookmarkStart w:id="18" w:name="_Toc239341176"/>
       <w:bookmarkEnd w:id="12"/>
       <w:bookmarkEnd w:id="16"/>
       <w:r>
@@ -9171,7 +9171,7 @@
         <w:pStyle w:val="Heading1"/>
       </w:pPr>
       <w:bookmarkStart w:id="20" w:name="chương-2-cơ-sở-lý-thuyết"/>
-      <w:bookmarkStart w:id="21" w:name="_Toc239339237"/>
+      <w:bookmarkStart w:id="21" w:name="_Toc239341177"/>
       <w:bookmarkEnd w:id="8"/>
       <w:bookmarkEnd w:id="17"/>
       <w:r>
@@ -9468,7 +9468,7 @@
         <w:pStyle w:val="Heading2"/>
       </w:pPr>
       <w:bookmarkStart w:id="22" w:name="X2256001523e16d112c59df938522f140b8b988e"/>
-      <w:bookmarkStart w:id="23" w:name="_Toc239339238"/>
+      <w:bookmarkStart w:id="23" w:name="_Toc239341178"/>
       <w:r>
         <w:t>2.1. Quy chu</w:t>
       </w:r>
@@ -14147,7 +14147,7 @@
         <w:pStyle w:val="Heading2"/>
       </w:pPr>
       <w:bookmarkStart w:id="30" w:name="Xb21b4f0690a73e92e2a35192cb39315a0956521"/>
-      <w:bookmarkStart w:id="31" w:name="_Toc239339239"/>
+      <w:bookmarkStart w:id="31" w:name="_Toc239341179"/>
       <w:bookmarkEnd w:id="22"/>
       <w:bookmarkEnd w:id="28"/>
       <w:r>
@@ -19387,7 +19387,7 @@
         <w:pStyle w:val="Heading2"/>
       </w:pPr>
       <w:bookmarkStart w:id="38" w:name="X8ff52f1334e3f0e382caf7ffa1b7096a981291c"/>
-      <w:bookmarkStart w:id="39" w:name="_Toc239339240"/>
+      <w:bookmarkStart w:id="39" w:name="_Toc239341180"/>
       <w:bookmarkEnd w:id="30"/>
       <w:bookmarkEnd w:id="37"/>
       <w:r>
@@ -19666,7 +19666,7 @@
           <w:noProof/>
         </w:rPr>
         <w:drawing>
-          <wp:inline distT="0" distB="0" distL="0" distR="0" wp14:anchorId="05B49ED3" wp14:editId="7D3DBB0C">
+          <wp:inline distT="0" distB="0" distL="0" distR="0" wp14:anchorId="100AD908" wp14:editId="0B34B28B">
             <wp:extent cx="5334000" cy="1435553"/>
             <wp:effectExtent l="0" t="0" r="0" b="0"/>
             <wp:docPr id="37" name="Picture"/>
@@ -21128,7 +21128,7 @@
         <w:pStyle w:val="Heading2"/>
       </w:pPr>
       <w:bookmarkStart w:id="43" w:name="X1a77f36e16d4ad267b00eabe7cf793e1dbe08e9"/>
-      <w:bookmarkStart w:id="44" w:name="_Toc239339241"/>
+      <w:bookmarkStart w:id="44" w:name="_Toc239341181"/>
       <w:bookmarkEnd w:id="38"/>
       <w:bookmarkEnd w:id="42"/>
       <w:r>
@@ -22298,7 +22298,7 @@
           <w:noProof/>
         </w:rPr>
         <w:drawing>
-          <wp:inline distT="0" distB="0" distL="0" distR="0" wp14:anchorId="443DB69E" wp14:editId="0E939D99">
+          <wp:inline distT="0" distB="0" distL="0" distR="0" wp14:anchorId="7FB23F88" wp14:editId="743C37B8">
             <wp:extent cx="5334000" cy="2884362"/>
             <wp:effectExtent l="0" t="0" r="0" b="0"/>
             <wp:docPr id="44" name="Picture"/>
@@ -22564,7 +22564,7 @@
           <w:noProof/>
         </w:rPr>
         <w:drawing>
-          <wp:inline distT="0" distB="0" distL="0" distR="0" wp14:anchorId="5011B406" wp14:editId="523421EC">
+          <wp:inline distT="0" distB="0" distL="0" distR="0" wp14:anchorId="45327CAA" wp14:editId="3CE5521C">
             <wp:extent cx="5334000" cy="632732"/>
             <wp:effectExtent l="0" t="0" r="0" b="0"/>
             <wp:docPr id="49" name="Picture"/>
@@ -24467,7 +24467,7 @@
         <w:pStyle w:val="Heading1"/>
       </w:pPr>
       <w:bookmarkStart w:id="50" w:name="chương-3-thiết-kế-và-cài-đặt"/>
-      <w:bookmarkStart w:id="51" w:name="_Toc239339242"/>
+      <w:bookmarkStart w:id="51" w:name="_Toc239341182"/>
       <w:bookmarkEnd w:id="20"/>
       <w:bookmarkEnd w:id="43"/>
       <w:bookmarkEnd w:id="49"/>
@@ -24499,7 +24499,7 @@
         <w:pStyle w:val="Heading2"/>
       </w:pPr>
       <w:bookmarkStart w:id="52" w:name="X21a22cc9b66dca004f2960f37df13c53a04e97b"/>
-      <w:bookmarkStart w:id="53" w:name="_Toc239339243"/>
+      <w:bookmarkStart w:id="53" w:name="_Toc239341183"/>
       <w:r>
         <w:t>3.1. Ki</w:t>
       </w:r>
@@ -24591,7 +24591,7 @@
           <w:noProof/>
         </w:rPr>
         <w:drawing>
-          <wp:inline distT="0" distB="0" distL="0" distR="0" wp14:anchorId="3506291C" wp14:editId="4863F0DC">
+          <wp:inline distT="0" distB="0" distL="0" distR="0" wp14:anchorId="448BD988" wp14:editId="44251CAF">
             <wp:extent cx="5334000" cy="401410"/>
             <wp:effectExtent l="0" t="0" r="0" b="0"/>
             <wp:docPr id="57" name="Picture"/>
@@ -26260,7 +26260,7 @@
         <w:pStyle w:val="Heading2"/>
       </w:pPr>
       <w:bookmarkStart w:id="55" w:name="X1f307d8f8c73bce8db8683c986faea6c8ea66a3"/>
-      <w:bookmarkStart w:id="56" w:name="_Toc239339244"/>
+      <w:bookmarkStart w:id="56" w:name="_Toc239341184"/>
       <w:bookmarkEnd w:id="52"/>
       <w:r>
         <w:t>3.2. Xây d</w:t>
@@ -26327,7 +26327,7 @@
           <w:noProof/>
         </w:rPr>
         <w:drawing>
-          <wp:inline distT="0" distB="0" distL="0" distR="0" wp14:anchorId="3D1C1205" wp14:editId="78EC2B72">
+          <wp:inline distT="0" distB="0" distL="0" distR="0" wp14:anchorId="5ECA3D17" wp14:editId="0F967B31">
             <wp:extent cx="5334000" cy="802821"/>
             <wp:effectExtent l="0" t="0" r="0" b="0"/>
             <wp:docPr id="62" name="Picture"/>
@@ -30439,7 +30439,7 @@
         <w:pStyle w:val="Heading2"/>
       </w:pPr>
       <w:bookmarkStart w:id="62" w:name="X6a397cb1739f1ec0a8c9714808f79a5ce1fbf6f"/>
-      <w:bookmarkStart w:id="63" w:name="_Toc239339245"/>
+      <w:bookmarkStart w:id="63" w:name="_Toc239341185"/>
       <w:bookmarkEnd w:id="55"/>
       <w:bookmarkEnd w:id="61"/>
       <w:r>
@@ -32005,7 +32005,7 @@
         <w:pStyle w:val="Heading2"/>
       </w:pPr>
       <w:bookmarkStart w:id="65" w:name="X9c2c9b365086d10c999a46e4942f14d73b6baa5"/>
-      <w:bookmarkStart w:id="66" w:name="_Toc239339246"/>
+      <w:bookmarkStart w:id="66" w:name="_Toc239341186"/>
       <w:bookmarkEnd w:id="62"/>
       <w:r>
         <w:t>3.4. Kh</w:t>
@@ -32789,7 +32789,7 @@
           <w:noProof/>
         </w:rPr>
         <w:drawing>
-          <wp:inline distT="0" distB="0" distL="0" distR="0" wp14:anchorId="174BA842" wp14:editId="4C82988F">
+          <wp:inline distT="0" distB="0" distL="0" distR="0" wp14:anchorId="1B00C67E" wp14:editId="07CB9263">
             <wp:extent cx="5334000" cy="8969712"/>
             <wp:effectExtent l="0" t="0" r="0" b="0"/>
             <wp:docPr id="73" name="Picture"/>
@@ -38738,7 +38738,7 @@
         <w:pStyle w:val="Heading2"/>
       </w:pPr>
       <w:bookmarkStart w:id="75" w:name="Xb17945b5d9374e5087c2c96ace1685ff00e2e22"/>
-      <w:bookmarkStart w:id="76" w:name="_Toc239339247"/>
+      <w:bookmarkStart w:id="76" w:name="_Toc239341187"/>
       <w:bookmarkEnd w:id="65"/>
       <w:bookmarkEnd w:id="74"/>
       <w:r>
@@ -40108,7 +40108,7 @@
         <w:pStyle w:val="Heading2"/>
       </w:pPr>
       <w:bookmarkStart w:id="77" w:name="Xfad7df3f963ac0b8ebfe8cf87d7c64fa075f760"/>
-      <w:bookmarkStart w:id="78" w:name="_Toc239339248"/>
+      <w:bookmarkStart w:id="78" w:name="_Toc239341188"/>
       <w:bookmarkEnd w:id="75"/>
       <w:r>
         <w:t>3.6. B</w:t>
@@ -40154,7 +40154,7 @@
           <w:noProof/>
         </w:rPr>
         <w:drawing>
-          <wp:inline distT="0" distB="0" distL="0" distR="0" wp14:anchorId="492382B6" wp14:editId="725A5502">
+          <wp:inline distT="0" distB="0" distL="0" distR="0" wp14:anchorId="27BBA5CD" wp14:editId="64D46809">
             <wp:extent cx="5334000" cy="1217839"/>
             <wp:effectExtent l="0" t="0" r="0" b="0"/>
             <wp:docPr id="86" name="Picture"/>
@@ -42935,7 +42935,7 @@
         <w:pStyle w:val="Heading2"/>
       </w:pPr>
       <w:bookmarkStart w:id="80" w:name="X9b5467225f237e4ee44d60f7d236cbdfdaa1e07"/>
-      <w:bookmarkStart w:id="81" w:name="_Toc239339249"/>
+      <w:bookmarkStart w:id="81" w:name="_Toc239341189"/>
       <w:bookmarkEnd w:id="77"/>
       <w:r>
         <w:t xml:space="preserve">3.7. </w:t>
@@ -43055,7 +43055,7 @@
           <w:noProof/>
         </w:rPr>
         <w:drawing>
-          <wp:inline distT="0" distB="0" distL="0" distR="0" wp14:anchorId="0E7C2637" wp14:editId="4BD2C274">
+          <wp:inline distT="0" distB="0" distL="0" distR="0" wp14:anchorId="43A814CF" wp14:editId="2233267D">
             <wp:extent cx="5334000" cy="5953125"/>
             <wp:effectExtent l="0" t="0" r="0" b="0"/>
             <wp:docPr id="91" name="Picture"/>
@@ -43324,7 +43324,13 @@
         <w:t>n web React</w:t>
       </w:r>
       <w:r>
-        <w:t xml:space="preserve"> ba trang (nh</w:t>
+        <w:t xml:space="preserve"> b</w:t>
+      </w:r>
+      <w:r>
+        <w:t>ố</w:t>
+      </w:r>
+      <w:r>
+        <w:t>n trang (nh</w:t>
       </w:r>
       <w:r>
         <w:t>ậ</w:t>
@@ -43354,7 +43360,19 @@
         <w:t>ạ</w:t>
       </w:r>
       <w:r>
-        <w:t>ng video, tra c</w:t>
+        <w:t>ng video, quét webcam tr</w:t>
+      </w:r>
+      <w:r>
+        <w:t>ự</w:t>
+      </w:r>
+      <w:r>
+        <w:t>c ti</w:t>
+      </w:r>
+      <w:r>
+        <w:t>ế</w:t>
+      </w:r>
+      <w:r>
+        <w:t>p, tra c</w:t>
       </w:r>
       <w:r>
         <w:t>ứ</w:t>
@@ -44165,7 +44183,7 @@
         <w:pStyle w:val="Heading1"/>
       </w:pPr>
       <w:bookmarkStart w:id="83" w:name="chương-4-thực-nghiệm-và-đánh-giá"/>
-      <w:bookmarkStart w:id="84" w:name="_Toc239339250"/>
+      <w:bookmarkStart w:id="84" w:name="_Toc239341190"/>
       <w:bookmarkEnd w:id="50"/>
       <w:bookmarkEnd w:id="80"/>
       <w:r>
@@ -44190,7 +44208,7 @@
         <w:pStyle w:val="Heading2"/>
       </w:pPr>
       <w:bookmarkStart w:id="85" w:name="X43cb4672f728ce1df4f211c1d18360135f0c40b"/>
-      <w:bookmarkStart w:id="86" w:name="_Toc239339251"/>
+      <w:bookmarkStart w:id="86" w:name="_Toc239341191"/>
       <w:r>
         <w:t>4.1. Môi trư</w:t>
       </w:r>
@@ -44522,7 +44540,10 @@
         <w:t xml:space="preserve"> chính xác</w:t>
       </w:r>
       <w:r>
-        <w:t xml:space="preserve"> không ph</w:t>
+        <w:t xml:space="preserve"> </w:t>
+      </w:r>
+      <w:r>
+        <w:t>không ph</w:t>
       </w:r>
       <w:r>
         <w:t>ụ</w:t>
@@ -44683,10 +44704,7 @@
         <w:t>c</w:t>
       </w:r>
       <w:r>
-        <w:t xml:space="preserve"> </w:t>
-      </w:r>
-      <w:r>
-        <w:t>m</w:t>
+        <w:t xml:space="preserve"> m</w:t>
       </w:r>
       <w:r>
         <w:t>ọ</w:t>
@@ -44931,7 +44949,10 @@
         <w:t xml:space="preserve"> khác nhau.</w:t>
       </w:r>
       <w:r>
-        <w:t xml:space="preserve"> Ch</w:t>
+        <w:t xml:space="preserve"> </w:t>
+      </w:r>
+      <w:r>
+        <w:t>Ch</w:t>
       </w:r>
       <w:r>
         <w:t>ỉ</w:t>
@@ -45789,7 +45810,10 @@
               <w:t>sau</w:t>
             </w:r>
             <w:r>
-              <w:t xml:space="preserve"> h</w:t>
+              <w:t xml:space="preserve"> </w:t>
+            </w:r>
+            <w:r>
+              <w:t>h</w:t>
             </w:r>
             <w:r>
               <w:t>ậ</w:t>
@@ -45812,7 +45836,7 @@
         <w:pStyle w:val="Heading2"/>
       </w:pPr>
       <w:bookmarkStart w:id="87" w:name="Xe48430b60e6d2b1022368eb4316c1fe9f53411f"/>
-      <w:bookmarkStart w:id="88" w:name="_Toc239339252"/>
+      <w:bookmarkStart w:id="88" w:name="_Toc239341192"/>
       <w:bookmarkEnd w:id="85"/>
       <w:r>
         <w:t>4.2. K</w:t>
@@ -48017,10 +48041,7 @@
         <w:t>nh</w:t>
       </w:r>
       <w:r>
-        <w:t xml:space="preserve"> </w:t>
-      </w:r>
-      <w:r>
-        <w:t>— vư</w:t>
+        <w:t xml:space="preserve"> — vư</w:t>
       </w:r>
       <w:r>
         <w:t>ợ</w:t>
@@ -49347,7 +49368,7 @@
         <w:pStyle w:val="Heading2"/>
       </w:pPr>
       <w:bookmarkStart w:id="95" w:name="X09b724f0b907c7f652c2569c27ef1d5728c277c"/>
-      <w:bookmarkStart w:id="96" w:name="_Toc239339253"/>
+      <w:bookmarkStart w:id="96" w:name="_Toc239341193"/>
       <w:bookmarkEnd w:id="87"/>
       <w:bookmarkEnd w:id="93"/>
       <w:r>
@@ -51619,7 +51640,7 @@
           <w:noProof/>
         </w:rPr>
         <w:drawing>
-          <wp:inline distT="0" distB="0" distL="0" distR="0" wp14:anchorId="6F7AB800" wp14:editId="51F1CC5D">
+          <wp:inline distT="0" distB="0" distL="0" distR="0" wp14:anchorId="1F58425C" wp14:editId="17F678B3">
             <wp:extent cx="5334000" cy="2883855"/>
             <wp:effectExtent l="0" t="0" r="0" b="0"/>
             <wp:docPr id="108" name="Picture"/>
@@ -56642,7 +56663,7 @@
         <w:pStyle w:val="Heading2"/>
       </w:pPr>
       <w:bookmarkStart w:id="106" w:name="X0c205a3fd5474e5e1d380a3735df7543f97f059"/>
-      <w:bookmarkStart w:id="107" w:name="_Toc239339254"/>
+      <w:bookmarkStart w:id="107" w:name="_Toc239341194"/>
       <w:bookmarkEnd w:id="95"/>
       <w:bookmarkEnd w:id="104"/>
       <w:r>
@@ -59650,7 +59671,7 @@
         <w:pStyle w:val="Heading2"/>
       </w:pPr>
       <w:bookmarkStart w:id="113" w:name="X8f4b2c0e55e8764a0677cdfa39e96dbe6822859"/>
-      <w:bookmarkStart w:id="114" w:name="_Toc239339255"/>
+      <w:bookmarkStart w:id="114" w:name="_Toc239341195"/>
       <w:bookmarkEnd w:id="106"/>
       <w:bookmarkEnd w:id="112"/>
       <w:r>
@@ -62808,7 +62829,7 @@
         <w:pStyle w:val="Heading2"/>
       </w:pPr>
       <w:bookmarkStart w:id="120" w:name="X7468ed9f095dd0192ebc5de940dc44b5cd3e099"/>
-      <w:bookmarkStart w:id="121" w:name="_Toc239339256"/>
+      <w:bookmarkStart w:id="121" w:name="_Toc239341196"/>
       <w:bookmarkEnd w:id="113"/>
       <w:bookmarkEnd w:id="118"/>
       <w:r>
@@ -64666,7 +64687,7 @@
           <w:noProof/>
         </w:rPr>
         <w:drawing>
-          <wp:inline distT="0" distB="0" distL="0" distR="0" wp14:anchorId="4439E912" wp14:editId="7CAF36D8">
+          <wp:inline distT="0" distB="0" distL="0" distR="0" wp14:anchorId="6581241F" wp14:editId="2653A2D6">
             <wp:extent cx="5334000" cy="3317670"/>
             <wp:effectExtent l="0" t="0" r="0" b="0"/>
             <wp:docPr id="131" name="Picture"/>
@@ -65398,7 +65419,7 @@
         <w:pStyle w:val="Heading2"/>
       </w:pPr>
       <w:bookmarkStart w:id="124" w:name="X88e1c26a6581f7bd1dbdb2c85ae6116c5ba8393"/>
-      <w:bookmarkStart w:id="125" w:name="_Toc239339257"/>
+      <w:bookmarkStart w:id="125" w:name="_Toc239341197"/>
       <w:bookmarkEnd w:id="120"/>
       <w:r>
         <w:t>4.7. Các y</w:t>
@@ -67253,7 +67274,7 @@
         <w:pStyle w:val="Heading1"/>
       </w:pPr>
       <w:bookmarkStart w:id="127" w:name="chương-5-kết-luận-và-hướng-phát-triển"/>
-      <w:bookmarkStart w:id="128" w:name="_Toc239339258"/>
+      <w:bookmarkStart w:id="128" w:name="_Toc239341198"/>
       <w:bookmarkEnd w:id="83"/>
       <w:bookmarkEnd w:id="124"/>
       <w:r>
@@ -67290,7 +67311,7 @@
         <w:pStyle w:val="Heading2"/>
       </w:pPr>
       <w:bookmarkStart w:id="129" w:name="Xcefa088882d41b38c21b7b5b44c738cb5564fbb"/>
-      <w:bookmarkStart w:id="130" w:name="_Toc239339259"/>
+      <w:bookmarkStart w:id="130" w:name="_Toc239341199"/>
       <w:r>
         <w:t>5.1. K</w:t>
       </w:r>
@@ -68791,7 +68812,7 @@
         <w:pStyle w:val="Heading2"/>
       </w:pPr>
       <w:bookmarkStart w:id="132" w:name="Xe79f58ab8ce7b6f148c68a374118dd9eaec1a1c"/>
-      <w:bookmarkStart w:id="133" w:name="_Toc239339260"/>
+      <w:bookmarkStart w:id="133" w:name="_Toc239341200"/>
       <w:bookmarkEnd w:id="129"/>
       <w:r>
         <w:t>5.2. H</w:t>
@@ -70005,7 +70026,7 @@
         <w:pStyle w:val="Heading2"/>
       </w:pPr>
       <w:bookmarkStart w:id="135" w:name="X66db71c9020c40cf46e490c5c37ad244e2b7594"/>
-      <w:bookmarkStart w:id="136" w:name="_Toc239339261"/>
+      <w:bookmarkStart w:id="136" w:name="_Toc239341201"/>
       <w:bookmarkEnd w:id="132"/>
       <w:r>
         <w:t>5.3. Hư</w:t>
@@ -71596,7 +71617,7 @@
         <w:pStyle w:val="Heading2"/>
       </w:pPr>
       <w:bookmarkStart w:id="138" w:name="Xe5a2fe3dfcd4681648271b7ddc344b106e48b3b"/>
-      <w:bookmarkStart w:id="139" w:name="_Toc239339262"/>
+      <w:bookmarkStart w:id="139" w:name="_Toc239341202"/>
       <w:bookmarkEnd w:id="135"/>
       <w:r>
         <w:t>5.4. K</w:t>
@@ -72519,7 +72540,7 @@
         <w:pStyle w:val="Heading1"/>
       </w:pPr>
       <w:bookmarkStart w:id="140" w:name="tài-liệu-tham-khảo"/>
-      <w:bookmarkStart w:id="141" w:name="_Toc239339263"/>
+      <w:bookmarkStart w:id="141" w:name="_Toc239341203"/>
       <w:bookmarkEnd w:id="127"/>
       <w:bookmarkEnd w:id="138"/>
       <w:r>
@@ -73475,7 +73496,7 @@
         <w:pStyle w:val="Heading1"/>
       </w:pPr>
       <w:bookmarkStart w:id="142" w:name="phụ-lục"/>
-      <w:bookmarkStart w:id="143" w:name="_Toc239339264"/>
+      <w:bookmarkStart w:id="143" w:name="_Toc239341204"/>
       <w:bookmarkEnd w:id="140"/>
       <w:r>
         <w:t>PH</w:t>
@@ -73499,7 +73520,7 @@
         <w:pStyle w:val="Heading2"/>
       </w:pPr>
       <w:bookmarkStart w:id="144" w:name="phụ-lục-a-cấu-hình-và-siêu-tham-số"/>
-      <w:bookmarkStart w:id="145" w:name="_Toc239339265"/>
+      <w:bookmarkStart w:id="145" w:name="_Toc239341205"/>
       <w:r>
         <w:t>Ph</w:t>
       </w:r>
@@ -75719,7 +75740,7 @@
         <w:pStyle w:val="Heading2"/>
       </w:pPr>
       <w:bookmarkStart w:id="149" w:name="phụ-lục-b-hướng-dẫn-cài-đặt-và-chạy"/>
-      <w:bookmarkStart w:id="150" w:name="_Toc239339266"/>
+      <w:bookmarkStart w:id="150" w:name="_Toc239341206"/>
       <w:bookmarkEnd w:id="144"/>
       <w:bookmarkEnd w:id="148"/>
       <w:r>
@@ -77393,7 +77414,7 @@
         <w:pStyle w:val="Heading2"/>
       </w:pPr>
       <w:bookmarkStart w:id="155" w:name="phụ-lục-c-phân-công-công-việc"/>
-      <w:bookmarkStart w:id="156" w:name="_Toc239339267"/>
+      <w:bookmarkStart w:id="156" w:name="_Toc239341207"/>
       <w:bookmarkEnd w:id="149"/>
       <w:bookmarkEnd w:id="154"/>
       <w:r>
@@ -78172,7 +78193,7 @@
   <w:abstractNum w:abstractNumId="0" w15:restartNumberingAfterBreak="0">
     <w:nsid w:val="0000A990"/>
     <w:multiLevelType w:val="multilevel"/>
-    <w:tmpl w:val="B1545256"/>
+    <w:tmpl w:val="F7C035F8"/>
     <w:lvl w:ilvl="0">
       <w:numFmt w:val="bullet"/>
       <w:lvlText w:val=" "/>
@@ -78249,7 +78270,7 @@
   <w:abstractNum w:abstractNumId="1" w15:restartNumberingAfterBreak="0">
     <w:nsid w:val="0000A991"/>
     <w:multiLevelType w:val="multilevel"/>
-    <w:tmpl w:val="69CAC8BC"/>
+    <w:tmpl w:val="8DE4F246"/>
     <w:lvl w:ilvl="0">
       <w:numFmt w:val="bullet"/>
       <w:lvlText w:val=""/>
@@ -78353,7 +78374,7 @@
   <w:abstractNum w:abstractNumId="2" w15:restartNumberingAfterBreak="0">
     <w:nsid w:val="00A99411"/>
     <w:multiLevelType w:val="multilevel"/>
-    <w:tmpl w:val="4078B742"/>
+    <w:tmpl w:val="C4E2988A"/>
     <w:lvl w:ilvl="0">
       <w:start w:val="1"/>
       <w:numFmt w:val="decimal"/>
@@ -78436,10 +78457,10 @@
       </w:pPr>
     </w:lvl>
   </w:abstractNum>
-  <w:num w:numId="1" w16cid:durableId="1262177761">
+  <w:num w:numId="1" w16cid:durableId="1006981140">
     <w:abstractNumId w:val="0"/>
   </w:num>
-  <w:num w:numId="2" w16cid:durableId="1905068047">
+  <w:num w:numId="2" w16cid:durableId="1071076506">
     <w:abstractNumId w:val="2"/>
     <w:lvlOverride w:ilvl="0">
       <w:startOverride w:val="1"/>
@@ -78469,22 +78490,22 @@
       <w:startOverride w:val="1"/>
     </w:lvlOverride>
   </w:num>
-  <w:num w:numId="3" w16cid:durableId="1168250144">
+  <w:num w:numId="3" w16cid:durableId="1638991106">
     <w:abstractNumId w:val="1"/>
   </w:num>
-  <w:num w:numId="4" w16cid:durableId="656542802">
+  <w:num w:numId="4" w16cid:durableId="1001353639">
     <w:abstractNumId w:val="1"/>
   </w:num>
-  <w:num w:numId="5" w16cid:durableId="1103376608">
+  <w:num w:numId="5" w16cid:durableId="1079594036">
     <w:abstractNumId w:val="1"/>
   </w:num>
-  <w:num w:numId="6" w16cid:durableId="1056122415">
+  <w:num w:numId="6" w16cid:durableId="372078496">
     <w:abstractNumId w:val="1"/>
   </w:num>
-  <w:num w:numId="7" w16cid:durableId="1958414272">
+  <w:num w:numId="7" w16cid:durableId="351299405">
     <w:abstractNumId w:val="1"/>
   </w:num>
-  <w:num w:numId="8" w16cid:durableId="1942108696">
+  <w:num w:numId="8" w16cid:durableId="537396816">
     <w:abstractNumId w:val="2"/>
     <w:lvlOverride w:ilvl="0">
       <w:startOverride w:val="1"/>
@@ -78514,7 +78535,7 @@
       <w:startOverride w:val="1"/>
     </w:lvlOverride>
   </w:num>
-  <w:num w:numId="9" w16cid:durableId="58016883">
+  <w:num w:numId="9" w16cid:durableId="134639193">
     <w:abstractNumId w:val="1"/>
   </w:num>
 </w:numbering>
@@ -79751,7 +79772,7 @@
     <w:next w:val="Normal"/>
     <w:autoRedefine/>
     <w:uiPriority w:val="39"/>
-    <w:rsid w:val="001C2A55"/>
+    <w:rsid w:val="0076035D"/>
     <w:pPr>
       <w:spacing w:after="100"/>
     </w:pPr>
@@ -79762,7 +79783,7 @@
     <w:next w:val="Normal"/>
     <w:autoRedefine/>
     <w:uiPriority w:val="39"/>
-    <w:rsid w:val="001C2A55"/>
+    <w:rsid w:val="0076035D"/>
     <w:pPr>
       <w:spacing w:after="100"/>
       <w:ind w:left="240"/>
